--- a/EXPORTS/DOCX/published/niveau3/Dutch/JustinusNassau.docx
+++ b/EXPORTS/DOCX/published/niveau3/Dutch/JustinusNassau.docx
@@ -165,7 +165,7 @@
           <w:rFonts w:ascii="Charis SIL Regular" w:hAnsi="Charis SIL Regular" w:eastAsia="Charis SIL Regular"/>
           <w:b w:val="0"/>
           <w:i w:val="0"/>
-          <w:color w:val="0066CC"/>
+          <w:color w:val="0000FF"/>
           <w:sz w:val="24"/>
           <w:u w:val="single"/>
         </w:rPr>
@@ -183,7 +183,7 @@
           <w:rFonts w:ascii="Charis SIL Regular" w:hAnsi="Charis SIL Regular" w:eastAsia="Charis SIL Regular"/>
           <w:b w:val="0"/>
           <w:i w:val="0"/>
-          <w:color w:val="0066CC"/>
+          <w:color w:val="0000FF"/>
           <w:sz w:val="24"/>
           <w:u w:val="single"/>
         </w:rPr>
@@ -194,7 +194,7 @@
           <w:rFonts w:ascii="Charis SIL Regular" w:hAnsi="Charis SIL Regular" w:eastAsia="Charis SIL Regular"/>
           <w:b w:val="0"/>
           <w:i w:val="0"/>
-          <w:color w:val="0066CC"/>
+          <w:color w:val="0000FF"/>
           <w:sz w:val="24"/>
           <w:u w:val="single"/>
         </w:rPr>
@@ -212,7 +212,7 @@
           <w:rFonts w:ascii="Charis SIL Regular" w:hAnsi="Charis SIL Regular" w:eastAsia="Charis SIL Regular"/>
           <w:b w:val="0"/>
           <w:i w:val="0"/>
-          <w:color w:val="0066CC"/>
+          <w:color w:val="0000FF"/>
           <w:sz w:val="24"/>
           <w:u w:val="single"/>
         </w:rPr>
@@ -230,7 +230,7 @@
           <w:rFonts w:ascii="Charis SIL Regular" w:hAnsi="Charis SIL Regular" w:eastAsia="Charis SIL Regular"/>
           <w:b w:val="0"/>
           <w:i w:val="0"/>
-          <w:color w:val="0066CC"/>
+          <w:color w:val="0000FF"/>
           <w:sz w:val="24"/>
           <w:u w:val="single"/>
         </w:rPr>
@@ -255,7 +255,7 @@
       </w:r>
       <w:r>
         <w:rPr>
-          <w:u w:val="single" w:color="0066cc"/>
+          <w:u w:val="single" w:color="0000ff"/>
           <w:rFonts w:ascii="Charis SIL Regular" w:hAnsi="Charis SIL Regular" w:eastAsia="Charis SIL Regular"/>
           <w:b w:val="0"/>
           <w:i w:val="0"/>
@@ -273,7 +273,7 @@
       </w:r>
       <w:r>
         <w:rPr>
-          <w:u w:val="single" w:color="0066cc"/>
+          <w:u w:val="single" w:color="0000ff"/>
           <w:rFonts w:ascii="Charis SIL Regular" w:hAnsi="Charis SIL Regular" w:eastAsia="Charis SIL Regular"/>
           <w:b w:val="0"/>
           <w:i w:val="0"/>
@@ -291,7 +291,7 @@
       </w:r>
       <w:r>
         <w:rPr>
-          <w:u w:val="single" w:color="0066cc"/>
+          <w:u w:val="single" w:color="0000ff"/>
           <w:rFonts w:ascii="Charis SIL Regular" w:hAnsi="Charis SIL Regular" w:eastAsia="Charis SIL Regular"/>
           <w:b w:val="0"/>
           <w:i w:val="0"/>
@@ -305,72 +305,17 @@
           <w:rFonts w:ascii="Charis SIL Regular" w:hAnsi="Charis SIL Regular" w:eastAsia="Charis SIL Regular"/>
           <w:b w:val="0"/>
           <w:i w:val="0"/>
-          <w:color w:val="0066CC"/>
-          <w:sz w:val="24"/>
-          <w:u w:val="single"/>
-        </w:rPr>
-        <w:hyperlink r:id="rId9" w:history="1">
-          <w:r>
-            <w:rPr>
-              <w:rStyle w:val="Hyperlink"/>
-            </w:rPr>
-            <w:t>Koninklijke</w:t>
-          </w:r>
-        </w:hyperlink>
+          <w:color w:val="0000FF"/>
+          <w:sz w:val="24"/>
+        </w:rPr>
+        <w:t xml:space="preserve">Koninklijke Militaire </w:t>
       </w:r>
       <w:r>
         <w:rPr>
           <w:rFonts w:ascii="Charis SIL Regular" w:hAnsi="Charis SIL Regular" w:eastAsia="Charis SIL Regular"/>
           <w:b w:val="0"/>
           <w:i w:val="0"/>
-          <w:color w:val="0066CC"/>
-          <w:sz w:val="24"/>
-          <w:u w:val="single"/>
-        </w:rPr>
-        <w:t xml:space="preserve"> </w:t>
-      </w:r>
-      <w:r>
-        <w:rPr>
-          <w:rFonts w:ascii="Charis SIL Regular" w:hAnsi="Charis SIL Regular" w:eastAsia="Charis SIL Regular"/>
-          <w:b w:val="0"/>
-          <w:i w:val="0"/>
-          <w:color w:val="0066CC"/>
-          <w:sz w:val="24"/>
-          <w:u w:val="single"/>
-        </w:rPr>
-        <w:hyperlink r:id="rId9" w:history="1">
-          <w:r>
-            <w:rPr>
-              <w:rStyle w:val="Hyperlink"/>
-            </w:rPr>
-            <w:t>M</w:t>
-          </w:r>
-        </w:hyperlink>
-      </w:r>
-      <w:r>
-        <w:rPr>
-          <w:rFonts w:ascii="Charis SIL Regular" w:hAnsi="Charis SIL Regular" w:eastAsia="Charis SIL Regular"/>
-          <w:b w:val="0"/>
-          <w:i w:val="0"/>
-          <w:color w:val="0066CC"/>
-          <w:sz w:val="24"/>
-          <w:u w:val="single"/>
-        </w:rPr>
-        <w:hyperlink r:id="rId9" w:history="1">
-          <w:r>
-            <w:rPr>
-              <w:rStyle w:val="Hyperlink"/>
-            </w:rPr>
-            <w:t xml:space="preserve">ilitaire </w:t>
-          </w:r>
-        </w:hyperlink>
-      </w:r>
-      <w:r>
-        <w:rPr>
-          <w:rFonts w:ascii="Charis SIL Regular" w:hAnsi="Charis SIL Regular" w:eastAsia="Charis SIL Regular"/>
-          <w:b w:val="0"/>
-          <w:i w:val="0"/>
-          <w:color w:val="0066CC"/>
+          <w:color w:val="0000FF"/>
           <w:sz w:val="24"/>
           <w:u w:val="single"/>
         </w:rPr>
@@ -388,7 +333,7 @@
           <w:rFonts w:ascii="Charis SIL Regular" w:hAnsi="Charis SIL Regular" w:eastAsia="Charis SIL Regular"/>
           <w:b w:val="0"/>
           <w:i w:val="0"/>
-          <w:color w:val="0066CC"/>
+          <w:color w:val="0000FF"/>
           <w:sz w:val="24"/>
           <w:u w:val="single"/>
         </w:rPr>
@@ -406,7 +351,7 @@
           <w:rFonts w:ascii="Charis SIL Regular" w:hAnsi="Charis SIL Regular" w:eastAsia="Charis SIL Regular"/>
           <w:b w:val="0"/>
           <w:i w:val="0"/>
-          <w:color w:val="0066CC"/>
+          <w:color w:val="0000FF"/>
           <w:sz w:val="24"/>
           <w:u w:val="single"/>
         </w:rPr>
@@ -431,7 +376,6 @@
       </w:r>
       <w:r>
         <w:rPr>
-          <w:u w:val="single" w:color="0066cc"/>
           <w:rFonts w:ascii="Charis SIL Regular" w:hAnsi="Charis SIL Regular" w:eastAsia="Charis SIL Regular"/>
           <w:b w:val="0"/>
           <w:i w:val="0"/>
@@ -449,7 +393,6 @@
       </w:r>
       <w:r>
         <w:rPr>
-          <w:u w:val="single" w:color="0066cc"/>
           <w:rFonts w:ascii="Charis SIL Regular" w:hAnsi="Charis SIL Regular" w:eastAsia="Charis SIL Regular"/>
           <w:b w:val="0"/>
           <w:i w:val="0"/>
@@ -467,7 +410,6 @@
       </w:r>
       <w:r>
         <w:rPr>
-          <w:u w:val="single" w:color="0066cc"/>
           <w:rFonts w:ascii="Charis SIL Regular" w:hAnsi="Charis SIL Regular" w:eastAsia="Charis SIL Regular"/>
           <w:b w:val="0"/>
           <w:i w:val="0"/>
@@ -488,11 +430,11 @@
           <w:rFonts w:ascii="Charis SIL Regular" w:hAnsi="Charis SIL Regular" w:eastAsia="Charis SIL Regular"/>
           <w:b w:val="0"/>
           <w:i w:val="0"/>
-          <w:color w:val="0066CC"/>
+          <w:color w:val="0000FF"/>
           <w:sz w:val="24"/>
           <w:u w:val="single"/>
         </w:rPr>
-        <w:hyperlink r:id="rId11" w:history="1">
+        <w:hyperlink r:id="rId10" w:history="1">
           <w:r>
             <w:rPr>
               <w:rStyle w:val="Hyperlink"/>
@@ -506,11 +448,11 @@
           <w:rFonts w:ascii="Charis SIL Regular" w:hAnsi="Charis SIL Regular" w:eastAsia="Charis SIL Regular"/>
           <w:b w:val="0"/>
           <w:i w:val="0"/>
-          <w:color w:val="0066CC"/>
+          <w:color w:val="0000FF"/>
           <w:sz w:val="24"/>
           <w:u w:val="single"/>
         </w:rPr>
-        <w:hyperlink r:id="rId11" w:history="1">
+        <w:hyperlink r:id="rId10" w:history="1">
           <w:r>
             <w:rPr>
               <w:rStyle w:val="Hyperlink"/>
@@ -524,7 +466,7 @@
           <w:rFonts w:ascii="Charis SIL Regular" w:hAnsi="Charis SIL Regular" w:eastAsia="Charis SIL Regular"/>
           <w:b w:val="0"/>
           <w:i w:val="0"/>
-          <w:color w:val="0066CC"/>
+          <w:color w:val="0000FF"/>
           <w:sz w:val="24"/>
           <w:u w:val="single"/>
         </w:rPr>
@@ -542,11 +484,11 @@
           <w:rFonts w:ascii="Charis SIL Regular" w:hAnsi="Charis SIL Regular" w:eastAsia="Charis SIL Regular"/>
           <w:b w:val="0"/>
           <w:i w:val="0"/>
-          <w:color w:val="0066CC"/>
+          <w:color w:val="0000FF"/>
           <w:sz w:val="24"/>
           <w:u w:val="single"/>
         </w:rPr>
-        <w:hyperlink r:id="rId11" w:history="1">
+        <w:hyperlink r:id="rId10" w:history="1">
           <w:r>
             <w:rPr>
               <w:rStyle w:val="Hyperlink"/>
@@ -557,7 +499,7 @@
       </w:r>
       <w:r>
         <w:rPr>
-          <w:u w:val="single" w:color="0066cc"/>
+          <w:u w:val="single" w:color="0000ff"/>
           <w:rFonts w:ascii="Charis SIL Regular" w:hAnsi="Charis SIL Regular" w:eastAsia="Charis SIL Regular"/>
           <w:b w:val="0"/>
           <w:i w:val="0"/>
@@ -588,7 +530,7 @@
       </w:r>
       <w:r>
         <w:rPr>
-          <w:u w:val="single" w:color="0066cc"/>
+          <w:u w:val="single" w:color="0000ff"/>
           <w:rFonts w:ascii="Charis SIL Regular" w:hAnsi="Charis SIL Regular" w:eastAsia="Charis SIL Regular"/>
           <w:b w:val="0"/>
           <w:i w:val="0"/>
@@ -619,7 +561,7 @@
           <w:rFonts w:ascii="Charis SIL Regular" w:hAnsi="Charis SIL Regular" w:eastAsia="Charis SIL Regular"/>
           <w:b w:val="0"/>
           <w:i w:val="0"/>
-          <w:color w:val="0066CC"/>
+          <w:color w:val="0000FF"/>
           <w:sz w:val="24"/>
           <w:u w:val="single"/>
         </w:rPr>
@@ -637,7 +579,7 @@
           <w:rFonts w:ascii="Charis SIL Regular" w:hAnsi="Charis SIL Regular" w:eastAsia="Charis SIL Regular"/>
           <w:b w:val="0"/>
           <w:i w:val="0"/>
-          <w:color w:val="0066CC"/>
+          <w:color w:val="0000FF"/>
           <w:sz w:val="24"/>
           <w:u w:val="single"/>
         </w:rPr>
@@ -648,7 +590,7 @@
           <w:rFonts w:ascii="Charis SIL Regular" w:hAnsi="Charis SIL Regular" w:eastAsia="Charis SIL Regular"/>
           <w:b w:val="0"/>
           <w:i w:val="0"/>
-          <w:color w:val="0066CC"/>
+          <w:color w:val="0000FF"/>
           <w:sz w:val="24"/>
           <w:u w:val="single"/>
         </w:rPr>
@@ -666,24 +608,18 @@
           <w:rFonts w:ascii="Charis SIL Regular" w:hAnsi="Charis SIL Regular" w:eastAsia="Charis SIL Regular"/>
           <w:b w:val="0"/>
           <w:i w:val="0"/>
-          <w:color w:val="0066CC"/>
-          <w:sz w:val="24"/>
-        </w:rPr>
-        <w:hyperlink r:id="rId12" w:history="1">
-          <w:r>
-            <w:rPr>
-              <w:rStyle w:val="Hyperlink"/>
-            </w:rPr>
-            <w:t>c</w:t>
-          </w:r>
-        </w:hyperlink>
+          <w:color w:val="0000FF"/>
+          <w:sz w:val="24"/>
+          <w:u w:val="single"/>
+        </w:rPr>
+        <w:t>c</w:t>
       </w:r>
       <w:r>
         <w:rPr>
           <w:rFonts w:ascii="Charis SIL Regular" w:hAnsi="Charis SIL Regular" w:eastAsia="Charis SIL Regular"/>
           <w:b w:val="0"/>
           <w:i w:val="0"/>
-          <w:color w:val="0066CC"/>
+          <w:color w:val="0000FF"/>
           <w:sz w:val="24"/>
         </w:rPr>
         <w:t xml:space="preserve">h </w:t>
@@ -693,7 +629,7 @@
           <w:rFonts w:ascii="Charis SIL Regular" w:hAnsi="Charis SIL Regular" w:eastAsia="Charis SIL Regular"/>
           <w:b w:val="0"/>
           <w:i w:val="0"/>
-          <w:color w:val="0066CC"/>
+          <w:color w:val="0000FF"/>
           <w:sz w:val="24"/>
           <w:u w:val="single"/>
         </w:rPr>
@@ -718,7 +654,7 @@
       </w:r>
       <w:r>
         <w:rPr>
-          <w:u w:val="single" w:color="0066cc"/>
+          <w:u w:val="single" w:color="0000ff"/>
           <w:rFonts w:ascii="Charis SIL Regular" w:hAnsi="Charis SIL Regular" w:eastAsia="Charis SIL Regular"/>
           <w:b w:val="0"/>
           <w:i w:val="0"/>
@@ -736,7 +672,7 @@
       </w:r>
       <w:r>
         <w:rPr>
-          <w:u w:val="single" w:color="0066cc"/>
+          <w:u w:val="single" w:color="0000ff"/>
           <w:rFonts w:ascii="Charis SIL Regular" w:hAnsi="Charis SIL Regular" w:eastAsia="Charis SIL Regular"/>
           <w:b w:val="0"/>
           <w:i w:val="0"/>
@@ -754,7 +690,7 @@
       </w:r>
       <w:r>
         <w:rPr>
-          <w:u w:val="single" w:color="0066cc"/>
+          <w:u w:val="single" w:color="0000ff"/>
           <w:rFonts w:ascii="Charis SIL Regular" w:hAnsi="Charis SIL Regular" w:eastAsia="Charis SIL Regular"/>
           <w:b w:val="0"/>
           <w:i w:val="0"/>
@@ -772,7 +708,7 @@
       </w:r>
       <w:r>
         <w:rPr>
-          <w:u w:val="single" w:color="0066cc"/>
+          <w:u w:val="single" w:color="0000ff"/>
           <w:rFonts w:ascii="Charis SIL Regular" w:hAnsi="Charis SIL Regular" w:eastAsia="Charis SIL Regular"/>
           <w:b w:val="0"/>
           <w:i w:val="0"/>
@@ -826,7 +762,7 @@
           <w:rFonts w:ascii="Charis SIL Regular" w:hAnsi="Charis SIL Regular" w:eastAsia="Charis SIL Regular"/>
           <w:b w:val="0"/>
           <w:i w:val="0"/>
-          <w:color w:val="0066CC"/>
+          <w:color w:val="0000FF"/>
           <w:sz w:val="24"/>
           <w:u w:val="single"/>
         </w:rPr>
@@ -844,7 +780,7 @@
           <w:rFonts w:ascii="Charis SIL Regular" w:hAnsi="Charis SIL Regular" w:eastAsia="Charis SIL Regular"/>
           <w:b w:val="0"/>
           <w:i w:val="0"/>
-          <w:color w:val="0066CC"/>
+          <w:color w:val="0000FF"/>
           <w:sz w:val="24"/>
           <w:u w:val="single"/>
         </w:rPr>
@@ -855,7 +791,7 @@
           <w:rFonts w:ascii="Charis SIL Regular" w:hAnsi="Charis SIL Regular" w:eastAsia="Charis SIL Regular"/>
           <w:b w:val="0"/>
           <w:i w:val="0"/>
-          <w:color w:val="0066CC"/>
+          <w:color w:val="0000FF"/>
           <w:sz w:val="24"/>
           <w:u w:val="single"/>
         </w:rPr>
@@ -873,7 +809,7 @@
           <w:rFonts w:ascii="Charis SIL Regular" w:hAnsi="Charis SIL Regular" w:eastAsia="Charis SIL Regular"/>
           <w:b w:val="0"/>
           <w:i w:val="0"/>
-          <w:color w:val="0066CC"/>
+          <w:color w:val="0000FF"/>
           <w:sz w:val="24"/>
           <w:u w:val="single"/>
         </w:rPr>
@@ -884,7 +820,7 @@
           <w:rFonts w:ascii="Charis SIL Regular" w:hAnsi="Charis SIL Regular" w:eastAsia="Charis SIL Regular"/>
           <w:b w:val="0"/>
           <w:i w:val="0"/>
-          <w:color w:val="0066CC"/>
+          <w:color w:val="0000FF"/>
           <w:sz w:val="24"/>
           <w:u w:val="single"/>
         </w:rPr>
@@ -962,7 +898,7 @@
           <w:rFonts w:ascii="Charis SIL Regular" w:hAnsi="Charis SIL Regular" w:eastAsia="Charis SIL Regular"/>
           <w:b w:val="0"/>
           <w:i w:val="0"/>
-          <w:color w:val="0066CC"/>
+          <w:color w:val="0000FF"/>
           <w:sz w:val="24"/>
           <w:u w:val="single"/>
         </w:rPr>
@@ -980,7 +916,7 @@
           <w:rFonts w:ascii="Charis SIL Regular" w:hAnsi="Charis SIL Regular" w:eastAsia="Charis SIL Regular"/>
           <w:b w:val="0"/>
           <w:i w:val="0"/>
-          <w:color w:val="0066CC"/>
+          <w:color w:val="0000FF"/>
           <w:sz w:val="24"/>
           <w:u w:val="single"/>
         </w:rPr>
@@ -991,7 +927,7 @@
           <w:rFonts w:ascii="Charis SIL Regular" w:hAnsi="Charis SIL Regular" w:eastAsia="Charis SIL Regular"/>
           <w:b w:val="0"/>
           <w:i w:val="0"/>
-          <w:color w:val="0066CC"/>
+          <w:color w:val="0000FF"/>
           <w:sz w:val="24"/>
           <w:u w:val="single"/>
         </w:rPr>
@@ -1012,11 +948,29 @@
           <w:color w:val="000000"/>
           <w:sz w:val="24"/>
         </w:rPr>
-        <w:t>aan 'personen onder de lezers van deze regelen, die een verzameling in particulier b</w:t>
-      </w:r>
-      <w:r>
-        <w:rPr>
-          <w:u w:val="single" w:color="0066cc"/>
+        <w:t>aan 'personen onder de lezers van deze regelen, die een verzameling in pa</w:t>
+      </w:r>
+      <w:r>
+        <w:rPr>
+          <w:u w:val="single" w:color="0000ff"/>
+          <w:rFonts w:ascii="Charis SIL Regular" w:hAnsi="Charis SIL Regular" w:eastAsia="Charis SIL Regular"/>
+          <w:b w:val="0"/>
+          <w:i w:val="0"/>
+          <w:color w:val="000000"/>
+          <w:sz w:val="24"/>
+        </w:rPr>
+        <w:hyperlink r:id="rId14" w:history="1">
+          <w:r>
+            <w:rPr>
+              <w:rStyle w:val="Hyperlink"/>
+            </w:rPr>
+            <w:t>rticulier b</w:t>
+          </w:r>
+        </w:hyperlink>
+      </w:r>
+      <w:r>
+        <w:rPr>
+          <w:u w:val="single" w:color="0000ff"/>
           <w:rFonts w:ascii="Charis SIL Regular" w:hAnsi="Charis SIL Regular" w:eastAsia="Charis SIL Regular"/>
           <w:b w:val="0"/>
           <w:i w:val="0"/>
@@ -1077,7 +1031,7 @@
           <w:rFonts w:ascii="Charis SIL Regular" w:hAnsi="Charis SIL Regular" w:eastAsia="Charis SIL Regular"/>
           <w:b w:val="0"/>
           <w:i w:val="0"/>
-          <w:color w:val="0066CC"/>
+          <w:color w:val="0000FF"/>
           <w:sz w:val="24"/>
           <w:u w:val="single"/>
         </w:rPr>
@@ -1095,7 +1049,7 @@
           <w:rFonts w:ascii="Charis SIL Regular" w:hAnsi="Charis SIL Regular" w:eastAsia="Charis SIL Regular"/>
           <w:b w:val="0"/>
           <w:i w:val="0"/>
-          <w:color w:val="0066CC"/>
+          <w:color w:val="0000FF"/>
           <w:sz w:val="24"/>
           <w:u w:val="single"/>
         </w:rPr>
@@ -1113,7 +1067,7 @@
           <w:rFonts w:ascii="Charis SIL Regular" w:hAnsi="Charis SIL Regular" w:eastAsia="Charis SIL Regular"/>
           <w:b w:val="0"/>
           <w:i w:val="0"/>
-          <w:color w:val="0066CC"/>
+          <w:color w:val="0000FF"/>
           <w:sz w:val="24"/>
           <w:u w:val="single"/>
         </w:rPr>
@@ -1124,7 +1078,7 @@
           <w:rFonts w:ascii="Charis SIL Regular" w:hAnsi="Charis SIL Regular" w:eastAsia="Charis SIL Regular"/>
           <w:b w:val="0"/>
           <w:i w:val="0"/>
-          <w:color w:val="0066CC"/>
+          <w:color w:val="0000FF"/>
           <w:sz w:val="24"/>
           <w:u w:val="single"/>
         </w:rPr>
@@ -1149,7 +1103,7 @@
       </w:r>
       <w:r>
         <w:rPr>
-          <w:u w:val="single" w:color="0066cc"/>
+          <w:u w:val="single" w:color="0000ff"/>
           <w:rFonts w:ascii="Charis SIL Regular" w:hAnsi="Charis SIL Regular" w:eastAsia="Charis SIL Regular"/>
           <w:b w:val="0"/>
           <w:i w:val="0"/>
@@ -1167,7 +1121,7 @@
       </w:r>
       <w:r>
         <w:rPr>
-          <w:u w:val="single" w:color="0066cc"/>
+          <w:u w:val="single" w:color="0000ff"/>
           <w:rFonts w:ascii="Charis SIL Regular" w:hAnsi="Charis SIL Regular" w:eastAsia="Charis SIL Regular"/>
           <w:b w:val="0"/>
           <w:i w:val="0"/>
@@ -1185,7 +1139,7 @@
       </w:r>
       <w:r>
         <w:rPr>
-          <w:u w:val="single" w:color="0066cc"/>
+          <w:u w:val="single" w:color="0000ff"/>
           <w:rFonts w:ascii="Charis SIL Regular" w:hAnsi="Charis SIL Regular" w:eastAsia="Charis SIL Regular"/>
           <w:b w:val="0"/>
           <w:i w:val="0"/>
@@ -1349,7 +1303,7 @@
           <w:rFonts w:ascii="Charis SIL Regular" w:hAnsi="Charis SIL Regular" w:eastAsia="Charis SIL Regular"/>
           <w:b w:val="0"/>
           <w:i w:val="0"/>
-          <w:color w:val="0066CC"/>
+          <w:color w:val="0000FF"/>
           <w:sz w:val="24"/>
           <w:u w:val="single"/>
         </w:rPr>
@@ -1367,7 +1321,7 @@
           <w:rFonts w:ascii="Charis SIL Regular" w:hAnsi="Charis SIL Regular" w:eastAsia="Charis SIL Regular"/>
           <w:b w:val="0"/>
           <w:i w:val="0"/>
-          <w:color w:val="0066CC"/>
+          <w:color w:val="0000FF"/>
           <w:sz w:val="24"/>
           <w:u w:val="single"/>
         </w:rPr>
@@ -1392,7 +1346,7 @@
       </w:r>
       <w:r>
         <w:rPr>
-          <w:u w:val="single" w:color="0066cc"/>
+          <w:u w:val="single" w:color="0000ff"/>
           <w:rFonts w:ascii="Charis SIL Regular" w:hAnsi="Charis SIL Regular" w:eastAsia="Charis SIL Regular"/>
           <w:b w:val="0"/>
           <w:i w:val="0"/>
@@ -1410,7 +1364,7 @@
       </w:r>
       <w:r>
         <w:rPr>
-          <w:u w:val="single" w:color="0066cc"/>
+          <w:u w:val="single" w:color="0000ff"/>
           <w:rFonts w:ascii="Charis SIL Regular" w:hAnsi="Charis SIL Regular" w:eastAsia="Charis SIL Regular"/>
           <w:b w:val="0"/>
           <w:i w:val="0"/>
@@ -1451,8 +1405,9 @@
           <w:rFonts w:ascii="Charis SIL Regular" w:hAnsi="Charis SIL Regular" w:eastAsia="Charis SIL Regular"/>
           <w:b w:val="0"/>
           <w:i w:val="0"/>
-          <w:color w:val="0066CC"/>
-          <w:sz w:val="24"/>
+          <w:color w:val="0000FF"/>
+          <w:sz w:val="24"/>
+          <w:u w:val="single"/>
         </w:rPr>
         <w:hyperlink r:id="rId12" w:history="1">
           <w:r>
@@ -1497,7 +1452,7 @@
           <w:rFonts w:ascii="Charis SIL Regular" w:hAnsi="Charis SIL Regular" w:eastAsia="Charis SIL Regular"/>
           <w:b w:val="0"/>
           <w:i w:val="0"/>
-          <w:color w:val="0066CC"/>
+          <w:color w:val="0000FF"/>
           <w:sz w:val="24"/>
           <w:u w:val="single"/>
         </w:rPr>
@@ -1515,7 +1470,7 @@
           <w:rFonts w:ascii="Charis SIL Regular" w:hAnsi="Charis SIL Regular" w:eastAsia="Charis SIL Regular"/>
           <w:b w:val="0"/>
           <w:i w:val="0"/>
-          <w:color w:val="0066CC"/>
+          <w:color w:val="0000FF"/>
           <w:sz w:val="24"/>
           <w:u w:val="single"/>
         </w:rPr>
@@ -1526,7 +1481,7 @@
           <w:rFonts w:ascii="Charis SIL Regular" w:hAnsi="Charis SIL Regular" w:eastAsia="Charis SIL Regular"/>
           <w:b w:val="0"/>
           <w:i w:val="0"/>
-          <w:color w:val="0066CC"/>
+          <w:color w:val="0000FF"/>
           <w:sz w:val="24"/>
           <w:u w:val="single"/>
         </w:rPr>
@@ -1664,7 +1619,7 @@
           <w:rFonts w:ascii="Charis SIL Regular" w:hAnsi="Charis SIL Regular" w:eastAsia="Charis SIL Regular"/>
           <w:b w:val="0"/>
           <w:i w:val="0"/>
-          <w:color w:val="0066CC"/>
+          <w:color w:val="0000FF"/>
           <w:sz w:val="24"/>
           <w:u w:val="single"/>
         </w:rPr>
@@ -1682,7 +1637,7 @@
           <w:rFonts w:ascii="Charis SIL Regular" w:hAnsi="Charis SIL Regular" w:eastAsia="Charis SIL Regular"/>
           <w:b w:val="0"/>
           <w:i w:val="0"/>
-          <w:color w:val="0066CC"/>
+          <w:color w:val="0000FF"/>
           <w:sz w:val="24"/>
           <w:u w:val="single"/>
         </w:rPr>
@@ -1700,7 +1655,7 @@
           <w:rFonts w:ascii="Charis SIL Regular" w:hAnsi="Charis SIL Regular" w:eastAsia="Charis SIL Regular"/>
           <w:b w:val="0"/>
           <w:i w:val="0"/>
-          <w:color w:val="0066CC"/>
+          <w:color w:val="0000FF"/>
           <w:sz w:val="24"/>
           <w:u w:val="single"/>
         </w:rPr>
@@ -1711,7 +1666,7 @@
           <w:rFonts w:ascii="Charis SIL Regular" w:hAnsi="Charis SIL Regular" w:eastAsia="Charis SIL Regular"/>
           <w:b w:val="0"/>
           <w:i w:val="0"/>
-          <w:color w:val="0066CC"/>
+          <w:color w:val="0000FF"/>
           <w:sz w:val="24"/>
           <w:u w:val="single"/>
         </w:rPr>
@@ -1729,7 +1684,7 @@
           <w:rFonts w:ascii="Charis SIL Regular" w:hAnsi="Charis SIL Regular" w:eastAsia="Charis SIL Regular"/>
           <w:b w:val="0"/>
           <w:i w:val="0"/>
-          <w:color w:val="0066CC"/>
+          <w:color w:val="0000FF"/>
           <w:sz w:val="24"/>
           <w:u w:val="single"/>
         </w:rPr>
@@ -1740,7 +1695,7 @@
           <w:rFonts w:ascii="Charis SIL Regular" w:hAnsi="Charis SIL Regular" w:eastAsia="Charis SIL Regular"/>
           <w:b w:val="0"/>
           <w:i w:val="0"/>
-          <w:color w:val="0066CC"/>
+          <w:color w:val="0000FF"/>
           <w:sz w:val="24"/>
           <w:u w:val="single"/>
         </w:rPr>
@@ -1758,7 +1713,7 @@
           <w:rFonts w:ascii="Charis SIL Regular" w:hAnsi="Charis SIL Regular" w:eastAsia="Charis SIL Regular"/>
           <w:b w:val="0"/>
           <w:i w:val="0"/>
-          <w:color w:val="0066CC"/>
+          <w:color w:val="0000FF"/>
           <w:sz w:val="24"/>
           <w:u w:val="single"/>
         </w:rPr>
@@ -1769,7 +1724,7 @@
           <w:rFonts w:ascii="Charis SIL Regular" w:hAnsi="Charis SIL Regular" w:eastAsia="Charis SIL Regular"/>
           <w:b w:val="0"/>
           <w:i w:val="0"/>
-          <w:color w:val="0066CC"/>
+          <w:color w:val="0000FF"/>
           <w:sz w:val="24"/>
           <w:u w:val="single"/>
         </w:rPr>
@@ -1787,7 +1742,7 @@
           <w:rFonts w:ascii="Charis SIL Regular" w:hAnsi="Charis SIL Regular" w:eastAsia="Charis SIL Regular"/>
           <w:b w:val="0"/>
           <w:i w:val="0"/>
-          <w:color w:val="0066CC"/>
+          <w:color w:val="0000FF"/>
           <w:sz w:val="24"/>
           <w:u w:val="single"/>
         </w:rPr>
@@ -1798,7 +1753,7 @@
           <w:rFonts w:ascii="Charis SIL Regular" w:hAnsi="Charis SIL Regular" w:eastAsia="Charis SIL Regular"/>
           <w:b w:val="0"/>
           <w:i w:val="0"/>
-          <w:color w:val="0066CC"/>
+          <w:color w:val="0000FF"/>
           <w:sz w:val="24"/>
           <w:u w:val="single"/>
         </w:rPr>
@@ -1816,7 +1771,7 @@
           <w:rFonts w:ascii="Charis SIL Regular" w:hAnsi="Charis SIL Regular" w:eastAsia="Charis SIL Regular"/>
           <w:b w:val="0"/>
           <w:i w:val="0"/>
-          <w:color w:val="0066CC"/>
+          <w:color w:val="0000FF"/>
           <w:sz w:val="24"/>
           <w:u w:val="single"/>
         </w:rPr>
@@ -1827,7 +1782,7 @@
           <w:rFonts w:ascii="Charis SIL Regular" w:hAnsi="Charis SIL Regular" w:eastAsia="Charis SIL Regular"/>
           <w:b w:val="0"/>
           <w:i w:val="0"/>
-          <w:color w:val="0066CC"/>
+          <w:color w:val="0000FF"/>
           <w:sz w:val="24"/>
           <w:u w:val="single"/>
         </w:rPr>
@@ -1845,7 +1800,7 @@
           <w:rFonts w:ascii="Charis SIL Regular" w:hAnsi="Charis SIL Regular" w:eastAsia="Charis SIL Regular"/>
           <w:b w:val="0"/>
           <w:i w:val="0"/>
-          <w:color w:val="0066CC"/>
+          <w:color w:val="0000FF"/>
           <w:sz w:val="24"/>
           <w:u w:val="single"/>
         </w:rPr>
@@ -1856,7 +1811,7 @@
           <w:rFonts w:ascii="Charis SIL Regular" w:hAnsi="Charis SIL Regular" w:eastAsia="Charis SIL Regular"/>
           <w:b w:val="0"/>
           <w:i w:val="0"/>
-          <w:color w:val="0066CC"/>
+          <w:color w:val="0000FF"/>
           <w:sz w:val="24"/>
           <w:u w:val="single"/>
         </w:rPr>
@@ -1934,7 +1889,7 @@
           <w:rFonts w:ascii="Charis SIL Regular" w:hAnsi="Charis SIL Regular" w:eastAsia="Charis SIL Regular"/>
           <w:b w:val="0"/>
           <w:i w:val="0"/>
-          <w:color w:val="0066CC"/>
+          <w:color w:val="0000FF"/>
           <w:sz w:val="24"/>
           <w:u w:val="single"/>
         </w:rPr>
@@ -1952,7 +1907,7 @@
           <w:rFonts w:ascii="Charis SIL Regular" w:hAnsi="Charis SIL Regular" w:eastAsia="Charis SIL Regular"/>
           <w:b w:val="0"/>
           <w:i w:val="0"/>
-          <w:color w:val="0066CC"/>
+          <w:color w:val="0000FF"/>
           <w:sz w:val="24"/>
           <w:u w:val="single"/>
         </w:rPr>
@@ -1963,7 +1918,7 @@
           <w:rFonts w:ascii="Charis SIL Regular" w:hAnsi="Charis SIL Regular" w:eastAsia="Charis SIL Regular"/>
           <w:b w:val="0"/>
           <w:i w:val="0"/>
-          <w:color w:val="0066CC"/>
+          <w:color w:val="0000FF"/>
           <w:sz w:val="24"/>
           <w:u w:val="single"/>
         </w:rPr>
@@ -1981,7 +1936,7 @@
           <w:rFonts w:ascii="Charis SIL Regular" w:hAnsi="Charis SIL Regular" w:eastAsia="Charis SIL Regular"/>
           <w:b w:val="0"/>
           <w:i w:val="0"/>
-          <w:color w:val="0066CC"/>
+          <w:color w:val="0000FF"/>
           <w:sz w:val="24"/>
           <w:u w:val="single"/>
         </w:rPr>
@@ -1992,7 +1947,7 @@
           <w:rFonts w:ascii="Charis SIL Regular" w:hAnsi="Charis SIL Regular" w:eastAsia="Charis SIL Regular"/>
           <w:b w:val="0"/>
           <w:i w:val="0"/>
-          <w:color w:val="0066CC"/>
+          <w:color w:val="0000FF"/>
           <w:sz w:val="24"/>
           <w:u w:val="single"/>
         </w:rPr>
@@ -2027,7 +1982,7 @@
       </w:r>
       <w:r>
         <w:rPr>
-          <w:u w:val="single" w:color="0066cc"/>
+          <w:u w:val="single" w:color="0000ff"/>
           <w:rFonts w:ascii="Charis SIL Regular" w:hAnsi="Charis SIL Regular" w:eastAsia="Charis SIL Regular"/>
           <w:b w:val="0"/>
           <w:i w:val="0"/>
@@ -2045,7 +2000,7 @@
       </w:r>
       <w:r>
         <w:rPr>
-          <w:u w:val="single" w:color="0066cc"/>
+          <w:u w:val="single" w:color="0000ff"/>
           <w:rFonts w:ascii="Charis SIL Regular" w:hAnsi="Charis SIL Regular" w:eastAsia="Charis SIL Regular"/>
           <w:b w:val="0"/>
           <w:i w:val="0"/>
@@ -2063,7 +2018,7 @@
       </w:r>
       <w:r>
         <w:rPr>
-          <w:u w:val="single" w:color="0066cc"/>
+          <w:u w:val="single" w:color="0000ff"/>
           <w:rFonts w:ascii="Charis SIL Regular" w:hAnsi="Charis SIL Regular" w:eastAsia="Charis SIL Regular"/>
           <w:b w:val="0"/>
           <w:i w:val="0"/>
@@ -2081,7 +2036,7 @@
       </w:r>
       <w:r>
         <w:rPr>
-          <w:u w:val="single" w:color="0066cc"/>
+          <w:u w:val="single" w:color="0000ff"/>
           <w:rFonts w:ascii="Charis SIL Regular" w:hAnsi="Charis SIL Regular" w:eastAsia="Charis SIL Regular"/>
           <w:b w:val="0"/>
           <w:i w:val="0"/>
@@ -2099,7 +2054,7 @@
       </w:r>
       <w:r>
         <w:rPr>
-          <w:u w:val="single" w:color="0066cc"/>
+          <w:u w:val="single" w:color="0000ff"/>
           <w:rFonts w:ascii="Charis SIL Regular" w:hAnsi="Charis SIL Regular" w:eastAsia="Charis SIL Regular"/>
           <w:b w:val="0"/>
           <w:i w:val="0"/>
@@ -2140,7 +2095,7 @@
           <w:rFonts w:ascii="Charis SIL Regular" w:hAnsi="Charis SIL Regular" w:eastAsia="Charis SIL Regular"/>
           <w:b w:val="0"/>
           <w:i w:val="0"/>
-          <w:color w:val="0066CC"/>
+          <w:color w:val="0000FF"/>
           <w:sz w:val="24"/>
           <w:u w:val="single"/>
         </w:rPr>
@@ -2158,7 +2113,7 @@
           <w:rFonts w:ascii="Charis SIL Regular" w:hAnsi="Charis SIL Regular" w:eastAsia="Charis SIL Regular"/>
           <w:b w:val="0"/>
           <w:i w:val="0"/>
-          <w:color w:val="0066CC"/>
+          <w:color w:val="0000FF"/>
           <w:sz w:val="24"/>
           <w:u w:val="single"/>
         </w:rPr>
@@ -2169,7 +2124,7 @@
           <w:rFonts w:ascii="Charis SIL Regular" w:hAnsi="Charis SIL Regular" w:eastAsia="Charis SIL Regular"/>
           <w:b w:val="0"/>
           <w:i w:val="0"/>
-          <w:color w:val="0066CC"/>
+          <w:color w:val="0000FF"/>
           <w:sz w:val="24"/>
           <w:u w:val="single"/>
         </w:rPr>
@@ -2187,7 +2142,7 @@
           <w:rFonts w:ascii="Charis SIL Regular" w:hAnsi="Charis SIL Regular" w:eastAsia="Charis SIL Regular"/>
           <w:b w:val="0"/>
           <w:i w:val="0"/>
-          <w:color w:val="0066CC"/>
+          <w:color w:val="0000FF"/>
           <w:sz w:val="24"/>
           <w:u w:val="single"/>
         </w:rPr>
@@ -2198,7 +2153,7 @@
           <w:rFonts w:ascii="Charis SIL Regular" w:hAnsi="Charis SIL Regular" w:eastAsia="Charis SIL Regular"/>
           <w:b w:val="0"/>
           <w:i w:val="0"/>
-          <w:color w:val="0066CC"/>
+          <w:color w:val="0000FF"/>
           <w:sz w:val="24"/>
           <w:u w:val="single"/>
         </w:rPr>
@@ -2233,7 +2188,7 @@
       </w:r>
       <w:r>
         <w:rPr>
-          <w:u w:val="single" w:color="0066cc"/>
+          <w:u w:val="single" w:color="0000ff"/>
           <w:rFonts w:ascii="Charis SIL Regular" w:hAnsi="Charis SIL Regular" w:eastAsia="Charis SIL Regular"/>
           <w:b w:val="0"/>
           <w:i w:val="0"/>
@@ -2244,7 +2199,7 @@
       </w:r>
       <w:r>
         <w:rPr>
-          <w:u w:val="single" w:color="0066cc"/>
+          <w:u w:val="single" w:color="0000ff"/>
           <w:rFonts w:ascii="Charis SIL Regular" w:hAnsi="Charis SIL Regular" w:eastAsia="Charis SIL Regular"/>
           <w:b w:val="0"/>
           <w:i w:val="0"/>
@@ -2262,7 +2217,7 @@
       </w:r>
       <w:r>
         <w:rPr>
-          <w:u w:val="single" w:color="0066cc"/>
+          <w:u w:val="single" w:color="0000ff"/>
           <w:rFonts w:ascii="Charis SIL Regular" w:hAnsi="Charis SIL Regular" w:eastAsia="Charis SIL Regular"/>
           <w:b w:val="0"/>
           <w:i w:val="0"/>
@@ -2280,7 +2235,7 @@
       </w:r>
       <w:r>
         <w:rPr>
-          <w:u w:val="single" w:color="0066cc"/>
+          <w:u w:val="single" w:color="0000ff"/>
           <w:rFonts w:ascii="Charis SIL Regular" w:hAnsi="Charis SIL Regular" w:eastAsia="Charis SIL Regular"/>
           <w:b w:val="0"/>
           <w:i w:val="0"/>
@@ -2298,7 +2253,7 @@
       </w:r>
       <w:r>
         <w:rPr>
-          <w:u w:val="single" w:color="0066cc"/>
+          <w:u w:val="single" w:color="0000ff"/>
           <w:rFonts w:ascii="Charis SIL Regular" w:hAnsi="Charis SIL Regular" w:eastAsia="Charis SIL Regular"/>
           <w:b w:val="0"/>
           <w:i w:val="0"/>
@@ -2309,7 +2264,7 @@
       </w:r>
       <w:r>
         <w:rPr>
-          <w:u w:val="single" w:color="0066cc"/>
+          <w:u w:val="single" w:color="0000ff"/>
           <w:rFonts w:ascii="Charis SIL Regular" w:hAnsi="Charis SIL Regular" w:eastAsia="Charis SIL Regular"/>
           <w:b w:val="0"/>
           <w:i w:val="0"/>
@@ -2370,7 +2325,7 @@
           <w:rFonts w:ascii="Charis SIL Regular" w:hAnsi="Charis SIL Regular" w:eastAsia="Charis SIL Regular"/>
           <w:b w:val="0"/>
           <w:i w:val="0"/>
-          <w:color w:val="0066CC"/>
+          <w:color w:val="0000FF"/>
           <w:sz w:val="24"/>
           <w:u w:val="single"/>
         </w:rPr>
@@ -2405,7 +2360,7 @@
       </w:r>
       <w:r>
         <w:rPr>
-          <w:u w:val="single" w:color="0066cc"/>
+          <w:u w:val="single" w:color="0000ff"/>
           <w:rFonts w:ascii="Charis SIL Regular" w:hAnsi="Charis SIL Regular" w:eastAsia="Charis SIL Regular"/>
           <w:b w:val="0"/>
           <w:i w:val="0"/>
@@ -2476,7 +2431,7 @@
           <w:rFonts w:ascii="Charis SIL Regular" w:hAnsi="Charis SIL Regular" w:eastAsia="Charis SIL Regular"/>
           <w:b w:val="0"/>
           <w:i w:val="0"/>
-          <w:color w:val="0066CC"/>
+          <w:color w:val="0000FF"/>
           <w:sz w:val="24"/>
           <w:u w:val="single"/>
         </w:rPr>
@@ -2497,7 +2452,7 @@
           <w:rFonts w:ascii="Charis SIL Regular" w:hAnsi="Charis SIL Regular" w:eastAsia="Charis SIL Regular"/>
           <w:b w:val="0"/>
           <w:i w:val="0"/>
-          <w:color w:val="0066CC"/>
+          <w:color w:val="0000FF"/>
           <w:sz w:val="24"/>
           <w:u w:val="single"/>
         </w:rPr>
@@ -2521,7 +2476,7 @@
           <w:rFonts w:ascii="Charis SIL Regular" w:hAnsi="Charis SIL Regular" w:eastAsia="Charis SIL Regular"/>
           <w:b w:val="0"/>
           <w:i w:val="0"/>
-          <w:color w:val="0066CC"/>
+          <w:color w:val="0000FF"/>
           <w:sz w:val="24"/>
           <w:u w:val="single"/>
         </w:rPr>
@@ -2545,7 +2500,7 @@
           <w:rFonts w:ascii="Charis SIL Regular" w:hAnsi="Charis SIL Regular" w:eastAsia="Charis SIL Regular"/>
           <w:b w:val="0"/>
           <w:i w:val="0"/>
-          <w:color w:val="0066CC"/>
+          <w:color w:val="0000FF"/>
           <w:sz w:val="24"/>
           <w:u w:val="single"/>
         </w:rPr>
@@ -2556,7 +2511,7 @@
           <w:rFonts w:ascii="Charis SIL Regular" w:hAnsi="Charis SIL Regular" w:eastAsia="Charis SIL Regular"/>
           <w:b w:val="0"/>
           <w:i w:val="0"/>
-          <w:color w:val="0066CC"/>
+          <w:color w:val="0000FF"/>
           <w:sz w:val="24"/>
           <w:u w:val="single"/>
         </w:rPr>
@@ -2580,7 +2535,7 @@
           <w:rFonts w:ascii="Charis SIL Regular" w:hAnsi="Charis SIL Regular" w:eastAsia="Charis SIL Regular"/>
           <w:b w:val="0"/>
           <w:i w:val="0"/>
-          <w:color w:val="0066CC"/>
+          <w:color w:val="0000FF"/>
           <w:sz w:val="24"/>
           <w:u w:val="single"/>
         </w:rPr>
@@ -2591,7 +2546,7 @@
           <w:rFonts w:ascii="Charis SIL Regular" w:hAnsi="Charis SIL Regular" w:eastAsia="Charis SIL Regular"/>
           <w:b w:val="0"/>
           <w:i w:val="0"/>
-          <w:color w:val="0066CC"/>
+          <w:color w:val="0000FF"/>
           <w:sz w:val="24"/>
           <w:u w:val="single"/>
         </w:rPr>
@@ -2615,7 +2570,7 @@
           <w:rFonts w:ascii="Charis SIL Regular" w:hAnsi="Charis SIL Regular" w:eastAsia="Charis SIL Regular"/>
           <w:b w:val="0"/>
           <w:i w:val="0"/>
-          <w:color w:val="0066CC"/>
+          <w:color w:val="0000FF"/>
           <w:sz w:val="24"/>
           <w:u w:val="single"/>
         </w:rPr>
@@ -2639,7 +2594,7 @@
           <w:rFonts w:ascii="Charis SIL Regular" w:hAnsi="Charis SIL Regular" w:eastAsia="Charis SIL Regular"/>
           <w:b w:val="0"/>
           <w:i w:val="0"/>
-          <w:color w:val="0066CC"/>
+          <w:color w:val="0000FF"/>
           <w:sz w:val="24"/>
           <w:u w:val="single"/>
         </w:rPr>
@@ -2763,7 +2718,7 @@
           <w:rFonts w:ascii="Charis SIL Regular" w:hAnsi="Charis SIL Regular" w:eastAsia="Charis SIL Regular"/>
           <w:b w:val="0"/>
           <w:i w:val="0"/>
-          <w:color w:val="0066CC"/>
+          <w:color w:val="0000FF"/>
           <w:sz w:val="24"/>
           <w:u w:val="single"/>
         </w:rPr>
@@ -2939,7 +2894,7 @@
           <w:rFonts w:ascii="Charis SIL Regular" w:hAnsi="Charis SIL Regular" w:eastAsia="Charis SIL Regular"/>
           <w:b w:val="0"/>
           <w:i w:val="0"/>
-          <w:color w:val="0066CC"/>
+          <w:color w:val="0000FF"/>
           <w:sz w:val="24"/>
           <w:u w:val="single"/>
         </w:rPr>
@@ -2957,7 +2912,7 @@
           <w:rFonts w:ascii="Charis SIL Regular" w:hAnsi="Charis SIL Regular" w:eastAsia="Charis SIL Regular"/>
           <w:b w:val="0"/>
           <w:i w:val="0"/>
-          <w:color w:val="0066CC"/>
+          <w:color w:val="0000FF"/>
           <w:sz w:val="24"/>
           <w:u w:val="single"/>
         </w:rPr>
@@ -2975,7 +2930,7 @@
           <w:rFonts w:ascii="Charis SIL Regular" w:hAnsi="Charis SIL Regular" w:eastAsia="Charis SIL Regular"/>
           <w:b w:val="0"/>
           <w:i w:val="0"/>
-          <w:color w:val="0066CC"/>
+          <w:color w:val="0000FF"/>
           <w:sz w:val="24"/>
           <w:u w:val="single"/>
         </w:rPr>
@@ -2993,7 +2948,7 @@
           <w:rFonts w:ascii="Charis SIL Regular" w:hAnsi="Charis SIL Regular" w:eastAsia="Charis SIL Regular"/>
           <w:b w:val="0"/>
           <w:i w:val="0"/>
-          <w:color w:val="0066CC"/>
+          <w:color w:val="0000FF"/>
           <w:sz w:val="24"/>
           <w:u w:val="single"/>
         </w:rPr>
@@ -3011,7 +2966,7 @@
           <w:rFonts w:ascii="Charis SIL Regular" w:hAnsi="Charis SIL Regular" w:eastAsia="Charis SIL Regular"/>
           <w:b w:val="0"/>
           <w:i w:val="0"/>
-          <w:color w:val="0066CC"/>
+          <w:color w:val="0000FF"/>
           <w:sz w:val="24"/>
           <w:u w:val="single"/>
         </w:rPr>
@@ -3029,7 +2984,7 @@
           <w:rFonts w:ascii="Charis SIL Regular" w:hAnsi="Charis SIL Regular" w:eastAsia="Charis SIL Regular"/>
           <w:b w:val="0"/>
           <w:i w:val="0"/>
-          <w:color w:val="0066CC"/>
+          <w:color w:val="0000FF"/>
           <w:sz w:val="24"/>
           <w:u w:val="single"/>
         </w:rPr>
@@ -3047,7 +3002,7 @@
           <w:rFonts w:ascii="Charis SIL Regular" w:hAnsi="Charis SIL Regular" w:eastAsia="Charis SIL Regular"/>
           <w:b w:val="0"/>
           <w:i w:val="0"/>
-          <w:color w:val="0066CC"/>
+          <w:color w:val="0000FF"/>
           <w:sz w:val="24"/>
           <w:u w:val="single"/>
         </w:rPr>
@@ -3155,7 +3110,7 @@
           <w:rFonts w:ascii="Charis SIL Regular" w:hAnsi="Charis SIL Regular" w:eastAsia="Charis SIL Regular"/>
           <w:b w:val="0"/>
           <w:i w:val="0"/>
-          <w:color w:val="0066CC"/>
+          <w:color w:val="0000FF"/>
           <w:sz w:val="24"/>
           <w:u w:val="single"/>
         </w:rPr>
@@ -3173,7 +3128,7 @@
           <w:rFonts w:ascii="Charis SIL Regular" w:hAnsi="Charis SIL Regular" w:eastAsia="Charis SIL Regular"/>
           <w:b w:val="0"/>
           <w:i w:val="0"/>
-          <w:color w:val="0066CC"/>
+          <w:color w:val="0000FF"/>
           <w:sz w:val="24"/>
           <w:u w:val="single"/>
         </w:rPr>
@@ -3191,7 +3146,7 @@
           <w:rFonts w:ascii="Charis SIL Regular" w:hAnsi="Charis SIL Regular" w:eastAsia="Charis SIL Regular"/>
           <w:b w:val="0"/>
           <w:i w:val="0"/>
-          <w:color w:val="0066CC"/>
+          <w:color w:val="0000FF"/>
           <w:sz w:val="24"/>
           <w:u w:val="single"/>
         </w:rPr>
@@ -3209,7 +3164,7 @@
           <w:rFonts w:ascii="Charis SIL Regular" w:hAnsi="Charis SIL Regular" w:eastAsia="Charis SIL Regular"/>
           <w:b w:val="0"/>
           <w:i w:val="0"/>
-          <w:color w:val="0066CC"/>
+          <w:color w:val="0000FF"/>
           <w:sz w:val="24"/>
           <w:u w:val="single"/>
         </w:rPr>
@@ -3370,7 +3325,7 @@
           <w:rFonts w:ascii="Charis SIL Regular" w:hAnsi="Charis SIL Regular" w:eastAsia="Charis SIL Regular"/>
           <w:b w:val="0"/>
           <w:i w:val="0"/>
-          <w:color w:val="0066CC"/>
+          <w:color w:val="0000FF"/>
           <w:sz w:val="24"/>
           <w:u w:val="single"/>
         </w:rPr>
@@ -3388,7 +3343,7 @@
           <w:rFonts w:ascii="Charis SIL Regular" w:hAnsi="Charis SIL Regular" w:eastAsia="Charis SIL Regular"/>
           <w:b w:val="0"/>
           <w:i w:val="0"/>
-          <w:color w:val="0066CC"/>
+          <w:color w:val="0000FF"/>
           <w:sz w:val="24"/>
           <w:u w:val="single"/>
         </w:rPr>
@@ -3406,7 +3361,7 @@
           <w:rFonts w:ascii="Charis SIL Regular" w:hAnsi="Charis SIL Regular" w:eastAsia="Charis SIL Regular"/>
           <w:b w:val="0"/>
           <w:i w:val="0"/>
-          <w:color w:val="0066CC"/>
+          <w:color w:val="0000FF"/>
           <w:sz w:val="24"/>
           <w:u w:val="single"/>
         </w:rPr>
@@ -3424,7 +3379,7 @@
           <w:rFonts w:ascii="Charis SIL Regular" w:hAnsi="Charis SIL Regular" w:eastAsia="Charis SIL Regular"/>
           <w:b w:val="0"/>
           <w:i w:val="0"/>
-          <w:color w:val="0066CC"/>
+          <w:color w:val="0000FF"/>
           <w:sz w:val="24"/>
           <w:u w:val="single"/>
         </w:rPr>
@@ -3452,7 +3407,7 @@
           <w:rFonts w:ascii="Charis SIL Regular" w:hAnsi="Charis SIL Regular" w:eastAsia="Charis SIL Regular"/>
           <w:b w:val="0"/>
           <w:i w:val="0"/>
-          <w:color w:val="0066CC"/>
+          <w:color w:val="0000FF"/>
           <w:sz w:val="24"/>
           <w:u w:val="single"/>
         </w:rPr>
@@ -3470,11 +3425,11 @@
           <w:rFonts w:ascii="Charis SIL Regular" w:hAnsi="Charis SIL Regular" w:eastAsia="Charis SIL Regular"/>
           <w:b w:val="0"/>
           <w:i w:val="0"/>
-          <w:color w:val="0066CC"/>
+          <w:color w:val="0000FF"/>
           <w:sz w:val="24"/>
           <w:u w:val="single"/>
         </w:rPr>
-        <w:hyperlink r:id="rId22" w:history="1">
+        <w:hyperlink r:id="rId21" w:history="1">
           <w:r>
             <w:rPr>
               <w:rStyle w:val="Hyperlink"/>
@@ -3488,11 +3443,11 @@
           <w:rFonts w:ascii="Charis SIL Regular" w:hAnsi="Charis SIL Regular" w:eastAsia="Charis SIL Regular"/>
           <w:b w:val="0"/>
           <w:i w:val="0"/>
-          <w:color w:val="0066CC"/>
+          <w:color w:val="0000FF"/>
           <w:sz w:val="24"/>
           <w:u w:val="single"/>
         </w:rPr>
-        <w:hyperlink r:id="rId22" w:history="1">
+        <w:hyperlink r:id="rId21" w:history="1">
           <w:r>
             <w:rPr>
               <w:rStyle w:val="Hyperlink"/>
@@ -3503,7 +3458,6 @@
       </w:r>
       <w:r>
         <w:rPr>
-          <w:u w:val="single" w:color="0066cc"/>
           <w:rFonts w:ascii="Charis SIL Regular" w:hAnsi="Charis SIL Regular" w:eastAsia="Charis SIL Regular"/>
           <w:b w:val="0"/>
           <w:i w:val="0"/>
@@ -3517,7 +3471,7 @@
           <w:rFonts w:ascii="Charis SIL Regular" w:hAnsi="Charis SIL Regular" w:eastAsia="Charis SIL Regular"/>
           <w:b w:val="0"/>
           <w:i w:val="0"/>
-          <w:color w:val="0066CC"/>
+          <w:color w:val="0000FF"/>
           <w:sz w:val="24"/>
           <w:u w:val="single"/>
         </w:rPr>
@@ -3535,7 +3489,7 @@
           <w:rFonts w:ascii="Charis SIL Regular" w:hAnsi="Charis SIL Regular" w:eastAsia="Charis SIL Regular"/>
           <w:b w:val="0"/>
           <w:i w:val="0"/>
-          <w:color w:val="0066CC"/>
+          <w:color w:val="0000FF"/>
           <w:sz w:val="24"/>
           <w:u w:val="single"/>
         </w:rPr>
@@ -3546,7 +3500,7 @@
           <w:rFonts w:ascii="Charis SIL Regular" w:hAnsi="Charis SIL Regular" w:eastAsia="Charis SIL Regular"/>
           <w:b w:val="0"/>
           <w:i w:val="0"/>
-          <w:color w:val="0066CC"/>
+          <w:color w:val="0000FF"/>
           <w:sz w:val="24"/>
           <w:u w:val="single"/>
         </w:rPr>
@@ -3564,11 +3518,11 @@
           <w:rFonts w:ascii="Charis SIL Regular" w:hAnsi="Charis SIL Regular" w:eastAsia="Charis SIL Regular"/>
           <w:b w:val="0"/>
           <w:i w:val="0"/>
-          <w:color w:val="0066CC"/>
+          <w:color w:val="0000FF"/>
           <w:sz w:val="24"/>
           <w:u w:val="single"/>
         </w:rPr>
-        <w:hyperlink r:id="rId21" w:history="1">
+        <w:hyperlink r:id="rId23" w:history="1">
           <w:r>
             <w:rPr>
               <w:rStyle w:val="Hyperlink"/>
@@ -3695,7 +3649,7 @@
           <w:rFonts w:ascii="Charis SIL Regular" w:hAnsi="Charis SIL Regular" w:eastAsia="Charis SIL Regular"/>
           <w:b w:val="0"/>
           <w:i w:val="0"/>
-          <w:color w:val="0066CC"/>
+          <w:color w:val="0000FF"/>
           <w:sz w:val="24"/>
           <w:u w:val="single"/>
         </w:rPr>
@@ -3713,7 +3667,7 @@
           <w:rFonts w:ascii="Charis SIL Regular" w:hAnsi="Charis SIL Regular" w:eastAsia="Charis SIL Regular"/>
           <w:b w:val="0"/>
           <w:i w:val="0"/>
-          <w:color w:val="0066CC"/>
+          <w:color w:val="0000FF"/>
           <w:sz w:val="24"/>
           <w:u w:val="single"/>
         </w:rPr>
@@ -3731,7 +3685,7 @@
           <w:rFonts w:ascii="Charis SIL Regular" w:hAnsi="Charis SIL Regular" w:eastAsia="Charis SIL Regular"/>
           <w:b w:val="0"/>
           <w:i w:val="0"/>
-          <w:color w:val="0066CC"/>
+          <w:color w:val="0000FF"/>
           <w:sz w:val="24"/>
           <w:u w:val="single"/>
         </w:rPr>
@@ -3749,7 +3703,7 @@
           <w:rFonts w:ascii="Charis SIL Regular" w:hAnsi="Charis SIL Regular" w:eastAsia="Charis SIL Regular"/>
           <w:b w:val="0"/>
           <w:i w:val="0"/>
-          <w:color w:val="0066CC"/>
+          <w:color w:val="0000FF"/>
           <w:sz w:val="24"/>
           <w:u w:val="single"/>
         </w:rPr>
@@ -3777,7 +3731,7 @@
           <w:rFonts w:ascii="Charis SIL Regular" w:hAnsi="Charis SIL Regular" w:eastAsia="Charis SIL Regular"/>
           <w:b w:val="0"/>
           <w:i w:val="0"/>
-          <w:color w:val="0066CC"/>
+          <w:color w:val="0000FF"/>
           <w:sz w:val="24"/>
           <w:u w:val="single"/>
         </w:rPr>
@@ -3795,11 +3749,11 @@
           <w:rFonts w:ascii="Charis SIL Regular" w:hAnsi="Charis SIL Regular" w:eastAsia="Charis SIL Regular"/>
           <w:b w:val="0"/>
           <w:i w:val="0"/>
-          <w:color w:val="0066CC"/>
+          <w:color w:val="0000FF"/>
           <w:sz w:val="24"/>
           <w:u w:val="single"/>
         </w:rPr>
-        <w:hyperlink r:id="rId25" w:history="1">
+        <w:hyperlink r:id="rId24" w:history="1">
           <w:r>
             <w:rPr>
               <w:rStyle w:val="Hyperlink"/>
@@ -3813,11 +3767,11 @@
           <w:rFonts w:ascii="Charis SIL Regular" w:hAnsi="Charis SIL Regular" w:eastAsia="Charis SIL Regular"/>
           <w:b w:val="0"/>
           <w:i w:val="0"/>
-          <w:color w:val="0066CC"/>
+          <w:color w:val="0000FF"/>
           <w:sz w:val="24"/>
           <w:u w:val="single"/>
         </w:rPr>
-        <w:hyperlink r:id="rId25" w:history="1">
+        <w:hyperlink r:id="rId24" w:history="1">
           <w:r>
             <w:rPr>
               <w:rStyle w:val="Hyperlink"/>
@@ -3954,7 +3908,7 @@
           <w:rFonts w:ascii="Charis SIL Regular" w:hAnsi="Charis SIL Regular" w:eastAsia="Charis SIL Regular"/>
           <w:b w:val="0"/>
           <w:i w:val="0"/>
-          <w:color w:val="0066CC"/>
+          <w:color w:val="0000FF"/>
           <w:sz w:val="24"/>
           <w:u w:val="single"/>
         </w:rPr>
@@ -3972,7 +3926,7 @@
           <w:rFonts w:ascii="Charis SIL Regular" w:hAnsi="Charis SIL Regular" w:eastAsia="Charis SIL Regular"/>
           <w:b w:val="0"/>
           <w:i w:val="0"/>
-          <w:color w:val="0066CC"/>
+          <w:color w:val="0000FF"/>
           <w:sz w:val="24"/>
           <w:u w:val="single"/>
         </w:rPr>
@@ -3990,7 +3944,7 @@
           <w:rFonts w:ascii="Charis SIL Regular" w:hAnsi="Charis SIL Regular" w:eastAsia="Charis SIL Regular"/>
           <w:b w:val="0"/>
           <w:i w:val="0"/>
-          <w:color w:val="0066CC"/>
+          <w:color w:val="0000FF"/>
           <w:sz w:val="24"/>
           <w:u w:val="single"/>
         </w:rPr>
@@ -4008,7 +3962,7 @@
           <w:rFonts w:ascii="Charis SIL Regular" w:hAnsi="Charis SIL Regular" w:eastAsia="Charis SIL Regular"/>
           <w:b w:val="0"/>
           <w:i w:val="0"/>
-          <w:color w:val="0066CC"/>
+          <w:color w:val="0000FF"/>
           <w:sz w:val="24"/>
           <w:u w:val="single"/>
         </w:rPr>
@@ -4026,7 +3980,7 @@
           <w:rFonts w:ascii="Charis SIL Regular" w:hAnsi="Charis SIL Regular" w:eastAsia="Charis SIL Regular"/>
           <w:b w:val="0"/>
           <w:i w:val="0"/>
-          <w:color w:val="0066CC"/>
+          <w:color w:val="0000FF"/>
           <w:sz w:val="24"/>
           <w:u w:val="single"/>
         </w:rPr>
@@ -4044,7 +3998,7 @@
           <w:rFonts w:ascii="Charis SIL Regular" w:hAnsi="Charis SIL Regular" w:eastAsia="Charis SIL Regular"/>
           <w:b w:val="0"/>
           <w:i w:val="0"/>
-          <w:color w:val="0066CC"/>
+          <w:color w:val="0000FF"/>
           <w:sz w:val="24"/>
           <w:u w:val="single"/>
         </w:rPr>
@@ -4062,7 +4016,7 @@
           <w:rFonts w:ascii="Charis SIL Regular" w:hAnsi="Charis SIL Regular" w:eastAsia="Charis SIL Regular"/>
           <w:b w:val="0"/>
           <w:i w:val="0"/>
-          <w:color w:val="0066CC"/>
+          <w:color w:val="0000FF"/>
           <w:sz w:val="24"/>
           <w:u w:val="single"/>
         </w:rPr>
@@ -4080,7 +4034,7 @@
           <w:rFonts w:ascii="Charis SIL Regular" w:hAnsi="Charis SIL Regular" w:eastAsia="Charis SIL Regular"/>
           <w:b w:val="0"/>
           <w:i w:val="0"/>
-          <w:color w:val="0066CC"/>
+          <w:color w:val="0000FF"/>
           <w:sz w:val="24"/>
           <w:u w:val="single"/>
         </w:rPr>
@@ -4098,7 +4052,7 @@
           <w:rFonts w:ascii="Charis SIL Regular" w:hAnsi="Charis SIL Regular" w:eastAsia="Charis SIL Regular"/>
           <w:b w:val="0"/>
           <w:i w:val="0"/>
-          <w:color w:val="0066CC"/>
+          <w:color w:val="0000FF"/>
           <w:sz w:val="24"/>
           <w:u w:val="single"/>
         </w:rPr>
@@ -4116,7 +4070,7 @@
           <w:rFonts w:ascii="Charis SIL Regular" w:hAnsi="Charis SIL Regular" w:eastAsia="Charis SIL Regular"/>
           <w:b w:val="0"/>
           <w:i w:val="0"/>
-          <w:color w:val="0066CC"/>
+          <w:color w:val="0000FF"/>
           <w:sz w:val="24"/>
           <w:u w:val="single"/>
         </w:rPr>
@@ -4134,7 +4088,7 @@
           <w:rFonts w:ascii="Charis SIL Regular" w:hAnsi="Charis SIL Regular" w:eastAsia="Charis SIL Regular"/>
           <w:b w:val="0"/>
           <w:i w:val="0"/>
-          <w:color w:val="0066CC"/>
+          <w:color w:val="0000FF"/>
           <w:sz w:val="24"/>
           <w:u w:val="single"/>
         </w:rPr>
@@ -4152,7 +4106,7 @@
           <w:rFonts w:ascii="Charis SIL Regular" w:hAnsi="Charis SIL Regular" w:eastAsia="Charis SIL Regular"/>
           <w:b w:val="0"/>
           <w:i w:val="0"/>
-          <w:color w:val="0066CC"/>
+          <w:color w:val="0000FF"/>
           <w:sz w:val="24"/>
           <w:u w:val="single"/>
         </w:rPr>
@@ -4170,7 +4124,7 @@
           <w:rFonts w:ascii="Charis SIL Regular" w:hAnsi="Charis SIL Regular" w:eastAsia="Charis SIL Regular"/>
           <w:b w:val="0"/>
           <w:i w:val="0"/>
-          <w:color w:val="0066CC"/>
+          <w:color w:val="0000FF"/>
           <w:sz w:val="24"/>
           <w:u w:val="single"/>
         </w:rPr>
@@ -4188,7 +4142,7 @@
           <w:rFonts w:ascii="Charis SIL Regular" w:hAnsi="Charis SIL Regular" w:eastAsia="Charis SIL Regular"/>
           <w:b w:val="0"/>
           <w:i w:val="0"/>
-          <w:color w:val="0066CC"/>
+          <w:color w:val="0000FF"/>
           <w:sz w:val="24"/>
           <w:u w:val="single"/>
         </w:rPr>
@@ -4206,7 +4160,7 @@
           <w:rFonts w:ascii="Charis SIL Regular" w:hAnsi="Charis SIL Regular" w:eastAsia="Charis SIL Regular"/>
           <w:b w:val="0"/>
           <w:i w:val="0"/>
-          <w:color w:val="0066CC"/>
+          <w:color w:val="0000FF"/>
           <w:sz w:val="24"/>
           <w:u w:val="single"/>
         </w:rPr>
@@ -4224,7 +4178,7 @@
           <w:rFonts w:ascii="Charis SIL Regular" w:hAnsi="Charis SIL Regular" w:eastAsia="Charis SIL Regular"/>
           <w:b w:val="0"/>
           <w:i w:val="0"/>
-          <w:color w:val="0066CC"/>
+          <w:color w:val="0000FF"/>
           <w:sz w:val="24"/>
           <w:u w:val="single"/>
         </w:rPr>
@@ -4242,7 +4196,7 @@
           <w:rFonts w:ascii="Charis SIL Regular" w:hAnsi="Charis SIL Regular" w:eastAsia="Charis SIL Regular"/>
           <w:b w:val="0"/>
           <w:i w:val="0"/>
-          <w:color w:val="0066CC"/>
+          <w:color w:val="0000FF"/>
           <w:sz w:val="24"/>
           <w:u w:val="single"/>
         </w:rPr>
@@ -4260,7 +4214,7 @@
           <w:rFonts w:ascii="Charis SIL Regular" w:hAnsi="Charis SIL Regular" w:eastAsia="Charis SIL Regular"/>
           <w:b w:val="0"/>
           <w:i w:val="0"/>
-          <w:color w:val="0066CC"/>
+          <w:color w:val="0000FF"/>
           <w:sz w:val="24"/>
           <w:u w:val="single"/>
         </w:rPr>
@@ -4417,7 +4371,7 @@
           <w:rFonts w:ascii="Charis SIL Regular" w:hAnsi="Charis SIL Regular" w:eastAsia="Charis SIL Regular"/>
           <w:b w:val="0"/>
           <w:i w:val="0"/>
-          <w:color w:val="0066CC"/>
+          <w:color w:val="0000FF"/>
           <w:sz w:val="24"/>
           <w:u w:val="single"/>
         </w:rPr>
@@ -4435,7 +4389,7 @@
           <w:rFonts w:ascii="Charis SIL Regular" w:hAnsi="Charis SIL Regular" w:eastAsia="Charis SIL Regular"/>
           <w:b w:val="0"/>
           <w:i w:val="0"/>
-          <w:color w:val="0066CC"/>
+          <w:color w:val="0000FF"/>
           <w:sz w:val="24"/>
           <w:u w:val="single"/>
         </w:rPr>
@@ -4453,7 +4407,7 @@
           <w:rFonts w:ascii="Charis SIL Regular" w:hAnsi="Charis SIL Regular" w:eastAsia="Charis SIL Regular"/>
           <w:b w:val="0"/>
           <w:i w:val="0"/>
-          <w:color w:val="0066CC"/>
+          <w:color w:val="0000FF"/>
           <w:sz w:val="24"/>
           <w:u w:val="single"/>
         </w:rPr>
@@ -4471,7 +4425,7 @@
           <w:rFonts w:ascii="Charis SIL Regular" w:hAnsi="Charis SIL Regular" w:eastAsia="Charis SIL Regular"/>
           <w:b w:val="0"/>
           <w:i w:val="0"/>
-          <w:color w:val="0066CC"/>
+          <w:color w:val="0000FF"/>
           <w:sz w:val="24"/>
           <w:u w:val="single"/>
         </w:rPr>
@@ -4489,7 +4443,7 @@
           <w:rFonts w:ascii="Charis SIL Regular" w:hAnsi="Charis SIL Regular" w:eastAsia="Charis SIL Regular"/>
           <w:b w:val="0"/>
           <w:i w:val="0"/>
-          <w:color w:val="0066CC"/>
+          <w:color w:val="0000FF"/>
           <w:sz w:val="24"/>
           <w:u w:val="single"/>
         </w:rPr>
@@ -4507,7 +4461,7 @@
           <w:rFonts w:ascii="Charis SIL Regular" w:hAnsi="Charis SIL Regular" w:eastAsia="Charis SIL Regular"/>
           <w:b w:val="0"/>
           <w:i w:val="0"/>
-          <w:color w:val="0066CC"/>
+          <w:color w:val="0000FF"/>
           <w:sz w:val="24"/>
           <w:u w:val="single"/>
         </w:rPr>
@@ -4525,7 +4479,7 @@
           <w:rFonts w:ascii="Charis SIL Regular" w:hAnsi="Charis SIL Regular" w:eastAsia="Charis SIL Regular"/>
           <w:b w:val="0"/>
           <w:i w:val="0"/>
-          <w:color w:val="0066CC"/>
+          <w:color w:val="0000FF"/>
           <w:sz w:val="24"/>
           <w:u w:val="single"/>
         </w:rPr>
@@ -4543,7 +4497,7 @@
           <w:rFonts w:ascii="Charis SIL Regular" w:hAnsi="Charis SIL Regular" w:eastAsia="Charis SIL Regular"/>
           <w:b w:val="0"/>
           <w:i w:val="0"/>
-          <w:color w:val="0066CC"/>
+          <w:color w:val="0000FF"/>
           <w:sz w:val="24"/>
           <w:u w:val="single"/>
         </w:rPr>
@@ -4561,7 +4515,7 @@
           <w:rFonts w:ascii="Charis SIL Regular" w:hAnsi="Charis SIL Regular" w:eastAsia="Charis SIL Regular"/>
           <w:b w:val="0"/>
           <w:i w:val="0"/>
-          <w:color w:val="0066CC"/>
+          <w:color w:val="0000FF"/>
           <w:sz w:val="24"/>
           <w:u w:val="single"/>
         </w:rPr>
@@ -4579,7 +4533,7 @@
           <w:rFonts w:ascii="Charis SIL Regular" w:hAnsi="Charis SIL Regular" w:eastAsia="Charis SIL Regular"/>
           <w:b w:val="0"/>
           <w:i w:val="0"/>
-          <w:color w:val="0066CC"/>
+          <w:color w:val="0000FF"/>
           <w:sz w:val="24"/>
           <w:u w:val="single"/>
         </w:rPr>
@@ -4597,7 +4551,7 @@
           <w:rFonts w:ascii="Charis SIL Regular" w:hAnsi="Charis SIL Regular" w:eastAsia="Charis SIL Regular"/>
           <w:b w:val="0"/>
           <w:i w:val="0"/>
-          <w:color w:val="0066CC"/>
+          <w:color w:val="0000FF"/>
           <w:sz w:val="24"/>
           <w:u w:val="single"/>
         </w:rPr>
@@ -4615,7 +4569,7 @@
           <w:rFonts w:ascii="Charis SIL Regular" w:hAnsi="Charis SIL Regular" w:eastAsia="Charis SIL Regular"/>
           <w:b w:val="0"/>
           <w:i w:val="0"/>
-          <w:color w:val="0066CC"/>
+          <w:color w:val="0000FF"/>
           <w:sz w:val="24"/>
           <w:u w:val="single"/>
         </w:rPr>
@@ -4633,7 +4587,7 @@
           <w:rFonts w:ascii="Charis SIL Regular" w:hAnsi="Charis SIL Regular" w:eastAsia="Charis SIL Regular"/>
           <w:b w:val="0"/>
           <w:i w:val="0"/>
-          <w:color w:val="0066CC"/>
+          <w:color w:val="0000FF"/>
           <w:sz w:val="24"/>
           <w:u w:val="single"/>
         </w:rPr>
@@ -4651,7 +4605,7 @@
           <w:rFonts w:ascii="Charis SIL Regular" w:hAnsi="Charis SIL Regular" w:eastAsia="Charis SIL Regular"/>
           <w:b w:val="0"/>
           <w:i w:val="0"/>
-          <w:color w:val="0066CC"/>
+          <w:color w:val="0000FF"/>
           <w:sz w:val="24"/>
           <w:u w:val="single"/>
         </w:rPr>
@@ -4669,7 +4623,7 @@
           <w:rFonts w:ascii="Charis SIL Regular" w:hAnsi="Charis SIL Regular" w:eastAsia="Charis SIL Regular"/>
           <w:b w:val="0"/>
           <w:i w:val="0"/>
-          <w:color w:val="0066CC"/>
+          <w:color w:val="0000FF"/>
           <w:sz w:val="24"/>
           <w:u w:val="single"/>
         </w:rPr>
@@ -4817,7 +4771,7 @@
           <w:rFonts w:ascii="Charis SIL Regular" w:hAnsi="Charis SIL Regular" w:eastAsia="Charis SIL Regular"/>
           <w:b w:val="0"/>
           <w:i w:val="0"/>
-          <w:color w:val="0066CC"/>
+          <w:color w:val="0000FF"/>
           <w:sz w:val="24"/>
           <w:u w:val="single"/>
         </w:rPr>
@@ -4835,7 +4789,7 @@
           <w:rFonts w:ascii="Charis SIL Regular" w:hAnsi="Charis SIL Regular" w:eastAsia="Charis SIL Regular"/>
           <w:b w:val="0"/>
           <w:i w:val="0"/>
-          <w:color w:val="0066CC"/>
+          <w:color w:val="0000FF"/>
           <w:sz w:val="24"/>
           <w:u w:val="single"/>
         </w:rPr>
@@ -4853,7 +4807,7 @@
           <w:rFonts w:ascii="Charis SIL Regular" w:hAnsi="Charis SIL Regular" w:eastAsia="Charis SIL Regular"/>
           <w:b w:val="0"/>
           <w:i w:val="0"/>
-          <w:color w:val="0066CC"/>
+          <w:color w:val="0000FF"/>
           <w:sz w:val="24"/>
           <w:u w:val="single"/>
         </w:rPr>
@@ -4871,7 +4825,7 @@
           <w:rFonts w:ascii="Charis SIL Regular" w:hAnsi="Charis SIL Regular" w:eastAsia="Charis SIL Regular"/>
           <w:b w:val="0"/>
           <w:i w:val="0"/>
-          <w:color w:val="0066CC"/>
+          <w:color w:val="0000FF"/>
           <w:sz w:val="24"/>
           <w:u w:val="single"/>
         </w:rPr>
@@ -4889,7 +4843,7 @@
           <w:rFonts w:ascii="Charis SIL Regular" w:hAnsi="Charis SIL Regular" w:eastAsia="Charis SIL Regular"/>
           <w:b w:val="0"/>
           <w:i w:val="0"/>
-          <w:color w:val="0066CC"/>
+          <w:color w:val="0000FF"/>
           <w:sz w:val="24"/>
           <w:u w:val="single"/>
         </w:rPr>
@@ -4910,7 +4864,7 @@
           <w:rFonts w:ascii="Charis SIL Regular" w:hAnsi="Charis SIL Regular" w:eastAsia="Charis SIL Regular"/>
           <w:b w:val="0"/>
           <w:i w:val="0"/>
-          <w:color w:val="0066CC"/>
+          <w:color w:val="0000FF"/>
           <w:sz w:val="24"/>
           <w:u w:val="single"/>
         </w:rPr>
@@ -4928,7 +4882,7 @@
           <w:rFonts w:ascii="Charis SIL Regular" w:hAnsi="Charis SIL Regular" w:eastAsia="Charis SIL Regular"/>
           <w:b w:val="0"/>
           <w:i w:val="0"/>
-          <w:color w:val="0066CC"/>
+          <w:color w:val="0000FF"/>
           <w:sz w:val="24"/>
           <w:u w:val="single"/>
         </w:rPr>
@@ -4946,7 +4900,7 @@
           <w:rFonts w:ascii="Charis SIL Regular" w:hAnsi="Charis SIL Regular" w:eastAsia="Charis SIL Regular"/>
           <w:b w:val="0"/>
           <w:i w:val="0"/>
-          <w:color w:val="0066CC"/>
+          <w:color w:val="0000FF"/>
           <w:sz w:val="24"/>
           <w:u w:val="single"/>
         </w:rPr>
@@ -4964,7 +4918,7 @@
           <w:rFonts w:ascii="Charis SIL Regular" w:hAnsi="Charis SIL Regular" w:eastAsia="Charis SIL Regular"/>
           <w:b w:val="0"/>
           <w:i w:val="0"/>
-          <w:color w:val="0066CC"/>
+          <w:color w:val="0000FF"/>
           <w:sz w:val="24"/>
           <w:u w:val="single"/>
         </w:rPr>
@@ -4982,7 +4936,7 @@
           <w:rFonts w:ascii="Charis SIL Regular" w:hAnsi="Charis SIL Regular" w:eastAsia="Charis SIL Regular"/>
           <w:b w:val="0"/>
           <w:i w:val="0"/>
-          <w:color w:val="0066CC"/>
+          <w:color w:val="0000FF"/>
           <w:sz w:val="24"/>
           <w:u w:val="single"/>
         </w:rPr>
@@ -5133,7 +5087,7 @@
           <w:rFonts w:ascii="Charis SIL Regular" w:hAnsi="Charis SIL Regular" w:eastAsia="Charis SIL Regular"/>
           <w:b w:val="0"/>
           <w:i w:val="0"/>
-          <w:color w:val="0066CC"/>
+          <w:color w:val="0000FF"/>
           <w:sz w:val="24"/>
           <w:u w:val="single"/>
         </w:rPr>
@@ -5151,7 +5105,7 @@
           <w:rFonts w:ascii="Charis SIL Regular" w:hAnsi="Charis SIL Regular" w:eastAsia="Charis SIL Regular"/>
           <w:b w:val="0"/>
           <w:i w:val="0"/>
-          <w:color w:val="0066CC"/>
+          <w:color w:val="0000FF"/>
           <w:sz w:val="24"/>
           <w:u w:val="single"/>
         </w:rPr>
@@ -5169,7 +5123,7 @@
           <w:rFonts w:ascii="Charis SIL Regular" w:hAnsi="Charis SIL Regular" w:eastAsia="Charis SIL Regular"/>
           <w:b w:val="0"/>
           <w:i w:val="0"/>
-          <w:color w:val="0066CC"/>
+          <w:color w:val="0000FF"/>
           <w:sz w:val="24"/>
           <w:u w:val="single"/>
         </w:rPr>
@@ -5187,7 +5141,7 @@
           <w:rFonts w:ascii="Charis SIL Regular" w:hAnsi="Charis SIL Regular" w:eastAsia="Charis SIL Regular"/>
           <w:b w:val="0"/>
           <w:i w:val="0"/>
-          <w:color w:val="0066CC"/>
+          <w:color w:val="0000FF"/>
           <w:sz w:val="24"/>
           <w:u w:val="single"/>
         </w:rPr>
@@ -5205,7 +5159,7 @@
           <w:rFonts w:ascii="Charis SIL Regular" w:hAnsi="Charis SIL Regular" w:eastAsia="Charis SIL Regular"/>
           <w:b w:val="0"/>
           <w:i w:val="0"/>
-          <w:color w:val="0066CC"/>
+          <w:color w:val="0000FF"/>
           <w:sz w:val="24"/>
           <w:u w:val="single"/>
         </w:rPr>
@@ -5223,7 +5177,7 @@
           <w:rFonts w:ascii="Charis SIL Regular" w:hAnsi="Charis SIL Regular" w:eastAsia="Charis SIL Regular"/>
           <w:b w:val="0"/>
           <w:i w:val="0"/>
-          <w:color w:val="0066CC"/>
+          <w:color w:val="0000FF"/>
           <w:sz w:val="24"/>
           <w:u w:val="single"/>
         </w:rPr>
@@ -5241,7 +5195,7 @@
           <w:rFonts w:ascii="Charis SIL Regular" w:hAnsi="Charis SIL Regular" w:eastAsia="Charis SIL Regular"/>
           <w:b w:val="0"/>
           <w:i w:val="0"/>
-          <w:color w:val="0066CC"/>
+          <w:color w:val="0000FF"/>
           <w:sz w:val="24"/>
           <w:u w:val="single"/>
         </w:rPr>
@@ -5259,7 +5213,7 @@
           <w:rFonts w:ascii="Charis SIL Regular" w:hAnsi="Charis SIL Regular" w:eastAsia="Charis SIL Regular"/>
           <w:b w:val="0"/>
           <w:i w:val="0"/>
-          <w:color w:val="0066CC"/>
+          <w:color w:val="0000FF"/>
           <w:sz w:val="24"/>
           <w:u w:val="single"/>
         </w:rPr>
@@ -5277,7 +5231,7 @@
           <w:rFonts w:ascii="Charis SIL Regular" w:hAnsi="Charis SIL Regular" w:eastAsia="Charis SIL Regular"/>
           <w:b w:val="0"/>
           <w:i w:val="0"/>
-          <w:color w:val="0066CC"/>
+          <w:color w:val="0000FF"/>
           <w:sz w:val="24"/>
           <w:u w:val="single"/>
         </w:rPr>

--- a/EXPORTS/DOCX/published/niveau3/Dutch/JustinusNassau.docx
+++ b/EXPORTS/DOCX/published/niveau3/Dutch/JustinusNassau.docx
@@ -3429,7 +3429,7 @@
           <w:sz w:val="24"/>
           <w:u w:val="single"/>
         </w:rPr>
-        <w:hyperlink r:id="rId21" w:history="1">
+        <w:hyperlink r:id="rId22" w:history="1">
           <w:r>
             <w:rPr>
               <w:rStyle w:val="Hyperlink"/>
@@ -3447,7 +3447,7 @@
           <w:sz w:val="24"/>
           <w:u w:val="single"/>
         </w:rPr>
-        <w:hyperlink r:id="rId21" w:history="1">
+        <w:hyperlink r:id="rId22" w:history="1">
           <w:r>
             <w:rPr>
               <w:rStyle w:val="Hyperlink"/>
@@ -3475,7 +3475,7 @@
           <w:sz w:val="24"/>
           <w:u w:val="single"/>
         </w:rPr>
-        <w:hyperlink r:id="rId23" w:history="1">
+        <w:hyperlink r:id="rId21" w:history="1">
           <w:r>
             <w:rPr>
               <w:rStyle w:val="Hyperlink"/>
@@ -3504,7 +3504,7 @@
           <w:sz w:val="24"/>
           <w:u w:val="single"/>
         </w:rPr>
-        <w:hyperlink r:id="rId23" w:history="1">
+        <w:hyperlink r:id="rId21" w:history="1">
           <w:r>
             <w:rPr>
               <w:rStyle w:val="Hyperlink"/>
@@ -3522,7 +3522,7 @@
           <w:sz w:val="24"/>
           <w:u w:val="single"/>
         </w:rPr>
-        <w:hyperlink r:id="rId23" w:history="1">
+        <w:hyperlink r:id="rId21" w:history="1">
           <w:r>
             <w:rPr>
               <w:rStyle w:val="Hyperlink"/>
@@ -3653,7 +3653,7 @@
           <w:sz w:val="24"/>
           <w:u w:val="single"/>
         </w:rPr>
-        <w:hyperlink r:id="rId24" w:history="1">
+        <w:hyperlink r:id="rId23" w:history="1">
           <w:r>
             <w:rPr>
               <w:rStyle w:val="Hyperlink"/>
@@ -3671,7 +3671,7 @@
           <w:sz w:val="24"/>
           <w:u w:val="single"/>
         </w:rPr>
-        <w:hyperlink r:id="rId24" w:history="1">
+        <w:hyperlink r:id="rId23" w:history="1">
           <w:r>
             <w:rPr>
               <w:rStyle w:val="Hyperlink"/>
@@ -3689,7 +3689,7 @@
           <w:sz w:val="24"/>
           <w:u w:val="single"/>
         </w:rPr>
-        <w:hyperlink r:id="rId24" w:history="1">
+        <w:hyperlink r:id="rId23" w:history="1">
           <w:r>
             <w:rPr>
               <w:rStyle w:val="Hyperlink"/>
@@ -3707,7 +3707,7 @@
           <w:sz w:val="24"/>
           <w:u w:val="single"/>
         </w:rPr>
-        <w:hyperlink r:id="rId24" w:history="1">
+        <w:hyperlink r:id="rId23" w:history="1">
           <w:r>
             <w:rPr>
               <w:rStyle w:val="Hyperlink"/>
@@ -3735,7 +3735,7 @@
           <w:sz w:val="24"/>
           <w:u w:val="single"/>
         </w:rPr>
-        <w:hyperlink r:id="rId25" w:history="1">
+        <w:hyperlink r:id="rId24" w:history="1">
           <w:r>
             <w:rPr>
               <w:rStyle w:val="Hyperlink"/>
@@ -3771,7 +3771,7 @@
           <w:sz w:val="24"/>
           <w:u w:val="single"/>
         </w:rPr>
-        <w:hyperlink r:id="rId24" w:history="1">
+        <w:hyperlink r:id="rId23" w:history="1">
           <w:r>
             <w:rPr>
               <w:rStyle w:val="Hyperlink"/>
@@ -3912,7 +3912,7 @@
           <w:sz w:val="24"/>
           <w:u w:val="single"/>
         </w:rPr>
-        <w:hyperlink r:id="rId26" w:history="1">
+        <w:hyperlink r:id="rId25" w:history="1">
           <w:r>
             <w:rPr>
               <w:rStyle w:val="Hyperlink"/>
@@ -3930,7 +3930,7 @@
           <w:sz w:val="24"/>
           <w:u w:val="single"/>
         </w:rPr>
-        <w:hyperlink r:id="rId26" w:history="1">
+        <w:hyperlink r:id="rId25" w:history="1">
           <w:r>
             <w:rPr>
               <w:rStyle w:val="Hyperlink"/>
@@ -3948,7 +3948,7 @@
           <w:sz w:val="24"/>
           <w:u w:val="single"/>
         </w:rPr>
-        <w:hyperlink r:id="rId26" w:history="1">
+        <w:hyperlink r:id="rId25" w:history="1">
           <w:r>
             <w:rPr>
               <w:rStyle w:val="Hyperlink"/>
@@ -3966,7 +3966,7 @@
           <w:sz w:val="24"/>
           <w:u w:val="single"/>
         </w:rPr>
-        <w:hyperlink r:id="rId26" w:history="1">
+        <w:hyperlink r:id="rId25" w:history="1">
           <w:r>
             <w:rPr>
               <w:rStyle w:val="Hyperlink"/>
@@ -3984,7 +3984,7 @@
           <w:sz w:val="24"/>
           <w:u w:val="single"/>
         </w:rPr>
-        <w:hyperlink r:id="rId26" w:history="1">
+        <w:hyperlink r:id="rId25" w:history="1">
           <w:r>
             <w:rPr>
               <w:rStyle w:val="Hyperlink"/>
@@ -4002,7 +4002,7 @@
           <w:sz w:val="24"/>
           <w:u w:val="single"/>
         </w:rPr>
-        <w:hyperlink r:id="rId26" w:history="1">
+        <w:hyperlink r:id="rId25" w:history="1">
           <w:r>
             <w:rPr>
               <w:rStyle w:val="Hyperlink"/>
@@ -4020,7 +4020,7 @@
           <w:sz w:val="24"/>
           <w:u w:val="single"/>
         </w:rPr>
-        <w:hyperlink r:id="rId26" w:history="1">
+        <w:hyperlink r:id="rId25" w:history="1">
           <w:r>
             <w:rPr>
               <w:rStyle w:val="Hyperlink"/>
@@ -4038,7 +4038,7 @@
           <w:sz w:val="24"/>
           <w:u w:val="single"/>
         </w:rPr>
-        <w:hyperlink r:id="rId26" w:history="1">
+        <w:hyperlink r:id="rId25" w:history="1">
           <w:r>
             <w:rPr>
               <w:rStyle w:val="Hyperlink"/>
@@ -4056,7 +4056,7 @@
           <w:sz w:val="24"/>
           <w:u w:val="single"/>
         </w:rPr>
-        <w:hyperlink r:id="rId26" w:history="1">
+        <w:hyperlink r:id="rId25" w:history="1">
           <w:r>
             <w:rPr>
               <w:rStyle w:val="Hyperlink"/>
@@ -4074,7 +4074,7 @@
           <w:sz w:val="24"/>
           <w:u w:val="single"/>
         </w:rPr>
-        <w:hyperlink r:id="rId26" w:history="1">
+        <w:hyperlink r:id="rId25" w:history="1">
           <w:r>
             <w:rPr>
               <w:rStyle w:val="Hyperlink"/>
@@ -4092,7 +4092,7 @@
           <w:sz w:val="24"/>
           <w:u w:val="single"/>
         </w:rPr>
-        <w:hyperlink r:id="rId26" w:history="1">
+        <w:hyperlink r:id="rId25" w:history="1">
           <w:r>
             <w:rPr>
               <w:rStyle w:val="Hyperlink"/>
@@ -4110,7 +4110,7 @@
           <w:sz w:val="24"/>
           <w:u w:val="single"/>
         </w:rPr>
-        <w:hyperlink r:id="rId26" w:history="1">
+        <w:hyperlink r:id="rId25" w:history="1">
           <w:r>
             <w:rPr>
               <w:rStyle w:val="Hyperlink"/>
@@ -4128,7 +4128,7 @@
           <w:sz w:val="24"/>
           <w:u w:val="single"/>
         </w:rPr>
-        <w:hyperlink r:id="rId26" w:history="1">
+        <w:hyperlink r:id="rId25" w:history="1">
           <w:r>
             <w:rPr>
               <w:rStyle w:val="Hyperlink"/>
@@ -4146,7 +4146,7 @@
           <w:sz w:val="24"/>
           <w:u w:val="single"/>
         </w:rPr>
-        <w:hyperlink r:id="rId26" w:history="1">
+        <w:hyperlink r:id="rId25" w:history="1">
           <w:r>
             <w:rPr>
               <w:rStyle w:val="Hyperlink"/>
@@ -4164,7 +4164,7 @@
           <w:sz w:val="24"/>
           <w:u w:val="single"/>
         </w:rPr>
-        <w:hyperlink r:id="rId26" w:history="1">
+        <w:hyperlink r:id="rId25" w:history="1">
           <w:r>
             <w:rPr>
               <w:rStyle w:val="Hyperlink"/>
@@ -4182,7 +4182,7 @@
           <w:sz w:val="24"/>
           <w:u w:val="single"/>
         </w:rPr>
-        <w:hyperlink r:id="rId26" w:history="1">
+        <w:hyperlink r:id="rId25" w:history="1">
           <w:r>
             <w:rPr>
               <w:rStyle w:val="Hyperlink"/>
@@ -4200,7 +4200,7 @@
           <w:sz w:val="24"/>
           <w:u w:val="single"/>
         </w:rPr>
-        <w:hyperlink r:id="rId26" w:history="1">
+        <w:hyperlink r:id="rId25" w:history="1">
           <w:r>
             <w:rPr>
               <w:rStyle w:val="Hyperlink"/>
@@ -4218,7 +4218,7 @@
           <w:sz w:val="24"/>
           <w:u w:val="single"/>
         </w:rPr>
-        <w:hyperlink r:id="rId26" w:history="1">
+        <w:hyperlink r:id="rId25" w:history="1">
           <w:r>
             <w:rPr>
               <w:rStyle w:val="Hyperlink"/>
@@ -4375,7 +4375,7 @@
           <w:sz w:val="24"/>
           <w:u w:val="single"/>
         </w:rPr>
-        <w:hyperlink r:id="rId27" w:history="1">
+        <w:hyperlink r:id="rId26" w:history="1">
           <w:r>
             <w:rPr>
               <w:rStyle w:val="Hyperlink"/>
@@ -4393,7 +4393,7 @@
           <w:sz w:val="24"/>
           <w:u w:val="single"/>
         </w:rPr>
-        <w:hyperlink r:id="rId27" w:history="1">
+        <w:hyperlink r:id="rId26" w:history="1">
           <w:r>
             <w:rPr>
               <w:rStyle w:val="Hyperlink"/>
@@ -4411,7 +4411,7 @@
           <w:sz w:val="24"/>
           <w:u w:val="single"/>
         </w:rPr>
-        <w:hyperlink r:id="rId27" w:history="1">
+        <w:hyperlink r:id="rId26" w:history="1">
           <w:r>
             <w:rPr>
               <w:rStyle w:val="Hyperlink"/>
@@ -4429,7 +4429,7 @@
           <w:sz w:val="24"/>
           <w:u w:val="single"/>
         </w:rPr>
-        <w:hyperlink r:id="rId27" w:history="1">
+        <w:hyperlink r:id="rId26" w:history="1">
           <w:r>
             <w:rPr>
               <w:rStyle w:val="Hyperlink"/>
@@ -4447,7 +4447,7 @@
           <w:sz w:val="24"/>
           <w:u w:val="single"/>
         </w:rPr>
-        <w:hyperlink r:id="rId27" w:history="1">
+        <w:hyperlink r:id="rId26" w:history="1">
           <w:r>
             <w:rPr>
               <w:rStyle w:val="Hyperlink"/>
@@ -4465,7 +4465,7 @@
           <w:sz w:val="24"/>
           <w:u w:val="single"/>
         </w:rPr>
-        <w:hyperlink r:id="rId27" w:history="1">
+        <w:hyperlink r:id="rId26" w:history="1">
           <w:r>
             <w:rPr>
               <w:rStyle w:val="Hyperlink"/>
@@ -4483,7 +4483,7 @@
           <w:sz w:val="24"/>
           <w:u w:val="single"/>
         </w:rPr>
-        <w:hyperlink r:id="rId27" w:history="1">
+        <w:hyperlink r:id="rId26" w:history="1">
           <w:r>
             <w:rPr>
               <w:rStyle w:val="Hyperlink"/>
@@ -4501,7 +4501,7 @@
           <w:sz w:val="24"/>
           <w:u w:val="single"/>
         </w:rPr>
-        <w:hyperlink r:id="rId27" w:history="1">
+        <w:hyperlink r:id="rId26" w:history="1">
           <w:r>
             <w:rPr>
               <w:rStyle w:val="Hyperlink"/>
@@ -4519,7 +4519,7 @@
           <w:sz w:val="24"/>
           <w:u w:val="single"/>
         </w:rPr>
-        <w:hyperlink r:id="rId27" w:history="1">
+        <w:hyperlink r:id="rId26" w:history="1">
           <w:r>
             <w:rPr>
               <w:rStyle w:val="Hyperlink"/>
@@ -4537,7 +4537,7 @@
           <w:sz w:val="24"/>
           <w:u w:val="single"/>
         </w:rPr>
-        <w:hyperlink r:id="rId27" w:history="1">
+        <w:hyperlink r:id="rId26" w:history="1">
           <w:r>
             <w:rPr>
               <w:rStyle w:val="Hyperlink"/>
@@ -4555,7 +4555,7 @@
           <w:sz w:val="24"/>
           <w:u w:val="single"/>
         </w:rPr>
-        <w:hyperlink r:id="rId27" w:history="1">
+        <w:hyperlink r:id="rId26" w:history="1">
           <w:r>
             <w:rPr>
               <w:rStyle w:val="Hyperlink"/>
@@ -4573,7 +4573,7 @@
           <w:sz w:val="24"/>
           <w:u w:val="single"/>
         </w:rPr>
-        <w:hyperlink r:id="rId27" w:history="1">
+        <w:hyperlink r:id="rId26" w:history="1">
           <w:r>
             <w:rPr>
               <w:rStyle w:val="Hyperlink"/>
@@ -4591,7 +4591,7 @@
           <w:sz w:val="24"/>
           <w:u w:val="single"/>
         </w:rPr>
-        <w:hyperlink r:id="rId27" w:history="1">
+        <w:hyperlink r:id="rId26" w:history="1">
           <w:r>
             <w:rPr>
               <w:rStyle w:val="Hyperlink"/>
@@ -4609,7 +4609,7 @@
           <w:sz w:val="24"/>
           <w:u w:val="single"/>
         </w:rPr>
-        <w:hyperlink r:id="rId27" w:history="1">
+        <w:hyperlink r:id="rId26" w:history="1">
           <w:r>
             <w:rPr>
               <w:rStyle w:val="Hyperlink"/>
@@ -4627,7 +4627,7 @@
           <w:sz w:val="24"/>
           <w:u w:val="single"/>
         </w:rPr>
-        <w:hyperlink r:id="rId27" w:history="1">
+        <w:hyperlink r:id="rId26" w:history="1">
           <w:r>
             <w:rPr>
               <w:rStyle w:val="Hyperlink"/>
@@ -4775,7 +4775,7 @@
           <w:sz w:val="24"/>
           <w:u w:val="single"/>
         </w:rPr>
-        <w:hyperlink r:id="rId28" w:history="1">
+        <w:hyperlink r:id="rId27" w:history="1">
           <w:r>
             <w:rPr>
               <w:rStyle w:val="Hyperlink"/>
@@ -4793,7 +4793,7 @@
           <w:sz w:val="24"/>
           <w:u w:val="single"/>
         </w:rPr>
-        <w:hyperlink r:id="rId28" w:history="1">
+        <w:hyperlink r:id="rId27" w:history="1">
           <w:r>
             <w:rPr>
               <w:rStyle w:val="Hyperlink"/>
@@ -4811,7 +4811,7 @@
           <w:sz w:val="24"/>
           <w:u w:val="single"/>
         </w:rPr>
-        <w:hyperlink r:id="rId28" w:history="1">
+        <w:hyperlink r:id="rId27" w:history="1">
           <w:r>
             <w:rPr>
               <w:rStyle w:val="Hyperlink"/>
@@ -4829,7 +4829,7 @@
           <w:sz w:val="24"/>
           <w:u w:val="single"/>
         </w:rPr>
-        <w:hyperlink r:id="rId28" w:history="1">
+        <w:hyperlink r:id="rId27" w:history="1">
           <w:r>
             <w:rPr>
               <w:rStyle w:val="Hyperlink"/>
@@ -4847,7 +4847,7 @@
           <w:sz w:val="24"/>
           <w:u w:val="single"/>
         </w:rPr>
-        <w:hyperlink r:id="rId28" w:history="1">
+        <w:hyperlink r:id="rId27" w:history="1">
           <w:r>
             <w:rPr>
               <w:rStyle w:val="Hyperlink"/>
@@ -4868,7 +4868,7 @@
           <w:sz w:val="24"/>
           <w:u w:val="single"/>
         </w:rPr>
-        <w:hyperlink r:id="rId28" w:history="1">
+        <w:hyperlink r:id="rId27" w:history="1">
           <w:r>
             <w:rPr>
               <w:rStyle w:val="Hyperlink"/>
@@ -4886,7 +4886,7 @@
           <w:sz w:val="24"/>
           <w:u w:val="single"/>
         </w:rPr>
-        <w:hyperlink r:id="rId28" w:history="1">
+        <w:hyperlink r:id="rId27" w:history="1">
           <w:r>
             <w:rPr>
               <w:rStyle w:val="Hyperlink"/>
@@ -4904,7 +4904,7 @@
           <w:sz w:val="24"/>
           <w:u w:val="single"/>
         </w:rPr>
-        <w:hyperlink r:id="rId28" w:history="1">
+        <w:hyperlink r:id="rId27" w:history="1">
           <w:r>
             <w:rPr>
               <w:rStyle w:val="Hyperlink"/>
@@ -4922,7 +4922,7 @@
           <w:sz w:val="24"/>
           <w:u w:val="single"/>
         </w:rPr>
-        <w:hyperlink r:id="rId28" w:history="1">
+        <w:hyperlink r:id="rId27" w:history="1">
           <w:r>
             <w:rPr>
               <w:rStyle w:val="Hyperlink"/>
@@ -4940,7 +4940,7 @@
           <w:sz w:val="24"/>
           <w:u w:val="single"/>
         </w:rPr>
-        <w:hyperlink r:id="rId28" w:history="1">
+        <w:hyperlink r:id="rId27" w:history="1">
           <w:r>
             <w:rPr>
               <w:rStyle w:val="Hyperlink"/>
@@ -5091,7 +5091,7 @@
           <w:sz w:val="24"/>
           <w:u w:val="single"/>
         </w:rPr>
-        <w:hyperlink r:id="rId29" w:history="1">
+        <w:hyperlink r:id="rId28" w:history="1">
           <w:r>
             <w:rPr>
               <w:rStyle w:val="Hyperlink"/>
@@ -5109,7 +5109,7 @@
           <w:sz w:val="24"/>
           <w:u w:val="single"/>
         </w:rPr>
-        <w:hyperlink r:id="rId29" w:history="1">
+        <w:hyperlink r:id="rId28" w:history="1">
           <w:r>
             <w:rPr>
               <w:rStyle w:val="Hyperlink"/>
@@ -5127,7 +5127,7 @@
           <w:sz w:val="24"/>
           <w:u w:val="single"/>
         </w:rPr>
-        <w:hyperlink r:id="rId29" w:history="1">
+        <w:hyperlink r:id="rId28" w:history="1">
           <w:r>
             <w:rPr>
               <w:rStyle w:val="Hyperlink"/>
@@ -5145,7 +5145,7 @@
           <w:sz w:val="24"/>
           <w:u w:val="single"/>
         </w:rPr>
-        <w:hyperlink r:id="rId29" w:history="1">
+        <w:hyperlink r:id="rId28" w:history="1">
           <w:r>
             <w:rPr>
               <w:rStyle w:val="Hyperlink"/>
@@ -5163,7 +5163,7 @@
           <w:sz w:val="24"/>
           <w:u w:val="single"/>
         </w:rPr>
-        <w:hyperlink r:id="rId29" w:history="1">
+        <w:hyperlink r:id="rId28" w:history="1">
           <w:r>
             <w:rPr>
               <w:rStyle w:val="Hyperlink"/>
@@ -5181,7 +5181,7 @@
           <w:sz w:val="24"/>
           <w:u w:val="single"/>
         </w:rPr>
-        <w:hyperlink r:id="rId29" w:history="1">
+        <w:hyperlink r:id="rId28" w:history="1">
           <w:r>
             <w:rPr>
               <w:rStyle w:val="Hyperlink"/>
@@ -5199,7 +5199,7 @@
           <w:sz w:val="24"/>
           <w:u w:val="single"/>
         </w:rPr>
-        <w:hyperlink r:id="rId29" w:history="1">
+        <w:hyperlink r:id="rId28" w:history="1">
           <w:r>
             <w:rPr>
               <w:rStyle w:val="Hyperlink"/>
@@ -5217,7 +5217,7 @@
           <w:sz w:val="24"/>
           <w:u w:val="single"/>
         </w:rPr>
-        <w:hyperlink r:id="rId29" w:history="1">
+        <w:hyperlink r:id="rId28" w:history="1">
           <w:r>
             <w:rPr>
               <w:rStyle w:val="Hyperlink"/>
@@ -5235,7 +5235,7 @@
           <w:sz w:val="24"/>
           <w:u w:val="single"/>
         </w:rPr>
-        <w:hyperlink r:id="rId29" w:history="1">
+        <w:hyperlink r:id="rId28" w:history="1">
           <w:r>
             <w:rPr>
               <w:rStyle w:val="Hyperlink"/>

--- a/EXPORTS/DOCX/published/niveau3/Dutch/JustinusNassau.docx
+++ b/EXPORTS/DOCX/published/niveau3/Dutch/JustinusNassau.docx
@@ -307,8 +307,63 @@
           <w:i w:val="0"/>
           <w:color w:val="0000FF"/>
           <w:sz w:val="24"/>
-        </w:rPr>
-        <w:t xml:space="preserve">Koninklijke Militaire </w:t>
+          <w:u w:val="single"/>
+        </w:rPr>
+        <w:hyperlink r:id="rId9" w:history="1">
+          <w:r>
+            <w:rPr>
+              <w:rStyle w:val="Hyperlink"/>
+            </w:rPr>
+            <w:t>Koninklijke</w:t>
+          </w:r>
+        </w:hyperlink>
+      </w:r>
+      <w:r>
+        <w:rPr>
+          <w:rFonts w:ascii="Charis SIL Regular" w:hAnsi="Charis SIL Regular" w:eastAsia="Charis SIL Regular"/>
+          <w:b w:val="0"/>
+          <w:i w:val="0"/>
+          <w:color w:val="0000FF"/>
+          <w:sz w:val="24"/>
+          <w:u w:val="single"/>
+        </w:rPr>
+        <w:t xml:space="preserve"> </w:t>
+      </w:r>
+      <w:r>
+        <w:rPr>
+          <w:rFonts w:ascii="Charis SIL Regular" w:hAnsi="Charis SIL Regular" w:eastAsia="Charis SIL Regular"/>
+          <w:b w:val="0"/>
+          <w:i w:val="0"/>
+          <w:color w:val="0000FF"/>
+          <w:sz w:val="24"/>
+          <w:u w:val="single"/>
+        </w:rPr>
+        <w:hyperlink r:id="rId9" w:history="1">
+          <w:r>
+            <w:rPr>
+              <w:rStyle w:val="Hyperlink"/>
+            </w:rPr>
+            <w:t>M</w:t>
+          </w:r>
+        </w:hyperlink>
+      </w:r>
+      <w:r>
+        <w:rPr>
+          <w:rFonts w:ascii="Charis SIL Regular" w:hAnsi="Charis SIL Regular" w:eastAsia="Charis SIL Regular"/>
+          <w:b w:val="0"/>
+          <w:i w:val="0"/>
+          <w:color w:val="0000FF"/>
+          <w:sz w:val="24"/>
+          <w:u w:val="single"/>
+        </w:rPr>
+        <w:hyperlink r:id="rId9" w:history="1">
+          <w:r>
+            <w:rPr>
+              <w:rStyle w:val="Hyperlink"/>
+            </w:rPr>
+            <w:t xml:space="preserve">ilitaire </w:t>
+          </w:r>
+        </w:hyperlink>
       </w:r>
       <w:r>
         <w:rPr>
@@ -376,6 +431,7 @@
       </w:r>
       <w:r>
         <w:rPr>
+          <w:u w:val="single" w:color="0000ff"/>
           <w:rFonts w:ascii="Charis SIL Regular" w:hAnsi="Charis SIL Regular" w:eastAsia="Charis SIL Regular"/>
           <w:b w:val="0"/>
           <w:i w:val="0"/>
@@ -393,6 +449,7 @@
       </w:r>
       <w:r>
         <w:rPr>
+          <w:u w:val="single" w:color="0000ff"/>
           <w:rFonts w:ascii="Charis SIL Regular" w:hAnsi="Charis SIL Regular" w:eastAsia="Charis SIL Regular"/>
           <w:b w:val="0"/>
           <w:i w:val="0"/>
@@ -410,6 +467,7 @@
       </w:r>
       <w:r>
         <w:rPr>
+          <w:u w:val="single" w:color="0000ff"/>
           <w:rFonts w:ascii="Charis SIL Regular" w:hAnsi="Charis SIL Regular" w:eastAsia="Charis SIL Regular"/>
           <w:b w:val="0"/>
           <w:i w:val="0"/>
@@ -610,9 +668,15 @@
           <w:i w:val="0"/>
           <w:color w:val="0000FF"/>
           <w:sz w:val="24"/>
-          <w:u w:val="single"/>
-        </w:rPr>
-        <w:t>c</w:t>
+        </w:rPr>
+        <w:hyperlink r:id="rId12" w:history="1">
+          <w:r>
+            <w:rPr>
+              <w:rStyle w:val="Hyperlink"/>
+            </w:rPr>
+            <w:t>c</w:t>
+          </w:r>
+        </w:hyperlink>
       </w:r>
       <w:r>
         <w:rPr>
@@ -3447,7 +3511,7 @@
           <w:sz w:val="24"/>
           <w:u w:val="single"/>
         </w:rPr>
-        <w:hyperlink r:id="rId22" w:history="1">
+        <w:hyperlink r:id="rId21" w:history="1">
           <w:r>
             <w:rPr>
               <w:rStyle w:val="Hyperlink"/>

--- a/EXPORTS/DOCX/published/niveau3/Dutch/JustinusNassau.docx
+++ b/EXPORTS/DOCX/published/niveau3/Dutch/JustinusNassau.docx
@@ -374,7 +374,7 @@
           <w:sz w:val="24"/>
           <w:u w:val="single"/>
         </w:rPr>
-        <w:hyperlink r:id="rId9" w:history="1">
+        <w:hyperlink r:id="rId10" w:history="1">
           <w:r>
             <w:rPr>
               <w:rStyle w:val="Hyperlink"/>
@@ -492,7 +492,7 @@
           <w:sz w:val="24"/>
           <w:u w:val="single"/>
         </w:rPr>
-        <w:hyperlink r:id="rId10" w:history="1">
+        <w:hyperlink r:id="rId11" w:history="1">
           <w:r>
             <w:rPr>
               <w:rStyle w:val="Hyperlink"/>
@@ -668,15 +668,9 @@
           <w:i w:val="0"/>
           <w:color w:val="0000FF"/>
           <w:sz w:val="24"/>
-        </w:rPr>
-        <w:hyperlink r:id="rId12" w:history="1">
-          <w:r>
-            <w:rPr>
-              <w:rStyle w:val="Hyperlink"/>
-            </w:rPr>
-            <w:t>c</w:t>
-          </w:r>
-        </w:hyperlink>
+          <w:u w:val="single"/>
+        </w:rPr>
+        <w:t>c</w:t>
       </w:r>
       <w:r>
         <w:rPr>
@@ -3493,7 +3487,7 @@
           <w:sz w:val="24"/>
           <w:u w:val="single"/>
         </w:rPr>
-        <w:hyperlink r:id="rId22" w:history="1">
+        <w:hyperlink r:id="rId21" w:history="1">
           <w:r>
             <w:rPr>
               <w:rStyle w:val="Hyperlink"/>
@@ -3539,7 +3533,7 @@
           <w:sz w:val="24"/>
           <w:u w:val="single"/>
         </w:rPr>
-        <w:hyperlink r:id="rId21" w:history="1">
+        <w:hyperlink r:id="rId23" w:history="1">
           <w:r>
             <w:rPr>
               <w:rStyle w:val="Hyperlink"/>
@@ -3586,7 +3580,7 @@
           <w:sz w:val="24"/>
           <w:u w:val="single"/>
         </w:rPr>
-        <w:hyperlink r:id="rId21" w:history="1">
+        <w:hyperlink r:id="rId23" w:history="1">
           <w:r>
             <w:rPr>
               <w:rStyle w:val="Hyperlink"/>
@@ -3717,7 +3711,7 @@
           <w:sz w:val="24"/>
           <w:u w:val="single"/>
         </w:rPr>
-        <w:hyperlink r:id="rId23" w:history="1">
+        <w:hyperlink r:id="rId24" w:history="1">
           <w:r>
             <w:rPr>
               <w:rStyle w:val="Hyperlink"/>
@@ -3735,7 +3729,7 @@
           <w:sz w:val="24"/>
           <w:u w:val="single"/>
         </w:rPr>
-        <w:hyperlink r:id="rId23" w:history="1">
+        <w:hyperlink r:id="rId24" w:history="1">
           <w:r>
             <w:rPr>
               <w:rStyle w:val="Hyperlink"/>
@@ -3753,7 +3747,7 @@
           <w:sz w:val="24"/>
           <w:u w:val="single"/>
         </w:rPr>
-        <w:hyperlink r:id="rId23" w:history="1">
+        <w:hyperlink r:id="rId24" w:history="1">
           <w:r>
             <w:rPr>
               <w:rStyle w:val="Hyperlink"/>
@@ -3771,7 +3765,7 @@
           <w:sz w:val="24"/>
           <w:u w:val="single"/>
         </w:rPr>
-        <w:hyperlink r:id="rId23" w:history="1">
+        <w:hyperlink r:id="rId24" w:history="1">
           <w:r>
             <w:rPr>
               <w:rStyle w:val="Hyperlink"/>
@@ -3799,7 +3793,7 @@
           <w:sz w:val="24"/>
           <w:u w:val="single"/>
         </w:rPr>
-        <w:hyperlink r:id="rId24" w:history="1">
+        <w:hyperlink r:id="rId25" w:history="1">
           <w:r>
             <w:rPr>
               <w:rStyle w:val="Hyperlink"/>
@@ -3835,7 +3829,7 @@
           <w:sz w:val="24"/>
           <w:u w:val="single"/>
         </w:rPr>
-        <w:hyperlink r:id="rId23" w:history="1">
+        <w:hyperlink r:id="rId25" w:history="1">
           <w:r>
             <w:rPr>
               <w:rStyle w:val="Hyperlink"/>
@@ -3976,7 +3970,7 @@
           <w:sz w:val="24"/>
           <w:u w:val="single"/>
         </w:rPr>
-        <w:hyperlink r:id="rId25" w:history="1">
+        <w:hyperlink r:id="rId26" w:history="1">
           <w:r>
             <w:rPr>
               <w:rStyle w:val="Hyperlink"/>
@@ -3994,7 +3988,7 @@
           <w:sz w:val="24"/>
           <w:u w:val="single"/>
         </w:rPr>
-        <w:hyperlink r:id="rId25" w:history="1">
+        <w:hyperlink r:id="rId26" w:history="1">
           <w:r>
             <w:rPr>
               <w:rStyle w:val="Hyperlink"/>
@@ -4012,7 +4006,7 @@
           <w:sz w:val="24"/>
           <w:u w:val="single"/>
         </w:rPr>
-        <w:hyperlink r:id="rId25" w:history="1">
+        <w:hyperlink r:id="rId26" w:history="1">
           <w:r>
             <w:rPr>
               <w:rStyle w:val="Hyperlink"/>
@@ -4030,7 +4024,7 @@
           <w:sz w:val="24"/>
           <w:u w:val="single"/>
         </w:rPr>
-        <w:hyperlink r:id="rId25" w:history="1">
+        <w:hyperlink r:id="rId26" w:history="1">
           <w:r>
             <w:rPr>
               <w:rStyle w:val="Hyperlink"/>
@@ -4048,7 +4042,7 @@
           <w:sz w:val="24"/>
           <w:u w:val="single"/>
         </w:rPr>
-        <w:hyperlink r:id="rId25" w:history="1">
+        <w:hyperlink r:id="rId26" w:history="1">
           <w:r>
             <w:rPr>
               <w:rStyle w:val="Hyperlink"/>
@@ -4066,7 +4060,7 @@
           <w:sz w:val="24"/>
           <w:u w:val="single"/>
         </w:rPr>
-        <w:hyperlink r:id="rId25" w:history="1">
+        <w:hyperlink r:id="rId26" w:history="1">
           <w:r>
             <w:rPr>
               <w:rStyle w:val="Hyperlink"/>
@@ -4084,7 +4078,7 @@
           <w:sz w:val="24"/>
           <w:u w:val="single"/>
         </w:rPr>
-        <w:hyperlink r:id="rId25" w:history="1">
+        <w:hyperlink r:id="rId26" w:history="1">
           <w:r>
             <w:rPr>
               <w:rStyle w:val="Hyperlink"/>
@@ -4102,7 +4096,7 @@
           <w:sz w:val="24"/>
           <w:u w:val="single"/>
         </w:rPr>
-        <w:hyperlink r:id="rId25" w:history="1">
+        <w:hyperlink r:id="rId26" w:history="1">
           <w:r>
             <w:rPr>
               <w:rStyle w:val="Hyperlink"/>
@@ -4120,7 +4114,7 @@
           <w:sz w:val="24"/>
           <w:u w:val="single"/>
         </w:rPr>
-        <w:hyperlink r:id="rId25" w:history="1">
+        <w:hyperlink r:id="rId26" w:history="1">
           <w:r>
             <w:rPr>
               <w:rStyle w:val="Hyperlink"/>
@@ -4138,7 +4132,7 @@
           <w:sz w:val="24"/>
           <w:u w:val="single"/>
         </w:rPr>
-        <w:hyperlink r:id="rId25" w:history="1">
+        <w:hyperlink r:id="rId26" w:history="1">
           <w:r>
             <w:rPr>
               <w:rStyle w:val="Hyperlink"/>
@@ -4156,7 +4150,7 @@
           <w:sz w:val="24"/>
           <w:u w:val="single"/>
         </w:rPr>
-        <w:hyperlink r:id="rId25" w:history="1">
+        <w:hyperlink r:id="rId26" w:history="1">
           <w:r>
             <w:rPr>
               <w:rStyle w:val="Hyperlink"/>
@@ -4174,7 +4168,7 @@
           <w:sz w:val="24"/>
           <w:u w:val="single"/>
         </w:rPr>
-        <w:hyperlink r:id="rId25" w:history="1">
+        <w:hyperlink r:id="rId26" w:history="1">
           <w:r>
             <w:rPr>
               <w:rStyle w:val="Hyperlink"/>
@@ -4192,7 +4186,7 @@
           <w:sz w:val="24"/>
           <w:u w:val="single"/>
         </w:rPr>
-        <w:hyperlink r:id="rId25" w:history="1">
+        <w:hyperlink r:id="rId26" w:history="1">
           <w:r>
             <w:rPr>
               <w:rStyle w:val="Hyperlink"/>
@@ -4210,7 +4204,7 @@
           <w:sz w:val="24"/>
           <w:u w:val="single"/>
         </w:rPr>
-        <w:hyperlink r:id="rId25" w:history="1">
+        <w:hyperlink r:id="rId26" w:history="1">
           <w:r>
             <w:rPr>
               <w:rStyle w:val="Hyperlink"/>
@@ -4228,7 +4222,7 @@
           <w:sz w:val="24"/>
           <w:u w:val="single"/>
         </w:rPr>
-        <w:hyperlink r:id="rId25" w:history="1">
+        <w:hyperlink r:id="rId26" w:history="1">
           <w:r>
             <w:rPr>
               <w:rStyle w:val="Hyperlink"/>
@@ -4246,7 +4240,7 @@
           <w:sz w:val="24"/>
           <w:u w:val="single"/>
         </w:rPr>
-        <w:hyperlink r:id="rId25" w:history="1">
+        <w:hyperlink r:id="rId26" w:history="1">
           <w:r>
             <w:rPr>
               <w:rStyle w:val="Hyperlink"/>
@@ -4264,7 +4258,7 @@
           <w:sz w:val="24"/>
           <w:u w:val="single"/>
         </w:rPr>
-        <w:hyperlink r:id="rId25" w:history="1">
+        <w:hyperlink r:id="rId26" w:history="1">
           <w:r>
             <w:rPr>
               <w:rStyle w:val="Hyperlink"/>
@@ -4282,7 +4276,7 @@
           <w:sz w:val="24"/>
           <w:u w:val="single"/>
         </w:rPr>
-        <w:hyperlink r:id="rId25" w:history="1">
+        <w:hyperlink r:id="rId26" w:history="1">
           <w:r>
             <w:rPr>
               <w:rStyle w:val="Hyperlink"/>
@@ -4439,7 +4433,7 @@
           <w:sz w:val="24"/>
           <w:u w:val="single"/>
         </w:rPr>
-        <w:hyperlink r:id="rId26" w:history="1">
+        <w:hyperlink r:id="rId27" w:history="1">
           <w:r>
             <w:rPr>
               <w:rStyle w:val="Hyperlink"/>
@@ -4457,7 +4451,7 @@
           <w:sz w:val="24"/>
           <w:u w:val="single"/>
         </w:rPr>
-        <w:hyperlink r:id="rId26" w:history="1">
+        <w:hyperlink r:id="rId27" w:history="1">
           <w:r>
             <w:rPr>
               <w:rStyle w:val="Hyperlink"/>
@@ -4475,7 +4469,7 @@
           <w:sz w:val="24"/>
           <w:u w:val="single"/>
         </w:rPr>
-        <w:hyperlink r:id="rId26" w:history="1">
+        <w:hyperlink r:id="rId27" w:history="1">
           <w:r>
             <w:rPr>
               <w:rStyle w:val="Hyperlink"/>
@@ -4493,7 +4487,7 @@
           <w:sz w:val="24"/>
           <w:u w:val="single"/>
         </w:rPr>
-        <w:hyperlink r:id="rId26" w:history="1">
+        <w:hyperlink r:id="rId27" w:history="1">
           <w:r>
             <w:rPr>
               <w:rStyle w:val="Hyperlink"/>
@@ -4511,7 +4505,7 @@
           <w:sz w:val="24"/>
           <w:u w:val="single"/>
         </w:rPr>
-        <w:hyperlink r:id="rId26" w:history="1">
+        <w:hyperlink r:id="rId27" w:history="1">
           <w:r>
             <w:rPr>
               <w:rStyle w:val="Hyperlink"/>
@@ -4529,7 +4523,7 @@
           <w:sz w:val="24"/>
           <w:u w:val="single"/>
         </w:rPr>
-        <w:hyperlink r:id="rId26" w:history="1">
+        <w:hyperlink r:id="rId27" w:history="1">
           <w:r>
             <w:rPr>
               <w:rStyle w:val="Hyperlink"/>
@@ -4547,7 +4541,7 @@
           <w:sz w:val="24"/>
           <w:u w:val="single"/>
         </w:rPr>
-        <w:hyperlink r:id="rId26" w:history="1">
+        <w:hyperlink r:id="rId27" w:history="1">
           <w:r>
             <w:rPr>
               <w:rStyle w:val="Hyperlink"/>
@@ -4565,7 +4559,7 @@
           <w:sz w:val="24"/>
           <w:u w:val="single"/>
         </w:rPr>
-        <w:hyperlink r:id="rId26" w:history="1">
+        <w:hyperlink r:id="rId27" w:history="1">
           <w:r>
             <w:rPr>
               <w:rStyle w:val="Hyperlink"/>
@@ -4583,7 +4577,7 @@
           <w:sz w:val="24"/>
           <w:u w:val="single"/>
         </w:rPr>
-        <w:hyperlink r:id="rId26" w:history="1">
+        <w:hyperlink r:id="rId27" w:history="1">
           <w:r>
             <w:rPr>
               <w:rStyle w:val="Hyperlink"/>
@@ -4601,7 +4595,7 @@
           <w:sz w:val="24"/>
           <w:u w:val="single"/>
         </w:rPr>
-        <w:hyperlink r:id="rId26" w:history="1">
+        <w:hyperlink r:id="rId27" w:history="1">
           <w:r>
             <w:rPr>
               <w:rStyle w:val="Hyperlink"/>
@@ -4619,7 +4613,7 @@
           <w:sz w:val="24"/>
           <w:u w:val="single"/>
         </w:rPr>
-        <w:hyperlink r:id="rId26" w:history="1">
+        <w:hyperlink r:id="rId27" w:history="1">
           <w:r>
             <w:rPr>
               <w:rStyle w:val="Hyperlink"/>
@@ -4637,7 +4631,7 @@
           <w:sz w:val="24"/>
           <w:u w:val="single"/>
         </w:rPr>
-        <w:hyperlink r:id="rId26" w:history="1">
+        <w:hyperlink r:id="rId27" w:history="1">
           <w:r>
             <w:rPr>
               <w:rStyle w:val="Hyperlink"/>
@@ -4655,7 +4649,7 @@
           <w:sz w:val="24"/>
           <w:u w:val="single"/>
         </w:rPr>
-        <w:hyperlink r:id="rId26" w:history="1">
+        <w:hyperlink r:id="rId27" w:history="1">
           <w:r>
             <w:rPr>
               <w:rStyle w:val="Hyperlink"/>
@@ -4673,7 +4667,7 @@
           <w:sz w:val="24"/>
           <w:u w:val="single"/>
         </w:rPr>
-        <w:hyperlink r:id="rId26" w:history="1">
+        <w:hyperlink r:id="rId27" w:history="1">
           <w:r>
             <w:rPr>
               <w:rStyle w:val="Hyperlink"/>
@@ -4691,7 +4685,7 @@
           <w:sz w:val="24"/>
           <w:u w:val="single"/>
         </w:rPr>
-        <w:hyperlink r:id="rId26" w:history="1">
+        <w:hyperlink r:id="rId27" w:history="1">
           <w:r>
             <w:rPr>
               <w:rStyle w:val="Hyperlink"/>
@@ -4839,7 +4833,7 @@
           <w:sz w:val="24"/>
           <w:u w:val="single"/>
         </w:rPr>
-        <w:hyperlink r:id="rId27" w:history="1">
+        <w:hyperlink r:id="rId28" w:history="1">
           <w:r>
             <w:rPr>
               <w:rStyle w:val="Hyperlink"/>
@@ -4857,7 +4851,7 @@
           <w:sz w:val="24"/>
           <w:u w:val="single"/>
         </w:rPr>
-        <w:hyperlink r:id="rId27" w:history="1">
+        <w:hyperlink r:id="rId28" w:history="1">
           <w:r>
             <w:rPr>
               <w:rStyle w:val="Hyperlink"/>
@@ -4875,7 +4869,7 @@
           <w:sz w:val="24"/>
           <w:u w:val="single"/>
         </w:rPr>
-        <w:hyperlink r:id="rId27" w:history="1">
+        <w:hyperlink r:id="rId28" w:history="1">
           <w:r>
             <w:rPr>
               <w:rStyle w:val="Hyperlink"/>
@@ -4893,7 +4887,7 @@
           <w:sz w:val="24"/>
           <w:u w:val="single"/>
         </w:rPr>
-        <w:hyperlink r:id="rId27" w:history="1">
+        <w:hyperlink r:id="rId28" w:history="1">
           <w:r>
             <w:rPr>
               <w:rStyle w:val="Hyperlink"/>
@@ -4911,7 +4905,7 @@
           <w:sz w:val="24"/>
           <w:u w:val="single"/>
         </w:rPr>
-        <w:hyperlink r:id="rId27" w:history="1">
+        <w:hyperlink r:id="rId28" w:history="1">
           <w:r>
             <w:rPr>
               <w:rStyle w:val="Hyperlink"/>
@@ -4932,7 +4926,7 @@
           <w:sz w:val="24"/>
           <w:u w:val="single"/>
         </w:rPr>
-        <w:hyperlink r:id="rId27" w:history="1">
+        <w:hyperlink r:id="rId28" w:history="1">
           <w:r>
             <w:rPr>
               <w:rStyle w:val="Hyperlink"/>
@@ -4950,7 +4944,7 @@
           <w:sz w:val="24"/>
           <w:u w:val="single"/>
         </w:rPr>
-        <w:hyperlink r:id="rId27" w:history="1">
+        <w:hyperlink r:id="rId28" w:history="1">
           <w:r>
             <w:rPr>
               <w:rStyle w:val="Hyperlink"/>
@@ -4968,7 +4962,7 @@
           <w:sz w:val="24"/>
           <w:u w:val="single"/>
         </w:rPr>
-        <w:hyperlink r:id="rId27" w:history="1">
+        <w:hyperlink r:id="rId28" w:history="1">
           <w:r>
             <w:rPr>
               <w:rStyle w:val="Hyperlink"/>
@@ -4986,7 +4980,7 @@
           <w:sz w:val="24"/>
           <w:u w:val="single"/>
         </w:rPr>
-        <w:hyperlink r:id="rId27" w:history="1">
+        <w:hyperlink r:id="rId28" w:history="1">
           <w:r>
             <w:rPr>
               <w:rStyle w:val="Hyperlink"/>
@@ -5004,7 +4998,7 @@
           <w:sz w:val="24"/>
           <w:u w:val="single"/>
         </w:rPr>
-        <w:hyperlink r:id="rId27" w:history="1">
+        <w:hyperlink r:id="rId28" w:history="1">
           <w:r>
             <w:rPr>
               <w:rStyle w:val="Hyperlink"/>
@@ -5155,7 +5149,7 @@
           <w:sz w:val="24"/>
           <w:u w:val="single"/>
         </w:rPr>
-        <w:hyperlink r:id="rId28" w:history="1">
+        <w:hyperlink r:id="rId29" w:history="1">
           <w:r>
             <w:rPr>
               <w:rStyle w:val="Hyperlink"/>
@@ -5173,7 +5167,7 @@
           <w:sz w:val="24"/>
           <w:u w:val="single"/>
         </w:rPr>
-        <w:hyperlink r:id="rId28" w:history="1">
+        <w:hyperlink r:id="rId29" w:history="1">
           <w:r>
             <w:rPr>
               <w:rStyle w:val="Hyperlink"/>
@@ -5191,7 +5185,7 @@
           <w:sz w:val="24"/>
           <w:u w:val="single"/>
         </w:rPr>
-        <w:hyperlink r:id="rId28" w:history="1">
+        <w:hyperlink r:id="rId29" w:history="1">
           <w:r>
             <w:rPr>
               <w:rStyle w:val="Hyperlink"/>
@@ -5209,7 +5203,7 @@
           <w:sz w:val="24"/>
           <w:u w:val="single"/>
         </w:rPr>
-        <w:hyperlink r:id="rId28" w:history="1">
+        <w:hyperlink r:id="rId29" w:history="1">
           <w:r>
             <w:rPr>
               <w:rStyle w:val="Hyperlink"/>
@@ -5227,7 +5221,7 @@
           <w:sz w:val="24"/>
           <w:u w:val="single"/>
         </w:rPr>
-        <w:hyperlink r:id="rId28" w:history="1">
+        <w:hyperlink r:id="rId29" w:history="1">
           <w:r>
             <w:rPr>
               <w:rStyle w:val="Hyperlink"/>
@@ -5245,7 +5239,7 @@
           <w:sz w:val="24"/>
           <w:u w:val="single"/>
         </w:rPr>
-        <w:hyperlink r:id="rId28" w:history="1">
+        <w:hyperlink r:id="rId29" w:history="1">
           <w:r>
             <w:rPr>
               <w:rStyle w:val="Hyperlink"/>
@@ -5263,7 +5257,7 @@
           <w:sz w:val="24"/>
           <w:u w:val="single"/>
         </w:rPr>
-        <w:hyperlink r:id="rId28" w:history="1">
+        <w:hyperlink r:id="rId29" w:history="1">
           <w:r>
             <w:rPr>
               <w:rStyle w:val="Hyperlink"/>
@@ -5281,7 +5275,7 @@
           <w:sz w:val="24"/>
           <w:u w:val="single"/>
         </w:rPr>
-        <w:hyperlink r:id="rId28" w:history="1">
+        <w:hyperlink r:id="rId29" w:history="1">
           <w:r>
             <w:rPr>
               <w:rStyle w:val="Hyperlink"/>
@@ -5299,7 +5293,7 @@
           <w:sz w:val="24"/>
           <w:u w:val="single"/>
         </w:rPr>
-        <w:hyperlink r:id="rId28" w:history="1">
+        <w:hyperlink r:id="rId29" w:history="1">
           <w:r>
             <w:rPr>
               <w:rStyle w:val="Hyperlink"/>

--- a/EXPORTS/DOCX/published/niveau3/Dutch/JustinusNassau.docx
+++ b/EXPORTS/DOCX/published/niveau3/Dutch/JustinusNassau.docx
@@ -309,7 +309,7 @@
           <w:sz w:val="24"/>
           <w:u w:val="single"/>
         </w:rPr>
-        <w:hyperlink r:id="rId9" w:history="1">
+        <w:hyperlink r:id="rId10" w:history="1">
           <w:r>
             <w:rPr>
               <w:rStyle w:val="Hyperlink"/>
@@ -356,14 +356,7 @@
           <w:sz w:val="24"/>
           <w:u w:val="single"/>
         </w:rPr>
-        <w:hyperlink r:id="rId9" w:history="1">
-          <w:r>
-            <w:rPr>
-              <w:rStyle w:val="Hyperlink"/>
-            </w:rPr>
-            <w:t xml:space="preserve">ilitaire </w:t>
-          </w:r>
-        </w:hyperlink>
+        <w:t xml:space="preserve">ilitaire </w:t>
       </w:r>
       <w:r>
         <w:rPr>
@@ -510,7 +503,7 @@
           <w:sz w:val="24"/>
           <w:u w:val="single"/>
         </w:rPr>
-        <w:hyperlink r:id="rId10" w:history="1">
+        <w:hyperlink r:id="rId11" w:history="1">
           <w:r>
             <w:rPr>
               <w:rStyle w:val="Hyperlink"/>
@@ -1006,25 +999,7 @@
           <w:color w:val="000000"/>
           <w:sz w:val="24"/>
         </w:rPr>
-        <w:t>aan 'personen onder de lezers van deze regelen, die een verzameling in pa</w:t>
-      </w:r>
-      <w:r>
-        <w:rPr>
-          <w:u w:val="single" w:color="0000ff"/>
-          <w:rFonts w:ascii="Charis SIL Regular" w:hAnsi="Charis SIL Regular" w:eastAsia="Charis SIL Regular"/>
-          <w:b w:val="0"/>
-          <w:i w:val="0"/>
-          <w:color w:val="000000"/>
-          <w:sz w:val="24"/>
-        </w:rPr>
-        <w:hyperlink r:id="rId14" w:history="1">
-          <w:r>
-            <w:rPr>
-              <w:rStyle w:val="Hyperlink"/>
-            </w:rPr>
-            <w:t>rticulier b</w:t>
-          </w:r>
-        </w:hyperlink>
+        <w:t>aan 'personen onder de lezers van deze regelen, die een verzameling in particulier b</w:t>
       </w:r>
       <w:r>
         <w:rPr>
@@ -1179,21 +1154,13 @@
       </w:r>
       <w:r>
         <w:rPr>
-          <w:u w:val="single" w:color="0000ff"/>
           <w:rFonts w:ascii="Charis SIL Regular" w:hAnsi="Charis SIL Regular" w:eastAsia="Charis SIL Regular"/>
           <w:b w:val="0"/>
           <w:i w:val="0"/>
           <w:color w:val="000000"/>
           <w:sz w:val="24"/>
         </w:rPr>
-        <w:hyperlink r:id="rId15" w:history="1">
-          <w:r>
-            <w:rPr>
-              <w:rStyle w:val="Hyperlink"/>
-            </w:rPr>
-            <w:t>da</w:t>
-          </w:r>
-        </w:hyperlink>
+        <w:t>da</w:t>
       </w:r>
       <w:r>
         <w:rPr>
@@ -3487,7 +3454,7 @@
           <w:sz w:val="24"/>
           <w:u w:val="single"/>
         </w:rPr>
-        <w:hyperlink r:id="rId21" w:history="1">
+        <w:hyperlink r:id="rId22" w:history="1">
           <w:r>
             <w:rPr>
               <w:rStyle w:val="Hyperlink"/>
@@ -3505,7 +3472,7 @@
           <w:sz w:val="24"/>
           <w:u w:val="single"/>
         </w:rPr>
-        <w:hyperlink r:id="rId21" w:history="1">
+        <w:hyperlink r:id="rId22" w:history="1">
           <w:r>
             <w:rPr>
               <w:rStyle w:val="Hyperlink"/>
@@ -3562,7 +3529,7 @@
           <w:sz w:val="24"/>
           <w:u w:val="single"/>
         </w:rPr>
-        <w:hyperlink r:id="rId21" w:history="1">
+        <w:hyperlink r:id="rId23" w:history="1">
           <w:r>
             <w:rPr>
               <w:rStyle w:val="Hyperlink"/>
@@ -3829,7 +3796,7 @@
           <w:sz w:val="24"/>
           <w:u w:val="single"/>
         </w:rPr>
-        <w:hyperlink r:id="rId25" w:history="1">
+        <w:hyperlink r:id="rId24" w:history="1">
           <w:r>
             <w:rPr>
               <w:rStyle w:val="Hyperlink"/>
@@ -4240,14 +4207,7 @@
           <w:sz w:val="24"/>
           <w:u w:val="single"/>
         </w:rPr>
-        <w:hyperlink r:id="rId26" w:history="1">
-          <w:r>
-            <w:rPr>
-              <w:rStyle w:val="Hyperlink"/>
-            </w:rPr>
-            <w:t>w</w:t>
-          </w:r>
-        </w:hyperlink>
+        <w:t>w</w:t>
       </w:r>
       <w:r>
         <w:rPr>

--- a/EXPORTS/DOCX/published/niveau3/Dutch/JustinusNassau.docx
+++ b/EXPORTS/DOCX/published/niveau3/Dutch/JustinusNassau.docx
@@ -309,7 +309,7 @@
           <w:sz w:val="24"/>
           <w:u w:val="single"/>
         </w:rPr>
-        <w:hyperlink r:id="rId10" w:history="1">
+        <w:hyperlink r:id="rId9" w:history="1">
           <w:r>
             <w:rPr>
               <w:rStyle w:val="Hyperlink"/>
@@ -356,7 +356,14 @@
           <w:sz w:val="24"/>
           <w:u w:val="single"/>
         </w:rPr>
-        <w:t xml:space="preserve">ilitaire </w:t>
+        <w:hyperlink r:id="rId9" w:history="1">
+          <w:r>
+            <w:rPr>
+              <w:rStyle w:val="Hyperlink"/>
+            </w:rPr>
+            <w:t xml:space="preserve">ilitaire </w:t>
+          </w:r>
+        </w:hyperlink>
       </w:r>
       <w:r>
         <w:rPr>
@@ -503,7 +510,7 @@
           <w:sz w:val="24"/>
           <w:u w:val="single"/>
         </w:rPr>
-        <w:hyperlink r:id="rId11" w:history="1">
+        <w:hyperlink r:id="rId10" w:history="1">
           <w:r>
             <w:rPr>
               <w:rStyle w:val="Hyperlink"/>
@@ -661,9 +668,15 @@
           <w:i w:val="0"/>
           <w:color w:val="0000FF"/>
           <w:sz w:val="24"/>
-          <w:u w:val="single"/>
-        </w:rPr>
-        <w:t>c</w:t>
+        </w:rPr>
+        <w:hyperlink r:id="rId12" w:history="1">
+          <w:r>
+            <w:rPr>
+              <w:rStyle w:val="Hyperlink"/>
+            </w:rPr>
+            <w:t>c</w:t>
+          </w:r>
+        </w:hyperlink>
       </w:r>
       <w:r>
         <w:rPr>
@@ -999,7 +1012,25 @@
           <w:color w:val="000000"/>
           <w:sz w:val="24"/>
         </w:rPr>
-        <w:t>aan 'personen onder de lezers van deze regelen, die een verzameling in particulier b</w:t>
+        <w:t>aan 'personen onder de lezers van deze regelen, die een verzameling in pa</w:t>
+      </w:r>
+      <w:r>
+        <w:rPr>
+          <w:u w:val="single" w:color="0000ff"/>
+          <w:rFonts w:ascii="Charis SIL Regular" w:hAnsi="Charis SIL Regular" w:eastAsia="Charis SIL Regular"/>
+          <w:b w:val="0"/>
+          <w:i w:val="0"/>
+          <w:color w:val="000000"/>
+          <w:sz w:val="24"/>
+        </w:rPr>
+        <w:hyperlink r:id="rId14" w:history="1">
+          <w:r>
+            <w:rPr>
+              <w:rStyle w:val="Hyperlink"/>
+            </w:rPr>
+            <w:t>rticulier b</w:t>
+          </w:r>
+        </w:hyperlink>
       </w:r>
       <w:r>
         <w:rPr>
@@ -1154,13 +1185,21 @@
       </w:r>
       <w:r>
         <w:rPr>
+          <w:u w:val="single" w:color="0000ff"/>
           <w:rFonts w:ascii="Charis SIL Regular" w:hAnsi="Charis SIL Regular" w:eastAsia="Charis SIL Regular"/>
           <w:b w:val="0"/>
           <w:i w:val="0"/>
           <w:color w:val="000000"/>
           <w:sz w:val="24"/>
         </w:rPr>
-        <w:t>da</w:t>
+        <w:hyperlink r:id="rId15" w:history="1">
+          <w:r>
+            <w:rPr>
+              <w:rStyle w:val="Hyperlink"/>
+            </w:rPr>
+            <w:t>da</w:t>
+          </w:r>
+        </w:hyperlink>
       </w:r>
       <w:r>
         <w:rPr>
@@ -3472,7 +3511,7 @@
           <w:sz w:val="24"/>
           <w:u w:val="single"/>
         </w:rPr>
-        <w:hyperlink r:id="rId22" w:history="1">
+        <w:hyperlink r:id="rId21" w:history="1">
           <w:r>
             <w:rPr>
               <w:rStyle w:val="Hyperlink"/>
@@ -3483,13 +3522,21 @@
       </w:r>
       <w:r>
         <w:rPr>
+          <w:u w:val="single" w:color="0000ff"/>
           <w:rFonts w:ascii="Charis SIL Regular" w:hAnsi="Charis SIL Regular" w:eastAsia="Charis SIL Regular"/>
           <w:b w:val="0"/>
           <w:i w:val="0"/>
           <w:color w:val="000000"/>
           <w:sz w:val="24"/>
         </w:rPr>
-        <w:t xml:space="preserve">, </w:t>
+        <w:hyperlink r:id="rId21" w:history="1">
+          <w:r>
+            <w:rPr>
+              <w:rStyle w:val="Hyperlink"/>
+            </w:rPr>
+            <w:t xml:space="preserve">, </w:t>
+          </w:r>
+        </w:hyperlink>
       </w:r>
       <w:r>
         <w:rPr>
@@ -3500,7 +3547,7 @@
           <w:sz w:val="24"/>
           <w:u w:val="single"/>
         </w:rPr>
-        <w:hyperlink r:id="rId23" w:history="1">
+        <w:hyperlink r:id="rId21" w:history="1">
           <w:r>
             <w:rPr>
               <w:rStyle w:val="Hyperlink"/>
@@ -3529,7 +3576,7 @@
           <w:sz w:val="24"/>
           <w:u w:val="single"/>
         </w:rPr>
-        <w:hyperlink r:id="rId23" w:history="1">
+        <w:hyperlink r:id="rId21" w:history="1">
           <w:r>
             <w:rPr>
               <w:rStyle w:val="Hyperlink"/>
@@ -3547,7 +3594,7 @@
           <w:sz w:val="24"/>
           <w:u w:val="single"/>
         </w:rPr>
-        <w:hyperlink r:id="rId23" w:history="1">
+        <w:hyperlink r:id="rId21" w:history="1">
           <w:r>
             <w:rPr>
               <w:rStyle w:val="Hyperlink"/>
@@ -3678,7 +3725,7 @@
           <w:sz w:val="24"/>
           <w:u w:val="single"/>
         </w:rPr>
-        <w:hyperlink r:id="rId24" w:history="1">
+        <w:hyperlink r:id="rId23" w:history="1">
           <w:r>
             <w:rPr>
               <w:rStyle w:val="Hyperlink"/>
@@ -3696,7 +3743,7 @@
           <w:sz w:val="24"/>
           <w:u w:val="single"/>
         </w:rPr>
-        <w:hyperlink r:id="rId24" w:history="1">
+        <w:hyperlink r:id="rId23" w:history="1">
           <w:r>
             <w:rPr>
               <w:rStyle w:val="Hyperlink"/>
@@ -3714,7 +3761,7 @@
           <w:sz w:val="24"/>
           <w:u w:val="single"/>
         </w:rPr>
-        <w:hyperlink r:id="rId24" w:history="1">
+        <w:hyperlink r:id="rId23" w:history="1">
           <w:r>
             <w:rPr>
               <w:rStyle w:val="Hyperlink"/>
@@ -3732,7 +3779,7 @@
           <w:sz w:val="24"/>
           <w:u w:val="single"/>
         </w:rPr>
-        <w:hyperlink r:id="rId24" w:history="1">
+        <w:hyperlink r:id="rId23" w:history="1">
           <w:r>
             <w:rPr>
               <w:rStyle w:val="Hyperlink"/>
@@ -3760,7 +3807,7 @@
           <w:sz w:val="24"/>
           <w:u w:val="single"/>
         </w:rPr>
-        <w:hyperlink r:id="rId25" w:history="1">
+        <w:hyperlink r:id="rId24" w:history="1">
           <w:r>
             <w:rPr>
               <w:rStyle w:val="Hyperlink"/>
@@ -3937,7 +3984,7 @@
           <w:sz w:val="24"/>
           <w:u w:val="single"/>
         </w:rPr>
-        <w:hyperlink r:id="rId26" w:history="1">
+        <w:hyperlink r:id="rId25" w:history="1">
           <w:r>
             <w:rPr>
               <w:rStyle w:val="Hyperlink"/>
@@ -3955,7 +4002,7 @@
           <w:sz w:val="24"/>
           <w:u w:val="single"/>
         </w:rPr>
-        <w:hyperlink r:id="rId26" w:history="1">
+        <w:hyperlink r:id="rId25" w:history="1">
           <w:r>
             <w:rPr>
               <w:rStyle w:val="Hyperlink"/>
@@ -3973,7 +4020,7 @@
           <w:sz w:val="24"/>
           <w:u w:val="single"/>
         </w:rPr>
-        <w:hyperlink r:id="rId26" w:history="1">
+        <w:hyperlink r:id="rId25" w:history="1">
           <w:r>
             <w:rPr>
               <w:rStyle w:val="Hyperlink"/>
@@ -3991,7 +4038,7 @@
           <w:sz w:val="24"/>
           <w:u w:val="single"/>
         </w:rPr>
-        <w:hyperlink r:id="rId26" w:history="1">
+        <w:hyperlink r:id="rId25" w:history="1">
           <w:r>
             <w:rPr>
               <w:rStyle w:val="Hyperlink"/>
@@ -4009,7 +4056,7 @@
           <w:sz w:val="24"/>
           <w:u w:val="single"/>
         </w:rPr>
-        <w:hyperlink r:id="rId26" w:history="1">
+        <w:hyperlink r:id="rId25" w:history="1">
           <w:r>
             <w:rPr>
               <w:rStyle w:val="Hyperlink"/>
@@ -4027,7 +4074,7 @@
           <w:sz w:val="24"/>
           <w:u w:val="single"/>
         </w:rPr>
-        <w:hyperlink r:id="rId26" w:history="1">
+        <w:hyperlink r:id="rId25" w:history="1">
           <w:r>
             <w:rPr>
               <w:rStyle w:val="Hyperlink"/>
@@ -4045,7 +4092,7 @@
           <w:sz w:val="24"/>
           <w:u w:val="single"/>
         </w:rPr>
-        <w:hyperlink r:id="rId26" w:history="1">
+        <w:hyperlink r:id="rId25" w:history="1">
           <w:r>
             <w:rPr>
               <w:rStyle w:val="Hyperlink"/>
@@ -4063,7 +4110,7 @@
           <w:sz w:val="24"/>
           <w:u w:val="single"/>
         </w:rPr>
-        <w:hyperlink r:id="rId26" w:history="1">
+        <w:hyperlink r:id="rId25" w:history="1">
           <w:r>
             <w:rPr>
               <w:rStyle w:val="Hyperlink"/>
@@ -4081,7 +4128,7 @@
           <w:sz w:val="24"/>
           <w:u w:val="single"/>
         </w:rPr>
-        <w:hyperlink r:id="rId26" w:history="1">
+        <w:hyperlink r:id="rId25" w:history="1">
           <w:r>
             <w:rPr>
               <w:rStyle w:val="Hyperlink"/>
@@ -4099,7 +4146,7 @@
           <w:sz w:val="24"/>
           <w:u w:val="single"/>
         </w:rPr>
-        <w:hyperlink r:id="rId26" w:history="1">
+        <w:hyperlink r:id="rId25" w:history="1">
           <w:r>
             <w:rPr>
               <w:rStyle w:val="Hyperlink"/>
@@ -4117,7 +4164,7 @@
           <w:sz w:val="24"/>
           <w:u w:val="single"/>
         </w:rPr>
-        <w:hyperlink r:id="rId26" w:history="1">
+        <w:hyperlink r:id="rId25" w:history="1">
           <w:r>
             <w:rPr>
               <w:rStyle w:val="Hyperlink"/>
@@ -4135,7 +4182,7 @@
           <w:sz w:val="24"/>
           <w:u w:val="single"/>
         </w:rPr>
-        <w:hyperlink r:id="rId26" w:history="1">
+        <w:hyperlink r:id="rId25" w:history="1">
           <w:r>
             <w:rPr>
               <w:rStyle w:val="Hyperlink"/>
@@ -4153,7 +4200,7 @@
           <w:sz w:val="24"/>
           <w:u w:val="single"/>
         </w:rPr>
-        <w:hyperlink r:id="rId26" w:history="1">
+        <w:hyperlink r:id="rId25" w:history="1">
           <w:r>
             <w:rPr>
               <w:rStyle w:val="Hyperlink"/>
@@ -4171,7 +4218,7 @@
           <w:sz w:val="24"/>
           <w:u w:val="single"/>
         </w:rPr>
-        <w:hyperlink r:id="rId26" w:history="1">
+        <w:hyperlink r:id="rId25" w:history="1">
           <w:r>
             <w:rPr>
               <w:rStyle w:val="Hyperlink"/>
@@ -4189,7 +4236,7 @@
           <w:sz w:val="24"/>
           <w:u w:val="single"/>
         </w:rPr>
-        <w:hyperlink r:id="rId26" w:history="1">
+        <w:hyperlink r:id="rId25" w:history="1">
           <w:r>
             <w:rPr>
               <w:rStyle w:val="Hyperlink"/>
@@ -4207,7 +4254,14 @@
           <w:sz w:val="24"/>
           <w:u w:val="single"/>
         </w:rPr>
-        <w:t>w</w:t>
+        <w:hyperlink r:id="rId25" w:history="1">
+          <w:r>
+            <w:rPr>
+              <w:rStyle w:val="Hyperlink"/>
+            </w:rPr>
+            <w:t>w</w:t>
+          </w:r>
+        </w:hyperlink>
       </w:r>
       <w:r>
         <w:rPr>
@@ -4218,7 +4272,7 @@
           <w:sz w:val="24"/>
           <w:u w:val="single"/>
         </w:rPr>
-        <w:hyperlink r:id="rId26" w:history="1">
+        <w:hyperlink r:id="rId25" w:history="1">
           <w:r>
             <w:rPr>
               <w:rStyle w:val="Hyperlink"/>
@@ -4236,7 +4290,7 @@
           <w:sz w:val="24"/>
           <w:u w:val="single"/>
         </w:rPr>
-        <w:hyperlink r:id="rId26" w:history="1">
+        <w:hyperlink r:id="rId25" w:history="1">
           <w:r>
             <w:rPr>
               <w:rStyle w:val="Hyperlink"/>
@@ -4393,7 +4447,7 @@
           <w:sz w:val="24"/>
           <w:u w:val="single"/>
         </w:rPr>
-        <w:hyperlink r:id="rId27" w:history="1">
+        <w:hyperlink r:id="rId26" w:history="1">
           <w:r>
             <w:rPr>
               <w:rStyle w:val="Hyperlink"/>
@@ -4411,7 +4465,7 @@
           <w:sz w:val="24"/>
           <w:u w:val="single"/>
         </w:rPr>
-        <w:hyperlink r:id="rId27" w:history="1">
+        <w:hyperlink r:id="rId26" w:history="1">
           <w:r>
             <w:rPr>
               <w:rStyle w:val="Hyperlink"/>
@@ -4429,7 +4483,7 @@
           <w:sz w:val="24"/>
           <w:u w:val="single"/>
         </w:rPr>
-        <w:hyperlink r:id="rId27" w:history="1">
+        <w:hyperlink r:id="rId26" w:history="1">
           <w:r>
             <w:rPr>
               <w:rStyle w:val="Hyperlink"/>
@@ -4447,7 +4501,7 @@
           <w:sz w:val="24"/>
           <w:u w:val="single"/>
         </w:rPr>
-        <w:hyperlink r:id="rId27" w:history="1">
+        <w:hyperlink r:id="rId26" w:history="1">
           <w:r>
             <w:rPr>
               <w:rStyle w:val="Hyperlink"/>
@@ -4465,7 +4519,7 @@
           <w:sz w:val="24"/>
           <w:u w:val="single"/>
         </w:rPr>
-        <w:hyperlink r:id="rId27" w:history="1">
+        <w:hyperlink r:id="rId26" w:history="1">
           <w:r>
             <w:rPr>
               <w:rStyle w:val="Hyperlink"/>
@@ -4483,7 +4537,7 @@
           <w:sz w:val="24"/>
           <w:u w:val="single"/>
         </w:rPr>
-        <w:hyperlink r:id="rId27" w:history="1">
+        <w:hyperlink r:id="rId26" w:history="1">
           <w:r>
             <w:rPr>
               <w:rStyle w:val="Hyperlink"/>
@@ -4501,7 +4555,7 @@
           <w:sz w:val="24"/>
           <w:u w:val="single"/>
         </w:rPr>
-        <w:hyperlink r:id="rId27" w:history="1">
+        <w:hyperlink r:id="rId26" w:history="1">
           <w:r>
             <w:rPr>
               <w:rStyle w:val="Hyperlink"/>
@@ -4519,7 +4573,7 @@
           <w:sz w:val="24"/>
           <w:u w:val="single"/>
         </w:rPr>
-        <w:hyperlink r:id="rId27" w:history="1">
+        <w:hyperlink r:id="rId26" w:history="1">
           <w:r>
             <w:rPr>
               <w:rStyle w:val="Hyperlink"/>
@@ -4537,7 +4591,7 @@
           <w:sz w:val="24"/>
           <w:u w:val="single"/>
         </w:rPr>
-        <w:hyperlink r:id="rId27" w:history="1">
+        <w:hyperlink r:id="rId26" w:history="1">
           <w:r>
             <w:rPr>
               <w:rStyle w:val="Hyperlink"/>
@@ -4555,7 +4609,7 @@
           <w:sz w:val="24"/>
           <w:u w:val="single"/>
         </w:rPr>
-        <w:hyperlink r:id="rId27" w:history="1">
+        <w:hyperlink r:id="rId26" w:history="1">
           <w:r>
             <w:rPr>
               <w:rStyle w:val="Hyperlink"/>
@@ -4573,7 +4627,7 @@
           <w:sz w:val="24"/>
           <w:u w:val="single"/>
         </w:rPr>
-        <w:hyperlink r:id="rId27" w:history="1">
+        <w:hyperlink r:id="rId26" w:history="1">
           <w:r>
             <w:rPr>
               <w:rStyle w:val="Hyperlink"/>
@@ -4591,7 +4645,7 @@
           <w:sz w:val="24"/>
           <w:u w:val="single"/>
         </w:rPr>
-        <w:hyperlink r:id="rId27" w:history="1">
+        <w:hyperlink r:id="rId26" w:history="1">
           <w:r>
             <w:rPr>
               <w:rStyle w:val="Hyperlink"/>
@@ -4609,7 +4663,7 @@
           <w:sz w:val="24"/>
           <w:u w:val="single"/>
         </w:rPr>
-        <w:hyperlink r:id="rId27" w:history="1">
+        <w:hyperlink r:id="rId26" w:history="1">
           <w:r>
             <w:rPr>
               <w:rStyle w:val="Hyperlink"/>
@@ -4627,7 +4681,7 @@
           <w:sz w:val="24"/>
           <w:u w:val="single"/>
         </w:rPr>
-        <w:hyperlink r:id="rId27" w:history="1">
+        <w:hyperlink r:id="rId26" w:history="1">
           <w:r>
             <w:rPr>
               <w:rStyle w:val="Hyperlink"/>
@@ -4645,7 +4699,7 @@
           <w:sz w:val="24"/>
           <w:u w:val="single"/>
         </w:rPr>
-        <w:hyperlink r:id="rId27" w:history="1">
+        <w:hyperlink r:id="rId26" w:history="1">
           <w:r>
             <w:rPr>
               <w:rStyle w:val="Hyperlink"/>
@@ -4793,7 +4847,7 @@
           <w:sz w:val="24"/>
           <w:u w:val="single"/>
         </w:rPr>
-        <w:hyperlink r:id="rId28" w:history="1">
+        <w:hyperlink r:id="rId27" w:history="1">
           <w:r>
             <w:rPr>
               <w:rStyle w:val="Hyperlink"/>
@@ -4811,7 +4865,7 @@
           <w:sz w:val="24"/>
           <w:u w:val="single"/>
         </w:rPr>
-        <w:hyperlink r:id="rId28" w:history="1">
+        <w:hyperlink r:id="rId27" w:history="1">
           <w:r>
             <w:rPr>
               <w:rStyle w:val="Hyperlink"/>
@@ -4829,7 +4883,7 @@
           <w:sz w:val="24"/>
           <w:u w:val="single"/>
         </w:rPr>
-        <w:hyperlink r:id="rId28" w:history="1">
+        <w:hyperlink r:id="rId27" w:history="1">
           <w:r>
             <w:rPr>
               <w:rStyle w:val="Hyperlink"/>
@@ -4847,7 +4901,7 @@
           <w:sz w:val="24"/>
           <w:u w:val="single"/>
         </w:rPr>
-        <w:hyperlink r:id="rId28" w:history="1">
+        <w:hyperlink r:id="rId27" w:history="1">
           <w:r>
             <w:rPr>
               <w:rStyle w:val="Hyperlink"/>
@@ -4865,7 +4919,7 @@
           <w:sz w:val="24"/>
           <w:u w:val="single"/>
         </w:rPr>
-        <w:hyperlink r:id="rId28" w:history="1">
+        <w:hyperlink r:id="rId27" w:history="1">
           <w:r>
             <w:rPr>
               <w:rStyle w:val="Hyperlink"/>
@@ -4886,7 +4940,7 @@
           <w:sz w:val="24"/>
           <w:u w:val="single"/>
         </w:rPr>
-        <w:hyperlink r:id="rId28" w:history="1">
+        <w:hyperlink r:id="rId27" w:history="1">
           <w:r>
             <w:rPr>
               <w:rStyle w:val="Hyperlink"/>
@@ -4904,7 +4958,7 @@
           <w:sz w:val="24"/>
           <w:u w:val="single"/>
         </w:rPr>
-        <w:hyperlink r:id="rId28" w:history="1">
+        <w:hyperlink r:id="rId27" w:history="1">
           <w:r>
             <w:rPr>
               <w:rStyle w:val="Hyperlink"/>
@@ -4922,7 +4976,7 @@
           <w:sz w:val="24"/>
           <w:u w:val="single"/>
         </w:rPr>
-        <w:hyperlink r:id="rId28" w:history="1">
+        <w:hyperlink r:id="rId27" w:history="1">
           <w:r>
             <w:rPr>
               <w:rStyle w:val="Hyperlink"/>
@@ -4940,7 +4994,7 @@
           <w:sz w:val="24"/>
           <w:u w:val="single"/>
         </w:rPr>
-        <w:hyperlink r:id="rId28" w:history="1">
+        <w:hyperlink r:id="rId27" w:history="1">
           <w:r>
             <w:rPr>
               <w:rStyle w:val="Hyperlink"/>
@@ -4958,7 +5012,7 @@
           <w:sz w:val="24"/>
           <w:u w:val="single"/>
         </w:rPr>
-        <w:hyperlink r:id="rId28" w:history="1">
+        <w:hyperlink r:id="rId27" w:history="1">
           <w:r>
             <w:rPr>
               <w:rStyle w:val="Hyperlink"/>
@@ -5109,7 +5163,7 @@
           <w:sz w:val="24"/>
           <w:u w:val="single"/>
         </w:rPr>
-        <w:hyperlink r:id="rId29" w:history="1">
+        <w:hyperlink r:id="rId28" w:history="1">
           <w:r>
             <w:rPr>
               <w:rStyle w:val="Hyperlink"/>
@@ -5127,7 +5181,7 @@
           <w:sz w:val="24"/>
           <w:u w:val="single"/>
         </w:rPr>
-        <w:hyperlink r:id="rId29" w:history="1">
+        <w:hyperlink r:id="rId28" w:history="1">
           <w:r>
             <w:rPr>
               <w:rStyle w:val="Hyperlink"/>
@@ -5145,7 +5199,7 @@
           <w:sz w:val="24"/>
           <w:u w:val="single"/>
         </w:rPr>
-        <w:hyperlink r:id="rId29" w:history="1">
+        <w:hyperlink r:id="rId28" w:history="1">
           <w:r>
             <w:rPr>
               <w:rStyle w:val="Hyperlink"/>
@@ -5163,7 +5217,7 @@
           <w:sz w:val="24"/>
           <w:u w:val="single"/>
         </w:rPr>
-        <w:hyperlink r:id="rId29" w:history="1">
+        <w:hyperlink r:id="rId28" w:history="1">
           <w:r>
             <w:rPr>
               <w:rStyle w:val="Hyperlink"/>
@@ -5181,7 +5235,7 @@
           <w:sz w:val="24"/>
           <w:u w:val="single"/>
         </w:rPr>
-        <w:hyperlink r:id="rId29" w:history="1">
+        <w:hyperlink r:id="rId28" w:history="1">
           <w:r>
             <w:rPr>
               <w:rStyle w:val="Hyperlink"/>
@@ -5199,7 +5253,7 @@
           <w:sz w:val="24"/>
           <w:u w:val="single"/>
         </w:rPr>
-        <w:hyperlink r:id="rId29" w:history="1">
+        <w:hyperlink r:id="rId28" w:history="1">
           <w:r>
             <w:rPr>
               <w:rStyle w:val="Hyperlink"/>
@@ -5217,7 +5271,7 @@
           <w:sz w:val="24"/>
           <w:u w:val="single"/>
         </w:rPr>
-        <w:hyperlink r:id="rId29" w:history="1">
+        <w:hyperlink r:id="rId28" w:history="1">
           <w:r>
             <w:rPr>
               <w:rStyle w:val="Hyperlink"/>
@@ -5235,7 +5289,7 @@
           <w:sz w:val="24"/>
           <w:u w:val="single"/>
         </w:rPr>
-        <w:hyperlink r:id="rId29" w:history="1">
+        <w:hyperlink r:id="rId28" w:history="1">
           <w:r>
             <w:rPr>
               <w:rStyle w:val="Hyperlink"/>
@@ -5253,7 +5307,7 @@
           <w:sz w:val="24"/>
           <w:u w:val="single"/>
         </w:rPr>
-        <w:hyperlink r:id="rId29" w:history="1">
+        <w:hyperlink r:id="rId28" w:history="1">
           <w:r>
             <w:rPr>
               <w:rStyle w:val="Hyperlink"/>

--- a/EXPORTS/DOCX/published/niveau3/Dutch/JustinusNassau.docx
+++ b/EXPORTS/DOCX/published/niveau3/Dutch/JustinusNassau.docx
@@ -668,15 +668,9 @@
           <w:i w:val="0"/>
           <w:color w:val="0000FF"/>
           <w:sz w:val="24"/>
-        </w:rPr>
-        <w:hyperlink r:id="rId12" w:history="1">
-          <w:r>
-            <w:rPr>
-              <w:rStyle w:val="Hyperlink"/>
-            </w:rPr>
-            <w:t>c</w:t>
-          </w:r>
-        </w:hyperlink>
+          <w:u w:val="single"/>
+        </w:rPr>
+        <w:t>c</w:t>
       </w:r>
       <w:r>
         <w:rPr>
@@ -3493,7 +3487,7 @@
           <w:sz w:val="24"/>
           <w:u w:val="single"/>
         </w:rPr>
-        <w:hyperlink r:id="rId22" w:history="1">
+        <w:hyperlink r:id="rId21" w:history="1">
           <w:r>
             <w:rPr>
               <w:rStyle w:val="Hyperlink"/>
@@ -3522,21 +3516,13 @@
       </w:r>
       <w:r>
         <w:rPr>
-          <w:u w:val="single" w:color="0000ff"/>
           <w:rFonts w:ascii="Charis SIL Regular" w:hAnsi="Charis SIL Regular" w:eastAsia="Charis SIL Regular"/>
           <w:b w:val="0"/>
           <w:i w:val="0"/>
           <w:color w:val="000000"/>
           <w:sz w:val="24"/>
         </w:rPr>
-        <w:hyperlink r:id="rId21" w:history="1">
-          <w:r>
-            <w:rPr>
-              <w:rStyle w:val="Hyperlink"/>
-            </w:rPr>
-            <w:t xml:space="preserve">, </w:t>
-          </w:r>
-        </w:hyperlink>
+        <w:t xml:space="preserve">, </w:t>
       </w:r>
       <w:r>
         <w:rPr>
@@ -3825,7 +3811,7 @@
           <w:sz w:val="24"/>
           <w:u w:val="single"/>
         </w:rPr>
-        <w:hyperlink r:id="rId24" w:history="1">
+        <w:hyperlink r:id="rId23" w:history="1">
           <w:r>
             <w:rPr>
               <w:rStyle w:val="Hyperlink"/>
@@ -3843,7 +3829,7 @@
           <w:sz w:val="24"/>
           <w:u w:val="single"/>
         </w:rPr>
-        <w:hyperlink r:id="rId24" w:history="1">
+        <w:hyperlink r:id="rId23" w:history="1">
           <w:r>
             <w:rPr>
               <w:rStyle w:val="Hyperlink"/>

--- a/EXPORTS/DOCX/published/niveau3/Dutch/JustinusNassau.docx
+++ b/EXPORTS/DOCX/published/niveau3/Dutch/JustinusNassau.docx
@@ -374,7 +374,7 @@
           <w:sz w:val="24"/>
           <w:u w:val="single"/>
         </w:rPr>
-        <w:hyperlink r:id="rId10" w:history="1">
+        <w:hyperlink r:id="rId9" w:history="1">
           <w:r>
             <w:rPr>
               <w:rStyle w:val="Hyperlink"/>
@@ -492,7 +492,7 @@
           <w:sz w:val="24"/>
           <w:u w:val="single"/>
         </w:rPr>
-        <w:hyperlink r:id="rId11" w:history="1">
+        <w:hyperlink r:id="rId10" w:history="1">
           <w:r>
             <w:rPr>
               <w:rStyle w:val="Hyperlink"/>
@@ -668,9 +668,15 @@
           <w:i w:val="0"/>
           <w:color w:val="0000FF"/>
           <w:sz w:val="24"/>
-          <w:u w:val="single"/>
-        </w:rPr>
-        <w:t>c</w:t>
+        </w:rPr>
+        <w:hyperlink r:id="rId12" w:history="1">
+          <w:r>
+            <w:rPr>
+              <w:rStyle w:val="Hyperlink"/>
+            </w:rPr>
+            <w:t>c</w:t>
+          </w:r>
+        </w:hyperlink>
       </w:r>
       <w:r>
         <w:rPr>
@@ -3562,7 +3568,7 @@
           <w:sz w:val="24"/>
           <w:u w:val="single"/>
         </w:rPr>
-        <w:hyperlink r:id="rId21" w:history="1">
+        <w:hyperlink r:id="rId23" w:history="1">
           <w:r>
             <w:rPr>
               <w:rStyle w:val="Hyperlink"/>
@@ -3580,7 +3586,7 @@
           <w:sz w:val="24"/>
           <w:u w:val="single"/>
         </w:rPr>
-        <w:hyperlink r:id="rId21" w:history="1">
+        <w:hyperlink r:id="rId23" w:history="1">
           <w:r>
             <w:rPr>
               <w:rStyle w:val="Hyperlink"/>
@@ -3711,7 +3717,7 @@
           <w:sz w:val="24"/>
           <w:u w:val="single"/>
         </w:rPr>
-        <w:hyperlink r:id="rId23" w:history="1">
+        <w:hyperlink r:id="rId24" w:history="1">
           <w:r>
             <w:rPr>
               <w:rStyle w:val="Hyperlink"/>
@@ -3729,7 +3735,7 @@
           <w:sz w:val="24"/>
           <w:u w:val="single"/>
         </w:rPr>
-        <w:hyperlink r:id="rId23" w:history="1">
+        <w:hyperlink r:id="rId24" w:history="1">
           <w:r>
             <w:rPr>
               <w:rStyle w:val="Hyperlink"/>
@@ -3747,7 +3753,7 @@
           <w:sz w:val="24"/>
           <w:u w:val="single"/>
         </w:rPr>
-        <w:hyperlink r:id="rId23" w:history="1">
+        <w:hyperlink r:id="rId24" w:history="1">
           <w:r>
             <w:rPr>
               <w:rStyle w:val="Hyperlink"/>
@@ -3765,7 +3771,7 @@
           <w:sz w:val="24"/>
           <w:u w:val="single"/>
         </w:rPr>
-        <w:hyperlink r:id="rId23" w:history="1">
+        <w:hyperlink r:id="rId24" w:history="1">
           <w:r>
             <w:rPr>
               <w:rStyle w:val="Hyperlink"/>
@@ -3793,7 +3799,7 @@
           <w:sz w:val="24"/>
           <w:u w:val="single"/>
         </w:rPr>
-        <w:hyperlink r:id="rId24" w:history="1">
+        <w:hyperlink r:id="rId25" w:history="1">
           <w:r>
             <w:rPr>
               <w:rStyle w:val="Hyperlink"/>
@@ -3811,7 +3817,7 @@
           <w:sz w:val="24"/>
           <w:u w:val="single"/>
         </w:rPr>
-        <w:hyperlink r:id="rId23" w:history="1">
+        <w:hyperlink r:id="rId24" w:history="1">
           <w:r>
             <w:rPr>
               <w:rStyle w:val="Hyperlink"/>
@@ -3829,7 +3835,7 @@
           <w:sz w:val="24"/>
           <w:u w:val="single"/>
         </w:rPr>
-        <w:hyperlink r:id="rId23" w:history="1">
+        <w:hyperlink r:id="rId24" w:history="1">
           <w:r>
             <w:rPr>
               <w:rStyle w:val="Hyperlink"/>
@@ -3970,7 +3976,7 @@
           <w:sz w:val="24"/>
           <w:u w:val="single"/>
         </w:rPr>
-        <w:hyperlink r:id="rId25" w:history="1">
+        <w:hyperlink r:id="rId26" w:history="1">
           <w:r>
             <w:rPr>
               <w:rStyle w:val="Hyperlink"/>
@@ -3988,7 +3994,7 @@
           <w:sz w:val="24"/>
           <w:u w:val="single"/>
         </w:rPr>
-        <w:hyperlink r:id="rId25" w:history="1">
+        <w:hyperlink r:id="rId26" w:history="1">
           <w:r>
             <w:rPr>
               <w:rStyle w:val="Hyperlink"/>
@@ -4006,7 +4012,7 @@
           <w:sz w:val="24"/>
           <w:u w:val="single"/>
         </w:rPr>
-        <w:hyperlink r:id="rId25" w:history="1">
+        <w:hyperlink r:id="rId26" w:history="1">
           <w:r>
             <w:rPr>
               <w:rStyle w:val="Hyperlink"/>
@@ -4024,7 +4030,7 @@
           <w:sz w:val="24"/>
           <w:u w:val="single"/>
         </w:rPr>
-        <w:hyperlink r:id="rId25" w:history="1">
+        <w:hyperlink r:id="rId26" w:history="1">
           <w:r>
             <w:rPr>
               <w:rStyle w:val="Hyperlink"/>
@@ -4042,7 +4048,7 @@
           <w:sz w:val="24"/>
           <w:u w:val="single"/>
         </w:rPr>
-        <w:hyperlink r:id="rId25" w:history="1">
+        <w:hyperlink r:id="rId26" w:history="1">
           <w:r>
             <w:rPr>
               <w:rStyle w:val="Hyperlink"/>
@@ -4060,7 +4066,7 @@
           <w:sz w:val="24"/>
           <w:u w:val="single"/>
         </w:rPr>
-        <w:hyperlink r:id="rId25" w:history="1">
+        <w:hyperlink r:id="rId26" w:history="1">
           <w:r>
             <w:rPr>
               <w:rStyle w:val="Hyperlink"/>
@@ -4078,7 +4084,7 @@
           <w:sz w:val="24"/>
           <w:u w:val="single"/>
         </w:rPr>
-        <w:hyperlink r:id="rId25" w:history="1">
+        <w:hyperlink r:id="rId26" w:history="1">
           <w:r>
             <w:rPr>
               <w:rStyle w:val="Hyperlink"/>
@@ -4096,7 +4102,7 @@
           <w:sz w:val="24"/>
           <w:u w:val="single"/>
         </w:rPr>
-        <w:hyperlink r:id="rId25" w:history="1">
+        <w:hyperlink r:id="rId26" w:history="1">
           <w:r>
             <w:rPr>
               <w:rStyle w:val="Hyperlink"/>
@@ -4114,7 +4120,7 @@
           <w:sz w:val="24"/>
           <w:u w:val="single"/>
         </w:rPr>
-        <w:hyperlink r:id="rId25" w:history="1">
+        <w:hyperlink r:id="rId26" w:history="1">
           <w:r>
             <w:rPr>
               <w:rStyle w:val="Hyperlink"/>
@@ -4132,7 +4138,7 @@
           <w:sz w:val="24"/>
           <w:u w:val="single"/>
         </w:rPr>
-        <w:hyperlink r:id="rId25" w:history="1">
+        <w:hyperlink r:id="rId26" w:history="1">
           <w:r>
             <w:rPr>
               <w:rStyle w:val="Hyperlink"/>
@@ -4150,7 +4156,7 @@
           <w:sz w:val="24"/>
           <w:u w:val="single"/>
         </w:rPr>
-        <w:hyperlink r:id="rId25" w:history="1">
+        <w:hyperlink r:id="rId26" w:history="1">
           <w:r>
             <w:rPr>
               <w:rStyle w:val="Hyperlink"/>
@@ -4168,7 +4174,7 @@
           <w:sz w:val="24"/>
           <w:u w:val="single"/>
         </w:rPr>
-        <w:hyperlink r:id="rId25" w:history="1">
+        <w:hyperlink r:id="rId26" w:history="1">
           <w:r>
             <w:rPr>
               <w:rStyle w:val="Hyperlink"/>
@@ -4186,7 +4192,7 @@
           <w:sz w:val="24"/>
           <w:u w:val="single"/>
         </w:rPr>
-        <w:hyperlink r:id="rId25" w:history="1">
+        <w:hyperlink r:id="rId26" w:history="1">
           <w:r>
             <w:rPr>
               <w:rStyle w:val="Hyperlink"/>
@@ -4204,7 +4210,7 @@
           <w:sz w:val="24"/>
           <w:u w:val="single"/>
         </w:rPr>
-        <w:hyperlink r:id="rId25" w:history="1">
+        <w:hyperlink r:id="rId26" w:history="1">
           <w:r>
             <w:rPr>
               <w:rStyle w:val="Hyperlink"/>
@@ -4222,7 +4228,7 @@
           <w:sz w:val="24"/>
           <w:u w:val="single"/>
         </w:rPr>
-        <w:hyperlink r:id="rId25" w:history="1">
+        <w:hyperlink r:id="rId26" w:history="1">
           <w:r>
             <w:rPr>
               <w:rStyle w:val="Hyperlink"/>
@@ -4240,14 +4246,7 @@
           <w:sz w:val="24"/>
           <w:u w:val="single"/>
         </w:rPr>
-        <w:hyperlink r:id="rId25" w:history="1">
-          <w:r>
-            <w:rPr>
-              <w:rStyle w:val="Hyperlink"/>
-            </w:rPr>
-            <w:t>w</w:t>
-          </w:r>
-        </w:hyperlink>
+        <w:t>w</w:t>
       </w:r>
       <w:r>
         <w:rPr>
@@ -4258,7 +4257,7 @@
           <w:sz w:val="24"/>
           <w:u w:val="single"/>
         </w:rPr>
-        <w:hyperlink r:id="rId25" w:history="1">
+        <w:hyperlink r:id="rId26" w:history="1">
           <w:r>
             <w:rPr>
               <w:rStyle w:val="Hyperlink"/>
@@ -4276,7 +4275,7 @@
           <w:sz w:val="24"/>
           <w:u w:val="single"/>
         </w:rPr>
-        <w:hyperlink r:id="rId25" w:history="1">
+        <w:hyperlink r:id="rId26" w:history="1">
           <w:r>
             <w:rPr>
               <w:rStyle w:val="Hyperlink"/>
@@ -4433,7 +4432,7 @@
           <w:sz w:val="24"/>
           <w:u w:val="single"/>
         </w:rPr>
-        <w:hyperlink r:id="rId26" w:history="1">
+        <w:hyperlink r:id="rId27" w:history="1">
           <w:r>
             <w:rPr>
               <w:rStyle w:val="Hyperlink"/>
@@ -4451,7 +4450,7 @@
           <w:sz w:val="24"/>
           <w:u w:val="single"/>
         </w:rPr>
-        <w:hyperlink r:id="rId26" w:history="1">
+        <w:hyperlink r:id="rId27" w:history="1">
           <w:r>
             <w:rPr>
               <w:rStyle w:val="Hyperlink"/>
@@ -4469,7 +4468,7 @@
           <w:sz w:val="24"/>
           <w:u w:val="single"/>
         </w:rPr>
-        <w:hyperlink r:id="rId26" w:history="1">
+        <w:hyperlink r:id="rId27" w:history="1">
           <w:r>
             <w:rPr>
               <w:rStyle w:val="Hyperlink"/>
@@ -4487,7 +4486,7 @@
           <w:sz w:val="24"/>
           <w:u w:val="single"/>
         </w:rPr>
-        <w:hyperlink r:id="rId26" w:history="1">
+        <w:hyperlink r:id="rId27" w:history="1">
           <w:r>
             <w:rPr>
               <w:rStyle w:val="Hyperlink"/>
@@ -4505,7 +4504,7 @@
           <w:sz w:val="24"/>
           <w:u w:val="single"/>
         </w:rPr>
-        <w:hyperlink r:id="rId26" w:history="1">
+        <w:hyperlink r:id="rId27" w:history="1">
           <w:r>
             <w:rPr>
               <w:rStyle w:val="Hyperlink"/>
@@ -4523,7 +4522,7 @@
           <w:sz w:val="24"/>
           <w:u w:val="single"/>
         </w:rPr>
-        <w:hyperlink r:id="rId26" w:history="1">
+        <w:hyperlink r:id="rId27" w:history="1">
           <w:r>
             <w:rPr>
               <w:rStyle w:val="Hyperlink"/>
@@ -4541,7 +4540,7 @@
           <w:sz w:val="24"/>
           <w:u w:val="single"/>
         </w:rPr>
-        <w:hyperlink r:id="rId26" w:history="1">
+        <w:hyperlink r:id="rId27" w:history="1">
           <w:r>
             <w:rPr>
               <w:rStyle w:val="Hyperlink"/>
@@ -4559,7 +4558,7 @@
           <w:sz w:val="24"/>
           <w:u w:val="single"/>
         </w:rPr>
-        <w:hyperlink r:id="rId26" w:history="1">
+        <w:hyperlink r:id="rId27" w:history="1">
           <w:r>
             <w:rPr>
               <w:rStyle w:val="Hyperlink"/>
@@ -4577,7 +4576,7 @@
           <w:sz w:val="24"/>
           <w:u w:val="single"/>
         </w:rPr>
-        <w:hyperlink r:id="rId26" w:history="1">
+        <w:hyperlink r:id="rId27" w:history="1">
           <w:r>
             <w:rPr>
               <w:rStyle w:val="Hyperlink"/>
@@ -4595,7 +4594,7 @@
           <w:sz w:val="24"/>
           <w:u w:val="single"/>
         </w:rPr>
-        <w:hyperlink r:id="rId26" w:history="1">
+        <w:hyperlink r:id="rId27" w:history="1">
           <w:r>
             <w:rPr>
               <w:rStyle w:val="Hyperlink"/>
@@ -4613,7 +4612,7 @@
           <w:sz w:val="24"/>
           <w:u w:val="single"/>
         </w:rPr>
-        <w:hyperlink r:id="rId26" w:history="1">
+        <w:hyperlink r:id="rId27" w:history="1">
           <w:r>
             <w:rPr>
               <w:rStyle w:val="Hyperlink"/>
@@ -4631,7 +4630,7 @@
           <w:sz w:val="24"/>
           <w:u w:val="single"/>
         </w:rPr>
-        <w:hyperlink r:id="rId26" w:history="1">
+        <w:hyperlink r:id="rId27" w:history="1">
           <w:r>
             <w:rPr>
               <w:rStyle w:val="Hyperlink"/>
@@ -4649,7 +4648,7 @@
           <w:sz w:val="24"/>
           <w:u w:val="single"/>
         </w:rPr>
-        <w:hyperlink r:id="rId26" w:history="1">
+        <w:hyperlink r:id="rId27" w:history="1">
           <w:r>
             <w:rPr>
               <w:rStyle w:val="Hyperlink"/>
@@ -4667,7 +4666,7 @@
           <w:sz w:val="24"/>
           <w:u w:val="single"/>
         </w:rPr>
-        <w:hyperlink r:id="rId26" w:history="1">
+        <w:hyperlink r:id="rId27" w:history="1">
           <w:r>
             <w:rPr>
               <w:rStyle w:val="Hyperlink"/>
@@ -4685,7 +4684,7 @@
           <w:sz w:val="24"/>
           <w:u w:val="single"/>
         </w:rPr>
-        <w:hyperlink r:id="rId26" w:history="1">
+        <w:hyperlink r:id="rId27" w:history="1">
           <w:r>
             <w:rPr>
               <w:rStyle w:val="Hyperlink"/>
@@ -4833,7 +4832,7 @@
           <w:sz w:val="24"/>
           <w:u w:val="single"/>
         </w:rPr>
-        <w:hyperlink r:id="rId27" w:history="1">
+        <w:hyperlink r:id="rId28" w:history="1">
           <w:r>
             <w:rPr>
               <w:rStyle w:val="Hyperlink"/>
@@ -4851,7 +4850,7 @@
           <w:sz w:val="24"/>
           <w:u w:val="single"/>
         </w:rPr>
-        <w:hyperlink r:id="rId27" w:history="1">
+        <w:hyperlink r:id="rId28" w:history="1">
           <w:r>
             <w:rPr>
               <w:rStyle w:val="Hyperlink"/>
@@ -4869,7 +4868,7 @@
           <w:sz w:val="24"/>
           <w:u w:val="single"/>
         </w:rPr>
-        <w:hyperlink r:id="rId27" w:history="1">
+        <w:hyperlink r:id="rId28" w:history="1">
           <w:r>
             <w:rPr>
               <w:rStyle w:val="Hyperlink"/>
@@ -4887,7 +4886,7 @@
           <w:sz w:val="24"/>
           <w:u w:val="single"/>
         </w:rPr>
-        <w:hyperlink r:id="rId27" w:history="1">
+        <w:hyperlink r:id="rId28" w:history="1">
           <w:r>
             <w:rPr>
               <w:rStyle w:val="Hyperlink"/>
@@ -4905,7 +4904,7 @@
           <w:sz w:val="24"/>
           <w:u w:val="single"/>
         </w:rPr>
-        <w:hyperlink r:id="rId27" w:history="1">
+        <w:hyperlink r:id="rId28" w:history="1">
           <w:r>
             <w:rPr>
               <w:rStyle w:val="Hyperlink"/>
@@ -4926,7 +4925,7 @@
           <w:sz w:val="24"/>
           <w:u w:val="single"/>
         </w:rPr>
-        <w:hyperlink r:id="rId27" w:history="1">
+        <w:hyperlink r:id="rId28" w:history="1">
           <w:r>
             <w:rPr>
               <w:rStyle w:val="Hyperlink"/>
@@ -4944,7 +4943,7 @@
           <w:sz w:val="24"/>
           <w:u w:val="single"/>
         </w:rPr>
-        <w:hyperlink r:id="rId27" w:history="1">
+        <w:hyperlink r:id="rId28" w:history="1">
           <w:r>
             <w:rPr>
               <w:rStyle w:val="Hyperlink"/>
@@ -4962,7 +4961,7 @@
           <w:sz w:val="24"/>
           <w:u w:val="single"/>
         </w:rPr>
-        <w:hyperlink r:id="rId27" w:history="1">
+        <w:hyperlink r:id="rId28" w:history="1">
           <w:r>
             <w:rPr>
               <w:rStyle w:val="Hyperlink"/>
@@ -4980,7 +4979,7 @@
           <w:sz w:val="24"/>
           <w:u w:val="single"/>
         </w:rPr>
-        <w:hyperlink r:id="rId27" w:history="1">
+        <w:hyperlink r:id="rId28" w:history="1">
           <w:r>
             <w:rPr>
               <w:rStyle w:val="Hyperlink"/>
@@ -4998,7 +4997,7 @@
           <w:sz w:val="24"/>
           <w:u w:val="single"/>
         </w:rPr>
-        <w:hyperlink r:id="rId27" w:history="1">
+        <w:hyperlink r:id="rId28" w:history="1">
           <w:r>
             <w:rPr>
               <w:rStyle w:val="Hyperlink"/>
@@ -5149,7 +5148,7 @@
           <w:sz w:val="24"/>
           <w:u w:val="single"/>
         </w:rPr>
-        <w:hyperlink r:id="rId28" w:history="1">
+        <w:hyperlink r:id="rId29" w:history="1">
           <w:r>
             <w:rPr>
               <w:rStyle w:val="Hyperlink"/>
@@ -5167,7 +5166,7 @@
           <w:sz w:val="24"/>
           <w:u w:val="single"/>
         </w:rPr>
-        <w:hyperlink r:id="rId28" w:history="1">
+        <w:hyperlink r:id="rId29" w:history="1">
           <w:r>
             <w:rPr>
               <w:rStyle w:val="Hyperlink"/>
@@ -5185,7 +5184,7 @@
           <w:sz w:val="24"/>
           <w:u w:val="single"/>
         </w:rPr>
-        <w:hyperlink r:id="rId28" w:history="1">
+        <w:hyperlink r:id="rId29" w:history="1">
           <w:r>
             <w:rPr>
               <w:rStyle w:val="Hyperlink"/>
@@ -5203,7 +5202,7 @@
           <w:sz w:val="24"/>
           <w:u w:val="single"/>
         </w:rPr>
-        <w:hyperlink r:id="rId28" w:history="1">
+        <w:hyperlink r:id="rId29" w:history="1">
           <w:r>
             <w:rPr>
               <w:rStyle w:val="Hyperlink"/>
@@ -5221,7 +5220,7 @@
           <w:sz w:val="24"/>
           <w:u w:val="single"/>
         </w:rPr>
-        <w:hyperlink r:id="rId28" w:history="1">
+        <w:hyperlink r:id="rId29" w:history="1">
           <w:r>
             <w:rPr>
               <w:rStyle w:val="Hyperlink"/>
@@ -5239,7 +5238,7 @@
           <w:sz w:val="24"/>
           <w:u w:val="single"/>
         </w:rPr>
-        <w:hyperlink r:id="rId28" w:history="1">
+        <w:hyperlink r:id="rId29" w:history="1">
           <w:r>
             <w:rPr>
               <w:rStyle w:val="Hyperlink"/>
@@ -5257,7 +5256,7 @@
           <w:sz w:val="24"/>
           <w:u w:val="single"/>
         </w:rPr>
-        <w:hyperlink r:id="rId28" w:history="1">
+        <w:hyperlink r:id="rId29" w:history="1">
           <w:r>
             <w:rPr>
               <w:rStyle w:val="Hyperlink"/>
@@ -5275,7 +5274,7 @@
           <w:sz w:val="24"/>
           <w:u w:val="single"/>
         </w:rPr>
-        <w:hyperlink r:id="rId28" w:history="1">
+        <w:hyperlink r:id="rId29" w:history="1">
           <w:r>
             <w:rPr>
               <w:rStyle w:val="Hyperlink"/>
@@ -5293,7 +5292,7 @@
           <w:sz w:val="24"/>
           <w:u w:val="single"/>
         </w:rPr>
-        <w:hyperlink r:id="rId28" w:history="1">
+        <w:hyperlink r:id="rId29" w:history="1">
           <w:r>
             <w:rPr>
               <w:rStyle w:val="Hyperlink"/>

--- a/EXPORTS/DOCX/published/niveau3/Dutch/JustinusNassau.docx
+++ b/EXPORTS/DOCX/published/niveau3/Dutch/JustinusNassau.docx
@@ -307,16 +307,8 @@
           <w:i w:val="0"/>
           <w:color w:val="0000FF"/>
           <w:sz w:val="24"/>
-          <w:u w:val="single"/>
-        </w:rPr>
-        <w:hyperlink r:id="rId9" w:history="1">
-          <w:r>
-            <w:rPr>
-              <w:rStyle w:val="Hyperlink"/>
-            </w:rPr>
-            <w:t>Koninklijke</w:t>
-          </w:r>
-        </w:hyperlink>
+        </w:rPr>
+        <w:t xml:space="preserve">Koninklijke Militaire </w:t>
       </w:r>
       <w:r>
         <w:rPr>
@@ -327,54 +319,7 @@
           <w:sz w:val="24"/>
           <w:u w:val="single"/>
         </w:rPr>
-        <w:t xml:space="preserve"> </w:t>
-      </w:r>
-      <w:r>
-        <w:rPr>
-          <w:rFonts w:ascii="Charis SIL Regular" w:hAnsi="Charis SIL Regular" w:eastAsia="Charis SIL Regular"/>
-          <w:b w:val="0"/>
-          <w:i w:val="0"/>
-          <w:color w:val="0000FF"/>
-          <w:sz w:val="24"/>
-          <w:u w:val="single"/>
-        </w:rPr>
-        <w:hyperlink r:id="rId9" w:history="1">
-          <w:r>
-            <w:rPr>
-              <w:rStyle w:val="Hyperlink"/>
-            </w:rPr>
-            <w:t>M</w:t>
-          </w:r>
-        </w:hyperlink>
-      </w:r>
-      <w:r>
-        <w:rPr>
-          <w:rFonts w:ascii="Charis SIL Regular" w:hAnsi="Charis SIL Regular" w:eastAsia="Charis SIL Regular"/>
-          <w:b w:val="0"/>
-          <w:i w:val="0"/>
-          <w:color w:val="0000FF"/>
-          <w:sz w:val="24"/>
-          <w:u w:val="single"/>
-        </w:rPr>
-        <w:hyperlink r:id="rId9" w:history="1">
-          <w:r>
-            <w:rPr>
-              <w:rStyle w:val="Hyperlink"/>
-            </w:rPr>
-            <w:t xml:space="preserve">ilitaire </w:t>
-          </w:r>
-        </w:hyperlink>
-      </w:r>
-      <w:r>
-        <w:rPr>
-          <w:rFonts w:ascii="Charis SIL Regular" w:hAnsi="Charis SIL Regular" w:eastAsia="Charis SIL Regular"/>
-          <w:b w:val="0"/>
-          <w:i w:val="0"/>
-          <w:color w:val="0000FF"/>
-          <w:sz w:val="24"/>
-          <w:u w:val="single"/>
-        </w:rPr>
-        <w:hyperlink r:id="rId9" w:history="1">
+        <w:hyperlink r:id="rId10" w:history="1">
           <w:r>
             <w:rPr>
               <w:rStyle w:val="Hyperlink"/>
@@ -431,7 +376,6 @@
       </w:r>
       <w:r>
         <w:rPr>
-          <w:u w:val="single" w:color="0000ff"/>
           <w:rFonts w:ascii="Charis SIL Regular" w:hAnsi="Charis SIL Regular" w:eastAsia="Charis SIL Regular"/>
           <w:b w:val="0"/>
           <w:i w:val="0"/>
@@ -449,7 +393,6 @@
       </w:r>
       <w:r>
         <w:rPr>
-          <w:u w:val="single" w:color="0000ff"/>
           <w:rFonts w:ascii="Charis SIL Regular" w:hAnsi="Charis SIL Regular" w:eastAsia="Charis SIL Regular"/>
           <w:b w:val="0"/>
           <w:i w:val="0"/>
@@ -467,7 +410,6 @@
       </w:r>
       <w:r>
         <w:rPr>
-          <w:u w:val="single" w:color="0000ff"/>
           <w:rFonts w:ascii="Charis SIL Regular" w:hAnsi="Charis SIL Regular" w:eastAsia="Charis SIL Regular"/>
           <w:b w:val="0"/>
           <w:i w:val="0"/>
@@ -492,7 +434,7 @@
           <w:sz w:val="24"/>
           <w:u w:val="single"/>
         </w:rPr>
-        <w:hyperlink r:id="rId10" w:history="1">
+        <w:hyperlink r:id="rId11" w:history="1">
           <w:r>
             <w:rPr>
               <w:rStyle w:val="Hyperlink"/>
@@ -1192,14 +1134,7 @@
           <w:color w:val="000000"/>
           <w:sz w:val="24"/>
         </w:rPr>
-        <w:hyperlink r:id="rId15" w:history="1">
-          <w:r>
-            <w:rPr>
-              <w:rStyle w:val="Hyperlink"/>
-            </w:rPr>
-            <w:t>da</w:t>
-          </w:r>
-        </w:hyperlink>
+        <w:t>da</w:t>
       </w:r>
       <w:r>
         <w:rPr>
@@ -3568,7 +3503,7 @@
           <w:sz w:val="24"/>
           <w:u w:val="single"/>
         </w:rPr>
-        <w:hyperlink r:id="rId23" w:history="1">
+        <w:hyperlink r:id="rId21" w:history="1">
           <w:r>
             <w:rPr>
               <w:rStyle w:val="Hyperlink"/>
@@ -3586,7 +3521,7 @@
           <w:sz w:val="24"/>
           <w:u w:val="single"/>
         </w:rPr>
-        <w:hyperlink r:id="rId23" w:history="1">
+        <w:hyperlink r:id="rId21" w:history="1">
           <w:r>
             <w:rPr>
               <w:rStyle w:val="Hyperlink"/>
@@ -3717,7 +3652,7 @@
           <w:sz w:val="24"/>
           <w:u w:val="single"/>
         </w:rPr>
-        <w:hyperlink r:id="rId24" w:history="1">
+        <w:hyperlink r:id="rId23" w:history="1">
           <w:r>
             <w:rPr>
               <w:rStyle w:val="Hyperlink"/>
@@ -3735,7 +3670,7 @@
           <w:sz w:val="24"/>
           <w:u w:val="single"/>
         </w:rPr>
-        <w:hyperlink r:id="rId24" w:history="1">
+        <w:hyperlink r:id="rId23" w:history="1">
           <w:r>
             <w:rPr>
               <w:rStyle w:val="Hyperlink"/>
@@ -3753,7 +3688,7 @@
           <w:sz w:val="24"/>
           <w:u w:val="single"/>
         </w:rPr>
-        <w:hyperlink r:id="rId24" w:history="1">
+        <w:hyperlink r:id="rId23" w:history="1">
           <w:r>
             <w:rPr>
               <w:rStyle w:val="Hyperlink"/>
@@ -3771,7 +3706,7 @@
           <w:sz w:val="24"/>
           <w:u w:val="single"/>
         </w:rPr>
-        <w:hyperlink r:id="rId24" w:history="1">
+        <w:hyperlink r:id="rId23" w:history="1">
           <w:r>
             <w:rPr>
               <w:rStyle w:val="Hyperlink"/>
@@ -3799,7 +3734,7 @@
           <w:sz w:val="24"/>
           <w:u w:val="single"/>
         </w:rPr>
-        <w:hyperlink r:id="rId25" w:history="1">
+        <w:hyperlink r:id="rId24" w:history="1">
           <w:r>
             <w:rPr>
               <w:rStyle w:val="Hyperlink"/>
@@ -3835,7 +3770,7 @@
           <w:sz w:val="24"/>
           <w:u w:val="single"/>
         </w:rPr>
-        <w:hyperlink r:id="rId24" w:history="1">
+        <w:hyperlink r:id="rId23" w:history="1">
           <w:r>
             <w:rPr>
               <w:rStyle w:val="Hyperlink"/>
@@ -3976,7 +3911,7 @@
           <w:sz w:val="24"/>
           <w:u w:val="single"/>
         </w:rPr>
-        <w:hyperlink r:id="rId26" w:history="1">
+        <w:hyperlink r:id="rId25" w:history="1">
           <w:r>
             <w:rPr>
               <w:rStyle w:val="Hyperlink"/>
@@ -3994,7 +3929,7 @@
           <w:sz w:val="24"/>
           <w:u w:val="single"/>
         </w:rPr>
-        <w:hyperlink r:id="rId26" w:history="1">
+        <w:hyperlink r:id="rId25" w:history="1">
           <w:r>
             <w:rPr>
               <w:rStyle w:val="Hyperlink"/>
@@ -4012,7 +3947,7 @@
           <w:sz w:val="24"/>
           <w:u w:val="single"/>
         </w:rPr>
-        <w:hyperlink r:id="rId26" w:history="1">
+        <w:hyperlink r:id="rId25" w:history="1">
           <w:r>
             <w:rPr>
               <w:rStyle w:val="Hyperlink"/>
@@ -4030,7 +3965,7 @@
           <w:sz w:val="24"/>
           <w:u w:val="single"/>
         </w:rPr>
-        <w:hyperlink r:id="rId26" w:history="1">
+        <w:hyperlink r:id="rId25" w:history="1">
           <w:r>
             <w:rPr>
               <w:rStyle w:val="Hyperlink"/>
@@ -4048,7 +3983,7 @@
           <w:sz w:val="24"/>
           <w:u w:val="single"/>
         </w:rPr>
-        <w:hyperlink r:id="rId26" w:history="1">
+        <w:hyperlink r:id="rId25" w:history="1">
           <w:r>
             <w:rPr>
               <w:rStyle w:val="Hyperlink"/>
@@ -4066,7 +4001,7 @@
           <w:sz w:val="24"/>
           <w:u w:val="single"/>
         </w:rPr>
-        <w:hyperlink r:id="rId26" w:history="1">
+        <w:hyperlink r:id="rId25" w:history="1">
           <w:r>
             <w:rPr>
               <w:rStyle w:val="Hyperlink"/>
@@ -4084,7 +4019,7 @@
           <w:sz w:val="24"/>
           <w:u w:val="single"/>
         </w:rPr>
-        <w:hyperlink r:id="rId26" w:history="1">
+        <w:hyperlink r:id="rId25" w:history="1">
           <w:r>
             <w:rPr>
               <w:rStyle w:val="Hyperlink"/>
@@ -4102,7 +4037,7 @@
           <w:sz w:val="24"/>
           <w:u w:val="single"/>
         </w:rPr>
-        <w:hyperlink r:id="rId26" w:history="1">
+        <w:hyperlink r:id="rId25" w:history="1">
           <w:r>
             <w:rPr>
               <w:rStyle w:val="Hyperlink"/>
@@ -4120,7 +4055,7 @@
           <w:sz w:val="24"/>
           <w:u w:val="single"/>
         </w:rPr>
-        <w:hyperlink r:id="rId26" w:history="1">
+        <w:hyperlink r:id="rId25" w:history="1">
           <w:r>
             <w:rPr>
               <w:rStyle w:val="Hyperlink"/>
@@ -4138,7 +4073,7 @@
           <w:sz w:val="24"/>
           <w:u w:val="single"/>
         </w:rPr>
-        <w:hyperlink r:id="rId26" w:history="1">
+        <w:hyperlink r:id="rId25" w:history="1">
           <w:r>
             <w:rPr>
               <w:rStyle w:val="Hyperlink"/>
@@ -4156,7 +4091,7 @@
           <w:sz w:val="24"/>
           <w:u w:val="single"/>
         </w:rPr>
-        <w:hyperlink r:id="rId26" w:history="1">
+        <w:hyperlink r:id="rId25" w:history="1">
           <w:r>
             <w:rPr>
               <w:rStyle w:val="Hyperlink"/>
@@ -4174,7 +4109,7 @@
           <w:sz w:val="24"/>
           <w:u w:val="single"/>
         </w:rPr>
-        <w:hyperlink r:id="rId26" w:history="1">
+        <w:hyperlink r:id="rId25" w:history="1">
           <w:r>
             <w:rPr>
               <w:rStyle w:val="Hyperlink"/>
@@ -4192,7 +4127,7 @@
           <w:sz w:val="24"/>
           <w:u w:val="single"/>
         </w:rPr>
-        <w:hyperlink r:id="rId26" w:history="1">
+        <w:hyperlink r:id="rId25" w:history="1">
           <w:r>
             <w:rPr>
               <w:rStyle w:val="Hyperlink"/>
@@ -4210,7 +4145,7 @@
           <w:sz w:val="24"/>
           <w:u w:val="single"/>
         </w:rPr>
-        <w:hyperlink r:id="rId26" w:history="1">
+        <w:hyperlink r:id="rId25" w:history="1">
           <w:r>
             <w:rPr>
               <w:rStyle w:val="Hyperlink"/>
@@ -4228,7 +4163,7 @@
           <w:sz w:val="24"/>
           <w:u w:val="single"/>
         </w:rPr>
-        <w:hyperlink r:id="rId26" w:history="1">
+        <w:hyperlink r:id="rId25" w:history="1">
           <w:r>
             <w:rPr>
               <w:rStyle w:val="Hyperlink"/>
@@ -4246,7 +4181,14 @@
           <w:sz w:val="24"/>
           <w:u w:val="single"/>
         </w:rPr>
-        <w:t>w</w:t>
+        <w:hyperlink r:id="rId25" w:history="1">
+          <w:r>
+            <w:rPr>
+              <w:rStyle w:val="Hyperlink"/>
+            </w:rPr>
+            <w:t>w</w:t>
+          </w:r>
+        </w:hyperlink>
       </w:r>
       <w:r>
         <w:rPr>
@@ -4257,7 +4199,7 @@
           <w:sz w:val="24"/>
           <w:u w:val="single"/>
         </w:rPr>
-        <w:hyperlink r:id="rId26" w:history="1">
+        <w:hyperlink r:id="rId25" w:history="1">
           <w:r>
             <w:rPr>
               <w:rStyle w:val="Hyperlink"/>
@@ -4275,7 +4217,7 @@
           <w:sz w:val="24"/>
           <w:u w:val="single"/>
         </w:rPr>
-        <w:hyperlink r:id="rId26" w:history="1">
+        <w:hyperlink r:id="rId25" w:history="1">
           <w:r>
             <w:rPr>
               <w:rStyle w:val="Hyperlink"/>
@@ -4432,7 +4374,7 @@
           <w:sz w:val="24"/>
           <w:u w:val="single"/>
         </w:rPr>
-        <w:hyperlink r:id="rId27" w:history="1">
+        <w:hyperlink r:id="rId26" w:history="1">
           <w:r>
             <w:rPr>
               <w:rStyle w:val="Hyperlink"/>
@@ -4450,7 +4392,7 @@
           <w:sz w:val="24"/>
           <w:u w:val="single"/>
         </w:rPr>
-        <w:hyperlink r:id="rId27" w:history="1">
+        <w:hyperlink r:id="rId26" w:history="1">
           <w:r>
             <w:rPr>
               <w:rStyle w:val="Hyperlink"/>
@@ -4468,7 +4410,7 @@
           <w:sz w:val="24"/>
           <w:u w:val="single"/>
         </w:rPr>
-        <w:hyperlink r:id="rId27" w:history="1">
+        <w:hyperlink r:id="rId26" w:history="1">
           <w:r>
             <w:rPr>
               <w:rStyle w:val="Hyperlink"/>
@@ -4486,7 +4428,7 @@
           <w:sz w:val="24"/>
           <w:u w:val="single"/>
         </w:rPr>
-        <w:hyperlink r:id="rId27" w:history="1">
+        <w:hyperlink r:id="rId26" w:history="1">
           <w:r>
             <w:rPr>
               <w:rStyle w:val="Hyperlink"/>
@@ -4504,7 +4446,7 @@
           <w:sz w:val="24"/>
           <w:u w:val="single"/>
         </w:rPr>
-        <w:hyperlink r:id="rId27" w:history="1">
+        <w:hyperlink r:id="rId26" w:history="1">
           <w:r>
             <w:rPr>
               <w:rStyle w:val="Hyperlink"/>
@@ -4522,7 +4464,7 @@
           <w:sz w:val="24"/>
           <w:u w:val="single"/>
         </w:rPr>
-        <w:hyperlink r:id="rId27" w:history="1">
+        <w:hyperlink r:id="rId26" w:history="1">
           <w:r>
             <w:rPr>
               <w:rStyle w:val="Hyperlink"/>
@@ -4540,7 +4482,7 @@
           <w:sz w:val="24"/>
           <w:u w:val="single"/>
         </w:rPr>
-        <w:hyperlink r:id="rId27" w:history="1">
+        <w:hyperlink r:id="rId26" w:history="1">
           <w:r>
             <w:rPr>
               <w:rStyle w:val="Hyperlink"/>
@@ -4558,7 +4500,7 @@
           <w:sz w:val="24"/>
           <w:u w:val="single"/>
         </w:rPr>
-        <w:hyperlink r:id="rId27" w:history="1">
+        <w:hyperlink r:id="rId26" w:history="1">
           <w:r>
             <w:rPr>
               <w:rStyle w:val="Hyperlink"/>
@@ -4576,7 +4518,7 @@
           <w:sz w:val="24"/>
           <w:u w:val="single"/>
         </w:rPr>
-        <w:hyperlink r:id="rId27" w:history="1">
+        <w:hyperlink r:id="rId26" w:history="1">
           <w:r>
             <w:rPr>
               <w:rStyle w:val="Hyperlink"/>
@@ -4594,7 +4536,7 @@
           <w:sz w:val="24"/>
           <w:u w:val="single"/>
         </w:rPr>
-        <w:hyperlink r:id="rId27" w:history="1">
+        <w:hyperlink r:id="rId26" w:history="1">
           <w:r>
             <w:rPr>
               <w:rStyle w:val="Hyperlink"/>
@@ -4612,7 +4554,7 @@
           <w:sz w:val="24"/>
           <w:u w:val="single"/>
         </w:rPr>
-        <w:hyperlink r:id="rId27" w:history="1">
+        <w:hyperlink r:id="rId26" w:history="1">
           <w:r>
             <w:rPr>
               <w:rStyle w:val="Hyperlink"/>
@@ -4630,7 +4572,7 @@
           <w:sz w:val="24"/>
           <w:u w:val="single"/>
         </w:rPr>
-        <w:hyperlink r:id="rId27" w:history="1">
+        <w:hyperlink r:id="rId26" w:history="1">
           <w:r>
             <w:rPr>
               <w:rStyle w:val="Hyperlink"/>
@@ -4648,7 +4590,7 @@
           <w:sz w:val="24"/>
           <w:u w:val="single"/>
         </w:rPr>
-        <w:hyperlink r:id="rId27" w:history="1">
+        <w:hyperlink r:id="rId26" w:history="1">
           <w:r>
             <w:rPr>
               <w:rStyle w:val="Hyperlink"/>
@@ -4666,7 +4608,7 @@
           <w:sz w:val="24"/>
           <w:u w:val="single"/>
         </w:rPr>
-        <w:hyperlink r:id="rId27" w:history="1">
+        <w:hyperlink r:id="rId26" w:history="1">
           <w:r>
             <w:rPr>
               <w:rStyle w:val="Hyperlink"/>
@@ -4684,7 +4626,7 @@
           <w:sz w:val="24"/>
           <w:u w:val="single"/>
         </w:rPr>
-        <w:hyperlink r:id="rId27" w:history="1">
+        <w:hyperlink r:id="rId26" w:history="1">
           <w:r>
             <w:rPr>
               <w:rStyle w:val="Hyperlink"/>
@@ -4832,7 +4774,7 @@
           <w:sz w:val="24"/>
           <w:u w:val="single"/>
         </w:rPr>
-        <w:hyperlink r:id="rId28" w:history="1">
+        <w:hyperlink r:id="rId27" w:history="1">
           <w:r>
             <w:rPr>
               <w:rStyle w:val="Hyperlink"/>
@@ -4850,7 +4792,7 @@
           <w:sz w:val="24"/>
           <w:u w:val="single"/>
         </w:rPr>
-        <w:hyperlink r:id="rId28" w:history="1">
+        <w:hyperlink r:id="rId27" w:history="1">
           <w:r>
             <w:rPr>
               <w:rStyle w:val="Hyperlink"/>
@@ -4868,7 +4810,7 @@
           <w:sz w:val="24"/>
           <w:u w:val="single"/>
         </w:rPr>
-        <w:hyperlink r:id="rId28" w:history="1">
+        <w:hyperlink r:id="rId27" w:history="1">
           <w:r>
             <w:rPr>
               <w:rStyle w:val="Hyperlink"/>
@@ -4886,7 +4828,7 @@
           <w:sz w:val="24"/>
           <w:u w:val="single"/>
         </w:rPr>
-        <w:hyperlink r:id="rId28" w:history="1">
+        <w:hyperlink r:id="rId27" w:history="1">
           <w:r>
             <w:rPr>
               <w:rStyle w:val="Hyperlink"/>
@@ -4904,7 +4846,7 @@
           <w:sz w:val="24"/>
           <w:u w:val="single"/>
         </w:rPr>
-        <w:hyperlink r:id="rId28" w:history="1">
+        <w:hyperlink r:id="rId27" w:history="1">
           <w:r>
             <w:rPr>
               <w:rStyle w:val="Hyperlink"/>
@@ -4925,7 +4867,7 @@
           <w:sz w:val="24"/>
           <w:u w:val="single"/>
         </w:rPr>
-        <w:hyperlink r:id="rId28" w:history="1">
+        <w:hyperlink r:id="rId27" w:history="1">
           <w:r>
             <w:rPr>
               <w:rStyle w:val="Hyperlink"/>
@@ -4943,7 +4885,7 @@
           <w:sz w:val="24"/>
           <w:u w:val="single"/>
         </w:rPr>
-        <w:hyperlink r:id="rId28" w:history="1">
+        <w:hyperlink r:id="rId27" w:history="1">
           <w:r>
             <w:rPr>
               <w:rStyle w:val="Hyperlink"/>
@@ -4961,7 +4903,7 @@
           <w:sz w:val="24"/>
           <w:u w:val="single"/>
         </w:rPr>
-        <w:hyperlink r:id="rId28" w:history="1">
+        <w:hyperlink r:id="rId27" w:history="1">
           <w:r>
             <w:rPr>
               <w:rStyle w:val="Hyperlink"/>
@@ -4979,7 +4921,7 @@
           <w:sz w:val="24"/>
           <w:u w:val="single"/>
         </w:rPr>
-        <w:hyperlink r:id="rId28" w:history="1">
+        <w:hyperlink r:id="rId27" w:history="1">
           <w:r>
             <w:rPr>
               <w:rStyle w:val="Hyperlink"/>
@@ -4997,7 +4939,7 @@
           <w:sz w:val="24"/>
           <w:u w:val="single"/>
         </w:rPr>
-        <w:hyperlink r:id="rId28" w:history="1">
+        <w:hyperlink r:id="rId27" w:history="1">
           <w:r>
             <w:rPr>
               <w:rStyle w:val="Hyperlink"/>
@@ -5148,7 +5090,7 @@
           <w:sz w:val="24"/>
           <w:u w:val="single"/>
         </w:rPr>
-        <w:hyperlink r:id="rId29" w:history="1">
+        <w:hyperlink r:id="rId28" w:history="1">
           <w:r>
             <w:rPr>
               <w:rStyle w:val="Hyperlink"/>
@@ -5166,7 +5108,7 @@
           <w:sz w:val="24"/>
           <w:u w:val="single"/>
         </w:rPr>
-        <w:hyperlink r:id="rId29" w:history="1">
+        <w:hyperlink r:id="rId28" w:history="1">
           <w:r>
             <w:rPr>
               <w:rStyle w:val="Hyperlink"/>
@@ -5184,7 +5126,7 @@
           <w:sz w:val="24"/>
           <w:u w:val="single"/>
         </w:rPr>
-        <w:hyperlink r:id="rId29" w:history="1">
+        <w:hyperlink r:id="rId28" w:history="1">
           <w:r>
             <w:rPr>
               <w:rStyle w:val="Hyperlink"/>
@@ -5202,7 +5144,7 @@
           <w:sz w:val="24"/>
           <w:u w:val="single"/>
         </w:rPr>
-        <w:hyperlink r:id="rId29" w:history="1">
+        <w:hyperlink r:id="rId28" w:history="1">
           <w:r>
             <w:rPr>
               <w:rStyle w:val="Hyperlink"/>
@@ -5220,7 +5162,7 @@
           <w:sz w:val="24"/>
           <w:u w:val="single"/>
         </w:rPr>
-        <w:hyperlink r:id="rId29" w:history="1">
+        <w:hyperlink r:id="rId28" w:history="1">
           <w:r>
             <w:rPr>
               <w:rStyle w:val="Hyperlink"/>
@@ -5238,7 +5180,7 @@
           <w:sz w:val="24"/>
           <w:u w:val="single"/>
         </w:rPr>
-        <w:hyperlink r:id="rId29" w:history="1">
+        <w:hyperlink r:id="rId28" w:history="1">
           <w:r>
             <w:rPr>
               <w:rStyle w:val="Hyperlink"/>
@@ -5256,7 +5198,7 @@
           <w:sz w:val="24"/>
           <w:u w:val="single"/>
         </w:rPr>
-        <w:hyperlink r:id="rId29" w:history="1">
+        <w:hyperlink r:id="rId28" w:history="1">
           <w:r>
             <w:rPr>
               <w:rStyle w:val="Hyperlink"/>
@@ -5274,7 +5216,7 @@
           <w:sz w:val="24"/>
           <w:u w:val="single"/>
         </w:rPr>
-        <w:hyperlink r:id="rId29" w:history="1">
+        <w:hyperlink r:id="rId28" w:history="1">
           <w:r>
             <w:rPr>
               <w:rStyle w:val="Hyperlink"/>
@@ -5292,7 +5234,7 @@
           <w:sz w:val="24"/>
           <w:u w:val="single"/>
         </w:rPr>
-        <w:hyperlink r:id="rId29" w:history="1">
+        <w:hyperlink r:id="rId28" w:history="1">
           <w:r>
             <w:rPr>
               <w:rStyle w:val="Hyperlink"/>

--- a/EXPORTS/DOCX/published/niveau3/Dutch/JustinusNassau.docx
+++ b/EXPORTS/DOCX/published/niveau3/Dutch/JustinusNassau.docx
@@ -307,8 +307,16 @@
           <w:i w:val="0"/>
           <w:color w:val="0000FF"/>
           <w:sz w:val="24"/>
-        </w:rPr>
-        <w:t xml:space="preserve">Koninklijke Militaire </w:t>
+          <w:u w:val="single"/>
+        </w:rPr>
+        <w:hyperlink r:id="rId9" w:history="1">
+          <w:r>
+            <w:rPr>
+              <w:rStyle w:val="Hyperlink"/>
+            </w:rPr>
+            <w:t>Koninklijke</w:t>
+          </w:r>
+        </w:hyperlink>
       </w:r>
       <w:r>
         <w:rPr>
@@ -319,7 +327,54 @@
           <w:sz w:val="24"/>
           <w:u w:val="single"/>
         </w:rPr>
-        <w:hyperlink r:id="rId10" w:history="1">
+        <w:t xml:space="preserve"> </w:t>
+      </w:r>
+      <w:r>
+        <w:rPr>
+          <w:rFonts w:ascii="Charis SIL Regular" w:hAnsi="Charis SIL Regular" w:eastAsia="Charis SIL Regular"/>
+          <w:b w:val="0"/>
+          <w:i w:val="0"/>
+          <w:color w:val="0000FF"/>
+          <w:sz w:val="24"/>
+          <w:u w:val="single"/>
+        </w:rPr>
+        <w:hyperlink r:id="rId9" w:history="1">
+          <w:r>
+            <w:rPr>
+              <w:rStyle w:val="Hyperlink"/>
+            </w:rPr>
+            <w:t>M</w:t>
+          </w:r>
+        </w:hyperlink>
+      </w:r>
+      <w:r>
+        <w:rPr>
+          <w:rFonts w:ascii="Charis SIL Regular" w:hAnsi="Charis SIL Regular" w:eastAsia="Charis SIL Regular"/>
+          <w:b w:val="0"/>
+          <w:i w:val="0"/>
+          <w:color w:val="0000FF"/>
+          <w:sz w:val="24"/>
+          <w:u w:val="single"/>
+        </w:rPr>
+        <w:hyperlink r:id="rId9" w:history="1">
+          <w:r>
+            <w:rPr>
+              <w:rStyle w:val="Hyperlink"/>
+            </w:rPr>
+            <w:t xml:space="preserve">ilitaire </w:t>
+          </w:r>
+        </w:hyperlink>
+      </w:r>
+      <w:r>
+        <w:rPr>
+          <w:rFonts w:ascii="Charis SIL Regular" w:hAnsi="Charis SIL Regular" w:eastAsia="Charis SIL Regular"/>
+          <w:b w:val="0"/>
+          <w:i w:val="0"/>
+          <w:color w:val="0000FF"/>
+          <w:sz w:val="24"/>
+          <w:u w:val="single"/>
+        </w:rPr>
+        <w:hyperlink r:id="rId9" w:history="1">
           <w:r>
             <w:rPr>
               <w:rStyle w:val="Hyperlink"/>
@@ -376,6 +431,7 @@
       </w:r>
       <w:r>
         <w:rPr>
+          <w:u w:val="single" w:color="0000ff"/>
           <w:rFonts w:ascii="Charis SIL Regular" w:hAnsi="Charis SIL Regular" w:eastAsia="Charis SIL Regular"/>
           <w:b w:val="0"/>
           <w:i w:val="0"/>
@@ -393,6 +449,7 @@
       </w:r>
       <w:r>
         <w:rPr>
+          <w:u w:val="single" w:color="0000ff"/>
           <w:rFonts w:ascii="Charis SIL Regular" w:hAnsi="Charis SIL Regular" w:eastAsia="Charis SIL Regular"/>
           <w:b w:val="0"/>
           <w:i w:val="0"/>
@@ -410,6 +467,7 @@
       </w:r>
       <w:r>
         <w:rPr>
+          <w:u w:val="single" w:color="0000ff"/>
           <w:rFonts w:ascii="Charis SIL Regular" w:hAnsi="Charis SIL Regular" w:eastAsia="Charis SIL Regular"/>
           <w:b w:val="0"/>
           <w:i w:val="0"/>
@@ -434,7 +492,7 @@
           <w:sz w:val="24"/>
           <w:u w:val="single"/>
         </w:rPr>
-        <w:hyperlink r:id="rId11" w:history="1">
+        <w:hyperlink r:id="rId10" w:history="1">
           <w:r>
             <w:rPr>
               <w:rStyle w:val="Hyperlink"/>
@@ -1134,7 +1192,14 @@
           <w:color w:val="000000"/>
           <w:sz w:val="24"/>
         </w:rPr>
-        <w:t>da</w:t>
+        <w:hyperlink r:id="rId15" w:history="1">
+          <w:r>
+            <w:rPr>
+              <w:rStyle w:val="Hyperlink"/>
+            </w:rPr>
+            <w:t>da</w:t>
+          </w:r>
+        </w:hyperlink>
       </w:r>
       <w:r>
         <w:rPr>
@@ -3457,6 +3522,7 @@
       </w:r>
       <w:r>
         <w:rPr>
+          <w:u w:val="single" w:color="0000ff"/>
           <w:rFonts w:ascii="Charis SIL Regular" w:hAnsi="Charis SIL Regular" w:eastAsia="Charis SIL Regular"/>
           <w:b w:val="0"/>
           <w:i w:val="0"/>
@@ -3474,7 +3540,7 @@
           <w:sz w:val="24"/>
           <w:u w:val="single"/>
         </w:rPr>
-        <w:hyperlink r:id="rId21" w:history="1">
+        <w:hyperlink r:id="rId23" w:history="1">
           <w:r>
             <w:rPr>
               <w:rStyle w:val="Hyperlink"/>
@@ -3503,7 +3569,7 @@
           <w:sz w:val="24"/>
           <w:u w:val="single"/>
         </w:rPr>
-        <w:hyperlink r:id="rId21" w:history="1">
+        <w:hyperlink r:id="rId23" w:history="1">
           <w:r>
             <w:rPr>
               <w:rStyle w:val="Hyperlink"/>
@@ -3521,7 +3587,7 @@
           <w:sz w:val="24"/>
           <w:u w:val="single"/>
         </w:rPr>
-        <w:hyperlink r:id="rId21" w:history="1">
+        <w:hyperlink r:id="rId23" w:history="1">
           <w:r>
             <w:rPr>
               <w:rStyle w:val="Hyperlink"/>
@@ -3652,7 +3718,7 @@
           <w:sz w:val="24"/>
           <w:u w:val="single"/>
         </w:rPr>
-        <w:hyperlink r:id="rId23" w:history="1">
+        <w:hyperlink r:id="rId24" w:history="1">
           <w:r>
             <w:rPr>
               <w:rStyle w:val="Hyperlink"/>
@@ -3670,7 +3736,7 @@
           <w:sz w:val="24"/>
           <w:u w:val="single"/>
         </w:rPr>
-        <w:hyperlink r:id="rId23" w:history="1">
+        <w:hyperlink r:id="rId24" w:history="1">
           <w:r>
             <w:rPr>
               <w:rStyle w:val="Hyperlink"/>
@@ -3688,7 +3754,7 @@
           <w:sz w:val="24"/>
           <w:u w:val="single"/>
         </w:rPr>
-        <w:hyperlink r:id="rId23" w:history="1">
+        <w:hyperlink r:id="rId24" w:history="1">
           <w:r>
             <w:rPr>
               <w:rStyle w:val="Hyperlink"/>
@@ -3706,7 +3772,7 @@
           <w:sz w:val="24"/>
           <w:u w:val="single"/>
         </w:rPr>
-        <w:hyperlink r:id="rId23" w:history="1">
+        <w:hyperlink r:id="rId24" w:history="1">
           <w:r>
             <w:rPr>
               <w:rStyle w:val="Hyperlink"/>
@@ -3734,7 +3800,7 @@
           <w:sz w:val="24"/>
           <w:u w:val="single"/>
         </w:rPr>
-        <w:hyperlink r:id="rId24" w:history="1">
+        <w:hyperlink r:id="rId25" w:history="1">
           <w:r>
             <w:rPr>
               <w:rStyle w:val="Hyperlink"/>
@@ -3770,7 +3836,7 @@
           <w:sz w:val="24"/>
           <w:u w:val="single"/>
         </w:rPr>
-        <w:hyperlink r:id="rId23" w:history="1">
+        <w:hyperlink r:id="rId24" w:history="1">
           <w:r>
             <w:rPr>
               <w:rStyle w:val="Hyperlink"/>
@@ -3911,7 +3977,7 @@
           <w:sz w:val="24"/>
           <w:u w:val="single"/>
         </w:rPr>
-        <w:hyperlink r:id="rId25" w:history="1">
+        <w:hyperlink r:id="rId26" w:history="1">
           <w:r>
             <w:rPr>
               <w:rStyle w:val="Hyperlink"/>
@@ -3929,7 +3995,7 @@
           <w:sz w:val="24"/>
           <w:u w:val="single"/>
         </w:rPr>
-        <w:hyperlink r:id="rId25" w:history="1">
+        <w:hyperlink r:id="rId26" w:history="1">
           <w:r>
             <w:rPr>
               <w:rStyle w:val="Hyperlink"/>
@@ -3947,7 +4013,7 @@
           <w:sz w:val="24"/>
           <w:u w:val="single"/>
         </w:rPr>
-        <w:hyperlink r:id="rId25" w:history="1">
+        <w:hyperlink r:id="rId26" w:history="1">
           <w:r>
             <w:rPr>
               <w:rStyle w:val="Hyperlink"/>
@@ -3965,7 +4031,7 @@
           <w:sz w:val="24"/>
           <w:u w:val="single"/>
         </w:rPr>
-        <w:hyperlink r:id="rId25" w:history="1">
+        <w:hyperlink r:id="rId26" w:history="1">
           <w:r>
             <w:rPr>
               <w:rStyle w:val="Hyperlink"/>
@@ -3983,7 +4049,7 @@
           <w:sz w:val="24"/>
           <w:u w:val="single"/>
         </w:rPr>
-        <w:hyperlink r:id="rId25" w:history="1">
+        <w:hyperlink r:id="rId26" w:history="1">
           <w:r>
             <w:rPr>
               <w:rStyle w:val="Hyperlink"/>
@@ -4001,7 +4067,7 @@
           <w:sz w:val="24"/>
           <w:u w:val="single"/>
         </w:rPr>
-        <w:hyperlink r:id="rId25" w:history="1">
+        <w:hyperlink r:id="rId26" w:history="1">
           <w:r>
             <w:rPr>
               <w:rStyle w:val="Hyperlink"/>
@@ -4019,7 +4085,7 @@
           <w:sz w:val="24"/>
           <w:u w:val="single"/>
         </w:rPr>
-        <w:hyperlink r:id="rId25" w:history="1">
+        <w:hyperlink r:id="rId26" w:history="1">
           <w:r>
             <w:rPr>
               <w:rStyle w:val="Hyperlink"/>
@@ -4037,7 +4103,7 @@
           <w:sz w:val="24"/>
           <w:u w:val="single"/>
         </w:rPr>
-        <w:hyperlink r:id="rId25" w:history="1">
+        <w:hyperlink r:id="rId26" w:history="1">
           <w:r>
             <w:rPr>
               <w:rStyle w:val="Hyperlink"/>
@@ -4055,7 +4121,7 @@
           <w:sz w:val="24"/>
           <w:u w:val="single"/>
         </w:rPr>
-        <w:hyperlink r:id="rId25" w:history="1">
+        <w:hyperlink r:id="rId26" w:history="1">
           <w:r>
             <w:rPr>
               <w:rStyle w:val="Hyperlink"/>
@@ -4073,7 +4139,7 @@
           <w:sz w:val="24"/>
           <w:u w:val="single"/>
         </w:rPr>
-        <w:hyperlink r:id="rId25" w:history="1">
+        <w:hyperlink r:id="rId26" w:history="1">
           <w:r>
             <w:rPr>
               <w:rStyle w:val="Hyperlink"/>
@@ -4091,7 +4157,7 @@
           <w:sz w:val="24"/>
           <w:u w:val="single"/>
         </w:rPr>
-        <w:hyperlink r:id="rId25" w:history="1">
+        <w:hyperlink r:id="rId26" w:history="1">
           <w:r>
             <w:rPr>
               <w:rStyle w:val="Hyperlink"/>
@@ -4109,7 +4175,7 @@
           <w:sz w:val="24"/>
           <w:u w:val="single"/>
         </w:rPr>
-        <w:hyperlink r:id="rId25" w:history="1">
+        <w:hyperlink r:id="rId26" w:history="1">
           <w:r>
             <w:rPr>
               <w:rStyle w:val="Hyperlink"/>
@@ -4127,7 +4193,7 @@
           <w:sz w:val="24"/>
           <w:u w:val="single"/>
         </w:rPr>
-        <w:hyperlink r:id="rId25" w:history="1">
+        <w:hyperlink r:id="rId26" w:history="1">
           <w:r>
             <w:rPr>
               <w:rStyle w:val="Hyperlink"/>
@@ -4145,7 +4211,7 @@
           <w:sz w:val="24"/>
           <w:u w:val="single"/>
         </w:rPr>
-        <w:hyperlink r:id="rId25" w:history="1">
+        <w:hyperlink r:id="rId26" w:history="1">
           <w:r>
             <w:rPr>
               <w:rStyle w:val="Hyperlink"/>
@@ -4163,7 +4229,7 @@
           <w:sz w:val="24"/>
           <w:u w:val="single"/>
         </w:rPr>
-        <w:hyperlink r:id="rId25" w:history="1">
+        <w:hyperlink r:id="rId26" w:history="1">
           <w:r>
             <w:rPr>
               <w:rStyle w:val="Hyperlink"/>
@@ -4181,14 +4247,7 @@
           <w:sz w:val="24"/>
           <w:u w:val="single"/>
         </w:rPr>
-        <w:hyperlink r:id="rId25" w:history="1">
-          <w:r>
-            <w:rPr>
-              <w:rStyle w:val="Hyperlink"/>
-            </w:rPr>
-            <w:t>w</w:t>
-          </w:r>
-        </w:hyperlink>
+        <w:t>w</w:t>
       </w:r>
       <w:r>
         <w:rPr>
@@ -4199,7 +4258,7 @@
           <w:sz w:val="24"/>
           <w:u w:val="single"/>
         </w:rPr>
-        <w:hyperlink r:id="rId25" w:history="1">
+        <w:hyperlink r:id="rId26" w:history="1">
           <w:r>
             <w:rPr>
               <w:rStyle w:val="Hyperlink"/>
@@ -4217,7 +4276,7 @@
           <w:sz w:val="24"/>
           <w:u w:val="single"/>
         </w:rPr>
-        <w:hyperlink r:id="rId25" w:history="1">
+        <w:hyperlink r:id="rId26" w:history="1">
           <w:r>
             <w:rPr>
               <w:rStyle w:val="Hyperlink"/>
@@ -4374,7 +4433,7 @@
           <w:sz w:val="24"/>
           <w:u w:val="single"/>
         </w:rPr>
-        <w:hyperlink r:id="rId26" w:history="1">
+        <w:hyperlink r:id="rId27" w:history="1">
           <w:r>
             <w:rPr>
               <w:rStyle w:val="Hyperlink"/>
@@ -4392,7 +4451,7 @@
           <w:sz w:val="24"/>
           <w:u w:val="single"/>
         </w:rPr>
-        <w:hyperlink r:id="rId26" w:history="1">
+        <w:hyperlink r:id="rId27" w:history="1">
           <w:r>
             <w:rPr>
               <w:rStyle w:val="Hyperlink"/>
@@ -4410,7 +4469,7 @@
           <w:sz w:val="24"/>
           <w:u w:val="single"/>
         </w:rPr>
-        <w:hyperlink r:id="rId26" w:history="1">
+        <w:hyperlink r:id="rId27" w:history="1">
           <w:r>
             <w:rPr>
               <w:rStyle w:val="Hyperlink"/>
@@ -4428,7 +4487,7 @@
           <w:sz w:val="24"/>
           <w:u w:val="single"/>
         </w:rPr>
-        <w:hyperlink r:id="rId26" w:history="1">
+        <w:hyperlink r:id="rId27" w:history="1">
           <w:r>
             <w:rPr>
               <w:rStyle w:val="Hyperlink"/>
@@ -4446,7 +4505,7 @@
           <w:sz w:val="24"/>
           <w:u w:val="single"/>
         </w:rPr>
-        <w:hyperlink r:id="rId26" w:history="1">
+        <w:hyperlink r:id="rId27" w:history="1">
           <w:r>
             <w:rPr>
               <w:rStyle w:val="Hyperlink"/>
@@ -4464,7 +4523,7 @@
           <w:sz w:val="24"/>
           <w:u w:val="single"/>
         </w:rPr>
-        <w:hyperlink r:id="rId26" w:history="1">
+        <w:hyperlink r:id="rId27" w:history="1">
           <w:r>
             <w:rPr>
               <w:rStyle w:val="Hyperlink"/>
@@ -4482,7 +4541,7 @@
           <w:sz w:val="24"/>
           <w:u w:val="single"/>
         </w:rPr>
-        <w:hyperlink r:id="rId26" w:history="1">
+        <w:hyperlink r:id="rId27" w:history="1">
           <w:r>
             <w:rPr>
               <w:rStyle w:val="Hyperlink"/>
@@ -4500,7 +4559,7 @@
           <w:sz w:val="24"/>
           <w:u w:val="single"/>
         </w:rPr>
-        <w:hyperlink r:id="rId26" w:history="1">
+        <w:hyperlink r:id="rId27" w:history="1">
           <w:r>
             <w:rPr>
               <w:rStyle w:val="Hyperlink"/>
@@ -4518,7 +4577,7 @@
           <w:sz w:val="24"/>
           <w:u w:val="single"/>
         </w:rPr>
-        <w:hyperlink r:id="rId26" w:history="1">
+        <w:hyperlink r:id="rId27" w:history="1">
           <w:r>
             <w:rPr>
               <w:rStyle w:val="Hyperlink"/>
@@ -4536,7 +4595,7 @@
           <w:sz w:val="24"/>
           <w:u w:val="single"/>
         </w:rPr>
-        <w:hyperlink r:id="rId26" w:history="1">
+        <w:hyperlink r:id="rId27" w:history="1">
           <w:r>
             <w:rPr>
               <w:rStyle w:val="Hyperlink"/>
@@ -4554,7 +4613,7 @@
           <w:sz w:val="24"/>
           <w:u w:val="single"/>
         </w:rPr>
-        <w:hyperlink r:id="rId26" w:history="1">
+        <w:hyperlink r:id="rId27" w:history="1">
           <w:r>
             <w:rPr>
               <w:rStyle w:val="Hyperlink"/>
@@ -4572,7 +4631,7 @@
           <w:sz w:val="24"/>
           <w:u w:val="single"/>
         </w:rPr>
-        <w:hyperlink r:id="rId26" w:history="1">
+        <w:hyperlink r:id="rId27" w:history="1">
           <w:r>
             <w:rPr>
               <w:rStyle w:val="Hyperlink"/>
@@ -4590,7 +4649,7 @@
           <w:sz w:val="24"/>
           <w:u w:val="single"/>
         </w:rPr>
-        <w:hyperlink r:id="rId26" w:history="1">
+        <w:hyperlink r:id="rId27" w:history="1">
           <w:r>
             <w:rPr>
               <w:rStyle w:val="Hyperlink"/>
@@ -4608,7 +4667,7 @@
           <w:sz w:val="24"/>
           <w:u w:val="single"/>
         </w:rPr>
-        <w:hyperlink r:id="rId26" w:history="1">
+        <w:hyperlink r:id="rId27" w:history="1">
           <w:r>
             <w:rPr>
               <w:rStyle w:val="Hyperlink"/>
@@ -4626,7 +4685,7 @@
           <w:sz w:val="24"/>
           <w:u w:val="single"/>
         </w:rPr>
-        <w:hyperlink r:id="rId26" w:history="1">
+        <w:hyperlink r:id="rId27" w:history="1">
           <w:r>
             <w:rPr>
               <w:rStyle w:val="Hyperlink"/>
@@ -4774,7 +4833,7 @@
           <w:sz w:val="24"/>
           <w:u w:val="single"/>
         </w:rPr>
-        <w:hyperlink r:id="rId27" w:history="1">
+        <w:hyperlink r:id="rId28" w:history="1">
           <w:r>
             <w:rPr>
               <w:rStyle w:val="Hyperlink"/>
@@ -4792,7 +4851,7 @@
           <w:sz w:val="24"/>
           <w:u w:val="single"/>
         </w:rPr>
-        <w:hyperlink r:id="rId27" w:history="1">
+        <w:hyperlink r:id="rId28" w:history="1">
           <w:r>
             <w:rPr>
               <w:rStyle w:val="Hyperlink"/>
@@ -4810,7 +4869,7 @@
           <w:sz w:val="24"/>
           <w:u w:val="single"/>
         </w:rPr>
-        <w:hyperlink r:id="rId27" w:history="1">
+        <w:hyperlink r:id="rId28" w:history="1">
           <w:r>
             <w:rPr>
               <w:rStyle w:val="Hyperlink"/>
@@ -4828,7 +4887,7 @@
           <w:sz w:val="24"/>
           <w:u w:val="single"/>
         </w:rPr>
-        <w:hyperlink r:id="rId27" w:history="1">
+        <w:hyperlink r:id="rId28" w:history="1">
           <w:r>
             <w:rPr>
               <w:rStyle w:val="Hyperlink"/>
@@ -4846,7 +4905,7 @@
           <w:sz w:val="24"/>
           <w:u w:val="single"/>
         </w:rPr>
-        <w:hyperlink r:id="rId27" w:history="1">
+        <w:hyperlink r:id="rId28" w:history="1">
           <w:r>
             <w:rPr>
               <w:rStyle w:val="Hyperlink"/>
@@ -4867,7 +4926,7 @@
           <w:sz w:val="24"/>
           <w:u w:val="single"/>
         </w:rPr>
-        <w:hyperlink r:id="rId27" w:history="1">
+        <w:hyperlink r:id="rId28" w:history="1">
           <w:r>
             <w:rPr>
               <w:rStyle w:val="Hyperlink"/>
@@ -4885,7 +4944,7 @@
           <w:sz w:val="24"/>
           <w:u w:val="single"/>
         </w:rPr>
-        <w:hyperlink r:id="rId27" w:history="1">
+        <w:hyperlink r:id="rId28" w:history="1">
           <w:r>
             <w:rPr>
               <w:rStyle w:val="Hyperlink"/>
@@ -4903,7 +4962,7 @@
           <w:sz w:val="24"/>
           <w:u w:val="single"/>
         </w:rPr>
-        <w:hyperlink r:id="rId27" w:history="1">
+        <w:hyperlink r:id="rId28" w:history="1">
           <w:r>
             <w:rPr>
               <w:rStyle w:val="Hyperlink"/>
@@ -4921,7 +4980,7 @@
           <w:sz w:val="24"/>
           <w:u w:val="single"/>
         </w:rPr>
-        <w:hyperlink r:id="rId27" w:history="1">
+        <w:hyperlink r:id="rId28" w:history="1">
           <w:r>
             <w:rPr>
               <w:rStyle w:val="Hyperlink"/>
@@ -4939,7 +4998,7 @@
           <w:sz w:val="24"/>
           <w:u w:val="single"/>
         </w:rPr>
-        <w:hyperlink r:id="rId27" w:history="1">
+        <w:hyperlink r:id="rId28" w:history="1">
           <w:r>
             <w:rPr>
               <w:rStyle w:val="Hyperlink"/>
@@ -5090,7 +5149,7 @@
           <w:sz w:val="24"/>
           <w:u w:val="single"/>
         </w:rPr>
-        <w:hyperlink r:id="rId28" w:history="1">
+        <w:hyperlink r:id="rId29" w:history="1">
           <w:r>
             <w:rPr>
               <w:rStyle w:val="Hyperlink"/>
@@ -5108,7 +5167,7 @@
           <w:sz w:val="24"/>
           <w:u w:val="single"/>
         </w:rPr>
-        <w:hyperlink r:id="rId28" w:history="1">
+        <w:hyperlink r:id="rId29" w:history="1">
           <w:r>
             <w:rPr>
               <w:rStyle w:val="Hyperlink"/>
@@ -5126,7 +5185,7 @@
           <w:sz w:val="24"/>
           <w:u w:val="single"/>
         </w:rPr>
-        <w:hyperlink r:id="rId28" w:history="1">
+        <w:hyperlink r:id="rId29" w:history="1">
           <w:r>
             <w:rPr>
               <w:rStyle w:val="Hyperlink"/>
@@ -5144,7 +5203,7 @@
           <w:sz w:val="24"/>
           <w:u w:val="single"/>
         </w:rPr>
-        <w:hyperlink r:id="rId28" w:history="1">
+        <w:hyperlink r:id="rId29" w:history="1">
           <w:r>
             <w:rPr>
               <w:rStyle w:val="Hyperlink"/>
@@ -5162,7 +5221,7 @@
           <w:sz w:val="24"/>
           <w:u w:val="single"/>
         </w:rPr>
-        <w:hyperlink r:id="rId28" w:history="1">
+        <w:hyperlink r:id="rId29" w:history="1">
           <w:r>
             <w:rPr>
               <w:rStyle w:val="Hyperlink"/>
@@ -5180,7 +5239,7 @@
           <w:sz w:val="24"/>
           <w:u w:val="single"/>
         </w:rPr>
-        <w:hyperlink r:id="rId28" w:history="1">
+        <w:hyperlink r:id="rId29" w:history="1">
           <w:r>
             <w:rPr>
               <w:rStyle w:val="Hyperlink"/>
@@ -5198,7 +5257,7 @@
           <w:sz w:val="24"/>
           <w:u w:val="single"/>
         </w:rPr>
-        <w:hyperlink r:id="rId28" w:history="1">
+        <w:hyperlink r:id="rId29" w:history="1">
           <w:r>
             <w:rPr>
               <w:rStyle w:val="Hyperlink"/>
@@ -5216,7 +5275,7 @@
           <w:sz w:val="24"/>
           <w:u w:val="single"/>
         </w:rPr>
-        <w:hyperlink r:id="rId28" w:history="1">
+        <w:hyperlink r:id="rId29" w:history="1">
           <w:r>
             <w:rPr>
               <w:rStyle w:val="Hyperlink"/>
@@ -5234,7 +5293,7 @@
           <w:sz w:val="24"/>
           <w:u w:val="single"/>
         </w:rPr>
-        <w:hyperlink r:id="rId28" w:history="1">
+        <w:hyperlink r:id="rId29" w:history="1">
           <w:r>
             <w:rPr>
               <w:rStyle w:val="Hyperlink"/>

--- a/EXPORTS/DOCX/published/niveau3/Dutch/JustinusNassau.docx
+++ b/EXPORTS/DOCX/published/niveau3/Dutch/JustinusNassau.docx
@@ -374,7 +374,7 @@
           <w:sz w:val="24"/>
           <w:u w:val="single"/>
         </w:rPr>
-        <w:hyperlink r:id="rId9" w:history="1">
+        <w:hyperlink r:id="rId10" w:history="1">
           <w:r>
             <w:rPr>
               <w:rStyle w:val="Hyperlink"/>
@@ -492,7 +492,7 @@
           <w:sz w:val="24"/>
           <w:u w:val="single"/>
         </w:rPr>
-        <w:hyperlink r:id="rId10" w:history="1">
+        <w:hyperlink r:id="rId11" w:history="1">
           <w:r>
             <w:rPr>
               <w:rStyle w:val="Hyperlink"/>
@@ -510,7 +510,7 @@
           <w:sz w:val="24"/>
           <w:u w:val="single"/>
         </w:rPr>
-        <w:hyperlink r:id="rId10" w:history="1">
+        <w:hyperlink r:id="rId11" w:history="1">
           <w:r>
             <w:rPr>
               <w:rStyle w:val="Hyperlink"/>
@@ -3522,7 +3522,6 @@
       </w:r>
       <w:r>
         <w:rPr>
-          <w:u w:val="single" w:color="0000ff"/>
           <w:rFonts w:ascii="Charis SIL Regular" w:hAnsi="Charis SIL Regular" w:eastAsia="Charis SIL Regular"/>
           <w:b w:val="0"/>
           <w:i w:val="0"/>
@@ -3540,7 +3539,7 @@
           <w:sz w:val="24"/>
           <w:u w:val="single"/>
         </w:rPr>
-        <w:hyperlink r:id="rId23" w:history="1">
+        <w:hyperlink r:id="rId21" w:history="1">
           <w:r>
             <w:rPr>
               <w:rStyle w:val="Hyperlink"/>

--- a/EXPORTS/DOCX/published/niveau3/Dutch/JustinusNassau.docx
+++ b/EXPORTS/DOCX/published/niveau3/Dutch/JustinusNassau.docx
@@ -309,7 +309,7 @@
           <w:sz w:val="24"/>
           <w:u w:val="single"/>
         </w:rPr>
-        <w:hyperlink r:id="rId9" w:history="1">
+        <w:hyperlink r:id="rId10" w:history="1">
           <w:r>
             <w:rPr>
               <w:rStyle w:val="Hyperlink"/>
@@ -338,7 +338,7 @@
           <w:sz w:val="24"/>
           <w:u w:val="single"/>
         </w:rPr>
-        <w:hyperlink r:id="rId9" w:history="1">
+        <w:hyperlink r:id="rId10" w:history="1">
           <w:r>
             <w:rPr>
               <w:rStyle w:val="Hyperlink"/>
@@ -356,7 +356,7 @@
           <w:sz w:val="24"/>
           <w:u w:val="single"/>
         </w:rPr>
-        <w:hyperlink r:id="rId9" w:history="1">
+        <w:hyperlink r:id="rId10" w:history="1">
           <w:r>
             <w:rPr>
               <w:rStyle w:val="Hyperlink"/>
@@ -492,7 +492,7 @@
           <w:sz w:val="24"/>
           <w:u w:val="single"/>
         </w:rPr>
-        <w:hyperlink r:id="rId11" w:history="1">
+        <w:hyperlink r:id="rId10" w:history="1">
           <w:r>
             <w:rPr>
               <w:rStyle w:val="Hyperlink"/>
@@ -510,7 +510,7 @@
           <w:sz w:val="24"/>
           <w:u w:val="single"/>
         </w:rPr>
-        <w:hyperlink r:id="rId11" w:history="1">
+        <w:hyperlink r:id="rId10" w:history="1">
           <w:r>
             <w:rPr>
               <w:rStyle w:val="Hyperlink"/>
@@ -668,15 +668,9 @@
           <w:i w:val="0"/>
           <w:color w:val="0000FF"/>
           <w:sz w:val="24"/>
-        </w:rPr>
-        <w:hyperlink r:id="rId12" w:history="1">
-          <w:r>
-            <w:rPr>
-              <w:rStyle w:val="Hyperlink"/>
-            </w:rPr>
-            <w:t>c</w:t>
-          </w:r>
-        </w:hyperlink>
+          <w:u w:val="single"/>
+        </w:rPr>
+        <w:t>c</w:t>
       </w:r>
       <w:r>
         <w:rPr>
@@ -3493,7 +3487,7 @@
           <w:sz w:val="24"/>
           <w:u w:val="single"/>
         </w:rPr>
-        <w:hyperlink r:id="rId21" w:history="1">
+        <w:hyperlink r:id="rId22" w:history="1">
           <w:r>
             <w:rPr>
               <w:rStyle w:val="Hyperlink"/>
@@ -3528,7 +3522,14 @@
           <w:color w:val="000000"/>
           <w:sz w:val="24"/>
         </w:rPr>
-        <w:t xml:space="preserve">, </w:t>
+        <w:hyperlink r:id="rId21" w:history="1">
+          <w:r>
+            <w:rPr>
+              <w:rStyle w:val="Hyperlink"/>
+            </w:rPr>
+            <w:t xml:space="preserve">, </w:t>
+          </w:r>
+        </w:hyperlink>
       </w:r>
       <w:r>
         <w:rPr>
@@ -3568,7 +3569,7 @@
           <w:sz w:val="24"/>
           <w:u w:val="single"/>
         </w:rPr>
-        <w:hyperlink r:id="rId23" w:history="1">
+        <w:hyperlink r:id="rId21" w:history="1">
           <w:r>
             <w:rPr>
               <w:rStyle w:val="Hyperlink"/>
@@ -3586,7 +3587,7 @@
           <w:sz w:val="24"/>
           <w:u w:val="single"/>
         </w:rPr>
-        <w:hyperlink r:id="rId23" w:history="1">
+        <w:hyperlink r:id="rId21" w:history="1">
           <w:r>
             <w:rPr>
               <w:rStyle w:val="Hyperlink"/>
@@ -3717,7 +3718,7 @@
           <w:sz w:val="24"/>
           <w:u w:val="single"/>
         </w:rPr>
-        <w:hyperlink r:id="rId24" w:history="1">
+        <w:hyperlink r:id="rId23" w:history="1">
           <w:r>
             <w:rPr>
               <w:rStyle w:val="Hyperlink"/>
@@ -3735,7 +3736,7 @@
           <w:sz w:val="24"/>
           <w:u w:val="single"/>
         </w:rPr>
-        <w:hyperlink r:id="rId24" w:history="1">
+        <w:hyperlink r:id="rId23" w:history="1">
           <w:r>
             <w:rPr>
               <w:rStyle w:val="Hyperlink"/>
@@ -3753,7 +3754,7 @@
           <w:sz w:val="24"/>
           <w:u w:val="single"/>
         </w:rPr>
-        <w:hyperlink r:id="rId24" w:history="1">
+        <w:hyperlink r:id="rId23" w:history="1">
           <w:r>
             <w:rPr>
               <w:rStyle w:val="Hyperlink"/>
@@ -3771,7 +3772,7 @@
           <w:sz w:val="24"/>
           <w:u w:val="single"/>
         </w:rPr>
-        <w:hyperlink r:id="rId24" w:history="1">
+        <w:hyperlink r:id="rId23" w:history="1">
           <w:r>
             <w:rPr>
               <w:rStyle w:val="Hyperlink"/>
@@ -3799,7 +3800,7 @@
           <w:sz w:val="24"/>
           <w:u w:val="single"/>
         </w:rPr>
-        <w:hyperlink r:id="rId25" w:history="1">
+        <w:hyperlink r:id="rId24" w:history="1">
           <w:r>
             <w:rPr>
               <w:rStyle w:val="Hyperlink"/>
@@ -3976,7 +3977,7 @@
           <w:sz w:val="24"/>
           <w:u w:val="single"/>
         </w:rPr>
-        <w:hyperlink r:id="rId26" w:history="1">
+        <w:hyperlink r:id="rId25" w:history="1">
           <w:r>
             <w:rPr>
               <w:rStyle w:val="Hyperlink"/>
@@ -3994,7 +3995,7 @@
           <w:sz w:val="24"/>
           <w:u w:val="single"/>
         </w:rPr>
-        <w:hyperlink r:id="rId26" w:history="1">
+        <w:hyperlink r:id="rId25" w:history="1">
           <w:r>
             <w:rPr>
               <w:rStyle w:val="Hyperlink"/>
@@ -4012,7 +4013,7 @@
           <w:sz w:val="24"/>
           <w:u w:val="single"/>
         </w:rPr>
-        <w:hyperlink r:id="rId26" w:history="1">
+        <w:hyperlink r:id="rId25" w:history="1">
           <w:r>
             <w:rPr>
               <w:rStyle w:val="Hyperlink"/>
@@ -4030,7 +4031,7 @@
           <w:sz w:val="24"/>
           <w:u w:val="single"/>
         </w:rPr>
-        <w:hyperlink r:id="rId26" w:history="1">
+        <w:hyperlink r:id="rId25" w:history="1">
           <w:r>
             <w:rPr>
               <w:rStyle w:val="Hyperlink"/>
@@ -4048,7 +4049,7 @@
           <w:sz w:val="24"/>
           <w:u w:val="single"/>
         </w:rPr>
-        <w:hyperlink r:id="rId26" w:history="1">
+        <w:hyperlink r:id="rId25" w:history="1">
           <w:r>
             <w:rPr>
               <w:rStyle w:val="Hyperlink"/>
@@ -4066,7 +4067,7 @@
           <w:sz w:val="24"/>
           <w:u w:val="single"/>
         </w:rPr>
-        <w:hyperlink r:id="rId26" w:history="1">
+        <w:hyperlink r:id="rId25" w:history="1">
           <w:r>
             <w:rPr>
               <w:rStyle w:val="Hyperlink"/>
@@ -4084,7 +4085,7 @@
           <w:sz w:val="24"/>
           <w:u w:val="single"/>
         </w:rPr>
-        <w:hyperlink r:id="rId26" w:history="1">
+        <w:hyperlink r:id="rId25" w:history="1">
           <w:r>
             <w:rPr>
               <w:rStyle w:val="Hyperlink"/>
@@ -4102,7 +4103,7 @@
           <w:sz w:val="24"/>
           <w:u w:val="single"/>
         </w:rPr>
-        <w:hyperlink r:id="rId26" w:history="1">
+        <w:hyperlink r:id="rId25" w:history="1">
           <w:r>
             <w:rPr>
               <w:rStyle w:val="Hyperlink"/>
@@ -4120,7 +4121,7 @@
           <w:sz w:val="24"/>
           <w:u w:val="single"/>
         </w:rPr>
-        <w:hyperlink r:id="rId26" w:history="1">
+        <w:hyperlink r:id="rId25" w:history="1">
           <w:r>
             <w:rPr>
               <w:rStyle w:val="Hyperlink"/>
@@ -4138,7 +4139,7 @@
           <w:sz w:val="24"/>
           <w:u w:val="single"/>
         </w:rPr>
-        <w:hyperlink r:id="rId26" w:history="1">
+        <w:hyperlink r:id="rId25" w:history="1">
           <w:r>
             <w:rPr>
               <w:rStyle w:val="Hyperlink"/>
@@ -4156,7 +4157,7 @@
           <w:sz w:val="24"/>
           <w:u w:val="single"/>
         </w:rPr>
-        <w:hyperlink r:id="rId26" w:history="1">
+        <w:hyperlink r:id="rId25" w:history="1">
           <w:r>
             <w:rPr>
               <w:rStyle w:val="Hyperlink"/>
@@ -4174,7 +4175,7 @@
           <w:sz w:val="24"/>
           <w:u w:val="single"/>
         </w:rPr>
-        <w:hyperlink r:id="rId26" w:history="1">
+        <w:hyperlink r:id="rId25" w:history="1">
           <w:r>
             <w:rPr>
               <w:rStyle w:val="Hyperlink"/>
@@ -4192,7 +4193,7 @@
           <w:sz w:val="24"/>
           <w:u w:val="single"/>
         </w:rPr>
-        <w:hyperlink r:id="rId26" w:history="1">
+        <w:hyperlink r:id="rId25" w:history="1">
           <w:r>
             <w:rPr>
               <w:rStyle w:val="Hyperlink"/>
@@ -4210,7 +4211,7 @@
           <w:sz w:val="24"/>
           <w:u w:val="single"/>
         </w:rPr>
-        <w:hyperlink r:id="rId26" w:history="1">
+        <w:hyperlink r:id="rId25" w:history="1">
           <w:r>
             <w:rPr>
               <w:rStyle w:val="Hyperlink"/>
@@ -4228,7 +4229,7 @@
           <w:sz w:val="24"/>
           <w:u w:val="single"/>
         </w:rPr>
-        <w:hyperlink r:id="rId26" w:history="1">
+        <w:hyperlink r:id="rId25" w:history="1">
           <w:r>
             <w:rPr>
               <w:rStyle w:val="Hyperlink"/>
@@ -4246,7 +4247,14 @@
           <w:sz w:val="24"/>
           <w:u w:val="single"/>
         </w:rPr>
-        <w:t>w</w:t>
+        <w:hyperlink r:id="rId25" w:history="1">
+          <w:r>
+            <w:rPr>
+              <w:rStyle w:val="Hyperlink"/>
+            </w:rPr>
+            <w:t>w</w:t>
+          </w:r>
+        </w:hyperlink>
       </w:r>
       <w:r>
         <w:rPr>
@@ -4257,7 +4265,7 @@
           <w:sz w:val="24"/>
           <w:u w:val="single"/>
         </w:rPr>
-        <w:hyperlink r:id="rId26" w:history="1">
+        <w:hyperlink r:id="rId25" w:history="1">
           <w:r>
             <w:rPr>
               <w:rStyle w:val="Hyperlink"/>
@@ -4275,7 +4283,7 @@
           <w:sz w:val="24"/>
           <w:u w:val="single"/>
         </w:rPr>
-        <w:hyperlink r:id="rId26" w:history="1">
+        <w:hyperlink r:id="rId25" w:history="1">
           <w:r>
             <w:rPr>
               <w:rStyle w:val="Hyperlink"/>
@@ -4432,7 +4440,7 @@
           <w:sz w:val="24"/>
           <w:u w:val="single"/>
         </w:rPr>
-        <w:hyperlink r:id="rId27" w:history="1">
+        <w:hyperlink r:id="rId26" w:history="1">
           <w:r>
             <w:rPr>
               <w:rStyle w:val="Hyperlink"/>
@@ -4450,7 +4458,7 @@
           <w:sz w:val="24"/>
           <w:u w:val="single"/>
         </w:rPr>
-        <w:hyperlink r:id="rId27" w:history="1">
+        <w:hyperlink r:id="rId26" w:history="1">
           <w:r>
             <w:rPr>
               <w:rStyle w:val="Hyperlink"/>
@@ -4468,7 +4476,7 @@
           <w:sz w:val="24"/>
           <w:u w:val="single"/>
         </w:rPr>
-        <w:hyperlink r:id="rId27" w:history="1">
+        <w:hyperlink r:id="rId26" w:history="1">
           <w:r>
             <w:rPr>
               <w:rStyle w:val="Hyperlink"/>
@@ -4486,7 +4494,7 @@
           <w:sz w:val="24"/>
           <w:u w:val="single"/>
         </w:rPr>
-        <w:hyperlink r:id="rId27" w:history="1">
+        <w:hyperlink r:id="rId26" w:history="1">
           <w:r>
             <w:rPr>
               <w:rStyle w:val="Hyperlink"/>
@@ -4504,7 +4512,7 @@
           <w:sz w:val="24"/>
           <w:u w:val="single"/>
         </w:rPr>
-        <w:hyperlink r:id="rId27" w:history="1">
+        <w:hyperlink r:id="rId26" w:history="1">
           <w:r>
             <w:rPr>
               <w:rStyle w:val="Hyperlink"/>
@@ -4522,7 +4530,7 @@
           <w:sz w:val="24"/>
           <w:u w:val="single"/>
         </w:rPr>
-        <w:hyperlink r:id="rId27" w:history="1">
+        <w:hyperlink r:id="rId26" w:history="1">
           <w:r>
             <w:rPr>
               <w:rStyle w:val="Hyperlink"/>
@@ -4540,7 +4548,7 @@
           <w:sz w:val="24"/>
           <w:u w:val="single"/>
         </w:rPr>
-        <w:hyperlink r:id="rId27" w:history="1">
+        <w:hyperlink r:id="rId26" w:history="1">
           <w:r>
             <w:rPr>
               <w:rStyle w:val="Hyperlink"/>
@@ -4558,7 +4566,7 @@
           <w:sz w:val="24"/>
           <w:u w:val="single"/>
         </w:rPr>
-        <w:hyperlink r:id="rId27" w:history="1">
+        <w:hyperlink r:id="rId26" w:history="1">
           <w:r>
             <w:rPr>
               <w:rStyle w:val="Hyperlink"/>
@@ -4576,7 +4584,7 @@
           <w:sz w:val="24"/>
           <w:u w:val="single"/>
         </w:rPr>
-        <w:hyperlink r:id="rId27" w:history="1">
+        <w:hyperlink r:id="rId26" w:history="1">
           <w:r>
             <w:rPr>
               <w:rStyle w:val="Hyperlink"/>
@@ -4594,7 +4602,7 @@
           <w:sz w:val="24"/>
           <w:u w:val="single"/>
         </w:rPr>
-        <w:hyperlink r:id="rId27" w:history="1">
+        <w:hyperlink r:id="rId26" w:history="1">
           <w:r>
             <w:rPr>
               <w:rStyle w:val="Hyperlink"/>
@@ -4612,7 +4620,7 @@
           <w:sz w:val="24"/>
           <w:u w:val="single"/>
         </w:rPr>
-        <w:hyperlink r:id="rId27" w:history="1">
+        <w:hyperlink r:id="rId26" w:history="1">
           <w:r>
             <w:rPr>
               <w:rStyle w:val="Hyperlink"/>
@@ -4630,7 +4638,7 @@
           <w:sz w:val="24"/>
           <w:u w:val="single"/>
         </w:rPr>
-        <w:hyperlink r:id="rId27" w:history="1">
+        <w:hyperlink r:id="rId26" w:history="1">
           <w:r>
             <w:rPr>
               <w:rStyle w:val="Hyperlink"/>
@@ -4648,7 +4656,7 @@
           <w:sz w:val="24"/>
           <w:u w:val="single"/>
         </w:rPr>
-        <w:hyperlink r:id="rId27" w:history="1">
+        <w:hyperlink r:id="rId26" w:history="1">
           <w:r>
             <w:rPr>
               <w:rStyle w:val="Hyperlink"/>
@@ -4666,7 +4674,7 @@
           <w:sz w:val="24"/>
           <w:u w:val="single"/>
         </w:rPr>
-        <w:hyperlink r:id="rId27" w:history="1">
+        <w:hyperlink r:id="rId26" w:history="1">
           <w:r>
             <w:rPr>
               <w:rStyle w:val="Hyperlink"/>
@@ -4684,7 +4692,7 @@
           <w:sz w:val="24"/>
           <w:u w:val="single"/>
         </w:rPr>
-        <w:hyperlink r:id="rId27" w:history="1">
+        <w:hyperlink r:id="rId26" w:history="1">
           <w:r>
             <w:rPr>
               <w:rStyle w:val="Hyperlink"/>
@@ -4832,7 +4840,7 @@
           <w:sz w:val="24"/>
           <w:u w:val="single"/>
         </w:rPr>
-        <w:hyperlink r:id="rId28" w:history="1">
+        <w:hyperlink r:id="rId27" w:history="1">
           <w:r>
             <w:rPr>
               <w:rStyle w:val="Hyperlink"/>
@@ -4850,7 +4858,7 @@
           <w:sz w:val="24"/>
           <w:u w:val="single"/>
         </w:rPr>
-        <w:hyperlink r:id="rId28" w:history="1">
+        <w:hyperlink r:id="rId27" w:history="1">
           <w:r>
             <w:rPr>
               <w:rStyle w:val="Hyperlink"/>
@@ -4868,7 +4876,7 @@
           <w:sz w:val="24"/>
           <w:u w:val="single"/>
         </w:rPr>
-        <w:hyperlink r:id="rId28" w:history="1">
+        <w:hyperlink r:id="rId27" w:history="1">
           <w:r>
             <w:rPr>
               <w:rStyle w:val="Hyperlink"/>
@@ -4886,7 +4894,7 @@
           <w:sz w:val="24"/>
           <w:u w:val="single"/>
         </w:rPr>
-        <w:hyperlink r:id="rId28" w:history="1">
+        <w:hyperlink r:id="rId27" w:history="1">
           <w:r>
             <w:rPr>
               <w:rStyle w:val="Hyperlink"/>
@@ -4904,7 +4912,7 @@
           <w:sz w:val="24"/>
           <w:u w:val="single"/>
         </w:rPr>
-        <w:hyperlink r:id="rId28" w:history="1">
+        <w:hyperlink r:id="rId27" w:history="1">
           <w:r>
             <w:rPr>
               <w:rStyle w:val="Hyperlink"/>
@@ -4925,7 +4933,7 @@
           <w:sz w:val="24"/>
           <w:u w:val="single"/>
         </w:rPr>
-        <w:hyperlink r:id="rId28" w:history="1">
+        <w:hyperlink r:id="rId27" w:history="1">
           <w:r>
             <w:rPr>
               <w:rStyle w:val="Hyperlink"/>
@@ -4943,7 +4951,7 @@
           <w:sz w:val="24"/>
           <w:u w:val="single"/>
         </w:rPr>
-        <w:hyperlink r:id="rId28" w:history="1">
+        <w:hyperlink r:id="rId27" w:history="1">
           <w:r>
             <w:rPr>
               <w:rStyle w:val="Hyperlink"/>
@@ -4961,7 +4969,7 @@
           <w:sz w:val="24"/>
           <w:u w:val="single"/>
         </w:rPr>
-        <w:hyperlink r:id="rId28" w:history="1">
+        <w:hyperlink r:id="rId27" w:history="1">
           <w:r>
             <w:rPr>
               <w:rStyle w:val="Hyperlink"/>
@@ -4979,7 +4987,7 @@
           <w:sz w:val="24"/>
           <w:u w:val="single"/>
         </w:rPr>
-        <w:hyperlink r:id="rId28" w:history="1">
+        <w:hyperlink r:id="rId27" w:history="1">
           <w:r>
             <w:rPr>
               <w:rStyle w:val="Hyperlink"/>
@@ -4997,7 +5005,7 @@
           <w:sz w:val="24"/>
           <w:u w:val="single"/>
         </w:rPr>
-        <w:hyperlink r:id="rId28" w:history="1">
+        <w:hyperlink r:id="rId27" w:history="1">
           <w:r>
             <w:rPr>
               <w:rStyle w:val="Hyperlink"/>
@@ -5148,7 +5156,7 @@
           <w:sz w:val="24"/>
           <w:u w:val="single"/>
         </w:rPr>
-        <w:hyperlink r:id="rId29" w:history="1">
+        <w:hyperlink r:id="rId28" w:history="1">
           <w:r>
             <w:rPr>
               <w:rStyle w:val="Hyperlink"/>
@@ -5166,7 +5174,7 @@
           <w:sz w:val="24"/>
           <w:u w:val="single"/>
         </w:rPr>
-        <w:hyperlink r:id="rId29" w:history="1">
+        <w:hyperlink r:id="rId28" w:history="1">
           <w:r>
             <w:rPr>
               <w:rStyle w:val="Hyperlink"/>
@@ -5184,7 +5192,7 @@
           <w:sz w:val="24"/>
           <w:u w:val="single"/>
         </w:rPr>
-        <w:hyperlink r:id="rId29" w:history="1">
+        <w:hyperlink r:id="rId28" w:history="1">
           <w:r>
             <w:rPr>
               <w:rStyle w:val="Hyperlink"/>
@@ -5202,7 +5210,7 @@
           <w:sz w:val="24"/>
           <w:u w:val="single"/>
         </w:rPr>
-        <w:hyperlink r:id="rId29" w:history="1">
+        <w:hyperlink r:id="rId28" w:history="1">
           <w:r>
             <w:rPr>
               <w:rStyle w:val="Hyperlink"/>
@@ -5220,7 +5228,7 @@
           <w:sz w:val="24"/>
           <w:u w:val="single"/>
         </w:rPr>
-        <w:hyperlink r:id="rId29" w:history="1">
+        <w:hyperlink r:id="rId28" w:history="1">
           <w:r>
             <w:rPr>
               <w:rStyle w:val="Hyperlink"/>
@@ -5238,7 +5246,7 @@
           <w:sz w:val="24"/>
           <w:u w:val="single"/>
         </w:rPr>
-        <w:hyperlink r:id="rId29" w:history="1">
+        <w:hyperlink r:id="rId28" w:history="1">
           <w:r>
             <w:rPr>
               <w:rStyle w:val="Hyperlink"/>
@@ -5256,7 +5264,7 @@
           <w:sz w:val="24"/>
           <w:u w:val="single"/>
         </w:rPr>
-        <w:hyperlink r:id="rId29" w:history="1">
+        <w:hyperlink r:id="rId28" w:history="1">
           <w:r>
             <w:rPr>
               <w:rStyle w:val="Hyperlink"/>
@@ -5274,7 +5282,7 @@
           <w:sz w:val="24"/>
           <w:u w:val="single"/>
         </w:rPr>
-        <w:hyperlink r:id="rId29" w:history="1">
+        <w:hyperlink r:id="rId28" w:history="1">
           <w:r>
             <w:rPr>
               <w:rStyle w:val="Hyperlink"/>
@@ -5292,7 +5300,7 @@
           <w:sz w:val="24"/>
           <w:u w:val="single"/>
         </w:rPr>
-        <w:hyperlink r:id="rId29" w:history="1">
+        <w:hyperlink r:id="rId28" w:history="1">
           <w:r>
             <w:rPr>
               <w:rStyle w:val="Hyperlink"/>

--- a/EXPORTS/DOCX/published/niveau3/Dutch/JustinusNassau.docx
+++ b/EXPORTS/DOCX/published/niveau3/Dutch/JustinusNassau.docx
@@ -307,16 +307,8 @@
           <w:i w:val="0"/>
           <w:color w:val="0000FF"/>
           <w:sz w:val="24"/>
-          <w:u w:val="single"/>
-        </w:rPr>
-        <w:hyperlink r:id="rId10" w:history="1">
-          <w:r>
-            <w:rPr>
-              <w:rStyle w:val="Hyperlink"/>
-            </w:rPr>
-            <w:t>Koninklijke</w:t>
-          </w:r>
-        </w:hyperlink>
+        </w:rPr>
+        <w:t xml:space="preserve">Koninklijke Militaire </w:t>
       </w:r>
       <w:r>
         <w:rPr>
@@ -327,54 +319,7 @@
           <w:sz w:val="24"/>
           <w:u w:val="single"/>
         </w:rPr>
-        <w:t xml:space="preserve"> </w:t>
-      </w:r>
-      <w:r>
-        <w:rPr>
-          <w:rFonts w:ascii="Charis SIL Regular" w:hAnsi="Charis SIL Regular" w:eastAsia="Charis SIL Regular"/>
-          <w:b w:val="0"/>
-          <w:i w:val="0"/>
-          <w:color w:val="0000FF"/>
-          <w:sz w:val="24"/>
-          <w:u w:val="single"/>
-        </w:rPr>
-        <w:hyperlink r:id="rId10" w:history="1">
-          <w:r>
-            <w:rPr>
-              <w:rStyle w:val="Hyperlink"/>
-            </w:rPr>
-            <w:t>M</w:t>
-          </w:r>
-        </w:hyperlink>
-      </w:r>
-      <w:r>
-        <w:rPr>
-          <w:rFonts w:ascii="Charis SIL Regular" w:hAnsi="Charis SIL Regular" w:eastAsia="Charis SIL Regular"/>
-          <w:b w:val="0"/>
-          <w:i w:val="0"/>
-          <w:color w:val="0000FF"/>
-          <w:sz w:val="24"/>
-          <w:u w:val="single"/>
-        </w:rPr>
-        <w:hyperlink r:id="rId10" w:history="1">
-          <w:r>
-            <w:rPr>
-              <w:rStyle w:val="Hyperlink"/>
-            </w:rPr>
-            <w:t xml:space="preserve">ilitaire </w:t>
-          </w:r>
-        </w:hyperlink>
-      </w:r>
-      <w:r>
-        <w:rPr>
-          <w:rFonts w:ascii="Charis SIL Regular" w:hAnsi="Charis SIL Regular" w:eastAsia="Charis SIL Regular"/>
-          <w:b w:val="0"/>
-          <w:i w:val="0"/>
-          <w:color w:val="0000FF"/>
-          <w:sz w:val="24"/>
-          <w:u w:val="single"/>
-        </w:rPr>
-        <w:hyperlink r:id="rId10" w:history="1">
+        <w:hyperlink r:id="rId9" w:history="1">
           <w:r>
             <w:rPr>
               <w:rStyle w:val="Hyperlink"/>
@@ -431,7 +376,6 @@
       </w:r>
       <w:r>
         <w:rPr>
-          <w:u w:val="single" w:color="0000ff"/>
           <w:rFonts w:ascii="Charis SIL Regular" w:hAnsi="Charis SIL Regular" w:eastAsia="Charis SIL Regular"/>
           <w:b w:val="0"/>
           <w:i w:val="0"/>
@@ -449,7 +393,6 @@
       </w:r>
       <w:r>
         <w:rPr>
-          <w:u w:val="single" w:color="0000ff"/>
           <w:rFonts w:ascii="Charis SIL Regular" w:hAnsi="Charis SIL Regular" w:eastAsia="Charis SIL Regular"/>
           <w:b w:val="0"/>
           <w:i w:val="0"/>
@@ -467,7 +410,6 @@
       </w:r>
       <w:r>
         <w:rPr>
-          <w:u w:val="single" w:color="0000ff"/>
           <w:rFonts w:ascii="Charis SIL Regular" w:hAnsi="Charis SIL Regular" w:eastAsia="Charis SIL Regular"/>
           <w:b w:val="0"/>
           <w:i w:val="0"/>
@@ -3516,6 +3458,7 @@
       </w:r>
       <w:r>
         <w:rPr>
+          <w:u w:val="single" w:color="0000ff"/>
           <w:rFonts w:ascii="Charis SIL Regular" w:hAnsi="Charis SIL Regular" w:eastAsia="Charis SIL Regular"/>
           <w:b w:val="0"/>
           <w:i w:val="0"/>

--- a/EXPORTS/DOCX/published/niveau3/Dutch/JustinusNassau.docx
+++ b/EXPORTS/DOCX/published/niveau3/Dutch/JustinusNassau.docx
@@ -319,7 +319,7 @@
           <w:sz w:val="24"/>
           <w:u w:val="single"/>
         </w:rPr>
-        <w:hyperlink r:id="rId9" w:history="1">
+        <w:hyperlink r:id="rId10" w:history="1">
           <w:r>
             <w:rPr>
               <w:rStyle w:val="Hyperlink"/>
@@ -452,7 +452,7 @@
           <w:sz w:val="24"/>
           <w:u w:val="single"/>
         </w:rPr>
-        <w:hyperlink r:id="rId10" w:history="1">
+        <w:hyperlink r:id="rId11" w:history="1">
           <w:r>
             <w:rPr>
               <w:rStyle w:val="Hyperlink"/>
@@ -3447,7 +3447,7 @@
           <w:sz w:val="24"/>
           <w:u w:val="single"/>
         </w:rPr>
-        <w:hyperlink r:id="rId21" w:history="1">
+        <w:hyperlink r:id="rId22" w:history="1">
           <w:r>
             <w:rPr>
               <w:rStyle w:val="Hyperlink"/>
@@ -3458,21 +3458,13 @@
       </w:r>
       <w:r>
         <w:rPr>
-          <w:u w:val="single" w:color="0000ff"/>
           <w:rFonts w:ascii="Charis SIL Regular" w:hAnsi="Charis SIL Regular" w:eastAsia="Charis SIL Regular"/>
           <w:b w:val="0"/>
           <w:i w:val="0"/>
           <w:color w:val="000000"/>
           <w:sz w:val="24"/>
         </w:rPr>
-        <w:hyperlink r:id="rId21" w:history="1">
-          <w:r>
-            <w:rPr>
-              <w:rStyle w:val="Hyperlink"/>
-            </w:rPr>
-            <w:t xml:space="preserve">, </w:t>
-          </w:r>
-        </w:hyperlink>
+        <w:t xml:space="preserve">, </w:t>
       </w:r>
       <w:r>
         <w:rPr>
@@ -3483,7 +3475,7 @@
           <w:sz w:val="24"/>
           <w:u w:val="single"/>
         </w:rPr>
-        <w:hyperlink r:id="rId21" w:history="1">
+        <w:hyperlink r:id="rId23" w:history="1">
           <w:r>
             <w:rPr>
               <w:rStyle w:val="Hyperlink"/>
@@ -3512,7 +3504,7 @@
           <w:sz w:val="24"/>
           <w:u w:val="single"/>
         </w:rPr>
-        <w:hyperlink r:id="rId21" w:history="1">
+        <w:hyperlink r:id="rId23" w:history="1">
           <w:r>
             <w:rPr>
               <w:rStyle w:val="Hyperlink"/>
@@ -3530,7 +3522,7 @@
           <w:sz w:val="24"/>
           <w:u w:val="single"/>
         </w:rPr>
-        <w:hyperlink r:id="rId21" w:history="1">
+        <w:hyperlink r:id="rId23" w:history="1">
           <w:r>
             <w:rPr>
               <w:rStyle w:val="Hyperlink"/>
@@ -3661,7 +3653,7 @@
           <w:sz w:val="24"/>
           <w:u w:val="single"/>
         </w:rPr>
-        <w:hyperlink r:id="rId23" w:history="1">
+        <w:hyperlink r:id="rId24" w:history="1">
           <w:r>
             <w:rPr>
               <w:rStyle w:val="Hyperlink"/>
@@ -3679,7 +3671,7 @@
           <w:sz w:val="24"/>
           <w:u w:val="single"/>
         </w:rPr>
-        <w:hyperlink r:id="rId23" w:history="1">
+        <w:hyperlink r:id="rId24" w:history="1">
           <w:r>
             <w:rPr>
               <w:rStyle w:val="Hyperlink"/>
@@ -3697,7 +3689,7 @@
           <w:sz w:val="24"/>
           <w:u w:val="single"/>
         </w:rPr>
-        <w:hyperlink r:id="rId23" w:history="1">
+        <w:hyperlink r:id="rId24" w:history="1">
           <w:r>
             <w:rPr>
               <w:rStyle w:val="Hyperlink"/>
@@ -3715,7 +3707,7 @@
           <w:sz w:val="24"/>
           <w:u w:val="single"/>
         </w:rPr>
-        <w:hyperlink r:id="rId23" w:history="1">
+        <w:hyperlink r:id="rId24" w:history="1">
           <w:r>
             <w:rPr>
               <w:rStyle w:val="Hyperlink"/>
@@ -3743,7 +3735,7 @@
           <w:sz w:val="24"/>
           <w:u w:val="single"/>
         </w:rPr>
-        <w:hyperlink r:id="rId24" w:history="1">
+        <w:hyperlink r:id="rId25" w:history="1">
           <w:r>
             <w:rPr>
               <w:rStyle w:val="Hyperlink"/>
@@ -3761,7 +3753,7 @@
           <w:sz w:val="24"/>
           <w:u w:val="single"/>
         </w:rPr>
-        <w:hyperlink r:id="rId24" w:history="1">
+        <w:hyperlink r:id="rId25" w:history="1">
           <w:r>
             <w:rPr>
               <w:rStyle w:val="Hyperlink"/>
@@ -3779,7 +3771,7 @@
           <w:sz w:val="24"/>
           <w:u w:val="single"/>
         </w:rPr>
-        <w:hyperlink r:id="rId24" w:history="1">
+        <w:hyperlink r:id="rId25" w:history="1">
           <w:r>
             <w:rPr>
               <w:rStyle w:val="Hyperlink"/>
@@ -3920,7 +3912,7 @@
           <w:sz w:val="24"/>
           <w:u w:val="single"/>
         </w:rPr>
-        <w:hyperlink r:id="rId25" w:history="1">
+        <w:hyperlink r:id="rId26" w:history="1">
           <w:r>
             <w:rPr>
               <w:rStyle w:val="Hyperlink"/>
@@ -3938,7 +3930,7 @@
           <w:sz w:val="24"/>
           <w:u w:val="single"/>
         </w:rPr>
-        <w:hyperlink r:id="rId25" w:history="1">
+        <w:hyperlink r:id="rId26" w:history="1">
           <w:r>
             <w:rPr>
               <w:rStyle w:val="Hyperlink"/>
@@ -3956,7 +3948,7 @@
           <w:sz w:val="24"/>
           <w:u w:val="single"/>
         </w:rPr>
-        <w:hyperlink r:id="rId25" w:history="1">
+        <w:hyperlink r:id="rId26" w:history="1">
           <w:r>
             <w:rPr>
               <w:rStyle w:val="Hyperlink"/>
@@ -3974,7 +3966,7 @@
           <w:sz w:val="24"/>
           <w:u w:val="single"/>
         </w:rPr>
-        <w:hyperlink r:id="rId25" w:history="1">
+        <w:hyperlink r:id="rId26" w:history="1">
           <w:r>
             <w:rPr>
               <w:rStyle w:val="Hyperlink"/>
@@ -3992,7 +3984,7 @@
           <w:sz w:val="24"/>
           <w:u w:val="single"/>
         </w:rPr>
-        <w:hyperlink r:id="rId25" w:history="1">
+        <w:hyperlink r:id="rId26" w:history="1">
           <w:r>
             <w:rPr>
               <w:rStyle w:val="Hyperlink"/>
@@ -4010,7 +4002,7 @@
           <w:sz w:val="24"/>
           <w:u w:val="single"/>
         </w:rPr>
-        <w:hyperlink r:id="rId25" w:history="1">
+        <w:hyperlink r:id="rId26" w:history="1">
           <w:r>
             <w:rPr>
               <w:rStyle w:val="Hyperlink"/>
@@ -4028,7 +4020,7 @@
           <w:sz w:val="24"/>
           <w:u w:val="single"/>
         </w:rPr>
-        <w:hyperlink r:id="rId25" w:history="1">
+        <w:hyperlink r:id="rId26" w:history="1">
           <w:r>
             <w:rPr>
               <w:rStyle w:val="Hyperlink"/>
@@ -4046,7 +4038,7 @@
           <w:sz w:val="24"/>
           <w:u w:val="single"/>
         </w:rPr>
-        <w:hyperlink r:id="rId25" w:history="1">
+        <w:hyperlink r:id="rId26" w:history="1">
           <w:r>
             <w:rPr>
               <w:rStyle w:val="Hyperlink"/>
@@ -4064,7 +4056,7 @@
           <w:sz w:val="24"/>
           <w:u w:val="single"/>
         </w:rPr>
-        <w:hyperlink r:id="rId25" w:history="1">
+        <w:hyperlink r:id="rId26" w:history="1">
           <w:r>
             <w:rPr>
               <w:rStyle w:val="Hyperlink"/>
@@ -4082,7 +4074,7 @@
           <w:sz w:val="24"/>
           <w:u w:val="single"/>
         </w:rPr>
-        <w:hyperlink r:id="rId25" w:history="1">
+        <w:hyperlink r:id="rId26" w:history="1">
           <w:r>
             <w:rPr>
               <w:rStyle w:val="Hyperlink"/>
@@ -4100,7 +4092,7 @@
           <w:sz w:val="24"/>
           <w:u w:val="single"/>
         </w:rPr>
-        <w:hyperlink r:id="rId25" w:history="1">
+        <w:hyperlink r:id="rId26" w:history="1">
           <w:r>
             <w:rPr>
               <w:rStyle w:val="Hyperlink"/>
@@ -4118,7 +4110,7 @@
           <w:sz w:val="24"/>
           <w:u w:val="single"/>
         </w:rPr>
-        <w:hyperlink r:id="rId25" w:history="1">
+        <w:hyperlink r:id="rId26" w:history="1">
           <w:r>
             <w:rPr>
               <w:rStyle w:val="Hyperlink"/>
@@ -4136,7 +4128,7 @@
           <w:sz w:val="24"/>
           <w:u w:val="single"/>
         </w:rPr>
-        <w:hyperlink r:id="rId25" w:history="1">
+        <w:hyperlink r:id="rId26" w:history="1">
           <w:r>
             <w:rPr>
               <w:rStyle w:val="Hyperlink"/>
@@ -4154,7 +4146,7 @@
           <w:sz w:val="24"/>
           <w:u w:val="single"/>
         </w:rPr>
-        <w:hyperlink r:id="rId25" w:history="1">
+        <w:hyperlink r:id="rId26" w:history="1">
           <w:r>
             <w:rPr>
               <w:rStyle w:val="Hyperlink"/>
@@ -4172,7 +4164,7 @@
           <w:sz w:val="24"/>
           <w:u w:val="single"/>
         </w:rPr>
-        <w:hyperlink r:id="rId25" w:history="1">
+        <w:hyperlink r:id="rId26" w:history="1">
           <w:r>
             <w:rPr>
               <w:rStyle w:val="Hyperlink"/>
@@ -4190,14 +4182,7 @@
           <w:sz w:val="24"/>
           <w:u w:val="single"/>
         </w:rPr>
-        <w:hyperlink r:id="rId25" w:history="1">
-          <w:r>
-            <w:rPr>
-              <w:rStyle w:val="Hyperlink"/>
-            </w:rPr>
-            <w:t>w</w:t>
-          </w:r>
-        </w:hyperlink>
+        <w:t>w</w:t>
       </w:r>
       <w:r>
         <w:rPr>
@@ -4208,7 +4193,7 @@
           <w:sz w:val="24"/>
           <w:u w:val="single"/>
         </w:rPr>
-        <w:hyperlink r:id="rId25" w:history="1">
+        <w:hyperlink r:id="rId26" w:history="1">
           <w:r>
             <w:rPr>
               <w:rStyle w:val="Hyperlink"/>
@@ -4226,7 +4211,7 @@
           <w:sz w:val="24"/>
           <w:u w:val="single"/>
         </w:rPr>
-        <w:hyperlink r:id="rId25" w:history="1">
+        <w:hyperlink r:id="rId26" w:history="1">
           <w:r>
             <w:rPr>
               <w:rStyle w:val="Hyperlink"/>
@@ -4383,7 +4368,7 @@
           <w:sz w:val="24"/>
           <w:u w:val="single"/>
         </w:rPr>
-        <w:hyperlink r:id="rId26" w:history="1">
+        <w:hyperlink r:id="rId27" w:history="1">
           <w:r>
             <w:rPr>
               <w:rStyle w:val="Hyperlink"/>
@@ -4401,7 +4386,7 @@
           <w:sz w:val="24"/>
           <w:u w:val="single"/>
         </w:rPr>
-        <w:hyperlink r:id="rId26" w:history="1">
+        <w:hyperlink r:id="rId27" w:history="1">
           <w:r>
             <w:rPr>
               <w:rStyle w:val="Hyperlink"/>
@@ -4419,7 +4404,7 @@
           <w:sz w:val="24"/>
           <w:u w:val="single"/>
         </w:rPr>
-        <w:hyperlink r:id="rId26" w:history="1">
+        <w:hyperlink r:id="rId27" w:history="1">
           <w:r>
             <w:rPr>
               <w:rStyle w:val="Hyperlink"/>
@@ -4437,7 +4422,7 @@
           <w:sz w:val="24"/>
           <w:u w:val="single"/>
         </w:rPr>
-        <w:hyperlink r:id="rId26" w:history="1">
+        <w:hyperlink r:id="rId27" w:history="1">
           <w:r>
             <w:rPr>
               <w:rStyle w:val="Hyperlink"/>
@@ -4455,7 +4440,7 @@
           <w:sz w:val="24"/>
           <w:u w:val="single"/>
         </w:rPr>
-        <w:hyperlink r:id="rId26" w:history="1">
+        <w:hyperlink r:id="rId27" w:history="1">
           <w:r>
             <w:rPr>
               <w:rStyle w:val="Hyperlink"/>
@@ -4473,7 +4458,7 @@
           <w:sz w:val="24"/>
           <w:u w:val="single"/>
         </w:rPr>
-        <w:hyperlink r:id="rId26" w:history="1">
+        <w:hyperlink r:id="rId27" w:history="1">
           <w:r>
             <w:rPr>
               <w:rStyle w:val="Hyperlink"/>
@@ -4491,7 +4476,7 @@
           <w:sz w:val="24"/>
           <w:u w:val="single"/>
         </w:rPr>
-        <w:hyperlink r:id="rId26" w:history="1">
+        <w:hyperlink r:id="rId27" w:history="1">
           <w:r>
             <w:rPr>
               <w:rStyle w:val="Hyperlink"/>
@@ -4509,7 +4494,7 @@
           <w:sz w:val="24"/>
           <w:u w:val="single"/>
         </w:rPr>
-        <w:hyperlink r:id="rId26" w:history="1">
+        <w:hyperlink r:id="rId27" w:history="1">
           <w:r>
             <w:rPr>
               <w:rStyle w:val="Hyperlink"/>
@@ -4527,7 +4512,7 @@
           <w:sz w:val="24"/>
           <w:u w:val="single"/>
         </w:rPr>
-        <w:hyperlink r:id="rId26" w:history="1">
+        <w:hyperlink r:id="rId27" w:history="1">
           <w:r>
             <w:rPr>
               <w:rStyle w:val="Hyperlink"/>
@@ -4545,7 +4530,7 @@
           <w:sz w:val="24"/>
           <w:u w:val="single"/>
         </w:rPr>
-        <w:hyperlink r:id="rId26" w:history="1">
+        <w:hyperlink r:id="rId27" w:history="1">
           <w:r>
             <w:rPr>
               <w:rStyle w:val="Hyperlink"/>
@@ -4563,7 +4548,7 @@
           <w:sz w:val="24"/>
           <w:u w:val="single"/>
         </w:rPr>
-        <w:hyperlink r:id="rId26" w:history="1">
+        <w:hyperlink r:id="rId27" w:history="1">
           <w:r>
             <w:rPr>
               <w:rStyle w:val="Hyperlink"/>
@@ -4581,7 +4566,7 @@
           <w:sz w:val="24"/>
           <w:u w:val="single"/>
         </w:rPr>
-        <w:hyperlink r:id="rId26" w:history="1">
+        <w:hyperlink r:id="rId27" w:history="1">
           <w:r>
             <w:rPr>
               <w:rStyle w:val="Hyperlink"/>
@@ -4599,7 +4584,7 @@
           <w:sz w:val="24"/>
           <w:u w:val="single"/>
         </w:rPr>
-        <w:hyperlink r:id="rId26" w:history="1">
+        <w:hyperlink r:id="rId27" w:history="1">
           <w:r>
             <w:rPr>
               <w:rStyle w:val="Hyperlink"/>
@@ -4617,7 +4602,7 @@
           <w:sz w:val="24"/>
           <w:u w:val="single"/>
         </w:rPr>
-        <w:hyperlink r:id="rId26" w:history="1">
+        <w:hyperlink r:id="rId27" w:history="1">
           <w:r>
             <w:rPr>
               <w:rStyle w:val="Hyperlink"/>
@@ -4635,7 +4620,7 @@
           <w:sz w:val="24"/>
           <w:u w:val="single"/>
         </w:rPr>
-        <w:hyperlink r:id="rId26" w:history="1">
+        <w:hyperlink r:id="rId27" w:history="1">
           <w:r>
             <w:rPr>
               <w:rStyle w:val="Hyperlink"/>
@@ -4783,7 +4768,7 @@
           <w:sz w:val="24"/>
           <w:u w:val="single"/>
         </w:rPr>
-        <w:hyperlink r:id="rId27" w:history="1">
+        <w:hyperlink r:id="rId28" w:history="1">
           <w:r>
             <w:rPr>
               <w:rStyle w:val="Hyperlink"/>
@@ -4801,7 +4786,7 @@
           <w:sz w:val="24"/>
           <w:u w:val="single"/>
         </w:rPr>
-        <w:hyperlink r:id="rId27" w:history="1">
+        <w:hyperlink r:id="rId28" w:history="1">
           <w:r>
             <w:rPr>
               <w:rStyle w:val="Hyperlink"/>
@@ -4819,7 +4804,7 @@
           <w:sz w:val="24"/>
           <w:u w:val="single"/>
         </w:rPr>
-        <w:hyperlink r:id="rId27" w:history="1">
+        <w:hyperlink r:id="rId28" w:history="1">
           <w:r>
             <w:rPr>
               <w:rStyle w:val="Hyperlink"/>
@@ -4837,7 +4822,7 @@
           <w:sz w:val="24"/>
           <w:u w:val="single"/>
         </w:rPr>
-        <w:hyperlink r:id="rId27" w:history="1">
+        <w:hyperlink r:id="rId28" w:history="1">
           <w:r>
             <w:rPr>
               <w:rStyle w:val="Hyperlink"/>
@@ -4855,7 +4840,7 @@
           <w:sz w:val="24"/>
           <w:u w:val="single"/>
         </w:rPr>
-        <w:hyperlink r:id="rId27" w:history="1">
+        <w:hyperlink r:id="rId28" w:history="1">
           <w:r>
             <w:rPr>
               <w:rStyle w:val="Hyperlink"/>
@@ -4876,7 +4861,7 @@
           <w:sz w:val="24"/>
           <w:u w:val="single"/>
         </w:rPr>
-        <w:hyperlink r:id="rId27" w:history="1">
+        <w:hyperlink r:id="rId28" w:history="1">
           <w:r>
             <w:rPr>
               <w:rStyle w:val="Hyperlink"/>
@@ -4894,7 +4879,7 @@
           <w:sz w:val="24"/>
           <w:u w:val="single"/>
         </w:rPr>
-        <w:hyperlink r:id="rId27" w:history="1">
+        <w:hyperlink r:id="rId28" w:history="1">
           <w:r>
             <w:rPr>
               <w:rStyle w:val="Hyperlink"/>
@@ -4912,7 +4897,7 @@
           <w:sz w:val="24"/>
           <w:u w:val="single"/>
         </w:rPr>
-        <w:hyperlink r:id="rId27" w:history="1">
+        <w:hyperlink r:id="rId28" w:history="1">
           <w:r>
             <w:rPr>
               <w:rStyle w:val="Hyperlink"/>
@@ -4930,7 +4915,7 @@
           <w:sz w:val="24"/>
           <w:u w:val="single"/>
         </w:rPr>
-        <w:hyperlink r:id="rId27" w:history="1">
+        <w:hyperlink r:id="rId28" w:history="1">
           <w:r>
             <w:rPr>
               <w:rStyle w:val="Hyperlink"/>
@@ -4948,7 +4933,7 @@
           <w:sz w:val="24"/>
           <w:u w:val="single"/>
         </w:rPr>
-        <w:hyperlink r:id="rId27" w:history="1">
+        <w:hyperlink r:id="rId28" w:history="1">
           <w:r>
             <w:rPr>
               <w:rStyle w:val="Hyperlink"/>
@@ -5099,7 +5084,7 @@
           <w:sz w:val="24"/>
           <w:u w:val="single"/>
         </w:rPr>
-        <w:hyperlink r:id="rId28" w:history="1">
+        <w:hyperlink r:id="rId29" w:history="1">
           <w:r>
             <w:rPr>
               <w:rStyle w:val="Hyperlink"/>
@@ -5117,7 +5102,7 @@
           <w:sz w:val="24"/>
           <w:u w:val="single"/>
         </w:rPr>
-        <w:hyperlink r:id="rId28" w:history="1">
+        <w:hyperlink r:id="rId29" w:history="1">
           <w:r>
             <w:rPr>
               <w:rStyle w:val="Hyperlink"/>
@@ -5135,7 +5120,7 @@
           <w:sz w:val="24"/>
           <w:u w:val="single"/>
         </w:rPr>
-        <w:hyperlink r:id="rId28" w:history="1">
+        <w:hyperlink r:id="rId29" w:history="1">
           <w:r>
             <w:rPr>
               <w:rStyle w:val="Hyperlink"/>
@@ -5153,7 +5138,7 @@
           <w:sz w:val="24"/>
           <w:u w:val="single"/>
         </w:rPr>
-        <w:hyperlink r:id="rId28" w:history="1">
+        <w:hyperlink r:id="rId29" w:history="1">
           <w:r>
             <w:rPr>
               <w:rStyle w:val="Hyperlink"/>
@@ -5171,7 +5156,7 @@
           <w:sz w:val="24"/>
           <w:u w:val="single"/>
         </w:rPr>
-        <w:hyperlink r:id="rId28" w:history="1">
+        <w:hyperlink r:id="rId29" w:history="1">
           <w:r>
             <w:rPr>
               <w:rStyle w:val="Hyperlink"/>
@@ -5189,7 +5174,7 @@
           <w:sz w:val="24"/>
           <w:u w:val="single"/>
         </w:rPr>
-        <w:hyperlink r:id="rId28" w:history="1">
+        <w:hyperlink r:id="rId29" w:history="1">
           <w:r>
             <w:rPr>
               <w:rStyle w:val="Hyperlink"/>
@@ -5207,7 +5192,7 @@
           <w:sz w:val="24"/>
           <w:u w:val="single"/>
         </w:rPr>
-        <w:hyperlink r:id="rId28" w:history="1">
+        <w:hyperlink r:id="rId29" w:history="1">
           <w:r>
             <w:rPr>
               <w:rStyle w:val="Hyperlink"/>
@@ -5225,7 +5210,7 @@
           <w:sz w:val="24"/>
           <w:u w:val="single"/>
         </w:rPr>
-        <w:hyperlink r:id="rId28" w:history="1">
+        <w:hyperlink r:id="rId29" w:history="1">
           <w:r>
             <w:rPr>
               <w:rStyle w:val="Hyperlink"/>
@@ -5243,7 +5228,7 @@
           <w:sz w:val="24"/>
           <w:u w:val="single"/>
         </w:rPr>
-        <w:hyperlink r:id="rId28" w:history="1">
+        <w:hyperlink r:id="rId29" w:history="1">
           <w:r>
             <w:rPr>
               <w:rStyle w:val="Hyperlink"/>

--- a/EXPORTS/DOCX/published/niveau3/Dutch/JustinusNassau.docx
+++ b/EXPORTS/DOCX/published/niveau3/Dutch/JustinusNassau.docx
@@ -307,8 +307,63 @@
           <w:i w:val="0"/>
           <w:color w:val="0000FF"/>
           <w:sz w:val="24"/>
-        </w:rPr>
-        <w:t xml:space="preserve">Koninklijke Militaire </w:t>
+          <w:u w:val="single"/>
+        </w:rPr>
+        <w:hyperlink r:id="rId9" w:history="1">
+          <w:r>
+            <w:rPr>
+              <w:rStyle w:val="Hyperlink"/>
+            </w:rPr>
+            <w:t>Koninklijke</w:t>
+          </w:r>
+        </w:hyperlink>
+      </w:r>
+      <w:r>
+        <w:rPr>
+          <w:rFonts w:ascii="Charis SIL Regular" w:hAnsi="Charis SIL Regular" w:eastAsia="Charis SIL Regular"/>
+          <w:b w:val="0"/>
+          <w:i w:val="0"/>
+          <w:color w:val="0000FF"/>
+          <w:sz w:val="24"/>
+          <w:u w:val="single"/>
+        </w:rPr>
+        <w:t xml:space="preserve"> </w:t>
+      </w:r>
+      <w:r>
+        <w:rPr>
+          <w:rFonts w:ascii="Charis SIL Regular" w:hAnsi="Charis SIL Regular" w:eastAsia="Charis SIL Regular"/>
+          <w:b w:val="0"/>
+          <w:i w:val="0"/>
+          <w:color w:val="0000FF"/>
+          <w:sz w:val="24"/>
+          <w:u w:val="single"/>
+        </w:rPr>
+        <w:hyperlink r:id="rId10" w:history="1">
+          <w:r>
+            <w:rPr>
+              <w:rStyle w:val="Hyperlink"/>
+            </w:rPr>
+            <w:t>M</w:t>
+          </w:r>
+        </w:hyperlink>
+      </w:r>
+      <w:r>
+        <w:rPr>
+          <w:rFonts w:ascii="Charis SIL Regular" w:hAnsi="Charis SIL Regular" w:eastAsia="Charis SIL Regular"/>
+          <w:b w:val="0"/>
+          <w:i w:val="0"/>
+          <w:color w:val="0000FF"/>
+          <w:sz w:val="24"/>
+          <w:u w:val="single"/>
+        </w:rPr>
+        <w:hyperlink r:id="rId10" w:history="1">
+          <w:r>
+            <w:rPr>
+              <w:rStyle w:val="Hyperlink"/>
+            </w:rPr>
+            <w:t xml:space="preserve">ilitaire </w:t>
+          </w:r>
+        </w:hyperlink>
       </w:r>
       <w:r>
         <w:rPr>
@@ -376,6 +431,7 @@
       </w:r>
       <w:r>
         <w:rPr>
+          <w:u w:val="single" w:color="0000ff"/>
           <w:rFonts w:ascii="Charis SIL Regular" w:hAnsi="Charis SIL Regular" w:eastAsia="Charis SIL Regular"/>
           <w:b w:val="0"/>
           <w:i w:val="0"/>
@@ -393,6 +449,7 @@
       </w:r>
       <w:r>
         <w:rPr>
+          <w:u w:val="single" w:color="0000ff"/>
           <w:rFonts w:ascii="Charis SIL Regular" w:hAnsi="Charis SIL Regular" w:eastAsia="Charis SIL Regular"/>
           <w:b w:val="0"/>
           <w:i w:val="0"/>
@@ -410,6 +467,7 @@
       </w:r>
       <w:r>
         <w:rPr>
+          <w:u w:val="single" w:color="0000ff"/>
           <w:rFonts w:ascii="Charis SIL Regular" w:hAnsi="Charis SIL Regular" w:eastAsia="Charis SIL Regular"/>
           <w:b w:val="0"/>
           <w:i w:val="0"/>
@@ -452,7 +510,7 @@
           <w:sz w:val="24"/>
           <w:u w:val="single"/>
         </w:rPr>
-        <w:hyperlink r:id="rId11" w:history="1">
+        <w:hyperlink r:id="rId10" w:history="1">
           <w:r>
             <w:rPr>
               <w:rStyle w:val="Hyperlink"/>
@@ -3458,6 +3516,7 @@
       </w:r>
       <w:r>
         <w:rPr>
+          <w:u w:val="single" w:color="0000ff"/>
           <w:rFonts w:ascii="Charis SIL Regular" w:hAnsi="Charis SIL Regular" w:eastAsia="Charis SIL Regular"/>
           <w:b w:val="0"/>
           <w:i w:val="0"/>
@@ -4182,7 +4241,14 @@
           <w:sz w:val="24"/>
           <w:u w:val="single"/>
         </w:rPr>
-        <w:t>w</w:t>
+        <w:hyperlink r:id="rId26" w:history="1">
+          <w:r>
+            <w:rPr>
+              <w:rStyle w:val="Hyperlink"/>
+            </w:rPr>
+            <w:t>w</w:t>
+          </w:r>
+        </w:hyperlink>
       </w:r>
       <w:r>
         <w:rPr>

--- a/EXPORTS/DOCX/published/niveau3/Dutch/JustinusNassau.docx
+++ b/EXPORTS/DOCX/published/niveau3/Dutch/JustinusNassau.docx
@@ -338,7 +338,7 @@
           <w:sz w:val="24"/>
           <w:u w:val="single"/>
         </w:rPr>
-        <w:hyperlink r:id="rId10" w:history="1">
+        <w:hyperlink r:id="rId9" w:history="1">
           <w:r>
             <w:rPr>
               <w:rStyle w:val="Hyperlink"/>
@@ -356,7 +356,7 @@
           <w:sz w:val="24"/>
           <w:u w:val="single"/>
         </w:rPr>
-        <w:hyperlink r:id="rId10" w:history="1">
+        <w:hyperlink r:id="rId9" w:history="1">
           <w:r>
             <w:rPr>
               <w:rStyle w:val="Hyperlink"/>
@@ -668,9 +668,15 @@
           <w:i w:val="0"/>
           <w:color w:val="0000FF"/>
           <w:sz w:val="24"/>
-          <w:u w:val="single"/>
-        </w:rPr>
-        <w:t>c</w:t>
+        </w:rPr>
+        <w:hyperlink r:id="rId12" w:history="1">
+          <w:r>
+            <w:rPr>
+              <w:rStyle w:val="Hyperlink"/>
+            </w:rPr>
+            <w:t>c</w:t>
+          </w:r>
+        </w:hyperlink>
       </w:r>
       <w:r>
         <w:rPr>
@@ -1186,14 +1192,7 @@
           <w:color w:val="000000"/>
           <w:sz w:val="24"/>
         </w:rPr>
-        <w:hyperlink r:id="rId15" w:history="1">
-          <w:r>
-            <w:rPr>
-              <w:rStyle w:val="Hyperlink"/>
-            </w:rPr>
-            <w:t>da</w:t>
-          </w:r>
-        </w:hyperlink>
+        <w:t>da</w:t>
       </w:r>
       <w:r>
         <w:rPr>
@@ -3516,7 +3515,6 @@
       </w:r>
       <w:r>
         <w:rPr>
-          <w:u w:val="single" w:color="0000ff"/>
           <w:rFonts w:ascii="Charis SIL Regular" w:hAnsi="Charis SIL Regular" w:eastAsia="Charis SIL Regular"/>
           <w:b w:val="0"/>
           <w:i w:val="0"/>

--- a/EXPORTS/DOCX/published/niveau3/Dutch/JustinusNassau.docx
+++ b/EXPORTS/DOCX/published/niveau3/Dutch/JustinusNassau.docx
@@ -492,7 +492,7 @@
           <w:sz w:val="24"/>
           <w:u w:val="single"/>
         </w:rPr>
-        <w:hyperlink r:id="rId10" w:history="1">
+        <w:hyperlink r:id="rId11" w:history="1">
           <w:r>
             <w:rPr>
               <w:rStyle w:val="Hyperlink"/>
@@ -1192,7 +1192,14 @@
           <w:color w:val="000000"/>
           <w:sz w:val="24"/>
         </w:rPr>
-        <w:t>da</w:t>
+        <w:hyperlink r:id="rId15" w:history="1">
+          <w:r>
+            <w:rPr>
+              <w:rStyle w:val="Hyperlink"/>
+            </w:rPr>
+            <w:t>da</w:t>
+          </w:r>
+        </w:hyperlink>
       </w:r>
       <w:r>
         <w:rPr>
@@ -3486,7 +3493,7 @@
           <w:sz w:val="24"/>
           <w:u w:val="single"/>
         </w:rPr>
-        <w:hyperlink r:id="rId22" w:history="1">
+        <w:hyperlink r:id="rId21" w:history="1">
           <w:r>
             <w:rPr>
               <w:rStyle w:val="Hyperlink"/>
@@ -3504,7 +3511,7 @@
           <w:sz w:val="24"/>
           <w:u w:val="single"/>
         </w:rPr>
-        <w:hyperlink r:id="rId22" w:history="1">
+        <w:hyperlink r:id="rId21" w:history="1">
           <w:r>
             <w:rPr>
               <w:rStyle w:val="Hyperlink"/>
@@ -3532,7 +3539,7 @@
           <w:sz w:val="24"/>
           <w:u w:val="single"/>
         </w:rPr>
-        <w:hyperlink r:id="rId23" w:history="1">
+        <w:hyperlink r:id="rId21" w:history="1">
           <w:r>
             <w:rPr>
               <w:rStyle w:val="Hyperlink"/>
@@ -3561,7 +3568,7 @@
           <w:sz w:val="24"/>
           <w:u w:val="single"/>
         </w:rPr>
-        <w:hyperlink r:id="rId23" w:history="1">
+        <w:hyperlink r:id="rId21" w:history="1">
           <w:r>
             <w:rPr>
               <w:rStyle w:val="Hyperlink"/>
@@ -3579,7 +3586,7 @@
           <w:sz w:val="24"/>
           <w:u w:val="single"/>
         </w:rPr>
-        <w:hyperlink r:id="rId23" w:history="1">
+        <w:hyperlink r:id="rId21" w:history="1">
           <w:r>
             <w:rPr>
               <w:rStyle w:val="Hyperlink"/>
@@ -3710,7 +3717,7 @@
           <w:sz w:val="24"/>
           <w:u w:val="single"/>
         </w:rPr>
-        <w:hyperlink r:id="rId24" w:history="1">
+        <w:hyperlink r:id="rId23" w:history="1">
           <w:r>
             <w:rPr>
               <w:rStyle w:val="Hyperlink"/>
@@ -3728,7 +3735,7 @@
           <w:sz w:val="24"/>
           <w:u w:val="single"/>
         </w:rPr>
-        <w:hyperlink r:id="rId24" w:history="1">
+        <w:hyperlink r:id="rId23" w:history="1">
           <w:r>
             <w:rPr>
               <w:rStyle w:val="Hyperlink"/>
@@ -3746,7 +3753,7 @@
           <w:sz w:val="24"/>
           <w:u w:val="single"/>
         </w:rPr>
-        <w:hyperlink r:id="rId24" w:history="1">
+        <w:hyperlink r:id="rId23" w:history="1">
           <w:r>
             <w:rPr>
               <w:rStyle w:val="Hyperlink"/>
@@ -3764,7 +3771,7 @@
           <w:sz w:val="24"/>
           <w:u w:val="single"/>
         </w:rPr>
-        <w:hyperlink r:id="rId24" w:history="1">
+        <w:hyperlink r:id="rId23" w:history="1">
           <w:r>
             <w:rPr>
               <w:rStyle w:val="Hyperlink"/>
@@ -3792,7 +3799,7 @@
           <w:sz w:val="24"/>
           <w:u w:val="single"/>
         </w:rPr>
-        <w:hyperlink r:id="rId25" w:history="1">
+        <w:hyperlink r:id="rId24" w:history="1">
           <w:r>
             <w:rPr>
               <w:rStyle w:val="Hyperlink"/>
@@ -3810,7 +3817,7 @@
           <w:sz w:val="24"/>
           <w:u w:val="single"/>
         </w:rPr>
-        <w:hyperlink r:id="rId25" w:history="1">
+        <w:hyperlink r:id="rId24" w:history="1">
           <w:r>
             <w:rPr>
               <w:rStyle w:val="Hyperlink"/>
@@ -3828,7 +3835,7 @@
           <w:sz w:val="24"/>
           <w:u w:val="single"/>
         </w:rPr>
-        <w:hyperlink r:id="rId25" w:history="1">
+        <w:hyperlink r:id="rId23" w:history="1">
           <w:r>
             <w:rPr>
               <w:rStyle w:val="Hyperlink"/>
@@ -3969,7 +3976,7 @@
           <w:sz w:val="24"/>
           <w:u w:val="single"/>
         </w:rPr>
-        <w:hyperlink r:id="rId26" w:history="1">
+        <w:hyperlink r:id="rId25" w:history="1">
           <w:r>
             <w:rPr>
               <w:rStyle w:val="Hyperlink"/>
@@ -3987,7 +3994,7 @@
           <w:sz w:val="24"/>
           <w:u w:val="single"/>
         </w:rPr>
-        <w:hyperlink r:id="rId26" w:history="1">
+        <w:hyperlink r:id="rId25" w:history="1">
           <w:r>
             <w:rPr>
               <w:rStyle w:val="Hyperlink"/>
@@ -4005,7 +4012,7 @@
           <w:sz w:val="24"/>
           <w:u w:val="single"/>
         </w:rPr>
-        <w:hyperlink r:id="rId26" w:history="1">
+        <w:hyperlink r:id="rId25" w:history="1">
           <w:r>
             <w:rPr>
               <w:rStyle w:val="Hyperlink"/>
@@ -4023,7 +4030,7 @@
           <w:sz w:val="24"/>
           <w:u w:val="single"/>
         </w:rPr>
-        <w:hyperlink r:id="rId26" w:history="1">
+        <w:hyperlink r:id="rId25" w:history="1">
           <w:r>
             <w:rPr>
               <w:rStyle w:val="Hyperlink"/>
@@ -4041,7 +4048,7 @@
           <w:sz w:val="24"/>
           <w:u w:val="single"/>
         </w:rPr>
-        <w:hyperlink r:id="rId26" w:history="1">
+        <w:hyperlink r:id="rId25" w:history="1">
           <w:r>
             <w:rPr>
               <w:rStyle w:val="Hyperlink"/>
@@ -4059,7 +4066,7 @@
           <w:sz w:val="24"/>
           <w:u w:val="single"/>
         </w:rPr>
-        <w:hyperlink r:id="rId26" w:history="1">
+        <w:hyperlink r:id="rId25" w:history="1">
           <w:r>
             <w:rPr>
               <w:rStyle w:val="Hyperlink"/>
@@ -4077,7 +4084,7 @@
           <w:sz w:val="24"/>
           <w:u w:val="single"/>
         </w:rPr>
-        <w:hyperlink r:id="rId26" w:history="1">
+        <w:hyperlink r:id="rId25" w:history="1">
           <w:r>
             <w:rPr>
               <w:rStyle w:val="Hyperlink"/>
@@ -4095,7 +4102,7 @@
           <w:sz w:val="24"/>
           <w:u w:val="single"/>
         </w:rPr>
-        <w:hyperlink r:id="rId26" w:history="1">
+        <w:hyperlink r:id="rId25" w:history="1">
           <w:r>
             <w:rPr>
               <w:rStyle w:val="Hyperlink"/>
@@ -4113,7 +4120,7 @@
           <w:sz w:val="24"/>
           <w:u w:val="single"/>
         </w:rPr>
-        <w:hyperlink r:id="rId26" w:history="1">
+        <w:hyperlink r:id="rId25" w:history="1">
           <w:r>
             <w:rPr>
               <w:rStyle w:val="Hyperlink"/>
@@ -4131,7 +4138,7 @@
           <w:sz w:val="24"/>
           <w:u w:val="single"/>
         </w:rPr>
-        <w:hyperlink r:id="rId26" w:history="1">
+        <w:hyperlink r:id="rId25" w:history="1">
           <w:r>
             <w:rPr>
               <w:rStyle w:val="Hyperlink"/>
@@ -4149,7 +4156,7 @@
           <w:sz w:val="24"/>
           <w:u w:val="single"/>
         </w:rPr>
-        <w:hyperlink r:id="rId26" w:history="1">
+        <w:hyperlink r:id="rId25" w:history="1">
           <w:r>
             <w:rPr>
               <w:rStyle w:val="Hyperlink"/>
@@ -4167,7 +4174,7 @@
           <w:sz w:val="24"/>
           <w:u w:val="single"/>
         </w:rPr>
-        <w:hyperlink r:id="rId26" w:history="1">
+        <w:hyperlink r:id="rId25" w:history="1">
           <w:r>
             <w:rPr>
               <w:rStyle w:val="Hyperlink"/>
@@ -4185,7 +4192,7 @@
           <w:sz w:val="24"/>
           <w:u w:val="single"/>
         </w:rPr>
-        <w:hyperlink r:id="rId26" w:history="1">
+        <w:hyperlink r:id="rId25" w:history="1">
           <w:r>
             <w:rPr>
               <w:rStyle w:val="Hyperlink"/>
@@ -4203,7 +4210,7 @@
           <w:sz w:val="24"/>
           <w:u w:val="single"/>
         </w:rPr>
-        <w:hyperlink r:id="rId26" w:history="1">
+        <w:hyperlink r:id="rId25" w:history="1">
           <w:r>
             <w:rPr>
               <w:rStyle w:val="Hyperlink"/>
@@ -4221,7 +4228,7 @@
           <w:sz w:val="24"/>
           <w:u w:val="single"/>
         </w:rPr>
-        <w:hyperlink r:id="rId26" w:history="1">
+        <w:hyperlink r:id="rId25" w:history="1">
           <w:r>
             <w:rPr>
               <w:rStyle w:val="Hyperlink"/>
@@ -4239,7 +4246,7 @@
           <w:sz w:val="24"/>
           <w:u w:val="single"/>
         </w:rPr>
-        <w:hyperlink r:id="rId26" w:history="1">
+        <w:hyperlink r:id="rId25" w:history="1">
           <w:r>
             <w:rPr>
               <w:rStyle w:val="Hyperlink"/>
@@ -4257,7 +4264,7 @@
           <w:sz w:val="24"/>
           <w:u w:val="single"/>
         </w:rPr>
-        <w:hyperlink r:id="rId26" w:history="1">
+        <w:hyperlink r:id="rId25" w:history="1">
           <w:r>
             <w:rPr>
               <w:rStyle w:val="Hyperlink"/>
@@ -4275,7 +4282,7 @@
           <w:sz w:val="24"/>
           <w:u w:val="single"/>
         </w:rPr>
-        <w:hyperlink r:id="rId26" w:history="1">
+        <w:hyperlink r:id="rId25" w:history="1">
           <w:r>
             <w:rPr>
               <w:rStyle w:val="Hyperlink"/>
@@ -4432,7 +4439,7 @@
           <w:sz w:val="24"/>
           <w:u w:val="single"/>
         </w:rPr>
-        <w:hyperlink r:id="rId27" w:history="1">
+        <w:hyperlink r:id="rId26" w:history="1">
           <w:r>
             <w:rPr>
               <w:rStyle w:val="Hyperlink"/>
@@ -4450,7 +4457,7 @@
           <w:sz w:val="24"/>
           <w:u w:val="single"/>
         </w:rPr>
-        <w:hyperlink r:id="rId27" w:history="1">
+        <w:hyperlink r:id="rId26" w:history="1">
           <w:r>
             <w:rPr>
               <w:rStyle w:val="Hyperlink"/>
@@ -4468,7 +4475,7 @@
           <w:sz w:val="24"/>
           <w:u w:val="single"/>
         </w:rPr>
-        <w:hyperlink r:id="rId27" w:history="1">
+        <w:hyperlink r:id="rId26" w:history="1">
           <w:r>
             <w:rPr>
               <w:rStyle w:val="Hyperlink"/>
@@ -4486,7 +4493,7 @@
           <w:sz w:val="24"/>
           <w:u w:val="single"/>
         </w:rPr>
-        <w:hyperlink r:id="rId27" w:history="1">
+        <w:hyperlink r:id="rId26" w:history="1">
           <w:r>
             <w:rPr>
               <w:rStyle w:val="Hyperlink"/>
@@ -4504,7 +4511,7 @@
           <w:sz w:val="24"/>
           <w:u w:val="single"/>
         </w:rPr>
-        <w:hyperlink r:id="rId27" w:history="1">
+        <w:hyperlink r:id="rId26" w:history="1">
           <w:r>
             <w:rPr>
               <w:rStyle w:val="Hyperlink"/>
@@ -4522,7 +4529,7 @@
           <w:sz w:val="24"/>
           <w:u w:val="single"/>
         </w:rPr>
-        <w:hyperlink r:id="rId27" w:history="1">
+        <w:hyperlink r:id="rId26" w:history="1">
           <w:r>
             <w:rPr>
               <w:rStyle w:val="Hyperlink"/>
@@ -4540,7 +4547,7 @@
           <w:sz w:val="24"/>
           <w:u w:val="single"/>
         </w:rPr>
-        <w:hyperlink r:id="rId27" w:history="1">
+        <w:hyperlink r:id="rId26" w:history="1">
           <w:r>
             <w:rPr>
               <w:rStyle w:val="Hyperlink"/>
@@ -4558,7 +4565,7 @@
           <w:sz w:val="24"/>
           <w:u w:val="single"/>
         </w:rPr>
-        <w:hyperlink r:id="rId27" w:history="1">
+        <w:hyperlink r:id="rId26" w:history="1">
           <w:r>
             <w:rPr>
               <w:rStyle w:val="Hyperlink"/>
@@ -4576,7 +4583,7 @@
           <w:sz w:val="24"/>
           <w:u w:val="single"/>
         </w:rPr>
-        <w:hyperlink r:id="rId27" w:history="1">
+        <w:hyperlink r:id="rId26" w:history="1">
           <w:r>
             <w:rPr>
               <w:rStyle w:val="Hyperlink"/>
@@ -4594,7 +4601,7 @@
           <w:sz w:val="24"/>
           <w:u w:val="single"/>
         </w:rPr>
-        <w:hyperlink r:id="rId27" w:history="1">
+        <w:hyperlink r:id="rId26" w:history="1">
           <w:r>
             <w:rPr>
               <w:rStyle w:val="Hyperlink"/>
@@ -4612,7 +4619,7 @@
           <w:sz w:val="24"/>
           <w:u w:val="single"/>
         </w:rPr>
-        <w:hyperlink r:id="rId27" w:history="1">
+        <w:hyperlink r:id="rId26" w:history="1">
           <w:r>
             <w:rPr>
               <w:rStyle w:val="Hyperlink"/>
@@ -4630,7 +4637,7 @@
           <w:sz w:val="24"/>
           <w:u w:val="single"/>
         </w:rPr>
-        <w:hyperlink r:id="rId27" w:history="1">
+        <w:hyperlink r:id="rId26" w:history="1">
           <w:r>
             <w:rPr>
               <w:rStyle w:val="Hyperlink"/>
@@ -4648,7 +4655,7 @@
           <w:sz w:val="24"/>
           <w:u w:val="single"/>
         </w:rPr>
-        <w:hyperlink r:id="rId27" w:history="1">
+        <w:hyperlink r:id="rId26" w:history="1">
           <w:r>
             <w:rPr>
               <w:rStyle w:val="Hyperlink"/>
@@ -4666,7 +4673,7 @@
           <w:sz w:val="24"/>
           <w:u w:val="single"/>
         </w:rPr>
-        <w:hyperlink r:id="rId27" w:history="1">
+        <w:hyperlink r:id="rId26" w:history="1">
           <w:r>
             <w:rPr>
               <w:rStyle w:val="Hyperlink"/>
@@ -4684,7 +4691,7 @@
           <w:sz w:val="24"/>
           <w:u w:val="single"/>
         </w:rPr>
-        <w:hyperlink r:id="rId27" w:history="1">
+        <w:hyperlink r:id="rId26" w:history="1">
           <w:r>
             <w:rPr>
               <w:rStyle w:val="Hyperlink"/>
@@ -4832,7 +4839,7 @@
           <w:sz w:val="24"/>
           <w:u w:val="single"/>
         </w:rPr>
-        <w:hyperlink r:id="rId28" w:history="1">
+        <w:hyperlink r:id="rId27" w:history="1">
           <w:r>
             <w:rPr>
               <w:rStyle w:val="Hyperlink"/>
@@ -4850,7 +4857,7 @@
           <w:sz w:val="24"/>
           <w:u w:val="single"/>
         </w:rPr>
-        <w:hyperlink r:id="rId28" w:history="1">
+        <w:hyperlink r:id="rId27" w:history="1">
           <w:r>
             <w:rPr>
               <w:rStyle w:val="Hyperlink"/>
@@ -4868,7 +4875,7 @@
           <w:sz w:val="24"/>
           <w:u w:val="single"/>
         </w:rPr>
-        <w:hyperlink r:id="rId28" w:history="1">
+        <w:hyperlink r:id="rId27" w:history="1">
           <w:r>
             <w:rPr>
               <w:rStyle w:val="Hyperlink"/>
@@ -4886,7 +4893,7 @@
           <w:sz w:val="24"/>
           <w:u w:val="single"/>
         </w:rPr>
-        <w:hyperlink r:id="rId28" w:history="1">
+        <w:hyperlink r:id="rId27" w:history="1">
           <w:r>
             <w:rPr>
               <w:rStyle w:val="Hyperlink"/>
@@ -4904,7 +4911,7 @@
           <w:sz w:val="24"/>
           <w:u w:val="single"/>
         </w:rPr>
-        <w:hyperlink r:id="rId28" w:history="1">
+        <w:hyperlink r:id="rId27" w:history="1">
           <w:r>
             <w:rPr>
               <w:rStyle w:val="Hyperlink"/>
@@ -4925,7 +4932,7 @@
           <w:sz w:val="24"/>
           <w:u w:val="single"/>
         </w:rPr>
-        <w:hyperlink r:id="rId28" w:history="1">
+        <w:hyperlink r:id="rId27" w:history="1">
           <w:r>
             <w:rPr>
               <w:rStyle w:val="Hyperlink"/>
@@ -4943,7 +4950,7 @@
           <w:sz w:val="24"/>
           <w:u w:val="single"/>
         </w:rPr>
-        <w:hyperlink r:id="rId28" w:history="1">
+        <w:hyperlink r:id="rId27" w:history="1">
           <w:r>
             <w:rPr>
               <w:rStyle w:val="Hyperlink"/>
@@ -4961,7 +4968,7 @@
           <w:sz w:val="24"/>
           <w:u w:val="single"/>
         </w:rPr>
-        <w:hyperlink r:id="rId28" w:history="1">
+        <w:hyperlink r:id="rId27" w:history="1">
           <w:r>
             <w:rPr>
               <w:rStyle w:val="Hyperlink"/>
@@ -4979,7 +4986,7 @@
           <w:sz w:val="24"/>
           <w:u w:val="single"/>
         </w:rPr>
-        <w:hyperlink r:id="rId28" w:history="1">
+        <w:hyperlink r:id="rId27" w:history="1">
           <w:r>
             <w:rPr>
               <w:rStyle w:val="Hyperlink"/>
@@ -4997,7 +5004,7 @@
           <w:sz w:val="24"/>
           <w:u w:val="single"/>
         </w:rPr>
-        <w:hyperlink r:id="rId28" w:history="1">
+        <w:hyperlink r:id="rId27" w:history="1">
           <w:r>
             <w:rPr>
               <w:rStyle w:val="Hyperlink"/>
@@ -5148,7 +5155,7 @@
           <w:sz w:val="24"/>
           <w:u w:val="single"/>
         </w:rPr>
-        <w:hyperlink r:id="rId29" w:history="1">
+        <w:hyperlink r:id="rId28" w:history="1">
           <w:r>
             <w:rPr>
               <w:rStyle w:val="Hyperlink"/>
@@ -5166,7 +5173,7 @@
           <w:sz w:val="24"/>
           <w:u w:val="single"/>
         </w:rPr>
-        <w:hyperlink r:id="rId29" w:history="1">
+        <w:hyperlink r:id="rId28" w:history="1">
           <w:r>
             <w:rPr>
               <w:rStyle w:val="Hyperlink"/>
@@ -5184,7 +5191,7 @@
           <w:sz w:val="24"/>
           <w:u w:val="single"/>
         </w:rPr>
-        <w:hyperlink r:id="rId29" w:history="1">
+        <w:hyperlink r:id="rId28" w:history="1">
           <w:r>
             <w:rPr>
               <w:rStyle w:val="Hyperlink"/>
@@ -5202,7 +5209,7 @@
           <w:sz w:val="24"/>
           <w:u w:val="single"/>
         </w:rPr>
-        <w:hyperlink r:id="rId29" w:history="1">
+        <w:hyperlink r:id="rId28" w:history="1">
           <w:r>
             <w:rPr>
               <w:rStyle w:val="Hyperlink"/>
@@ -5220,7 +5227,7 @@
           <w:sz w:val="24"/>
           <w:u w:val="single"/>
         </w:rPr>
-        <w:hyperlink r:id="rId29" w:history="1">
+        <w:hyperlink r:id="rId28" w:history="1">
           <w:r>
             <w:rPr>
               <w:rStyle w:val="Hyperlink"/>
@@ -5238,7 +5245,7 @@
           <w:sz w:val="24"/>
           <w:u w:val="single"/>
         </w:rPr>
-        <w:hyperlink r:id="rId29" w:history="1">
+        <w:hyperlink r:id="rId28" w:history="1">
           <w:r>
             <w:rPr>
               <w:rStyle w:val="Hyperlink"/>
@@ -5256,7 +5263,7 @@
           <w:sz w:val="24"/>
           <w:u w:val="single"/>
         </w:rPr>
-        <w:hyperlink r:id="rId29" w:history="1">
+        <w:hyperlink r:id="rId28" w:history="1">
           <w:r>
             <w:rPr>
               <w:rStyle w:val="Hyperlink"/>
@@ -5274,7 +5281,7 @@
           <w:sz w:val="24"/>
           <w:u w:val="single"/>
         </w:rPr>
-        <w:hyperlink r:id="rId29" w:history="1">
+        <w:hyperlink r:id="rId28" w:history="1">
           <w:r>
             <w:rPr>
               <w:rStyle w:val="Hyperlink"/>
@@ -5292,7 +5299,7 @@
           <w:sz w:val="24"/>
           <w:u w:val="single"/>
         </w:rPr>
-        <w:hyperlink r:id="rId29" w:history="1">
+        <w:hyperlink r:id="rId28" w:history="1">
           <w:r>
             <w:rPr>
               <w:rStyle w:val="Hyperlink"/>

--- a/EXPORTS/DOCX/published/niveau3/Dutch/JustinusNassau.docx
+++ b/EXPORTS/DOCX/published/niveau3/Dutch/JustinusNassau.docx
@@ -3522,13 +3522,21 @@
       </w:r>
       <w:r>
         <w:rPr>
+          <w:u w:val="single" w:color="0000ff"/>
           <w:rFonts w:ascii="Charis SIL Regular" w:hAnsi="Charis SIL Regular" w:eastAsia="Charis SIL Regular"/>
           <w:b w:val="0"/>
           <w:i w:val="0"/>
           <w:color w:val="000000"/>
           <w:sz w:val="24"/>
         </w:rPr>
-        <w:t xml:space="preserve">, </w:t>
+        <w:hyperlink r:id="rId21" w:history="1">
+          <w:r>
+            <w:rPr>
+              <w:rStyle w:val="Hyperlink"/>
+            </w:rPr>
+            <w:t xml:space="preserve">, </w:t>
+          </w:r>
+        </w:hyperlink>
       </w:r>
       <w:r>
         <w:rPr>
@@ -3568,7 +3576,7 @@
           <w:sz w:val="24"/>
           <w:u w:val="single"/>
         </w:rPr>
-        <w:hyperlink r:id="rId21" w:history="1">
+        <w:hyperlink r:id="rId23" w:history="1">
           <w:r>
             <w:rPr>
               <w:rStyle w:val="Hyperlink"/>
@@ -3586,7 +3594,7 @@
           <w:sz w:val="24"/>
           <w:u w:val="single"/>
         </w:rPr>
-        <w:hyperlink r:id="rId21" w:history="1">
+        <w:hyperlink r:id="rId23" w:history="1">
           <w:r>
             <w:rPr>
               <w:rStyle w:val="Hyperlink"/>
@@ -3717,7 +3725,7 @@
           <w:sz w:val="24"/>
           <w:u w:val="single"/>
         </w:rPr>
-        <w:hyperlink r:id="rId23" w:history="1">
+        <w:hyperlink r:id="rId24" w:history="1">
           <w:r>
             <w:rPr>
               <w:rStyle w:val="Hyperlink"/>
@@ -3735,7 +3743,7 @@
           <w:sz w:val="24"/>
           <w:u w:val="single"/>
         </w:rPr>
-        <w:hyperlink r:id="rId23" w:history="1">
+        <w:hyperlink r:id="rId24" w:history="1">
           <w:r>
             <w:rPr>
               <w:rStyle w:val="Hyperlink"/>
@@ -3753,7 +3761,7 @@
           <w:sz w:val="24"/>
           <w:u w:val="single"/>
         </w:rPr>
-        <w:hyperlink r:id="rId23" w:history="1">
+        <w:hyperlink r:id="rId24" w:history="1">
           <w:r>
             <w:rPr>
               <w:rStyle w:val="Hyperlink"/>
@@ -3771,7 +3779,7 @@
           <w:sz w:val="24"/>
           <w:u w:val="single"/>
         </w:rPr>
-        <w:hyperlink r:id="rId23" w:history="1">
+        <w:hyperlink r:id="rId24" w:history="1">
           <w:r>
             <w:rPr>
               <w:rStyle w:val="Hyperlink"/>
@@ -3799,7 +3807,7 @@
           <w:sz w:val="24"/>
           <w:u w:val="single"/>
         </w:rPr>
-        <w:hyperlink r:id="rId24" w:history="1">
+        <w:hyperlink r:id="rId25" w:history="1">
           <w:r>
             <w:rPr>
               <w:rStyle w:val="Hyperlink"/>
@@ -3835,7 +3843,7 @@
           <w:sz w:val="24"/>
           <w:u w:val="single"/>
         </w:rPr>
-        <w:hyperlink r:id="rId23" w:history="1">
+        <w:hyperlink r:id="rId24" w:history="1">
           <w:r>
             <w:rPr>
               <w:rStyle w:val="Hyperlink"/>
@@ -3976,7 +3984,7 @@
           <w:sz w:val="24"/>
           <w:u w:val="single"/>
         </w:rPr>
-        <w:hyperlink r:id="rId25" w:history="1">
+        <w:hyperlink r:id="rId26" w:history="1">
           <w:r>
             <w:rPr>
               <w:rStyle w:val="Hyperlink"/>
@@ -3994,7 +4002,7 @@
           <w:sz w:val="24"/>
           <w:u w:val="single"/>
         </w:rPr>
-        <w:hyperlink r:id="rId25" w:history="1">
+        <w:hyperlink r:id="rId26" w:history="1">
           <w:r>
             <w:rPr>
               <w:rStyle w:val="Hyperlink"/>
@@ -4012,7 +4020,7 @@
           <w:sz w:val="24"/>
           <w:u w:val="single"/>
         </w:rPr>
-        <w:hyperlink r:id="rId25" w:history="1">
+        <w:hyperlink r:id="rId26" w:history="1">
           <w:r>
             <w:rPr>
               <w:rStyle w:val="Hyperlink"/>
@@ -4030,7 +4038,7 @@
           <w:sz w:val="24"/>
           <w:u w:val="single"/>
         </w:rPr>
-        <w:hyperlink r:id="rId25" w:history="1">
+        <w:hyperlink r:id="rId26" w:history="1">
           <w:r>
             <w:rPr>
               <w:rStyle w:val="Hyperlink"/>
@@ -4048,7 +4056,7 @@
           <w:sz w:val="24"/>
           <w:u w:val="single"/>
         </w:rPr>
-        <w:hyperlink r:id="rId25" w:history="1">
+        <w:hyperlink r:id="rId26" w:history="1">
           <w:r>
             <w:rPr>
               <w:rStyle w:val="Hyperlink"/>
@@ -4066,7 +4074,7 @@
           <w:sz w:val="24"/>
           <w:u w:val="single"/>
         </w:rPr>
-        <w:hyperlink r:id="rId25" w:history="1">
+        <w:hyperlink r:id="rId26" w:history="1">
           <w:r>
             <w:rPr>
               <w:rStyle w:val="Hyperlink"/>
@@ -4084,7 +4092,7 @@
           <w:sz w:val="24"/>
           <w:u w:val="single"/>
         </w:rPr>
-        <w:hyperlink r:id="rId25" w:history="1">
+        <w:hyperlink r:id="rId26" w:history="1">
           <w:r>
             <w:rPr>
               <w:rStyle w:val="Hyperlink"/>
@@ -4102,7 +4110,7 @@
           <w:sz w:val="24"/>
           <w:u w:val="single"/>
         </w:rPr>
-        <w:hyperlink r:id="rId25" w:history="1">
+        <w:hyperlink r:id="rId26" w:history="1">
           <w:r>
             <w:rPr>
               <w:rStyle w:val="Hyperlink"/>
@@ -4120,7 +4128,7 @@
           <w:sz w:val="24"/>
           <w:u w:val="single"/>
         </w:rPr>
-        <w:hyperlink r:id="rId25" w:history="1">
+        <w:hyperlink r:id="rId26" w:history="1">
           <w:r>
             <w:rPr>
               <w:rStyle w:val="Hyperlink"/>
@@ -4138,7 +4146,7 @@
           <w:sz w:val="24"/>
           <w:u w:val="single"/>
         </w:rPr>
-        <w:hyperlink r:id="rId25" w:history="1">
+        <w:hyperlink r:id="rId26" w:history="1">
           <w:r>
             <w:rPr>
               <w:rStyle w:val="Hyperlink"/>
@@ -4156,7 +4164,7 @@
           <w:sz w:val="24"/>
           <w:u w:val="single"/>
         </w:rPr>
-        <w:hyperlink r:id="rId25" w:history="1">
+        <w:hyperlink r:id="rId26" w:history="1">
           <w:r>
             <w:rPr>
               <w:rStyle w:val="Hyperlink"/>
@@ -4174,7 +4182,7 @@
           <w:sz w:val="24"/>
           <w:u w:val="single"/>
         </w:rPr>
-        <w:hyperlink r:id="rId25" w:history="1">
+        <w:hyperlink r:id="rId26" w:history="1">
           <w:r>
             <w:rPr>
               <w:rStyle w:val="Hyperlink"/>
@@ -4192,7 +4200,7 @@
           <w:sz w:val="24"/>
           <w:u w:val="single"/>
         </w:rPr>
-        <w:hyperlink r:id="rId25" w:history="1">
+        <w:hyperlink r:id="rId26" w:history="1">
           <w:r>
             <w:rPr>
               <w:rStyle w:val="Hyperlink"/>
@@ -4210,7 +4218,7 @@
           <w:sz w:val="24"/>
           <w:u w:val="single"/>
         </w:rPr>
-        <w:hyperlink r:id="rId25" w:history="1">
+        <w:hyperlink r:id="rId26" w:history="1">
           <w:r>
             <w:rPr>
               <w:rStyle w:val="Hyperlink"/>
@@ -4228,7 +4236,7 @@
           <w:sz w:val="24"/>
           <w:u w:val="single"/>
         </w:rPr>
-        <w:hyperlink r:id="rId25" w:history="1">
+        <w:hyperlink r:id="rId26" w:history="1">
           <w:r>
             <w:rPr>
               <w:rStyle w:val="Hyperlink"/>
@@ -4246,14 +4254,7 @@
           <w:sz w:val="24"/>
           <w:u w:val="single"/>
         </w:rPr>
-        <w:hyperlink r:id="rId25" w:history="1">
-          <w:r>
-            <w:rPr>
-              <w:rStyle w:val="Hyperlink"/>
-            </w:rPr>
-            <w:t>w</w:t>
-          </w:r>
-        </w:hyperlink>
+        <w:t>w</w:t>
       </w:r>
       <w:r>
         <w:rPr>
@@ -4264,7 +4265,7 @@
           <w:sz w:val="24"/>
           <w:u w:val="single"/>
         </w:rPr>
-        <w:hyperlink r:id="rId25" w:history="1">
+        <w:hyperlink r:id="rId26" w:history="1">
           <w:r>
             <w:rPr>
               <w:rStyle w:val="Hyperlink"/>
@@ -4282,7 +4283,7 @@
           <w:sz w:val="24"/>
           <w:u w:val="single"/>
         </w:rPr>
-        <w:hyperlink r:id="rId25" w:history="1">
+        <w:hyperlink r:id="rId26" w:history="1">
           <w:r>
             <w:rPr>
               <w:rStyle w:val="Hyperlink"/>
@@ -4439,7 +4440,7 @@
           <w:sz w:val="24"/>
           <w:u w:val="single"/>
         </w:rPr>
-        <w:hyperlink r:id="rId26" w:history="1">
+        <w:hyperlink r:id="rId27" w:history="1">
           <w:r>
             <w:rPr>
               <w:rStyle w:val="Hyperlink"/>
@@ -4457,7 +4458,7 @@
           <w:sz w:val="24"/>
           <w:u w:val="single"/>
         </w:rPr>
-        <w:hyperlink r:id="rId26" w:history="1">
+        <w:hyperlink r:id="rId27" w:history="1">
           <w:r>
             <w:rPr>
               <w:rStyle w:val="Hyperlink"/>
@@ -4475,7 +4476,7 @@
           <w:sz w:val="24"/>
           <w:u w:val="single"/>
         </w:rPr>
-        <w:hyperlink r:id="rId26" w:history="1">
+        <w:hyperlink r:id="rId27" w:history="1">
           <w:r>
             <w:rPr>
               <w:rStyle w:val="Hyperlink"/>
@@ -4493,7 +4494,7 @@
           <w:sz w:val="24"/>
           <w:u w:val="single"/>
         </w:rPr>
-        <w:hyperlink r:id="rId26" w:history="1">
+        <w:hyperlink r:id="rId27" w:history="1">
           <w:r>
             <w:rPr>
               <w:rStyle w:val="Hyperlink"/>
@@ -4511,7 +4512,7 @@
           <w:sz w:val="24"/>
           <w:u w:val="single"/>
         </w:rPr>
-        <w:hyperlink r:id="rId26" w:history="1">
+        <w:hyperlink r:id="rId27" w:history="1">
           <w:r>
             <w:rPr>
               <w:rStyle w:val="Hyperlink"/>
@@ -4529,7 +4530,7 @@
           <w:sz w:val="24"/>
           <w:u w:val="single"/>
         </w:rPr>
-        <w:hyperlink r:id="rId26" w:history="1">
+        <w:hyperlink r:id="rId27" w:history="1">
           <w:r>
             <w:rPr>
               <w:rStyle w:val="Hyperlink"/>
@@ -4547,7 +4548,7 @@
           <w:sz w:val="24"/>
           <w:u w:val="single"/>
         </w:rPr>
-        <w:hyperlink r:id="rId26" w:history="1">
+        <w:hyperlink r:id="rId27" w:history="1">
           <w:r>
             <w:rPr>
               <w:rStyle w:val="Hyperlink"/>
@@ -4565,7 +4566,7 @@
           <w:sz w:val="24"/>
           <w:u w:val="single"/>
         </w:rPr>
-        <w:hyperlink r:id="rId26" w:history="1">
+        <w:hyperlink r:id="rId27" w:history="1">
           <w:r>
             <w:rPr>
               <w:rStyle w:val="Hyperlink"/>
@@ -4583,7 +4584,7 @@
           <w:sz w:val="24"/>
           <w:u w:val="single"/>
         </w:rPr>
-        <w:hyperlink r:id="rId26" w:history="1">
+        <w:hyperlink r:id="rId27" w:history="1">
           <w:r>
             <w:rPr>
               <w:rStyle w:val="Hyperlink"/>
@@ -4601,7 +4602,7 @@
           <w:sz w:val="24"/>
           <w:u w:val="single"/>
         </w:rPr>
-        <w:hyperlink r:id="rId26" w:history="1">
+        <w:hyperlink r:id="rId27" w:history="1">
           <w:r>
             <w:rPr>
               <w:rStyle w:val="Hyperlink"/>
@@ -4619,7 +4620,7 @@
           <w:sz w:val="24"/>
           <w:u w:val="single"/>
         </w:rPr>
-        <w:hyperlink r:id="rId26" w:history="1">
+        <w:hyperlink r:id="rId27" w:history="1">
           <w:r>
             <w:rPr>
               <w:rStyle w:val="Hyperlink"/>
@@ -4637,7 +4638,7 @@
           <w:sz w:val="24"/>
           <w:u w:val="single"/>
         </w:rPr>
-        <w:hyperlink r:id="rId26" w:history="1">
+        <w:hyperlink r:id="rId27" w:history="1">
           <w:r>
             <w:rPr>
               <w:rStyle w:val="Hyperlink"/>
@@ -4655,7 +4656,7 @@
           <w:sz w:val="24"/>
           <w:u w:val="single"/>
         </w:rPr>
-        <w:hyperlink r:id="rId26" w:history="1">
+        <w:hyperlink r:id="rId27" w:history="1">
           <w:r>
             <w:rPr>
               <w:rStyle w:val="Hyperlink"/>
@@ -4673,7 +4674,7 @@
           <w:sz w:val="24"/>
           <w:u w:val="single"/>
         </w:rPr>
-        <w:hyperlink r:id="rId26" w:history="1">
+        <w:hyperlink r:id="rId27" w:history="1">
           <w:r>
             <w:rPr>
               <w:rStyle w:val="Hyperlink"/>
@@ -4691,7 +4692,7 @@
           <w:sz w:val="24"/>
           <w:u w:val="single"/>
         </w:rPr>
-        <w:hyperlink r:id="rId26" w:history="1">
+        <w:hyperlink r:id="rId27" w:history="1">
           <w:r>
             <w:rPr>
               <w:rStyle w:val="Hyperlink"/>
@@ -4839,7 +4840,7 @@
           <w:sz w:val="24"/>
           <w:u w:val="single"/>
         </w:rPr>
-        <w:hyperlink r:id="rId27" w:history="1">
+        <w:hyperlink r:id="rId28" w:history="1">
           <w:r>
             <w:rPr>
               <w:rStyle w:val="Hyperlink"/>
@@ -4857,7 +4858,7 @@
           <w:sz w:val="24"/>
           <w:u w:val="single"/>
         </w:rPr>
-        <w:hyperlink r:id="rId27" w:history="1">
+        <w:hyperlink r:id="rId28" w:history="1">
           <w:r>
             <w:rPr>
               <w:rStyle w:val="Hyperlink"/>
@@ -4875,7 +4876,7 @@
           <w:sz w:val="24"/>
           <w:u w:val="single"/>
         </w:rPr>
-        <w:hyperlink r:id="rId27" w:history="1">
+        <w:hyperlink r:id="rId28" w:history="1">
           <w:r>
             <w:rPr>
               <w:rStyle w:val="Hyperlink"/>
@@ -4893,7 +4894,7 @@
           <w:sz w:val="24"/>
           <w:u w:val="single"/>
         </w:rPr>
-        <w:hyperlink r:id="rId27" w:history="1">
+        <w:hyperlink r:id="rId28" w:history="1">
           <w:r>
             <w:rPr>
               <w:rStyle w:val="Hyperlink"/>
@@ -4911,7 +4912,7 @@
           <w:sz w:val="24"/>
           <w:u w:val="single"/>
         </w:rPr>
-        <w:hyperlink r:id="rId27" w:history="1">
+        <w:hyperlink r:id="rId28" w:history="1">
           <w:r>
             <w:rPr>
               <w:rStyle w:val="Hyperlink"/>
@@ -4932,7 +4933,7 @@
           <w:sz w:val="24"/>
           <w:u w:val="single"/>
         </w:rPr>
-        <w:hyperlink r:id="rId27" w:history="1">
+        <w:hyperlink r:id="rId28" w:history="1">
           <w:r>
             <w:rPr>
               <w:rStyle w:val="Hyperlink"/>
@@ -4950,7 +4951,7 @@
           <w:sz w:val="24"/>
           <w:u w:val="single"/>
         </w:rPr>
-        <w:hyperlink r:id="rId27" w:history="1">
+        <w:hyperlink r:id="rId28" w:history="1">
           <w:r>
             <w:rPr>
               <w:rStyle w:val="Hyperlink"/>
@@ -4968,7 +4969,7 @@
           <w:sz w:val="24"/>
           <w:u w:val="single"/>
         </w:rPr>
-        <w:hyperlink r:id="rId27" w:history="1">
+        <w:hyperlink r:id="rId28" w:history="1">
           <w:r>
             <w:rPr>
               <w:rStyle w:val="Hyperlink"/>
@@ -4986,7 +4987,7 @@
           <w:sz w:val="24"/>
           <w:u w:val="single"/>
         </w:rPr>
-        <w:hyperlink r:id="rId27" w:history="1">
+        <w:hyperlink r:id="rId28" w:history="1">
           <w:r>
             <w:rPr>
               <w:rStyle w:val="Hyperlink"/>
@@ -5004,7 +5005,7 @@
           <w:sz w:val="24"/>
           <w:u w:val="single"/>
         </w:rPr>
-        <w:hyperlink r:id="rId27" w:history="1">
+        <w:hyperlink r:id="rId28" w:history="1">
           <w:r>
             <w:rPr>
               <w:rStyle w:val="Hyperlink"/>
@@ -5155,7 +5156,7 @@
           <w:sz w:val="24"/>
           <w:u w:val="single"/>
         </w:rPr>
-        <w:hyperlink r:id="rId28" w:history="1">
+        <w:hyperlink r:id="rId29" w:history="1">
           <w:r>
             <w:rPr>
               <w:rStyle w:val="Hyperlink"/>
@@ -5173,7 +5174,7 @@
           <w:sz w:val="24"/>
           <w:u w:val="single"/>
         </w:rPr>
-        <w:hyperlink r:id="rId28" w:history="1">
+        <w:hyperlink r:id="rId29" w:history="1">
           <w:r>
             <w:rPr>
               <w:rStyle w:val="Hyperlink"/>
@@ -5191,7 +5192,7 @@
           <w:sz w:val="24"/>
           <w:u w:val="single"/>
         </w:rPr>
-        <w:hyperlink r:id="rId28" w:history="1">
+        <w:hyperlink r:id="rId29" w:history="1">
           <w:r>
             <w:rPr>
               <w:rStyle w:val="Hyperlink"/>
@@ -5209,7 +5210,7 @@
           <w:sz w:val="24"/>
           <w:u w:val="single"/>
         </w:rPr>
-        <w:hyperlink r:id="rId28" w:history="1">
+        <w:hyperlink r:id="rId29" w:history="1">
           <w:r>
             <w:rPr>
               <w:rStyle w:val="Hyperlink"/>
@@ -5227,7 +5228,7 @@
           <w:sz w:val="24"/>
           <w:u w:val="single"/>
         </w:rPr>
-        <w:hyperlink r:id="rId28" w:history="1">
+        <w:hyperlink r:id="rId29" w:history="1">
           <w:r>
             <w:rPr>
               <w:rStyle w:val="Hyperlink"/>
@@ -5245,7 +5246,7 @@
           <w:sz w:val="24"/>
           <w:u w:val="single"/>
         </w:rPr>
-        <w:hyperlink r:id="rId28" w:history="1">
+        <w:hyperlink r:id="rId29" w:history="1">
           <w:r>
             <w:rPr>
               <w:rStyle w:val="Hyperlink"/>
@@ -5263,7 +5264,7 @@
           <w:sz w:val="24"/>
           <w:u w:val="single"/>
         </w:rPr>
-        <w:hyperlink r:id="rId28" w:history="1">
+        <w:hyperlink r:id="rId29" w:history="1">
           <w:r>
             <w:rPr>
               <w:rStyle w:val="Hyperlink"/>
@@ -5281,7 +5282,7 @@
           <w:sz w:val="24"/>
           <w:u w:val="single"/>
         </w:rPr>
-        <w:hyperlink r:id="rId28" w:history="1">
+        <w:hyperlink r:id="rId29" w:history="1">
           <w:r>
             <w:rPr>
               <w:rStyle w:val="Hyperlink"/>
@@ -5299,7 +5300,7 @@
           <w:sz w:val="24"/>
           <w:u w:val="single"/>
         </w:rPr>
-        <w:hyperlink r:id="rId28" w:history="1">
+        <w:hyperlink r:id="rId29" w:history="1">
           <w:r>
             <w:rPr>
               <w:rStyle w:val="Hyperlink"/>

--- a/EXPORTS/DOCX/published/niveau3/Dutch/JustinusNassau.docx
+++ b/EXPORTS/DOCX/published/niveau3/Dutch/JustinusNassau.docx
@@ -3493,7 +3493,7 @@
           <w:sz w:val="24"/>
           <w:u w:val="single"/>
         </w:rPr>
-        <w:hyperlink r:id="rId21" w:history="1">
+        <w:hyperlink r:id="rId22" w:history="1">
           <w:r>
             <w:rPr>
               <w:rStyle w:val="Hyperlink"/>
@@ -3576,7 +3576,7 @@
           <w:sz w:val="24"/>
           <w:u w:val="single"/>
         </w:rPr>
-        <w:hyperlink r:id="rId23" w:history="1">
+        <w:hyperlink r:id="rId21" w:history="1">
           <w:r>
             <w:rPr>
               <w:rStyle w:val="Hyperlink"/>
@@ -3594,7 +3594,7 @@
           <w:sz w:val="24"/>
           <w:u w:val="single"/>
         </w:rPr>
-        <w:hyperlink r:id="rId23" w:history="1">
+        <w:hyperlink r:id="rId21" w:history="1">
           <w:r>
             <w:rPr>
               <w:rStyle w:val="Hyperlink"/>
@@ -3725,7 +3725,7 @@
           <w:sz w:val="24"/>
           <w:u w:val="single"/>
         </w:rPr>
-        <w:hyperlink r:id="rId24" w:history="1">
+        <w:hyperlink r:id="rId23" w:history="1">
           <w:r>
             <w:rPr>
               <w:rStyle w:val="Hyperlink"/>
@@ -3743,7 +3743,7 @@
           <w:sz w:val="24"/>
           <w:u w:val="single"/>
         </w:rPr>
-        <w:hyperlink r:id="rId24" w:history="1">
+        <w:hyperlink r:id="rId23" w:history="1">
           <w:r>
             <w:rPr>
               <w:rStyle w:val="Hyperlink"/>
@@ -3761,7 +3761,7 @@
           <w:sz w:val="24"/>
           <w:u w:val="single"/>
         </w:rPr>
-        <w:hyperlink r:id="rId24" w:history="1">
+        <w:hyperlink r:id="rId23" w:history="1">
           <w:r>
             <w:rPr>
               <w:rStyle w:val="Hyperlink"/>
@@ -3779,7 +3779,7 @@
           <w:sz w:val="24"/>
           <w:u w:val="single"/>
         </w:rPr>
-        <w:hyperlink r:id="rId24" w:history="1">
+        <w:hyperlink r:id="rId23" w:history="1">
           <w:r>
             <w:rPr>
               <w:rStyle w:val="Hyperlink"/>
@@ -3807,7 +3807,7 @@
           <w:sz w:val="24"/>
           <w:u w:val="single"/>
         </w:rPr>
-        <w:hyperlink r:id="rId25" w:history="1">
+        <w:hyperlink r:id="rId24" w:history="1">
           <w:r>
             <w:rPr>
               <w:rStyle w:val="Hyperlink"/>
@@ -3825,7 +3825,7 @@
           <w:sz w:val="24"/>
           <w:u w:val="single"/>
         </w:rPr>
-        <w:hyperlink r:id="rId24" w:history="1">
+        <w:hyperlink r:id="rId23" w:history="1">
           <w:r>
             <w:rPr>
               <w:rStyle w:val="Hyperlink"/>
@@ -3984,7 +3984,7 @@
           <w:sz w:val="24"/>
           <w:u w:val="single"/>
         </w:rPr>
-        <w:hyperlink r:id="rId26" w:history="1">
+        <w:hyperlink r:id="rId25" w:history="1">
           <w:r>
             <w:rPr>
               <w:rStyle w:val="Hyperlink"/>
@@ -4002,7 +4002,7 @@
           <w:sz w:val="24"/>
           <w:u w:val="single"/>
         </w:rPr>
-        <w:hyperlink r:id="rId26" w:history="1">
+        <w:hyperlink r:id="rId25" w:history="1">
           <w:r>
             <w:rPr>
               <w:rStyle w:val="Hyperlink"/>
@@ -4020,7 +4020,7 @@
           <w:sz w:val="24"/>
           <w:u w:val="single"/>
         </w:rPr>
-        <w:hyperlink r:id="rId26" w:history="1">
+        <w:hyperlink r:id="rId25" w:history="1">
           <w:r>
             <w:rPr>
               <w:rStyle w:val="Hyperlink"/>
@@ -4038,7 +4038,7 @@
           <w:sz w:val="24"/>
           <w:u w:val="single"/>
         </w:rPr>
-        <w:hyperlink r:id="rId26" w:history="1">
+        <w:hyperlink r:id="rId25" w:history="1">
           <w:r>
             <w:rPr>
               <w:rStyle w:val="Hyperlink"/>
@@ -4056,7 +4056,7 @@
           <w:sz w:val="24"/>
           <w:u w:val="single"/>
         </w:rPr>
-        <w:hyperlink r:id="rId26" w:history="1">
+        <w:hyperlink r:id="rId25" w:history="1">
           <w:r>
             <w:rPr>
               <w:rStyle w:val="Hyperlink"/>
@@ -4074,7 +4074,7 @@
           <w:sz w:val="24"/>
           <w:u w:val="single"/>
         </w:rPr>
-        <w:hyperlink r:id="rId26" w:history="1">
+        <w:hyperlink r:id="rId25" w:history="1">
           <w:r>
             <w:rPr>
               <w:rStyle w:val="Hyperlink"/>
@@ -4092,7 +4092,7 @@
           <w:sz w:val="24"/>
           <w:u w:val="single"/>
         </w:rPr>
-        <w:hyperlink r:id="rId26" w:history="1">
+        <w:hyperlink r:id="rId25" w:history="1">
           <w:r>
             <w:rPr>
               <w:rStyle w:val="Hyperlink"/>
@@ -4110,7 +4110,7 @@
           <w:sz w:val="24"/>
           <w:u w:val="single"/>
         </w:rPr>
-        <w:hyperlink r:id="rId26" w:history="1">
+        <w:hyperlink r:id="rId25" w:history="1">
           <w:r>
             <w:rPr>
               <w:rStyle w:val="Hyperlink"/>
@@ -4128,7 +4128,7 @@
           <w:sz w:val="24"/>
           <w:u w:val="single"/>
         </w:rPr>
-        <w:hyperlink r:id="rId26" w:history="1">
+        <w:hyperlink r:id="rId25" w:history="1">
           <w:r>
             <w:rPr>
               <w:rStyle w:val="Hyperlink"/>
@@ -4146,7 +4146,7 @@
           <w:sz w:val="24"/>
           <w:u w:val="single"/>
         </w:rPr>
-        <w:hyperlink r:id="rId26" w:history="1">
+        <w:hyperlink r:id="rId25" w:history="1">
           <w:r>
             <w:rPr>
               <w:rStyle w:val="Hyperlink"/>
@@ -4164,7 +4164,7 @@
           <w:sz w:val="24"/>
           <w:u w:val="single"/>
         </w:rPr>
-        <w:hyperlink r:id="rId26" w:history="1">
+        <w:hyperlink r:id="rId25" w:history="1">
           <w:r>
             <w:rPr>
               <w:rStyle w:val="Hyperlink"/>
@@ -4182,7 +4182,7 @@
           <w:sz w:val="24"/>
           <w:u w:val="single"/>
         </w:rPr>
-        <w:hyperlink r:id="rId26" w:history="1">
+        <w:hyperlink r:id="rId25" w:history="1">
           <w:r>
             <w:rPr>
               <w:rStyle w:val="Hyperlink"/>
@@ -4200,7 +4200,7 @@
           <w:sz w:val="24"/>
           <w:u w:val="single"/>
         </w:rPr>
-        <w:hyperlink r:id="rId26" w:history="1">
+        <w:hyperlink r:id="rId25" w:history="1">
           <w:r>
             <w:rPr>
               <w:rStyle w:val="Hyperlink"/>
@@ -4218,7 +4218,7 @@
           <w:sz w:val="24"/>
           <w:u w:val="single"/>
         </w:rPr>
-        <w:hyperlink r:id="rId26" w:history="1">
+        <w:hyperlink r:id="rId25" w:history="1">
           <w:r>
             <w:rPr>
               <w:rStyle w:val="Hyperlink"/>
@@ -4236,7 +4236,7 @@
           <w:sz w:val="24"/>
           <w:u w:val="single"/>
         </w:rPr>
-        <w:hyperlink r:id="rId26" w:history="1">
+        <w:hyperlink r:id="rId25" w:history="1">
           <w:r>
             <w:rPr>
               <w:rStyle w:val="Hyperlink"/>
@@ -4254,7 +4254,14 @@
           <w:sz w:val="24"/>
           <w:u w:val="single"/>
         </w:rPr>
-        <w:t>w</w:t>
+        <w:hyperlink r:id="rId25" w:history="1">
+          <w:r>
+            <w:rPr>
+              <w:rStyle w:val="Hyperlink"/>
+            </w:rPr>
+            <w:t>w</w:t>
+          </w:r>
+        </w:hyperlink>
       </w:r>
       <w:r>
         <w:rPr>
@@ -4265,7 +4272,7 @@
           <w:sz w:val="24"/>
           <w:u w:val="single"/>
         </w:rPr>
-        <w:hyperlink r:id="rId26" w:history="1">
+        <w:hyperlink r:id="rId25" w:history="1">
           <w:r>
             <w:rPr>
               <w:rStyle w:val="Hyperlink"/>
@@ -4283,7 +4290,7 @@
           <w:sz w:val="24"/>
           <w:u w:val="single"/>
         </w:rPr>
-        <w:hyperlink r:id="rId26" w:history="1">
+        <w:hyperlink r:id="rId25" w:history="1">
           <w:r>
             <w:rPr>
               <w:rStyle w:val="Hyperlink"/>
@@ -4440,7 +4447,7 @@
           <w:sz w:val="24"/>
           <w:u w:val="single"/>
         </w:rPr>
-        <w:hyperlink r:id="rId27" w:history="1">
+        <w:hyperlink r:id="rId26" w:history="1">
           <w:r>
             <w:rPr>
               <w:rStyle w:val="Hyperlink"/>
@@ -4458,7 +4465,7 @@
           <w:sz w:val="24"/>
           <w:u w:val="single"/>
         </w:rPr>
-        <w:hyperlink r:id="rId27" w:history="1">
+        <w:hyperlink r:id="rId26" w:history="1">
           <w:r>
             <w:rPr>
               <w:rStyle w:val="Hyperlink"/>
@@ -4476,7 +4483,7 @@
           <w:sz w:val="24"/>
           <w:u w:val="single"/>
         </w:rPr>
-        <w:hyperlink r:id="rId27" w:history="1">
+        <w:hyperlink r:id="rId26" w:history="1">
           <w:r>
             <w:rPr>
               <w:rStyle w:val="Hyperlink"/>
@@ -4494,7 +4501,7 @@
           <w:sz w:val="24"/>
           <w:u w:val="single"/>
         </w:rPr>
-        <w:hyperlink r:id="rId27" w:history="1">
+        <w:hyperlink r:id="rId26" w:history="1">
           <w:r>
             <w:rPr>
               <w:rStyle w:val="Hyperlink"/>
@@ -4512,7 +4519,7 @@
           <w:sz w:val="24"/>
           <w:u w:val="single"/>
         </w:rPr>
-        <w:hyperlink r:id="rId27" w:history="1">
+        <w:hyperlink r:id="rId26" w:history="1">
           <w:r>
             <w:rPr>
               <w:rStyle w:val="Hyperlink"/>
@@ -4530,7 +4537,7 @@
           <w:sz w:val="24"/>
           <w:u w:val="single"/>
         </w:rPr>
-        <w:hyperlink r:id="rId27" w:history="1">
+        <w:hyperlink r:id="rId26" w:history="1">
           <w:r>
             <w:rPr>
               <w:rStyle w:val="Hyperlink"/>
@@ -4548,7 +4555,7 @@
           <w:sz w:val="24"/>
           <w:u w:val="single"/>
         </w:rPr>
-        <w:hyperlink r:id="rId27" w:history="1">
+        <w:hyperlink r:id="rId26" w:history="1">
           <w:r>
             <w:rPr>
               <w:rStyle w:val="Hyperlink"/>
@@ -4566,7 +4573,7 @@
           <w:sz w:val="24"/>
           <w:u w:val="single"/>
         </w:rPr>
-        <w:hyperlink r:id="rId27" w:history="1">
+        <w:hyperlink r:id="rId26" w:history="1">
           <w:r>
             <w:rPr>
               <w:rStyle w:val="Hyperlink"/>
@@ -4584,7 +4591,7 @@
           <w:sz w:val="24"/>
           <w:u w:val="single"/>
         </w:rPr>
-        <w:hyperlink r:id="rId27" w:history="1">
+        <w:hyperlink r:id="rId26" w:history="1">
           <w:r>
             <w:rPr>
               <w:rStyle w:val="Hyperlink"/>
@@ -4602,7 +4609,7 @@
           <w:sz w:val="24"/>
           <w:u w:val="single"/>
         </w:rPr>
-        <w:hyperlink r:id="rId27" w:history="1">
+        <w:hyperlink r:id="rId26" w:history="1">
           <w:r>
             <w:rPr>
               <w:rStyle w:val="Hyperlink"/>
@@ -4620,7 +4627,7 @@
           <w:sz w:val="24"/>
           <w:u w:val="single"/>
         </w:rPr>
-        <w:hyperlink r:id="rId27" w:history="1">
+        <w:hyperlink r:id="rId26" w:history="1">
           <w:r>
             <w:rPr>
               <w:rStyle w:val="Hyperlink"/>
@@ -4638,7 +4645,7 @@
           <w:sz w:val="24"/>
           <w:u w:val="single"/>
         </w:rPr>
-        <w:hyperlink r:id="rId27" w:history="1">
+        <w:hyperlink r:id="rId26" w:history="1">
           <w:r>
             <w:rPr>
               <w:rStyle w:val="Hyperlink"/>
@@ -4656,7 +4663,7 @@
           <w:sz w:val="24"/>
           <w:u w:val="single"/>
         </w:rPr>
-        <w:hyperlink r:id="rId27" w:history="1">
+        <w:hyperlink r:id="rId26" w:history="1">
           <w:r>
             <w:rPr>
               <w:rStyle w:val="Hyperlink"/>
@@ -4674,7 +4681,7 @@
           <w:sz w:val="24"/>
           <w:u w:val="single"/>
         </w:rPr>
-        <w:hyperlink r:id="rId27" w:history="1">
+        <w:hyperlink r:id="rId26" w:history="1">
           <w:r>
             <w:rPr>
               <w:rStyle w:val="Hyperlink"/>
@@ -4692,7 +4699,7 @@
           <w:sz w:val="24"/>
           <w:u w:val="single"/>
         </w:rPr>
-        <w:hyperlink r:id="rId27" w:history="1">
+        <w:hyperlink r:id="rId26" w:history="1">
           <w:r>
             <w:rPr>
               <w:rStyle w:val="Hyperlink"/>
@@ -4840,7 +4847,7 @@
           <w:sz w:val="24"/>
           <w:u w:val="single"/>
         </w:rPr>
-        <w:hyperlink r:id="rId28" w:history="1">
+        <w:hyperlink r:id="rId27" w:history="1">
           <w:r>
             <w:rPr>
               <w:rStyle w:val="Hyperlink"/>
@@ -4858,7 +4865,7 @@
           <w:sz w:val="24"/>
           <w:u w:val="single"/>
         </w:rPr>
-        <w:hyperlink r:id="rId28" w:history="1">
+        <w:hyperlink r:id="rId27" w:history="1">
           <w:r>
             <w:rPr>
               <w:rStyle w:val="Hyperlink"/>
@@ -4876,7 +4883,7 @@
           <w:sz w:val="24"/>
           <w:u w:val="single"/>
         </w:rPr>
-        <w:hyperlink r:id="rId28" w:history="1">
+        <w:hyperlink r:id="rId27" w:history="1">
           <w:r>
             <w:rPr>
               <w:rStyle w:val="Hyperlink"/>
@@ -4894,7 +4901,7 @@
           <w:sz w:val="24"/>
           <w:u w:val="single"/>
         </w:rPr>
-        <w:hyperlink r:id="rId28" w:history="1">
+        <w:hyperlink r:id="rId27" w:history="1">
           <w:r>
             <w:rPr>
               <w:rStyle w:val="Hyperlink"/>
@@ -4912,7 +4919,7 @@
           <w:sz w:val="24"/>
           <w:u w:val="single"/>
         </w:rPr>
-        <w:hyperlink r:id="rId28" w:history="1">
+        <w:hyperlink r:id="rId27" w:history="1">
           <w:r>
             <w:rPr>
               <w:rStyle w:val="Hyperlink"/>
@@ -4933,7 +4940,7 @@
           <w:sz w:val="24"/>
           <w:u w:val="single"/>
         </w:rPr>
-        <w:hyperlink r:id="rId28" w:history="1">
+        <w:hyperlink r:id="rId27" w:history="1">
           <w:r>
             <w:rPr>
               <w:rStyle w:val="Hyperlink"/>
@@ -4951,7 +4958,7 @@
           <w:sz w:val="24"/>
           <w:u w:val="single"/>
         </w:rPr>
-        <w:hyperlink r:id="rId28" w:history="1">
+        <w:hyperlink r:id="rId27" w:history="1">
           <w:r>
             <w:rPr>
               <w:rStyle w:val="Hyperlink"/>
@@ -4969,7 +4976,7 @@
           <w:sz w:val="24"/>
           <w:u w:val="single"/>
         </w:rPr>
-        <w:hyperlink r:id="rId28" w:history="1">
+        <w:hyperlink r:id="rId27" w:history="1">
           <w:r>
             <w:rPr>
               <w:rStyle w:val="Hyperlink"/>
@@ -4987,7 +4994,7 @@
           <w:sz w:val="24"/>
           <w:u w:val="single"/>
         </w:rPr>
-        <w:hyperlink r:id="rId28" w:history="1">
+        <w:hyperlink r:id="rId27" w:history="1">
           <w:r>
             <w:rPr>
               <w:rStyle w:val="Hyperlink"/>
@@ -5005,7 +5012,7 @@
           <w:sz w:val="24"/>
           <w:u w:val="single"/>
         </w:rPr>
-        <w:hyperlink r:id="rId28" w:history="1">
+        <w:hyperlink r:id="rId27" w:history="1">
           <w:r>
             <w:rPr>
               <w:rStyle w:val="Hyperlink"/>
@@ -5156,7 +5163,7 @@
           <w:sz w:val="24"/>
           <w:u w:val="single"/>
         </w:rPr>
-        <w:hyperlink r:id="rId29" w:history="1">
+        <w:hyperlink r:id="rId28" w:history="1">
           <w:r>
             <w:rPr>
               <w:rStyle w:val="Hyperlink"/>
@@ -5174,7 +5181,7 @@
           <w:sz w:val="24"/>
           <w:u w:val="single"/>
         </w:rPr>
-        <w:hyperlink r:id="rId29" w:history="1">
+        <w:hyperlink r:id="rId28" w:history="1">
           <w:r>
             <w:rPr>
               <w:rStyle w:val="Hyperlink"/>
@@ -5192,7 +5199,7 @@
           <w:sz w:val="24"/>
           <w:u w:val="single"/>
         </w:rPr>
-        <w:hyperlink r:id="rId29" w:history="1">
+        <w:hyperlink r:id="rId28" w:history="1">
           <w:r>
             <w:rPr>
               <w:rStyle w:val="Hyperlink"/>
@@ -5210,7 +5217,7 @@
           <w:sz w:val="24"/>
           <w:u w:val="single"/>
         </w:rPr>
-        <w:hyperlink r:id="rId29" w:history="1">
+        <w:hyperlink r:id="rId28" w:history="1">
           <w:r>
             <w:rPr>
               <w:rStyle w:val="Hyperlink"/>
@@ -5228,7 +5235,7 @@
           <w:sz w:val="24"/>
           <w:u w:val="single"/>
         </w:rPr>
-        <w:hyperlink r:id="rId29" w:history="1">
+        <w:hyperlink r:id="rId28" w:history="1">
           <w:r>
             <w:rPr>
               <w:rStyle w:val="Hyperlink"/>
@@ -5246,7 +5253,7 @@
           <w:sz w:val="24"/>
           <w:u w:val="single"/>
         </w:rPr>
-        <w:hyperlink r:id="rId29" w:history="1">
+        <w:hyperlink r:id="rId28" w:history="1">
           <w:r>
             <w:rPr>
               <w:rStyle w:val="Hyperlink"/>
@@ -5264,7 +5271,7 @@
           <w:sz w:val="24"/>
           <w:u w:val="single"/>
         </w:rPr>
-        <w:hyperlink r:id="rId29" w:history="1">
+        <w:hyperlink r:id="rId28" w:history="1">
           <w:r>
             <w:rPr>
               <w:rStyle w:val="Hyperlink"/>
@@ -5282,7 +5289,7 @@
           <w:sz w:val="24"/>
           <w:u w:val="single"/>
         </w:rPr>
-        <w:hyperlink r:id="rId29" w:history="1">
+        <w:hyperlink r:id="rId28" w:history="1">
           <w:r>
             <w:rPr>
               <w:rStyle w:val="Hyperlink"/>
@@ -5300,7 +5307,7 @@
           <w:sz w:val="24"/>
           <w:u w:val="single"/>
         </w:rPr>
-        <w:hyperlink r:id="rId29" w:history="1">
+        <w:hyperlink r:id="rId28" w:history="1">
           <w:r>
             <w:rPr>
               <w:rStyle w:val="Hyperlink"/>

--- a/EXPORTS/DOCX/published/niveau3/Dutch/JustinusNassau.docx
+++ b/EXPORTS/DOCX/published/niveau3/Dutch/JustinusNassau.docx
@@ -374,7 +374,7 @@
           <w:sz w:val="24"/>
           <w:u w:val="single"/>
         </w:rPr>
-        <w:hyperlink r:id="rId10" w:history="1">
+        <w:hyperlink r:id="rId9" w:history="1">
           <w:r>
             <w:rPr>
               <w:rStyle w:val="Hyperlink"/>
@@ -510,7 +510,7 @@
           <w:sz w:val="24"/>
           <w:u w:val="single"/>
         </w:rPr>
-        <w:hyperlink r:id="rId10" w:history="1">
+        <w:hyperlink r:id="rId11" w:history="1">
           <w:r>
             <w:rPr>
               <w:rStyle w:val="Hyperlink"/>
@@ -546,7 +546,7 @@
           <w:sz w:val="24"/>
           <w:u w:val="single"/>
         </w:rPr>
-        <w:hyperlink r:id="rId10" w:history="1">
+        <w:hyperlink r:id="rId11" w:history="1">
           <w:r>
             <w:rPr>
               <w:rStyle w:val="Hyperlink"/>
@@ -668,15 +668,9 @@
           <w:i w:val="0"/>
           <w:color w:val="0000FF"/>
           <w:sz w:val="24"/>
-        </w:rPr>
-        <w:hyperlink r:id="rId12" w:history="1">
-          <w:r>
-            <w:rPr>
-              <w:rStyle w:val="Hyperlink"/>
-            </w:rPr>
-            <w:t>c</w:t>
-          </w:r>
-        </w:hyperlink>
+          <w:u w:val="single"/>
+        </w:rPr>
+        <w:t>c</w:t>
       </w:r>
       <w:r>
         <w:rPr>
@@ -1012,25 +1006,7 @@
           <w:color w:val="000000"/>
           <w:sz w:val="24"/>
         </w:rPr>
-        <w:t>aan 'personen onder de lezers van deze regelen, die een verzameling in pa</w:t>
-      </w:r>
-      <w:r>
-        <w:rPr>
-          <w:u w:val="single" w:color="0000ff"/>
-          <w:rFonts w:ascii="Charis SIL Regular" w:hAnsi="Charis SIL Regular" w:eastAsia="Charis SIL Regular"/>
-          <w:b w:val="0"/>
-          <w:i w:val="0"/>
-          <w:color w:val="000000"/>
-          <w:sz w:val="24"/>
-        </w:rPr>
-        <w:hyperlink r:id="rId14" w:history="1">
-          <w:r>
-            <w:rPr>
-              <w:rStyle w:val="Hyperlink"/>
-            </w:rPr>
-            <w:t>rticulier b</w:t>
-          </w:r>
-        </w:hyperlink>
+        <w:t>aan 'personen onder de lezers van deze regelen, die een verzameling in particulier b</w:t>
       </w:r>
       <w:r>
         <w:rPr>
@@ -1185,21 +1161,13 @@
       </w:r>
       <w:r>
         <w:rPr>
-          <w:u w:val="single" w:color="0000ff"/>
           <w:rFonts w:ascii="Charis SIL Regular" w:hAnsi="Charis SIL Regular" w:eastAsia="Charis SIL Regular"/>
           <w:b w:val="0"/>
           <w:i w:val="0"/>
           <w:color w:val="000000"/>
           <w:sz w:val="24"/>
         </w:rPr>
-        <w:hyperlink r:id="rId15" w:history="1">
-          <w:r>
-            <w:rPr>
-              <w:rStyle w:val="Hyperlink"/>
-            </w:rPr>
-            <w:t>da</w:t>
-          </w:r>
-        </w:hyperlink>
+        <w:t>da</w:t>
       </w:r>
       <w:r>
         <w:rPr>
@@ -3493,7 +3461,7 @@
           <w:sz w:val="24"/>
           <w:u w:val="single"/>
         </w:rPr>
-        <w:hyperlink r:id="rId22" w:history="1">
+        <w:hyperlink r:id="rId21" w:history="1">
           <w:r>
             <w:rPr>
               <w:rStyle w:val="Hyperlink"/>
@@ -3522,21 +3490,13 @@
       </w:r>
       <w:r>
         <w:rPr>
-          <w:u w:val="single" w:color="0000ff"/>
           <w:rFonts w:ascii="Charis SIL Regular" w:hAnsi="Charis SIL Regular" w:eastAsia="Charis SIL Regular"/>
           <w:b w:val="0"/>
           <w:i w:val="0"/>
           <w:color w:val="000000"/>
           <w:sz w:val="24"/>
         </w:rPr>
-        <w:hyperlink r:id="rId21" w:history="1">
-          <w:r>
-            <w:rPr>
-              <w:rStyle w:val="Hyperlink"/>
-            </w:rPr>
-            <w:t xml:space="preserve">, </w:t>
-          </w:r>
-        </w:hyperlink>
+        <w:t xml:space="preserve">, </w:t>
       </w:r>
       <w:r>
         <w:rPr>
@@ -3843,7 +3803,7 @@
           <w:sz w:val="24"/>
           <w:u w:val="single"/>
         </w:rPr>
-        <w:hyperlink r:id="rId24" w:history="1">
+        <w:hyperlink r:id="rId23" w:history="1">
           <w:r>
             <w:rPr>
               <w:rStyle w:val="Hyperlink"/>
@@ -4254,14 +4214,7 @@
           <w:sz w:val="24"/>
           <w:u w:val="single"/>
         </w:rPr>
-        <w:hyperlink r:id="rId25" w:history="1">
-          <w:r>
-            <w:rPr>
-              <w:rStyle w:val="Hyperlink"/>
-            </w:rPr>
-            <w:t>w</w:t>
-          </w:r>
-        </w:hyperlink>
+        <w:t>w</w:t>
       </w:r>
       <w:r>
         <w:rPr>

--- a/EXPORTS/DOCX/published/niveau3/Dutch/JustinusNassau.docx
+++ b/EXPORTS/DOCX/published/niveau3/Dutch/JustinusNassau.docx
@@ -309,7 +309,7 @@
           <w:sz w:val="24"/>
           <w:u w:val="single"/>
         </w:rPr>
-        <w:hyperlink r:id="rId9" w:history="1">
+        <w:hyperlink r:id="rId10" w:history="1">
           <w:r>
             <w:rPr>
               <w:rStyle w:val="Hyperlink"/>
@@ -356,7 +356,7 @@
           <w:sz w:val="24"/>
           <w:u w:val="single"/>
         </w:rPr>
-        <w:hyperlink r:id="rId9" w:history="1">
+        <w:hyperlink r:id="rId10" w:history="1">
           <w:r>
             <w:rPr>
               <w:rStyle w:val="Hyperlink"/>
@@ -492,14 +492,7 @@
           <w:sz w:val="24"/>
           <w:u w:val="single"/>
         </w:rPr>
-        <w:hyperlink r:id="rId11" w:history="1">
-          <w:r>
-            <w:rPr>
-              <w:rStyle w:val="Hyperlink"/>
-            </w:rPr>
-            <w:t>Cla</w:t>
-          </w:r>
-        </w:hyperlink>
+        <w:t>Cla</w:t>
       </w:r>
       <w:r>
         <w:rPr>
@@ -510,7 +503,7 @@
           <w:sz w:val="24"/>
           <w:u w:val="single"/>
         </w:rPr>
-        <w:hyperlink r:id="rId11" w:history="1">
+        <w:hyperlink r:id="rId10" w:history="1">
           <w:r>
             <w:rPr>
               <w:rStyle w:val="Hyperlink"/>
@@ -1161,13 +1154,21 @@
       </w:r>
       <w:r>
         <w:rPr>
+          <w:u w:val="single" w:color="0000ff"/>
           <w:rFonts w:ascii="Charis SIL Regular" w:hAnsi="Charis SIL Regular" w:eastAsia="Charis SIL Regular"/>
           <w:b w:val="0"/>
           <w:i w:val="0"/>
           <w:color w:val="000000"/>
           <w:sz w:val="24"/>
         </w:rPr>
-        <w:t>da</w:t>
+        <w:hyperlink r:id="rId15" w:history="1">
+          <w:r>
+            <w:rPr>
+              <w:rStyle w:val="Hyperlink"/>
+            </w:rPr>
+            <w:t>da</w:t>
+          </w:r>
+        </w:hyperlink>
       </w:r>
       <w:r>
         <w:rPr>
@@ -3536,7 +3537,7 @@
           <w:sz w:val="24"/>
           <w:u w:val="single"/>
         </w:rPr>
-        <w:hyperlink r:id="rId21" w:history="1">
+        <w:hyperlink r:id="rId23" w:history="1">
           <w:r>
             <w:rPr>
               <w:rStyle w:val="Hyperlink"/>
@@ -3554,7 +3555,7 @@
           <w:sz w:val="24"/>
           <w:u w:val="single"/>
         </w:rPr>
-        <w:hyperlink r:id="rId21" w:history="1">
+        <w:hyperlink r:id="rId23" w:history="1">
           <w:r>
             <w:rPr>
               <w:rStyle w:val="Hyperlink"/>
@@ -3685,7 +3686,7 @@
           <w:sz w:val="24"/>
           <w:u w:val="single"/>
         </w:rPr>
-        <w:hyperlink r:id="rId23" w:history="1">
+        <w:hyperlink r:id="rId24" w:history="1">
           <w:r>
             <w:rPr>
               <w:rStyle w:val="Hyperlink"/>
@@ -3703,7 +3704,7 @@
           <w:sz w:val="24"/>
           <w:u w:val="single"/>
         </w:rPr>
-        <w:hyperlink r:id="rId23" w:history="1">
+        <w:hyperlink r:id="rId24" w:history="1">
           <w:r>
             <w:rPr>
               <w:rStyle w:val="Hyperlink"/>
@@ -3721,7 +3722,7 @@
           <w:sz w:val="24"/>
           <w:u w:val="single"/>
         </w:rPr>
-        <w:hyperlink r:id="rId23" w:history="1">
+        <w:hyperlink r:id="rId24" w:history="1">
           <w:r>
             <w:rPr>
               <w:rStyle w:val="Hyperlink"/>
@@ -3739,7 +3740,7 @@
           <w:sz w:val="24"/>
           <w:u w:val="single"/>
         </w:rPr>
-        <w:hyperlink r:id="rId23" w:history="1">
+        <w:hyperlink r:id="rId24" w:history="1">
           <w:r>
             <w:rPr>
               <w:rStyle w:val="Hyperlink"/>
@@ -3767,7 +3768,7 @@
           <w:sz w:val="24"/>
           <w:u w:val="single"/>
         </w:rPr>
-        <w:hyperlink r:id="rId24" w:history="1">
+        <w:hyperlink r:id="rId25" w:history="1">
           <w:r>
             <w:rPr>
               <w:rStyle w:val="Hyperlink"/>
@@ -3785,7 +3786,7 @@
           <w:sz w:val="24"/>
           <w:u w:val="single"/>
         </w:rPr>
-        <w:hyperlink r:id="rId23" w:history="1">
+        <w:hyperlink r:id="rId24" w:history="1">
           <w:r>
             <w:rPr>
               <w:rStyle w:val="Hyperlink"/>
@@ -3803,7 +3804,7 @@
           <w:sz w:val="24"/>
           <w:u w:val="single"/>
         </w:rPr>
-        <w:hyperlink r:id="rId23" w:history="1">
+        <w:hyperlink r:id="rId24" w:history="1">
           <w:r>
             <w:rPr>
               <w:rStyle w:val="Hyperlink"/>
@@ -3944,7 +3945,7 @@
           <w:sz w:val="24"/>
           <w:u w:val="single"/>
         </w:rPr>
-        <w:hyperlink r:id="rId25" w:history="1">
+        <w:hyperlink r:id="rId26" w:history="1">
           <w:r>
             <w:rPr>
               <w:rStyle w:val="Hyperlink"/>
@@ -3962,7 +3963,7 @@
           <w:sz w:val="24"/>
           <w:u w:val="single"/>
         </w:rPr>
-        <w:hyperlink r:id="rId25" w:history="1">
+        <w:hyperlink r:id="rId26" w:history="1">
           <w:r>
             <w:rPr>
               <w:rStyle w:val="Hyperlink"/>
@@ -3980,7 +3981,7 @@
           <w:sz w:val="24"/>
           <w:u w:val="single"/>
         </w:rPr>
-        <w:hyperlink r:id="rId25" w:history="1">
+        <w:hyperlink r:id="rId26" w:history="1">
           <w:r>
             <w:rPr>
               <w:rStyle w:val="Hyperlink"/>
@@ -3998,7 +3999,7 @@
           <w:sz w:val="24"/>
           <w:u w:val="single"/>
         </w:rPr>
-        <w:hyperlink r:id="rId25" w:history="1">
+        <w:hyperlink r:id="rId26" w:history="1">
           <w:r>
             <w:rPr>
               <w:rStyle w:val="Hyperlink"/>
@@ -4016,7 +4017,7 @@
           <w:sz w:val="24"/>
           <w:u w:val="single"/>
         </w:rPr>
-        <w:hyperlink r:id="rId25" w:history="1">
+        <w:hyperlink r:id="rId26" w:history="1">
           <w:r>
             <w:rPr>
               <w:rStyle w:val="Hyperlink"/>
@@ -4034,7 +4035,7 @@
           <w:sz w:val="24"/>
           <w:u w:val="single"/>
         </w:rPr>
-        <w:hyperlink r:id="rId25" w:history="1">
+        <w:hyperlink r:id="rId26" w:history="1">
           <w:r>
             <w:rPr>
               <w:rStyle w:val="Hyperlink"/>
@@ -4052,7 +4053,7 @@
           <w:sz w:val="24"/>
           <w:u w:val="single"/>
         </w:rPr>
-        <w:hyperlink r:id="rId25" w:history="1">
+        <w:hyperlink r:id="rId26" w:history="1">
           <w:r>
             <w:rPr>
               <w:rStyle w:val="Hyperlink"/>
@@ -4070,7 +4071,7 @@
           <w:sz w:val="24"/>
           <w:u w:val="single"/>
         </w:rPr>
-        <w:hyperlink r:id="rId25" w:history="1">
+        <w:hyperlink r:id="rId26" w:history="1">
           <w:r>
             <w:rPr>
               <w:rStyle w:val="Hyperlink"/>
@@ -4088,7 +4089,7 @@
           <w:sz w:val="24"/>
           <w:u w:val="single"/>
         </w:rPr>
-        <w:hyperlink r:id="rId25" w:history="1">
+        <w:hyperlink r:id="rId26" w:history="1">
           <w:r>
             <w:rPr>
               <w:rStyle w:val="Hyperlink"/>
@@ -4106,7 +4107,7 @@
           <w:sz w:val="24"/>
           <w:u w:val="single"/>
         </w:rPr>
-        <w:hyperlink r:id="rId25" w:history="1">
+        <w:hyperlink r:id="rId26" w:history="1">
           <w:r>
             <w:rPr>
               <w:rStyle w:val="Hyperlink"/>
@@ -4124,7 +4125,7 @@
           <w:sz w:val="24"/>
           <w:u w:val="single"/>
         </w:rPr>
-        <w:hyperlink r:id="rId25" w:history="1">
+        <w:hyperlink r:id="rId26" w:history="1">
           <w:r>
             <w:rPr>
               <w:rStyle w:val="Hyperlink"/>
@@ -4142,7 +4143,7 @@
           <w:sz w:val="24"/>
           <w:u w:val="single"/>
         </w:rPr>
-        <w:hyperlink r:id="rId25" w:history="1">
+        <w:hyperlink r:id="rId26" w:history="1">
           <w:r>
             <w:rPr>
               <w:rStyle w:val="Hyperlink"/>
@@ -4160,7 +4161,7 @@
           <w:sz w:val="24"/>
           <w:u w:val="single"/>
         </w:rPr>
-        <w:hyperlink r:id="rId25" w:history="1">
+        <w:hyperlink r:id="rId26" w:history="1">
           <w:r>
             <w:rPr>
               <w:rStyle w:val="Hyperlink"/>
@@ -4178,7 +4179,7 @@
           <w:sz w:val="24"/>
           <w:u w:val="single"/>
         </w:rPr>
-        <w:hyperlink r:id="rId25" w:history="1">
+        <w:hyperlink r:id="rId26" w:history="1">
           <w:r>
             <w:rPr>
               <w:rStyle w:val="Hyperlink"/>
@@ -4196,7 +4197,7 @@
           <w:sz w:val="24"/>
           <w:u w:val="single"/>
         </w:rPr>
-        <w:hyperlink r:id="rId25" w:history="1">
+        <w:hyperlink r:id="rId26" w:history="1">
           <w:r>
             <w:rPr>
               <w:rStyle w:val="Hyperlink"/>
@@ -4225,7 +4226,7 @@
           <w:sz w:val="24"/>
           <w:u w:val="single"/>
         </w:rPr>
-        <w:hyperlink r:id="rId25" w:history="1">
+        <w:hyperlink r:id="rId26" w:history="1">
           <w:r>
             <w:rPr>
               <w:rStyle w:val="Hyperlink"/>
@@ -4243,7 +4244,7 @@
           <w:sz w:val="24"/>
           <w:u w:val="single"/>
         </w:rPr>
-        <w:hyperlink r:id="rId25" w:history="1">
+        <w:hyperlink r:id="rId26" w:history="1">
           <w:r>
             <w:rPr>
               <w:rStyle w:val="Hyperlink"/>
@@ -4400,7 +4401,7 @@
           <w:sz w:val="24"/>
           <w:u w:val="single"/>
         </w:rPr>
-        <w:hyperlink r:id="rId26" w:history="1">
+        <w:hyperlink r:id="rId27" w:history="1">
           <w:r>
             <w:rPr>
               <w:rStyle w:val="Hyperlink"/>
@@ -4418,7 +4419,7 @@
           <w:sz w:val="24"/>
           <w:u w:val="single"/>
         </w:rPr>
-        <w:hyperlink r:id="rId26" w:history="1">
+        <w:hyperlink r:id="rId27" w:history="1">
           <w:r>
             <w:rPr>
               <w:rStyle w:val="Hyperlink"/>
@@ -4436,7 +4437,7 @@
           <w:sz w:val="24"/>
           <w:u w:val="single"/>
         </w:rPr>
-        <w:hyperlink r:id="rId26" w:history="1">
+        <w:hyperlink r:id="rId27" w:history="1">
           <w:r>
             <w:rPr>
               <w:rStyle w:val="Hyperlink"/>
@@ -4454,7 +4455,7 @@
           <w:sz w:val="24"/>
           <w:u w:val="single"/>
         </w:rPr>
-        <w:hyperlink r:id="rId26" w:history="1">
+        <w:hyperlink r:id="rId27" w:history="1">
           <w:r>
             <w:rPr>
               <w:rStyle w:val="Hyperlink"/>
@@ -4472,7 +4473,7 @@
           <w:sz w:val="24"/>
           <w:u w:val="single"/>
         </w:rPr>
-        <w:hyperlink r:id="rId26" w:history="1">
+        <w:hyperlink r:id="rId27" w:history="1">
           <w:r>
             <w:rPr>
               <w:rStyle w:val="Hyperlink"/>
@@ -4490,7 +4491,7 @@
           <w:sz w:val="24"/>
           <w:u w:val="single"/>
         </w:rPr>
-        <w:hyperlink r:id="rId26" w:history="1">
+        <w:hyperlink r:id="rId27" w:history="1">
           <w:r>
             <w:rPr>
               <w:rStyle w:val="Hyperlink"/>
@@ -4508,7 +4509,7 @@
           <w:sz w:val="24"/>
           <w:u w:val="single"/>
         </w:rPr>
-        <w:hyperlink r:id="rId26" w:history="1">
+        <w:hyperlink r:id="rId27" w:history="1">
           <w:r>
             <w:rPr>
               <w:rStyle w:val="Hyperlink"/>
@@ -4526,7 +4527,7 @@
           <w:sz w:val="24"/>
           <w:u w:val="single"/>
         </w:rPr>
-        <w:hyperlink r:id="rId26" w:history="1">
+        <w:hyperlink r:id="rId27" w:history="1">
           <w:r>
             <w:rPr>
               <w:rStyle w:val="Hyperlink"/>
@@ -4544,7 +4545,7 @@
           <w:sz w:val="24"/>
           <w:u w:val="single"/>
         </w:rPr>
-        <w:hyperlink r:id="rId26" w:history="1">
+        <w:hyperlink r:id="rId27" w:history="1">
           <w:r>
             <w:rPr>
               <w:rStyle w:val="Hyperlink"/>
@@ -4562,7 +4563,7 @@
           <w:sz w:val="24"/>
           <w:u w:val="single"/>
         </w:rPr>
-        <w:hyperlink r:id="rId26" w:history="1">
+        <w:hyperlink r:id="rId27" w:history="1">
           <w:r>
             <w:rPr>
               <w:rStyle w:val="Hyperlink"/>
@@ -4580,7 +4581,7 @@
           <w:sz w:val="24"/>
           <w:u w:val="single"/>
         </w:rPr>
-        <w:hyperlink r:id="rId26" w:history="1">
+        <w:hyperlink r:id="rId27" w:history="1">
           <w:r>
             <w:rPr>
               <w:rStyle w:val="Hyperlink"/>
@@ -4598,7 +4599,7 @@
           <w:sz w:val="24"/>
           <w:u w:val="single"/>
         </w:rPr>
-        <w:hyperlink r:id="rId26" w:history="1">
+        <w:hyperlink r:id="rId27" w:history="1">
           <w:r>
             <w:rPr>
               <w:rStyle w:val="Hyperlink"/>
@@ -4616,7 +4617,7 @@
           <w:sz w:val="24"/>
           <w:u w:val="single"/>
         </w:rPr>
-        <w:hyperlink r:id="rId26" w:history="1">
+        <w:hyperlink r:id="rId27" w:history="1">
           <w:r>
             <w:rPr>
               <w:rStyle w:val="Hyperlink"/>
@@ -4634,7 +4635,7 @@
           <w:sz w:val="24"/>
           <w:u w:val="single"/>
         </w:rPr>
-        <w:hyperlink r:id="rId26" w:history="1">
+        <w:hyperlink r:id="rId27" w:history="1">
           <w:r>
             <w:rPr>
               <w:rStyle w:val="Hyperlink"/>
@@ -4652,7 +4653,7 @@
           <w:sz w:val="24"/>
           <w:u w:val="single"/>
         </w:rPr>
-        <w:hyperlink r:id="rId26" w:history="1">
+        <w:hyperlink r:id="rId27" w:history="1">
           <w:r>
             <w:rPr>
               <w:rStyle w:val="Hyperlink"/>
@@ -4800,7 +4801,7 @@
           <w:sz w:val="24"/>
           <w:u w:val="single"/>
         </w:rPr>
-        <w:hyperlink r:id="rId27" w:history="1">
+        <w:hyperlink r:id="rId28" w:history="1">
           <w:r>
             <w:rPr>
               <w:rStyle w:val="Hyperlink"/>
@@ -4818,7 +4819,7 @@
           <w:sz w:val="24"/>
           <w:u w:val="single"/>
         </w:rPr>
-        <w:hyperlink r:id="rId27" w:history="1">
+        <w:hyperlink r:id="rId28" w:history="1">
           <w:r>
             <w:rPr>
               <w:rStyle w:val="Hyperlink"/>
@@ -4836,7 +4837,7 @@
           <w:sz w:val="24"/>
           <w:u w:val="single"/>
         </w:rPr>
-        <w:hyperlink r:id="rId27" w:history="1">
+        <w:hyperlink r:id="rId28" w:history="1">
           <w:r>
             <w:rPr>
               <w:rStyle w:val="Hyperlink"/>
@@ -4854,7 +4855,7 @@
           <w:sz w:val="24"/>
           <w:u w:val="single"/>
         </w:rPr>
-        <w:hyperlink r:id="rId27" w:history="1">
+        <w:hyperlink r:id="rId28" w:history="1">
           <w:r>
             <w:rPr>
               <w:rStyle w:val="Hyperlink"/>
@@ -4872,7 +4873,7 @@
           <w:sz w:val="24"/>
           <w:u w:val="single"/>
         </w:rPr>
-        <w:hyperlink r:id="rId27" w:history="1">
+        <w:hyperlink r:id="rId28" w:history="1">
           <w:r>
             <w:rPr>
               <w:rStyle w:val="Hyperlink"/>
@@ -4893,7 +4894,7 @@
           <w:sz w:val="24"/>
           <w:u w:val="single"/>
         </w:rPr>
-        <w:hyperlink r:id="rId27" w:history="1">
+        <w:hyperlink r:id="rId28" w:history="1">
           <w:r>
             <w:rPr>
               <w:rStyle w:val="Hyperlink"/>
@@ -4911,7 +4912,7 @@
           <w:sz w:val="24"/>
           <w:u w:val="single"/>
         </w:rPr>
-        <w:hyperlink r:id="rId27" w:history="1">
+        <w:hyperlink r:id="rId28" w:history="1">
           <w:r>
             <w:rPr>
               <w:rStyle w:val="Hyperlink"/>
@@ -4929,7 +4930,7 @@
           <w:sz w:val="24"/>
           <w:u w:val="single"/>
         </w:rPr>
-        <w:hyperlink r:id="rId27" w:history="1">
+        <w:hyperlink r:id="rId28" w:history="1">
           <w:r>
             <w:rPr>
               <w:rStyle w:val="Hyperlink"/>
@@ -4947,7 +4948,7 @@
           <w:sz w:val="24"/>
           <w:u w:val="single"/>
         </w:rPr>
-        <w:hyperlink r:id="rId27" w:history="1">
+        <w:hyperlink r:id="rId28" w:history="1">
           <w:r>
             <w:rPr>
               <w:rStyle w:val="Hyperlink"/>
@@ -4965,7 +4966,7 @@
           <w:sz w:val="24"/>
           <w:u w:val="single"/>
         </w:rPr>
-        <w:hyperlink r:id="rId27" w:history="1">
+        <w:hyperlink r:id="rId28" w:history="1">
           <w:r>
             <w:rPr>
               <w:rStyle w:val="Hyperlink"/>
@@ -5116,7 +5117,7 @@
           <w:sz w:val="24"/>
           <w:u w:val="single"/>
         </w:rPr>
-        <w:hyperlink r:id="rId28" w:history="1">
+        <w:hyperlink r:id="rId29" w:history="1">
           <w:r>
             <w:rPr>
               <w:rStyle w:val="Hyperlink"/>
@@ -5134,7 +5135,7 @@
           <w:sz w:val="24"/>
           <w:u w:val="single"/>
         </w:rPr>
-        <w:hyperlink r:id="rId28" w:history="1">
+        <w:hyperlink r:id="rId29" w:history="1">
           <w:r>
             <w:rPr>
               <w:rStyle w:val="Hyperlink"/>
@@ -5152,7 +5153,7 @@
           <w:sz w:val="24"/>
           <w:u w:val="single"/>
         </w:rPr>
-        <w:hyperlink r:id="rId28" w:history="1">
+        <w:hyperlink r:id="rId29" w:history="1">
           <w:r>
             <w:rPr>
               <w:rStyle w:val="Hyperlink"/>
@@ -5170,7 +5171,7 @@
           <w:sz w:val="24"/>
           <w:u w:val="single"/>
         </w:rPr>
-        <w:hyperlink r:id="rId28" w:history="1">
+        <w:hyperlink r:id="rId29" w:history="1">
           <w:r>
             <w:rPr>
               <w:rStyle w:val="Hyperlink"/>
@@ -5188,7 +5189,7 @@
           <w:sz w:val="24"/>
           <w:u w:val="single"/>
         </w:rPr>
-        <w:hyperlink r:id="rId28" w:history="1">
+        <w:hyperlink r:id="rId29" w:history="1">
           <w:r>
             <w:rPr>
               <w:rStyle w:val="Hyperlink"/>
@@ -5206,7 +5207,7 @@
           <w:sz w:val="24"/>
           <w:u w:val="single"/>
         </w:rPr>
-        <w:hyperlink r:id="rId28" w:history="1">
+        <w:hyperlink r:id="rId29" w:history="1">
           <w:r>
             <w:rPr>
               <w:rStyle w:val="Hyperlink"/>
@@ -5224,7 +5225,7 @@
           <w:sz w:val="24"/>
           <w:u w:val="single"/>
         </w:rPr>
-        <w:hyperlink r:id="rId28" w:history="1">
+        <w:hyperlink r:id="rId29" w:history="1">
           <w:r>
             <w:rPr>
               <w:rStyle w:val="Hyperlink"/>
@@ -5242,7 +5243,7 @@
           <w:sz w:val="24"/>
           <w:u w:val="single"/>
         </w:rPr>
-        <w:hyperlink r:id="rId28" w:history="1">
+        <w:hyperlink r:id="rId29" w:history="1">
           <w:r>
             <w:rPr>
               <w:rStyle w:val="Hyperlink"/>
@@ -5260,7 +5261,7 @@
           <w:sz w:val="24"/>
           <w:u w:val="single"/>
         </w:rPr>
-        <w:hyperlink r:id="rId28" w:history="1">
+        <w:hyperlink r:id="rId29" w:history="1">
           <w:r>
             <w:rPr>
               <w:rStyle w:val="Hyperlink"/>

--- a/EXPORTS/DOCX/published/niveau3/Dutch/JustinusNassau.docx
+++ b/EXPORTS/DOCX/published/niveau3/Dutch/JustinusNassau.docx
@@ -309,7 +309,7 @@
           <w:sz w:val="24"/>
           <w:u w:val="single"/>
         </w:rPr>
-        <w:hyperlink r:id="rId10" w:history="1">
+        <w:hyperlink r:id="rId9" w:history="1">
           <w:r>
             <w:rPr>
               <w:rStyle w:val="Hyperlink"/>
@@ -338,7 +338,7 @@
           <w:sz w:val="24"/>
           <w:u w:val="single"/>
         </w:rPr>
-        <w:hyperlink r:id="rId9" w:history="1">
+        <w:hyperlink r:id="rId10" w:history="1">
           <w:r>
             <w:rPr>
               <w:rStyle w:val="Hyperlink"/>
@@ -354,7 +354,6 @@
           <w:i w:val="0"/>
           <w:color w:val="0000FF"/>
           <w:sz w:val="24"/>
-          <w:u w:val="single"/>
         </w:rPr>
         <w:hyperlink r:id="rId10" w:history="1">
           <w:r>
@@ -374,7 +373,7 @@
           <w:sz w:val="24"/>
           <w:u w:val="single"/>
         </w:rPr>
-        <w:hyperlink r:id="rId9" w:history="1">
+        <w:hyperlink r:id="rId10" w:history="1">
           <w:r>
             <w:rPr>
               <w:rStyle w:val="Hyperlink"/>
@@ -492,7 +491,14 @@
           <w:sz w:val="24"/>
           <w:u w:val="single"/>
         </w:rPr>
-        <w:t>Cla</w:t>
+        <w:hyperlink r:id="rId10" w:history="1">
+          <w:r>
+            <w:rPr>
+              <w:rStyle w:val="Hyperlink"/>
+            </w:rPr>
+            <w:t>Cla</w:t>
+          </w:r>
+        </w:hyperlink>
       </w:r>
       <w:r>
         <w:rPr>
@@ -539,7 +545,7 @@
           <w:sz w:val="24"/>
           <w:u w:val="single"/>
         </w:rPr>
-        <w:hyperlink r:id="rId11" w:history="1">
+        <w:hyperlink r:id="rId10" w:history="1">
           <w:r>
             <w:rPr>
               <w:rStyle w:val="Hyperlink"/>
@@ -999,7 +1005,25 @@
           <w:color w:val="000000"/>
           <w:sz w:val="24"/>
         </w:rPr>
-        <w:t>aan 'personen onder de lezers van deze regelen, die een verzameling in particulier b</w:t>
+        <w:t>aan 'personen onder de lezers van deze regelen, die een verzameling in pa</w:t>
+      </w:r>
+      <w:r>
+        <w:rPr>
+          <w:u w:val="single" w:color="0000ff"/>
+          <w:rFonts w:ascii="Charis SIL Regular" w:hAnsi="Charis SIL Regular" w:eastAsia="Charis SIL Regular"/>
+          <w:b w:val="0"/>
+          <w:i w:val="0"/>
+          <w:color w:val="000000"/>
+          <w:sz w:val="24"/>
+        </w:rPr>
+        <w:hyperlink r:id="rId14" w:history="1">
+          <w:r>
+            <w:rPr>
+              <w:rStyle w:val="Hyperlink"/>
+            </w:rPr>
+            <w:t>rticulier b</w:t>
+          </w:r>
+        </w:hyperlink>
       </w:r>
       <w:r>
         <w:rPr>
@@ -3491,13 +3515,21 @@
       </w:r>
       <w:r>
         <w:rPr>
+          <w:u w:val="single" w:color="0000ff"/>
           <w:rFonts w:ascii="Charis SIL Regular" w:hAnsi="Charis SIL Regular" w:eastAsia="Charis SIL Regular"/>
           <w:b w:val="0"/>
           <w:i w:val="0"/>
           <w:color w:val="000000"/>
           <w:sz w:val="24"/>
         </w:rPr>
-        <w:t xml:space="preserve">, </w:t>
+        <w:hyperlink r:id="rId21" w:history="1">
+          <w:r>
+            <w:rPr>
+              <w:rStyle w:val="Hyperlink"/>
+            </w:rPr>
+            <w:t xml:space="preserve">, </w:t>
+          </w:r>
+        </w:hyperlink>
       </w:r>
       <w:r>
         <w:rPr>
@@ -4215,7 +4247,14 @@
           <w:sz w:val="24"/>
           <w:u w:val="single"/>
         </w:rPr>
-        <w:t>w</w:t>
+        <w:hyperlink r:id="rId26" w:history="1">
+          <w:r>
+            <w:rPr>
+              <w:rStyle w:val="Hyperlink"/>
+            </w:rPr>
+            <w:t>w</w:t>
+          </w:r>
+        </w:hyperlink>
       </w:r>
       <w:r>
         <w:rPr>

--- a/EXPORTS/DOCX/published/niveau3/Dutch/JustinusNassau.docx
+++ b/EXPORTS/DOCX/published/niveau3/Dutch/JustinusNassau.docx
@@ -309,7 +309,7 @@
           <w:sz w:val="24"/>
           <w:u w:val="single"/>
         </w:rPr>
-        <w:hyperlink r:id="rId9" w:history="1">
+        <w:hyperlink r:id="rId10" w:history="1">
           <w:r>
             <w:rPr>
               <w:rStyle w:val="Hyperlink"/>
@@ -338,7 +338,7 @@
           <w:sz w:val="24"/>
           <w:u w:val="single"/>
         </w:rPr>
-        <w:hyperlink r:id="rId10" w:history="1">
+        <w:hyperlink r:id="rId9" w:history="1">
           <w:r>
             <w:rPr>
               <w:rStyle w:val="Hyperlink"/>
@@ -354,8 +354,9 @@
           <w:i w:val="0"/>
           <w:color w:val="0000FF"/>
           <w:sz w:val="24"/>
-        </w:rPr>
-        <w:hyperlink r:id="rId10" w:history="1">
+          <w:u w:val="single"/>
+        </w:rPr>
+        <w:hyperlink r:id="rId9" w:history="1">
           <w:r>
             <w:rPr>
               <w:rStyle w:val="Hyperlink"/>
@@ -373,7 +374,7 @@
           <w:sz w:val="24"/>
           <w:u w:val="single"/>
         </w:rPr>
-        <w:hyperlink r:id="rId10" w:history="1">
+        <w:hyperlink r:id="rId9" w:history="1">
           <w:r>
             <w:rPr>
               <w:rStyle w:val="Hyperlink"/>
@@ -491,7 +492,7 @@
           <w:sz w:val="24"/>
           <w:u w:val="single"/>
         </w:rPr>
-        <w:hyperlink r:id="rId10" w:history="1">
+        <w:hyperlink r:id="rId11" w:history="1">
           <w:r>
             <w:rPr>
               <w:rStyle w:val="Hyperlink"/>
@@ -545,7 +546,7 @@
           <w:sz w:val="24"/>
           <w:u w:val="single"/>
         </w:rPr>
-        <w:hyperlink r:id="rId10" w:history="1">
+        <w:hyperlink r:id="rId11" w:history="1">
           <w:r>
             <w:rPr>
               <w:rStyle w:val="Hyperlink"/>
@@ -1178,21 +1179,13 @@
       </w:r>
       <w:r>
         <w:rPr>
-          <w:u w:val="single" w:color="0000ff"/>
           <w:rFonts w:ascii="Charis SIL Regular" w:hAnsi="Charis SIL Regular" w:eastAsia="Charis SIL Regular"/>
           <w:b w:val="0"/>
           <w:i w:val="0"/>
           <w:color w:val="000000"/>
           <w:sz w:val="24"/>
         </w:rPr>
-        <w:hyperlink r:id="rId15" w:history="1">
-          <w:r>
-            <w:rPr>
-              <w:rStyle w:val="Hyperlink"/>
-            </w:rPr>
-            <w:t>da</w:t>
-          </w:r>
-        </w:hyperlink>
+        <w:t>da</w:t>
       </w:r>
       <w:r>
         <w:rPr>
@@ -3486,7 +3479,7 @@
           <w:sz w:val="24"/>
           <w:u w:val="single"/>
         </w:rPr>
-        <w:hyperlink r:id="rId21" w:history="1">
+        <w:hyperlink r:id="rId22" w:history="1">
           <w:r>
             <w:rPr>
               <w:rStyle w:val="Hyperlink"/>
@@ -3504,7 +3497,7 @@
           <w:sz w:val="24"/>
           <w:u w:val="single"/>
         </w:rPr>
-        <w:hyperlink r:id="rId21" w:history="1">
+        <w:hyperlink r:id="rId22" w:history="1">
           <w:r>
             <w:rPr>
               <w:rStyle w:val="Hyperlink"/>
@@ -3515,21 +3508,13 @@
       </w:r>
       <w:r>
         <w:rPr>
-          <w:u w:val="single" w:color="0000ff"/>
           <w:rFonts w:ascii="Charis SIL Regular" w:hAnsi="Charis SIL Regular" w:eastAsia="Charis SIL Regular"/>
           <w:b w:val="0"/>
           <w:i w:val="0"/>
           <w:color w:val="000000"/>
           <w:sz w:val="24"/>
         </w:rPr>
-        <w:hyperlink r:id="rId21" w:history="1">
-          <w:r>
-            <w:rPr>
-              <w:rStyle w:val="Hyperlink"/>
-            </w:rPr>
-            <w:t xml:space="preserve">, </w:t>
-          </w:r>
-        </w:hyperlink>
+        <w:t xml:space="preserve">, </w:t>
       </w:r>
       <w:r>
         <w:rPr>
@@ -3540,7 +3525,7 @@
           <w:sz w:val="24"/>
           <w:u w:val="single"/>
         </w:rPr>
-        <w:hyperlink r:id="rId21" w:history="1">
+        <w:hyperlink r:id="rId23" w:history="1">
           <w:r>
             <w:rPr>
               <w:rStyle w:val="Hyperlink"/>
@@ -3818,7 +3803,7 @@
           <w:sz w:val="24"/>
           <w:u w:val="single"/>
         </w:rPr>
-        <w:hyperlink r:id="rId24" w:history="1">
+        <w:hyperlink r:id="rId25" w:history="1">
           <w:r>
             <w:rPr>
               <w:rStyle w:val="Hyperlink"/>
@@ -3836,7 +3821,7 @@
           <w:sz w:val="24"/>
           <w:u w:val="single"/>
         </w:rPr>
-        <w:hyperlink r:id="rId24" w:history="1">
+        <w:hyperlink r:id="rId25" w:history="1">
           <w:r>
             <w:rPr>
               <w:rStyle w:val="Hyperlink"/>

--- a/EXPORTS/DOCX/published/niveau3/Dutch/JustinusNassau.docx
+++ b/EXPORTS/DOCX/published/niveau3/Dutch/JustinusNassau.docx
@@ -309,7 +309,7 @@
           <w:sz w:val="24"/>
           <w:u w:val="single"/>
         </w:rPr>
-        <w:hyperlink r:id="rId10" w:history="1">
+        <w:hyperlink r:id="rId9" w:history="1">
           <w:r>
             <w:rPr>
               <w:rStyle w:val="Hyperlink"/>
@@ -374,7 +374,7 @@
           <w:sz w:val="24"/>
           <w:u w:val="single"/>
         </w:rPr>
-        <w:hyperlink r:id="rId9" w:history="1">
+        <w:hyperlink r:id="rId10" w:history="1">
           <w:r>
             <w:rPr>
               <w:rStyle w:val="Hyperlink"/>
@@ -510,7 +510,7 @@
           <w:sz w:val="24"/>
           <w:u w:val="single"/>
         </w:rPr>
-        <w:hyperlink r:id="rId10" w:history="1">
+        <w:hyperlink r:id="rId11" w:history="1">
           <w:r>
             <w:rPr>
               <w:rStyle w:val="Hyperlink"/>
@@ -1179,13 +1179,21 @@
       </w:r>
       <w:r>
         <w:rPr>
+          <w:u w:val="single" w:color="0000ff"/>
           <w:rFonts w:ascii="Charis SIL Regular" w:hAnsi="Charis SIL Regular" w:eastAsia="Charis SIL Regular"/>
           <w:b w:val="0"/>
           <w:i w:val="0"/>
           <w:color w:val="000000"/>
           <w:sz w:val="24"/>
         </w:rPr>
-        <w:t>da</w:t>
+        <w:hyperlink r:id="rId15" w:history="1">
+          <w:r>
+            <w:rPr>
+              <w:rStyle w:val="Hyperlink"/>
+            </w:rPr>
+            <w:t>da</w:t>
+          </w:r>
+        </w:hyperlink>
       </w:r>
       <w:r>
         <w:rPr>
@@ -3803,7 +3811,7 @@
           <w:sz w:val="24"/>
           <w:u w:val="single"/>
         </w:rPr>
-        <w:hyperlink r:id="rId25" w:history="1">
+        <w:hyperlink r:id="rId24" w:history="1">
           <w:r>
             <w:rPr>
               <w:rStyle w:val="Hyperlink"/>
@@ -3821,7 +3829,7 @@
           <w:sz w:val="24"/>
           <w:u w:val="single"/>
         </w:rPr>
-        <w:hyperlink r:id="rId25" w:history="1">
+        <w:hyperlink r:id="rId24" w:history="1">
           <w:r>
             <w:rPr>
               <w:rStyle w:val="Hyperlink"/>
@@ -4232,14 +4240,7 @@
           <w:sz w:val="24"/>
           <w:u w:val="single"/>
         </w:rPr>
-        <w:hyperlink r:id="rId26" w:history="1">
-          <w:r>
-            <w:rPr>
-              <w:rStyle w:val="Hyperlink"/>
-            </w:rPr>
-            <w:t>w</w:t>
-          </w:r>
-        </w:hyperlink>
+        <w:t>w</w:t>
       </w:r>
       <w:r>
         <w:rPr>

--- a/EXPORTS/DOCX/published/niveau3/Dutch/JustinusNassau.docx
+++ b/EXPORTS/DOCX/published/niveau3/Dutch/JustinusNassau.docx
@@ -374,7 +374,7 @@
           <w:sz w:val="24"/>
           <w:u w:val="single"/>
         </w:rPr>
-        <w:hyperlink r:id="rId10" w:history="1">
+        <w:hyperlink r:id="rId9" w:history="1">
           <w:r>
             <w:rPr>
               <w:rStyle w:val="Hyperlink"/>
@@ -492,7 +492,7 @@
           <w:sz w:val="24"/>
           <w:u w:val="single"/>
         </w:rPr>
-        <w:hyperlink r:id="rId11" w:history="1">
+        <w:hyperlink r:id="rId10" w:history="1">
           <w:r>
             <w:rPr>
               <w:rStyle w:val="Hyperlink"/>
@@ -510,7 +510,7 @@
           <w:sz w:val="24"/>
           <w:u w:val="single"/>
         </w:rPr>
-        <w:hyperlink r:id="rId11" w:history="1">
+        <w:hyperlink r:id="rId10" w:history="1">
           <w:r>
             <w:rPr>
               <w:rStyle w:val="Hyperlink"/>
@@ -546,7 +546,7 @@
           <w:sz w:val="24"/>
           <w:u w:val="single"/>
         </w:rPr>
-        <w:hyperlink r:id="rId11" w:history="1">
+        <w:hyperlink r:id="rId10" w:history="1">
           <w:r>
             <w:rPr>
               <w:rStyle w:val="Hyperlink"/>
@@ -668,9 +668,15 @@
           <w:i w:val="0"/>
           <w:color w:val="0000FF"/>
           <w:sz w:val="24"/>
-          <w:u w:val="single"/>
-        </w:rPr>
-        <w:t>c</w:t>
+        </w:rPr>
+        <w:hyperlink r:id="rId12" w:history="1">
+          <w:r>
+            <w:rPr>
+              <w:rStyle w:val="Hyperlink"/>
+            </w:rPr>
+            <w:t>c</w:t>
+          </w:r>
+        </w:hyperlink>
       </w:r>
       <w:r>
         <w:rPr>
@@ -3505,7 +3511,7 @@
           <w:sz w:val="24"/>
           <w:u w:val="single"/>
         </w:rPr>
-        <w:hyperlink r:id="rId22" w:history="1">
+        <w:hyperlink r:id="rId21" w:history="1">
           <w:r>
             <w:rPr>
               <w:rStyle w:val="Hyperlink"/>
@@ -3516,13 +3522,21 @@
       </w:r>
       <w:r>
         <w:rPr>
+          <w:u w:val="single" w:color="0000ff"/>
           <w:rFonts w:ascii="Charis SIL Regular" w:hAnsi="Charis SIL Regular" w:eastAsia="Charis SIL Regular"/>
           <w:b w:val="0"/>
           <w:i w:val="0"/>
           <w:color w:val="000000"/>
           <w:sz w:val="24"/>
         </w:rPr>
-        <w:t xml:space="preserve">, </w:t>
+        <w:hyperlink r:id="rId21" w:history="1">
+          <w:r>
+            <w:rPr>
+              <w:rStyle w:val="Hyperlink"/>
+            </w:rPr>
+            <w:t xml:space="preserve">, </w:t>
+          </w:r>
+        </w:hyperlink>
       </w:r>
       <w:r>
         <w:rPr>
@@ -3533,7 +3547,7 @@
           <w:sz w:val="24"/>
           <w:u w:val="single"/>
         </w:rPr>
-        <w:hyperlink r:id="rId23" w:history="1">
+        <w:hyperlink r:id="rId21" w:history="1">
           <w:r>
             <w:rPr>
               <w:rStyle w:val="Hyperlink"/>
@@ -3562,7 +3576,7 @@
           <w:sz w:val="24"/>
           <w:u w:val="single"/>
         </w:rPr>
-        <w:hyperlink r:id="rId23" w:history="1">
+        <w:hyperlink r:id="rId21" w:history="1">
           <w:r>
             <w:rPr>
               <w:rStyle w:val="Hyperlink"/>
@@ -3580,7 +3594,7 @@
           <w:sz w:val="24"/>
           <w:u w:val="single"/>
         </w:rPr>
-        <w:hyperlink r:id="rId23" w:history="1">
+        <w:hyperlink r:id="rId21" w:history="1">
           <w:r>
             <w:rPr>
               <w:rStyle w:val="Hyperlink"/>
@@ -3711,7 +3725,7 @@
           <w:sz w:val="24"/>
           <w:u w:val="single"/>
         </w:rPr>
-        <w:hyperlink r:id="rId24" w:history="1">
+        <w:hyperlink r:id="rId23" w:history="1">
           <w:r>
             <w:rPr>
               <w:rStyle w:val="Hyperlink"/>
@@ -3729,7 +3743,7 @@
           <w:sz w:val="24"/>
           <w:u w:val="single"/>
         </w:rPr>
-        <w:hyperlink r:id="rId24" w:history="1">
+        <w:hyperlink r:id="rId23" w:history="1">
           <w:r>
             <w:rPr>
               <w:rStyle w:val="Hyperlink"/>
@@ -3747,7 +3761,7 @@
           <w:sz w:val="24"/>
           <w:u w:val="single"/>
         </w:rPr>
-        <w:hyperlink r:id="rId24" w:history="1">
+        <w:hyperlink r:id="rId23" w:history="1">
           <w:r>
             <w:rPr>
               <w:rStyle w:val="Hyperlink"/>
@@ -3765,7 +3779,7 @@
           <w:sz w:val="24"/>
           <w:u w:val="single"/>
         </w:rPr>
-        <w:hyperlink r:id="rId24" w:history="1">
+        <w:hyperlink r:id="rId23" w:history="1">
           <w:r>
             <w:rPr>
               <w:rStyle w:val="Hyperlink"/>
@@ -3793,7 +3807,7 @@
           <w:sz w:val="24"/>
           <w:u w:val="single"/>
         </w:rPr>
-        <w:hyperlink r:id="rId25" w:history="1">
+        <w:hyperlink r:id="rId24" w:history="1">
           <w:r>
             <w:rPr>
               <w:rStyle w:val="Hyperlink"/>
@@ -3970,7 +3984,7 @@
           <w:sz w:val="24"/>
           <w:u w:val="single"/>
         </w:rPr>
-        <w:hyperlink r:id="rId26" w:history="1">
+        <w:hyperlink r:id="rId25" w:history="1">
           <w:r>
             <w:rPr>
               <w:rStyle w:val="Hyperlink"/>
@@ -3988,7 +4002,7 @@
           <w:sz w:val="24"/>
           <w:u w:val="single"/>
         </w:rPr>
-        <w:hyperlink r:id="rId26" w:history="1">
+        <w:hyperlink r:id="rId25" w:history="1">
           <w:r>
             <w:rPr>
               <w:rStyle w:val="Hyperlink"/>
@@ -4006,7 +4020,7 @@
           <w:sz w:val="24"/>
           <w:u w:val="single"/>
         </w:rPr>
-        <w:hyperlink r:id="rId26" w:history="1">
+        <w:hyperlink r:id="rId25" w:history="1">
           <w:r>
             <w:rPr>
               <w:rStyle w:val="Hyperlink"/>
@@ -4024,7 +4038,7 @@
           <w:sz w:val="24"/>
           <w:u w:val="single"/>
         </w:rPr>
-        <w:hyperlink r:id="rId26" w:history="1">
+        <w:hyperlink r:id="rId25" w:history="1">
           <w:r>
             <w:rPr>
               <w:rStyle w:val="Hyperlink"/>
@@ -4042,7 +4056,7 @@
           <w:sz w:val="24"/>
           <w:u w:val="single"/>
         </w:rPr>
-        <w:hyperlink r:id="rId26" w:history="1">
+        <w:hyperlink r:id="rId25" w:history="1">
           <w:r>
             <w:rPr>
               <w:rStyle w:val="Hyperlink"/>
@@ -4060,7 +4074,7 @@
           <w:sz w:val="24"/>
           <w:u w:val="single"/>
         </w:rPr>
-        <w:hyperlink r:id="rId26" w:history="1">
+        <w:hyperlink r:id="rId25" w:history="1">
           <w:r>
             <w:rPr>
               <w:rStyle w:val="Hyperlink"/>
@@ -4078,7 +4092,7 @@
           <w:sz w:val="24"/>
           <w:u w:val="single"/>
         </w:rPr>
-        <w:hyperlink r:id="rId26" w:history="1">
+        <w:hyperlink r:id="rId25" w:history="1">
           <w:r>
             <w:rPr>
               <w:rStyle w:val="Hyperlink"/>
@@ -4096,7 +4110,7 @@
           <w:sz w:val="24"/>
           <w:u w:val="single"/>
         </w:rPr>
-        <w:hyperlink r:id="rId26" w:history="1">
+        <w:hyperlink r:id="rId25" w:history="1">
           <w:r>
             <w:rPr>
               <w:rStyle w:val="Hyperlink"/>
@@ -4114,7 +4128,7 @@
           <w:sz w:val="24"/>
           <w:u w:val="single"/>
         </w:rPr>
-        <w:hyperlink r:id="rId26" w:history="1">
+        <w:hyperlink r:id="rId25" w:history="1">
           <w:r>
             <w:rPr>
               <w:rStyle w:val="Hyperlink"/>
@@ -4132,7 +4146,7 @@
           <w:sz w:val="24"/>
           <w:u w:val="single"/>
         </w:rPr>
-        <w:hyperlink r:id="rId26" w:history="1">
+        <w:hyperlink r:id="rId25" w:history="1">
           <w:r>
             <w:rPr>
               <w:rStyle w:val="Hyperlink"/>
@@ -4150,7 +4164,7 @@
           <w:sz w:val="24"/>
           <w:u w:val="single"/>
         </w:rPr>
-        <w:hyperlink r:id="rId26" w:history="1">
+        <w:hyperlink r:id="rId25" w:history="1">
           <w:r>
             <w:rPr>
               <w:rStyle w:val="Hyperlink"/>
@@ -4168,7 +4182,7 @@
           <w:sz w:val="24"/>
           <w:u w:val="single"/>
         </w:rPr>
-        <w:hyperlink r:id="rId26" w:history="1">
+        <w:hyperlink r:id="rId25" w:history="1">
           <w:r>
             <w:rPr>
               <w:rStyle w:val="Hyperlink"/>
@@ -4186,7 +4200,7 @@
           <w:sz w:val="24"/>
           <w:u w:val="single"/>
         </w:rPr>
-        <w:hyperlink r:id="rId26" w:history="1">
+        <w:hyperlink r:id="rId25" w:history="1">
           <w:r>
             <w:rPr>
               <w:rStyle w:val="Hyperlink"/>
@@ -4204,7 +4218,7 @@
           <w:sz w:val="24"/>
           <w:u w:val="single"/>
         </w:rPr>
-        <w:hyperlink r:id="rId26" w:history="1">
+        <w:hyperlink r:id="rId25" w:history="1">
           <w:r>
             <w:rPr>
               <w:rStyle w:val="Hyperlink"/>
@@ -4222,7 +4236,7 @@
           <w:sz w:val="24"/>
           <w:u w:val="single"/>
         </w:rPr>
-        <w:hyperlink r:id="rId26" w:history="1">
+        <w:hyperlink r:id="rId25" w:history="1">
           <w:r>
             <w:rPr>
               <w:rStyle w:val="Hyperlink"/>
@@ -4240,7 +4254,14 @@
           <w:sz w:val="24"/>
           <w:u w:val="single"/>
         </w:rPr>
-        <w:t>w</w:t>
+        <w:hyperlink r:id="rId25" w:history="1">
+          <w:r>
+            <w:rPr>
+              <w:rStyle w:val="Hyperlink"/>
+            </w:rPr>
+            <w:t>w</w:t>
+          </w:r>
+        </w:hyperlink>
       </w:r>
       <w:r>
         <w:rPr>
@@ -4251,7 +4272,7 @@
           <w:sz w:val="24"/>
           <w:u w:val="single"/>
         </w:rPr>
-        <w:hyperlink r:id="rId26" w:history="1">
+        <w:hyperlink r:id="rId25" w:history="1">
           <w:r>
             <w:rPr>
               <w:rStyle w:val="Hyperlink"/>
@@ -4269,7 +4290,7 @@
           <w:sz w:val="24"/>
           <w:u w:val="single"/>
         </w:rPr>
-        <w:hyperlink r:id="rId26" w:history="1">
+        <w:hyperlink r:id="rId25" w:history="1">
           <w:r>
             <w:rPr>
               <w:rStyle w:val="Hyperlink"/>
@@ -4426,7 +4447,7 @@
           <w:sz w:val="24"/>
           <w:u w:val="single"/>
         </w:rPr>
-        <w:hyperlink r:id="rId27" w:history="1">
+        <w:hyperlink r:id="rId26" w:history="1">
           <w:r>
             <w:rPr>
               <w:rStyle w:val="Hyperlink"/>
@@ -4444,7 +4465,7 @@
           <w:sz w:val="24"/>
           <w:u w:val="single"/>
         </w:rPr>
-        <w:hyperlink r:id="rId27" w:history="1">
+        <w:hyperlink r:id="rId26" w:history="1">
           <w:r>
             <w:rPr>
               <w:rStyle w:val="Hyperlink"/>
@@ -4462,7 +4483,7 @@
           <w:sz w:val="24"/>
           <w:u w:val="single"/>
         </w:rPr>
-        <w:hyperlink r:id="rId27" w:history="1">
+        <w:hyperlink r:id="rId26" w:history="1">
           <w:r>
             <w:rPr>
               <w:rStyle w:val="Hyperlink"/>
@@ -4480,7 +4501,7 @@
           <w:sz w:val="24"/>
           <w:u w:val="single"/>
         </w:rPr>
-        <w:hyperlink r:id="rId27" w:history="1">
+        <w:hyperlink r:id="rId26" w:history="1">
           <w:r>
             <w:rPr>
               <w:rStyle w:val="Hyperlink"/>
@@ -4498,7 +4519,7 @@
           <w:sz w:val="24"/>
           <w:u w:val="single"/>
         </w:rPr>
-        <w:hyperlink r:id="rId27" w:history="1">
+        <w:hyperlink r:id="rId26" w:history="1">
           <w:r>
             <w:rPr>
               <w:rStyle w:val="Hyperlink"/>
@@ -4516,7 +4537,7 @@
           <w:sz w:val="24"/>
           <w:u w:val="single"/>
         </w:rPr>
-        <w:hyperlink r:id="rId27" w:history="1">
+        <w:hyperlink r:id="rId26" w:history="1">
           <w:r>
             <w:rPr>
               <w:rStyle w:val="Hyperlink"/>
@@ -4534,7 +4555,7 @@
           <w:sz w:val="24"/>
           <w:u w:val="single"/>
         </w:rPr>
-        <w:hyperlink r:id="rId27" w:history="1">
+        <w:hyperlink r:id="rId26" w:history="1">
           <w:r>
             <w:rPr>
               <w:rStyle w:val="Hyperlink"/>
@@ -4552,7 +4573,7 @@
           <w:sz w:val="24"/>
           <w:u w:val="single"/>
         </w:rPr>
-        <w:hyperlink r:id="rId27" w:history="1">
+        <w:hyperlink r:id="rId26" w:history="1">
           <w:r>
             <w:rPr>
               <w:rStyle w:val="Hyperlink"/>
@@ -4570,7 +4591,7 @@
           <w:sz w:val="24"/>
           <w:u w:val="single"/>
         </w:rPr>
-        <w:hyperlink r:id="rId27" w:history="1">
+        <w:hyperlink r:id="rId26" w:history="1">
           <w:r>
             <w:rPr>
               <w:rStyle w:val="Hyperlink"/>
@@ -4588,7 +4609,7 @@
           <w:sz w:val="24"/>
           <w:u w:val="single"/>
         </w:rPr>
-        <w:hyperlink r:id="rId27" w:history="1">
+        <w:hyperlink r:id="rId26" w:history="1">
           <w:r>
             <w:rPr>
               <w:rStyle w:val="Hyperlink"/>
@@ -4606,7 +4627,7 @@
           <w:sz w:val="24"/>
           <w:u w:val="single"/>
         </w:rPr>
-        <w:hyperlink r:id="rId27" w:history="1">
+        <w:hyperlink r:id="rId26" w:history="1">
           <w:r>
             <w:rPr>
               <w:rStyle w:val="Hyperlink"/>
@@ -4624,7 +4645,7 @@
           <w:sz w:val="24"/>
           <w:u w:val="single"/>
         </w:rPr>
-        <w:hyperlink r:id="rId27" w:history="1">
+        <w:hyperlink r:id="rId26" w:history="1">
           <w:r>
             <w:rPr>
               <w:rStyle w:val="Hyperlink"/>
@@ -4642,7 +4663,7 @@
           <w:sz w:val="24"/>
           <w:u w:val="single"/>
         </w:rPr>
-        <w:hyperlink r:id="rId27" w:history="1">
+        <w:hyperlink r:id="rId26" w:history="1">
           <w:r>
             <w:rPr>
               <w:rStyle w:val="Hyperlink"/>
@@ -4660,7 +4681,7 @@
           <w:sz w:val="24"/>
           <w:u w:val="single"/>
         </w:rPr>
-        <w:hyperlink r:id="rId27" w:history="1">
+        <w:hyperlink r:id="rId26" w:history="1">
           <w:r>
             <w:rPr>
               <w:rStyle w:val="Hyperlink"/>
@@ -4678,7 +4699,7 @@
           <w:sz w:val="24"/>
           <w:u w:val="single"/>
         </w:rPr>
-        <w:hyperlink r:id="rId27" w:history="1">
+        <w:hyperlink r:id="rId26" w:history="1">
           <w:r>
             <w:rPr>
               <w:rStyle w:val="Hyperlink"/>
@@ -4826,7 +4847,7 @@
           <w:sz w:val="24"/>
           <w:u w:val="single"/>
         </w:rPr>
-        <w:hyperlink r:id="rId28" w:history="1">
+        <w:hyperlink r:id="rId27" w:history="1">
           <w:r>
             <w:rPr>
               <w:rStyle w:val="Hyperlink"/>
@@ -4844,7 +4865,7 @@
           <w:sz w:val="24"/>
           <w:u w:val="single"/>
         </w:rPr>
-        <w:hyperlink r:id="rId28" w:history="1">
+        <w:hyperlink r:id="rId27" w:history="1">
           <w:r>
             <w:rPr>
               <w:rStyle w:val="Hyperlink"/>
@@ -4862,7 +4883,7 @@
           <w:sz w:val="24"/>
           <w:u w:val="single"/>
         </w:rPr>
-        <w:hyperlink r:id="rId28" w:history="1">
+        <w:hyperlink r:id="rId27" w:history="1">
           <w:r>
             <w:rPr>
               <w:rStyle w:val="Hyperlink"/>
@@ -4880,7 +4901,7 @@
           <w:sz w:val="24"/>
           <w:u w:val="single"/>
         </w:rPr>
-        <w:hyperlink r:id="rId28" w:history="1">
+        <w:hyperlink r:id="rId27" w:history="1">
           <w:r>
             <w:rPr>
               <w:rStyle w:val="Hyperlink"/>
@@ -4898,7 +4919,7 @@
           <w:sz w:val="24"/>
           <w:u w:val="single"/>
         </w:rPr>
-        <w:hyperlink r:id="rId28" w:history="1">
+        <w:hyperlink r:id="rId27" w:history="1">
           <w:r>
             <w:rPr>
               <w:rStyle w:val="Hyperlink"/>
@@ -4919,7 +4940,7 @@
           <w:sz w:val="24"/>
           <w:u w:val="single"/>
         </w:rPr>
-        <w:hyperlink r:id="rId28" w:history="1">
+        <w:hyperlink r:id="rId27" w:history="1">
           <w:r>
             <w:rPr>
               <w:rStyle w:val="Hyperlink"/>
@@ -4937,7 +4958,7 @@
           <w:sz w:val="24"/>
           <w:u w:val="single"/>
         </w:rPr>
-        <w:hyperlink r:id="rId28" w:history="1">
+        <w:hyperlink r:id="rId27" w:history="1">
           <w:r>
             <w:rPr>
               <w:rStyle w:val="Hyperlink"/>
@@ -4955,7 +4976,7 @@
           <w:sz w:val="24"/>
           <w:u w:val="single"/>
         </w:rPr>
-        <w:hyperlink r:id="rId28" w:history="1">
+        <w:hyperlink r:id="rId27" w:history="1">
           <w:r>
             <w:rPr>
               <w:rStyle w:val="Hyperlink"/>
@@ -4973,7 +4994,7 @@
           <w:sz w:val="24"/>
           <w:u w:val="single"/>
         </w:rPr>
-        <w:hyperlink r:id="rId28" w:history="1">
+        <w:hyperlink r:id="rId27" w:history="1">
           <w:r>
             <w:rPr>
               <w:rStyle w:val="Hyperlink"/>
@@ -4991,7 +5012,7 @@
           <w:sz w:val="24"/>
           <w:u w:val="single"/>
         </w:rPr>
-        <w:hyperlink r:id="rId28" w:history="1">
+        <w:hyperlink r:id="rId27" w:history="1">
           <w:r>
             <w:rPr>
               <w:rStyle w:val="Hyperlink"/>
@@ -5142,7 +5163,7 @@
           <w:sz w:val="24"/>
           <w:u w:val="single"/>
         </w:rPr>
-        <w:hyperlink r:id="rId29" w:history="1">
+        <w:hyperlink r:id="rId28" w:history="1">
           <w:r>
             <w:rPr>
               <w:rStyle w:val="Hyperlink"/>
@@ -5160,7 +5181,7 @@
           <w:sz w:val="24"/>
           <w:u w:val="single"/>
         </w:rPr>
-        <w:hyperlink r:id="rId29" w:history="1">
+        <w:hyperlink r:id="rId28" w:history="1">
           <w:r>
             <w:rPr>
               <w:rStyle w:val="Hyperlink"/>
@@ -5178,7 +5199,7 @@
           <w:sz w:val="24"/>
           <w:u w:val="single"/>
         </w:rPr>
-        <w:hyperlink r:id="rId29" w:history="1">
+        <w:hyperlink r:id="rId28" w:history="1">
           <w:r>
             <w:rPr>
               <w:rStyle w:val="Hyperlink"/>
@@ -5196,7 +5217,7 @@
           <w:sz w:val="24"/>
           <w:u w:val="single"/>
         </w:rPr>
-        <w:hyperlink r:id="rId29" w:history="1">
+        <w:hyperlink r:id="rId28" w:history="1">
           <w:r>
             <w:rPr>
               <w:rStyle w:val="Hyperlink"/>
@@ -5214,7 +5235,7 @@
           <w:sz w:val="24"/>
           <w:u w:val="single"/>
         </w:rPr>
-        <w:hyperlink r:id="rId29" w:history="1">
+        <w:hyperlink r:id="rId28" w:history="1">
           <w:r>
             <w:rPr>
               <w:rStyle w:val="Hyperlink"/>
@@ -5232,7 +5253,7 @@
           <w:sz w:val="24"/>
           <w:u w:val="single"/>
         </w:rPr>
-        <w:hyperlink r:id="rId29" w:history="1">
+        <w:hyperlink r:id="rId28" w:history="1">
           <w:r>
             <w:rPr>
               <w:rStyle w:val="Hyperlink"/>
@@ -5250,7 +5271,7 @@
           <w:sz w:val="24"/>
           <w:u w:val="single"/>
         </w:rPr>
-        <w:hyperlink r:id="rId29" w:history="1">
+        <w:hyperlink r:id="rId28" w:history="1">
           <w:r>
             <w:rPr>
               <w:rStyle w:val="Hyperlink"/>
@@ -5268,7 +5289,7 @@
           <w:sz w:val="24"/>
           <w:u w:val="single"/>
         </w:rPr>
-        <w:hyperlink r:id="rId29" w:history="1">
+        <w:hyperlink r:id="rId28" w:history="1">
           <w:r>
             <w:rPr>
               <w:rStyle w:val="Hyperlink"/>
@@ -5286,7 +5307,7 @@
           <w:sz w:val="24"/>
           <w:u w:val="single"/>
         </w:rPr>
-        <w:hyperlink r:id="rId29" w:history="1">
+        <w:hyperlink r:id="rId28" w:history="1">
           <w:r>
             <w:rPr>
               <w:rStyle w:val="Hyperlink"/>

--- a/EXPORTS/DOCX/published/niveau3/Dutch/JustinusNassau.docx
+++ b/EXPORTS/DOCX/published/niveau3/Dutch/JustinusNassau.docx
@@ -374,7 +374,7 @@
           <w:sz w:val="24"/>
           <w:u w:val="single"/>
         </w:rPr>
-        <w:hyperlink r:id="rId9" w:history="1">
+        <w:hyperlink r:id="rId10" w:history="1">
           <w:r>
             <w:rPr>
               <w:rStyle w:val="Hyperlink"/>
@@ -492,7 +492,7 @@
           <w:sz w:val="24"/>
           <w:u w:val="single"/>
         </w:rPr>
-        <w:hyperlink r:id="rId10" w:history="1">
+        <w:hyperlink r:id="rId11" w:history="1">
           <w:r>
             <w:rPr>
               <w:rStyle w:val="Hyperlink"/>
@@ -546,7 +546,7 @@
           <w:sz w:val="24"/>
           <w:u w:val="single"/>
         </w:rPr>
-        <w:hyperlink r:id="rId10" w:history="1">
+        <w:hyperlink r:id="rId11" w:history="1">
           <w:r>
             <w:rPr>
               <w:rStyle w:val="Hyperlink"/>
@@ -1012,25 +1012,7 @@
           <w:color w:val="000000"/>
           <w:sz w:val="24"/>
         </w:rPr>
-        <w:t>aan 'personen onder de lezers van deze regelen, die een verzameling in pa</w:t>
-      </w:r>
-      <w:r>
-        <w:rPr>
-          <w:u w:val="single" w:color="0000ff"/>
-          <w:rFonts w:ascii="Charis SIL Regular" w:hAnsi="Charis SIL Regular" w:eastAsia="Charis SIL Regular"/>
-          <w:b w:val="0"/>
-          <w:i w:val="0"/>
-          <w:color w:val="000000"/>
-          <w:sz w:val="24"/>
-        </w:rPr>
-        <w:hyperlink r:id="rId14" w:history="1">
-          <w:r>
-            <w:rPr>
-              <w:rStyle w:val="Hyperlink"/>
-            </w:rPr>
-            <w:t>rticulier b</w:t>
-          </w:r>
-        </w:hyperlink>
+        <w:t>aan 'personen onder de lezers van deze regelen, die een verzameling in particulier b</w:t>
       </w:r>
       <w:r>
         <w:rPr>
@@ -3493,7 +3475,7 @@
           <w:sz w:val="24"/>
           <w:u w:val="single"/>
         </w:rPr>
-        <w:hyperlink r:id="rId22" w:history="1">
+        <w:hyperlink r:id="rId21" w:history="1">
           <w:r>
             <w:rPr>
               <w:rStyle w:val="Hyperlink"/>
@@ -3522,21 +3504,13 @@
       </w:r>
       <w:r>
         <w:rPr>
-          <w:u w:val="single" w:color="0000ff"/>
           <w:rFonts w:ascii="Charis SIL Regular" w:hAnsi="Charis SIL Regular" w:eastAsia="Charis SIL Regular"/>
           <w:b w:val="0"/>
           <w:i w:val="0"/>
           <w:color w:val="000000"/>
           <w:sz w:val="24"/>
         </w:rPr>
-        <w:hyperlink r:id="rId21" w:history="1">
-          <w:r>
-            <w:rPr>
-              <w:rStyle w:val="Hyperlink"/>
-            </w:rPr>
-            <w:t xml:space="preserve">, </w:t>
-          </w:r>
-        </w:hyperlink>
+        <w:t xml:space="preserve">, </w:t>
       </w:r>
       <w:r>
         <w:rPr>
@@ -3547,7 +3521,7 @@
           <w:sz w:val="24"/>
           <w:u w:val="single"/>
         </w:rPr>
-        <w:hyperlink r:id="rId21" w:history="1">
+        <w:hyperlink r:id="rId23" w:history="1">
           <w:r>
             <w:rPr>
               <w:rStyle w:val="Hyperlink"/>
@@ -3576,7 +3550,7 @@
           <w:sz w:val="24"/>
           <w:u w:val="single"/>
         </w:rPr>
-        <w:hyperlink r:id="rId21" w:history="1">
+        <w:hyperlink r:id="rId23" w:history="1">
           <w:r>
             <w:rPr>
               <w:rStyle w:val="Hyperlink"/>
@@ -3594,7 +3568,7 @@
           <w:sz w:val="24"/>
           <w:u w:val="single"/>
         </w:rPr>
-        <w:hyperlink r:id="rId21" w:history="1">
+        <w:hyperlink r:id="rId23" w:history="1">
           <w:r>
             <w:rPr>
               <w:rStyle w:val="Hyperlink"/>
@@ -3725,7 +3699,7 @@
           <w:sz w:val="24"/>
           <w:u w:val="single"/>
         </w:rPr>
-        <w:hyperlink r:id="rId23" w:history="1">
+        <w:hyperlink r:id="rId24" w:history="1">
           <w:r>
             <w:rPr>
               <w:rStyle w:val="Hyperlink"/>
@@ -3743,7 +3717,7 @@
           <w:sz w:val="24"/>
           <w:u w:val="single"/>
         </w:rPr>
-        <w:hyperlink r:id="rId23" w:history="1">
+        <w:hyperlink r:id="rId24" w:history="1">
           <w:r>
             <w:rPr>
               <w:rStyle w:val="Hyperlink"/>
@@ -3761,7 +3735,7 @@
           <w:sz w:val="24"/>
           <w:u w:val="single"/>
         </w:rPr>
-        <w:hyperlink r:id="rId23" w:history="1">
+        <w:hyperlink r:id="rId24" w:history="1">
           <w:r>
             <w:rPr>
               <w:rStyle w:val="Hyperlink"/>
@@ -3779,7 +3753,7 @@
           <w:sz w:val="24"/>
           <w:u w:val="single"/>
         </w:rPr>
-        <w:hyperlink r:id="rId23" w:history="1">
+        <w:hyperlink r:id="rId24" w:history="1">
           <w:r>
             <w:rPr>
               <w:rStyle w:val="Hyperlink"/>
@@ -3807,7 +3781,7 @@
           <w:sz w:val="24"/>
           <w:u w:val="single"/>
         </w:rPr>
-        <w:hyperlink r:id="rId24" w:history="1">
+        <w:hyperlink r:id="rId25" w:history="1">
           <w:r>
             <w:rPr>
               <w:rStyle w:val="Hyperlink"/>
@@ -3984,7 +3958,7 @@
           <w:sz w:val="24"/>
           <w:u w:val="single"/>
         </w:rPr>
-        <w:hyperlink r:id="rId25" w:history="1">
+        <w:hyperlink r:id="rId26" w:history="1">
           <w:r>
             <w:rPr>
               <w:rStyle w:val="Hyperlink"/>
@@ -4002,7 +3976,7 @@
           <w:sz w:val="24"/>
           <w:u w:val="single"/>
         </w:rPr>
-        <w:hyperlink r:id="rId25" w:history="1">
+        <w:hyperlink r:id="rId26" w:history="1">
           <w:r>
             <w:rPr>
               <w:rStyle w:val="Hyperlink"/>
@@ -4020,7 +3994,7 @@
           <w:sz w:val="24"/>
           <w:u w:val="single"/>
         </w:rPr>
-        <w:hyperlink r:id="rId25" w:history="1">
+        <w:hyperlink r:id="rId26" w:history="1">
           <w:r>
             <w:rPr>
               <w:rStyle w:val="Hyperlink"/>
@@ -4038,7 +4012,7 @@
           <w:sz w:val="24"/>
           <w:u w:val="single"/>
         </w:rPr>
-        <w:hyperlink r:id="rId25" w:history="1">
+        <w:hyperlink r:id="rId26" w:history="1">
           <w:r>
             <w:rPr>
               <w:rStyle w:val="Hyperlink"/>
@@ -4056,7 +4030,7 @@
           <w:sz w:val="24"/>
           <w:u w:val="single"/>
         </w:rPr>
-        <w:hyperlink r:id="rId25" w:history="1">
+        <w:hyperlink r:id="rId26" w:history="1">
           <w:r>
             <w:rPr>
               <w:rStyle w:val="Hyperlink"/>
@@ -4074,7 +4048,7 @@
           <w:sz w:val="24"/>
           <w:u w:val="single"/>
         </w:rPr>
-        <w:hyperlink r:id="rId25" w:history="1">
+        <w:hyperlink r:id="rId26" w:history="1">
           <w:r>
             <w:rPr>
               <w:rStyle w:val="Hyperlink"/>
@@ -4092,7 +4066,7 @@
           <w:sz w:val="24"/>
           <w:u w:val="single"/>
         </w:rPr>
-        <w:hyperlink r:id="rId25" w:history="1">
+        <w:hyperlink r:id="rId26" w:history="1">
           <w:r>
             <w:rPr>
               <w:rStyle w:val="Hyperlink"/>
@@ -4110,7 +4084,7 @@
           <w:sz w:val="24"/>
           <w:u w:val="single"/>
         </w:rPr>
-        <w:hyperlink r:id="rId25" w:history="1">
+        <w:hyperlink r:id="rId26" w:history="1">
           <w:r>
             <w:rPr>
               <w:rStyle w:val="Hyperlink"/>
@@ -4128,7 +4102,7 @@
           <w:sz w:val="24"/>
           <w:u w:val="single"/>
         </w:rPr>
-        <w:hyperlink r:id="rId25" w:history="1">
+        <w:hyperlink r:id="rId26" w:history="1">
           <w:r>
             <w:rPr>
               <w:rStyle w:val="Hyperlink"/>
@@ -4146,7 +4120,7 @@
           <w:sz w:val="24"/>
           <w:u w:val="single"/>
         </w:rPr>
-        <w:hyperlink r:id="rId25" w:history="1">
+        <w:hyperlink r:id="rId26" w:history="1">
           <w:r>
             <w:rPr>
               <w:rStyle w:val="Hyperlink"/>
@@ -4164,7 +4138,7 @@
           <w:sz w:val="24"/>
           <w:u w:val="single"/>
         </w:rPr>
-        <w:hyperlink r:id="rId25" w:history="1">
+        <w:hyperlink r:id="rId26" w:history="1">
           <w:r>
             <w:rPr>
               <w:rStyle w:val="Hyperlink"/>
@@ -4182,7 +4156,7 @@
           <w:sz w:val="24"/>
           <w:u w:val="single"/>
         </w:rPr>
-        <w:hyperlink r:id="rId25" w:history="1">
+        <w:hyperlink r:id="rId26" w:history="1">
           <w:r>
             <w:rPr>
               <w:rStyle w:val="Hyperlink"/>
@@ -4200,7 +4174,7 @@
           <w:sz w:val="24"/>
           <w:u w:val="single"/>
         </w:rPr>
-        <w:hyperlink r:id="rId25" w:history="1">
+        <w:hyperlink r:id="rId26" w:history="1">
           <w:r>
             <w:rPr>
               <w:rStyle w:val="Hyperlink"/>
@@ -4218,7 +4192,7 @@
           <w:sz w:val="24"/>
           <w:u w:val="single"/>
         </w:rPr>
-        <w:hyperlink r:id="rId25" w:history="1">
+        <w:hyperlink r:id="rId26" w:history="1">
           <w:r>
             <w:rPr>
               <w:rStyle w:val="Hyperlink"/>
@@ -4236,7 +4210,7 @@
           <w:sz w:val="24"/>
           <w:u w:val="single"/>
         </w:rPr>
-        <w:hyperlink r:id="rId25" w:history="1">
+        <w:hyperlink r:id="rId26" w:history="1">
           <w:r>
             <w:rPr>
               <w:rStyle w:val="Hyperlink"/>
@@ -4254,14 +4228,7 @@
           <w:sz w:val="24"/>
           <w:u w:val="single"/>
         </w:rPr>
-        <w:hyperlink r:id="rId25" w:history="1">
-          <w:r>
-            <w:rPr>
-              <w:rStyle w:val="Hyperlink"/>
-            </w:rPr>
-            <w:t>w</w:t>
-          </w:r>
-        </w:hyperlink>
+        <w:t>w</w:t>
       </w:r>
       <w:r>
         <w:rPr>
@@ -4272,7 +4239,7 @@
           <w:sz w:val="24"/>
           <w:u w:val="single"/>
         </w:rPr>
-        <w:hyperlink r:id="rId25" w:history="1">
+        <w:hyperlink r:id="rId26" w:history="1">
           <w:r>
             <w:rPr>
               <w:rStyle w:val="Hyperlink"/>
@@ -4290,7 +4257,7 @@
           <w:sz w:val="24"/>
           <w:u w:val="single"/>
         </w:rPr>
-        <w:hyperlink r:id="rId25" w:history="1">
+        <w:hyperlink r:id="rId26" w:history="1">
           <w:r>
             <w:rPr>
               <w:rStyle w:val="Hyperlink"/>
@@ -4447,7 +4414,7 @@
           <w:sz w:val="24"/>
           <w:u w:val="single"/>
         </w:rPr>
-        <w:hyperlink r:id="rId26" w:history="1">
+        <w:hyperlink r:id="rId27" w:history="1">
           <w:r>
             <w:rPr>
               <w:rStyle w:val="Hyperlink"/>
@@ -4465,7 +4432,7 @@
           <w:sz w:val="24"/>
           <w:u w:val="single"/>
         </w:rPr>
-        <w:hyperlink r:id="rId26" w:history="1">
+        <w:hyperlink r:id="rId27" w:history="1">
           <w:r>
             <w:rPr>
               <w:rStyle w:val="Hyperlink"/>
@@ -4483,7 +4450,7 @@
           <w:sz w:val="24"/>
           <w:u w:val="single"/>
         </w:rPr>
-        <w:hyperlink r:id="rId26" w:history="1">
+        <w:hyperlink r:id="rId27" w:history="1">
           <w:r>
             <w:rPr>
               <w:rStyle w:val="Hyperlink"/>
@@ -4501,7 +4468,7 @@
           <w:sz w:val="24"/>
           <w:u w:val="single"/>
         </w:rPr>
-        <w:hyperlink r:id="rId26" w:history="1">
+        <w:hyperlink r:id="rId27" w:history="1">
           <w:r>
             <w:rPr>
               <w:rStyle w:val="Hyperlink"/>
@@ -4519,7 +4486,7 @@
           <w:sz w:val="24"/>
           <w:u w:val="single"/>
         </w:rPr>
-        <w:hyperlink r:id="rId26" w:history="1">
+        <w:hyperlink r:id="rId27" w:history="1">
           <w:r>
             <w:rPr>
               <w:rStyle w:val="Hyperlink"/>
@@ -4537,7 +4504,7 @@
           <w:sz w:val="24"/>
           <w:u w:val="single"/>
         </w:rPr>
-        <w:hyperlink r:id="rId26" w:history="1">
+        <w:hyperlink r:id="rId27" w:history="1">
           <w:r>
             <w:rPr>
               <w:rStyle w:val="Hyperlink"/>
@@ -4555,7 +4522,7 @@
           <w:sz w:val="24"/>
           <w:u w:val="single"/>
         </w:rPr>
-        <w:hyperlink r:id="rId26" w:history="1">
+        <w:hyperlink r:id="rId27" w:history="1">
           <w:r>
             <w:rPr>
               <w:rStyle w:val="Hyperlink"/>
@@ -4573,7 +4540,7 @@
           <w:sz w:val="24"/>
           <w:u w:val="single"/>
         </w:rPr>
-        <w:hyperlink r:id="rId26" w:history="1">
+        <w:hyperlink r:id="rId27" w:history="1">
           <w:r>
             <w:rPr>
               <w:rStyle w:val="Hyperlink"/>
@@ -4591,7 +4558,7 @@
           <w:sz w:val="24"/>
           <w:u w:val="single"/>
         </w:rPr>
-        <w:hyperlink r:id="rId26" w:history="1">
+        <w:hyperlink r:id="rId27" w:history="1">
           <w:r>
             <w:rPr>
               <w:rStyle w:val="Hyperlink"/>
@@ -4609,7 +4576,7 @@
           <w:sz w:val="24"/>
           <w:u w:val="single"/>
         </w:rPr>
-        <w:hyperlink r:id="rId26" w:history="1">
+        <w:hyperlink r:id="rId27" w:history="1">
           <w:r>
             <w:rPr>
               <w:rStyle w:val="Hyperlink"/>
@@ -4627,7 +4594,7 @@
           <w:sz w:val="24"/>
           <w:u w:val="single"/>
         </w:rPr>
-        <w:hyperlink r:id="rId26" w:history="1">
+        <w:hyperlink r:id="rId27" w:history="1">
           <w:r>
             <w:rPr>
               <w:rStyle w:val="Hyperlink"/>
@@ -4645,7 +4612,7 @@
           <w:sz w:val="24"/>
           <w:u w:val="single"/>
         </w:rPr>
-        <w:hyperlink r:id="rId26" w:history="1">
+        <w:hyperlink r:id="rId27" w:history="1">
           <w:r>
             <w:rPr>
               <w:rStyle w:val="Hyperlink"/>
@@ -4663,7 +4630,7 @@
           <w:sz w:val="24"/>
           <w:u w:val="single"/>
         </w:rPr>
-        <w:hyperlink r:id="rId26" w:history="1">
+        <w:hyperlink r:id="rId27" w:history="1">
           <w:r>
             <w:rPr>
               <w:rStyle w:val="Hyperlink"/>
@@ -4681,7 +4648,7 @@
           <w:sz w:val="24"/>
           <w:u w:val="single"/>
         </w:rPr>
-        <w:hyperlink r:id="rId26" w:history="1">
+        <w:hyperlink r:id="rId27" w:history="1">
           <w:r>
             <w:rPr>
               <w:rStyle w:val="Hyperlink"/>
@@ -4699,7 +4666,7 @@
           <w:sz w:val="24"/>
           <w:u w:val="single"/>
         </w:rPr>
-        <w:hyperlink r:id="rId26" w:history="1">
+        <w:hyperlink r:id="rId27" w:history="1">
           <w:r>
             <w:rPr>
               <w:rStyle w:val="Hyperlink"/>
@@ -4847,7 +4814,7 @@
           <w:sz w:val="24"/>
           <w:u w:val="single"/>
         </w:rPr>
-        <w:hyperlink r:id="rId27" w:history="1">
+        <w:hyperlink r:id="rId28" w:history="1">
           <w:r>
             <w:rPr>
               <w:rStyle w:val="Hyperlink"/>
@@ -4865,7 +4832,7 @@
           <w:sz w:val="24"/>
           <w:u w:val="single"/>
         </w:rPr>
-        <w:hyperlink r:id="rId27" w:history="1">
+        <w:hyperlink r:id="rId28" w:history="1">
           <w:r>
             <w:rPr>
               <w:rStyle w:val="Hyperlink"/>
@@ -4883,7 +4850,7 @@
           <w:sz w:val="24"/>
           <w:u w:val="single"/>
         </w:rPr>
-        <w:hyperlink r:id="rId27" w:history="1">
+        <w:hyperlink r:id="rId28" w:history="1">
           <w:r>
             <w:rPr>
               <w:rStyle w:val="Hyperlink"/>
@@ -4901,7 +4868,7 @@
           <w:sz w:val="24"/>
           <w:u w:val="single"/>
         </w:rPr>
-        <w:hyperlink r:id="rId27" w:history="1">
+        <w:hyperlink r:id="rId28" w:history="1">
           <w:r>
             <w:rPr>
               <w:rStyle w:val="Hyperlink"/>
@@ -4919,7 +4886,7 @@
           <w:sz w:val="24"/>
           <w:u w:val="single"/>
         </w:rPr>
-        <w:hyperlink r:id="rId27" w:history="1">
+        <w:hyperlink r:id="rId28" w:history="1">
           <w:r>
             <w:rPr>
               <w:rStyle w:val="Hyperlink"/>
@@ -4940,7 +4907,7 @@
           <w:sz w:val="24"/>
           <w:u w:val="single"/>
         </w:rPr>
-        <w:hyperlink r:id="rId27" w:history="1">
+        <w:hyperlink r:id="rId28" w:history="1">
           <w:r>
             <w:rPr>
               <w:rStyle w:val="Hyperlink"/>
@@ -4958,7 +4925,7 @@
           <w:sz w:val="24"/>
           <w:u w:val="single"/>
         </w:rPr>
-        <w:hyperlink r:id="rId27" w:history="1">
+        <w:hyperlink r:id="rId28" w:history="1">
           <w:r>
             <w:rPr>
               <w:rStyle w:val="Hyperlink"/>
@@ -4976,7 +4943,7 @@
           <w:sz w:val="24"/>
           <w:u w:val="single"/>
         </w:rPr>
-        <w:hyperlink r:id="rId27" w:history="1">
+        <w:hyperlink r:id="rId28" w:history="1">
           <w:r>
             <w:rPr>
               <w:rStyle w:val="Hyperlink"/>
@@ -4994,7 +4961,7 @@
           <w:sz w:val="24"/>
           <w:u w:val="single"/>
         </w:rPr>
-        <w:hyperlink r:id="rId27" w:history="1">
+        <w:hyperlink r:id="rId28" w:history="1">
           <w:r>
             <w:rPr>
               <w:rStyle w:val="Hyperlink"/>
@@ -5012,7 +4979,7 @@
           <w:sz w:val="24"/>
           <w:u w:val="single"/>
         </w:rPr>
-        <w:hyperlink r:id="rId27" w:history="1">
+        <w:hyperlink r:id="rId28" w:history="1">
           <w:r>
             <w:rPr>
               <w:rStyle w:val="Hyperlink"/>
@@ -5163,7 +5130,7 @@
           <w:sz w:val="24"/>
           <w:u w:val="single"/>
         </w:rPr>
-        <w:hyperlink r:id="rId28" w:history="1">
+        <w:hyperlink r:id="rId29" w:history="1">
           <w:r>
             <w:rPr>
               <w:rStyle w:val="Hyperlink"/>
@@ -5181,7 +5148,7 @@
           <w:sz w:val="24"/>
           <w:u w:val="single"/>
         </w:rPr>
-        <w:hyperlink r:id="rId28" w:history="1">
+        <w:hyperlink r:id="rId29" w:history="1">
           <w:r>
             <w:rPr>
               <w:rStyle w:val="Hyperlink"/>
@@ -5199,7 +5166,7 @@
           <w:sz w:val="24"/>
           <w:u w:val="single"/>
         </w:rPr>
-        <w:hyperlink r:id="rId28" w:history="1">
+        <w:hyperlink r:id="rId29" w:history="1">
           <w:r>
             <w:rPr>
               <w:rStyle w:val="Hyperlink"/>
@@ -5217,7 +5184,7 @@
           <w:sz w:val="24"/>
           <w:u w:val="single"/>
         </w:rPr>
-        <w:hyperlink r:id="rId28" w:history="1">
+        <w:hyperlink r:id="rId29" w:history="1">
           <w:r>
             <w:rPr>
               <w:rStyle w:val="Hyperlink"/>
@@ -5235,7 +5202,7 @@
           <w:sz w:val="24"/>
           <w:u w:val="single"/>
         </w:rPr>
-        <w:hyperlink r:id="rId28" w:history="1">
+        <w:hyperlink r:id="rId29" w:history="1">
           <w:r>
             <w:rPr>
               <w:rStyle w:val="Hyperlink"/>
@@ -5253,7 +5220,7 @@
           <w:sz w:val="24"/>
           <w:u w:val="single"/>
         </w:rPr>
-        <w:hyperlink r:id="rId28" w:history="1">
+        <w:hyperlink r:id="rId29" w:history="1">
           <w:r>
             <w:rPr>
               <w:rStyle w:val="Hyperlink"/>
@@ -5271,7 +5238,7 @@
           <w:sz w:val="24"/>
           <w:u w:val="single"/>
         </w:rPr>
-        <w:hyperlink r:id="rId28" w:history="1">
+        <w:hyperlink r:id="rId29" w:history="1">
           <w:r>
             <w:rPr>
               <w:rStyle w:val="Hyperlink"/>
@@ -5289,7 +5256,7 @@
           <w:sz w:val="24"/>
           <w:u w:val="single"/>
         </w:rPr>
-        <w:hyperlink r:id="rId28" w:history="1">
+        <w:hyperlink r:id="rId29" w:history="1">
           <w:r>
             <w:rPr>
               <w:rStyle w:val="Hyperlink"/>
@@ -5307,7 +5274,7 @@
           <w:sz w:val="24"/>
           <w:u w:val="single"/>
         </w:rPr>
-        <w:hyperlink r:id="rId28" w:history="1">
+        <w:hyperlink r:id="rId29" w:history="1">
           <w:r>
             <w:rPr>
               <w:rStyle w:val="Hyperlink"/>

--- a/EXPORTS/DOCX/published/niveau3/Dutch/JustinusNassau.docx
+++ b/EXPORTS/DOCX/published/niveau3/Dutch/JustinusNassau.docx
@@ -309,7 +309,7 @@
           <w:sz w:val="24"/>
           <w:u w:val="single"/>
         </w:rPr>
-        <w:hyperlink r:id="rId10" w:history="1">
+        <w:hyperlink r:id="rId9" w:history="1">
           <w:r>
             <w:rPr>
               <w:rStyle w:val="Hyperlink"/>
@@ -338,7 +338,7 @@
           <w:sz w:val="24"/>
           <w:u w:val="single"/>
         </w:rPr>
-        <w:hyperlink r:id="rId10" w:history="1">
+        <w:hyperlink r:id="rId9" w:history="1">
           <w:r>
             <w:rPr>
               <w:rStyle w:val="Hyperlink"/>
@@ -546,7 +546,7 @@
           <w:sz w:val="24"/>
           <w:u w:val="single"/>
         </w:rPr>
-        <w:hyperlink r:id="rId10" w:history="1">
+        <w:hyperlink r:id="rId11" w:history="1">
           <w:r>
             <w:rPr>
               <w:rStyle w:val="Hyperlink"/>
@@ -1192,7 +1192,14 @@
           <w:color w:val="000000"/>
           <w:sz w:val="24"/>
         </w:rPr>
-        <w:t>da</w:t>
+        <w:hyperlink r:id="rId15" w:history="1">
+          <w:r>
+            <w:rPr>
+              <w:rStyle w:val="Hyperlink"/>
+            </w:rPr>
+            <w:t>da</w:t>
+          </w:r>
+        </w:hyperlink>
       </w:r>
       <w:r>
         <w:rPr>
@@ -3486,7 +3493,7 @@
           <w:sz w:val="24"/>
           <w:u w:val="single"/>
         </w:rPr>
-        <w:hyperlink r:id="rId21" w:history="1">
+        <w:hyperlink r:id="rId22" w:history="1">
           <w:r>
             <w:rPr>
               <w:rStyle w:val="Hyperlink"/>
@@ -3504,7 +3511,7 @@
           <w:sz w:val="24"/>
           <w:u w:val="single"/>
         </w:rPr>
-        <w:hyperlink r:id="rId21" w:history="1">
+        <w:hyperlink r:id="rId22" w:history="1">
           <w:r>
             <w:rPr>
               <w:rStyle w:val="Hyperlink"/>
@@ -3532,7 +3539,7 @@
           <w:sz w:val="24"/>
           <w:u w:val="single"/>
         </w:rPr>
-        <w:hyperlink r:id="rId21" w:history="1">
+        <w:hyperlink r:id="rId23" w:history="1">
           <w:r>
             <w:rPr>
               <w:rStyle w:val="Hyperlink"/>
@@ -3561,7 +3568,7 @@
           <w:sz w:val="24"/>
           <w:u w:val="single"/>
         </w:rPr>
-        <w:hyperlink r:id="rId21" w:history="1">
+        <w:hyperlink r:id="rId23" w:history="1">
           <w:r>
             <w:rPr>
               <w:rStyle w:val="Hyperlink"/>
@@ -3579,7 +3586,7 @@
           <w:sz w:val="24"/>
           <w:u w:val="single"/>
         </w:rPr>
-        <w:hyperlink r:id="rId21" w:history="1">
+        <w:hyperlink r:id="rId23" w:history="1">
           <w:r>
             <w:rPr>
               <w:rStyle w:val="Hyperlink"/>
@@ -3710,7 +3717,7 @@
           <w:sz w:val="24"/>
           <w:u w:val="single"/>
         </w:rPr>
-        <w:hyperlink r:id="rId23" w:history="1">
+        <w:hyperlink r:id="rId24" w:history="1">
           <w:r>
             <w:rPr>
               <w:rStyle w:val="Hyperlink"/>
@@ -3728,7 +3735,7 @@
           <w:sz w:val="24"/>
           <w:u w:val="single"/>
         </w:rPr>
-        <w:hyperlink r:id="rId23" w:history="1">
+        <w:hyperlink r:id="rId24" w:history="1">
           <w:r>
             <w:rPr>
               <w:rStyle w:val="Hyperlink"/>
@@ -3746,7 +3753,7 @@
           <w:sz w:val="24"/>
           <w:u w:val="single"/>
         </w:rPr>
-        <w:hyperlink r:id="rId23" w:history="1">
+        <w:hyperlink r:id="rId24" w:history="1">
           <w:r>
             <w:rPr>
               <w:rStyle w:val="Hyperlink"/>
@@ -3764,7 +3771,7 @@
           <w:sz w:val="24"/>
           <w:u w:val="single"/>
         </w:rPr>
-        <w:hyperlink r:id="rId23" w:history="1">
+        <w:hyperlink r:id="rId24" w:history="1">
           <w:r>
             <w:rPr>
               <w:rStyle w:val="Hyperlink"/>
@@ -3792,7 +3799,7 @@
           <w:sz w:val="24"/>
           <w:u w:val="single"/>
         </w:rPr>
-        <w:hyperlink r:id="rId24" w:history="1">
+        <w:hyperlink r:id="rId25" w:history="1">
           <w:r>
             <w:rPr>
               <w:rStyle w:val="Hyperlink"/>
@@ -3810,7 +3817,7 @@
           <w:sz w:val="24"/>
           <w:u w:val="single"/>
         </w:rPr>
-        <w:hyperlink r:id="rId23" w:history="1">
+        <w:hyperlink r:id="rId25" w:history="1">
           <w:r>
             <w:rPr>
               <w:rStyle w:val="Hyperlink"/>
@@ -3828,7 +3835,7 @@
           <w:sz w:val="24"/>
           <w:u w:val="single"/>
         </w:rPr>
-        <w:hyperlink r:id="rId23" w:history="1">
+        <w:hyperlink r:id="rId25" w:history="1">
           <w:r>
             <w:rPr>
               <w:rStyle w:val="Hyperlink"/>
@@ -3969,7 +3976,7 @@
           <w:sz w:val="24"/>
           <w:u w:val="single"/>
         </w:rPr>
-        <w:hyperlink r:id="rId25" w:history="1">
+        <w:hyperlink r:id="rId26" w:history="1">
           <w:r>
             <w:rPr>
               <w:rStyle w:val="Hyperlink"/>
@@ -3987,7 +3994,7 @@
           <w:sz w:val="24"/>
           <w:u w:val="single"/>
         </w:rPr>
-        <w:hyperlink r:id="rId25" w:history="1">
+        <w:hyperlink r:id="rId26" w:history="1">
           <w:r>
             <w:rPr>
               <w:rStyle w:val="Hyperlink"/>
@@ -4005,7 +4012,7 @@
           <w:sz w:val="24"/>
           <w:u w:val="single"/>
         </w:rPr>
-        <w:hyperlink r:id="rId25" w:history="1">
+        <w:hyperlink r:id="rId26" w:history="1">
           <w:r>
             <w:rPr>
               <w:rStyle w:val="Hyperlink"/>
@@ -4023,7 +4030,7 @@
           <w:sz w:val="24"/>
           <w:u w:val="single"/>
         </w:rPr>
-        <w:hyperlink r:id="rId25" w:history="1">
+        <w:hyperlink r:id="rId26" w:history="1">
           <w:r>
             <w:rPr>
               <w:rStyle w:val="Hyperlink"/>
@@ -4041,7 +4048,7 @@
           <w:sz w:val="24"/>
           <w:u w:val="single"/>
         </w:rPr>
-        <w:hyperlink r:id="rId25" w:history="1">
+        <w:hyperlink r:id="rId26" w:history="1">
           <w:r>
             <w:rPr>
               <w:rStyle w:val="Hyperlink"/>
@@ -4059,7 +4066,7 @@
           <w:sz w:val="24"/>
           <w:u w:val="single"/>
         </w:rPr>
-        <w:hyperlink r:id="rId25" w:history="1">
+        <w:hyperlink r:id="rId26" w:history="1">
           <w:r>
             <w:rPr>
               <w:rStyle w:val="Hyperlink"/>
@@ -4077,7 +4084,7 @@
           <w:sz w:val="24"/>
           <w:u w:val="single"/>
         </w:rPr>
-        <w:hyperlink r:id="rId25" w:history="1">
+        <w:hyperlink r:id="rId26" w:history="1">
           <w:r>
             <w:rPr>
               <w:rStyle w:val="Hyperlink"/>
@@ -4095,7 +4102,7 @@
           <w:sz w:val="24"/>
           <w:u w:val="single"/>
         </w:rPr>
-        <w:hyperlink r:id="rId25" w:history="1">
+        <w:hyperlink r:id="rId26" w:history="1">
           <w:r>
             <w:rPr>
               <w:rStyle w:val="Hyperlink"/>
@@ -4113,7 +4120,7 @@
           <w:sz w:val="24"/>
           <w:u w:val="single"/>
         </w:rPr>
-        <w:hyperlink r:id="rId25" w:history="1">
+        <w:hyperlink r:id="rId26" w:history="1">
           <w:r>
             <w:rPr>
               <w:rStyle w:val="Hyperlink"/>
@@ -4131,7 +4138,7 @@
           <w:sz w:val="24"/>
           <w:u w:val="single"/>
         </w:rPr>
-        <w:hyperlink r:id="rId25" w:history="1">
+        <w:hyperlink r:id="rId26" w:history="1">
           <w:r>
             <w:rPr>
               <w:rStyle w:val="Hyperlink"/>
@@ -4149,7 +4156,7 @@
           <w:sz w:val="24"/>
           <w:u w:val="single"/>
         </w:rPr>
-        <w:hyperlink r:id="rId25" w:history="1">
+        <w:hyperlink r:id="rId26" w:history="1">
           <w:r>
             <w:rPr>
               <w:rStyle w:val="Hyperlink"/>
@@ -4167,7 +4174,7 @@
           <w:sz w:val="24"/>
           <w:u w:val="single"/>
         </w:rPr>
-        <w:hyperlink r:id="rId25" w:history="1">
+        <w:hyperlink r:id="rId26" w:history="1">
           <w:r>
             <w:rPr>
               <w:rStyle w:val="Hyperlink"/>
@@ -4185,7 +4192,7 @@
           <w:sz w:val="24"/>
           <w:u w:val="single"/>
         </w:rPr>
-        <w:hyperlink r:id="rId25" w:history="1">
+        <w:hyperlink r:id="rId26" w:history="1">
           <w:r>
             <w:rPr>
               <w:rStyle w:val="Hyperlink"/>
@@ -4203,7 +4210,7 @@
           <w:sz w:val="24"/>
           <w:u w:val="single"/>
         </w:rPr>
-        <w:hyperlink r:id="rId25" w:history="1">
+        <w:hyperlink r:id="rId26" w:history="1">
           <w:r>
             <w:rPr>
               <w:rStyle w:val="Hyperlink"/>
@@ -4221,7 +4228,7 @@
           <w:sz w:val="24"/>
           <w:u w:val="single"/>
         </w:rPr>
-        <w:hyperlink r:id="rId25" w:history="1">
+        <w:hyperlink r:id="rId26" w:history="1">
           <w:r>
             <w:rPr>
               <w:rStyle w:val="Hyperlink"/>
@@ -4239,14 +4246,7 @@
           <w:sz w:val="24"/>
           <w:u w:val="single"/>
         </w:rPr>
-        <w:hyperlink r:id="rId25" w:history="1">
-          <w:r>
-            <w:rPr>
-              <w:rStyle w:val="Hyperlink"/>
-            </w:rPr>
-            <w:t>w</w:t>
-          </w:r>
-        </w:hyperlink>
+        <w:t>w</w:t>
       </w:r>
       <w:r>
         <w:rPr>
@@ -4257,7 +4257,7 @@
           <w:sz w:val="24"/>
           <w:u w:val="single"/>
         </w:rPr>
-        <w:hyperlink r:id="rId25" w:history="1">
+        <w:hyperlink r:id="rId26" w:history="1">
           <w:r>
             <w:rPr>
               <w:rStyle w:val="Hyperlink"/>
@@ -4275,7 +4275,7 @@
           <w:sz w:val="24"/>
           <w:u w:val="single"/>
         </w:rPr>
-        <w:hyperlink r:id="rId25" w:history="1">
+        <w:hyperlink r:id="rId26" w:history="1">
           <w:r>
             <w:rPr>
               <w:rStyle w:val="Hyperlink"/>
@@ -4432,7 +4432,7 @@
           <w:sz w:val="24"/>
           <w:u w:val="single"/>
         </w:rPr>
-        <w:hyperlink r:id="rId26" w:history="1">
+        <w:hyperlink r:id="rId27" w:history="1">
           <w:r>
             <w:rPr>
               <w:rStyle w:val="Hyperlink"/>
@@ -4450,7 +4450,7 @@
           <w:sz w:val="24"/>
           <w:u w:val="single"/>
         </w:rPr>
-        <w:hyperlink r:id="rId26" w:history="1">
+        <w:hyperlink r:id="rId27" w:history="1">
           <w:r>
             <w:rPr>
               <w:rStyle w:val="Hyperlink"/>
@@ -4468,7 +4468,7 @@
           <w:sz w:val="24"/>
           <w:u w:val="single"/>
         </w:rPr>
-        <w:hyperlink r:id="rId26" w:history="1">
+        <w:hyperlink r:id="rId27" w:history="1">
           <w:r>
             <w:rPr>
               <w:rStyle w:val="Hyperlink"/>
@@ -4486,7 +4486,7 @@
           <w:sz w:val="24"/>
           <w:u w:val="single"/>
         </w:rPr>
-        <w:hyperlink r:id="rId26" w:history="1">
+        <w:hyperlink r:id="rId27" w:history="1">
           <w:r>
             <w:rPr>
               <w:rStyle w:val="Hyperlink"/>
@@ -4504,7 +4504,7 @@
           <w:sz w:val="24"/>
           <w:u w:val="single"/>
         </w:rPr>
-        <w:hyperlink r:id="rId26" w:history="1">
+        <w:hyperlink r:id="rId27" w:history="1">
           <w:r>
             <w:rPr>
               <w:rStyle w:val="Hyperlink"/>
@@ -4522,7 +4522,7 @@
           <w:sz w:val="24"/>
           <w:u w:val="single"/>
         </w:rPr>
-        <w:hyperlink r:id="rId26" w:history="1">
+        <w:hyperlink r:id="rId27" w:history="1">
           <w:r>
             <w:rPr>
               <w:rStyle w:val="Hyperlink"/>
@@ -4540,7 +4540,7 @@
           <w:sz w:val="24"/>
           <w:u w:val="single"/>
         </w:rPr>
-        <w:hyperlink r:id="rId26" w:history="1">
+        <w:hyperlink r:id="rId27" w:history="1">
           <w:r>
             <w:rPr>
               <w:rStyle w:val="Hyperlink"/>
@@ -4558,7 +4558,7 @@
           <w:sz w:val="24"/>
           <w:u w:val="single"/>
         </w:rPr>
-        <w:hyperlink r:id="rId26" w:history="1">
+        <w:hyperlink r:id="rId27" w:history="1">
           <w:r>
             <w:rPr>
               <w:rStyle w:val="Hyperlink"/>
@@ -4576,7 +4576,7 @@
           <w:sz w:val="24"/>
           <w:u w:val="single"/>
         </w:rPr>
-        <w:hyperlink r:id="rId26" w:history="1">
+        <w:hyperlink r:id="rId27" w:history="1">
           <w:r>
             <w:rPr>
               <w:rStyle w:val="Hyperlink"/>
@@ -4594,7 +4594,7 @@
           <w:sz w:val="24"/>
           <w:u w:val="single"/>
         </w:rPr>
-        <w:hyperlink r:id="rId26" w:history="1">
+        <w:hyperlink r:id="rId27" w:history="1">
           <w:r>
             <w:rPr>
               <w:rStyle w:val="Hyperlink"/>
@@ -4612,7 +4612,7 @@
           <w:sz w:val="24"/>
           <w:u w:val="single"/>
         </w:rPr>
-        <w:hyperlink r:id="rId26" w:history="1">
+        <w:hyperlink r:id="rId27" w:history="1">
           <w:r>
             <w:rPr>
               <w:rStyle w:val="Hyperlink"/>
@@ -4630,7 +4630,7 @@
           <w:sz w:val="24"/>
           <w:u w:val="single"/>
         </w:rPr>
-        <w:hyperlink r:id="rId26" w:history="1">
+        <w:hyperlink r:id="rId27" w:history="1">
           <w:r>
             <w:rPr>
               <w:rStyle w:val="Hyperlink"/>
@@ -4648,7 +4648,7 @@
           <w:sz w:val="24"/>
           <w:u w:val="single"/>
         </w:rPr>
-        <w:hyperlink r:id="rId26" w:history="1">
+        <w:hyperlink r:id="rId27" w:history="1">
           <w:r>
             <w:rPr>
               <w:rStyle w:val="Hyperlink"/>
@@ -4666,7 +4666,7 @@
           <w:sz w:val="24"/>
           <w:u w:val="single"/>
         </w:rPr>
-        <w:hyperlink r:id="rId26" w:history="1">
+        <w:hyperlink r:id="rId27" w:history="1">
           <w:r>
             <w:rPr>
               <w:rStyle w:val="Hyperlink"/>
@@ -4684,7 +4684,7 @@
           <w:sz w:val="24"/>
           <w:u w:val="single"/>
         </w:rPr>
-        <w:hyperlink r:id="rId26" w:history="1">
+        <w:hyperlink r:id="rId27" w:history="1">
           <w:r>
             <w:rPr>
               <w:rStyle w:val="Hyperlink"/>
@@ -4832,7 +4832,7 @@
           <w:sz w:val="24"/>
           <w:u w:val="single"/>
         </w:rPr>
-        <w:hyperlink r:id="rId27" w:history="1">
+        <w:hyperlink r:id="rId28" w:history="1">
           <w:r>
             <w:rPr>
               <w:rStyle w:val="Hyperlink"/>
@@ -4850,7 +4850,7 @@
           <w:sz w:val="24"/>
           <w:u w:val="single"/>
         </w:rPr>
-        <w:hyperlink r:id="rId27" w:history="1">
+        <w:hyperlink r:id="rId28" w:history="1">
           <w:r>
             <w:rPr>
               <w:rStyle w:val="Hyperlink"/>
@@ -4868,7 +4868,7 @@
           <w:sz w:val="24"/>
           <w:u w:val="single"/>
         </w:rPr>
-        <w:hyperlink r:id="rId27" w:history="1">
+        <w:hyperlink r:id="rId28" w:history="1">
           <w:r>
             <w:rPr>
               <w:rStyle w:val="Hyperlink"/>
@@ -4886,7 +4886,7 @@
           <w:sz w:val="24"/>
           <w:u w:val="single"/>
         </w:rPr>
-        <w:hyperlink r:id="rId27" w:history="1">
+        <w:hyperlink r:id="rId28" w:history="1">
           <w:r>
             <w:rPr>
               <w:rStyle w:val="Hyperlink"/>
@@ -4904,7 +4904,7 @@
           <w:sz w:val="24"/>
           <w:u w:val="single"/>
         </w:rPr>
-        <w:hyperlink r:id="rId27" w:history="1">
+        <w:hyperlink r:id="rId28" w:history="1">
           <w:r>
             <w:rPr>
               <w:rStyle w:val="Hyperlink"/>
@@ -4925,7 +4925,7 @@
           <w:sz w:val="24"/>
           <w:u w:val="single"/>
         </w:rPr>
-        <w:hyperlink r:id="rId27" w:history="1">
+        <w:hyperlink r:id="rId28" w:history="1">
           <w:r>
             <w:rPr>
               <w:rStyle w:val="Hyperlink"/>
@@ -4943,7 +4943,7 @@
           <w:sz w:val="24"/>
           <w:u w:val="single"/>
         </w:rPr>
-        <w:hyperlink r:id="rId27" w:history="1">
+        <w:hyperlink r:id="rId28" w:history="1">
           <w:r>
             <w:rPr>
               <w:rStyle w:val="Hyperlink"/>
@@ -4961,7 +4961,7 @@
           <w:sz w:val="24"/>
           <w:u w:val="single"/>
         </w:rPr>
-        <w:hyperlink r:id="rId27" w:history="1">
+        <w:hyperlink r:id="rId28" w:history="1">
           <w:r>
             <w:rPr>
               <w:rStyle w:val="Hyperlink"/>
@@ -4979,7 +4979,7 @@
           <w:sz w:val="24"/>
           <w:u w:val="single"/>
         </w:rPr>
-        <w:hyperlink r:id="rId27" w:history="1">
+        <w:hyperlink r:id="rId28" w:history="1">
           <w:r>
             <w:rPr>
               <w:rStyle w:val="Hyperlink"/>
@@ -4997,7 +4997,7 @@
           <w:sz w:val="24"/>
           <w:u w:val="single"/>
         </w:rPr>
-        <w:hyperlink r:id="rId27" w:history="1">
+        <w:hyperlink r:id="rId28" w:history="1">
           <w:r>
             <w:rPr>
               <w:rStyle w:val="Hyperlink"/>
@@ -5148,7 +5148,7 @@
           <w:sz w:val="24"/>
           <w:u w:val="single"/>
         </w:rPr>
-        <w:hyperlink r:id="rId28" w:history="1">
+        <w:hyperlink r:id="rId29" w:history="1">
           <w:r>
             <w:rPr>
               <w:rStyle w:val="Hyperlink"/>
@@ -5166,7 +5166,7 @@
           <w:sz w:val="24"/>
           <w:u w:val="single"/>
         </w:rPr>
-        <w:hyperlink r:id="rId28" w:history="1">
+        <w:hyperlink r:id="rId29" w:history="1">
           <w:r>
             <w:rPr>
               <w:rStyle w:val="Hyperlink"/>
@@ -5184,7 +5184,7 @@
           <w:sz w:val="24"/>
           <w:u w:val="single"/>
         </w:rPr>
-        <w:hyperlink r:id="rId28" w:history="1">
+        <w:hyperlink r:id="rId29" w:history="1">
           <w:r>
             <w:rPr>
               <w:rStyle w:val="Hyperlink"/>
@@ -5202,7 +5202,7 @@
           <w:sz w:val="24"/>
           <w:u w:val="single"/>
         </w:rPr>
-        <w:hyperlink r:id="rId28" w:history="1">
+        <w:hyperlink r:id="rId29" w:history="1">
           <w:r>
             <w:rPr>
               <w:rStyle w:val="Hyperlink"/>
@@ -5220,7 +5220,7 @@
           <w:sz w:val="24"/>
           <w:u w:val="single"/>
         </w:rPr>
-        <w:hyperlink r:id="rId28" w:history="1">
+        <w:hyperlink r:id="rId29" w:history="1">
           <w:r>
             <w:rPr>
               <w:rStyle w:val="Hyperlink"/>
@@ -5238,7 +5238,7 @@
           <w:sz w:val="24"/>
           <w:u w:val="single"/>
         </w:rPr>
-        <w:hyperlink r:id="rId28" w:history="1">
+        <w:hyperlink r:id="rId29" w:history="1">
           <w:r>
             <w:rPr>
               <w:rStyle w:val="Hyperlink"/>
@@ -5256,7 +5256,7 @@
           <w:sz w:val="24"/>
           <w:u w:val="single"/>
         </w:rPr>
-        <w:hyperlink r:id="rId28" w:history="1">
+        <w:hyperlink r:id="rId29" w:history="1">
           <w:r>
             <w:rPr>
               <w:rStyle w:val="Hyperlink"/>
@@ -5274,7 +5274,7 @@
           <w:sz w:val="24"/>
           <w:u w:val="single"/>
         </w:rPr>
-        <w:hyperlink r:id="rId28" w:history="1">
+        <w:hyperlink r:id="rId29" w:history="1">
           <w:r>
             <w:rPr>
               <w:rStyle w:val="Hyperlink"/>
@@ -5292,7 +5292,7 @@
           <w:sz w:val="24"/>
           <w:u w:val="single"/>
         </w:rPr>
-        <w:hyperlink r:id="rId28" w:history="1">
+        <w:hyperlink r:id="rId29" w:history="1">
           <w:r>
             <w:rPr>
               <w:rStyle w:val="Hyperlink"/>

--- a/EXPORTS/DOCX/published/niveau3/Dutch/JustinusNassau.docx
+++ b/EXPORTS/DOCX/published/niveau3/Dutch/JustinusNassau.docx
@@ -374,7 +374,7 @@
           <w:sz w:val="24"/>
           <w:u w:val="single"/>
         </w:rPr>
-        <w:hyperlink r:id="rId9" w:history="1">
+        <w:hyperlink r:id="rId10" w:history="1">
           <w:r>
             <w:rPr>
               <w:rStyle w:val="Hyperlink"/>
@@ -492,7 +492,7 @@
           <w:sz w:val="24"/>
           <w:u w:val="single"/>
         </w:rPr>
-        <w:hyperlink r:id="rId10" w:history="1">
+        <w:hyperlink r:id="rId11" w:history="1">
           <w:r>
             <w:rPr>
               <w:rStyle w:val="Hyperlink"/>
@@ -546,7 +546,7 @@
           <w:sz w:val="24"/>
           <w:u w:val="single"/>
         </w:rPr>
-        <w:hyperlink r:id="rId11" w:history="1">
+        <w:hyperlink r:id="rId10" w:history="1">
           <w:r>
             <w:rPr>
               <w:rStyle w:val="Hyperlink"/>
@@ -3493,7 +3493,7 @@
           <w:sz w:val="24"/>
           <w:u w:val="single"/>
         </w:rPr>
-        <w:hyperlink r:id="rId22" w:history="1">
+        <w:hyperlink r:id="rId21" w:history="1">
           <w:r>
             <w:rPr>
               <w:rStyle w:val="Hyperlink"/>
@@ -3511,7 +3511,7 @@
           <w:sz w:val="24"/>
           <w:u w:val="single"/>
         </w:rPr>
-        <w:hyperlink r:id="rId22" w:history="1">
+        <w:hyperlink r:id="rId21" w:history="1">
           <w:r>
             <w:rPr>
               <w:rStyle w:val="Hyperlink"/>
@@ -3528,7 +3528,14 @@
           <w:color w:val="000000"/>
           <w:sz w:val="24"/>
         </w:rPr>
-        <w:t xml:space="preserve">, </w:t>
+        <w:hyperlink r:id="rId21" w:history="1">
+          <w:r>
+            <w:rPr>
+              <w:rStyle w:val="Hyperlink"/>
+            </w:rPr>
+            <w:t xml:space="preserve">, </w:t>
+          </w:r>
+        </w:hyperlink>
       </w:r>
       <w:r>
         <w:rPr>
@@ -3835,7 +3842,7 @@
           <w:sz w:val="24"/>
           <w:u w:val="single"/>
         </w:rPr>
-        <w:hyperlink r:id="rId25" w:history="1">
+        <w:hyperlink r:id="rId24" w:history="1">
           <w:r>
             <w:rPr>
               <w:rStyle w:val="Hyperlink"/>
@@ -4244,9 +4251,15 @@
           <w:i w:val="0"/>
           <w:color w:val="0000FF"/>
           <w:sz w:val="24"/>
-          <w:u w:val="single"/>
-        </w:rPr>
-        <w:t>w</w:t>
+        </w:rPr>
+        <w:hyperlink r:id="rId26" w:history="1">
+          <w:r>
+            <w:rPr>
+              <w:rStyle w:val="Hyperlink"/>
+            </w:rPr>
+            <w:t>w</w:t>
+          </w:r>
+        </w:hyperlink>
       </w:r>
       <w:r>
         <w:rPr>

--- a/EXPORTS/DOCX/published/niveau3/Dutch/JustinusNassau.docx
+++ b/EXPORTS/DOCX/published/niveau3/Dutch/JustinusNassau.docx
@@ -3493,7 +3493,7 @@
           <w:sz w:val="24"/>
           <w:u w:val="single"/>
         </w:rPr>
-        <w:hyperlink r:id="rId21" w:history="1">
+        <w:hyperlink r:id="rId22" w:history="1">
           <w:r>
             <w:rPr>
               <w:rStyle w:val="Hyperlink"/>
@@ -3511,7 +3511,7 @@
           <w:sz w:val="24"/>
           <w:u w:val="single"/>
         </w:rPr>
-        <w:hyperlink r:id="rId21" w:history="1">
+        <w:hyperlink r:id="rId22" w:history="1">
           <w:r>
             <w:rPr>
               <w:rStyle w:val="Hyperlink"/>
@@ -3528,14 +3528,7 @@
           <w:color w:val="000000"/>
           <w:sz w:val="24"/>
         </w:rPr>
-        <w:hyperlink r:id="rId21" w:history="1">
-          <w:r>
-            <w:rPr>
-              <w:rStyle w:val="Hyperlink"/>
-            </w:rPr>
-            <w:t xml:space="preserve">, </w:t>
-          </w:r>
-        </w:hyperlink>
+        <w:t xml:space="preserve">, </w:t>
       </w:r>
       <w:r>
         <w:rPr>
@@ -3842,7 +3835,7 @@
           <w:sz w:val="24"/>
           <w:u w:val="single"/>
         </w:rPr>
-        <w:hyperlink r:id="rId24" w:history="1">
+        <w:hyperlink r:id="rId25" w:history="1">
           <w:r>
             <w:rPr>
               <w:rStyle w:val="Hyperlink"/>
@@ -4251,15 +4244,9 @@
           <w:i w:val="0"/>
           <w:color w:val="0000FF"/>
           <w:sz w:val="24"/>
-        </w:rPr>
-        <w:hyperlink r:id="rId26" w:history="1">
-          <w:r>
-            <w:rPr>
-              <w:rStyle w:val="Hyperlink"/>
-            </w:rPr>
-            <w:t>w</w:t>
-          </w:r>
-        </w:hyperlink>
+          <w:u w:val="single"/>
+        </w:rPr>
+        <w:t>w</w:t>
       </w:r>
       <w:r>
         <w:rPr>

--- a/EXPORTS/DOCX/published/niveau3/Dutch/JustinusNassau.docx
+++ b/EXPORTS/DOCX/published/niveau3/Dutch/JustinusNassau.docx
@@ -356,14 +356,7 @@
           <w:sz w:val="24"/>
           <w:u w:val="single"/>
         </w:rPr>
-        <w:hyperlink r:id="rId9" w:history="1">
-          <w:r>
-            <w:rPr>
-              <w:rStyle w:val="Hyperlink"/>
-            </w:rPr>
-            <w:t xml:space="preserve">ilitaire </w:t>
-          </w:r>
-        </w:hyperlink>
+        <w:t xml:space="preserve">ilitaire </w:t>
       </w:r>
       <w:r>
         <w:rPr>
@@ -374,7 +367,7 @@
           <w:sz w:val="24"/>
           <w:u w:val="single"/>
         </w:rPr>
-        <w:hyperlink r:id="rId10" w:history="1">
+        <w:hyperlink r:id="rId9" w:history="1">
           <w:r>
             <w:rPr>
               <w:rStyle w:val="Hyperlink"/>
@@ -546,7 +539,7 @@
           <w:sz w:val="24"/>
           <w:u w:val="single"/>
         </w:rPr>
-        <w:hyperlink r:id="rId10" w:history="1">
+        <w:hyperlink r:id="rId11" w:history="1">
           <w:r>
             <w:rPr>
               <w:rStyle w:val="Hyperlink"/>
@@ -668,15 +661,9 @@
           <w:i w:val="0"/>
           <w:color w:val="0000FF"/>
           <w:sz w:val="24"/>
-        </w:rPr>
-        <w:hyperlink r:id="rId12" w:history="1">
-          <w:r>
-            <w:rPr>
-              <w:rStyle w:val="Hyperlink"/>
-            </w:rPr>
-            <w:t>c</w:t>
-          </w:r>
-        </w:hyperlink>
+          <w:u w:val="single"/>
+        </w:rPr>
+        <w:t>c</w:t>
       </w:r>
       <w:r>
         <w:rPr>
@@ -1185,21 +1172,13 @@
       </w:r>
       <w:r>
         <w:rPr>
-          <w:u w:val="single" w:color="0000ff"/>
           <w:rFonts w:ascii="Charis SIL Regular" w:hAnsi="Charis SIL Regular" w:eastAsia="Charis SIL Regular"/>
           <w:b w:val="0"/>
           <w:i w:val="0"/>
           <w:color w:val="000000"/>
           <w:sz w:val="24"/>
         </w:rPr>
-        <w:hyperlink r:id="rId15" w:history="1">
-          <w:r>
-            <w:rPr>
-              <w:rStyle w:val="Hyperlink"/>
-            </w:rPr>
-            <w:t>da</w:t>
-          </w:r>
-        </w:hyperlink>
+        <w:t>da</w:t>
       </w:r>
       <w:r>
         <w:rPr>
@@ -3493,7 +3472,7 @@
           <w:sz w:val="24"/>
           <w:u w:val="single"/>
         </w:rPr>
-        <w:hyperlink r:id="rId22" w:history="1">
+        <w:hyperlink r:id="rId21" w:history="1">
           <w:r>
             <w:rPr>
               <w:rStyle w:val="Hyperlink"/>
@@ -3522,6 +3501,7 @@
       </w:r>
       <w:r>
         <w:rPr>
+          <w:u w:val="single" w:color="0000ff"/>
           <w:rFonts w:ascii="Charis SIL Regular" w:hAnsi="Charis SIL Regular" w:eastAsia="Charis SIL Regular"/>
           <w:b w:val="0"/>
           <w:i w:val="0"/>
@@ -3568,7 +3548,7 @@
           <w:sz w:val="24"/>
           <w:u w:val="single"/>
         </w:rPr>
-        <w:hyperlink r:id="rId23" w:history="1">
+        <w:hyperlink r:id="rId21" w:history="1">
           <w:r>
             <w:rPr>
               <w:rStyle w:val="Hyperlink"/>
@@ -3586,7 +3566,7 @@
           <w:sz w:val="24"/>
           <w:u w:val="single"/>
         </w:rPr>
-        <w:hyperlink r:id="rId23" w:history="1">
+        <w:hyperlink r:id="rId21" w:history="1">
           <w:r>
             <w:rPr>
               <w:rStyle w:val="Hyperlink"/>
@@ -4244,7 +4224,6 @@
           <w:i w:val="0"/>
           <w:color w:val="0000FF"/>
           <w:sz w:val="24"/>
-          <w:u w:val="single"/>
         </w:rPr>
         <w:t>w</w:t>
       </w:r>

--- a/EXPORTS/DOCX/published/niveau3/Dutch/JustinusNassau.docx
+++ b/EXPORTS/DOCX/published/niveau3/Dutch/JustinusNassau.docx
@@ -356,7 +356,14 @@
           <w:sz w:val="24"/>
           <w:u w:val="single"/>
         </w:rPr>
-        <w:t xml:space="preserve">ilitaire </w:t>
+        <w:hyperlink r:id="rId9" w:history="1">
+          <w:r>
+            <w:rPr>
+              <w:rStyle w:val="Hyperlink"/>
+            </w:rPr>
+            <w:t xml:space="preserve">ilitaire </w:t>
+          </w:r>
+        </w:hyperlink>
       </w:r>
       <w:r>
         <w:rPr>
@@ -485,7 +492,7 @@
           <w:sz w:val="24"/>
           <w:u w:val="single"/>
         </w:rPr>
-        <w:hyperlink r:id="rId11" w:history="1">
+        <w:hyperlink r:id="rId10" w:history="1">
           <w:r>
             <w:rPr>
               <w:rStyle w:val="Hyperlink"/>
@@ -503,7 +510,7 @@
           <w:sz w:val="24"/>
           <w:u w:val="single"/>
         </w:rPr>
-        <w:hyperlink r:id="rId10" w:history="1">
+        <w:hyperlink r:id="rId11" w:history="1">
           <w:r>
             <w:rPr>
               <w:rStyle w:val="Hyperlink"/>
@@ -3472,7 +3479,7 @@
           <w:sz w:val="24"/>
           <w:u w:val="single"/>
         </w:rPr>
-        <w:hyperlink r:id="rId21" w:history="1">
+        <w:hyperlink r:id="rId22" w:history="1">
           <w:r>
             <w:rPr>
               <w:rStyle w:val="Hyperlink"/>
@@ -3501,7 +3508,6 @@
       </w:r>
       <w:r>
         <w:rPr>
-          <w:u w:val="single" w:color="0000ff"/>
           <w:rFonts w:ascii="Charis SIL Regular" w:hAnsi="Charis SIL Regular" w:eastAsia="Charis SIL Regular"/>
           <w:b w:val="0"/>
           <w:i w:val="0"/>
@@ -3548,7 +3554,7 @@
           <w:sz w:val="24"/>
           <w:u w:val="single"/>
         </w:rPr>
-        <w:hyperlink r:id="rId21" w:history="1">
+        <w:hyperlink r:id="rId23" w:history="1">
           <w:r>
             <w:rPr>
               <w:rStyle w:val="Hyperlink"/>
@@ -3566,7 +3572,7 @@
           <w:sz w:val="24"/>
           <w:u w:val="single"/>
         </w:rPr>
-        <w:hyperlink r:id="rId21" w:history="1">
+        <w:hyperlink r:id="rId23" w:history="1">
           <w:r>
             <w:rPr>
               <w:rStyle w:val="Hyperlink"/>
@@ -4224,8 +4230,16 @@
           <w:i w:val="0"/>
           <w:color w:val="0000FF"/>
           <w:sz w:val="24"/>
-        </w:rPr>
-        <w:t>w</w:t>
+          <w:u w:val="single"/>
+        </w:rPr>
+        <w:hyperlink r:id="rId26" w:history="1">
+          <w:r>
+            <w:rPr>
+              <w:rStyle w:val="Hyperlink"/>
+            </w:rPr>
+            <w:t>w</w:t>
+          </w:r>
+        </w:hyperlink>
       </w:r>
       <w:r>
         <w:rPr>

--- a/EXPORTS/DOCX/published/niveau3/Dutch/JustinusNassau.docx
+++ b/EXPORTS/DOCX/published/niveau3/Dutch/JustinusNassau.docx
@@ -354,16 +354,8 @@
           <w:i w:val="0"/>
           <w:color w:val="0000FF"/>
           <w:sz w:val="24"/>
-          <w:u w:val="single"/>
-        </w:rPr>
-        <w:hyperlink r:id="rId9" w:history="1">
-          <w:r>
-            <w:rPr>
-              <w:rStyle w:val="Hyperlink"/>
-            </w:rPr>
-            <w:t xml:space="preserve">ilitaire </w:t>
-          </w:r>
-        </w:hyperlink>
+        </w:rPr>
+        <w:t xml:space="preserve">ilitaire </w:t>
       </w:r>
       <w:r>
         <w:rPr>
@@ -492,7 +484,7 @@
           <w:sz w:val="24"/>
           <w:u w:val="single"/>
         </w:rPr>
-        <w:hyperlink r:id="rId10" w:history="1">
+        <w:hyperlink r:id="rId11" w:history="1">
           <w:r>
             <w:rPr>
               <w:rStyle w:val="Hyperlink"/>
@@ -668,9 +660,15 @@
           <w:i w:val="0"/>
           <w:color w:val="0000FF"/>
           <w:sz w:val="24"/>
-          <w:u w:val="single"/>
-        </w:rPr>
-        <w:t>c</w:t>
+        </w:rPr>
+        <w:hyperlink r:id="rId12" w:history="1">
+          <w:r>
+            <w:rPr>
+              <w:rStyle w:val="Hyperlink"/>
+            </w:rPr>
+            <w:t>c</w:t>
+          </w:r>
+        </w:hyperlink>
       </w:r>
       <w:r>
         <w:rPr>
@@ -1179,6 +1177,7 @@
       </w:r>
       <w:r>
         <w:rPr>
+          <w:u w:val="single" w:color="0000ff"/>
           <w:rFonts w:ascii="Charis SIL Regular" w:hAnsi="Charis SIL Regular" w:eastAsia="Charis SIL Regular"/>
           <w:b w:val="0"/>
           <w:i w:val="0"/>
@@ -3497,7 +3496,7 @@
           <w:sz w:val="24"/>
           <w:u w:val="single"/>
         </w:rPr>
-        <w:hyperlink r:id="rId22" w:history="1">
+        <w:hyperlink r:id="rId21" w:history="1">
           <w:r>
             <w:rPr>
               <w:rStyle w:val="Hyperlink"/>
@@ -3525,7 +3524,7 @@
           <w:sz w:val="24"/>
           <w:u w:val="single"/>
         </w:rPr>
-        <w:hyperlink r:id="rId23" w:history="1">
+        <w:hyperlink r:id="rId21" w:history="1">
           <w:r>
             <w:rPr>
               <w:rStyle w:val="Hyperlink"/>
@@ -3554,7 +3553,7 @@
           <w:sz w:val="24"/>
           <w:u w:val="single"/>
         </w:rPr>
-        <w:hyperlink r:id="rId23" w:history="1">
+        <w:hyperlink r:id="rId21" w:history="1">
           <w:r>
             <w:rPr>
               <w:rStyle w:val="Hyperlink"/>
@@ -3572,7 +3571,7 @@
           <w:sz w:val="24"/>
           <w:u w:val="single"/>
         </w:rPr>
-        <w:hyperlink r:id="rId23" w:history="1">
+        <w:hyperlink r:id="rId21" w:history="1">
           <w:r>
             <w:rPr>
               <w:rStyle w:val="Hyperlink"/>
@@ -3703,7 +3702,7 @@
           <w:sz w:val="24"/>
           <w:u w:val="single"/>
         </w:rPr>
-        <w:hyperlink r:id="rId24" w:history="1">
+        <w:hyperlink r:id="rId23" w:history="1">
           <w:r>
             <w:rPr>
               <w:rStyle w:val="Hyperlink"/>
@@ -3721,7 +3720,7 @@
           <w:sz w:val="24"/>
           <w:u w:val="single"/>
         </w:rPr>
-        <w:hyperlink r:id="rId24" w:history="1">
+        <w:hyperlink r:id="rId23" w:history="1">
           <w:r>
             <w:rPr>
               <w:rStyle w:val="Hyperlink"/>
@@ -3739,7 +3738,7 @@
           <w:sz w:val="24"/>
           <w:u w:val="single"/>
         </w:rPr>
-        <w:hyperlink r:id="rId24" w:history="1">
+        <w:hyperlink r:id="rId23" w:history="1">
           <w:r>
             <w:rPr>
               <w:rStyle w:val="Hyperlink"/>
@@ -3757,7 +3756,7 @@
           <w:sz w:val="24"/>
           <w:u w:val="single"/>
         </w:rPr>
-        <w:hyperlink r:id="rId24" w:history="1">
+        <w:hyperlink r:id="rId23" w:history="1">
           <w:r>
             <w:rPr>
               <w:rStyle w:val="Hyperlink"/>
@@ -3785,7 +3784,7 @@
           <w:sz w:val="24"/>
           <w:u w:val="single"/>
         </w:rPr>
-        <w:hyperlink r:id="rId25" w:history="1">
+        <w:hyperlink r:id="rId24" w:history="1">
           <w:r>
             <w:rPr>
               <w:rStyle w:val="Hyperlink"/>
@@ -3803,7 +3802,7 @@
           <w:sz w:val="24"/>
           <w:u w:val="single"/>
         </w:rPr>
-        <w:hyperlink r:id="rId25" w:history="1">
+        <w:hyperlink r:id="rId23" w:history="1">
           <w:r>
             <w:rPr>
               <w:rStyle w:val="Hyperlink"/>
@@ -3821,7 +3820,7 @@
           <w:sz w:val="24"/>
           <w:u w:val="single"/>
         </w:rPr>
-        <w:hyperlink r:id="rId25" w:history="1">
+        <w:hyperlink r:id="rId23" w:history="1">
           <w:r>
             <w:rPr>
               <w:rStyle w:val="Hyperlink"/>
@@ -3962,7 +3961,7 @@
           <w:sz w:val="24"/>
           <w:u w:val="single"/>
         </w:rPr>
-        <w:hyperlink r:id="rId26" w:history="1">
+        <w:hyperlink r:id="rId25" w:history="1">
           <w:r>
             <w:rPr>
               <w:rStyle w:val="Hyperlink"/>
@@ -3980,7 +3979,7 @@
           <w:sz w:val="24"/>
           <w:u w:val="single"/>
         </w:rPr>
-        <w:hyperlink r:id="rId26" w:history="1">
+        <w:hyperlink r:id="rId25" w:history="1">
           <w:r>
             <w:rPr>
               <w:rStyle w:val="Hyperlink"/>
@@ -3998,7 +3997,7 @@
           <w:sz w:val="24"/>
           <w:u w:val="single"/>
         </w:rPr>
-        <w:hyperlink r:id="rId26" w:history="1">
+        <w:hyperlink r:id="rId25" w:history="1">
           <w:r>
             <w:rPr>
               <w:rStyle w:val="Hyperlink"/>
@@ -4016,7 +4015,7 @@
           <w:sz w:val="24"/>
           <w:u w:val="single"/>
         </w:rPr>
-        <w:hyperlink r:id="rId26" w:history="1">
+        <w:hyperlink r:id="rId25" w:history="1">
           <w:r>
             <w:rPr>
               <w:rStyle w:val="Hyperlink"/>
@@ -4034,7 +4033,7 @@
           <w:sz w:val="24"/>
           <w:u w:val="single"/>
         </w:rPr>
-        <w:hyperlink r:id="rId26" w:history="1">
+        <w:hyperlink r:id="rId25" w:history="1">
           <w:r>
             <w:rPr>
               <w:rStyle w:val="Hyperlink"/>
@@ -4052,7 +4051,7 @@
           <w:sz w:val="24"/>
           <w:u w:val="single"/>
         </w:rPr>
-        <w:hyperlink r:id="rId26" w:history="1">
+        <w:hyperlink r:id="rId25" w:history="1">
           <w:r>
             <w:rPr>
               <w:rStyle w:val="Hyperlink"/>
@@ -4070,7 +4069,7 @@
           <w:sz w:val="24"/>
           <w:u w:val="single"/>
         </w:rPr>
-        <w:hyperlink r:id="rId26" w:history="1">
+        <w:hyperlink r:id="rId25" w:history="1">
           <w:r>
             <w:rPr>
               <w:rStyle w:val="Hyperlink"/>
@@ -4088,7 +4087,7 @@
           <w:sz w:val="24"/>
           <w:u w:val="single"/>
         </w:rPr>
-        <w:hyperlink r:id="rId26" w:history="1">
+        <w:hyperlink r:id="rId25" w:history="1">
           <w:r>
             <w:rPr>
               <w:rStyle w:val="Hyperlink"/>
@@ -4106,7 +4105,7 @@
           <w:sz w:val="24"/>
           <w:u w:val="single"/>
         </w:rPr>
-        <w:hyperlink r:id="rId26" w:history="1">
+        <w:hyperlink r:id="rId25" w:history="1">
           <w:r>
             <w:rPr>
               <w:rStyle w:val="Hyperlink"/>
@@ -4124,7 +4123,7 @@
           <w:sz w:val="24"/>
           <w:u w:val="single"/>
         </w:rPr>
-        <w:hyperlink r:id="rId26" w:history="1">
+        <w:hyperlink r:id="rId25" w:history="1">
           <w:r>
             <w:rPr>
               <w:rStyle w:val="Hyperlink"/>
@@ -4142,7 +4141,7 @@
           <w:sz w:val="24"/>
           <w:u w:val="single"/>
         </w:rPr>
-        <w:hyperlink r:id="rId26" w:history="1">
+        <w:hyperlink r:id="rId25" w:history="1">
           <w:r>
             <w:rPr>
               <w:rStyle w:val="Hyperlink"/>
@@ -4160,7 +4159,7 @@
           <w:sz w:val="24"/>
           <w:u w:val="single"/>
         </w:rPr>
-        <w:hyperlink r:id="rId26" w:history="1">
+        <w:hyperlink r:id="rId25" w:history="1">
           <w:r>
             <w:rPr>
               <w:rStyle w:val="Hyperlink"/>
@@ -4178,7 +4177,7 @@
           <w:sz w:val="24"/>
           <w:u w:val="single"/>
         </w:rPr>
-        <w:hyperlink r:id="rId26" w:history="1">
+        <w:hyperlink r:id="rId25" w:history="1">
           <w:r>
             <w:rPr>
               <w:rStyle w:val="Hyperlink"/>
@@ -4196,7 +4195,7 @@
           <w:sz w:val="24"/>
           <w:u w:val="single"/>
         </w:rPr>
-        <w:hyperlink r:id="rId26" w:history="1">
+        <w:hyperlink r:id="rId25" w:history="1">
           <w:r>
             <w:rPr>
               <w:rStyle w:val="Hyperlink"/>
@@ -4214,7 +4213,7 @@
           <w:sz w:val="24"/>
           <w:u w:val="single"/>
         </w:rPr>
-        <w:hyperlink r:id="rId26" w:history="1">
+        <w:hyperlink r:id="rId25" w:history="1">
           <w:r>
             <w:rPr>
               <w:rStyle w:val="Hyperlink"/>
@@ -4232,7 +4231,7 @@
           <w:sz w:val="24"/>
           <w:u w:val="single"/>
         </w:rPr>
-        <w:hyperlink r:id="rId26" w:history="1">
+        <w:hyperlink r:id="rId25" w:history="1">
           <w:r>
             <w:rPr>
               <w:rStyle w:val="Hyperlink"/>
@@ -4250,7 +4249,7 @@
           <w:sz w:val="24"/>
           <w:u w:val="single"/>
         </w:rPr>
-        <w:hyperlink r:id="rId26" w:history="1">
+        <w:hyperlink r:id="rId25" w:history="1">
           <w:r>
             <w:rPr>
               <w:rStyle w:val="Hyperlink"/>
@@ -4268,7 +4267,7 @@
           <w:sz w:val="24"/>
           <w:u w:val="single"/>
         </w:rPr>
-        <w:hyperlink r:id="rId26" w:history="1">
+        <w:hyperlink r:id="rId25" w:history="1">
           <w:r>
             <w:rPr>
               <w:rStyle w:val="Hyperlink"/>
@@ -4425,7 +4424,7 @@
           <w:sz w:val="24"/>
           <w:u w:val="single"/>
         </w:rPr>
-        <w:hyperlink r:id="rId27" w:history="1">
+        <w:hyperlink r:id="rId26" w:history="1">
           <w:r>
             <w:rPr>
               <w:rStyle w:val="Hyperlink"/>
@@ -4443,7 +4442,7 @@
           <w:sz w:val="24"/>
           <w:u w:val="single"/>
         </w:rPr>
-        <w:hyperlink r:id="rId27" w:history="1">
+        <w:hyperlink r:id="rId26" w:history="1">
           <w:r>
             <w:rPr>
               <w:rStyle w:val="Hyperlink"/>
@@ -4461,7 +4460,7 @@
           <w:sz w:val="24"/>
           <w:u w:val="single"/>
         </w:rPr>
-        <w:hyperlink r:id="rId27" w:history="1">
+        <w:hyperlink r:id="rId26" w:history="1">
           <w:r>
             <w:rPr>
               <w:rStyle w:val="Hyperlink"/>
@@ -4479,7 +4478,7 @@
           <w:sz w:val="24"/>
           <w:u w:val="single"/>
         </w:rPr>
-        <w:hyperlink r:id="rId27" w:history="1">
+        <w:hyperlink r:id="rId26" w:history="1">
           <w:r>
             <w:rPr>
               <w:rStyle w:val="Hyperlink"/>
@@ -4497,7 +4496,7 @@
           <w:sz w:val="24"/>
           <w:u w:val="single"/>
         </w:rPr>
-        <w:hyperlink r:id="rId27" w:history="1">
+        <w:hyperlink r:id="rId26" w:history="1">
           <w:r>
             <w:rPr>
               <w:rStyle w:val="Hyperlink"/>
@@ -4515,7 +4514,7 @@
           <w:sz w:val="24"/>
           <w:u w:val="single"/>
         </w:rPr>
-        <w:hyperlink r:id="rId27" w:history="1">
+        <w:hyperlink r:id="rId26" w:history="1">
           <w:r>
             <w:rPr>
               <w:rStyle w:val="Hyperlink"/>
@@ -4533,7 +4532,7 @@
           <w:sz w:val="24"/>
           <w:u w:val="single"/>
         </w:rPr>
-        <w:hyperlink r:id="rId27" w:history="1">
+        <w:hyperlink r:id="rId26" w:history="1">
           <w:r>
             <w:rPr>
               <w:rStyle w:val="Hyperlink"/>
@@ -4551,7 +4550,7 @@
           <w:sz w:val="24"/>
           <w:u w:val="single"/>
         </w:rPr>
-        <w:hyperlink r:id="rId27" w:history="1">
+        <w:hyperlink r:id="rId26" w:history="1">
           <w:r>
             <w:rPr>
               <w:rStyle w:val="Hyperlink"/>
@@ -4569,7 +4568,7 @@
           <w:sz w:val="24"/>
           <w:u w:val="single"/>
         </w:rPr>
-        <w:hyperlink r:id="rId27" w:history="1">
+        <w:hyperlink r:id="rId26" w:history="1">
           <w:r>
             <w:rPr>
               <w:rStyle w:val="Hyperlink"/>
@@ -4587,7 +4586,7 @@
           <w:sz w:val="24"/>
           <w:u w:val="single"/>
         </w:rPr>
-        <w:hyperlink r:id="rId27" w:history="1">
+        <w:hyperlink r:id="rId26" w:history="1">
           <w:r>
             <w:rPr>
               <w:rStyle w:val="Hyperlink"/>
@@ -4605,7 +4604,7 @@
           <w:sz w:val="24"/>
           <w:u w:val="single"/>
         </w:rPr>
-        <w:hyperlink r:id="rId27" w:history="1">
+        <w:hyperlink r:id="rId26" w:history="1">
           <w:r>
             <w:rPr>
               <w:rStyle w:val="Hyperlink"/>
@@ -4623,7 +4622,7 @@
           <w:sz w:val="24"/>
           <w:u w:val="single"/>
         </w:rPr>
-        <w:hyperlink r:id="rId27" w:history="1">
+        <w:hyperlink r:id="rId26" w:history="1">
           <w:r>
             <w:rPr>
               <w:rStyle w:val="Hyperlink"/>
@@ -4641,7 +4640,7 @@
           <w:sz w:val="24"/>
           <w:u w:val="single"/>
         </w:rPr>
-        <w:hyperlink r:id="rId27" w:history="1">
+        <w:hyperlink r:id="rId26" w:history="1">
           <w:r>
             <w:rPr>
               <w:rStyle w:val="Hyperlink"/>
@@ -4659,7 +4658,7 @@
           <w:sz w:val="24"/>
           <w:u w:val="single"/>
         </w:rPr>
-        <w:hyperlink r:id="rId27" w:history="1">
+        <w:hyperlink r:id="rId26" w:history="1">
           <w:r>
             <w:rPr>
               <w:rStyle w:val="Hyperlink"/>
@@ -4677,7 +4676,7 @@
           <w:sz w:val="24"/>
           <w:u w:val="single"/>
         </w:rPr>
-        <w:hyperlink r:id="rId27" w:history="1">
+        <w:hyperlink r:id="rId26" w:history="1">
           <w:r>
             <w:rPr>
               <w:rStyle w:val="Hyperlink"/>
@@ -4825,7 +4824,7 @@
           <w:sz w:val="24"/>
           <w:u w:val="single"/>
         </w:rPr>
-        <w:hyperlink r:id="rId28" w:history="1">
+        <w:hyperlink r:id="rId27" w:history="1">
           <w:r>
             <w:rPr>
               <w:rStyle w:val="Hyperlink"/>
@@ -4843,7 +4842,7 @@
           <w:sz w:val="24"/>
           <w:u w:val="single"/>
         </w:rPr>
-        <w:hyperlink r:id="rId28" w:history="1">
+        <w:hyperlink r:id="rId27" w:history="1">
           <w:r>
             <w:rPr>
               <w:rStyle w:val="Hyperlink"/>
@@ -4861,7 +4860,7 @@
           <w:sz w:val="24"/>
           <w:u w:val="single"/>
         </w:rPr>
-        <w:hyperlink r:id="rId28" w:history="1">
+        <w:hyperlink r:id="rId27" w:history="1">
           <w:r>
             <w:rPr>
               <w:rStyle w:val="Hyperlink"/>
@@ -4879,7 +4878,7 @@
           <w:sz w:val="24"/>
           <w:u w:val="single"/>
         </w:rPr>
-        <w:hyperlink r:id="rId28" w:history="1">
+        <w:hyperlink r:id="rId27" w:history="1">
           <w:r>
             <w:rPr>
               <w:rStyle w:val="Hyperlink"/>
@@ -4897,7 +4896,7 @@
           <w:sz w:val="24"/>
           <w:u w:val="single"/>
         </w:rPr>
-        <w:hyperlink r:id="rId28" w:history="1">
+        <w:hyperlink r:id="rId27" w:history="1">
           <w:r>
             <w:rPr>
               <w:rStyle w:val="Hyperlink"/>
@@ -4918,7 +4917,7 @@
           <w:sz w:val="24"/>
           <w:u w:val="single"/>
         </w:rPr>
-        <w:hyperlink r:id="rId28" w:history="1">
+        <w:hyperlink r:id="rId27" w:history="1">
           <w:r>
             <w:rPr>
               <w:rStyle w:val="Hyperlink"/>
@@ -4936,7 +4935,7 @@
           <w:sz w:val="24"/>
           <w:u w:val="single"/>
         </w:rPr>
-        <w:hyperlink r:id="rId28" w:history="1">
+        <w:hyperlink r:id="rId27" w:history="1">
           <w:r>
             <w:rPr>
               <w:rStyle w:val="Hyperlink"/>
@@ -4954,7 +4953,7 @@
           <w:sz w:val="24"/>
           <w:u w:val="single"/>
         </w:rPr>
-        <w:hyperlink r:id="rId28" w:history="1">
+        <w:hyperlink r:id="rId27" w:history="1">
           <w:r>
             <w:rPr>
               <w:rStyle w:val="Hyperlink"/>
@@ -4972,7 +4971,7 @@
           <w:sz w:val="24"/>
           <w:u w:val="single"/>
         </w:rPr>
-        <w:hyperlink r:id="rId28" w:history="1">
+        <w:hyperlink r:id="rId27" w:history="1">
           <w:r>
             <w:rPr>
               <w:rStyle w:val="Hyperlink"/>
@@ -4990,7 +4989,7 @@
           <w:sz w:val="24"/>
           <w:u w:val="single"/>
         </w:rPr>
-        <w:hyperlink r:id="rId28" w:history="1">
+        <w:hyperlink r:id="rId27" w:history="1">
           <w:r>
             <w:rPr>
               <w:rStyle w:val="Hyperlink"/>
@@ -5141,7 +5140,7 @@
           <w:sz w:val="24"/>
           <w:u w:val="single"/>
         </w:rPr>
-        <w:hyperlink r:id="rId29" w:history="1">
+        <w:hyperlink r:id="rId28" w:history="1">
           <w:r>
             <w:rPr>
               <w:rStyle w:val="Hyperlink"/>
@@ -5159,7 +5158,7 @@
           <w:sz w:val="24"/>
           <w:u w:val="single"/>
         </w:rPr>
-        <w:hyperlink r:id="rId29" w:history="1">
+        <w:hyperlink r:id="rId28" w:history="1">
           <w:r>
             <w:rPr>
               <w:rStyle w:val="Hyperlink"/>
@@ -5177,7 +5176,7 @@
           <w:sz w:val="24"/>
           <w:u w:val="single"/>
         </w:rPr>
-        <w:hyperlink r:id="rId29" w:history="1">
+        <w:hyperlink r:id="rId28" w:history="1">
           <w:r>
             <w:rPr>
               <w:rStyle w:val="Hyperlink"/>
@@ -5195,7 +5194,7 @@
           <w:sz w:val="24"/>
           <w:u w:val="single"/>
         </w:rPr>
-        <w:hyperlink r:id="rId29" w:history="1">
+        <w:hyperlink r:id="rId28" w:history="1">
           <w:r>
             <w:rPr>
               <w:rStyle w:val="Hyperlink"/>
@@ -5213,7 +5212,7 @@
           <w:sz w:val="24"/>
           <w:u w:val="single"/>
         </w:rPr>
-        <w:hyperlink r:id="rId29" w:history="1">
+        <w:hyperlink r:id="rId28" w:history="1">
           <w:r>
             <w:rPr>
               <w:rStyle w:val="Hyperlink"/>
@@ -5231,7 +5230,7 @@
           <w:sz w:val="24"/>
           <w:u w:val="single"/>
         </w:rPr>
-        <w:hyperlink r:id="rId29" w:history="1">
+        <w:hyperlink r:id="rId28" w:history="1">
           <w:r>
             <w:rPr>
               <w:rStyle w:val="Hyperlink"/>
@@ -5249,7 +5248,7 @@
           <w:sz w:val="24"/>
           <w:u w:val="single"/>
         </w:rPr>
-        <w:hyperlink r:id="rId29" w:history="1">
+        <w:hyperlink r:id="rId28" w:history="1">
           <w:r>
             <w:rPr>
               <w:rStyle w:val="Hyperlink"/>
@@ -5267,7 +5266,7 @@
           <w:sz w:val="24"/>
           <w:u w:val="single"/>
         </w:rPr>
-        <w:hyperlink r:id="rId29" w:history="1">
+        <w:hyperlink r:id="rId28" w:history="1">
           <w:r>
             <w:rPr>
               <w:rStyle w:val="Hyperlink"/>
@@ -5285,7 +5284,7 @@
           <w:sz w:val="24"/>
           <w:u w:val="single"/>
         </w:rPr>
-        <w:hyperlink r:id="rId29" w:history="1">
+        <w:hyperlink r:id="rId28" w:history="1">
           <w:r>
             <w:rPr>
               <w:rStyle w:val="Hyperlink"/>

--- a/EXPORTS/DOCX/published/niveau3/Dutch/JustinusNassau.docx
+++ b/EXPORTS/DOCX/published/niveau3/Dutch/JustinusNassau.docx
@@ -338,7 +338,7 @@
           <w:sz w:val="24"/>
           <w:u w:val="single"/>
         </w:rPr>
-        <w:hyperlink r:id="rId9" w:history="1">
+        <w:hyperlink r:id="rId10" w:history="1">
           <w:r>
             <w:rPr>
               <w:rStyle w:val="Hyperlink"/>
@@ -354,8 +354,16 @@
           <w:i w:val="0"/>
           <w:color w:val="0000FF"/>
           <w:sz w:val="24"/>
-        </w:rPr>
-        <w:t xml:space="preserve">ilitaire </w:t>
+          <w:u w:val="single"/>
+        </w:rPr>
+        <w:hyperlink r:id="rId10" w:history="1">
+          <w:r>
+            <w:rPr>
+              <w:rStyle w:val="Hyperlink"/>
+            </w:rPr>
+            <w:t xml:space="preserve">ilitaire </w:t>
+          </w:r>
+        </w:hyperlink>
       </w:r>
       <w:r>
         <w:rPr>
@@ -484,7 +492,7 @@
           <w:sz w:val="24"/>
           <w:u w:val="single"/>
         </w:rPr>
-        <w:hyperlink r:id="rId11" w:history="1">
+        <w:hyperlink r:id="rId10" w:history="1">
           <w:r>
             <w:rPr>
               <w:rStyle w:val="Hyperlink"/>
@@ -502,7 +510,7 @@
           <w:sz w:val="24"/>
           <w:u w:val="single"/>
         </w:rPr>
-        <w:hyperlink r:id="rId11" w:history="1">
+        <w:hyperlink r:id="rId10" w:history="1">
           <w:r>
             <w:rPr>
               <w:rStyle w:val="Hyperlink"/>
@@ -538,7 +546,7 @@
           <w:sz w:val="24"/>
           <w:u w:val="single"/>
         </w:rPr>
-        <w:hyperlink r:id="rId11" w:history="1">
+        <w:hyperlink r:id="rId10" w:history="1">
           <w:r>
             <w:rPr>
               <w:rStyle w:val="Hyperlink"/>
@@ -3478,7 +3486,7 @@
           <w:sz w:val="24"/>
           <w:u w:val="single"/>
         </w:rPr>
-        <w:hyperlink r:id="rId22" w:history="1">
+        <w:hyperlink r:id="rId21" w:history="1">
           <w:r>
             <w:rPr>
               <w:rStyle w:val="Hyperlink"/>
@@ -3553,7 +3561,7 @@
           <w:sz w:val="24"/>
           <w:u w:val="single"/>
         </w:rPr>
-        <w:hyperlink r:id="rId21" w:history="1">
+        <w:hyperlink r:id="rId23" w:history="1">
           <w:r>
             <w:rPr>
               <w:rStyle w:val="Hyperlink"/>
@@ -3571,7 +3579,7 @@
           <w:sz w:val="24"/>
           <w:u w:val="single"/>
         </w:rPr>
-        <w:hyperlink r:id="rId21" w:history="1">
+        <w:hyperlink r:id="rId23" w:history="1">
           <w:r>
             <w:rPr>
               <w:rStyle w:val="Hyperlink"/>
@@ -3702,7 +3710,7 @@
           <w:sz w:val="24"/>
           <w:u w:val="single"/>
         </w:rPr>
-        <w:hyperlink r:id="rId23" w:history="1">
+        <w:hyperlink r:id="rId24" w:history="1">
           <w:r>
             <w:rPr>
               <w:rStyle w:val="Hyperlink"/>
@@ -3720,7 +3728,7 @@
           <w:sz w:val="24"/>
           <w:u w:val="single"/>
         </w:rPr>
-        <w:hyperlink r:id="rId23" w:history="1">
+        <w:hyperlink r:id="rId24" w:history="1">
           <w:r>
             <w:rPr>
               <w:rStyle w:val="Hyperlink"/>
@@ -3738,7 +3746,7 @@
           <w:sz w:val="24"/>
           <w:u w:val="single"/>
         </w:rPr>
-        <w:hyperlink r:id="rId23" w:history="1">
+        <w:hyperlink r:id="rId24" w:history="1">
           <w:r>
             <w:rPr>
               <w:rStyle w:val="Hyperlink"/>
@@ -3756,7 +3764,7 @@
           <w:sz w:val="24"/>
           <w:u w:val="single"/>
         </w:rPr>
-        <w:hyperlink r:id="rId23" w:history="1">
+        <w:hyperlink r:id="rId24" w:history="1">
           <w:r>
             <w:rPr>
               <w:rStyle w:val="Hyperlink"/>
@@ -3784,7 +3792,7 @@
           <w:sz w:val="24"/>
           <w:u w:val="single"/>
         </w:rPr>
-        <w:hyperlink r:id="rId24" w:history="1">
+        <w:hyperlink r:id="rId25" w:history="1">
           <w:r>
             <w:rPr>
               <w:rStyle w:val="Hyperlink"/>
@@ -3802,7 +3810,7 @@
           <w:sz w:val="24"/>
           <w:u w:val="single"/>
         </w:rPr>
-        <w:hyperlink r:id="rId23" w:history="1">
+        <w:hyperlink r:id="rId24" w:history="1">
           <w:r>
             <w:rPr>
               <w:rStyle w:val="Hyperlink"/>
@@ -3820,7 +3828,7 @@
           <w:sz w:val="24"/>
           <w:u w:val="single"/>
         </w:rPr>
-        <w:hyperlink r:id="rId23" w:history="1">
+        <w:hyperlink r:id="rId24" w:history="1">
           <w:r>
             <w:rPr>
               <w:rStyle w:val="Hyperlink"/>
@@ -3961,7 +3969,7 @@
           <w:sz w:val="24"/>
           <w:u w:val="single"/>
         </w:rPr>
-        <w:hyperlink r:id="rId25" w:history="1">
+        <w:hyperlink r:id="rId26" w:history="1">
           <w:r>
             <w:rPr>
               <w:rStyle w:val="Hyperlink"/>
@@ -3979,7 +3987,7 @@
           <w:sz w:val="24"/>
           <w:u w:val="single"/>
         </w:rPr>
-        <w:hyperlink r:id="rId25" w:history="1">
+        <w:hyperlink r:id="rId26" w:history="1">
           <w:r>
             <w:rPr>
               <w:rStyle w:val="Hyperlink"/>
@@ -3997,7 +4005,7 @@
           <w:sz w:val="24"/>
           <w:u w:val="single"/>
         </w:rPr>
-        <w:hyperlink r:id="rId25" w:history="1">
+        <w:hyperlink r:id="rId26" w:history="1">
           <w:r>
             <w:rPr>
               <w:rStyle w:val="Hyperlink"/>
@@ -4015,7 +4023,7 @@
           <w:sz w:val="24"/>
           <w:u w:val="single"/>
         </w:rPr>
-        <w:hyperlink r:id="rId25" w:history="1">
+        <w:hyperlink r:id="rId26" w:history="1">
           <w:r>
             <w:rPr>
               <w:rStyle w:val="Hyperlink"/>
@@ -4033,7 +4041,7 @@
           <w:sz w:val="24"/>
           <w:u w:val="single"/>
         </w:rPr>
-        <w:hyperlink r:id="rId25" w:history="1">
+        <w:hyperlink r:id="rId26" w:history="1">
           <w:r>
             <w:rPr>
               <w:rStyle w:val="Hyperlink"/>
@@ -4051,7 +4059,7 @@
           <w:sz w:val="24"/>
           <w:u w:val="single"/>
         </w:rPr>
-        <w:hyperlink r:id="rId25" w:history="1">
+        <w:hyperlink r:id="rId26" w:history="1">
           <w:r>
             <w:rPr>
               <w:rStyle w:val="Hyperlink"/>
@@ -4069,7 +4077,7 @@
           <w:sz w:val="24"/>
           <w:u w:val="single"/>
         </w:rPr>
-        <w:hyperlink r:id="rId25" w:history="1">
+        <w:hyperlink r:id="rId26" w:history="1">
           <w:r>
             <w:rPr>
               <w:rStyle w:val="Hyperlink"/>
@@ -4087,7 +4095,7 @@
           <w:sz w:val="24"/>
           <w:u w:val="single"/>
         </w:rPr>
-        <w:hyperlink r:id="rId25" w:history="1">
+        <w:hyperlink r:id="rId26" w:history="1">
           <w:r>
             <w:rPr>
               <w:rStyle w:val="Hyperlink"/>
@@ -4105,7 +4113,7 @@
           <w:sz w:val="24"/>
           <w:u w:val="single"/>
         </w:rPr>
-        <w:hyperlink r:id="rId25" w:history="1">
+        <w:hyperlink r:id="rId26" w:history="1">
           <w:r>
             <w:rPr>
               <w:rStyle w:val="Hyperlink"/>
@@ -4123,7 +4131,7 @@
           <w:sz w:val="24"/>
           <w:u w:val="single"/>
         </w:rPr>
-        <w:hyperlink r:id="rId25" w:history="1">
+        <w:hyperlink r:id="rId26" w:history="1">
           <w:r>
             <w:rPr>
               <w:rStyle w:val="Hyperlink"/>
@@ -4141,7 +4149,7 @@
           <w:sz w:val="24"/>
           <w:u w:val="single"/>
         </w:rPr>
-        <w:hyperlink r:id="rId25" w:history="1">
+        <w:hyperlink r:id="rId26" w:history="1">
           <w:r>
             <w:rPr>
               <w:rStyle w:val="Hyperlink"/>
@@ -4159,7 +4167,7 @@
           <w:sz w:val="24"/>
           <w:u w:val="single"/>
         </w:rPr>
-        <w:hyperlink r:id="rId25" w:history="1">
+        <w:hyperlink r:id="rId26" w:history="1">
           <w:r>
             <w:rPr>
               <w:rStyle w:val="Hyperlink"/>
@@ -4177,7 +4185,7 @@
           <w:sz w:val="24"/>
           <w:u w:val="single"/>
         </w:rPr>
-        <w:hyperlink r:id="rId25" w:history="1">
+        <w:hyperlink r:id="rId26" w:history="1">
           <w:r>
             <w:rPr>
               <w:rStyle w:val="Hyperlink"/>
@@ -4195,7 +4203,7 @@
           <w:sz w:val="24"/>
           <w:u w:val="single"/>
         </w:rPr>
-        <w:hyperlink r:id="rId25" w:history="1">
+        <w:hyperlink r:id="rId26" w:history="1">
           <w:r>
             <w:rPr>
               <w:rStyle w:val="Hyperlink"/>
@@ -4213,7 +4221,7 @@
           <w:sz w:val="24"/>
           <w:u w:val="single"/>
         </w:rPr>
-        <w:hyperlink r:id="rId25" w:history="1">
+        <w:hyperlink r:id="rId26" w:history="1">
           <w:r>
             <w:rPr>
               <w:rStyle w:val="Hyperlink"/>
@@ -4231,14 +4239,7 @@
           <w:sz w:val="24"/>
           <w:u w:val="single"/>
         </w:rPr>
-        <w:hyperlink r:id="rId25" w:history="1">
-          <w:r>
-            <w:rPr>
-              <w:rStyle w:val="Hyperlink"/>
-            </w:rPr>
-            <w:t>w</w:t>
-          </w:r>
-        </w:hyperlink>
+        <w:t>w</w:t>
       </w:r>
       <w:r>
         <w:rPr>
@@ -4249,7 +4250,7 @@
           <w:sz w:val="24"/>
           <w:u w:val="single"/>
         </w:rPr>
-        <w:hyperlink r:id="rId25" w:history="1">
+        <w:hyperlink r:id="rId26" w:history="1">
           <w:r>
             <w:rPr>
               <w:rStyle w:val="Hyperlink"/>
@@ -4267,7 +4268,7 @@
           <w:sz w:val="24"/>
           <w:u w:val="single"/>
         </w:rPr>
-        <w:hyperlink r:id="rId25" w:history="1">
+        <w:hyperlink r:id="rId26" w:history="1">
           <w:r>
             <w:rPr>
               <w:rStyle w:val="Hyperlink"/>
@@ -4424,7 +4425,7 @@
           <w:sz w:val="24"/>
           <w:u w:val="single"/>
         </w:rPr>
-        <w:hyperlink r:id="rId26" w:history="1">
+        <w:hyperlink r:id="rId27" w:history="1">
           <w:r>
             <w:rPr>
               <w:rStyle w:val="Hyperlink"/>
@@ -4442,7 +4443,7 @@
           <w:sz w:val="24"/>
           <w:u w:val="single"/>
         </w:rPr>
-        <w:hyperlink r:id="rId26" w:history="1">
+        <w:hyperlink r:id="rId27" w:history="1">
           <w:r>
             <w:rPr>
               <w:rStyle w:val="Hyperlink"/>
@@ -4460,7 +4461,7 @@
           <w:sz w:val="24"/>
           <w:u w:val="single"/>
         </w:rPr>
-        <w:hyperlink r:id="rId26" w:history="1">
+        <w:hyperlink r:id="rId27" w:history="1">
           <w:r>
             <w:rPr>
               <w:rStyle w:val="Hyperlink"/>
@@ -4478,7 +4479,7 @@
           <w:sz w:val="24"/>
           <w:u w:val="single"/>
         </w:rPr>
-        <w:hyperlink r:id="rId26" w:history="1">
+        <w:hyperlink r:id="rId27" w:history="1">
           <w:r>
             <w:rPr>
               <w:rStyle w:val="Hyperlink"/>
@@ -4496,7 +4497,7 @@
           <w:sz w:val="24"/>
           <w:u w:val="single"/>
         </w:rPr>
-        <w:hyperlink r:id="rId26" w:history="1">
+        <w:hyperlink r:id="rId27" w:history="1">
           <w:r>
             <w:rPr>
               <w:rStyle w:val="Hyperlink"/>
@@ -4514,7 +4515,7 @@
           <w:sz w:val="24"/>
           <w:u w:val="single"/>
         </w:rPr>
-        <w:hyperlink r:id="rId26" w:history="1">
+        <w:hyperlink r:id="rId27" w:history="1">
           <w:r>
             <w:rPr>
               <w:rStyle w:val="Hyperlink"/>
@@ -4532,7 +4533,7 @@
           <w:sz w:val="24"/>
           <w:u w:val="single"/>
         </w:rPr>
-        <w:hyperlink r:id="rId26" w:history="1">
+        <w:hyperlink r:id="rId27" w:history="1">
           <w:r>
             <w:rPr>
               <w:rStyle w:val="Hyperlink"/>
@@ -4550,7 +4551,7 @@
           <w:sz w:val="24"/>
           <w:u w:val="single"/>
         </w:rPr>
-        <w:hyperlink r:id="rId26" w:history="1">
+        <w:hyperlink r:id="rId27" w:history="1">
           <w:r>
             <w:rPr>
               <w:rStyle w:val="Hyperlink"/>
@@ -4568,7 +4569,7 @@
           <w:sz w:val="24"/>
           <w:u w:val="single"/>
         </w:rPr>
-        <w:hyperlink r:id="rId26" w:history="1">
+        <w:hyperlink r:id="rId27" w:history="1">
           <w:r>
             <w:rPr>
               <w:rStyle w:val="Hyperlink"/>
@@ -4586,7 +4587,7 @@
           <w:sz w:val="24"/>
           <w:u w:val="single"/>
         </w:rPr>
-        <w:hyperlink r:id="rId26" w:history="1">
+        <w:hyperlink r:id="rId27" w:history="1">
           <w:r>
             <w:rPr>
               <w:rStyle w:val="Hyperlink"/>
@@ -4604,7 +4605,7 @@
           <w:sz w:val="24"/>
           <w:u w:val="single"/>
         </w:rPr>
-        <w:hyperlink r:id="rId26" w:history="1">
+        <w:hyperlink r:id="rId27" w:history="1">
           <w:r>
             <w:rPr>
               <w:rStyle w:val="Hyperlink"/>
@@ -4622,7 +4623,7 @@
           <w:sz w:val="24"/>
           <w:u w:val="single"/>
         </w:rPr>
-        <w:hyperlink r:id="rId26" w:history="1">
+        <w:hyperlink r:id="rId27" w:history="1">
           <w:r>
             <w:rPr>
               <w:rStyle w:val="Hyperlink"/>
@@ -4640,7 +4641,7 @@
           <w:sz w:val="24"/>
           <w:u w:val="single"/>
         </w:rPr>
-        <w:hyperlink r:id="rId26" w:history="1">
+        <w:hyperlink r:id="rId27" w:history="1">
           <w:r>
             <w:rPr>
               <w:rStyle w:val="Hyperlink"/>
@@ -4658,7 +4659,7 @@
           <w:sz w:val="24"/>
           <w:u w:val="single"/>
         </w:rPr>
-        <w:hyperlink r:id="rId26" w:history="1">
+        <w:hyperlink r:id="rId27" w:history="1">
           <w:r>
             <w:rPr>
               <w:rStyle w:val="Hyperlink"/>
@@ -4676,7 +4677,7 @@
           <w:sz w:val="24"/>
           <w:u w:val="single"/>
         </w:rPr>
-        <w:hyperlink r:id="rId26" w:history="1">
+        <w:hyperlink r:id="rId27" w:history="1">
           <w:r>
             <w:rPr>
               <w:rStyle w:val="Hyperlink"/>
@@ -4824,7 +4825,7 @@
           <w:sz w:val="24"/>
           <w:u w:val="single"/>
         </w:rPr>
-        <w:hyperlink r:id="rId27" w:history="1">
+        <w:hyperlink r:id="rId28" w:history="1">
           <w:r>
             <w:rPr>
               <w:rStyle w:val="Hyperlink"/>
@@ -4842,7 +4843,7 @@
           <w:sz w:val="24"/>
           <w:u w:val="single"/>
         </w:rPr>
-        <w:hyperlink r:id="rId27" w:history="1">
+        <w:hyperlink r:id="rId28" w:history="1">
           <w:r>
             <w:rPr>
               <w:rStyle w:val="Hyperlink"/>
@@ -4860,7 +4861,7 @@
           <w:sz w:val="24"/>
           <w:u w:val="single"/>
         </w:rPr>
-        <w:hyperlink r:id="rId27" w:history="1">
+        <w:hyperlink r:id="rId28" w:history="1">
           <w:r>
             <w:rPr>
               <w:rStyle w:val="Hyperlink"/>
@@ -4878,7 +4879,7 @@
           <w:sz w:val="24"/>
           <w:u w:val="single"/>
         </w:rPr>
-        <w:hyperlink r:id="rId27" w:history="1">
+        <w:hyperlink r:id="rId28" w:history="1">
           <w:r>
             <w:rPr>
               <w:rStyle w:val="Hyperlink"/>
@@ -4896,7 +4897,7 @@
           <w:sz w:val="24"/>
           <w:u w:val="single"/>
         </w:rPr>
-        <w:hyperlink r:id="rId27" w:history="1">
+        <w:hyperlink r:id="rId28" w:history="1">
           <w:r>
             <w:rPr>
               <w:rStyle w:val="Hyperlink"/>
@@ -4917,7 +4918,7 @@
           <w:sz w:val="24"/>
           <w:u w:val="single"/>
         </w:rPr>
-        <w:hyperlink r:id="rId27" w:history="1">
+        <w:hyperlink r:id="rId28" w:history="1">
           <w:r>
             <w:rPr>
               <w:rStyle w:val="Hyperlink"/>
@@ -4935,7 +4936,7 @@
           <w:sz w:val="24"/>
           <w:u w:val="single"/>
         </w:rPr>
-        <w:hyperlink r:id="rId27" w:history="1">
+        <w:hyperlink r:id="rId28" w:history="1">
           <w:r>
             <w:rPr>
               <w:rStyle w:val="Hyperlink"/>
@@ -4953,7 +4954,7 @@
           <w:sz w:val="24"/>
           <w:u w:val="single"/>
         </w:rPr>
-        <w:hyperlink r:id="rId27" w:history="1">
+        <w:hyperlink r:id="rId28" w:history="1">
           <w:r>
             <w:rPr>
               <w:rStyle w:val="Hyperlink"/>
@@ -4971,7 +4972,7 @@
           <w:sz w:val="24"/>
           <w:u w:val="single"/>
         </w:rPr>
-        <w:hyperlink r:id="rId27" w:history="1">
+        <w:hyperlink r:id="rId28" w:history="1">
           <w:r>
             <w:rPr>
               <w:rStyle w:val="Hyperlink"/>
@@ -4989,7 +4990,7 @@
           <w:sz w:val="24"/>
           <w:u w:val="single"/>
         </w:rPr>
-        <w:hyperlink r:id="rId27" w:history="1">
+        <w:hyperlink r:id="rId28" w:history="1">
           <w:r>
             <w:rPr>
               <w:rStyle w:val="Hyperlink"/>
@@ -5140,7 +5141,7 @@
           <w:sz w:val="24"/>
           <w:u w:val="single"/>
         </w:rPr>
-        <w:hyperlink r:id="rId28" w:history="1">
+        <w:hyperlink r:id="rId29" w:history="1">
           <w:r>
             <w:rPr>
               <w:rStyle w:val="Hyperlink"/>
@@ -5158,7 +5159,7 @@
           <w:sz w:val="24"/>
           <w:u w:val="single"/>
         </w:rPr>
-        <w:hyperlink r:id="rId28" w:history="1">
+        <w:hyperlink r:id="rId29" w:history="1">
           <w:r>
             <w:rPr>
               <w:rStyle w:val="Hyperlink"/>
@@ -5176,7 +5177,7 @@
           <w:sz w:val="24"/>
           <w:u w:val="single"/>
         </w:rPr>
-        <w:hyperlink r:id="rId28" w:history="1">
+        <w:hyperlink r:id="rId29" w:history="1">
           <w:r>
             <w:rPr>
               <w:rStyle w:val="Hyperlink"/>
@@ -5194,7 +5195,7 @@
           <w:sz w:val="24"/>
           <w:u w:val="single"/>
         </w:rPr>
-        <w:hyperlink r:id="rId28" w:history="1">
+        <w:hyperlink r:id="rId29" w:history="1">
           <w:r>
             <w:rPr>
               <w:rStyle w:val="Hyperlink"/>
@@ -5212,7 +5213,7 @@
           <w:sz w:val="24"/>
           <w:u w:val="single"/>
         </w:rPr>
-        <w:hyperlink r:id="rId28" w:history="1">
+        <w:hyperlink r:id="rId29" w:history="1">
           <w:r>
             <w:rPr>
               <w:rStyle w:val="Hyperlink"/>
@@ -5230,7 +5231,7 @@
           <w:sz w:val="24"/>
           <w:u w:val="single"/>
         </w:rPr>
-        <w:hyperlink r:id="rId28" w:history="1">
+        <w:hyperlink r:id="rId29" w:history="1">
           <w:r>
             <w:rPr>
               <w:rStyle w:val="Hyperlink"/>
@@ -5248,7 +5249,7 @@
           <w:sz w:val="24"/>
           <w:u w:val="single"/>
         </w:rPr>
-        <w:hyperlink r:id="rId28" w:history="1">
+        <w:hyperlink r:id="rId29" w:history="1">
           <w:r>
             <w:rPr>
               <w:rStyle w:val="Hyperlink"/>
@@ -5266,7 +5267,7 @@
           <w:sz w:val="24"/>
           <w:u w:val="single"/>
         </w:rPr>
-        <w:hyperlink r:id="rId28" w:history="1">
+        <w:hyperlink r:id="rId29" w:history="1">
           <w:r>
             <w:rPr>
               <w:rStyle w:val="Hyperlink"/>
@@ -5284,7 +5285,7 @@
           <w:sz w:val="24"/>
           <w:u w:val="single"/>
         </w:rPr>
-        <w:hyperlink r:id="rId28" w:history="1">
+        <w:hyperlink r:id="rId29" w:history="1">
           <w:r>
             <w:rPr>
               <w:rStyle w:val="Hyperlink"/>

--- a/EXPORTS/DOCX/published/niveau3/Dutch/JustinusNassau.docx
+++ b/EXPORTS/DOCX/published/niveau3/Dutch/JustinusNassau.docx
@@ -546,7 +546,7 @@
           <w:sz w:val="24"/>
           <w:u w:val="single"/>
         </w:rPr>
-        <w:hyperlink r:id="rId10" w:history="1">
+        <w:hyperlink r:id="rId11" w:history="1">
           <w:r>
             <w:rPr>
               <w:rStyle w:val="Hyperlink"/>
@@ -668,15 +668,9 @@
           <w:i w:val="0"/>
           <w:color w:val="0000FF"/>
           <w:sz w:val="24"/>
-        </w:rPr>
-        <w:hyperlink r:id="rId12" w:history="1">
-          <w:r>
-            <w:rPr>
-              <w:rStyle w:val="Hyperlink"/>
-            </w:rPr>
-            <w:t>c</w:t>
-          </w:r>
-        </w:hyperlink>
+          <w:u w:val="single"/>
+        </w:rPr>
+        <w:t>c</w:t>
       </w:r>
       <w:r>
         <w:rPr>
@@ -1192,7 +1186,14 @@
           <w:color w:val="000000"/>
           <w:sz w:val="24"/>
         </w:rPr>
-        <w:t>da</w:t>
+        <w:hyperlink r:id="rId15" w:history="1">
+          <w:r>
+            <w:rPr>
+              <w:rStyle w:val="Hyperlink"/>
+            </w:rPr>
+            <w:t>da</w:t>
+          </w:r>
+        </w:hyperlink>
       </w:r>
       <w:r>
         <w:rPr>
@@ -3486,7 +3487,7 @@
           <w:sz w:val="24"/>
           <w:u w:val="single"/>
         </w:rPr>
-        <w:hyperlink r:id="rId21" w:history="1">
+        <w:hyperlink r:id="rId22" w:history="1">
           <w:r>
             <w:rPr>
               <w:rStyle w:val="Hyperlink"/>
@@ -3504,7 +3505,7 @@
           <w:sz w:val="24"/>
           <w:u w:val="single"/>
         </w:rPr>
-        <w:hyperlink r:id="rId21" w:history="1">
+        <w:hyperlink r:id="rId22" w:history="1">
           <w:r>
             <w:rPr>
               <w:rStyle w:val="Hyperlink"/>
@@ -3515,6 +3516,7 @@
       </w:r>
       <w:r>
         <w:rPr>
+          <w:u w:val="single" w:color="0000ff"/>
           <w:rFonts w:ascii="Charis SIL Regular" w:hAnsi="Charis SIL Regular" w:eastAsia="Charis SIL Regular"/>
           <w:b w:val="0"/>
           <w:i w:val="0"/>
@@ -3532,7 +3534,7 @@
           <w:sz w:val="24"/>
           <w:u w:val="single"/>
         </w:rPr>
-        <w:hyperlink r:id="rId21" w:history="1">
+        <w:hyperlink r:id="rId23" w:history="1">
           <w:r>
             <w:rPr>
               <w:rStyle w:val="Hyperlink"/>
@@ -3579,7 +3581,7 @@
           <w:sz w:val="24"/>
           <w:u w:val="single"/>
         </w:rPr>
-        <w:hyperlink r:id="rId23" w:history="1">
+        <w:hyperlink r:id="rId21" w:history="1">
           <w:r>
             <w:rPr>
               <w:rStyle w:val="Hyperlink"/>
@@ -3810,7 +3812,7 @@
           <w:sz w:val="24"/>
           <w:u w:val="single"/>
         </w:rPr>
-        <w:hyperlink r:id="rId24" w:history="1">
+        <w:hyperlink r:id="rId25" w:history="1">
           <w:r>
             <w:rPr>
               <w:rStyle w:val="Hyperlink"/>
@@ -3828,7 +3830,7 @@
           <w:sz w:val="24"/>
           <w:u w:val="single"/>
         </w:rPr>
-        <w:hyperlink r:id="rId24" w:history="1">
+        <w:hyperlink r:id="rId25" w:history="1">
           <w:r>
             <w:rPr>
               <w:rStyle w:val="Hyperlink"/>
@@ -4239,7 +4241,14 @@
           <w:sz w:val="24"/>
           <w:u w:val="single"/>
         </w:rPr>
-        <w:t>w</w:t>
+        <w:hyperlink r:id="rId26" w:history="1">
+          <w:r>
+            <w:rPr>
+              <w:rStyle w:val="Hyperlink"/>
+            </w:rPr>
+            <w:t>w</w:t>
+          </w:r>
+        </w:hyperlink>
       </w:r>
       <w:r>
         <w:rPr>

--- a/EXPORTS/DOCX/published/niveau3/Dutch/JustinusNassau.docx
+++ b/EXPORTS/DOCX/published/niveau3/Dutch/JustinusNassau.docx
@@ -338,7 +338,7 @@
           <w:sz w:val="24"/>
           <w:u w:val="single"/>
         </w:rPr>
-        <w:hyperlink r:id="rId10" w:history="1">
+        <w:hyperlink r:id="rId9" w:history="1">
           <w:r>
             <w:rPr>
               <w:rStyle w:val="Hyperlink"/>
@@ -356,7 +356,7 @@
           <w:sz w:val="24"/>
           <w:u w:val="single"/>
         </w:rPr>
-        <w:hyperlink r:id="rId10" w:history="1">
+        <w:hyperlink r:id="rId9" w:history="1">
           <w:r>
             <w:rPr>
               <w:rStyle w:val="Hyperlink"/>
@@ -374,7 +374,7 @@
           <w:sz w:val="24"/>
           <w:u w:val="single"/>
         </w:rPr>
-        <w:hyperlink r:id="rId9" w:history="1">
+        <w:hyperlink r:id="rId10" w:history="1">
           <w:r>
             <w:rPr>
               <w:rStyle w:val="Hyperlink"/>
@@ -492,7 +492,7 @@
           <w:sz w:val="24"/>
           <w:u w:val="single"/>
         </w:rPr>
-        <w:hyperlink r:id="rId10" w:history="1">
+        <w:hyperlink r:id="rId11" w:history="1">
           <w:r>
             <w:rPr>
               <w:rStyle w:val="Hyperlink"/>
@@ -510,7 +510,7 @@
           <w:sz w:val="24"/>
           <w:u w:val="single"/>
         </w:rPr>
-        <w:hyperlink r:id="rId10" w:history="1">
+        <w:hyperlink r:id="rId11" w:history="1">
           <w:r>
             <w:rPr>
               <w:rStyle w:val="Hyperlink"/>
@@ -546,7 +546,7 @@
           <w:sz w:val="24"/>
           <w:u w:val="single"/>
         </w:rPr>
-        <w:hyperlink r:id="rId11" w:history="1">
+        <w:hyperlink r:id="rId10" w:history="1">
           <w:r>
             <w:rPr>
               <w:rStyle w:val="Hyperlink"/>
@@ -668,9 +668,15 @@
           <w:i w:val="0"/>
           <w:color w:val="0000FF"/>
           <w:sz w:val="24"/>
-          <w:u w:val="single"/>
-        </w:rPr>
-        <w:t>c</w:t>
+        </w:rPr>
+        <w:hyperlink r:id="rId12" w:history="1">
+          <w:r>
+            <w:rPr>
+              <w:rStyle w:val="Hyperlink"/>
+            </w:rPr>
+            <w:t>c</w:t>
+          </w:r>
+        </w:hyperlink>
       </w:r>
       <w:r>
         <w:rPr>
@@ -3516,7 +3522,6 @@
       </w:r>
       <w:r>
         <w:rPr>
-          <w:u w:val="single" w:color="0000ff"/>
           <w:rFonts w:ascii="Charis SIL Regular" w:hAnsi="Charis SIL Regular" w:eastAsia="Charis SIL Regular"/>
           <w:b w:val="0"/>
           <w:i w:val="0"/>
@@ -3581,7 +3586,7 @@
           <w:sz w:val="24"/>
           <w:u w:val="single"/>
         </w:rPr>
-        <w:hyperlink r:id="rId21" w:history="1">
+        <w:hyperlink r:id="rId23" w:history="1">
           <w:r>
             <w:rPr>
               <w:rStyle w:val="Hyperlink"/>
@@ -4241,14 +4246,7 @@
           <w:sz w:val="24"/>
           <w:u w:val="single"/>
         </w:rPr>
-        <w:hyperlink r:id="rId26" w:history="1">
-          <w:r>
-            <w:rPr>
-              <w:rStyle w:val="Hyperlink"/>
-            </w:rPr>
-            <w:t>w</w:t>
-          </w:r>
-        </w:hyperlink>
+        <w:t>w</w:t>
       </w:r>
       <w:r>
         <w:rPr>

--- a/EXPORTS/DOCX/published/niveau3/Dutch/JustinusNassau.docx
+++ b/EXPORTS/DOCX/published/niveau3/Dutch/JustinusNassau.docx
@@ -309,7 +309,7 @@
           <w:sz w:val="24"/>
           <w:u w:val="single"/>
         </w:rPr>
-        <w:hyperlink r:id="rId9" w:history="1">
+        <w:hyperlink r:id="rId10" w:history="1">
           <w:r>
             <w:rPr>
               <w:rStyle w:val="Hyperlink"/>
@@ -338,7 +338,7 @@
           <w:sz w:val="24"/>
           <w:u w:val="single"/>
         </w:rPr>
-        <w:hyperlink r:id="rId9" w:history="1">
+        <w:hyperlink r:id="rId10" w:history="1">
           <w:r>
             <w:rPr>
               <w:rStyle w:val="Hyperlink"/>
@@ -374,7 +374,7 @@
           <w:sz w:val="24"/>
           <w:u w:val="single"/>
         </w:rPr>
-        <w:hyperlink r:id="rId10" w:history="1">
+        <w:hyperlink r:id="rId9" w:history="1">
           <w:r>
             <w:rPr>
               <w:rStyle w:val="Hyperlink"/>
@@ -492,7 +492,7 @@
           <w:sz w:val="24"/>
           <w:u w:val="single"/>
         </w:rPr>
-        <w:hyperlink r:id="rId11" w:history="1">
+        <w:hyperlink r:id="rId10" w:history="1">
           <w:r>
             <w:rPr>
               <w:rStyle w:val="Hyperlink"/>
@@ -510,7 +510,7 @@
           <w:sz w:val="24"/>
           <w:u w:val="single"/>
         </w:rPr>
-        <w:hyperlink r:id="rId11" w:history="1">
+        <w:hyperlink r:id="rId10" w:history="1">
           <w:r>
             <w:rPr>
               <w:rStyle w:val="Hyperlink"/>
@@ -668,15 +668,9 @@
           <w:i w:val="0"/>
           <w:color w:val="0000FF"/>
           <w:sz w:val="24"/>
-        </w:rPr>
-        <w:hyperlink r:id="rId12" w:history="1">
-          <w:r>
-            <w:rPr>
-              <w:rStyle w:val="Hyperlink"/>
-            </w:rPr>
-            <w:t>c</w:t>
-          </w:r>
-        </w:hyperlink>
+          <w:u w:val="single"/>
+        </w:rPr>
+        <w:t>c</w:t>
       </w:r>
       <w:r>
         <w:rPr>
@@ -3522,6 +3516,7 @@
       </w:r>
       <w:r>
         <w:rPr>
+          <w:u w:val="single" w:color="0000ff"/>
           <w:rFonts w:ascii="Charis SIL Regular" w:hAnsi="Charis SIL Regular" w:eastAsia="Charis SIL Regular"/>
           <w:b w:val="0"/>
           <w:i w:val="0"/>
@@ -3586,7 +3581,7 @@
           <w:sz w:val="24"/>
           <w:u w:val="single"/>
         </w:rPr>
-        <w:hyperlink r:id="rId23" w:history="1">
+        <w:hyperlink r:id="rId21" w:history="1">
           <w:r>
             <w:rPr>
               <w:rStyle w:val="Hyperlink"/>
@@ -4246,7 +4241,14 @@
           <w:sz w:val="24"/>
           <w:u w:val="single"/>
         </w:rPr>
-        <w:t>w</w:t>
+        <w:hyperlink r:id="rId26" w:history="1">
+          <w:r>
+            <w:rPr>
+              <w:rStyle w:val="Hyperlink"/>
+            </w:rPr>
+            <w:t>w</w:t>
+          </w:r>
+        </w:hyperlink>
       </w:r>
       <w:r>
         <w:rPr>

--- a/EXPORTS/DOCX/published/niveau3/Dutch/JustinusNassau.docx
+++ b/EXPORTS/DOCX/published/niveau3/Dutch/JustinusNassau.docx
@@ -309,7 +309,7 @@
           <w:sz w:val="24"/>
           <w:u w:val="single"/>
         </w:rPr>
-        <w:hyperlink r:id="rId10" w:history="1">
+        <w:hyperlink r:id="rId9" w:history="1">
           <w:r>
             <w:rPr>
               <w:rStyle w:val="Hyperlink"/>
@@ -356,7 +356,7 @@
           <w:sz w:val="24"/>
           <w:u w:val="single"/>
         </w:rPr>
-        <w:hyperlink r:id="rId9" w:history="1">
+        <w:hyperlink r:id="rId10" w:history="1">
           <w:r>
             <w:rPr>
               <w:rStyle w:val="Hyperlink"/>
@@ -374,7 +374,7 @@
           <w:sz w:val="24"/>
           <w:u w:val="single"/>
         </w:rPr>
-        <w:hyperlink r:id="rId9" w:history="1">
+        <w:hyperlink r:id="rId10" w:history="1">
           <w:r>
             <w:rPr>
               <w:rStyle w:val="Hyperlink"/>
@@ -3581,7 +3581,7 @@
           <w:sz w:val="24"/>
           <w:u w:val="single"/>
         </w:rPr>
-        <w:hyperlink r:id="rId21" w:history="1">
+        <w:hyperlink r:id="rId23" w:history="1">
           <w:r>
             <w:rPr>
               <w:rStyle w:val="Hyperlink"/>
@@ -4241,14 +4241,7 @@
           <w:sz w:val="24"/>
           <w:u w:val="single"/>
         </w:rPr>
-        <w:hyperlink r:id="rId26" w:history="1">
-          <w:r>
-            <w:rPr>
-              <w:rStyle w:val="Hyperlink"/>
-            </w:rPr>
-            <w:t>w</w:t>
-          </w:r>
-        </w:hyperlink>
+        <w:t>w</w:t>
       </w:r>
       <w:r>
         <w:rPr>

--- a/EXPORTS/DOCX/published/niveau3/Dutch/JustinusNassau.docx
+++ b/EXPORTS/DOCX/published/niveau3/Dutch/JustinusNassau.docx
@@ -309,7 +309,7 @@
           <w:sz w:val="24"/>
           <w:u w:val="single"/>
         </w:rPr>
-        <w:hyperlink r:id="rId9" w:history="1">
+        <w:hyperlink r:id="rId10" w:history="1">
           <w:r>
             <w:rPr>
               <w:rStyle w:val="Hyperlink"/>
@@ -338,7 +338,7 @@
           <w:sz w:val="24"/>
           <w:u w:val="single"/>
         </w:rPr>
-        <w:hyperlink r:id="rId10" w:history="1">
+        <w:hyperlink r:id="rId9" w:history="1">
           <w:r>
             <w:rPr>
               <w:rStyle w:val="Hyperlink"/>
@@ -1006,25 +1006,7 @@
           <w:color w:val="000000"/>
           <w:sz w:val="24"/>
         </w:rPr>
-        <w:t>aan 'personen onder de lezers van deze regelen, die een verzameling in pa</w:t>
-      </w:r>
-      <w:r>
-        <w:rPr>
-          <w:u w:val="single" w:color="0000ff"/>
-          <w:rFonts w:ascii="Charis SIL Regular" w:hAnsi="Charis SIL Regular" w:eastAsia="Charis SIL Regular"/>
-          <w:b w:val="0"/>
-          <w:i w:val="0"/>
-          <w:color w:val="000000"/>
-          <w:sz w:val="24"/>
-        </w:rPr>
-        <w:hyperlink r:id="rId14" w:history="1">
-          <w:r>
-            <w:rPr>
-              <w:rStyle w:val="Hyperlink"/>
-            </w:rPr>
-            <w:t>rticulier b</w:t>
-          </w:r>
-        </w:hyperlink>
+        <w:t>aan 'personen onder de lezers van deze regelen, die een verzameling in particulier b</w:t>
       </w:r>
       <w:r>
         <w:rPr>
@@ -1186,14 +1168,7 @@
           <w:color w:val="000000"/>
           <w:sz w:val="24"/>
         </w:rPr>
-        <w:hyperlink r:id="rId15" w:history="1">
-          <w:r>
-            <w:rPr>
-              <w:rStyle w:val="Hyperlink"/>
-            </w:rPr>
-            <w:t>da</w:t>
-          </w:r>
-        </w:hyperlink>
+        <w:t>da</w:t>
       </w:r>
       <w:r>
         <w:rPr>
@@ -3487,7 +3462,7 @@
           <w:sz w:val="24"/>
           <w:u w:val="single"/>
         </w:rPr>
-        <w:hyperlink r:id="rId22" w:history="1">
+        <w:hyperlink r:id="rId21" w:history="1">
           <w:r>
             <w:rPr>
               <w:rStyle w:val="Hyperlink"/>
@@ -3505,7 +3480,7 @@
           <w:sz w:val="24"/>
           <w:u w:val="single"/>
         </w:rPr>
-        <w:hyperlink r:id="rId22" w:history="1">
+        <w:hyperlink r:id="rId21" w:history="1">
           <w:r>
             <w:rPr>
               <w:rStyle w:val="Hyperlink"/>
@@ -3516,7 +3491,6 @@
       </w:r>
       <w:r>
         <w:rPr>
-          <w:u w:val="single" w:color="0000ff"/>
           <w:rFonts w:ascii="Charis SIL Regular" w:hAnsi="Charis SIL Regular" w:eastAsia="Charis SIL Regular"/>
           <w:b w:val="0"/>
           <w:i w:val="0"/>
@@ -3534,7 +3508,7 @@
           <w:sz w:val="24"/>
           <w:u w:val="single"/>
         </w:rPr>
-        <w:hyperlink r:id="rId23" w:history="1">
+        <w:hyperlink r:id="rId21" w:history="1">
           <w:r>
             <w:rPr>
               <w:rStyle w:val="Hyperlink"/>
@@ -3563,7 +3537,7 @@
           <w:sz w:val="24"/>
           <w:u w:val="single"/>
         </w:rPr>
-        <w:hyperlink r:id="rId23" w:history="1">
+        <w:hyperlink r:id="rId21" w:history="1">
           <w:r>
             <w:rPr>
               <w:rStyle w:val="Hyperlink"/>
@@ -3581,7 +3555,7 @@
           <w:sz w:val="24"/>
           <w:u w:val="single"/>
         </w:rPr>
-        <w:hyperlink r:id="rId23" w:history="1">
+        <w:hyperlink r:id="rId21" w:history="1">
           <w:r>
             <w:rPr>
               <w:rStyle w:val="Hyperlink"/>
@@ -3712,7 +3686,7 @@
           <w:sz w:val="24"/>
           <w:u w:val="single"/>
         </w:rPr>
-        <w:hyperlink r:id="rId24" w:history="1">
+        <w:hyperlink r:id="rId23" w:history="1">
           <w:r>
             <w:rPr>
               <w:rStyle w:val="Hyperlink"/>
@@ -3730,7 +3704,7 @@
           <w:sz w:val="24"/>
           <w:u w:val="single"/>
         </w:rPr>
-        <w:hyperlink r:id="rId24" w:history="1">
+        <w:hyperlink r:id="rId23" w:history="1">
           <w:r>
             <w:rPr>
               <w:rStyle w:val="Hyperlink"/>
@@ -3748,7 +3722,7 @@
           <w:sz w:val="24"/>
           <w:u w:val="single"/>
         </w:rPr>
-        <w:hyperlink r:id="rId24" w:history="1">
+        <w:hyperlink r:id="rId23" w:history="1">
           <w:r>
             <w:rPr>
               <w:rStyle w:val="Hyperlink"/>
@@ -3766,7 +3740,7 @@
           <w:sz w:val="24"/>
           <w:u w:val="single"/>
         </w:rPr>
-        <w:hyperlink r:id="rId24" w:history="1">
+        <w:hyperlink r:id="rId23" w:history="1">
           <w:r>
             <w:rPr>
               <w:rStyle w:val="Hyperlink"/>
@@ -3794,7 +3768,7 @@
           <w:sz w:val="24"/>
           <w:u w:val="single"/>
         </w:rPr>
-        <w:hyperlink r:id="rId25" w:history="1">
+        <w:hyperlink r:id="rId24" w:history="1">
           <w:r>
             <w:rPr>
               <w:rStyle w:val="Hyperlink"/>
@@ -3812,7 +3786,7 @@
           <w:sz w:val="24"/>
           <w:u w:val="single"/>
         </w:rPr>
-        <w:hyperlink r:id="rId25" w:history="1">
+        <w:hyperlink r:id="rId23" w:history="1">
           <w:r>
             <w:rPr>
               <w:rStyle w:val="Hyperlink"/>
@@ -3830,7 +3804,7 @@
           <w:sz w:val="24"/>
           <w:u w:val="single"/>
         </w:rPr>
-        <w:hyperlink r:id="rId25" w:history="1">
+        <w:hyperlink r:id="rId23" w:history="1">
           <w:r>
             <w:rPr>
               <w:rStyle w:val="Hyperlink"/>
@@ -3971,7 +3945,7 @@
           <w:sz w:val="24"/>
           <w:u w:val="single"/>
         </w:rPr>
-        <w:hyperlink r:id="rId26" w:history="1">
+        <w:hyperlink r:id="rId25" w:history="1">
           <w:r>
             <w:rPr>
               <w:rStyle w:val="Hyperlink"/>
@@ -3989,7 +3963,7 @@
           <w:sz w:val="24"/>
           <w:u w:val="single"/>
         </w:rPr>
-        <w:hyperlink r:id="rId26" w:history="1">
+        <w:hyperlink r:id="rId25" w:history="1">
           <w:r>
             <w:rPr>
               <w:rStyle w:val="Hyperlink"/>
@@ -4007,7 +3981,7 @@
           <w:sz w:val="24"/>
           <w:u w:val="single"/>
         </w:rPr>
-        <w:hyperlink r:id="rId26" w:history="1">
+        <w:hyperlink r:id="rId25" w:history="1">
           <w:r>
             <w:rPr>
               <w:rStyle w:val="Hyperlink"/>
@@ -4025,7 +3999,7 @@
           <w:sz w:val="24"/>
           <w:u w:val="single"/>
         </w:rPr>
-        <w:hyperlink r:id="rId26" w:history="1">
+        <w:hyperlink r:id="rId25" w:history="1">
           <w:r>
             <w:rPr>
               <w:rStyle w:val="Hyperlink"/>
@@ -4043,7 +4017,7 @@
           <w:sz w:val="24"/>
           <w:u w:val="single"/>
         </w:rPr>
-        <w:hyperlink r:id="rId26" w:history="1">
+        <w:hyperlink r:id="rId25" w:history="1">
           <w:r>
             <w:rPr>
               <w:rStyle w:val="Hyperlink"/>
@@ -4061,7 +4035,7 @@
           <w:sz w:val="24"/>
           <w:u w:val="single"/>
         </w:rPr>
-        <w:hyperlink r:id="rId26" w:history="1">
+        <w:hyperlink r:id="rId25" w:history="1">
           <w:r>
             <w:rPr>
               <w:rStyle w:val="Hyperlink"/>
@@ -4079,7 +4053,7 @@
           <w:sz w:val="24"/>
           <w:u w:val="single"/>
         </w:rPr>
-        <w:hyperlink r:id="rId26" w:history="1">
+        <w:hyperlink r:id="rId25" w:history="1">
           <w:r>
             <w:rPr>
               <w:rStyle w:val="Hyperlink"/>
@@ -4097,7 +4071,7 @@
           <w:sz w:val="24"/>
           <w:u w:val="single"/>
         </w:rPr>
-        <w:hyperlink r:id="rId26" w:history="1">
+        <w:hyperlink r:id="rId25" w:history="1">
           <w:r>
             <w:rPr>
               <w:rStyle w:val="Hyperlink"/>
@@ -4115,7 +4089,7 @@
           <w:sz w:val="24"/>
           <w:u w:val="single"/>
         </w:rPr>
-        <w:hyperlink r:id="rId26" w:history="1">
+        <w:hyperlink r:id="rId25" w:history="1">
           <w:r>
             <w:rPr>
               <w:rStyle w:val="Hyperlink"/>
@@ -4133,7 +4107,7 @@
           <w:sz w:val="24"/>
           <w:u w:val="single"/>
         </w:rPr>
-        <w:hyperlink r:id="rId26" w:history="1">
+        <w:hyperlink r:id="rId25" w:history="1">
           <w:r>
             <w:rPr>
               <w:rStyle w:val="Hyperlink"/>
@@ -4151,7 +4125,7 @@
           <w:sz w:val="24"/>
           <w:u w:val="single"/>
         </w:rPr>
-        <w:hyperlink r:id="rId26" w:history="1">
+        <w:hyperlink r:id="rId25" w:history="1">
           <w:r>
             <w:rPr>
               <w:rStyle w:val="Hyperlink"/>
@@ -4169,7 +4143,7 @@
           <w:sz w:val="24"/>
           <w:u w:val="single"/>
         </w:rPr>
-        <w:hyperlink r:id="rId26" w:history="1">
+        <w:hyperlink r:id="rId25" w:history="1">
           <w:r>
             <w:rPr>
               <w:rStyle w:val="Hyperlink"/>
@@ -4187,7 +4161,7 @@
           <w:sz w:val="24"/>
           <w:u w:val="single"/>
         </w:rPr>
-        <w:hyperlink r:id="rId26" w:history="1">
+        <w:hyperlink r:id="rId25" w:history="1">
           <w:r>
             <w:rPr>
               <w:rStyle w:val="Hyperlink"/>
@@ -4205,7 +4179,7 @@
           <w:sz w:val="24"/>
           <w:u w:val="single"/>
         </w:rPr>
-        <w:hyperlink r:id="rId26" w:history="1">
+        <w:hyperlink r:id="rId25" w:history="1">
           <w:r>
             <w:rPr>
               <w:rStyle w:val="Hyperlink"/>
@@ -4223,7 +4197,7 @@
           <w:sz w:val="24"/>
           <w:u w:val="single"/>
         </w:rPr>
-        <w:hyperlink r:id="rId26" w:history="1">
+        <w:hyperlink r:id="rId25" w:history="1">
           <w:r>
             <w:rPr>
               <w:rStyle w:val="Hyperlink"/>
@@ -4241,7 +4215,14 @@
           <w:sz w:val="24"/>
           <w:u w:val="single"/>
         </w:rPr>
-        <w:t>w</w:t>
+        <w:hyperlink r:id="rId25" w:history="1">
+          <w:r>
+            <w:rPr>
+              <w:rStyle w:val="Hyperlink"/>
+            </w:rPr>
+            <w:t>w</w:t>
+          </w:r>
+        </w:hyperlink>
       </w:r>
       <w:r>
         <w:rPr>
@@ -4252,7 +4233,7 @@
           <w:sz w:val="24"/>
           <w:u w:val="single"/>
         </w:rPr>
-        <w:hyperlink r:id="rId26" w:history="1">
+        <w:hyperlink r:id="rId25" w:history="1">
           <w:r>
             <w:rPr>
               <w:rStyle w:val="Hyperlink"/>
@@ -4270,7 +4251,7 @@
           <w:sz w:val="24"/>
           <w:u w:val="single"/>
         </w:rPr>
-        <w:hyperlink r:id="rId26" w:history="1">
+        <w:hyperlink r:id="rId25" w:history="1">
           <w:r>
             <w:rPr>
               <w:rStyle w:val="Hyperlink"/>
@@ -4427,7 +4408,7 @@
           <w:sz w:val="24"/>
           <w:u w:val="single"/>
         </w:rPr>
-        <w:hyperlink r:id="rId27" w:history="1">
+        <w:hyperlink r:id="rId26" w:history="1">
           <w:r>
             <w:rPr>
               <w:rStyle w:val="Hyperlink"/>
@@ -4445,7 +4426,7 @@
           <w:sz w:val="24"/>
           <w:u w:val="single"/>
         </w:rPr>
-        <w:hyperlink r:id="rId27" w:history="1">
+        <w:hyperlink r:id="rId26" w:history="1">
           <w:r>
             <w:rPr>
               <w:rStyle w:val="Hyperlink"/>
@@ -4463,7 +4444,7 @@
           <w:sz w:val="24"/>
           <w:u w:val="single"/>
         </w:rPr>
-        <w:hyperlink r:id="rId27" w:history="1">
+        <w:hyperlink r:id="rId26" w:history="1">
           <w:r>
             <w:rPr>
               <w:rStyle w:val="Hyperlink"/>
@@ -4481,7 +4462,7 @@
           <w:sz w:val="24"/>
           <w:u w:val="single"/>
         </w:rPr>
-        <w:hyperlink r:id="rId27" w:history="1">
+        <w:hyperlink r:id="rId26" w:history="1">
           <w:r>
             <w:rPr>
               <w:rStyle w:val="Hyperlink"/>
@@ -4499,7 +4480,7 @@
           <w:sz w:val="24"/>
           <w:u w:val="single"/>
         </w:rPr>
-        <w:hyperlink r:id="rId27" w:history="1">
+        <w:hyperlink r:id="rId26" w:history="1">
           <w:r>
             <w:rPr>
               <w:rStyle w:val="Hyperlink"/>
@@ -4517,7 +4498,7 @@
           <w:sz w:val="24"/>
           <w:u w:val="single"/>
         </w:rPr>
-        <w:hyperlink r:id="rId27" w:history="1">
+        <w:hyperlink r:id="rId26" w:history="1">
           <w:r>
             <w:rPr>
               <w:rStyle w:val="Hyperlink"/>
@@ -4535,7 +4516,7 @@
           <w:sz w:val="24"/>
           <w:u w:val="single"/>
         </w:rPr>
-        <w:hyperlink r:id="rId27" w:history="1">
+        <w:hyperlink r:id="rId26" w:history="1">
           <w:r>
             <w:rPr>
               <w:rStyle w:val="Hyperlink"/>
@@ -4553,7 +4534,7 @@
           <w:sz w:val="24"/>
           <w:u w:val="single"/>
         </w:rPr>
-        <w:hyperlink r:id="rId27" w:history="1">
+        <w:hyperlink r:id="rId26" w:history="1">
           <w:r>
             <w:rPr>
               <w:rStyle w:val="Hyperlink"/>
@@ -4571,7 +4552,7 @@
           <w:sz w:val="24"/>
           <w:u w:val="single"/>
         </w:rPr>
-        <w:hyperlink r:id="rId27" w:history="1">
+        <w:hyperlink r:id="rId26" w:history="1">
           <w:r>
             <w:rPr>
               <w:rStyle w:val="Hyperlink"/>
@@ -4589,7 +4570,7 @@
           <w:sz w:val="24"/>
           <w:u w:val="single"/>
         </w:rPr>
-        <w:hyperlink r:id="rId27" w:history="1">
+        <w:hyperlink r:id="rId26" w:history="1">
           <w:r>
             <w:rPr>
               <w:rStyle w:val="Hyperlink"/>
@@ -4607,7 +4588,7 @@
           <w:sz w:val="24"/>
           <w:u w:val="single"/>
         </w:rPr>
-        <w:hyperlink r:id="rId27" w:history="1">
+        <w:hyperlink r:id="rId26" w:history="1">
           <w:r>
             <w:rPr>
               <w:rStyle w:val="Hyperlink"/>
@@ -4625,7 +4606,7 @@
           <w:sz w:val="24"/>
           <w:u w:val="single"/>
         </w:rPr>
-        <w:hyperlink r:id="rId27" w:history="1">
+        <w:hyperlink r:id="rId26" w:history="1">
           <w:r>
             <w:rPr>
               <w:rStyle w:val="Hyperlink"/>
@@ -4643,7 +4624,7 @@
           <w:sz w:val="24"/>
           <w:u w:val="single"/>
         </w:rPr>
-        <w:hyperlink r:id="rId27" w:history="1">
+        <w:hyperlink r:id="rId26" w:history="1">
           <w:r>
             <w:rPr>
               <w:rStyle w:val="Hyperlink"/>
@@ -4661,7 +4642,7 @@
           <w:sz w:val="24"/>
           <w:u w:val="single"/>
         </w:rPr>
-        <w:hyperlink r:id="rId27" w:history="1">
+        <w:hyperlink r:id="rId26" w:history="1">
           <w:r>
             <w:rPr>
               <w:rStyle w:val="Hyperlink"/>
@@ -4679,7 +4660,7 @@
           <w:sz w:val="24"/>
           <w:u w:val="single"/>
         </w:rPr>
-        <w:hyperlink r:id="rId27" w:history="1">
+        <w:hyperlink r:id="rId26" w:history="1">
           <w:r>
             <w:rPr>
               <w:rStyle w:val="Hyperlink"/>
@@ -4827,7 +4808,7 @@
           <w:sz w:val="24"/>
           <w:u w:val="single"/>
         </w:rPr>
-        <w:hyperlink r:id="rId28" w:history="1">
+        <w:hyperlink r:id="rId27" w:history="1">
           <w:r>
             <w:rPr>
               <w:rStyle w:val="Hyperlink"/>
@@ -4845,7 +4826,7 @@
           <w:sz w:val="24"/>
           <w:u w:val="single"/>
         </w:rPr>
-        <w:hyperlink r:id="rId28" w:history="1">
+        <w:hyperlink r:id="rId27" w:history="1">
           <w:r>
             <w:rPr>
               <w:rStyle w:val="Hyperlink"/>
@@ -4863,7 +4844,7 @@
           <w:sz w:val="24"/>
           <w:u w:val="single"/>
         </w:rPr>
-        <w:hyperlink r:id="rId28" w:history="1">
+        <w:hyperlink r:id="rId27" w:history="1">
           <w:r>
             <w:rPr>
               <w:rStyle w:val="Hyperlink"/>
@@ -4881,7 +4862,7 @@
           <w:sz w:val="24"/>
           <w:u w:val="single"/>
         </w:rPr>
-        <w:hyperlink r:id="rId28" w:history="1">
+        <w:hyperlink r:id="rId27" w:history="1">
           <w:r>
             <w:rPr>
               <w:rStyle w:val="Hyperlink"/>
@@ -4899,7 +4880,7 @@
           <w:sz w:val="24"/>
           <w:u w:val="single"/>
         </w:rPr>
-        <w:hyperlink r:id="rId28" w:history="1">
+        <w:hyperlink r:id="rId27" w:history="1">
           <w:r>
             <w:rPr>
               <w:rStyle w:val="Hyperlink"/>
@@ -4920,7 +4901,7 @@
           <w:sz w:val="24"/>
           <w:u w:val="single"/>
         </w:rPr>
-        <w:hyperlink r:id="rId28" w:history="1">
+        <w:hyperlink r:id="rId27" w:history="1">
           <w:r>
             <w:rPr>
               <w:rStyle w:val="Hyperlink"/>
@@ -4938,7 +4919,7 @@
           <w:sz w:val="24"/>
           <w:u w:val="single"/>
         </w:rPr>
-        <w:hyperlink r:id="rId28" w:history="1">
+        <w:hyperlink r:id="rId27" w:history="1">
           <w:r>
             <w:rPr>
               <w:rStyle w:val="Hyperlink"/>
@@ -4956,7 +4937,7 @@
           <w:sz w:val="24"/>
           <w:u w:val="single"/>
         </w:rPr>
-        <w:hyperlink r:id="rId28" w:history="1">
+        <w:hyperlink r:id="rId27" w:history="1">
           <w:r>
             <w:rPr>
               <w:rStyle w:val="Hyperlink"/>
@@ -4974,7 +4955,7 @@
           <w:sz w:val="24"/>
           <w:u w:val="single"/>
         </w:rPr>
-        <w:hyperlink r:id="rId28" w:history="1">
+        <w:hyperlink r:id="rId27" w:history="1">
           <w:r>
             <w:rPr>
               <w:rStyle w:val="Hyperlink"/>
@@ -4992,7 +4973,7 @@
           <w:sz w:val="24"/>
           <w:u w:val="single"/>
         </w:rPr>
-        <w:hyperlink r:id="rId28" w:history="1">
+        <w:hyperlink r:id="rId27" w:history="1">
           <w:r>
             <w:rPr>
               <w:rStyle w:val="Hyperlink"/>
@@ -5143,7 +5124,7 @@
           <w:sz w:val="24"/>
           <w:u w:val="single"/>
         </w:rPr>
-        <w:hyperlink r:id="rId29" w:history="1">
+        <w:hyperlink r:id="rId28" w:history="1">
           <w:r>
             <w:rPr>
               <w:rStyle w:val="Hyperlink"/>
@@ -5161,7 +5142,7 @@
           <w:sz w:val="24"/>
           <w:u w:val="single"/>
         </w:rPr>
-        <w:hyperlink r:id="rId29" w:history="1">
+        <w:hyperlink r:id="rId28" w:history="1">
           <w:r>
             <w:rPr>
               <w:rStyle w:val="Hyperlink"/>
@@ -5179,7 +5160,7 @@
           <w:sz w:val="24"/>
           <w:u w:val="single"/>
         </w:rPr>
-        <w:hyperlink r:id="rId29" w:history="1">
+        <w:hyperlink r:id="rId28" w:history="1">
           <w:r>
             <w:rPr>
               <w:rStyle w:val="Hyperlink"/>
@@ -5197,7 +5178,7 @@
           <w:sz w:val="24"/>
           <w:u w:val="single"/>
         </w:rPr>
-        <w:hyperlink r:id="rId29" w:history="1">
+        <w:hyperlink r:id="rId28" w:history="1">
           <w:r>
             <w:rPr>
               <w:rStyle w:val="Hyperlink"/>
@@ -5215,7 +5196,7 @@
           <w:sz w:val="24"/>
           <w:u w:val="single"/>
         </w:rPr>
-        <w:hyperlink r:id="rId29" w:history="1">
+        <w:hyperlink r:id="rId28" w:history="1">
           <w:r>
             <w:rPr>
               <w:rStyle w:val="Hyperlink"/>
@@ -5233,7 +5214,7 @@
           <w:sz w:val="24"/>
           <w:u w:val="single"/>
         </w:rPr>
-        <w:hyperlink r:id="rId29" w:history="1">
+        <w:hyperlink r:id="rId28" w:history="1">
           <w:r>
             <w:rPr>
               <w:rStyle w:val="Hyperlink"/>
@@ -5251,7 +5232,7 @@
           <w:sz w:val="24"/>
           <w:u w:val="single"/>
         </w:rPr>
-        <w:hyperlink r:id="rId29" w:history="1">
+        <w:hyperlink r:id="rId28" w:history="1">
           <w:r>
             <w:rPr>
               <w:rStyle w:val="Hyperlink"/>
@@ -5269,7 +5250,7 @@
           <w:sz w:val="24"/>
           <w:u w:val="single"/>
         </w:rPr>
-        <w:hyperlink r:id="rId29" w:history="1">
+        <w:hyperlink r:id="rId28" w:history="1">
           <w:r>
             <w:rPr>
               <w:rStyle w:val="Hyperlink"/>
@@ -5287,7 +5268,7 @@
           <w:sz w:val="24"/>
           <w:u w:val="single"/>
         </w:rPr>
-        <w:hyperlink r:id="rId29" w:history="1">
+        <w:hyperlink r:id="rId28" w:history="1">
           <w:r>
             <w:rPr>
               <w:rStyle w:val="Hyperlink"/>

--- a/EXPORTS/DOCX/published/niveau3/Dutch/JustinusNassau.docx
+++ b/EXPORTS/DOCX/published/niveau3/Dutch/JustinusNassau.docx
@@ -309,7 +309,7 @@
           <w:sz w:val="24"/>
           <w:u w:val="single"/>
         </w:rPr>
-        <w:hyperlink r:id="rId10" w:history="1">
+        <w:hyperlink r:id="rId9" w:history="1">
           <w:r>
             <w:rPr>
               <w:rStyle w:val="Hyperlink"/>
@@ -338,7 +338,7 @@
           <w:sz w:val="24"/>
           <w:u w:val="single"/>
         </w:rPr>
-        <w:hyperlink r:id="rId9" w:history="1">
+        <w:hyperlink r:id="rId10" w:history="1">
           <w:r>
             <w:rPr>
               <w:rStyle w:val="Hyperlink"/>
@@ -1006,7 +1006,25 @@
           <w:color w:val="000000"/>
           <w:sz w:val="24"/>
         </w:rPr>
-        <w:t>aan 'personen onder de lezers van deze regelen, die een verzameling in particulier b</w:t>
+        <w:t>aan 'personen onder de lezers van deze regelen, die een verzameling in pa</w:t>
+      </w:r>
+      <w:r>
+        <w:rPr>
+          <w:u w:val="single" w:color="0000ff"/>
+          <w:rFonts w:ascii="Charis SIL Regular" w:hAnsi="Charis SIL Regular" w:eastAsia="Charis SIL Regular"/>
+          <w:b w:val="0"/>
+          <w:i w:val="0"/>
+          <w:color w:val="000000"/>
+          <w:sz w:val="24"/>
+        </w:rPr>
+        <w:hyperlink r:id="rId14" w:history="1">
+          <w:r>
+            <w:rPr>
+              <w:rStyle w:val="Hyperlink"/>
+            </w:rPr>
+            <w:t>rticulier b</w:t>
+          </w:r>
+        </w:hyperlink>
       </w:r>
       <w:r>
         <w:rPr>
@@ -1168,7 +1186,14 @@
           <w:color w:val="000000"/>
           <w:sz w:val="24"/>
         </w:rPr>
-        <w:t>da</w:t>
+        <w:hyperlink r:id="rId15" w:history="1">
+          <w:r>
+            <w:rPr>
+              <w:rStyle w:val="Hyperlink"/>
+            </w:rPr>
+            <w:t>da</w:t>
+          </w:r>
+        </w:hyperlink>
       </w:r>
       <w:r>
         <w:rPr>
@@ -3462,7 +3487,7 @@
           <w:sz w:val="24"/>
           <w:u w:val="single"/>
         </w:rPr>
-        <w:hyperlink r:id="rId21" w:history="1">
+        <w:hyperlink r:id="rId22" w:history="1">
           <w:r>
             <w:rPr>
               <w:rStyle w:val="Hyperlink"/>
@@ -3480,7 +3505,7 @@
           <w:sz w:val="24"/>
           <w:u w:val="single"/>
         </w:rPr>
-        <w:hyperlink r:id="rId21" w:history="1">
+        <w:hyperlink r:id="rId22" w:history="1">
           <w:r>
             <w:rPr>
               <w:rStyle w:val="Hyperlink"/>
@@ -3491,6 +3516,7 @@
       </w:r>
       <w:r>
         <w:rPr>
+          <w:u w:val="single" w:color="0000ff"/>
           <w:rFonts w:ascii="Charis SIL Regular" w:hAnsi="Charis SIL Regular" w:eastAsia="Charis SIL Regular"/>
           <w:b w:val="0"/>
           <w:i w:val="0"/>
@@ -3508,7 +3534,7 @@
           <w:sz w:val="24"/>
           <w:u w:val="single"/>
         </w:rPr>
-        <w:hyperlink r:id="rId21" w:history="1">
+        <w:hyperlink r:id="rId23" w:history="1">
           <w:r>
             <w:rPr>
               <w:rStyle w:val="Hyperlink"/>
@@ -3537,7 +3563,7 @@
           <w:sz w:val="24"/>
           <w:u w:val="single"/>
         </w:rPr>
-        <w:hyperlink r:id="rId21" w:history="1">
+        <w:hyperlink r:id="rId23" w:history="1">
           <w:r>
             <w:rPr>
               <w:rStyle w:val="Hyperlink"/>
@@ -3555,7 +3581,7 @@
           <w:sz w:val="24"/>
           <w:u w:val="single"/>
         </w:rPr>
-        <w:hyperlink r:id="rId21" w:history="1">
+        <w:hyperlink r:id="rId23" w:history="1">
           <w:r>
             <w:rPr>
               <w:rStyle w:val="Hyperlink"/>
@@ -3686,7 +3712,7 @@
           <w:sz w:val="24"/>
           <w:u w:val="single"/>
         </w:rPr>
-        <w:hyperlink r:id="rId23" w:history="1">
+        <w:hyperlink r:id="rId24" w:history="1">
           <w:r>
             <w:rPr>
               <w:rStyle w:val="Hyperlink"/>
@@ -3704,7 +3730,7 @@
           <w:sz w:val="24"/>
           <w:u w:val="single"/>
         </w:rPr>
-        <w:hyperlink r:id="rId23" w:history="1">
+        <w:hyperlink r:id="rId24" w:history="1">
           <w:r>
             <w:rPr>
               <w:rStyle w:val="Hyperlink"/>
@@ -3722,7 +3748,7 @@
           <w:sz w:val="24"/>
           <w:u w:val="single"/>
         </w:rPr>
-        <w:hyperlink r:id="rId23" w:history="1">
+        <w:hyperlink r:id="rId24" w:history="1">
           <w:r>
             <w:rPr>
               <w:rStyle w:val="Hyperlink"/>
@@ -3740,7 +3766,7 @@
           <w:sz w:val="24"/>
           <w:u w:val="single"/>
         </w:rPr>
-        <w:hyperlink r:id="rId23" w:history="1">
+        <w:hyperlink r:id="rId24" w:history="1">
           <w:r>
             <w:rPr>
               <w:rStyle w:val="Hyperlink"/>
@@ -3768,7 +3794,7 @@
           <w:sz w:val="24"/>
           <w:u w:val="single"/>
         </w:rPr>
-        <w:hyperlink r:id="rId24" w:history="1">
+        <w:hyperlink r:id="rId25" w:history="1">
           <w:r>
             <w:rPr>
               <w:rStyle w:val="Hyperlink"/>
@@ -3786,7 +3812,7 @@
           <w:sz w:val="24"/>
           <w:u w:val="single"/>
         </w:rPr>
-        <w:hyperlink r:id="rId23" w:history="1">
+        <w:hyperlink r:id="rId25" w:history="1">
           <w:r>
             <w:rPr>
               <w:rStyle w:val="Hyperlink"/>
@@ -3804,7 +3830,7 @@
           <w:sz w:val="24"/>
           <w:u w:val="single"/>
         </w:rPr>
-        <w:hyperlink r:id="rId23" w:history="1">
+        <w:hyperlink r:id="rId25" w:history="1">
           <w:r>
             <w:rPr>
               <w:rStyle w:val="Hyperlink"/>
@@ -3945,7 +3971,7 @@
           <w:sz w:val="24"/>
           <w:u w:val="single"/>
         </w:rPr>
-        <w:hyperlink r:id="rId25" w:history="1">
+        <w:hyperlink r:id="rId26" w:history="1">
           <w:r>
             <w:rPr>
               <w:rStyle w:val="Hyperlink"/>
@@ -3963,7 +3989,7 @@
           <w:sz w:val="24"/>
           <w:u w:val="single"/>
         </w:rPr>
-        <w:hyperlink r:id="rId25" w:history="1">
+        <w:hyperlink r:id="rId26" w:history="1">
           <w:r>
             <w:rPr>
               <w:rStyle w:val="Hyperlink"/>
@@ -3981,7 +4007,7 @@
           <w:sz w:val="24"/>
           <w:u w:val="single"/>
         </w:rPr>
-        <w:hyperlink r:id="rId25" w:history="1">
+        <w:hyperlink r:id="rId26" w:history="1">
           <w:r>
             <w:rPr>
               <w:rStyle w:val="Hyperlink"/>
@@ -3999,7 +4025,7 @@
           <w:sz w:val="24"/>
           <w:u w:val="single"/>
         </w:rPr>
-        <w:hyperlink r:id="rId25" w:history="1">
+        <w:hyperlink r:id="rId26" w:history="1">
           <w:r>
             <w:rPr>
               <w:rStyle w:val="Hyperlink"/>
@@ -4017,7 +4043,7 @@
           <w:sz w:val="24"/>
           <w:u w:val="single"/>
         </w:rPr>
-        <w:hyperlink r:id="rId25" w:history="1">
+        <w:hyperlink r:id="rId26" w:history="1">
           <w:r>
             <w:rPr>
               <w:rStyle w:val="Hyperlink"/>
@@ -4035,7 +4061,7 @@
           <w:sz w:val="24"/>
           <w:u w:val="single"/>
         </w:rPr>
-        <w:hyperlink r:id="rId25" w:history="1">
+        <w:hyperlink r:id="rId26" w:history="1">
           <w:r>
             <w:rPr>
               <w:rStyle w:val="Hyperlink"/>
@@ -4053,7 +4079,7 @@
           <w:sz w:val="24"/>
           <w:u w:val="single"/>
         </w:rPr>
-        <w:hyperlink r:id="rId25" w:history="1">
+        <w:hyperlink r:id="rId26" w:history="1">
           <w:r>
             <w:rPr>
               <w:rStyle w:val="Hyperlink"/>
@@ -4071,7 +4097,7 @@
           <w:sz w:val="24"/>
           <w:u w:val="single"/>
         </w:rPr>
-        <w:hyperlink r:id="rId25" w:history="1">
+        <w:hyperlink r:id="rId26" w:history="1">
           <w:r>
             <w:rPr>
               <w:rStyle w:val="Hyperlink"/>
@@ -4089,7 +4115,7 @@
           <w:sz w:val="24"/>
           <w:u w:val="single"/>
         </w:rPr>
-        <w:hyperlink r:id="rId25" w:history="1">
+        <w:hyperlink r:id="rId26" w:history="1">
           <w:r>
             <w:rPr>
               <w:rStyle w:val="Hyperlink"/>
@@ -4107,7 +4133,7 @@
           <w:sz w:val="24"/>
           <w:u w:val="single"/>
         </w:rPr>
-        <w:hyperlink r:id="rId25" w:history="1">
+        <w:hyperlink r:id="rId26" w:history="1">
           <w:r>
             <w:rPr>
               <w:rStyle w:val="Hyperlink"/>
@@ -4125,7 +4151,7 @@
           <w:sz w:val="24"/>
           <w:u w:val="single"/>
         </w:rPr>
-        <w:hyperlink r:id="rId25" w:history="1">
+        <w:hyperlink r:id="rId26" w:history="1">
           <w:r>
             <w:rPr>
               <w:rStyle w:val="Hyperlink"/>
@@ -4143,7 +4169,7 @@
           <w:sz w:val="24"/>
           <w:u w:val="single"/>
         </w:rPr>
-        <w:hyperlink r:id="rId25" w:history="1">
+        <w:hyperlink r:id="rId26" w:history="1">
           <w:r>
             <w:rPr>
               <w:rStyle w:val="Hyperlink"/>
@@ -4161,7 +4187,7 @@
           <w:sz w:val="24"/>
           <w:u w:val="single"/>
         </w:rPr>
-        <w:hyperlink r:id="rId25" w:history="1">
+        <w:hyperlink r:id="rId26" w:history="1">
           <w:r>
             <w:rPr>
               <w:rStyle w:val="Hyperlink"/>
@@ -4179,7 +4205,7 @@
           <w:sz w:val="24"/>
           <w:u w:val="single"/>
         </w:rPr>
-        <w:hyperlink r:id="rId25" w:history="1">
+        <w:hyperlink r:id="rId26" w:history="1">
           <w:r>
             <w:rPr>
               <w:rStyle w:val="Hyperlink"/>
@@ -4197,7 +4223,7 @@
           <w:sz w:val="24"/>
           <w:u w:val="single"/>
         </w:rPr>
-        <w:hyperlink r:id="rId25" w:history="1">
+        <w:hyperlink r:id="rId26" w:history="1">
           <w:r>
             <w:rPr>
               <w:rStyle w:val="Hyperlink"/>
@@ -4215,14 +4241,7 @@
           <w:sz w:val="24"/>
           <w:u w:val="single"/>
         </w:rPr>
-        <w:hyperlink r:id="rId25" w:history="1">
-          <w:r>
-            <w:rPr>
-              <w:rStyle w:val="Hyperlink"/>
-            </w:rPr>
-            <w:t>w</w:t>
-          </w:r>
-        </w:hyperlink>
+        <w:t>w</w:t>
       </w:r>
       <w:r>
         <w:rPr>
@@ -4233,7 +4252,7 @@
           <w:sz w:val="24"/>
           <w:u w:val="single"/>
         </w:rPr>
-        <w:hyperlink r:id="rId25" w:history="1">
+        <w:hyperlink r:id="rId26" w:history="1">
           <w:r>
             <w:rPr>
               <w:rStyle w:val="Hyperlink"/>
@@ -4251,7 +4270,7 @@
           <w:sz w:val="24"/>
           <w:u w:val="single"/>
         </w:rPr>
-        <w:hyperlink r:id="rId25" w:history="1">
+        <w:hyperlink r:id="rId26" w:history="1">
           <w:r>
             <w:rPr>
               <w:rStyle w:val="Hyperlink"/>
@@ -4408,7 +4427,7 @@
           <w:sz w:val="24"/>
           <w:u w:val="single"/>
         </w:rPr>
-        <w:hyperlink r:id="rId26" w:history="1">
+        <w:hyperlink r:id="rId27" w:history="1">
           <w:r>
             <w:rPr>
               <w:rStyle w:val="Hyperlink"/>
@@ -4426,7 +4445,7 @@
           <w:sz w:val="24"/>
           <w:u w:val="single"/>
         </w:rPr>
-        <w:hyperlink r:id="rId26" w:history="1">
+        <w:hyperlink r:id="rId27" w:history="1">
           <w:r>
             <w:rPr>
               <w:rStyle w:val="Hyperlink"/>
@@ -4444,7 +4463,7 @@
           <w:sz w:val="24"/>
           <w:u w:val="single"/>
         </w:rPr>
-        <w:hyperlink r:id="rId26" w:history="1">
+        <w:hyperlink r:id="rId27" w:history="1">
           <w:r>
             <w:rPr>
               <w:rStyle w:val="Hyperlink"/>
@@ -4462,7 +4481,7 @@
           <w:sz w:val="24"/>
           <w:u w:val="single"/>
         </w:rPr>
-        <w:hyperlink r:id="rId26" w:history="1">
+        <w:hyperlink r:id="rId27" w:history="1">
           <w:r>
             <w:rPr>
               <w:rStyle w:val="Hyperlink"/>
@@ -4480,7 +4499,7 @@
           <w:sz w:val="24"/>
           <w:u w:val="single"/>
         </w:rPr>
-        <w:hyperlink r:id="rId26" w:history="1">
+        <w:hyperlink r:id="rId27" w:history="1">
           <w:r>
             <w:rPr>
               <w:rStyle w:val="Hyperlink"/>
@@ -4498,7 +4517,7 @@
           <w:sz w:val="24"/>
           <w:u w:val="single"/>
         </w:rPr>
-        <w:hyperlink r:id="rId26" w:history="1">
+        <w:hyperlink r:id="rId27" w:history="1">
           <w:r>
             <w:rPr>
               <w:rStyle w:val="Hyperlink"/>
@@ -4516,7 +4535,7 @@
           <w:sz w:val="24"/>
           <w:u w:val="single"/>
         </w:rPr>
-        <w:hyperlink r:id="rId26" w:history="1">
+        <w:hyperlink r:id="rId27" w:history="1">
           <w:r>
             <w:rPr>
               <w:rStyle w:val="Hyperlink"/>
@@ -4534,7 +4553,7 @@
           <w:sz w:val="24"/>
           <w:u w:val="single"/>
         </w:rPr>
-        <w:hyperlink r:id="rId26" w:history="1">
+        <w:hyperlink r:id="rId27" w:history="1">
           <w:r>
             <w:rPr>
               <w:rStyle w:val="Hyperlink"/>
@@ -4552,7 +4571,7 @@
           <w:sz w:val="24"/>
           <w:u w:val="single"/>
         </w:rPr>
-        <w:hyperlink r:id="rId26" w:history="1">
+        <w:hyperlink r:id="rId27" w:history="1">
           <w:r>
             <w:rPr>
               <w:rStyle w:val="Hyperlink"/>
@@ -4570,7 +4589,7 @@
           <w:sz w:val="24"/>
           <w:u w:val="single"/>
         </w:rPr>
-        <w:hyperlink r:id="rId26" w:history="1">
+        <w:hyperlink r:id="rId27" w:history="1">
           <w:r>
             <w:rPr>
               <w:rStyle w:val="Hyperlink"/>
@@ -4588,7 +4607,7 @@
           <w:sz w:val="24"/>
           <w:u w:val="single"/>
         </w:rPr>
-        <w:hyperlink r:id="rId26" w:history="1">
+        <w:hyperlink r:id="rId27" w:history="1">
           <w:r>
             <w:rPr>
               <w:rStyle w:val="Hyperlink"/>
@@ -4606,7 +4625,7 @@
           <w:sz w:val="24"/>
           <w:u w:val="single"/>
         </w:rPr>
-        <w:hyperlink r:id="rId26" w:history="1">
+        <w:hyperlink r:id="rId27" w:history="1">
           <w:r>
             <w:rPr>
               <w:rStyle w:val="Hyperlink"/>
@@ -4624,7 +4643,7 @@
           <w:sz w:val="24"/>
           <w:u w:val="single"/>
         </w:rPr>
-        <w:hyperlink r:id="rId26" w:history="1">
+        <w:hyperlink r:id="rId27" w:history="1">
           <w:r>
             <w:rPr>
               <w:rStyle w:val="Hyperlink"/>
@@ -4642,7 +4661,7 @@
           <w:sz w:val="24"/>
           <w:u w:val="single"/>
         </w:rPr>
-        <w:hyperlink r:id="rId26" w:history="1">
+        <w:hyperlink r:id="rId27" w:history="1">
           <w:r>
             <w:rPr>
               <w:rStyle w:val="Hyperlink"/>
@@ -4660,7 +4679,7 @@
           <w:sz w:val="24"/>
           <w:u w:val="single"/>
         </w:rPr>
-        <w:hyperlink r:id="rId26" w:history="1">
+        <w:hyperlink r:id="rId27" w:history="1">
           <w:r>
             <w:rPr>
               <w:rStyle w:val="Hyperlink"/>
@@ -4808,7 +4827,7 @@
           <w:sz w:val="24"/>
           <w:u w:val="single"/>
         </w:rPr>
-        <w:hyperlink r:id="rId27" w:history="1">
+        <w:hyperlink r:id="rId28" w:history="1">
           <w:r>
             <w:rPr>
               <w:rStyle w:val="Hyperlink"/>
@@ -4826,7 +4845,7 @@
           <w:sz w:val="24"/>
           <w:u w:val="single"/>
         </w:rPr>
-        <w:hyperlink r:id="rId27" w:history="1">
+        <w:hyperlink r:id="rId28" w:history="1">
           <w:r>
             <w:rPr>
               <w:rStyle w:val="Hyperlink"/>
@@ -4844,7 +4863,7 @@
           <w:sz w:val="24"/>
           <w:u w:val="single"/>
         </w:rPr>
-        <w:hyperlink r:id="rId27" w:history="1">
+        <w:hyperlink r:id="rId28" w:history="1">
           <w:r>
             <w:rPr>
               <w:rStyle w:val="Hyperlink"/>
@@ -4862,7 +4881,7 @@
           <w:sz w:val="24"/>
           <w:u w:val="single"/>
         </w:rPr>
-        <w:hyperlink r:id="rId27" w:history="1">
+        <w:hyperlink r:id="rId28" w:history="1">
           <w:r>
             <w:rPr>
               <w:rStyle w:val="Hyperlink"/>
@@ -4880,7 +4899,7 @@
           <w:sz w:val="24"/>
           <w:u w:val="single"/>
         </w:rPr>
-        <w:hyperlink r:id="rId27" w:history="1">
+        <w:hyperlink r:id="rId28" w:history="1">
           <w:r>
             <w:rPr>
               <w:rStyle w:val="Hyperlink"/>
@@ -4901,7 +4920,7 @@
           <w:sz w:val="24"/>
           <w:u w:val="single"/>
         </w:rPr>
-        <w:hyperlink r:id="rId27" w:history="1">
+        <w:hyperlink r:id="rId28" w:history="1">
           <w:r>
             <w:rPr>
               <w:rStyle w:val="Hyperlink"/>
@@ -4919,7 +4938,7 @@
           <w:sz w:val="24"/>
           <w:u w:val="single"/>
         </w:rPr>
-        <w:hyperlink r:id="rId27" w:history="1">
+        <w:hyperlink r:id="rId28" w:history="1">
           <w:r>
             <w:rPr>
               <w:rStyle w:val="Hyperlink"/>
@@ -4937,7 +4956,7 @@
           <w:sz w:val="24"/>
           <w:u w:val="single"/>
         </w:rPr>
-        <w:hyperlink r:id="rId27" w:history="1">
+        <w:hyperlink r:id="rId28" w:history="1">
           <w:r>
             <w:rPr>
               <w:rStyle w:val="Hyperlink"/>
@@ -4955,7 +4974,7 @@
           <w:sz w:val="24"/>
           <w:u w:val="single"/>
         </w:rPr>
-        <w:hyperlink r:id="rId27" w:history="1">
+        <w:hyperlink r:id="rId28" w:history="1">
           <w:r>
             <w:rPr>
               <w:rStyle w:val="Hyperlink"/>
@@ -4973,7 +4992,7 @@
           <w:sz w:val="24"/>
           <w:u w:val="single"/>
         </w:rPr>
-        <w:hyperlink r:id="rId27" w:history="1">
+        <w:hyperlink r:id="rId28" w:history="1">
           <w:r>
             <w:rPr>
               <w:rStyle w:val="Hyperlink"/>
@@ -5124,7 +5143,7 @@
           <w:sz w:val="24"/>
           <w:u w:val="single"/>
         </w:rPr>
-        <w:hyperlink r:id="rId28" w:history="1">
+        <w:hyperlink r:id="rId29" w:history="1">
           <w:r>
             <w:rPr>
               <w:rStyle w:val="Hyperlink"/>
@@ -5142,7 +5161,7 @@
           <w:sz w:val="24"/>
           <w:u w:val="single"/>
         </w:rPr>
-        <w:hyperlink r:id="rId28" w:history="1">
+        <w:hyperlink r:id="rId29" w:history="1">
           <w:r>
             <w:rPr>
               <w:rStyle w:val="Hyperlink"/>
@@ -5160,7 +5179,7 @@
           <w:sz w:val="24"/>
           <w:u w:val="single"/>
         </w:rPr>
-        <w:hyperlink r:id="rId28" w:history="1">
+        <w:hyperlink r:id="rId29" w:history="1">
           <w:r>
             <w:rPr>
               <w:rStyle w:val="Hyperlink"/>
@@ -5178,7 +5197,7 @@
           <w:sz w:val="24"/>
           <w:u w:val="single"/>
         </w:rPr>
-        <w:hyperlink r:id="rId28" w:history="1">
+        <w:hyperlink r:id="rId29" w:history="1">
           <w:r>
             <w:rPr>
               <w:rStyle w:val="Hyperlink"/>
@@ -5196,7 +5215,7 @@
           <w:sz w:val="24"/>
           <w:u w:val="single"/>
         </w:rPr>
-        <w:hyperlink r:id="rId28" w:history="1">
+        <w:hyperlink r:id="rId29" w:history="1">
           <w:r>
             <w:rPr>
               <w:rStyle w:val="Hyperlink"/>
@@ -5214,7 +5233,7 @@
           <w:sz w:val="24"/>
           <w:u w:val="single"/>
         </w:rPr>
-        <w:hyperlink r:id="rId28" w:history="1">
+        <w:hyperlink r:id="rId29" w:history="1">
           <w:r>
             <w:rPr>
               <w:rStyle w:val="Hyperlink"/>
@@ -5232,7 +5251,7 @@
           <w:sz w:val="24"/>
           <w:u w:val="single"/>
         </w:rPr>
-        <w:hyperlink r:id="rId28" w:history="1">
+        <w:hyperlink r:id="rId29" w:history="1">
           <w:r>
             <w:rPr>
               <w:rStyle w:val="Hyperlink"/>
@@ -5250,7 +5269,7 @@
           <w:sz w:val="24"/>
           <w:u w:val="single"/>
         </w:rPr>
-        <w:hyperlink r:id="rId28" w:history="1">
+        <w:hyperlink r:id="rId29" w:history="1">
           <w:r>
             <w:rPr>
               <w:rStyle w:val="Hyperlink"/>
@@ -5268,7 +5287,7 @@
           <w:sz w:val="24"/>
           <w:u w:val="single"/>
         </w:rPr>
-        <w:hyperlink r:id="rId28" w:history="1">
+        <w:hyperlink r:id="rId29" w:history="1">
           <w:r>
             <w:rPr>
               <w:rStyle w:val="Hyperlink"/>

--- a/EXPORTS/DOCX/published/niveau3/Dutch/JustinusNassau.docx
+++ b/EXPORTS/DOCX/published/niveau3/Dutch/JustinusNassau.docx
@@ -338,7 +338,7 @@
           <w:sz w:val="24"/>
           <w:u w:val="single"/>
         </w:rPr>
-        <w:hyperlink r:id="rId10" w:history="1">
+        <w:hyperlink r:id="rId9" w:history="1">
           <w:r>
             <w:rPr>
               <w:rStyle w:val="Hyperlink"/>
@@ -356,7 +356,7 @@
           <w:sz w:val="24"/>
           <w:u w:val="single"/>
         </w:rPr>
-        <w:hyperlink r:id="rId10" w:history="1">
+        <w:hyperlink r:id="rId9" w:history="1">
           <w:r>
             <w:rPr>
               <w:rStyle w:val="Hyperlink"/>
@@ -374,7 +374,7 @@
           <w:sz w:val="24"/>
           <w:u w:val="single"/>
         </w:rPr>
-        <w:hyperlink r:id="rId10" w:history="1">
+        <w:hyperlink r:id="rId9" w:history="1">
           <w:r>
             <w:rPr>
               <w:rStyle w:val="Hyperlink"/>
@@ -492,7 +492,7 @@
           <w:sz w:val="24"/>
           <w:u w:val="single"/>
         </w:rPr>
-        <w:hyperlink r:id="rId10" w:history="1">
+        <w:hyperlink r:id="rId11" w:history="1">
           <w:r>
             <w:rPr>
               <w:rStyle w:val="Hyperlink"/>
@@ -510,7 +510,7 @@
           <w:sz w:val="24"/>
           <w:u w:val="single"/>
         </w:rPr>
-        <w:hyperlink r:id="rId10" w:history="1">
+        <w:hyperlink r:id="rId11" w:history="1">
           <w:r>
             <w:rPr>
               <w:rStyle w:val="Hyperlink"/>
@@ -546,7 +546,7 @@
           <w:sz w:val="24"/>
           <w:u w:val="single"/>
         </w:rPr>
-        <w:hyperlink r:id="rId10" w:history="1">
+        <w:hyperlink r:id="rId11" w:history="1">
           <w:r>
             <w:rPr>
               <w:rStyle w:val="Hyperlink"/>
@@ -668,9 +668,15 @@
           <w:i w:val="0"/>
           <w:color w:val="0000FF"/>
           <w:sz w:val="24"/>
-          <w:u w:val="single"/>
-        </w:rPr>
-        <w:t>c</w:t>
+        </w:rPr>
+        <w:hyperlink r:id="rId12" w:history="1">
+          <w:r>
+            <w:rPr>
+              <w:rStyle w:val="Hyperlink"/>
+            </w:rPr>
+            <w:t>c</w:t>
+          </w:r>
+        </w:hyperlink>
       </w:r>
       <w:r>
         <w:rPr>
@@ -1017,14 +1023,7 @@
           <w:color w:val="000000"/>
           <w:sz w:val="24"/>
         </w:rPr>
-        <w:hyperlink r:id="rId14" w:history="1">
-          <w:r>
-            <w:rPr>
-              <w:rStyle w:val="Hyperlink"/>
-            </w:rPr>
-            <w:t>rticulier b</w:t>
-          </w:r>
-        </w:hyperlink>
+        <w:t>rticulier b</w:t>
       </w:r>
       <w:r>
         <w:rPr>
@@ -3516,14 +3515,20 @@
       </w:r>
       <w:r>
         <w:rPr>
-          <w:u w:val="single" w:color="0000ff"/>
           <w:rFonts w:ascii="Charis SIL Regular" w:hAnsi="Charis SIL Regular" w:eastAsia="Charis SIL Regular"/>
           <w:b w:val="0"/>
           <w:i w:val="0"/>
           <w:color w:val="000000"/>
           <w:sz w:val="24"/>
         </w:rPr>
-        <w:t xml:space="preserve">, </w:t>
+        <w:hyperlink r:id="rId21" w:history="1">
+          <w:r>
+            <w:rPr>
+              <w:rStyle w:val="Hyperlink"/>
+            </w:rPr>
+            <w:t xml:space="preserve">, </w:t>
+          </w:r>
+        </w:hyperlink>
       </w:r>
       <w:r>
         <w:rPr>
@@ -3534,7 +3539,7 @@
           <w:sz w:val="24"/>
           <w:u w:val="single"/>
         </w:rPr>
-        <w:hyperlink r:id="rId23" w:history="1">
+        <w:hyperlink r:id="rId21" w:history="1">
           <w:r>
             <w:rPr>
               <w:rStyle w:val="Hyperlink"/>
@@ -3563,7 +3568,7 @@
           <w:sz w:val="24"/>
           <w:u w:val="single"/>
         </w:rPr>
-        <w:hyperlink r:id="rId23" w:history="1">
+        <w:hyperlink r:id="rId21" w:history="1">
           <w:r>
             <w:rPr>
               <w:rStyle w:val="Hyperlink"/>
@@ -3581,7 +3586,7 @@
           <w:sz w:val="24"/>
           <w:u w:val="single"/>
         </w:rPr>
-        <w:hyperlink r:id="rId23" w:history="1">
+        <w:hyperlink r:id="rId21" w:history="1">
           <w:r>
             <w:rPr>
               <w:rStyle w:val="Hyperlink"/>
@@ -3712,7 +3717,7 @@
           <w:sz w:val="24"/>
           <w:u w:val="single"/>
         </w:rPr>
-        <w:hyperlink r:id="rId24" w:history="1">
+        <w:hyperlink r:id="rId23" w:history="1">
           <w:r>
             <w:rPr>
               <w:rStyle w:val="Hyperlink"/>
@@ -3730,7 +3735,7 @@
           <w:sz w:val="24"/>
           <w:u w:val="single"/>
         </w:rPr>
-        <w:hyperlink r:id="rId24" w:history="1">
+        <w:hyperlink r:id="rId23" w:history="1">
           <w:r>
             <w:rPr>
               <w:rStyle w:val="Hyperlink"/>
@@ -3748,7 +3753,7 @@
           <w:sz w:val="24"/>
           <w:u w:val="single"/>
         </w:rPr>
-        <w:hyperlink r:id="rId24" w:history="1">
+        <w:hyperlink r:id="rId23" w:history="1">
           <w:r>
             <w:rPr>
               <w:rStyle w:val="Hyperlink"/>
@@ -3766,7 +3771,7 @@
           <w:sz w:val="24"/>
           <w:u w:val="single"/>
         </w:rPr>
-        <w:hyperlink r:id="rId24" w:history="1">
+        <w:hyperlink r:id="rId23" w:history="1">
           <w:r>
             <w:rPr>
               <w:rStyle w:val="Hyperlink"/>
@@ -3794,7 +3799,7 @@
           <w:sz w:val="24"/>
           <w:u w:val="single"/>
         </w:rPr>
-        <w:hyperlink r:id="rId25" w:history="1">
+        <w:hyperlink r:id="rId24" w:history="1">
           <w:r>
             <w:rPr>
               <w:rStyle w:val="Hyperlink"/>
@@ -3812,7 +3817,7 @@
           <w:sz w:val="24"/>
           <w:u w:val="single"/>
         </w:rPr>
-        <w:hyperlink r:id="rId25" w:history="1">
+        <w:hyperlink r:id="rId23" w:history="1">
           <w:r>
             <w:rPr>
               <w:rStyle w:val="Hyperlink"/>
@@ -3830,7 +3835,7 @@
           <w:sz w:val="24"/>
           <w:u w:val="single"/>
         </w:rPr>
-        <w:hyperlink r:id="rId25" w:history="1">
+        <w:hyperlink r:id="rId23" w:history="1">
           <w:r>
             <w:rPr>
               <w:rStyle w:val="Hyperlink"/>
@@ -3971,7 +3976,7 @@
           <w:sz w:val="24"/>
           <w:u w:val="single"/>
         </w:rPr>
-        <w:hyperlink r:id="rId26" w:history="1">
+        <w:hyperlink r:id="rId25" w:history="1">
           <w:r>
             <w:rPr>
               <w:rStyle w:val="Hyperlink"/>
@@ -3989,7 +3994,7 @@
           <w:sz w:val="24"/>
           <w:u w:val="single"/>
         </w:rPr>
-        <w:hyperlink r:id="rId26" w:history="1">
+        <w:hyperlink r:id="rId25" w:history="1">
           <w:r>
             <w:rPr>
               <w:rStyle w:val="Hyperlink"/>
@@ -4007,7 +4012,7 @@
           <w:sz w:val="24"/>
           <w:u w:val="single"/>
         </w:rPr>
-        <w:hyperlink r:id="rId26" w:history="1">
+        <w:hyperlink r:id="rId25" w:history="1">
           <w:r>
             <w:rPr>
               <w:rStyle w:val="Hyperlink"/>
@@ -4025,7 +4030,7 @@
           <w:sz w:val="24"/>
           <w:u w:val="single"/>
         </w:rPr>
-        <w:hyperlink r:id="rId26" w:history="1">
+        <w:hyperlink r:id="rId25" w:history="1">
           <w:r>
             <w:rPr>
               <w:rStyle w:val="Hyperlink"/>
@@ -4043,7 +4048,7 @@
           <w:sz w:val="24"/>
           <w:u w:val="single"/>
         </w:rPr>
-        <w:hyperlink r:id="rId26" w:history="1">
+        <w:hyperlink r:id="rId25" w:history="1">
           <w:r>
             <w:rPr>
               <w:rStyle w:val="Hyperlink"/>
@@ -4061,7 +4066,7 @@
           <w:sz w:val="24"/>
           <w:u w:val="single"/>
         </w:rPr>
-        <w:hyperlink r:id="rId26" w:history="1">
+        <w:hyperlink r:id="rId25" w:history="1">
           <w:r>
             <w:rPr>
               <w:rStyle w:val="Hyperlink"/>
@@ -4079,7 +4084,7 @@
           <w:sz w:val="24"/>
           <w:u w:val="single"/>
         </w:rPr>
-        <w:hyperlink r:id="rId26" w:history="1">
+        <w:hyperlink r:id="rId25" w:history="1">
           <w:r>
             <w:rPr>
               <w:rStyle w:val="Hyperlink"/>
@@ -4097,7 +4102,7 @@
           <w:sz w:val="24"/>
           <w:u w:val="single"/>
         </w:rPr>
-        <w:hyperlink r:id="rId26" w:history="1">
+        <w:hyperlink r:id="rId25" w:history="1">
           <w:r>
             <w:rPr>
               <w:rStyle w:val="Hyperlink"/>
@@ -4115,7 +4120,7 @@
           <w:sz w:val="24"/>
           <w:u w:val="single"/>
         </w:rPr>
-        <w:hyperlink r:id="rId26" w:history="1">
+        <w:hyperlink r:id="rId25" w:history="1">
           <w:r>
             <w:rPr>
               <w:rStyle w:val="Hyperlink"/>
@@ -4133,7 +4138,7 @@
           <w:sz w:val="24"/>
           <w:u w:val="single"/>
         </w:rPr>
-        <w:hyperlink r:id="rId26" w:history="1">
+        <w:hyperlink r:id="rId25" w:history="1">
           <w:r>
             <w:rPr>
               <w:rStyle w:val="Hyperlink"/>
@@ -4151,7 +4156,7 @@
           <w:sz w:val="24"/>
           <w:u w:val="single"/>
         </w:rPr>
-        <w:hyperlink r:id="rId26" w:history="1">
+        <w:hyperlink r:id="rId25" w:history="1">
           <w:r>
             <w:rPr>
               <w:rStyle w:val="Hyperlink"/>
@@ -4169,7 +4174,7 @@
           <w:sz w:val="24"/>
           <w:u w:val="single"/>
         </w:rPr>
-        <w:hyperlink r:id="rId26" w:history="1">
+        <w:hyperlink r:id="rId25" w:history="1">
           <w:r>
             <w:rPr>
               <w:rStyle w:val="Hyperlink"/>
@@ -4187,7 +4192,7 @@
           <w:sz w:val="24"/>
           <w:u w:val="single"/>
         </w:rPr>
-        <w:hyperlink r:id="rId26" w:history="1">
+        <w:hyperlink r:id="rId25" w:history="1">
           <w:r>
             <w:rPr>
               <w:rStyle w:val="Hyperlink"/>
@@ -4205,7 +4210,7 @@
           <w:sz w:val="24"/>
           <w:u w:val="single"/>
         </w:rPr>
-        <w:hyperlink r:id="rId26" w:history="1">
+        <w:hyperlink r:id="rId25" w:history="1">
           <w:r>
             <w:rPr>
               <w:rStyle w:val="Hyperlink"/>
@@ -4223,7 +4228,7 @@
           <w:sz w:val="24"/>
           <w:u w:val="single"/>
         </w:rPr>
-        <w:hyperlink r:id="rId26" w:history="1">
+        <w:hyperlink r:id="rId25" w:history="1">
           <w:r>
             <w:rPr>
               <w:rStyle w:val="Hyperlink"/>
@@ -4241,7 +4246,14 @@
           <w:sz w:val="24"/>
           <w:u w:val="single"/>
         </w:rPr>
-        <w:t>w</w:t>
+        <w:hyperlink r:id="rId25" w:history="1">
+          <w:r>
+            <w:rPr>
+              <w:rStyle w:val="Hyperlink"/>
+            </w:rPr>
+            <w:t>w</w:t>
+          </w:r>
+        </w:hyperlink>
       </w:r>
       <w:r>
         <w:rPr>
@@ -4252,7 +4264,7 @@
           <w:sz w:val="24"/>
           <w:u w:val="single"/>
         </w:rPr>
-        <w:hyperlink r:id="rId26" w:history="1">
+        <w:hyperlink r:id="rId25" w:history="1">
           <w:r>
             <w:rPr>
               <w:rStyle w:val="Hyperlink"/>
@@ -4270,7 +4282,7 @@
           <w:sz w:val="24"/>
           <w:u w:val="single"/>
         </w:rPr>
-        <w:hyperlink r:id="rId26" w:history="1">
+        <w:hyperlink r:id="rId25" w:history="1">
           <w:r>
             <w:rPr>
               <w:rStyle w:val="Hyperlink"/>
@@ -4427,7 +4439,7 @@
           <w:sz w:val="24"/>
           <w:u w:val="single"/>
         </w:rPr>
-        <w:hyperlink r:id="rId27" w:history="1">
+        <w:hyperlink r:id="rId26" w:history="1">
           <w:r>
             <w:rPr>
               <w:rStyle w:val="Hyperlink"/>
@@ -4445,7 +4457,7 @@
           <w:sz w:val="24"/>
           <w:u w:val="single"/>
         </w:rPr>
-        <w:hyperlink r:id="rId27" w:history="1">
+        <w:hyperlink r:id="rId26" w:history="1">
           <w:r>
             <w:rPr>
               <w:rStyle w:val="Hyperlink"/>
@@ -4463,7 +4475,7 @@
           <w:sz w:val="24"/>
           <w:u w:val="single"/>
         </w:rPr>
-        <w:hyperlink r:id="rId27" w:history="1">
+        <w:hyperlink r:id="rId26" w:history="1">
           <w:r>
             <w:rPr>
               <w:rStyle w:val="Hyperlink"/>
@@ -4481,7 +4493,7 @@
           <w:sz w:val="24"/>
           <w:u w:val="single"/>
         </w:rPr>
-        <w:hyperlink r:id="rId27" w:history="1">
+        <w:hyperlink r:id="rId26" w:history="1">
           <w:r>
             <w:rPr>
               <w:rStyle w:val="Hyperlink"/>
@@ -4499,7 +4511,7 @@
           <w:sz w:val="24"/>
           <w:u w:val="single"/>
         </w:rPr>
-        <w:hyperlink r:id="rId27" w:history="1">
+        <w:hyperlink r:id="rId26" w:history="1">
           <w:r>
             <w:rPr>
               <w:rStyle w:val="Hyperlink"/>
@@ -4517,7 +4529,7 @@
           <w:sz w:val="24"/>
           <w:u w:val="single"/>
         </w:rPr>
-        <w:hyperlink r:id="rId27" w:history="1">
+        <w:hyperlink r:id="rId26" w:history="1">
           <w:r>
             <w:rPr>
               <w:rStyle w:val="Hyperlink"/>
@@ -4535,7 +4547,7 @@
           <w:sz w:val="24"/>
           <w:u w:val="single"/>
         </w:rPr>
-        <w:hyperlink r:id="rId27" w:history="1">
+        <w:hyperlink r:id="rId26" w:history="1">
           <w:r>
             <w:rPr>
               <w:rStyle w:val="Hyperlink"/>
@@ -4553,7 +4565,7 @@
           <w:sz w:val="24"/>
           <w:u w:val="single"/>
         </w:rPr>
-        <w:hyperlink r:id="rId27" w:history="1">
+        <w:hyperlink r:id="rId26" w:history="1">
           <w:r>
             <w:rPr>
               <w:rStyle w:val="Hyperlink"/>
@@ -4571,7 +4583,7 @@
           <w:sz w:val="24"/>
           <w:u w:val="single"/>
         </w:rPr>
-        <w:hyperlink r:id="rId27" w:history="1">
+        <w:hyperlink r:id="rId26" w:history="1">
           <w:r>
             <w:rPr>
               <w:rStyle w:val="Hyperlink"/>
@@ -4589,7 +4601,7 @@
           <w:sz w:val="24"/>
           <w:u w:val="single"/>
         </w:rPr>
-        <w:hyperlink r:id="rId27" w:history="1">
+        <w:hyperlink r:id="rId26" w:history="1">
           <w:r>
             <w:rPr>
               <w:rStyle w:val="Hyperlink"/>
@@ -4607,7 +4619,7 @@
           <w:sz w:val="24"/>
           <w:u w:val="single"/>
         </w:rPr>
-        <w:hyperlink r:id="rId27" w:history="1">
+        <w:hyperlink r:id="rId26" w:history="1">
           <w:r>
             <w:rPr>
               <w:rStyle w:val="Hyperlink"/>
@@ -4625,7 +4637,7 @@
           <w:sz w:val="24"/>
           <w:u w:val="single"/>
         </w:rPr>
-        <w:hyperlink r:id="rId27" w:history="1">
+        <w:hyperlink r:id="rId26" w:history="1">
           <w:r>
             <w:rPr>
               <w:rStyle w:val="Hyperlink"/>
@@ -4643,7 +4655,7 @@
           <w:sz w:val="24"/>
           <w:u w:val="single"/>
         </w:rPr>
-        <w:hyperlink r:id="rId27" w:history="1">
+        <w:hyperlink r:id="rId26" w:history="1">
           <w:r>
             <w:rPr>
               <w:rStyle w:val="Hyperlink"/>
@@ -4661,7 +4673,7 @@
           <w:sz w:val="24"/>
           <w:u w:val="single"/>
         </w:rPr>
-        <w:hyperlink r:id="rId27" w:history="1">
+        <w:hyperlink r:id="rId26" w:history="1">
           <w:r>
             <w:rPr>
               <w:rStyle w:val="Hyperlink"/>
@@ -4679,7 +4691,7 @@
           <w:sz w:val="24"/>
           <w:u w:val="single"/>
         </w:rPr>
-        <w:hyperlink r:id="rId27" w:history="1">
+        <w:hyperlink r:id="rId26" w:history="1">
           <w:r>
             <w:rPr>
               <w:rStyle w:val="Hyperlink"/>
@@ -4827,7 +4839,7 @@
           <w:sz w:val="24"/>
           <w:u w:val="single"/>
         </w:rPr>
-        <w:hyperlink r:id="rId28" w:history="1">
+        <w:hyperlink r:id="rId27" w:history="1">
           <w:r>
             <w:rPr>
               <w:rStyle w:val="Hyperlink"/>
@@ -4845,7 +4857,7 @@
           <w:sz w:val="24"/>
           <w:u w:val="single"/>
         </w:rPr>
-        <w:hyperlink r:id="rId28" w:history="1">
+        <w:hyperlink r:id="rId27" w:history="1">
           <w:r>
             <w:rPr>
               <w:rStyle w:val="Hyperlink"/>
@@ -4863,7 +4875,7 @@
           <w:sz w:val="24"/>
           <w:u w:val="single"/>
         </w:rPr>
-        <w:hyperlink r:id="rId28" w:history="1">
+        <w:hyperlink r:id="rId27" w:history="1">
           <w:r>
             <w:rPr>
               <w:rStyle w:val="Hyperlink"/>
@@ -4881,7 +4893,7 @@
           <w:sz w:val="24"/>
           <w:u w:val="single"/>
         </w:rPr>
-        <w:hyperlink r:id="rId28" w:history="1">
+        <w:hyperlink r:id="rId27" w:history="1">
           <w:r>
             <w:rPr>
               <w:rStyle w:val="Hyperlink"/>
@@ -4899,7 +4911,7 @@
           <w:sz w:val="24"/>
           <w:u w:val="single"/>
         </w:rPr>
-        <w:hyperlink r:id="rId28" w:history="1">
+        <w:hyperlink r:id="rId27" w:history="1">
           <w:r>
             <w:rPr>
               <w:rStyle w:val="Hyperlink"/>
@@ -4920,7 +4932,7 @@
           <w:sz w:val="24"/>
           <w:u w:val="single"/>
         </w:rPr>
-        <w:hyperlink r:id="rId28" w:history="1">
+        <w:hyperlink r:id="rId27" w:history="1">
           <w:r>
             <w:rPr>
               <w:rStyle w:val="Hyperlink"/>
@@ -4938,7 +4950,7 @@
           <w:sz w:val="24"/>
           <w:u w:val="single"/>
         </w:rPr>
-        <w:hyperlink r:id="rId28" w:history="1">
+        <w:hyperlink r:id="rId27" w:history="1">
           <w:r>
             <w:rPr>
               <w:rStyle w:val="Hyperlink"/>
@@ -4956,7 +4968,7 @@
           <w:sz w:val="24"/>
           <w:u w:val="single"/>
         </w:rPr>
-        <w:hyperlink r:id="rId28" w:history="1">
+        <w:hyperlink r:id="rId27" w:history="1">
           <w:r>
             <w:rPr>
               <w:rStyle w:val="Hyperlink"/>
@@ -4974,7 +4986,7 @@
           <w:sz w:val="24"/>
           <w:u w:val="single"/>
         </w:rPr>
-        <w:hyperlink r:id="rId28" w:history="1">
+        <w:hyperlink r:id="rId27" w:history="1">
           <w:r>
             <w:rPr>
               <w:rStyle w:val="Hyperlink"/>
@@ -4992,7 +5004,7 @@
           <w:sz w:val="24"/>
           <w:u w:val="single"/>
         </w:rPr>
-        <w:hyperlink r:id="rId28" w:history="1">
+        <w:hyperlink r:id="rId27" w:history="1">
           <w:r>
             <w:rPr>
               <w:rStyle w:val="Hyperlink"/>
@@ -5143,7 +5155,7 @@
           <w:sz w:val="24"/>
           <w:u w:val="single"/>
         </w:rPr>
-        <w:hyperlink r:id="rId29" w:history="1">
+        <w:hyperlink r:id="rId28" w:history="1">
           <w:r>
             <w:rPr>
               <w:rStyle w:val="Hyperlink"/>
@@ -5161,7 +5173,7 @@
           <w:sz w:val="24"/>
           <w:u w:val="single"/>
         </w:rPr>
-        <w:hyperlink r:id="rId29" w:history="1">
+        <w:hyperlink r:id="rId28" w:history="1">
           <w:r>
             <w:rPr>
               <w:rStyle w:val="Hyperlink"/>
@@ -5179,7 +5191,7 @@
           <w:sz w:val="24"/>
           <w:u w:val="single"/>
         </w:rPr>
-        <w:hyperlink r:id="rId29" w:history="1">
+        <w:hyperlink r:id="rId28" w:history="1">
           <w:r>
             <w:rPr>
               <w:rStyle w:val="Hyperlink"/>
@@ -5197,7 +5209,7 @@
           <w:sz w:val="24"/>
           <w:u w:val="single"/>
         </w:rPr>
-        <w:hyperlink r:id="rId29" w:history="1">
+        <w:hyperlink r:id="rId28" w:history="1">
           <w:r>
             <w:rPr>
               <w:rStyle w:val="Hyperlink"/>
@@ -5215,7 +5227,7 @@
           <w:sz w:val="24"/>
           <w:u w:val="single"/>
         </w:rPr>
-        <w:hyperlink r:id="rId29" w:history="1">
+        <w:hyperlink r:id="rId28" w:history="1">
           <w:r>
             <w:rPr>
               <w:rStyle w:val="Hyperlink"/>
@@ -5233,7 +5245,7 @@
           <w:sz w:val="24"/>
           <w:u w:val="single"/>
         </w:rPr>
-        <w:hyperlink r:id="rId29" w:history="1">
+        <w:hyperlink r:id="rId28" w:history="1">
           <w:r>
             <w:rPr>
               <w:rStyle w:val="Hyperlink"/>
@@ -5251,7 +5263,7 @@
           <w:sz w:val="24"/>
           <w:u w:val="single"/>
         </w:rPr>
-        <w:hyperlink r:id="rId29" w:history="1">
+        <w:hyperlink r:id="rId28" w:history="1">
           <w:r>
             <w:rPr>
               <w:rStyle w:val="Hyperlink"/>
@@ -5269,7 +5281,7 @@
           <w:sz w:val="24"/>
           <w:u w:val="single"/>
         </w:rPr>
-        <w:hyperlink r:id="rId29" w:history="1">
+        <w:hyperlink r:id="rId28" w:history="1">
           <w:r>
             <w:rPr>
               <w:rStyle w:val="Hyperlink"/>
@@ -5287,7 +5299,7 @@
           <w:sz w:val="24"/>
           <w:u w:val="single"/>
         </w:rPr>
-        <w:hyperlink r:id="rId29" w:history="1">
+        <w:hyperlink r:id="rId28" w:history="1">
           <w:r>
             <w:rPr>
               <w:rStyle w:val="Hyperlink"/>

--- a/EXPORTS/DOCX/published/niveau3/Dutch/JustinusNassau.docx
+++ b/EXPORTS/DOCX/published/niveau3/Dutch/JustinusNassau.docx
@@ -309,7 +309,7 @@
           <w:sz w:val="24"/>
           <w:u w:val="single"/>
         </w:rPr>
-        <w:hyperlink r:id="rId9" w:history="1">
+        <w:hyperlink r:id="rId10" w:history="1">
           <w:r>
             <w:rPr>
               <w:rStyle w:val="Hyperlink"/>
@@ -338,7 +338,7 @@
           <w:sz w:val="24"/>
           <w:u w:val="single"/>
         </w:rPr>
-        <w:hyperlink r:id="rId9" w:history="1">
+        <w:hyperlink r:id="rId10" w:history="1">
           <w:r>
             <w:rPr>
               <w:rStyle w:val="Hyperlink"/>
@@ -492,7 +492,7 @@
           <w:sz w:val="24"/>
           <w:u w:val="single"/>
         </w:rPr>
-        <w:hyperlink r:id="rId11" w:history="1">
+        <w:hyperlink r:id="rId10" w:history="1">
           <w:r>
             <w:rPr>
               <w:rStyle w:val="Hyperlink"/>
@@ -510,7 +510,7 @@
           <w:sz w:val="24"/>
           <w:u w:val="single"/>
         </w:rPr>
-        <w:hyperlink r:id="rId11" w:history="1">
+        <w:hyperlink r:id="rId10" w:history="1">
           <w:r>
             <w:rPr>
               <w:rStyle w:val="Hyperlink"/>
@@ -546,7 +546,7 @@
           <w:sz w:val="24"/>
           <w:u w:val="single"/>
         </w:rPr>
-        <w:hyperlink r:id="rId11" w:history="1">
+        <w:hyperlink r:id="rId10" w:history="1">
           <w:r>
             <w:rPr>
               <w:rStyle w:val="Hyperlink"/>
@@ -1023,7 +1023,14 @@
           <w:color w:val="000000"/>
           <w:sz w:val="24"/>
         </w:rPr>
-        <w:t>rticulier b</w:t>
+        <w:hyperlink r:id="rId14" w:history="1">
+          <w:r>
+            <w:rPr>
+              <w:rStyle w:val="Hyperlink"/>
+            </w:rPr>
+            <w:t>rticulier b</w:t>
+          </w:r>
+        </w:hyperlink>
       </w:r>
       <w:r>
         <w:rPr>
@@ -1185,14 +1192,7 @@
           <w:color w:val="000000"/>
           <w:sz w:val="24"/>
         </w:rPr>
-        <w:hyperlink r:id="rId15" w:history="1">
-          <w:r>
-            <w:rPr>
-              <w:rStyle w:val="Hyperlink"/>
-            </w:rPr>
-            <w:t>da</w:t>
-          </w:r>
-        </w:hyperlink>
+        <w:t>da</w:t>
       </w:r>
       <w:r>
         <w:rPr>
@@ -3504,7 +3504,7 @@
           <w:sz w:val="24"/>
           <w:u w:val="single"/>
         </w:rPr>
-        <w:hyperlink r:id="rId22" w:history="1">
+        <w:hyperlink r:id="rId21" w:history="1">
           <w:r>
             <w:rPr>
               <w:rStyle w:val="Hyperlink"/>
@@ -3515,6 +3515,7 @@
       </w:r>
       <w:r>
         <w:rPr>
+          <w:u w:val="single" w:color="0000ff"/>
           <w:rFonts w:ascii="Charis SIL Regular" w:hAnsi="Charis SIL Regular" w:eastAsia="Charis SIL Regular"/>
           <w:b w:val="0"/>
           <w:i w:val="0"/>
@@ -3817,7 +3818,7 @@
           <w:sz w:val="24"/>
           <w:u w:val="single"/>
         </w:rPr>
-        <w:hyperlink r:id="rId23" w:history="1">
+        <w:hyperlink r:id="rId24" w:history="1">
           <w:r>
             <w:rPr>
               <w:rStyle w:val="Hyperlink"/>
@@ -3835,7 +3836,7 @@
           <w:sz w:val="24"/>
           <w:u w:val="single"/>
         </w:rPr>
-        <w:hyperlink r:id="rId23" w:history="1">
+        <w:hyperlink r:id="rId24" w:history="1">
           <w:r>
             <w:rPr>
               <w:rStyle w:val="Hyperlink"/>

--- a/EXPORTS/DOCX/published/niveau3/Dutch/JustinusNassau.docx
+++ b/EXPORTS/DOCX/published/niveau3/Dutch/JustinusNassau.docx
@@ -356,7 +356,7 @@
           <w:sz w:val="24"/>
           <w:u w:val="single"/>
         </w:rPr>
-        <w:hyperlink r:id="rId9" w:history="1">
+        <w:hyperlink r:id="rId10" w:history="1">
           <w:r>
             <w:rPr>
               <w:rStyle w:val="Hyperlink"/>
@@ -374,7 +374,7 @@
           <w:sz w:val="24"/>
           <w:u w:val="single"/>
         </w:rPr>
-        <w:hyperlink r:id="rId9" w:history="1">
+        <w:hyperlink r:id="rId10" w:history="1">
           <w:r>
             <w:rPr>
               <w:rStyle w:val="Hyperlink"/>
@@ -668,15 +668,9 @@
           <w:i w:val="0"/>
           <w:color w:val="0000FF"/>
           <w:sz w:val="24"/>
-        </w:rPr>
-        <w:hyperlink r:id="rId12" w:history="1">
-          <w:r>
-            <w:rPr>
-              <w:rStyle w:val="Hyperlink"/>
-            </w:rPr>
-            <w:t>c</w:t>
-          </w:r>
-        </w:hyperlink>
+          <w:u w:val="single"/>
+        </w:rPr>
+        <w:t>c</w:t>
       </w:r>
       <w:r>
         <w:rPr>
@@ -1192,7 +1186,14 @@
           <w:color w:val="000000"/>
           <w:sz w:val="24"/>
         </w:rPr>
-        <w:t>da</w:t>
+        <w:hyperlink r:id="rId15" w:history="1">
+          <w:r>
+            <w:rPr>
+              <w:rStyle w:val="Hyperlink"/>
+            </w:rPr>
+            <w:t>da</w:t>
+          </w:r>
+        </w:hyperlink>
       </w:r>
       <w:r>
         <w:rPr>
@@ -3486,7 +3487,7 @@
           <w:sz w:val="24"/>
           <w:u w:val="single"/>
         </w:rPr>
-        <w:hyperlink r:id="rId22" w:history="1">
+        <w:hyperlink r:id="rId21" w:history="1">
           <w:r>
             <w:rPr>
               <w:rStyle w:val="Hyperlink"/>
@@ -3515,21 +3516,13 @@
       </w:r>
       <w:r>
         <w:rPr>
-          <w:u w:val="single" w:color="0000ff"/>
           <w:rFonts w:ascii="Charis SIL Regular" w:hAnsi="Charis SIL Regular" w:eastAsia="Charis SIL Regular"/>
           <w:b w:val="0"/>
           <w:i w:val="0"/>
           <w:color w:val="000000"/>
           <w:sz w:val="24"/>
         </w:rPr>
-        <w:hyperlink r:id="rId21" w:history="1">
-          <w:r>
-            <w:rPr>
-              <w:rStyle w:val="Hyperlink"/>
-            </w:rPr>
-            <w:t xml:space="preserve">, </w:t>
-          </w:r>
-        </w:hyperlink>
+        <w:t xml:space="preserve">, </w:t>
       </w:r>
       <w:r>
         <w:rPr>
@@ -3836,7 +3829,7 @@
           <w:sz w:val="24"/>
           <w:u w:val="single"/>
         </w:rPr>
-        <w:hyperlink r:id="rId24" w:history="1">
+        <w:hyperlink r:id="rId23" w:history="1">
           <w:r>
             <w:rPr>
               <w:rStyle w:val="Hyperlink"/>

--- a/EXPORTS/DOCX/published/niveau3/Dutch/JustinusNassau.docx
+++ b/EXPORTS/DOCX/published/niveau3/Dutch/JustinusNassau.docx
@@ -309,7 +309,7 @@
           <w:sz w:val="24"/>
           <w:u w:val="single"/>
         </w:rPr>
-        <w:hyperlink r:id="rId10" w:history="1">
+        <w:hyperlink r:id="rId9" w:history="1">
           <w:r>
             <w:rPr>
               <w:rStyle w:val="Hyperlink"/>
@@ -374,7 +374,7 @@
           <w:sz w:val="24"/>
           <w:u w:val="single"/>
         </w:rPr>
-        <w:hyperlink r:id="rId10" w:history="1">
+        <w:hyperlink r:id="rId9" w:history="1">
           <w:r>
             <w:rPr>
               <w:rStyle w:val="Hyperlink"/>
@@ -1006,25 +1006,7 @@
           <w:color w:val="000000"/>
           <w:sz w:val="24"/>
         </w:rPr>
-        <w:t>aan 'personen onder de lezers van deze regelen, die een verzameling in pa</w:t>
-      </w:r>
-      <w:r>
-        <w:rPr>
-          <w:u w:val="single" w:color="0000ff"/>
-          <w:rFonts w:ascii="Charis SIL Regular" w:hAnsi="Charis SIL Regular" w:eastAsia="Charis SIL Regular"/>
-          <w:b w:val="0"/>
-          <w:i w:val="0"/>
-          <w:color w:val="000000"/>
-          <w:sz w:val="24"/>
-        </w:rPr>
-        <w:hyperlink r:id="rId14" w:history="1">
-          <w:r>
-            <w:rPr>
-              <w:rStyle w:val="Hyperlink"/>
-            </w:rPr>
-            <w:t>rticulier b</w:t>
-          </w:r>
-        </w:hyperlink>
+        <w:t>aan 'personen onder de lezers van deze regelen, die een verzameling in particulier b</w:t>
       </w:r>
       <w:r>
         <w:rPr>
@@ -3487,7 +3469,7 @@
           <w:sz w:val="24"/>
           <w:u w:val="single"/>
         </w:rPr>
-        <w:hyperlink r:id="rId21" w:history="1">
+        <w:hyperlink r:id="rId22" w:history="1">
           <w:r>
             <w:rPr>
               <w:rStyle w:val="Hyperlink"/>
@@ -3505,7 +3487,7 @@
           <w:sz w:val="24"/>
           <w:u w:val="single"/>
         </w:rPr>
-        <w:hyperlink r:id="rId21" w:history="1">
+        <w:hyperlink r:id="rId22" w:history="1">
           <w:r>
             <w:rPr>
               <w:rStyle w:val="Hyperlink"/>
@@ -3533,7 +3515,7 @@
           <w:sz w:val="24"/>
           <w:u w:val="single"/>
         </w:rPr>
-        <w:hyperlink r:id="rId21" w:history="1">
+        <w:hyperlink r:id="rId23" w:history="1">
           <w:r>
             <w:rPr>
               <w:rStyle w:val="Hyperlink"/>
@@ -3562,7 +3544,7 @@
           <w:sz w:val="24"/>
           <w:u w:val="single"/>
         </w:rPr>
-        <w:hyperlink r:id="rId21" w:history="1">
+        <w:hyperlink r:id="rId23" w:history="1">
           <w:r>
             <w:rPr>
               <w:rStyle w:val="Hyperlink"/>
@@ -3580,7 +3562,7 @@
           <w:sz w:val="24"/>
           <w:u w:val="single"/>
         </w:rPr>
-        <w:hyperlink r:id="rId21" w:history="1">
+        <w:hyperlink r:id="rId23" w:history="1">
           <w:r>
             <w:rPr>
               <w:rStyle w:val="Hyperlink"/>
@@ -3711,7 +3693,7 @@
           <w:sz w:val="24"/>
           <w:u w:val="single"/>
         </w:rPr>
-        <w:hyperlink r:id="rId23" w:history="1">
+        <w:hyperlink r:id="rId24" w:history="1">
           <w:r>
             <w:rPr>
               <w:rStyle w:val="Hyperlink"/>
@@ -3729,7 +3711,7 @@
           <w:sz w:val="24"/>
           <w:u w:val="single"/>
         </w:rPr>
-        <w:hyperlink r:id="rId23" w:history="1">
+        <w:hyperlink r:id="rId24" w:history="1">
           <w:r>
             <w:rPr>
               <w:rStyle w:val="Hyperlink"/>
@@ -3747,7 +3729,7 @@
           <w:sz w:val="24"/>
           <w:u w:val="single"/>
         </w:rPr>
-        <w:hyperlink r:id="rId23" w:history="1">
+        <w:hyperlink r:id="rId24" w:history="1">
           <w:r>
             <w:rPr>
               <w:rStyle w:val="Hyperlink"/>
@@ -3765,7 +3747,7 @@
           <w:sz w:val="24"/>
           <w:u w:val="single"/>
         </w:rPr>
-        <w:hyperlink r:id="rId23" w:history="1">
+        <w:hyperlink r:id="rId24" w:history="1">
           <w:r>
             <w:rPr>
               <w:rStyle w:val="Hyperlink"/>
@@ -3793,7 +3775,7 @@
           <w:sz w:val="24"/>
           <w:u w:val="single"/>
         </w:rPr>
-        <w:hyperlink r:id="rId24" w:history="1">
+        <w:hyperlink r:id="rId25" w:history="1">
           <w:r>
             <w:rPr>
               <w:rStyle w:val="Hyperlink"/>
@@ -3829,7 +3811,7 @@
           <w:sz w:val="24"/>
           <w:u w:val="single"/>
         </w:rPr>
-        <w:hyperlink r:id="rId23" w:history="1">
+        <w:hyperlink r:id="rId24" w:history="1">
           <w:r>
             <w:rPr>
               <w:rStyle w:val="Hyperlink"/>
@@ -3970,7 +3952,7 @@
           <w:sz w:val="24"/>
           <w:u w:val="single"/>
         </w:rPr>
-        <w:hyperlink r:id="rId25" w:history="1">
+        <w:hyperlink r:id="rId26" w:history="1">
           <w:r>
             <w:rPr>
               <w:rStyle w:val="Hyperlink"/>
@@ -3988,7 +3970,7 @@
           <w:sz w:val="24"/>
           <w:u w:val="single"/>
         </w:rPr>
-        <w:hyperlink r:id="rId25" w:history="1">
+        <w:hyperlink r:id="rId26" w:history="1">
           <w:r>
             <w:rPr>
               <w:rStyle w:val="Hyperlink"/>
@@ -4006,7 +3988,7 @@
           <w:sz w:val="24"/>
           <w:u w:val="single"/>
         </w:rPr>
-        <w:hyperlink r:id="rId25" w:history="1">
+        <w:hyperlink r:id="rId26" w:history="1">
           <w:r>
             <w:rPr>
               <w:rStyle w:val="Hyperlink"/>
@@ -4024,7 +4006,7 @@
           <w:sz w:val="24"/>
           <w:u w:val="single"/>
         </w:rPr>
-        <w:hyperlink r:id="rId25" w:history="1">
+        <w:hyperlink r:id="rId26" w:history="1">
           <w:r>
             <w:rPr>
               <w:rStyle w:val="Hyperlink"/>
@@ -4042,7 +4024,7 @@
           <w:sz w:val="24"/>
           <w:u w:val="single"/>
         </w:rPr>
-        <w:hyperlink r:id="rId25" w:history="1">
+        <w:hyperlink r:id="rId26" w:history="1">
           <w:r>
             <w:rPr>
               <w:rStyle w:val="Hyperlink"/>
@@ -4060,7 +4042,7 @@
           <w:sz w:val="24"/>
           <w:u w:val="single"/>
         </w:rPr>
-        <w:hyperlink r:id="rId25" w:history="1">
+        <w:hyperlink r:id="rId26" w:history="1">
           <w:r>
             <w:rPr>
               <w:rStyle w:val="Hyperlink"/>
@@ -4078,7 +4060,7 @@
           <w:sz w:val="24"/>
           <w:u w:val="single"/>
         </w:rPr>
-        <w:hyperlink r:id="rId25" w:history="1">
+        <w:hyperlink r:id="rId26" w:history="1">
           <w:r>
             <w:rPr>
               <w:rStyle w:val="Hyperlink"/>
@@ -4096,7 +4078,7 @@
           <w:sz w:val="24"/>
           <w:u w:val="single"/>
         </w:rPr>
-        <w:hyperlink r:id="rId25" w:history="1">
+        <w:hyperlink r:id="rId26" w:history="1">
           <w:r>
             <w:rPr>
               <w:rStyle w:val="Hyperlink"/>
@@ -4114,7 +4096,7 @@
           <w:sz w:val="24"/>
           <w:u w:val="single"/>
         </w:rPr>
-        <w:hyperlink r:id="rId25" w:history="1">
+        <w:hyperlink r:id="rId26" w:history="1">
           <w:r>
             <w:rPr>
               <w:rStyle w:val="Hyperlink"/>
@@ -4132,7 +4114,7 @@
           <w:sz w:val="24"/>
           <w:u w:val="single"/>
         </w:rPr>
-        <w:hyperlink r:id="rId25" w:history="1">
+        <w:hyperlink r:id="rId26" w:history="1">
           <w:r>
             <w:rPr>
               <w:rStyle w:val="Hyperlink"/>
@@ -4150,7 +4132,7 @@
           <w:sz w:val="24"/>
           <w:u w:val="single"/>
         </w:rPr>
-        <w:hyperlink r:id="rId25" w:history="1">
+        <w:hyperlink r:id="rId26" w:history="1">
           <w:r>
             <w:rPr>
               <w:rStyle w:val="Hyperlink"/>
@@ -4168,7 +4150,7 @@
           <w:sz w:val="24"/>
           <w:u w:val="single"/>
         </w:rPr>
-        <w:hyperlink r:id="rId25" w:history="1">
+        <w:hyperlink r:id="rId26" w:history="1">
           <w:r>
             <w:rPr>
               <w:rStyle w:val="Hyperlink"/>
@@ -4186,7 +4168,7 @@
           <w:sz w:val="24"/>
           <w:u w:val="single"/>
         </w:rPr>
-        <w:hyperlink r:id="rId25" w:history="1">
+        <w:hyperlink r:id="rId26" w:history="1">
           <w:r>
             <w:rPr>
               <w:rStyle w:val="Hyperlink"/>
@@ -4204,7 +4186,7 @@
           <w:sz w:val="24"/>
           <w:u w:val="single"/>
         </w:rPr>
-        <w:hyperlink r:id="rId25" w:history="1">
+        <w:hyperlink r:id="rId26" w:history="1">
           <w:r>
             <w:rPr>
               <w:rStyle w:val="Hyperlink"/>
@@ -4222,7 +4204,7 @@
           <w:sz w:val="24"/>
           <w:u w:val="single"/>
         </w:rPr>
-        <w:hyperlink r:id="rId25" w:history="1">
+        <w:hyperlink r:id="rId26" w:history="1">
           <w:r>
             <w:rPr>
               <w:rStyle w:val="Hyperlink"/>
@@ -4240,14 +4222,7 @@
           <w:sz w:val="24"/>
           <w:u w:val="single"/>
         </w:rPr>
-        <w:hyperlink r:id="rId25" w:history="1">
-          <w:r>
-            <w:rPr>
-              <w:rStyle w:val="Hyperlink"/>
-            </w:rPr>
-            <w:t>w</w:t>
-          </w:r>
-        </w:hyperlink>
+        <w:t>w</w:t>
       </w:r>
       <w:r>
         <w:rPr>
@@ -4258,7 +4233,7 @@
           <w:sz w:val="24"/>
           <w:u w:val="single"/>
         </w:rPr>
-        <w:hyperlink r:id="rId25" w:history="1">
+        <w:hyperlink r:id="rId26" w:history="1">
           <w:r>
             <w:rPr>
               <w:rStyle w:val="Hyperlink"/>
@@ -4276,7 +4251,7 @@
           <w:sz w:val="24"/>
           <w:u w:val="single"/>
         </w:rPr>
-        <w:hyperlink r:id="rId25" w:history="1">
+        <w:hyperlink r:id="rId26" w:history="1">
           <w:r>
             <w:rPr>
               <w:rStyle w:val="Hyperlink"/>
@@ -4433,7 +4408,7 @@
           <w:sz w:val="24"/>
           <w:u w:val="single"/>
         </w:rPr>
-        <w:hyperlink r:id="rId26" w:history="1">
+        <w:hyperlink r:id="rId27" w:history="1">
           <w:r>
             <w:rPr>
               <w:rStyle w:val="Hyperlink"/>
@@ -4451,7 +4426,7 @@
           <w:sz w:val="24"/>
           <w:u w:val="single"/>
         </w:rPr>
-        <w:hyperlink r:id="rId26" w:history="1">
+        <w:hyperlink r:id="rId27" w:history="1">
           <w:r>
             <w:rPr>
               <w:rStyle w:val="Hyperlink"/>
@@ -4469,7 +4444,7 @@
           <w:sz w:val="24"/>
           <w:u w:val="single"/>
         </w:rPr>
-        <w:hyperlink r:id="rId26" w:history="1">
+        <w:hyperlink r:id="rId27" w:history="1">
           <w:r>
             <w:rPr>
               <w:rStyle w:val="Hyperlink"/>
@@ -4487,7 +4462,7 @@
           <w:sz w:val="24"/>
           <w:u w:val="single"/>
         </w:rPr>
-        <w:hyperlink r:id="rId26" w:history="1">
+        <w:hyperlink r:id="rId27" w:history="1">
           <w:r>
             <w:rPr>
               <w:rStyle w:val="Hyperlink"/>
@@ -4505,7 +4480,7 @@
           <w:sz w:val="24"/>
           <w:u w:val="single"/>
         </w:rPr>
-        <w:hyperlink r:id="rId26" w:history="1">
+        <w:hyperlink r:id="rId27" w:history="1">
           <w:r>
             <w:rPr>
               <w:rStyle w:val="Hyperlink"/>
@@ -4523,7 +4498,7 @@
           <w:sz w:val="24"/>
           <w:u w:val="single"/>
         </w:rPr>
-        <w:hyperlink r:id="rId26" w:history="1">
+        <w:hyperlink r:id="rId27" w:history="1">
           <w:r>
             <w:rPr>
               <w:rStyle w:val="Hyperlink"/>
@@ -4541,7 +4516,7 @@
           <w:sz w:val="24"/>
           <w:u w:val="single"/>
         </w:rPr>
-        <w:hyperlink r:id="rId26" w:history="1">
+        <w:hyperlink r:id="rId27" w:history="1">
           <w:r>
             <w:rPr>
               <w:rStyle w:val="Hyperlink"/>
@@ -4559,7 +4534,7 @@
           <w:sz w:val="24"/>
           <w:u w:val="single"/>
         </w:rPr>
-        <w:hyperlink r:id="rId26" w:history="1">
+        <w:hyperlink r:id="rId27" w:history="1">
           <w:r>
             <w:rPr>
               <w:rStyle w:val="Hyperlink"/>
@@ -4577,7 +4552,7 @@
           <w:sz w:val="24"/>
           <w:u w:val="single"/>
         </w:rPr>
-        <w:hyperlink r:id="rId26" w:history="1">
+        <w:hyperlink r:id="rId27" w:history="1">
           <w:r>
             <w:rPr>
               <w:rStyle w:val="Hyperlink"/>
@@ -4595,7 +4570,7 @@
           <w:sz w:val="24"/>
           <w:u w:val="single"/>
         </w:rPr>
-        <w:hyperlink r:id="rId26" w:history="1">
+        <w:hyperlink r:id="rId27" w:history="1">
           <w:r>
             <w:rPr>
               <w:rStyle w:val="Hyperlink"/>
@@ -4613,7 +4588,7 @@
           <w:sz w:val="24"/>
           <w:u w:val="single"/>
         </w:rPr>
-        <w:hyperlink r:id="rId26" w:history="1">
+        <w:hyperlink r:id="rId27" w:history="1">
           <w:r>
             <w:rPr>
               <w:rStyle w:val="Hyperlink"/>
@@ -4631,7 +4606,7 @@
           <w:sz w:val="24"/>
           <w:u w:val="single"/>
         </w:rPr>
-        <w:hyperlink r:id="rId26" w:history="1">
+        <w:hyperlink r:id="rId27" w:history="1">
           <w:r>
             <w:rPr>
               <w:rStyle w:val="Hyperlink"/>
@@ -4649,7 +4624,7 @@
           <w:sz w:val="24"/>
           <w:u w:val="single"/>
         </w:rPr>
-        <w:hyperlink r:id="rId26" w:history="1">
+        <w:hyperlink r:id="rId27" w:history="1">
           <w:r>
             <w:rPr>
               <w:rStyle w:val="Hyperlink"/>
@@ -4667,7 +4642,7 @@
           <w:sz w:val="24"/>
           <w:u w:val="single"/>
         </w:rPr>
-        <w:hyperlink r:id="rId26" w:history="1">
+        <w:hyperlink r:id="rId27" w:history="1">
           <w:r>
             <w:rPr>
               <w:rStyle w:val="Hyperlink"/>
@@ -4685,7 +4660,7 @@
           <w:sz w:val="24"/>
           <w:u w:val="single"/>
         </w:rPr>
-        <w:hyperlink r:id="rId26" w:history="1">
+        <w:hyperlink r:id="rId27" w:history="1">
           <w:r>
             <w:rPr>
               <w:rStyle w:val="Hyperlink"/>
@@ -4833,7 +4808,7 @@
           <w:sz w:val="24"/>
           <w:u w:val="single"/>
         </w:rPr>
-        <w:hyperlink r:id="rId27" w:history="1">
+        <w:hyperlink r:id="rId28" w:history="1">
           <w:r>
             <w:rPr>
               <w:rStyle w:val="Hyperlink"/>
@@ -4851,7 +4826,7 @@
           <w:sz w:val="24"/>
           <w:u w:val="single"/>
         </w:rPr>
-        <w:hyperlink r:id="rId27" w:history="1">
+        <w:hyperlink r:id="rId28" w:history="1">
           <w:r>
             <w:rPr>
               <w:rStyle w:val="Hyperlink"/>
@@ -4869,7 +4844,7 @@
           <w:sz w:val="24"/>
           <w:u w:val="single"/>
         </w:rPr>
-        <w:hyperlink r:id="rId27" w:history="1">
+        <w:hyperlink r:id="rId28" w:history="1">
           <w:r>
             <w:rPr>
               <w:rStyle w:val="Hyperlink"/>
@@ -4887,7 +4862,7 @@
           <w:sz w:val="24"/>
           <w:u w:val="single"/>
         </w:rPr>
-        <w:hyperlink r:id="rId27" w:history="1">
+        <w:hyperlink r:id="rId28" w:history="1">
           <w:r>
             <w:rPr>
               <w:rStyle w:val="Hyperlink"/>
@@ -4905,7 +4880,7 @@
           <w:sz w:val="24"/>
           <w:u w:val="single"/>
         </w:rPr>
-        <w:hyperlink r:id="rId27" w:history="1">
+        <w:hyperlink r:id="rId28" w:history="1">
           <w:r>
             <w:rPr>
               <w:rStyle w:val="Hyperlink"/>
@@ -4926,7 +4901,7 @@
           <w:sz w:val="24"/>
           <w:u w:val="single"/>
         </w:rPr>
-        <w:hyperlink r:id="rId27" w:history="1">
+        <w:hyperlink r:id="rId28" w:history="1">
           <w:r>
             <w:rPr>
               <w:rStyle w:val="Hyperlink"/>
@@ -4944,7 +4919,7 @@
           <w:sz w:val="24"/>
           <w:u w:val="single"/>
         </w:rPr>
-        <w:hyperlink r:id="rId27" w:history="1">
+        <w:hyperlink r:id="rId28" w:history="1">
           <w:r>
             <w:rPr>
               <w:rStyle w:val="Hyperlink"/>
@@ -4962,7 +4937,7 @@
           <w:sz w:val="24"/>
           <w:u w:val="single"/>
         </w:rPr>
-        <w:hyperlink r:id="rId27" w:history="1">
+        <w:hyperlink r:id="rId28" w:history="1">
           <w:r>
             <w:rPr>
               <w:rStyle w:val="Hyperlink"/>
@@ -4980,7 +4955,7 @@
           <w:sz w:val="24"/>
           <w:u w:val="single"/>
         </w:rPr>
-        <w:hyperlink r:id="rId27" w:history="1">
+        <w:hyperlink r:id="rId28" w:history="1">
           <w:r>
             <w:rPr>
               <w:rStyle w:val="Hyperlink"/>
@@ -4998,7 +4973,7 @@
           <w:sz w:val="24"/>
           <w:u w:val="single"/>
         </w:rPr>
-        <w:hyperlink r:id="rId27" w:history="1">
+        <w:hyperlink r:id="rId28" w:history="1">
           <w:r>
             <w:rPr>
               <w:rStyle w:val="Hyperlink"/>
@@ -5149,7 +5124,7 @@
           <w:sz w:val="24"/>
           <w:u w:val="single"/>
         </w:rPr>
-        <w:hyperlink r:id="rId28" w:history="1">
+        <w:hyperlink r:id="rId29" w:history="1">
           <w:r>
             <w:rPr>
               <w:rStyle w:val="Hyperlink"/>
@@ -5167,7 +5142,7 @@
           <w:sz w:val="24"/>
           <w:u w:val="single"/>
         </w:rPr>
-        <w:hyperlink r:id="rId28" w:history="1">
+        <w:hyperlink r:id="rId29" w:history="1">
           <w:r>
             <w:rPr>
               <w:rStyle w:val="Hyperlink"/>
@@ -5185,7 +5160,7 @@
           <w:sz w:val="24"/>
           <w:u w:val="single"/>
         </w:rPr>
-        <w:hyperlink r:id="rId28" w:history="1">
+        <w:hyperlink r:id="rId29" w:history="1">
           <w:r>
             <w:rPr>
               <w:rStyle w:val="Hyperlink"/>
@@ -5203,7 +5178,7 @@
           <w:sz w:val="24"/>
           <w:u w:val="single"/>
         </w:rPr>
-        <w:hyperlink r:id="rId28" w:history="1">
+        <w:hyperlink r:id="rId29" w:history="1">
           <w:r>
             <w:rPr>
               <w:rStyle w:val="Hyperlink"/>
@@ -5221,7 +5196,7 @@
           <w:sz w:val="24"/>
           <w:u w:val="single"/>
         </w:rPr>
-        <w:hyperlink r:id="rId28" w:history="1">
+        <w:hyperlink r:id="rId29" w:history="1">
           <w:r>
             <w:rPr>
               <w:rStyle w:val="Hyperlink"/>
@@ -5239,7 +5214,7 @@
           <w:sz w:val="24"/>
           <w:u w:val="single"/>
         </w:rPr>
-        <w:hyperlink r:id="rId28" w:history="1">
+        <w:hyperlink r:id="rId29" w:history="1">
           <w:r>
             <w:rPr>
               <w:rStyle w:val="Hyperlink"/>
@@ -5257,7 +5232,7 @@
           <w:sz w:val="24"/>
           <w:u w:val="single"/>
         </w:rPr>
-        <w:hyperlink r:id="rId28" w:history="1">
+        <w:hyperlink r:id="rId29" w:history="1">
           <w:r>
             <w:rPr>
               <w:rStyle w:val="Hyperlink"/>
@@ -5275,7 +5250,7 @@
           <w:sz w:val="24"/>
           <w:u w:val="single"/>
         </w:rPr>
-        <w:hyperlink r:id="rId28" w:history="1">
+        <w:hyperlink r:id="rId29" w:history="1">
           <w:r>
             <w:rPr>
               <w:rStyle w:val="Hyperlink"/>
@@ -5293,7 +5268,7 @@
           <w:sz w:val="24"/>
           <w:u w:val="single"/>
         </w:rPr>
-        <w:hyperlink r:id="rId28" w:history="1">
+        <w:hyperlink r:id="rId29" w:history="1">
           <w:r>
             <w:rPr>
               <w:rStyle w:val="Hyperlink"/>

--- a/EXPORTS/DOCX/published/niveau3/Dutch/JustinusNassau.docx
+++ b/EXPORTS/DOCX/published/niveau3/Dutch/JustinusNassau.docx
@@ -338,7 +338,7 @@
           <w:sz w:val="24"/>
           <w:u w:val="single"/>
         </w:rPr>
-        <w:hyperlink r:id="rId10" w:history="1">
+        <w:hyperlink r:id="rId9" w:history="1">
           <w:r>
             <w:rPr>
               <w:rStyle w:val="Hyperlink"/>
@@ -356,7 +356,7 @@
           <w:sz w:val="24"/>
           <w:u w:val="single"/>
         </w:rPr>
-        <w:hyperlink r:id="rId10" w:history="1">
+        <w:hyperlink r:id="rId9" w:history="1">
           <w:r>
             <w:rPr>
               <w:rStyle w:val="Hyperlink"/>
@@ -668,9 +668,15 @@
           <w:i w:val="0"/>
           <w:color w:val="0000FF"/>
           <w:sz w:val="24"/>
-          <w:u w:val="single"/>
-        </w:rPr>
-        <w:t>c</w:t>
+        </w:rPr>
+        <w:hyperlink r:id="rId12" w:history="1">
+          <w:r>
+            <w:rPr>
+              <w:rStyle w:val="Hyperlink"/>
+            </w:rPr>
+            <w:t>c</w:t>
+          </w:r>
+        </w:hyperlink>
       </w:r>
       <w:r>
         <w:rPr>
@@ -1006,7 +1012,25 @@
           <w:color w:val="000000"/>
           <w:sz w:val="24"/>
         </w:rPr>
-        <w:t>aan 'personen onder de lezers van deze regelen, die een verzameling in particulier b</w:t>
+        <w:t>aan 'personen onder de lezers van deze regelen, die een verzameling in pa</w:t>
+      </w:r>
+      <w:r>
+        <w:rPr>
+          <w:u w:val="single" w:color="0000ff"/>
+          <w:rFonts w:ascii="Charis SIL Regular" w:hAnsi="Charis SIL Regular" w:eastAsia="Charis SIL Regular"/>
+          <w:b w:val="0"/>
+          <w:i w:val="0"/>
+          <w:color w:val="000000"/>
+          <w:sz w:val="24"/>
+        </w:rPr>
+        <w:hyperlink r:id="rId14" w:history="1">
+          <w:r>
+            <w:rPr>
+              <w:rStyle w:val="Hyperlink"/>
+            </w:rPr>
+            <w:t>rticulier b</w:t>
+          </w:r>
+        </w:hyperlink>
       </w:r>
       <w:r>
         <w:rPr>
@@ -1168,14 +1192,7 @@
           <w:color w:val="000000"/>
           <w:sz w:val="24"/>
         </w:rPr>
-        <w:hyperlink r:id="rId15" w:history="1">
-          <w:r>
-            <w:rPr>
-              <w:rStyle w:val="Hyperlink"/>
-            </w:rPr>
-            <w:t>da</w:t>
-          </w:r>
-        </w:hyperlink>
+        <w:t>da</w:t>
       </w:r>
       <w:r>
         <w:rPr>
@@ -3469,7 +3486,7 @@
           <w:sz w:val="24"/>
           <w:u w:val="single"/>
         </w:rPr>
-        <w:hyperlink r:id="rId22" w:history="1">
+        <w:hyperlink r:id="rId21" w:history="1">
           <w:r>
             <w:rPr>
               <w:rStyle w:val="Hyperlink"/>
@@ -3487,7 +3504,7 @@
           <w:sz w:val="24"/>
           <w:u w:val="single"/>
         </w:rPr>
-        <w:hyperlink r:id="rId22" w:history="1">
+        <w:hyperlink r:id="rId21" w:history="1">
           <w:r>
             <w:rPr>
               <w:rStyle w:val="Hyperlink"/>
@@ -3515,7 +3532,7 @@
           <w:sz w:val="24"/>
           <w:u w:val="single"/>
         </w:rPr>
-        <w:hyperlink r:id="rId23" w:history="1">
+        <w:hyperlink r:id="rId21" w:history="1">
           <w:r>
             <w:rPr>
               <w:rStyle w:val="Hyperlink"/>
@@ -3544,7 +3561,7 @@
           <w:sz w:val="24"/>
           <w:u w:val="single"/>
         </w:rPr>
-        <w:hyperlink r:id="rId23" w:history="1">
+        <w:hyperlink r:id="rId21" w:history="1">
           <w:r>
             <w:rPr>
               <w:rStyle w:val="Hyperlink"/>
@@ -3562,7 +3579,7 @@
           <w:sz w:val="24"/>
           <w:u w:val="single"/>
         </w:rPr>
-        <w:hyperlink r:id="rId23" w:history="1">
+        <w:hyperlink r:id="rId21" w:history="1">
           <w:r>
             <w:rPr>
               <w:rStyle w:val="Hyperlink"/>
@@ -3693,7 +3710,7 @@
           <w:sz w:val="24"/>
           <w:u w:val="single"/>
         </w:rPr>
-        <w:hyperlink r:id="rId24" w:history="1">
+        <w:hyperlink r:id="rId23" w:history="1">
           <w:r>
             <w:rPr>
               <w:rStyle w:val="Hyperlink"/>
@@ -3711,7 +3728,7 @@
           <w:sz w:val="24"/>
           <w:u w:val="single"/>
         </w:rPr>
-        <w:hyperlink r:id="rId24" w:history="1">
+        <w:hyperlink r:id="rId23" w:history="1">
           <w:r>
             <w:rPr>
               <w:rStyle w:val="Hyperlink"/>
@@ -3729,7 +3746,7 @@
           <w:sz w:val="24"/>
           <w:u w:val="single"/>
         </w:rPr>
-        <w:hyperlink r:id="rId24" w:history="1">
+        <w:hyperlink r:id="rId23" w:history="1">
           <w:r>
             <w:rPr>
               <w:rStyle w:val="Hyperlink"/>
@@ -3747,7 +3764,7 @@
           <w:sz w:val="24"/>
           <w:u w:val="single"/>
         </w:rPr>
-        <w:hyperlink r:id="rId24" w:history="1">
+        <w:hyperlink r:id="rId23" w:history="1">
           <w:r>
             <w:rPr>
               <w:rStyle w:val="Hyperlink"/>
@@ -3775,7 +3792,7 @@
           <w:sz w:val="24"/>
           <w:u w:val="single"/>
         </w:rPr>
-        <w:hyperlink r:id="rId25" w:history="1">
+        <w:hyperlink r:id="rId24" w:history="1">
           <w:r>
             <w:rPr>
               <w:rStyle w:val="Hyperlink"/>
@@ -3793,7 +3810,7 @@
           <w:sz w:val="24"/>
           <w:u w:val="single"/>
         </w:rPr>
-        <w:hyperlink r:id="rId24" w:history="1">
+        <w:hyperlink r:id="rId23" w:history="1">
           <w:r>
             <w:rPr>
               <w:rStyle w:val="Hyperlink"/>
@@ -3811,7 +3828,7 @@
           <w:sz w:val="24"/>
           <w:u w:val="single"/>
         </w:rPr>
-        <w:hyperlink r:id="rId24" w:history="1">
+        <w:hyperlink r:id="rId23" w:history="1">
           <w:r>
             <w:rPr>
               <w:rStyle w:val="Hyperlink"/>
@@ -3952,7 +3969,7 @@
           <w:sz w:val="24"/>
           <w:u w:val="single"/>
         </w:rPr>
-        <w:hyperlink r:id="rId26" w:history="1">
+        <w:hyperlink r:id="rId25" w:history="1">
           <w:r>
             <w:rPr>
               <w:rStyle w:val="Hyperlink"/>
@@ -3970,7 +3987,7 @@
           <w:sz w:val="24"/>
           <w:u w:val="single"/>
         </w:rPr>
-        <w:hyperlink r:id="rId26" w:history="1">
+        <w:hyperlink r:id="rId25" w:history="1">
           <w:r>
             <w:rPr>
               <w:rStyle w:val="Hyperlink"/>
@@ -3988,7 +4005,7 @@
           <w:sz w:val="24"/>
           <w:u w:val="single"/>
         </w:rPr>
-        <w:hyperlink r:id="rId26" w:history="1">
+        <w:hyperlink r:id="rId25" w:history="1">
           <w:r>
             <w:rPr>
               <w:rStyle w:val="Hyperlink"/>
@@ -4006,7 +4023,7 @@
           <w:sz w:val="24"/>
           <w:u w:val="single"/>
         </w:rPr>
-        <w:hyperlink r:id="rId26" w:history="1">
+        <w:hyperlink r:id="rId25" w:history="1">
           <w:r>
             <w:rPr>
               <w:rStyle w:val="Hyperlink"/>
@@ -4024,7 +4041,7 @@
           <w:sz w:val="24"/>
           <w:u w:val="single"/>
         </w:rPr>
-        <w:hyperlink r:id="rId26" w:history="1">
+        <w:hyperlink r:id="rId25" w:history="1">
           <w:r>
             <w:rPr>
               <w:rStyle w:val="Hyperlink"/>
@@ -4042,7 +4059,7 @@
           <w:sz w:val="24"/>
           <w:u w:val="single"/>
         </w:rPr>
-        <w:hyperlink r:id="rId26" w:history="1">
+        <w:hyperlink r:id="rId25" w:history="1">
           <w:r>
             <w:rPr>
               <w:rStyle w:val="Hyperlink"/>
@@ -4060,7 +4077,7 @@
           <w:sz w:val="24"/>
           <w:u w:val="single"/>
         </w:rPr>
-        <w:hyperlink r:id="rId26" w:history="1">
+        <w:hyperlink r:id="rId25" w:history="1">
           <w:r>
             <w:rPr>
               <w:rStyle w:val="Hyperlink"/>
@@ -4078,7 +4095,7 @@
           <w:sz w:val="24"/>
           <w:u w:val="single"/>
         </w:rPr>
-        <w:hyperlink r:id="rId26" w:history="1">
+        <w:hyperlink r:id="rId25" w:history="1">
           <w:r>
             <w:rPr>
               <w:rStyle w:val="Hyperlink"/>
@@ -4096,7 +4113,7 @@
           <w:sz w:val="24"/>
           <w:u w:val="single"/>
         </w:rPr>
-        <w:hyperlink r:id="rId26" w:history="1">
+        <w:hyperlink r:id="rId25" w:history="1">
           <w:r>
             <w:rPr>
               <w:rStyle w:val="Hyperlink"/>
@@ -4114,7 +4131,7 @@
           <w:sz w:val="24"/>
           <w:u w:val="single"/>
         </w:rPr>
-        <w:hyperlink r:id="rId26" w:history="1">
+        <w:hyperlink r:id="rId25" w:history="1">
           <w:r>
             <w:rPr>
               <w:rStyle w:val="Hyperlink"/>
@@ -4132,7 +4149,7 @@
           <w:sz w:val="24"/>
           <w:u w:val="single"/>
         </w:rPr>
-        <w:hyperlink r:id="rId26" w:history="1">
+        <w:hyperlink r:id="rId25" w:history="1">
           <w:r>
             <w:rPr>
               <w:rStyle w:val="Hyperlink"/>
@@ -4150,7 +4167,7 @@
           <w:sz w:val="24"/>
           <w:u w:val="single"/>
         </w:rPr>
-        <w:hyperlink r:id="rId26" w:history="1">
+        <w:hyperlink r:id="rId25" w:history="1">
           <w:r>
             <w:rPr>
               <w:rStyle w:val="Hyperlink"/>
@@ -4168,7 +4185,7 @@
           <w:sz w:val="24"/>
           <w:u w:val="single"/>
         </w:rPr>
-        <w:hyperlink r:id="rId26" w:history="1">
+        <w:hyperlink r:id="rId25" w:history="1">
           <w:r>
             <w:rPr>
               <w:rStyle w:val="Hyperlink"/>
@@ -4186,7 +4203,7 @@
           <w:sz w:val="24"/>
           <w:u w:val="single"/>
         </w:rPr>
-        <w:hyperlink r:id="rId26" w:history="1">
+        <w:hyperlink r:id="rId25" w:history="1">
           <w:r>
             <w:rPr>
               <w:rStyle w:val="Hyperlink"/>
@@ -4204,7 +4221,7 @@
           <w:sz w:val="24"/>
           <w:u w:val="single"/>
         </w:rPr>
-        <w:hyperlink r:id="rId26" w:history="1">
+        <w:hyperlink r:id="rId25" w:history="1">
           <w:r>
             <w:rPr>
               <w:rStyle w:val="Hyperlink"/>
@@ -4233,7 +4250,7 @@
           <w:sz w:val="24"/>
           <w:u w:val="single"/>
         </w:rPr>
-        <w:hyperlink r:id="rId26" w:history="1">
+        <w:hyperlink r:id="rId25" w:history="1">
           <w:r>
             <w:rPr>
               <w:rStyle w:val="Hyperlink"/>
@@ -4251,7 +4268,7 @@
           <w:sz w:val="24"/>
           <w:u w:val="single"/>
         </w:rPr>
-        <w:hyperlink r:id="rId26" w:history="1">
+        <w:hyperlink r:id="rId25" w:history="1">
           <w:r>
             <w:rPr>
               <w:rStyle w:val="Hyperlink"/>
@@ -4408,7 +4425,7 @@
           <w:sz w:val="24"/>
           <w:u w:val="single"/>
         </w:rPr>
-        <w:hyperlink r:id="rId27" w:history="1">
+        <w:hyperlink r:id="rId26" w:history="1">
           <w:r>
             <w:rPr>
               <w:rStyle w:val="Hyperlink"/>
@@ -4426,7 +4443,7 @@
           <w:sz w:val="24"/>
           <w:u w:val="single"/>
         </w:rPr>
-        <w:hyperlink r:id="rId27" w:history="1">
+        <w:hyperlink r:id="rId26" w:history="1">
           <w:r>
             <w:rPr>
               <w:rStyle w:val="Hyperlink"/>
@@ -4444,7 +4461,7 @@
           <w:sz w:val="24"/>
           <w:u w:val="single"/>
         </w:rPr>
-        <w:hyperlink r:id="rId27" w:history="1">
+        <w:hyperlink r:id="rId26" w:history="1">
           <w:r>
             <w:rPr>
               <w:rStyle w:val="Hyperlink"/>
@@ -4462,7 +4479,7 @@
           <w:sz w:val="24"/>
           <w:u w:val="single"/>
         </w:rPr>
-        <w:hyperlink r:id="rId27" w:history="1">
+        <w:hyperlink r:id="rId26" w:history="1">
           <w:r>
             <w:rPr>
               <w:rStyle w:val="Hyperlink"/>
@@ -4480,7 +4497,7 @@
           <w:sz w:val="24"/>
           <w:u w:val="single"/>
         </w:rPr>
-        <w:hyperlink r:id="rId27" w:history="1">
+        <w:hyperlink r:id="rId26" w:history="1">
           <w:r>
             <w:rPr>
               <w:rStyle w:val="Hyperlink"/>
@@ -4498,7 +4515,7 @@
           <w:sz w:val="24"/>
           <w:u w:val="single"/>
         </w:rPr>
-        <w:hyperlink r:id="rId27" w:history="1">
+        <w:hyperlink r:id="rId26" w:history="1">
           <w:r>
             <w:rPr>
               <w:rStyle w:val="Hyperlink"/>
@@ -4516,7 +4533,7 @@
           <w:sz w:val="24"/>
           <w:u w:val="single"/>
         </w:rPr>
-        <w:hyperlink r:id="rId27" w:history="1">
+        <w:hyperlink r:id="rId26" w:history="1">
           <w:r>
             <w:rPr>
               <w:rStyle w:val="Hyperlink"/>
@@ -4534,7 +4551,7 @@
           <w:sz w:val="24"/>
           <w:u w:val="single"/>
         </w:rPr>
-        <w:hyperlink r:id="rId27" w:history="1">
+        <w:hyperlink r:id="rId26" w:history="1">
           <w:r>
             <w:rPr>
               <w:rStyle w:val="Hyperlink"/>
@@ -4552,7 +4569,7 @@
           <w:sz w:val="24"/>
           <w:u w:val="single"/>
         </w:rPr>
-        <w:hyperlink r:id="rId27" w:history="1">
+        <w:hyperlink r:id="rId26" w:history="1">
           <w:r>
             <w:rPr>
               <w:rStyle w:val="Hyperlink"/>
@@ -4570,7 +4587,7 @@
           <w:sz w:val="24"/>
           <w:u w:val="single"/>
         </w:rPr>
-        <w:hyperlink r:id="rId27" w:history="1">
+        <w:hyperlink r:id="rId26" w:history="1">
           <w:r>
             <w:rPr>
               <w:rStyle w:val="Hyperlink"/>
@@ -4588,7 +4605,7 @@
           <w:sz w:val="24"/>
           <w:u w:val="single"/>
         </w:rPr>
-        <w:hyperlink r:id="rId27" w:history="1">
+        <w:hyperlink r:id="rId26" w:history="1">
           <w:r>
             <w:rPr>
               <w:rStyle w:val="Hyperlink"/>
@@ -4606,7 +4623,7 @@
           <w:sz w:val="24"/>
           <w:u w:val="single"/>
         </w:rPr>
-        <w:hyperlink r:id="rId27" w:history="1">
+        <w:hyperlink r:id="rId26" w:history="1">
           <w:r>
             <w:rPr>
               <w:rStyle w:val="Hyperlink"/>
@@ -4624,7 +4641,7 @@
           <w:sz w:val="24"/>
           <w:u w:val="single"/>
         </w:rPr>
-        <w:hyperlink r:id="rId27" w:history="1">
+        <w:hyperlink r:id="rId26" w:history="1">
           <w:r>
             <w:rPr>
               <w:rStyle w:val="Hyperlink"/>
@@ -4642,7 +4659,7 @@
           <w:sz w:val="24"/>
           <w:u w:val="single"/>
         </w:rPr>
-        <w:hyperlink r:id="rId27" w:history="1">
+        <w:hyperlink r:id="rId26" w:history="1">
           <w:r>
             <w:rPr>
               <w:rStyle w:val="Hyperlink"/>
@@ -4660,7 +4677,7 @@
           <w:sz w:val="24"/>
           <w:u w:val="single"/>
         </w:rPr>
-        <w:hyperlink r:id="rId27" w:history="1">
+        <w:hyperlink r:id="rId26" w:history="1">
           <w:r>
             <w:rPr>
               <w:rStyle w:val="Hyperlink"/>
@@ -4808,7 +4825,7 @@
           <w:sz w:val="24"/>
           <w:u w:val="single"/>
         </w:rPr>
-        <w:hyperlink r:id="rId28" w:history="1">
+        <w:hyperlink r:id="rId27" w:history="1">
           <w:r>
             <w:rPr>
               <w:rStyle w:val="Hyperlink"/>
@@ -4826,7 +4843,7 @@
           <w:sz w:val="24"/>
           <w:u w:val="single"/>
         </w:rPr>
-        <w:hyperlink r:id="rId28" w:history="1">
+        <w:hyperlink r:id="rId27" w:history="1">
           <w:r>
             <w:rPr>
               <w:rStyle w:val="Hyperlink"/>
@@ -4844,7 +4861,7 @@
           <w:sz w:val="24"/>
           <w:u w:val="single"/>
         </w:rPr>
-        <w:hyperlink r:id="rId28" w:history="1">
+        <w:hyperlink r:id="rId27" w:history="1">
           <w:r>
             <w:rPr>
               <w:rStyle w:val="Hyperlink"/>
@@ -4862,7 +4879,7 @@
           <w:sz w:val="24"/>
           <w:u w:val="single"/>
         </w:rPr>
-        <w:hyperlink r:id="rId28" w:history="1">
+        <w:hyperlink r:id="rId27" w:history="1">
           <w:r>
             <w:rPr>
               <w:rStyle w:val="Hyperlink"/>
@@ -4880,7 +4897,7 @@
           <w:sz w:val="24"/>
           <w:u w:val="single"/>
         </w:rPr>
-        <w:hyperlink r:id="rId28" w:history="1">
+        <w:hyperlink r:id="rId27" w:history="1">
           <w:r>
             <w:rPr>
               <w:rStyle w:val="Hyperlink"/>
@@ -4901,7 +4918,7 @@
           <w:sz w:val="24"/>
           <w:u w:val="single"/>
         </w:rPr>
-        <w:hyperlink r:id="rId28" w:history="1">
+        <w:hyperlink r:id="rId27" w:history="1">
           <w:r>
             <w:rPr>
               <w:rStyle w:val="Hyperlink"/>
@@ -4919,7 +4936,7 @@
           <w:sz w:val="24"/>
           <w:u w:val="single"/>
         </w:rPr>
-        <w:hyperlink r:id="rId28" w:history="1">
+        <w:hyperlink r:id="rId27" w:history="1">
           <w:r>
             <w:rPr>
               <w:rStyle w:val="Hyperlink"/>
@@ -4937,7 +4954,7 @@
           <w:sz w:val="24"/>
           <w:u w:val="single"/>
         </w:rPr>
-        <w:hyperlink r:id="rId28" w:history="1">
+        <w:hyperlink r:id="rId27" w:history="1">
           <w:r>
             <w:rPr>
               <w:rStyle w:val="Hyperlink"/>
@@ -4955,7 +4972,7 @@
           <w:sz w:val="24"/>
           <w:u w:val="single"/>
         </w:rPr>
-        <w:hyperlink r:id="rId28" w:history="1">
+        <w:hyperlink r:id="rId27" w:history="1">
           <w:r>
             <w:rPr>
               <w:rStyle w:val="Hyperlink"/>
@@ -4973,7 +4990,7 @@
           <w:sz w:val="24"/>
           <w:u w:val="single"/>
         </w:rPr>
-        <w:hyperlink r:id="rId28" w:history="1">
+        <w:hyperlink r:id="rId27" w:history="1">
           <w:r>
             <w:rPr>
               <w:rStyle w:val="Hyperlink"/>
@@ -5124,7 +5141,7 @@
           <w:sz w:val="24"/>
           <w:u w:val="single"/>
         </w:rPr>
-        <w:hyperlink r:id="rId29" w:history="1">
+        <w:hyperlink r:id="rId28" w:history="1">
           <w:r>
             <w:rPr>
               <w:rStyle w:val="Hyperlink"/>
@@ -5142,7 +5159,7 @@
           <w:sz w:val="24"/>
           <w:u w:val="single"/>
         </w:rPr>
-        <w:hyperlink r:id="rId29" w:history="1">
+        <w:hyperlink r:id="rId28" w:history="1">
           <w:r>
             <w:rPr>
               <w:rStyle w:val="Hyperlink"/>
@@ -5160,7 +5177,7 @@
           <w:sz w:val="24"/>
           <w:u w:val="single"/>
         </w:rPr>
-        <w:hyperlink r:id="rId29" w:history="1">
+        <w:hyperlink r:id="rId28" w:history="1">
           <w:r>
             <w:rPr>
               <w:rStyle w:val="Hyperlink"/>
@@ -5178,7 +5195,7 @@
           <w:sz w:val="24"/>
           <w:u w:val="single"/>
         </w:rPr>
-        <w:hyperlink r:id="rId29" w:history="1">
+        <w:hyperlink r:id="rId28" w:history="1">
           <w:r>
             <w:rPr>
               <w:rStyle w:val="Hyperlink"/>
@@ -5196,7 +5213,7 @@
           <w:sz w:val="24"/>
           <w:u w:val="single"/>
         </w:rPr>
-        <w:hyperlink r:id="rId29" w:history="1">
+        <w:hyperlink r:id="rId28" w:history="1">
           <w:r>
             <w:rPr>
               <w:rStyle w:val="Hyperlink"/>
@@ -5214,7 +5231,7 @@
           <w:sz w:val="24"/>
           <w:u w:val="single"/>
         </w:rPr>
-        <w:hyperlink r:id="rId29" w:history="1">
+        <w:hyperlink r:id="rId28" w:history="1">
           <w:r>
             <w:rPr>
               <w:rStyle w:val="Hyperlink"/>
@@ -5232,7 +5249,7 @@
           <w:sz w:val="24"/>
           <w:u w:val="single"/>
         </w:rPr>
-        <w:hyperlink r:id="rId29" w:history="1">
+        <w:hyperlink r:id="rId28" w:history="1">
           <w:r>
             <w:rPr>
               <w:rStyle w:val="Hyperlink"/>
@@ -5250,7 +5267,7 @@
           <w:sz w:val="24"/>
           <w:u w:val="single"/>
         </w:rPr>
-        <w:hyperlink r:id="rId29" w:history="1">
+        <w:hyperlink r:id="rId28" w:history="1">
           <w:r>
             <w:rPr>
               <w:rStyle w:val="Hyperlink"/>
@@ -5268,7 +5285,7 @@
           <w:sz w:val="24"/>
           <w:u w:val="single"/>
         </w:rPr>
-        <w:hyperlink r:id="rId29" w:history="1">
+        <w:hyperlink r:id="rId28" w:history="1">
           <w:r>
             <w:rPr>
               <w:rStyle w:val="Hyperlink"/>

--- a/EXPORTS/DOCX/published/niveau3/Dutch/JustinusNassau.docx
+++ b/EXPORTS/DOCX/published/niveau3/Dutch/JustinusNassau.docx
@@ -309,7 +309,7 @@
           <w:sz w:val="24"/>
           <w:u w:val="single"/>
         </w:rPr>
-        <w:hyperlink r:id="rId9" w:history="1">
+        <w:hyperlink r:id="rId10" w:history="1">
           <w:r>
             <w:rPr>
               <w:rStyle w:val="Hyperlink"/>
@@ -374,7 +374,7 @@
           <w:sz w:val="24"/>
           <w:u w:val="single"/>
         </w:rPr>
-        <w:hyperlink r:id="rId9" w:history="1">
+        <w:hyperlink r:id="rId10" w:history="1">
           <w:r>
             <w:rPr>
               <w:rStyle w:val="Hyperlink"/>
@@ -492,7 +492,7 @@
           <w:sz w:val="24"/>
           <w:u w:val="single"/>
         </w:rPr>
-        <w:hyperlink r:id="rId10" w:history="1">
+        <w:hyperlink r:id="rId11" w:history="1">
           <w:r>
             <w:rPr>
               <w:rStyle w:val="Hyperlink"/>
@@ -510,7 +510,7 @@
           <w:sz w:val="24"/>
           <w:u w:val="single"/>
         </w:rPr>
-        <w:hyperlink r:id="rId10" w:history="1">
+        <w:hyperlink r:id="rId11" w:history="1">
           <w:r>
             <w:rPr>
               <w:rStyle w:val="Hyperlink"/>
@@ -546,7 +546,7 @@
           <w:sz w:val="24"/>
           <w:u w:val="single"/>
         </w:rPr>
-        <w:hyperlink r:id="rId10" w:history="1">
+        <w:hyperlink r:id="rId11" w:history="1">
           <w:r>
             <w:rPr>
               <w:rStyle w:val="Hyperlink"/>
@@ -1012,25 +1012,7 @@
           <w:color w:val="000000"/>
           <w:sz w:val="24"/>
         </w:rPr>
-        <w:t>aan 'personen onder de lezers van deze regelen, die een verzameling in pa</w:t>
-      </w:r>
-      <w:r>
-        <w:rPr>
-          <w:u w:val="single" w:color="0000ff"/>
-          <w:rFonts w:ascii="Charis SIL Regular" w:hAnsi="Charis SIL Regular" w:eastAsia="Charis SIL Regular"/>
-          <w:b w:val="0"/>
-          <w:i w:val="0"/>
-          <w:color w:val="000000"/>
-          <w:sz w:val="24"/>
-        </w:rPr>
-        <w:hyperlink r:id="rId14" w:history="1">
-          <w:r>
-            <w:rPr>
-              <w:rStyle w:val="Hyperlink"/>
-            </w:rPr>
-            <w:t>rticulier b</w:t>
-          </w:r>
-        </w:hyperlink>
+        <w:t>aan 'personen onder de lezers van deze regelen, die een verzameling in particulier b</w:t>
       </w:r>
       <w:r>
         <w:rPr>
@@ -1192,7 +1174,14 @@
           <w:color w:val="000000"/>
           <w:sz w:val="24"/>
         </w:rPr>
-        <w:t>da</w:t>
+        <w:hyperlink r:id="rId15" w:history="1">
+          <w:r>
+            <w:rPr>
+              <w:rStyle w:val="Hyperlink"/>
+            </w:rPr>
+            <w:t>da</w:t>
+          </w:r>
+        </w:hyperlink>
       </w:r>
       <w:r>
         <w:rPr>
@@ -3486,7 +3475,7 @@
           <w:sz w:val="24"/>
           <w:u w:val="single"/>
         </w:rPr>
-        <w:hyperlink r:id="rId21" w:history="1">
+        <w:hyperlink r:id="rId22" w:history="1">
           <w:r>
             <w:rPr>
               <w:rStyle w:val="Hyperlink"/>
@@ -3810,7 +3799,7 @@
           <w:sz w:val="24"/>
           <w:u w:val="single"/>
         </w:rPr>
-        <w:hyperlink r:id="rId23" w:history="1">
+        <w:hyperlink r:id="rId24" w:history="1">
           <w:r>
             <w:rPr>
               <w:rStyle w:val="Hyperlink"/>
@@ -4239,7 +4228,14 @@
           <w:sz w:val="24"/>
           <w:u w:val="single"/>
         </w:rPr>
-        <w:t>w</w:t>
+        <w:hyperlink r:id="rId25" w:history="1">
+          <w:r>
+            <w:rPr>
+              <w:rStyle w:val="Hyperlink"/>
+            </w:rPr>
+            <w:t>w</w:t>
+          </w:r>
+        </w:hyperlink>
       </w:r>
       <w:r>
         <w:rPr>

--- a/EXPORTS/DOCX/published/niveau3/Dutch/JustinusNassau.docx
+++ b/EXPORTS/DOCX/published/niveau3/Dutch/JustinusNassau.docx
@@ -338,7 +338,7 @@
           <w:sz w:val="24"/>
           <w:u w:val="single"/>
         </w:rPr>
-        <w:hyperlink r:id="rId9" w:history="1">
+        <w:hyperlink r:id="rId10" w:history="1">
           <w:r>
             <w:rPr>
               <w:rStyle w:val="Hyperlink"/>
@@ -356,7 +356,7 @@
           <w:sz w:val="24"/>
           <w:u w:val="single"/>
         </w:rPr>
-        <w:hyperlink r:id="rId9" w:history="1">
+        <w:hyperlink r:id="rId10" w:history="1">
           <w:r>
             <w:rPr>
               <w:rStyle w:val="Hyperlink"/>
@@ -374,7 +374,7 @@
           <w:sz w:val="24"/>
           <w:u w:val="single"/>
         </w:rPr>
-        <w:hyperlink r:id="rId10" w:history="1">
+        <w:hyperlink r:id="rId9" w:history="1">
           <w:r>
             <w:rPr>
               <w:rStyle w:val="Hyperlink"/>
@@ -492,7 +492,7 @@
           <w:sz w:val="24"/>
           <w:u w:val="single"/>
         </w:rPr>
-        <w:hyperlink r:id="rId11" w:history="1">
+        <w:hyperlink r:id="rId10" w:history="1">
           <w:r>
             <w:rPr>
               <w:rStyle w:val="Hyperlink"/>
@@ -510,7 +510,7 @@
           <w:sz w:val="24"/>
           <w:u w:val="single"/>
         </w:rPr>
-        <w:hyperlink r:id="rId11" w:history="1">
+        <w:hyperlink r:id="rId10" w:history="1">
           <w:r>
             <w:rPr>
               <w:rStyle w:val="Hyperlink"/>
@@ -668,15 +668,9 @@
           <w:i w:val="0"/>
           <w:color w:val="0000FF"/>
           <w:sz w:val="24"/>
-        </w:rPr>
-        <w:hyperlink r:id="rId12" w:history="1">
-          <w:r>
-            <w:rPr>
-              <w:rStyle w:val="Hyperlink"/>
-            </w:rPr>
-            <w:t>c</w:t>
-          </w:r>
-        </w:hyperlink>
+          <w:u w:val="single"/>
+        </w:rPr>
+        <w:t>c</w:t>
       </w:r>
       <w:r>
         <w:rPr>
@@ -1012,7 +1006,25 @@
           <w:color w:val="000000"/>
           <w:sz w:val="24"/>
         </w:rPr>
-        <w:t>aan 'personen onder de lezers van deze regelen, die een verzameling in particulier b</w:t>
+        <w:t>aan 'personen onder de lezers van deze regelen, die een verzameling in pa</w:t>
+      </w:r>
+      <w:r>
+        <w:rPr>
+          <w:u w:val="single" w:color="0000ff"/>
+          <w:rFonts w:ascii="Charis SIL Regular" w:hAnsi="Charis SIL Regular" w:eastAsia="Charis SIL Regular"/>
+          <w:b w:val="0"/>
+          <w:i w:val="0"/>
+          <w:color w:val="000000"/>
+          <w:sz w:val="24"/>
+        </w:rPr>
+        <w:hyperlink r:id="rId14" w:history="1">
+          <w:r>
+            <w:rPr>
+              <w:rStyle w:val="Hyperlink"/>
+            </w:rPr>
+            <w:t>rticulier b</w:t>
+          </w:r>
+        </w:hyperlink>
       </w:r>
       <w:r>
         <w:rPr>
@@ -3493,7 +3505,7 @@
           <w:sz w:val="24"/>
           <w:u w:val="single"/>
         </w:rPr>
-        <w:hyperlink r:id="rId21" w:history="1">
+        <w:hyperlink r:id="rId22" w:history="1">
           <w:r>
             <w:rPr>
               <w:rStyle w:val="Hyperlink"/>
@@ -3521,7 +3533,7 @@
           <w:sz w:val="24"/>
           <w:u w:val="single"/>
         </w:rPr>
-        <w:hyperlink r:id="rId21" w:history="1">
+        <w:hyperlink r:id="rId23" w:history="1">
           <w:r>
             <w:rPr>
               <w:rStyle w:val="Hyperlink"/>
@@ -3550,7 +3562,7 @@
           <w:sz w:val="24"/>
           <w:u w:val="single"/>
         </w:rPr>
-        <w:hyperlink r:id="rId21" w:history="1">
+        <w:hyperlink r:id="rId23" w:history="1">
           <w:r>
             <w:rPr>
               <w:rStyle w:val="Hyperlink"/>
@@ -3568,7 +3580,7 @@
           <w:sz w:val="24"/>
           <w:u w:val="single"/>
         </w:rPr>
-        <w:hyperlink r:id="rId21" w:history="1">
+        <w:hyperlink r:id="rId23" w:history="1">
           <w:r>
             <w:rPr>
               <w:rStyle w:val="Hyperlink"/>
@@ -3699,7 +3711,7 @@
           <w:sz w:val="24"/>
           <w:u w:val="single"/>
         </w:rPr>
-        <w:hyperlink r:id="rId23" w:history="1">
+        <w:hyperlink r:id="rId24" w:history="1">
           <w:r>
             <w:rPr>
               <w:rStyle w:val="Hyperlink"/>
@@ -3717,7 +3729,7 @@
           <w:sz w:val="24"/>
           <w:u w:val="single"/>
         </w:rPr>
-        <w:hyperlink r:id="rId23" w:history="1">
+        <w:hyperlink r:id="rId24" w:history="1">
           <w:r>
             <w:rPr>
               <w:rStyle w:val="Hyperlink"/>
@@ -3735,7 +3747,7 @@
           <w:sz w:val="24"/>
           <w:u w:val="single"/>
         </w:rPr>
-        <w:hyperlink r:id="rId23" w:history="1">
+        <w:hyperlink r:id="rId24" w:history="1">
           <w:r>
             <w:rPr>
               <w:rStyle w:val="Hyperlink"/>
@@ -3753,7 +3765,7 @@
           <w:sz w:val="24"/>
           <w:u w:val="single"/>
         </w:rPr>
-        <w:hyperlink r:id="rId23" w:history="1">
+        <w:hyperlink r:id="rId24" w:history="1">
           <w:r>
             <w:rPr>
               <w:rStyle w:val="Hyperlink"/>
@@ -3781,7 +3793,7 @@
           <w:sz w:val="24"/>
           <w:u w:val="single"/>
         </w:rPr>
-        <w:hyperlink r:id="rId24" w:history="1">
+        <w:hyperlink r:id="rId25" w:history="1">
           <w:r>
             <w:rPr>
               <w:rStyle w:val="Hyperlink"/>
@@ -3817,7 +3829,7 @@
           <w:sz w:val="24"/>
           <w:u w:val="single"/>
         </w:rPr>
-        <w:hyperlink r:id="rId23" w:history="1">
+        <w:hyperlink r:id="rId24" w:history="1">
           <w:r>
             <w:rPr>
               <w:rStyle w:val="Hyperlink"/>
@@ -3958,7 +3970,7 @@
           <w:sz w:val="24"/>
           <w:u w:val="single"/>
         </w:rPr>
-        <w:hyperlink r:id="rId25" w:history="1">
+        <w:hyperlink r:id="rId26" w:history="1">
           <w:r>
             <w:rPr>
               <w:rStyle w:val="Hyperlink"/>
@@ -3976,7 +3988,7 @@
           <w:sz w:val="24"/>
           <w:u w:val="single"/>
         </w:rPr>
-        <w:hyperlink r:id="rId25" w:history="1">
+        <w:hyperlink r:id="rId26" w:history="1">
           <w:r>
             <w:rPr>
               <w:rStyle w:val="Hyperlink"/>
@@ -3994,7 +4006,7 @@
           <w:sz w:val="24"/>
           <w:u w:val="single"/>
         </w:rPr>
-        <w:hyperlink r:id="rId25" w:history="1">
+        <w:hyperlink r:id="rId26" w:history="1">
           <w:r>
             <w:rPr>
               <w:rStyle w:val="Hyperlink"/>
@@ -4012,7 +4024,7 @@
           <w:sz w:val="24"/>
           <w:u w:val="single"/>
         </w:rPr>
-        <w:hyperlink r:id="rId25" w:history="1">
+        <w:hyperlink r:id="rId26" w:history="1">
           <w:r>
             <w:rPr>
               <w:rStyle w:val="Hyperlink"/>
@@ -4030,7 +4042,7 @@
           <w:sz w:val="24"/>
           <w:u w:val="single"/>
         </w:rPr>
-        <w:hyperlink r:id="rId25" w:history="1">
+        <w:hyperlink r:id="rId26" w:history="1">
           <w:r>
             <w:rPr>
               <w:rStyle w:val="Hyperlink"/>
@@ -4048,7 +4060,7 @@
           <w:sz w:val="24"/>
           <w:u w:val="single"/>
         </w:rPr>
-        <w:hyperlink r:id="rId25" w:history="1">
+        <w:hyperlink r:id="rId26" w:history="1">
           <w:r>
             <w:rPr>
               <w:rStyle w:val="Hyperlink"/>
@@ -4066,7 +4078,7 @@
           <w:sz w:val="24"/>
           <w:u w:val="single"/>
         </w:rPr>
-        <w:hyperlink r:id="rId25" w:history="1">
+        <w:hyperlink r:id="rId26" w:history="1">
           <w:r>
             <w:rPr>
               <w:rStyle w:val="Hyperlink"/>
@@ -4084,7 +4096,7 @@
           <w:sz w:val="24"/>
           <w:u w:val="single"/>
         </w:rPr>
-        <w:hyperlink r:id="rId25" w:history="1">
+        <w:hyperlink r:id="rId26" w:history="1">
           <w:r>
             <w:rPr>
               <w:rStyle w:val="Hyperlink"/>
@@ -4102,7 +4114,7 @@
           <w:sz w:val="24"/>
           <w:u w:val="single"/>
         </w:rPr>
-        <w:hyperlink r:id="rId25" w:history="1">
+        <w:hyperlink r:id="rId26" w:history="1">
           <w:r>
             <w:rPr>
               <w:rStyle w:val="Hyperlink"/>
@@ -4120,7 +4132,7 @@
           <w:sz w:val="24"/>
           <w:u w:val="single"/>
         </w:rPr>
-        <w:hyperlink r:id="rId25" w:history="1">
+        <w:hyperlink r:id="rId26" w:history="1">
           <w:r>
             <w:rPr>
               <w:rStyle w:val="Hyperlink"/>
@@ -4138,7 +4150,7 @@
           <w:sz w:val="24"/>
           <w:u w:val="single"/>
         </w:rPr>
-        <w:hyperlink r:id="rId25" w:history="1">
+        <w:hyperlink r:id="rId26" w:history="1">
           <w:r>
             <w:rPr>
               <w:rStyle w:val="Hyperlink"/>
@@ -4156,7 +4168,7 @@
           <w:sz w:val="24"/>
           <w:u w:val="single"/>
         </w:rPr>
-        <w:hyperlink r:id="rId25" w:history="1">
+        <w:hyperlink r:id="rId26" w:history="1">
           <w:r>
             <w:rPr>
               <w:rStyle w:val="Hyperlink"/>
@@ -4174,7 +4186,7 @@
           <w:sz w:val="24"/>
           <w:u w:val="single"/>
         </w:rPr>
-        <w:hyperlink r:id="rId25" w:history="1">
+        <w:hyperlink r:id="rId26" w:history="1">
           <w:r>
             <w:rPr>
               <w:rStyle w:val="Hyperlink"/>
@@ -4192,7 +4204,7 @@
           <w:sz w:val="24"/>
           <w:u w:val="single"/>
         </w:rPr>
-        <w:hyperlink r:id="rId25" w:history="1">
+        <w:hyperlink r:id="rId26" w:history="1">
           <w:r>
             <w:rPr>
               <w:rStyle w:val="Hyperlink"/>
@@ -4210,7 +4222,7 @@
           <w:sz w:val="24"/>
           <w:u w:val="single"/>
         </w:rPr>
-        <w:hyperlink r:id="rId25" w:history="1">
+        <w:hyperlink r:id="rId26" w:history="1">
           <w:r>
             <w:rPr>
               <w:rStyle w:val="Hyperlink"/>
@@ -4228,14 +4240,7 @@
           <w:sz w:val="24"/>
           <w:u w:val="single"/>
         </w:rPr>
-        <w:hyperlink r:id="rId25" w:history="1">
-          <w:r>
-            <w:rPr>
-              <w:rStyle w:val="Hyperlink"/>
-            </w:rPr>
-            <w:t>w</w:t>
-          </w:r>
-        </w:hyperlink>
+        <w:t>w</w:t>
       </w:r>
       <w:r>
         <w:rPr>
@@ -4246,7 +4251,7 @@
           <w:sz w:val="24"/>
           <w:u w:val="single"/>
         </w:rPr>
-        <w:hyperlink r:id="rId25" w:history="1">
+        <w:hyperlink r:id="rId26" w:history="1">
           <w:r>
             <w:rPr>
               <w:rStyle w:val="Hyperlink"/>
@@ -4264,7 +4269,7 @@
           <w:sz w:val="24"/>
           <w:u w:val="single"/>
         </w:rPr>
-        <w:hyperlink r:id="rId25" w:history="1">
+        <w:hyperlink r:id="rId26" w:history="1">
           <w:r>
             <w:rPr>
               <w:rStyle w:val="Hyperlink"/>
@@ -4421,7 +4426,7 @@
           <w:sz w:val="24"/>
           <w:u w:val="single"/>
         </w:rPr>
-        <w:hyperlink r:id="rId26" w:history="1">
+        <w:hyperlink r:id="rId27" w:history="1">
           <w:r>
             <w:rPr>
               <w:rStyle w:val="Hyperlink"/>
@@ -4439,7 +4444,7 @@
           <w:sz w:val="24"/>
           <w:u w:val="single"/>
         </w:rPr>
-        <w:hyperlink r:id="rId26" w:history="1">
+        <w:hyperlink r:id="rId27" w:history="1">
           <w:r>
             <w:rPr>
               <w:rStyle w:val="Hyperlink"/>
@@ -4457,7 +4462,7 @@
           <w:sz w:val="24"/>
           <w:u w:val="single"/>
         </w:rPr>
-        <w:hyperlink r:id="rId26" w:history="1">
+        <w:hyperlink r:id="rId27" w:history="1">
           <w:r>
             <w:rPr>
               <w:rStyle w:val="Hyperlink"/>
@@ -4475,7 +4480,7 @@
           <w:sz w:val="24"/>
           <w:u w:val="single"/>
         </w:rPr>
-        <w:hyperlink r:id="rId26" w:history="1">
+        <w:hyperlink r:id="rId27" w:history="1">
           <w:r>
             <w:rPr>
               <w:rStyle w:val="Hyperlink"/>
@@ -4493,7 +4498,7 @@
           <w:sz w:val="24"/>
           <w:u w:val="single"/>
         </w:rPr>
-        <w:hyperlink r:id="rId26" w:history="1">
+        <w:hyperlink r:id="rId27" w:history="1">
           <w:r>
             <w:rPr>
               <w:rStyle w:val="Hyperlink"/>
@@ -4511,7 +4516,7 @@
           <w:sz w:val="24"/>
           <w:u w:val="single"/>
         </w:rPr>
-        <w:hyperlink r:id="rId26" w:history="1">
+        <w:hyperlink r:id="rId27" w:history="1">
           <w:r>
             <w:rPr>
               <w:rStyle w:val="Hyperlink"/>
@@ -4529,7 +4534,7 @@
           <w:sz w:val="24"/>
           <w:u w:val="single"/>
         </w:rPr>
-        <w:hyperlink r:id="rId26" w:history="1">
+        <w:hyperlink r:id="rId27" w:history="1">
           <w:r>
             <w:rPr>
               <w:rStyle w:val="Hyperlink"/>
@@ -4547,7 +4552,7 @@
           <w:sz w:val="24"/>
           <w:u w:val="single"/>
         </w:rPr>
-        <w:hyperlink r:id="rId26" w:history="1">
+        <w:hyperlink r:id="rId27" w:history="1">
           <w:r>
             <w:rPr>
               <w:rStyle w:val="Hyperlink"/>
@@ -4565,7 +4570,7 @@
           <w:sz w:val="24"/>
           <w:u w:val="single"/>
         </w:rPr>
-        <w:hyperlink r:id="rId26" w:history="1">
+        <w:hyperlink r:id="rId27" w:history="1">
           <w:r>
             <w:rPr>
               <w:rStyle w:val="Hyperlink"/>
@@ -4583,7 +4588,7 @@
           <w:sz w:val="24"/>
           <w:u w:val="single"/>
         </w:rPr>
-        <w:hyperlink r:id="rId26" w:history="1">
+        <w:hyperlink r:id="rId27" w:history="1">
           <w:r>
             <w:rPr>
               <w:rStyle w:val="Hyperlink"/>
@@ -4601,7 +4606,7 @@
           <w:sz w:val="24"/>
           <w:u w:val="single"/>
         </w:rPr>
-        <w:hyperlink r:id="rId26" w:history="1">
+        <w:hyperlink r:id="rId27" w:history="1">
           <w:r>
             <w:rPr>
               <w:rStyle w:val="Hyperlink"/>
@@ -4619,7 +4624,7 @@
           <w:sz w:val="24"/>
           <w:u w:val="single"/>
         </w:rPr>
-        <w:hyperlink r:id="rId26" w:history="1">
+        <w:hyperlink r:id="rId27" w:history="1">
           <w:r>
             <w:rPr>
               <w:rStyle w:val="Hyperlink"/>
@@ -4637,7 +4642,7 @@
           <w:sz w:val="24"/>
           <w:u w:val="single"/>
         </w:rPr>
-        <w:hyperlink r:id="rId26" w:history="1">
+        <w:hyperlink r:id="rId27" w:history="1">
           <w:r>
             <w:rPr>
               <w:rStyle w:val="Hyperlink"/>
@@ -4655,7 +4660,7 @@
           <w:sz w:val="24"/>
           <w:u w:val="single"/>
         </w:rPr>
-        <w:hyperlink r:id="rId26" w:history="1">
+        <w:hyperlink r:id="rId27" w:history="1">
           <w:r>
             <w:rPr>
               <w:rStyle w:val="Hyperlink"/>
@@ -4673,7 +4678,7 @@
           <w:sz w:val="24"/>
           <w:u w:val="single"/>
         </w:rPr>
-        <w:hyperlink r:id="rId26" w:history="1">
+        <w:hyperlink r:id="rId27" w:history="1">
           <w:r>
             <w:rPr>
               <w:rStyle w:val="Hyperlink"/>
@@ -4821,7 +4826,7 @@
           <w:sz w:val="24"/>
           <w:u w:val="single"/>
         </w:rPr>
-        <w:hyperlink r:id="rId27" w:history="1">
+        <w:hyperlink r:id="rId28" w:history="1">
           <w:r>
             <w:rPr>
               <w:rStyle w:val="Hyperlink"/>
@@ -4839,7 +4844,7 @@
           <w:sz w:val="24"/>
           <w:u w:val="single"/>
         </w:rPr>
-        <w:hyperlink r:id="rId27" w:history="1">
+        <w:hyperlink r:id="rId28" w:history="1">
           <w:r>
             <w:rPr>
               <w:rStyle w:val="Hyperlink"/>
@@ -4857,7 +4862,7 @@
           <w:sz w:val="24"/>
           <w:u w:val="single"/>
         </w:rPr>
-        <w:hyperlink r:id="rId27" w:history="1">
+        <w:hyperlink r:id="rId28" w:history="1">
           <w:r>
             <w:rPr>
               <w:rStyle w:val="Hyperlink"/>
@@ -4875,7 +4880,7 @@
           <w:sz w:val="24"/>
           <w:u w:val="single"/>
         </w:rPr>
-        <w:hyperlink r:id="rId27" w:history="1">
+        <w:hyperlink r:id="rId28" w:history="1">
           <w:r>
             <w:rPr>
               <w:rStyle w:val="Hyperlink"/>
@@ -4893,7 +4898,7 @@
           <w:sz w:val="24"/>
           <w:u w:val="single"/>
         </w:rPr>
-        <w:hyperlink r:id="rId27" w:history="1">
+        <w:hyperlink r:id="rId28" w:history="1">
           <w:r>
             <w:rPr>
               <w:rStyle w:val="Hyperlink"/>
@@ -4914,7 +4919,7 @@
           <w:sz w:val="24"/>
           <w:u w:val="single"/>
         </w:rPr>
-        <w:hyperlink r:id="rId27" w:history="1">
+        <w:hyperlink r:id="rId28" w:history="1">
           <w:r>
             <w:rPr>
               <w:rStyle w:val="Hyperlink"/>
@@ -4932,7 +4937,7 @@
           <w:sz w:val="24"/>
           <w:u w:val="single"/>
         </w:rPr>
-        <w:hyperlink r:id="rId27" w:history="1">
+        <w:hyperlink r:id="rId28" w:history="1">
           <w:r>
             <w:rPr>
               <w:rStyle w:val="Hyperlink"/>
@@ -4950,7 +4955,7 @@
           <w:sz w:val="24"/>
           <w:u w:val="single"/>
         </w:rPr>
-        <w:hyperlink r:id="rId27" w:history="1">
+        <w:hyperlink r:id="rId28" w:history="1">
           <w:r>
             <w:rPr>
               <w:rStyle w:val="Hyperlink"/>
@@ -4968,7 +4973,7 @@
           <w:sz w:val="24"/>
           <w:u w:val="single"/>
         </w:rPr>
-        <w:hyperlink r:id="rId27" w:history="1">
+        <w:hyperlink r:id="rId28" w:history="1">
           <w:r>
             <w:rPr>
               <w:rStyle w:val="Hyperlink"/>
@@ -4986,7 +4991,7 @@
           <w:sz w:val="24"/>
           <w:u w:val="single"/>
         </w:rPr>
-        <w:hyperlink r:id="rId27" w:history="1">
+        <w:hyperlink r:id="rId28" w:history="1">
           <w:r>
             <w:rPr>
               <w:rStyle w:val="Hyperlink"/>
@@ -5137,7 +5142,7 @@
           <w:sz w:val="24"/>
           <w:u w:val="single"/>
         </w:rPr>
-        <w:hyperlink r:id="rId28" w:history="1">
+        <w:hyperlink r:id="rId29" w:history="1">
           <w:r>
             <w:rPr>
               <w:rStyle w:val="Hyperlink"/>
@@ -5155,7 +5160,7 @@
           <w:sz w:val="24"/>
           <w:u w:val="single"/>
         </w:rPr>
-        <w:hyperlink r:id="rId28" w:history="1">
+        <w:hyperlink r:id="rId29" w:history="1">
           <w:r>
             <w:rPr>
               <w:rStyle w:val="Hyperlink"/>
@@ -5173,7 +5178,7 @@
           <w:sz w:val="24"/>
           <w:u w:val="single"/>
         </w:rPr>
-        <w:hyperlink r:id="rId28" w:history="1">
+        <w:hyperlink r:id="rId29" w:history="1">
           <w:r>
             <w:rPr>
               <w:rStyle w:val="Hyperlink"/>
@@ -5191,7 +5196,7 @@
           <w:sz w:val="24"/>
           <w:u w:val="single"/>
         </w:rPr>
-        <w:hyperlink r:id="rId28" w:history="1">
+        <w:hyperlink r:id="rId29" w:history="1">
           <w:r>
             <w:rPr>
               <w:rStyle w:val="Hyperlink"/>
@@ -5209,7 +5214,7 @@
           <w:sz w:val="24"/>
           <w:u w:val="single"/>
         </w:rPr>
-        <w:hyperlink r:id="rId28" w:history="1">
+        <w:hyperlink r:id="rId29" w:history="1">
           <w:r>
             <w:rPr>
               <w:rStyle w:val="Hyperlink"/>
@@ -5227,7 +5232,7 @@
           <w:sz w:val="24"/>
           <w:u w:val="single"/>
         </w:rPr>
-        <w:hyperlink r:id="rId28" w:history="1">
+        <w:hyperlink r:id="rId29" w:history="1">
           <w:r>
             <w:rPr>
               <w:rStyle w:val="Hyperlink"/>
@@ -5245,7 +5250,7 @@
           <w:sz w:val="24"/>
           <w:u w:val="single"/>
         </w:rPr>
-        <w:hyperlink r:id="rId28" w:history="1">
+        <w:hyperlink r:id="rId29" w:history="1">
           <w:r>
             <w:rPr>
               <w:rStyle w:val="Hyperlink"/>
@@ -5263,7 +5268,7 @@
           <w:sz w:val="24"/>
           <w:u w:val="single"/>
         </w:rPr>
-        <w:hyperlink r:id="rId28" w:history="1">
+        <w:hyperlink r:id="rId29" w:history="1">
           <w:r>
             <w:rPr>
               <w:rStyle w:val="Hyperlink"/>
@@ -5281,7 +5286,7 @@
           <w:sz w:val="24"/>
           <w:u w:val="single"/>
         </w:rPr>
-        <w:hyperlink r:id="rId28" w:history="1">
+        <w:hyperlink r:id="rId29" w:history="1">
           <w:r>
             <w:rPr>
               <w:rStyle w:val="Hyperlink"/>

--- a/EXPORTS/DOCX/published/niveau3/Dutch/JustinusNassau.docx
+++ b/EXPORTS/DOCX/published/niveau3/Dutch/JustinusNassau.docx
@@ -338,7 +338,7 @@
           <w:sz w:val="24"/>
           <w:u w:val="single"/>
         </w:rPr>
-        <w:hyperlink r:id="rId10" w:history="1">
+        <w:hyperlink r:id="rId9" w:history="1">
           <w:r>
             <w:rPr>
               <w:rStyle w:val="Hyperlink"/>
@@ -492,7 +492,7 @@
           <w:sz w:val="24"/>
           <w:u w:val="single"/>
         </w:rPr>
-        <w:hyperlink r:id="rId10" w:history="1">
+        <w:hyperlink r:id="rId11" w:history="1">
           <w:r>
             <w:rPr>
               <w:rStyle w:val="Hyperlink"/>
@@ -510,7 +510,7 @@
           <w:sz w:val="24"/>
           <w:u w:val="single"/>
         </w:rPr>
-        <w:hyperlink r:id="rId10" w:history="1">
+        <w:hyperlink r:id="rId11" w:history="1">
           <w:r>
             <w:rPr>
               <w:rStyle w:val="Hyperlink"/>
@@ -546,7 +546,7 @@
           <w:sz w:val="24"/>
           <w:u w:val="single"/>
         </w:rPr>
-        <w:hyperlink r:id="rId11" w:history="1">
+        <w:hyperlink r:id="rId10" w:history="1">
           <w:r>
             <w:rPr>
               <w:rStyle w:val="Hyperlink"/>
@@ -668,9 +668,15 @@
           <w:i w:val="0"/>
           <w:color w:val="0000FF"/>
           <w:sz w:val="24"/>
-          <w:u w:val="single"/>
-        </w:rPr>
-        <w:t>c</w:t>
+        </w:rPr>
+        <w:hyperlink r:id="rId12" w:history="1">
+          <w:r>
+            <w:rPr>
+              <w:rStyle w:val="Hyperlink"/>
+            </w:rPr>
+            <w:t>c</w:t>
+          </w:r>
+        </w:hyperlink>
       </w:r>
       <w:r>
         <w:rPr>
@@ -1186,14 +1192,7 @@
           <w:color w:val="000000"/>
           <w:sz w:val="24"/>
         </w:rPr>
-        <w:hyperlink r:id="rId15" w:history="1">
-          <w:r>
-            <w:rPr>
-              <w:rStyle w:val="Hyperlink"/>
-            </w:rPr>
-            <w:t>da</w:t>
-          </w:r>
-        </w:hyperlink>
+        <w:t>da</w:t>
       </w:r>
       <w:r>
         <w:rPr>
@@ -3487,7 +3486,7 @@
           <w:sz w:val="24"/>
           <w:u w:val="single"/>
         </w:rPr>
-        <w:hyperlink r:id="rId22" w:history="1">
+        <w:hyperlink r:id="rId21" w:history="1">
           <w:r>
             <w:rPr>
               <w:rStyle w:val="Hyperlink"/>
@@ -3505,7 +3504,7 @@
           <w:sz w:val="24"/>
           <w:u w:val="single"/>
         </w:rPr>
-        <w:hyperlink r:id="rId22" w:history="1">
+        <w:hyperlink r:id="rId21" w:history="1">
           <w:r>
             <w:rPr>
               <w:rStyle w:val="Hyperlink"/>
@@ -3533,7 +3532,7 @@
           <w:sz w:val="24"/>
           <w:u w:val="single"/>
         </w:rPr>
-        <w:hyperlink r:id="rId23" w:history="1">
+        <w:hyperlink r:id="rId21" w:history="1">
           <w:r>
             <w:rPr>
               <w:rStyle w:val="Hyperlink"/>

--- a/EXPORTS/DOCX/published/niveau3/Dutch/JustinusNassau.docx
+++ b/EXPORTS/DOCX/published/niveau3/Dutch/JustinusNassau.docx
@@ -309,7 +309,7 @@
           <w:sz w:val="24"/>
           <w:u w:val="single"/>
         </w:rPr>
-        <w:hyperlink r:id="rId10" w:history="1">
+        <w:hyperlink r:id="rId9" w:history="1">
           <w:r>
             <w:rPr>
               <w:rStyle w:val="Hyperlink"/>
@@ -338,7 +338,7 @@
           <w:sz w:val="24"/>
           <w:u w:val="single"/>
         </w:rPr>
-        <w:hyperlink r:id="rId9" w:history="1">
+        <w:hyperlink r:id="rId10" w:history="1">
           <w:r>
             <w:rPr>
               <w:rStyle w:val="Hyperlink"/>
@@ -374,7 +374,7 @@
           <w:sz w:val="24"/>
           <w:u w:val="single"/>
         </w:rPr>
-        <w:hyperlink r:id="rId9" w:history="1">
+        <w:hyperlink r:id="rId10" w:history="1">
           <w:r>
             <w:rPr>
               <w:rStyle w:val="Hyperlink"/>
@@ -492,7 +492,7 @@
           <w:sz w:val="24"/>
           <w:u w:val="single"/>
         </w:rPr>
-        <w:hyperlink r:id="rId11" w:history="1">
+        <w:hyperlink r:id="rId10" w:history="1">
           <w:r>
             <w:rPr>
               <w:rStyle w:val="Hyperlink"/>
@@ -510,7 +510,7 @@
           <w:sz w:val="24"/>
           <w:u w:val="single"/>
         </w:rPr>
-        <w:hyperlink r:id="rId11" w:history="1">
+        <w:hyperlink r:id="rId10" w:history="1">
           <w:r>
             <w:rPr>
               <w:rStyle w:val="Hyperlink"/>
@@ -546,7 +546,7 @@
           <w:sz w:val="24"/>
           <w:u w:val="single"/>
         </w:rPr>
-        <w:hyperlink r:id="rId10" w:history="1">
+        <w:hyperlink r:id="rId11" w:history="1">
           <w:r>
             <w:rPr>
               <w:rStyle w:val="Hyperlink"/>
@@ -1012,25 +1012,7 @@
           <w:color w:val="000000"/>
           <w:sz w:val="24"/>
         </w:rPr>
-        <w:t>aan 'personen onder de lezers van deze regelen, die een verzameling in pa</w:t>
-      </w:r>
-      <w:r>
-        <w:rPr>
-          <w:u w:val="single" w:color="0000ff"/>
-          <w:rFonts w:ascii="Charis SIL Regular" w:hAnsi="Charis SIL Regular" w:eastAsia="Charis SIL Regular"/>
-          <w:b w:val="0"/>
-          <w:i w:val="0"/>
-          <w:color w:val="000000"/>
-          <w:sz w:val="24"/>
-        </w:rPr>
-        <w:hyperlink r:id="rId14" w:history="1">
-          <w:r>
-            <w:rPr>
-              <w:rStyle w:val="Hyperlink"/>
-            </w:rPr>
-            <w:t>rticulier b</w:t>
-          </w:r>
-        </w:hyperlink>
+        <w:t>aan 'personen onder de lezers van deze regelen, die een verzameling in particulier b</w:t>
       </w:r>
       <w:r>
         <w:rPr>
@@ -3561,7 +3543,7 @@
           <w:sz w:val="24"/>
           <w:u w:val="single"/>
         </w:rPr>
-        <w:hyperlink r:id="rId23" w:history="1">
+        <w:hyperlink r:id="rId21" w:history="1">
           <w:r>
             <w:rPr>
               <w:rStyle w:val="Hyperlink"/>
@@ -3579,7 +3561,7 @@
           <w:sz w:val="24"/>
           <w:u w:val="single"/>
         </w:rPr>
-        <w:hyperlink r:id="rId23" w:history="1">
+        <w:hyperlink r:id="rId21" w:history="1">
           <w:r>
             <w:rPr>
               <w:rStyle w:val="Hyperlink"/>
@@ -3710,7 +3692,7 @@
           <w:sz w:val="24"/>
           <w:u w:val="single"/>
         </w:rPr>
-        <w:hyperlink r:id="rId24" w:history="1">
+        <w:hyperlink r:id="rId23" w:history="1">
           <w:r>
             <w:rPr>
               <w:rStyle w:val="Hyperlink"/>
@@ -3728,7 +3710,7 @@
           <w:sz w:val="24"/>
           <w:u w:val="single"/>
         </w:rPr>
-        <w:hyperlink r:id="rId24" w:history="1">
+        <w:hyperlink r:id="rId23" w:history="1">
           <w:r>
             <w:rPr>
               <w:rStyle w:val="Hyperlink"/>
@@ -3746,7 +3728,7 @@
           <w:sz w:val="24"/>
           <w:u w:val="single"/>
         </w:rPr>
-        <w:hyperlink r:id="rId24" w:history="1">
+        <w:hyperlink r:id="rId23" w:history="1">
           <w:r>
             <w:rPr>
               <w:rStyle w:val="Hyperlink"/>
@@ -3764,7 +3746,7 @@
           <w:sz w:val="24"/>
           <w:u w:val="single"/>
         </w:rPr>
-        <w:hyperlink r:id="rId24" w:history="1">
+        <w:hyperlink r:id="rId23" w:history="1">
           <w:r>
             <w:rPr>
               <w:rStyle w:val="Hyperlink"/>
@@ -3792,7 +3774,7 @@
           <w:sz w:val="24"/>
           <w:u w:val="single"/>
         </w:rPr>
-        <w:hyperlink r:id="rId25" w:history="1">
+        <w:hyperlink r:id="rId24" w:history="1">
           <w:r>
             <w:rPr>
               <w:rStyle w:val="Hyperlink"/>
@@ -3810,7 +3792,7 @@
           <w:sz w:val="24"/>
           <w:u w:val="single"/>
         </w:rPr>
-        <w:hyperlink r:id="rId24" w:history="1">
+        <w:hyperlink r:id="rId23" w:history="1">
           <w:r>
             <w:rPr>
               <w:rStyle w:val="Hyperlink"/>
@@ -3828,7 +3810,7 @@
           <w:sz w:val="24"/>
           <w:u w:val="single"/>
         </w:rPr>
-        <w:hyperlink r:id="rId24" w:history="1">
+        <w:hyperlink r:id="rId23" w:history="1">
           <w:r>
             <w:rPr>
               <w:rStyle w:val="Hyperlink"/>
@@ -3969,7 +3951,7 @@
           <w:sz w:val="24"/>
           <w:u w:val="single"/>
         </w:rPr>
-        <w:hyperlink r:id="rId26" w:history="1">
+        <w:hyperlink r:id="rId25" w:history="1">
           <w:r>
             <w:rPr>
               <w:rStyle w:val="Hyperlink"/>
@@ -3987,7 +3969,7 @@
           <w:sz w:val="24"/>
           <w:u w:val="single"/>
         </w:rPr>
-        <w:hyperlink r:id="rId26" w:history="1">
+        <w:hyperlink r:id="rId25" w:history="1">
           <w:r>
             <w:rPr>
               <w:rStyle w:val="Hyperlink"/>
@@ -4005,7 +3987,7 @@
           <w:sz w:val="24"/>
           <w:u w:val="single"/>
         </w:rPr>
-        <w:hyperlink r:id="rId26" w:history="1">
+        <w:hyperlink r:id="rId25" w:history="1">
           <w:r>
             <w:rPr>
               <w:rStyle w:val="Hyperlink"/>
@@ -4023,7 +4005,7 @@
           <w:sz w:val="24"/>
           <w:u w:val="single"/>
         </w:rPr>
-        <w:hyperlink r:id="rId26" w:history="1">
+        <w:hyperlink r:id="rId25" w:history="1">
           <w:r>
             <w:rPr>
               <w:rStyle w:val="Hyperlink"/>
@@ -4041,7 +4023,7 @@
           <w:sz w:val="24"/>
           <w:u w:val="single"/>
         </w:rPr>
-        <w:hyperlink r:id="rId26" w:history="1">
+        <w:hyperlink r:id="rId25" w:history="1">
           <w:r>
             <w:rPr>
               <w:rStyle w:val="Hyperlink"/>
@@ -4059,7 +4041,7 @@
           <w:sz w:val="24"/>
           <w:u w:val="single"/>
         </w:rPr>
-        <w:hyperlink r:id="rId26" w:history="1">
+        <w:hyperlink r:id="rId25" w:history="1">
           <w:r>
             <w:rPr>
               <w:rStyle w:val="Hyperlink"/>
@@ -4077,7 +4059,7 @@
           <w:sz w:val="24"/>
           <w:u w:val="single"/>
         </w:rPr>
-        <w:hyperlink r:id="rId26" w:history="1">
+        <w:hyperlink r:id="rId25" w:history="1">
           <w:r>
             <w:rPr>
               <w:rStyle w:val="Hyperlink"/>
@@ -4095,7 +4077,7 @@
           <w:sz w:val="24"/>
           <w:u w:val="single"/>
         </w:rPr>
-        <w:hyperlink r:id="rId26" w:history="1">
+        <w:hyperlink r:id="rId25" w:history="1">
           <w:r>
             <w:rPr>
               <w:rStyle w:val="Hyperlink"/>
@@ -4113,7 +4095,7 @@
           <w:sz w:val="24"/>
           <w:u w:val="single"/>
         </w:rPr>
-        <w:hyperlink r:id="rId26" w:history="1">
+        <w:hyperlink r:id="rId25" w:history="1">
           <w:r>
             <w:rPr>
               <w:rStyle w:val="Hyperlink"/>
@@ -4131,7 +4113,7 @@
           <w:sz w:val="24"/>
           <w:u w:val="single"/>
         </w:rPr>
-        <w:hyperlink r:id="rId26" w:history="1">
+        <w:hyperlink r:id="rId25" w:history="1">
           <w:r>
             <w:rPr>
               <w:rStyle w:val="Hyperlink"/>
@@ -4149,7 +4131,7 @@
           <w:sz w:val="24"/>
           <w:u w:val="single"/>
         </w:rPr>
-        <w:hyperlink r:id="rId26" w:history="1">
+        <w:hyperlink r:id="rId25" w:history="1">
           <w:r>
             <w:rPr>
               <w:rStyle w:val="Hyperlink"/>
@@ -4167,7 +4149,7 @@
           <w:sz w:val="24"/>
           <w:u w:val="single"/>
         </w:rPr>
-        <w:hyperlink r:id="rId26" w:history="1">
+        <w:hyperlink r:id="rId25" w:history="1">
           <w:r>
             <w:rPr>
               <w:rStyle w:val="Hyperlink"/>
@@ -4185,7 +4167,7 @@
           <w:sz w:val="24"/>
           <w:u w:val="single"/>
         </w:rPr>
-        <w:hyperlink r:id="rId26" w:history="1">
+        <w:hyperlink r:id="rId25" w:history="1">
           <w:r>
             <w:rPr>
               <w:rStyle w:val="Hyperlink"/>
@@ -4203,7 +4185,7 @@
           <w:sz w:val="24"/>
           <w:u w:val="single"/>
         </w:rPr>
-        <w:hyperlink r:id="rId26" w:history="1">
+        <w:hyperlink r:id="rId25" w:history="1">
           <w:r>
             <w:rPr>
               <w:rStyle w:val="Hyperlink"/>
@@ -4221,7 +4203,7 @@
           <w:sz w:val="24"/>
           <w:u w:val="single"/>
         </w:rPr>
-        <w:hyperlink r:id="rId26" w:history="1">
+        <w:hyperlink r:id="rId25" w:history="1">
           <w:r>
             <w:rPr>
               <w:rStyle w:val="Hyperlink"/>
@@ -4250,7 +4232,7 @@
           <w:sz w:val="24"/>
           <w:u w:val="single"/>
         </w:rPr>
-        <w:hyperlink r:id="rId26" w:history="1">
+        <w:hyperlink r:id="rId25" w:history="1">
           <w:r>
             <w:rPr>
               <w:rStyle w:val="Hyperlink"/>
@@ -4268,7 +4250,7 @@
           <w:sz w:val="24"/>
           <w:u w:val="single"/>
         </w:rPr>
-        <w:hyperlink r:id="rId26" w:history="1">
+        <w:hyperlink r:id="rId25" w:history="1">
           <w:r>
             <w:rPr>
               <w:rStyle w:val="Hyperlink"/>
@@ -4425,7 +4407,7 @@
           <w:sz w:val="24"/>
           <w:u w:val="single"/>
         </w:rPr>
-        <w:hyperlink r:id="rId27" w:history="1">
+        <w:hyperlink r:id="rId26" w:history="1">
           <w:r>
             <w:rPr>
               <w:rStyle w:val="Hyperlink"/>
@@ -4443,7 +4425,7 @@
           <w:sz w:val="24"/>
           <w:u w:val="single"/>
         </w:rPr>
-        <w:hyperlink r:id="rId27" w:history="1">
+        <w:hyperlink r:id="rId26" w:history="1">
           <w:r>
             <w:rPr>
               <w:rStyle w:val="Hyperlink"/>
@@ -4461,7 +4443,7 @@
           <w:sz w:val="24"/>
           <w:u w:val="single"/>
         </w:rPr>
-        <w:hyperlink r:id="rId27" w:history="1">
+        <w:hyperlink r:id="rId26" w:history="1">
           <w:r>
             <w:rPr>
               <w:rStyle w:val="Hyperlink"/>
@@ -4479,7 +4461,7 @@
           <w:sz w:val="24"/>
           <w:u w:val="single"/>
         </w:rPr>
-        <w:hyperlink r:id="rId27" w:history="1">
+        <w:hyperlink r:id="rId26" w:history="1">
           <w:r>
             <w:rPr>
               <w:rStyle w:val="Hyperlink"/>
@@ -4497,7 +4479,7 @@
           <w:sz w:val="24"/>
           <w:u w:val="single"/>
         </w:rPr>
-        <w:hyperlink r:id="rId27" w:history="1">
+        <w:hyperlink r:id="rId26" w:history="1">
           <w:r>
             <w:rPr>
               <w:rStyle w:val="Hyperlink"/>
@@ -4515,7 +4497,7 @@
           <w:sz w:val="24"/>
           <w:u w:val="single"/>
         </w:rPr>
-        <w:hyperlink r:id="rId27" w:history="1">
+        <w:hyperlink r:id="rId26" w:history="1">
           <w:r>
             <w:rPr>
               <w:rStyle w:val="Hyperlink"/>
@@ -4533,7 +4515,7 @@
           <w:sz w:val="24"/>
           <w:u w:val="single"/>
         </w:rPr>
-        <w:hyperlink r:id="rId27" w:history="1">
+        <w:hyperlink r:id="rId26" w:history="1">
           <w:r>
             <w:rPr>
               <w:rStyle w:val="Hyperlink"/>
@@ -4551,7 +4533,7 @@
           <w:sz w:val="24"/>
           <w:u w:val="single"/>
         </w:rPr>
-        <w:hyperlink r:id="rId27" w:history="1">
+        <w:hyperlink r:id="rId26" w:history="1">
           <w:r>
             <w:rPr>
               <w:rStyle w:val="Hyperlink"/>
@@ -4569,7 +4551,7 @@
           <w:sz w:val="24"/>
           <w:u w:val="single"/>
         </w:rPr>
-        <w:hyperlink r:id="rId27" w:history="1">
+        <w:hyperlink r:id="rId26" w:history="1">
           <w:r>
             <w:rPr>
               <w:rStyle w:val="Hyperlink"/>
@@ -4587,7 +4569,7 @@
           <w:sz w:val="24"/>
           <w:u w:val="single"/>
         </w:rPr>
-        <w:hyperlink r:id="rId27" w:history="1">
+        <w:hyperlink r:id="rId26" w:history="1">
           <w:r>
             <w:rPr>
               <w:rStyle w:val="Hyperlink"/>
@@ -4605,7 +4587,7 @@
           <w:sz w:val="24"/>
           <w:u w:val="single"/>
         </w:rPr>
-        <w:hyperlink r:id="rId27" w:history="1">
+        <w:hyperlink r:id="rId26" w:history="1">
           <w:r>
             <w:rPr>
               <w:rStyle w:val="Hyperlink"/>
@@ -4623,7 +4605,7 @@
           <w:sz w:val="24"/>
           <w:u w:val="single"/>
         </w:rPr>
-        <w:hyperlink r:id="rId27" w:history="1">
+        <w:hyperlink r:id="rId26" w:history="1">
           <w:r>
             <w:rPr>
               <w:rStyle w:val="Hyperlink"/>
@@ -4641,7 +4623,7 @@
           <w:sz w:val="24"/>
           <w:u w:val="single"/>
         </w:rPr>
-        <w:hyperlink r:id="rId27" w:history="1">
+        <w:hyperlink r:id="rId26" w:history="1">
           <w:r>
             <w:rPr>
               <w:rStyle w:val="Hyperlink"/>
@@ -4659,7 +4641,7 @@
           <w:sz w:val="24"/>
           <w:u w:val="single"/>
         </w:rPr>
-        <w:hyperlink r:id="rId27" w:history="1">
+        <w:hyperlink r:id="rId26" w:history="1">
           <w:r>
             <w:rPr>
               <w:rStyle w:val="Hyperlink"/>
@@ -4677,7 +4659,7 @@
           <w:sz w:val="24"/>
           <w:u w:val="single"/>
         </w:rPr>
-        <w:hyperlink r:id="rId27" w:history="1">
+        <w:hyperlink r:id="rId26" w:history="1">
           <w:r>
             <w:rPr>
               <w:rStyle w:val="Hyperlink"/>
@@ -4825,7 +4807,7 @@
           <w:sz w:val="24"/>
           <w:u w:val="single"/>
         </w:rPr>
-        <w:hyperlink r:id="rId28" w:history="1">
+        <w:hyperlink r:id="rId27" w:history="1">
           <w:r>
             <w:rPr>
               <w:rStyle w:val="Hyperlink"/>
@@ -4843,7 +4825,7 @@
           <w:sz w:val="24"/>
           <w:u w:val="single"/>
         </w:rPr>
-        <w:hyperlink r:id="rId28" w:history="1">
+        <w:hyperlink r:id="rId27" w:history="1">
           <w:r>
             <w:rPr>
               <w:rStyle w:val="Hyperlink"/>
@@ -4861,7 +4843,7 @@
           <w:sz w:val="24"/>
           <w:u w:val="single"/>
         </w:rPr>
-        <w:hyperlink r:id="rId28" w:history="1">
+        <w:hyperlink r:id="rId27" w:history="1">
           <w:r>
             <w:rPr>
               <w:rStyle w:val="Hyperlink"/>
@@ -4879,7 +4861,7 @@
           <w:sz w:val="24"/>
           <w:u w:val="single"/>
         </w:rPr>
-        <w:hyperlink r:id="rId28" w:history="1">
+        <w:hyperlink r:id="rId27" w:history="1">
           <w:r>
             <w:rPr>
               <w:rStyle w:val="Hyperlink"/>
@@ -4897,7 +4879,7 @@
           <w:sz w:val="24"/>
           <w:u w:val="single"/>
         </w:rPr>
-        <w:hyperlink r:id="rId28" w:history="1">
+        <w:hyperlink r:id="rId27" w:history="1">
           <w:r>
             <w:rPr>
               <w:rStyle w:val="Hyperlink"/>
@@ -4918,7 +4900,7 @@
           <w:sz w:val="24"/>
           <w:u w:val="single"/>
         </w:rPr>
-        <w:hyperlink r:id="rId28" w:history="1">
+        <w:hyperlink r:id="rId27" w:history="1">
           <w:r>
             <w:rPr>
               <w:rStyle w:val="Hyperlink"/>
@@ -4936,7 +4918,7 @@
           <w:sz w:val="24"/>
           <w:u w:val="single"/>
         </w:rPr>
-        <w:hyperlink r:id="rId28" w:history="1">
+        <w:hyperlink r:id="rId27" w:history="1">
           <w:r>
             <w:rPr>
               <w:rStyle w:val="Hyperlink"/>
@@ -4954,7 +4936,7 @@
           <w:sz w:val="24"/>
           <w:u w:val="single"/>
         </w:rPr>
-        <w:hyperlink r:id="rId28" w:history="1">
+        <w:hyperlink r:id="rId27" w:history="1">
           <w:r>
             <w:rPr>
               <w:rStyle w:val="Hyperlink"/>
@@ -4972,7 +4954,7 @@
           <w:sz w:val="24"/>
           <w:u w:val="single"/>
         </w:rPr>
-        <w:hyperlink r:id="rId28" w:history="1">
+        <w:hyperlink r:id="rId27" w:history="1">
           <w:r>
             <w:rPr>
               <w:rStyle w:val="Hyperlink"/>
@@ -4990,7 +4972,7 @@
           <w:sz w:val="24"/>
           <w:u w:val="single"/>
         </w:rPr>
-        <w:hyperlink r:id="rId28" w:history="1">
+        <w:hyperlink r:id="rId27" w:history="1">
           <w:r>
             <w:rPr>
               <w:rStyle w:val="Hyperlink"/>
@@ -5141,7 +5123,7 @@
           <w:sz w:val="24"/>
           <w:u w:val="single"/>
         </w:rPr>
-        <w:hyperlink r:id="rId29" w:history="1">
+        <w:hyperlink r:id="rId28" w:history="1">
           <w:r>
             <w:rPr>
               <w:rStyle w:val="Hyperlink"/>
@@ -5159,7 +5141,7 @@
           <w:sz w:val="24"/>
           <w:u w:val="single"/>
         </w:rPr>
-        <w:hyperlink r:id="rId29" w:history="1">
+        <w:hyperlink r:id="rId28" w:history="1">
           <w:r>
             <w:rPr>
               <w:rStyle w:val="Hyperlink"/>
@@ -5177,7 +5159,7 @@
           <w:sz w:val="24"/>
           <w:u w:val="single"/>
         </w:rPr>
-        <w:hyperlink r:id="rId29" w:history="1">
+        <w:hyperlink r:id="rId28" w:history="1">
           <w:r>
             <w:rPr>
               <w:rStyle w:val="Hyperlink"/>
@@ -5195,7 +5177,7 @@
           <w:sz w:val="24"/>
           <w:u w:val="single"/>
         </w:rPr>
-        <w:hyperlink r:id="rId29" w:history="1">
+        <w:hyperlink r:id="rId28" w:history="1">
           <w:r>
             <w:rPr>
               <w:rStyle w:val="Hyperlink"/>
@@ -5213,7 +5195,7 @@
           <w:sz w:val="24"/>
           <w:u w:val="single"/>
         </w:rPr>
-        <w:hyperlink r:id="rId29" w:history="1">
+        <w:hyperlink r:id="rId28" w:history="1">
           <w:r>
             <w:rPr>
               <w:rStyle w:val="Hyperlink"/>
@@ -5231,7 +5213,7 @@
           <w:sz w:val="24"/>
           <w:u w:val="single"/>
         </w:rPr>
-        <w:hyperlink r:id="rId29" w:history="1">
+        <w:hyperlink r:id="rId28" w:history="1">
           <w:r>
             <w:rPr>
               <w:rStyle w:val="Hyperlink"/>
@@ -5249,7 +5231,7 @@
           <w:sz w:val="24"/>
           <w:u w:val="single"/>
         </w:rPr>
-        <w:hyperlink r:id="rId29" w:history="1">
+        <w:hyperlink r:id="rId28" w:history="1">
           <w:r>
             <w:rPr>
               <w:rStyle w:val="Hyperlink"/>
@@ -5267,7 +5249,7 @@
           <w:sz w:val="24"/>
           <w:u w:val="single"/>
         </w:rPr>
-        <w:hyperlink r:id="rId29" w:history="1">
+        <w:hyperlink r:id="rId28" w:history="1">
           <w:r>
             <w:rPr>
               <w:rStyle w:val="Hyperlink"/>
@@ -5285,7 +5267,7 @@
           <w:sz w:val="24"/>
           <w:u w:val="single"/>
         </w:rPr>
-        <w:hyperlink r:id="rId29" w:history="1">
+        <w:hyperlink r:id="rId28" w:history="1">
           <w:r>
             <w:rPr>
               <w:rStyle w:val="Hyperlink"/>

--- a/EXPORTS/DOCX/published/niveau3/Dutch/JustinusNassau.docx
+++ b/EXPORTS/DOCX/published/niveau3/Dutch/JustinusNassau.docx
@@ -338,32 +338,7 @@
           <w:sz w:val="24"/>
           <w:u w:val="single"/>
         </w:rPr>
-        <w:hyperlink r:id="rId10" w:history="1">
-          <w:r>
-            <w:rPr>
-              <w:rStyle w:val="Hyperlink"/>
-            </w:rPr>
-            <w:t>M</w:t>
-          </w:r>
-        </w:hyperlink>
-      </w:r>
-      <w:r>
-        <w:rPr>
-          <w:rFonts w:ascii="Charis SIL Regular" w:hAnsi="Charis SIL Regular" w:eastAsia="Charis SIL Regular"/>
-          <w:b w:val="0"/>
-          <w:i w:val="0"/>
-          <w:color w:val="0000FF"/>
-          <w:sz w:val="24"/>
-          <w:u w:val="single"/>
-        </w:rPr>
-        <w:hyperlink r:id="rId10" w:history="1">
-          <w:r>
-            <w:rPr>
-              <w:rStyle w:val="Hyperlink"/>
-            </w:rPr>
-            <w:t xml:space="preserve">ilitaire </w:t>
-          </w:r>
-        </w:hyperlink>
+        <w:t xml:space="preserve">Militaire </w:t>
       </w:r>
       <w:r>
         <w:rPr>
@@ -492,7 +467,7 @@
           <w:sz w:val="24"/>
           <w:u w:val="single"/>
         </w:rPr>
-        <w:hyperlink r:id="rId10" w:history="1">
+        <w:hyperlink r:id="rId11" w:history="1">
           <w:r>
             <w:rPr>
               <w:rStyle w:val="Hyperlink"/>
@@ -668,15 +643,9 @@
           <w:i w:val="0"/>
           <w:color w:val="0000FF"/>
           <w:sz w:val="24"/>
-        </w:rPr>
-        <w:hyperlink r:id="rId12" w:history="1">
-          <w:r>
-            <w:rPr>
-              <w:rStyle w:val="Hyperlink"/>
-            </w:rPr>
-            <w:t>c</w:t>
-          </w:r>
-        </w:hyperlink>
+          <w:u w:val="single"/>
+        </w:rPr>
+        <w:t>c</w:t>
       </w:r>
       <w:r>
         <w:rPr>
@@ -1012,7 +981,25 @@
           <w:color w:val="000000"/>
           <w:sz w:val="24"/>
         </w:rPr>
-        <w:t>aan 'personen onder de lezers van deze regelen, die een verzameling in particulier b</w:t>
+        <w:t>aan 'personen onder de lezers van deze regelen, die een verzameling in pa</w:t>
+      </w:r>
+      <w:r>
+        <w:rPr>
+          <w:u w:val="single" w:color="0000ff"/>
+          <w:rFonts w:ascii="Charis SIL Regular" w:hAnsi="Charis SIL Regular" w:eastAsia="Charis SIL Regular"/>
+          <w:b w:val="0"/>
+          <w:i w:val="0"/>
+          <w:color w:val="000000"/>
+          <w:sz w:val="24"/>
+        </w:rPr>
+        <w:hyperlink r:id="rId14" w:history="1">
+          <w:r>
+            <w:rPr>
+              <w:rStyle w:val="Hyperlink"/>
+            </w:rPr>
+            <w:t>rticulier b</w:t>
+          </w:r>
+        </w:hyperlink>
       </w:r>
       <w:r>
         <w:rPr>
@@ -1174,7 +1161,14 @@
           <w:color w:val="000000"/>
           <w:sz w:val="24"/>
         </w:rPr>
-        <w:t>da</w:t>
+        <w:hyperlink r:id="rId15" w:history="1">
+          <w:r>
+            <w:rPr>
+              <w:rStyle w:val="Hyperlink"/>
+            </w:rPr>
+            <w:t>da</w:t>
+          </w:r>
+        </w:hyperlink>
       </w:r>
       <w:r>
         <w:rPr>
@@ -3503,7 +3497,14 @@
           <w:color w:val="000000"/>
           <w:sz w:val="24"/>
         </w:rPr>
-        <w:t xml:space="preserve">, </w:t>
+        <w:hyperlink r:id="rId21" w:history="1">
+          <w:r>
+            <w:rPr>
+              <w:rStyle w:val="Hyperlink"/>
+            </w:rPr>
+            <w:t xml:space="preserve">, </w:t>
+          </w:r>
+        </w:hyperlink>
       </w:r>
       <w:r>
         <w:rPr>
@@ -3543,7 +3544,7 @@
           <w:sz w:val="24"/>
           <w:u w:val="single"/>
         </w:rPr>
-        <w:hyperlink r:id="rId21" w:history="1">
+        <w:hyperlink r:id="rId23" w:history="1">
           <w:r>
             <w:rPr>
               <w:rStyle w:val="Hyperlink"/>
@@ -3561,7 +3562,7 @@
           <w:sz w:val="24"/>
           <w:u w:val="single"/>
         </w:rPr>
-        <w:hyperlink r:id="rId21" w:history="1">
+        <w:hyperlink r:id="rId23" w:history="1">
           <w:r>
             <w:rPr>
               <w:rStyle w:val="Hyperlink"/>
@@ -3692,7 +3693,7 @@
           <w:sz w:val="24"/>
           <w:u w:val="single"/>
         </w:rPr>
-        <w:hyperlink r:id="rId23" w:history="1">
+        <w:hyperlink r:id="rId24" w:history="1">
           <w:r>
             <w:rPr>
               <w:rStyle w:val="Hyperlink"/>
@@ -3710,7 +3711,7 @@
           <w:sz w:val="24"/>
           <w:u w:val="single"/>
         </w:rPr>
-        <w:hyperlink r:id="rId23" w:history="1">
+        <w:hyperlink r:id="rId24" w:history="1">
           <w:r>
             <w:rPr>
               <w:rStyle w:val="Hyperlink"/>
@@ -3728,7 +3729,7 @@
           <w:sz w:val="24"/>
           <w:u w:val="single"/>
         </w:rPr>
-        <w:hyperlink r:id="rId23" w:history="1">
+        <w:hyperlink r:id="rId24" w:history="1">
           <w:r>
             <w:rPr>
               <w:rStyle w:val="Hyperlink"/>
@@ -3746,7 +3747,7 @@
           <w:sz w:val="24"/>
           <w:u w:val="single"/>
         </w:rPr>
-        <w:hyperlink r:id="rId23" w:history="1">
+        <w:hyperlink r:id="rId24" w:history="1">
           <w:r>
             <w:rPr>
               <w:rStyle w:val="Hyperlink"/>
@@ -3774,7 +3775,7 @@
           <w:sz w:val="24"/>
           <w:u w:val="single"/>
         </w:rPr>
-        <w:hyperlink r:id="rId24" w:history="1">
+        <w:hyperlink r:id="rId25" w:history="1">
           <w:r>
             <w:rPr>
               <w:rStyle w:val="Hyperlink"/>
@@ -3792,7 +3793,7 @@
           <w:sz w:val="24"/>
           <w:u w:val="single"/>
         </w:rPr>
-        <w:hyperlink r:id="rId23" w:history="1">
+        <w:hyperlink r:id="rId24" w:history="1">
           <w:r>
             <w:rPr>
               <w:rStyle w:val="Hyperlink"/>
@@ -3810,7 +3811,7 @@
           <w:sz w:val="24"/>
           <w:u w:val="single"/>
         </w:rPr>
-        <w:hyperlink r:id="rId23" w:history="1">
+        <w:hyperlink r:id="rId24" w:history="1">
           <w:r>
             <w:rPr>
               <w:rStyle w:val="Hyperlink"/>
@@ -3951,7 +3952,7 @@
           <w:sz w:val="24"/>
           <w:u w:val="single"/>
         </w:rPr>
-        <w:hyperlink r:id="rId25" w:history="1">
+        <w:hyperlink r:id="rId26" w:history="1">
           <w:r>
             <w:rPr>
               <w:rStyle w:val="Hyperlink"/>
@@ -3969,7 +3970,7 @@
           <w:sz w:val="24"/>
           <w:u w:val="single"/>
         </w:rPr>
-        <w:hyperlink r:id="rId25" w:history="1">
+        <w:hyperlink r:id="rId26" w:history="1">
           <w:r>
             <w:rPr>
               <w:rStyle w:val="Hyperlink"/>
@@ -3987,7 +3988,7 @@
           <w:sz w:val="24"/>
           <w:u w:val="single"/>
         </w:rPr>
-        <w:hyperlink r:id="rId25" w:history="1">
+        <w:hyperlink r:id="rId26" w:history="1">
           <w:r>
             <w:rPr>
               <w:rStyle w:val="Hyperlink"/>
@@ -4005,7 +4006,7 @@
           <w:sz w:val="24"/>
           <w:u w:val="single"/>
         </w:rPr>
-        <w:hyperlink r:id="rId25" w:history="1">
+        <w:hyperlink r:id="rId26" w:history="1">
           <w:r>
             <w:rPr>
               <w:rStyle w:val="Hyperlink"/>
@@ -4023,7 +4024,7 @@
           <w:sz w:val="24"/>
           <w:u w:val="single"/>
         </w:rPr>
-        <w:hyperlink r:id="rId25" w:history="1">
+        <w:hyperlink r:id="rId26" w:history="1">
           <w:r>
             <w:rPr>
               <w:rStyle w:val="Hyperlink"/>
@@ -4041,7 +4042,7 @@
           <w:sz w:val="24"/>
           <w:u w:val="single"/>
         </w:rPr>
-        <w:hyperlink r:id="rId25" w:history="1">
+        <w:hyperlink r:id="rId26" w:history="1">
           <w:r>
             <w:rPr>
               <w:rStyle w:val="Hyperlink"/>
@@ -4059,7 +4060,7 @@
           <w:sz w:val="24"/>
           <w:u w:val="single"/>
         </w:rPr>
-        <w:hyperlink r:id="rId25" w:history="1">
+        <w:hyperlink r:id="rId26" w:history="1">
           <w:r>
             <w:rPr>
               <w:rStyle w:val="Hyperlink"/>
@@ -4077,7 +4078,7 @@
           <w:sz w:val="24"/>
           <w:u w:val="single"/>
         </w:rPr>
-        <w:hyperlink r:id="rId25" w:history="1">
+        <w:hyperlink r:id="rId26" w:history="1">
           <w:r>
             <w:rPr>
               <w:rStyle w:val="Hyperlink"/>
@@ -4095,7 +4096,7 @@
           <w:sz w:val="24"/>
           <w:u w:val="single"/>
         </w:rPr>
-        <w:hyperlink r:id="rId25" w:history="1">
+        <w:hyperlink r:id="rId26" w:history="1">
           <w:r>
             <w:rPr>
               <w:rStyle w:val="Hyperlink"/>
@@ -4113,7 +4114,7 @@
           <w:sz w:val="24"/>
           <w:u w:val="single"/>
         </w:rPr>
-        <w:hyperlink r:id="rId25" w:history="1">
+        <w:hyperlink r:id="rId26" w:history="1">
           <w:r>
             <w:rPr>
               <w:rStyle w:val="Hyperlink"/>
@@ -4131,7 +4132,7 @@
           <w:sz w:val="24"/>
           <w:u w:val="single"/>
         </w:rPr>
-        <w:hyperlink r:id="rId25" w:history="1">
+        <w:hyperlink r:id="rId26" w:history="1">
           <w:r>
             <w:rPr>
               <w:rStyle w:val="Hyperlink"/>
@@ -4149,7 +4150,7 @@
           <w:sz w:val="24"/>
           <w:u w:val="single"/>
         </w:rPr>
-        <w:hyperlink r:id="rId25" w:history="1">
+        <w:hyperlink r:id="rId26" w:history="1">
           <w:r>
             <w:rPr>
               <w:rStyle w:val="Hyperlink"/>
@@ -4167,7 +4168,7 @@
           <w:sz w:val="24"/>
           <w:u w:val="single"/>
         </w:rPr>
-        <w:hyperlink r:id="rId25" w:history="1">
+        <w:hyperlink r:id="rId26" w:history="1">
           <w:r>
             <w:rPr>
               <w:rStyle w:val="Hyperlink"/>
@@ -4185,7 +4186,7 @@
           <w:sz w:val="24"/>
           <w:u w:val="single"/>
         </w:rPr>
-        <w:hyperlink r:id="rId25" w:history="1">
+        <w:hyperlink r:id="rId26" w:history="1">
           <w:r>
             <w:rPr>
               <w:rStyle w:val="Hyperlink"/>
@@ -4203,7 +4204,7 @@
           <w:sz w:val="24"/>
           <w:u w:val="single"/>
         </w:rPr>
-        <w:hyperlink r:id="rId25" w:history="1">
+        <w:hyperlink r:id="rId26" w:history="1">
           <w:r>
             <w:rPr>
               <w:rStyle w:val="Hyperlink"/>
@@ -4232,7 +4233,7 @@
           <w:sz w:val="24"/>
           <w:u w:val="single"/>
         </w:rPr>
-        <w:hyperlink r:id="rId25" w:history="1">
+        <w:hyperlink r:id="rId26" w:history="1">
           <w:r>
             <w:rPr>
               <w:rStyle w:val="Hyperlink"/>
@@ -4250,7 +4251,7 @@
           <w:sz w:val="24"/>
           <w:u w:val="single"/>
         </w:rPr>
-        <w:hyperlink r:id="rId25" w:history="1">
+        <w:hyperlink r:id="rId26" w:history="1">
           <w:r>
             <w:rPr>
               <w:rStyle w:val="Hyperlink"/>
@@ -4407,7 +4408,7 @@
           <w:sz w:val="24"/>
           <w:u w:val="single"/>
         </w:rPr>
-        <w:hyperlink r:id="rId26" w:history="1">
+        <w:hyperlink r:id="rId27" w:history="1">
           <w:r>
             <w:rPr>
               <w:rStyle w:val="Hyperlink"/>
@@ -4425,7 +4426,7 @@
           <w:sz w:val="24"/>
           <w:u w:val="single"/>
         </w:rPr>
-        <w:hyperlink r:id="rId26" w:history="1">
+        <w:hyperlink r:id="rId27" w:history="1">
           <w:r>
             <w:rPr>
               <w:rStyle w:val="Hyperlink"/>
@@ -4443,7 +4444,7 @@
           <w:sz w:val="24"/>
           <w:u w:val="single"/>
         </w:rPr>
-        <w:hyperlink r:id="rId26" w:history="1">
+        <w:hyperlink r:id="rId27" w:history="1">
           <w:r>
             <w:rPr>
               <w:rStyle w:val="Hyperlink"/>
@@ -4461,7 +4462,7 @@
           <w:sz w:val="24"/>
           <w:u w:val="single"/>
         </w:rPr>
-        <w:hyperlink r:id="rId26" w:history="1">
+        <w:hyperlink r:id="rId27" w:history="1">
           <w:r>
             <w:rPr>
               <w:rStyle w:val="Hyperlink"/>
@@ -4479,7 +4480,7 @@
           <w:sz w:val="24"/>
           <w:u w:val="single"/>
         </w:rPr>
-        <w:hyperlink r:id="rId26" w:history="1">
+        <w:hyperlink r:id="rId27" w:history="1">
           <w:r>
             <w:rPr>
               <w:rStyle w:val="Hyperlink"/>
@@ -4497,7 +4498,7 @@
           <w:sz w:val="24"/>
           <w:u w:val="single"/>
         </w:rPr>
-        <w:hyperlink r:id="rId26" w:history="1">
+        <w:hyperlink r:id="rId27" w:history="1">
           <w:r>
             <w:rPr>
               <w:rStyle w:val="Hyperlink"/>
@@ -4515,7 +4516,7 @@
           <w:sz w:val="24"/>
           <w:u w:val="single"/>
         </w:rPr>
-        <w:hyperlink r:id="rId26" w:history="1">
+        <w:hyperlink r:id="rId27" w:history="1">
           <w:r>
             <w:rPr>
               <w:rStyle w:val="Hyperlink"/>
@@ -4533,7 +4534,7 @@
           <w:sz w:val="24"/>
           <w:u w:val="single"/>
         </w:rPr>
-        <w:hyperlink r:id="rId26" w:history="1">
+        <w:hyperlink r:id="rId27" w:history="1">
           <w:r>
             <w:rPr>
               <w:rStyle w:val="Hyperlink"/>
@@ -4551,7 +4552,7 @@
           <w:sz w:val="24"/>
           <w:u w:val="single"/>
         </w:rPr>
-        <w:hyperlink r:id="rId26" w:history="1">
+        <w:hyperlink r:id="rId27" w:history="1">
           <w:r>
             <w:rPr>
               <w:rStyle w:val="Hyperlink"/>
@@ -4569,7 +4570,7 @@
           <w:sz w:val="24"/>
           <w:u w:val="single"/>
         </w:rPr>
-        <w:hyperlink r:id="rId26" w:history="1">
+        <w:hyperlink r:id="rId27" w:history="1">
           <w:r>
             <w:rPr>
               <w:rStyle w:val="Hyperlink"/>
@@ -4587,7 +4588,7 @@
           <w:sz w:val="24"/>
           <w:u w:val="single"/>
         </w:rPr>
-        <w:hyperlink r:id="rId26" w:history="1">
+        <w:hyperlink r:id="rId27" w:history="1">
           <w:r>
             <w:rPr>
               <w:rStyle w:val="Hyperlink"/>
@@ -4605,7 +4606,7 @@
           <w:sz w:val="24"/>
           <w:u w:val="single"/>
         </w:rPr>
-        <w:hyperlink r:id="rId26" w:history="1">
+        <w:hyperlink r:id="rId27" w:history="1">
           <w:r>
             <w:rPr>
               <w:rStyle w:val="Hyperlink"/>
@@ -4623,7 +4624,7 @@
           <w:sz w:val="24"/>
           <w:u w:val="single"/>
         </w:rPr>
-        <w:hyperlink r:id="rId26" w:history="1">
+        <w:hyperlink r:id="rId27" w:history="1">
           <w:r>
             <w:rPr>
               <w:rStyle w:val="Hyperlink"/>
@@ -4641,7 +4642,7 @@
           <w:sz w:val="24"/>
           <w:u w:val="single"/>
         </w:rPr>
-        <w:hyperlink r:id="rId26" w:history="1">
+        <w:hyperlink r:id="rId27" w:history="1">
           <w:r>
             <w:rPr>
               <w:rStyle w:val="Hyperlink"/>
@@ -4659,7 +4660,7 @@
           <w:sz w:val="24"/>
           <w:u w:val="single"/>
         </w:rPr>
-        <w:hyperlink r:id="rId26" w:history="1">
+        <w:hyperlink r:id="rId27" w:history="1">
           <w:r>
             <w:rPr>
               <w:rStyle w:val="Hyperlink"/>
@@ -4807,7 +4808,7 @@
           <w:sz w:val="24"/>
           <w:u w:val="single"/>
         </w:rPr>
-        <w:hyperlink r:id="rId27" w:history="1">
+        <w:hyperlink r:id="rId28" w:history="1">
           <w:r>
             <w:rPr>
               <w:rStyle w:val="Hyperlink"/>
@@ -4825,7 +4826,7 @@
           <w:sz w:val="24"/>
           <w:u w:val="single"/>
         </w:rPr>
-        <w:hyperlink r:id="rId27" w:history="1">
+        <w:hyperlink r:id="rId28" w:history="1">
           <w:r>
             <w:rPr>
               <w:rStyle w:val="Hyperlink"/>
@@ -4843,7 +4844,7 @@
           <w:sz w:val="24"/>
           <w:u w:val="single"/>
         </w:rPr>
-        <w:hyperlink r:id="rId27" w:history="1">
+        <w:hyperlink r:id="rId28" w:history="1">
           <w:r>
             <w:rPr>
               <w:rStyle w:val="Hyperlink"/>
@@ -4861,7 +4862,7 @@
           <w:sz w:val="24"/>
           <w:u w:val="single"/>
         </w:rPr>
-        <w:hyperlink r:id="rId27" w:history="1">
+        <w:hyperlink r:id="rId28" w:history="1">
           <w:r>
             <w:rPr>
               <w:rStyle w:val="Hyperlink"/>
@@ -4879,7 +4880,7 @@
           <w:sz w:val="24"/>
           <w:u w:val="single"/>
         </w:rPr>
-        <w:hyperlink r:id="rId27" w:history="1">
+        <w:hyperlink r:id="rId28" w:history="1">
           <w:r>
             <w:rPr>
               <w:rStyle w:val="Hyperlink"/>
@@ -4900,7 +4901,7 @@
           <w:sz w:val="24"/>
           <w:u w:val="single"/>
         </w:rPr>
-        <w:hyperlink r:id="rId27" w:history="1">
+        <w:hyperlink r:id="rId28" w:history="1">
           <w:r>
             <w:rPr>
               <w:rStyle w:val="Hyperlink"/>
@@ -4918,7 +4919,7 @@
           <w:sz w:val="24"/>
           <w:u w:val="single"/>
         </w:rPr>
-        <w:hyperlink r:id="rId27" w:history="1">
+        <w:hyperlink r:id="rId28" w:history="1">
           <w:r>
             <w:rPr>
               <w:rStyle w:val="Hyperlink"/>
@@ -4936,7 +4937,7 @@
           <w:sz w:val="24"/>
           <w:u w:val="single"/>
         </w:rPr>
-        <w:hyperlink r:id="rId27" w:history="1">
+        <w:hyperlink r:id="rId28" w:history="1">
           <w:r>
             <w:rPr>
               <w:rStyle w:val="Hyperlink"/>
@@ -4954,7 +4955,7 @@
           <w:sz w:val="24"/>
           <w:u w:val="single"/>
         </w:rPr>
-        <w:hyperlink r:id="rId27" w:history="1">
+        <w:hyperlink r:id="rId28" w:history="1">
           <w:r>
             <w:rPr>
               <w:rStyle w:val="Hyperlink"/>
@@ -4972,7 +4973,7 @@
           <w:sz w:val="24"/>
           <w:u w:val="single"/>
         </w:rPr>
-        <w:hyperlink r:id="rId27" w:history="1">
+        <w:hyperlink r:id="rId28" w:history="1">
           <w:r>
             <w:rPr>
               <w:rStyle w:val="Hyperlink"/>
@@ -5123,7 +5124,7 @@
           <w:sz w:val="24"/>
           <w:u w:val="single"/>
         </w:rPr>
-        <w:hyperlink r:id="rId28" w:history="1">
+        <w:hyperlink r:id="rId29" w:history="1">
           <w:r>
             <w:rPr>
               <w:rStyle w:val="Hyperlink"/>
@@ -5141,7 +5142,7 @@
           <w:sz w:val="24"/>
           <w:u w:val="single"/>
         </w:rPr>
-        <w:hyperlink r:id="rId28" w:history="1">
+        <w:hyperlink r:id="rId29" w:history="1">
           <w:r>
             <w:rPr>
               <w:rStyle w:val="Hyperlink"/>
@@ -5159,7 +5160,7 @@
           <w:sz w:val="24"/>
           <w:u w:val="single"/>
         </w:rPr>
-        <w:hyperlink r:id="rId28" w:history="1">
+        <w:hyperlink r:id="rId29" w:history="1">
           <w:r>
             <w:rPr>
               <w:rStyle w:val="Hyperlink"/>
@@ -5177,7 +5178,7 @@
           <w:sz w:val="24"/>
           <w:u w:val="single"/>
         </w:rPr>
-        <w:hyperlink r:id="rId28" w:history="1">
+        <w:hyperlink r:id="rId29" w:history="1">
           <w:r>
             <w:rPr>
               <w:rStyle w:val="Hyperlink"/>
@@ -5195,7 +5196,7 @@
           <w:sz w:val="24"/>
           <w:u w:val="single"/>
         </w:rPr>
-        <w:hyperlink r:id="rId28" w:history="1">
+        <w:hyperlink r:id="rId29" w:history="1">
           <w:r>
             <w:rPr>
               <w:rStyle w:val="Hyperlink"/>
@@ -5213,7 +5214,7 @@
           <w:sz w:val="24"/>
           <w:u w:val="single"/>
         </w:rPr>
-        <w:hyperlink r:id="rId28" w:history="1">
+        <w:hyperlink r:id="rId29" w:history="1">
           <w:r>
             <w:rPr>
               <w:rStyle w:val="Hyperlink"/>
@@ -5231,7 +5232,7 @@
           <w:sz w:val="24"/>
           <w:u w:val="single"/>
         </w:rPr>
-        <w:hyperlink r:id="rId28" w:history="1">
+        <w:hyperlink r:id="rId29" w:history="1">
           <w:r>
             <w:rPr>
               <w:rStyle w:val="Hyperlink"/>
@@ -5249,7 +5250,7 @@
           <w:sz w:val="24"/>
           <w:u w:val="single"/>
         </w:rPr>
-        <w:hyperlink r:id="rId28" w:history="1">
+        <w:hyperlink r:id="rId29" w:history="1">
           <w:r>
             <w:rPr>
               <w:rStyle w:val="Hyperlink"/>
@@ -5267,7 +5268,7 @@
           <w:sz w:val="24"/>
           <w:u w:val="single"/>
         </w:rPr>
-        <w:hyperlink r:id="rId28" w:history="1">
+        <w:hyperlink r:id="rId29" w:history="1">
           <w:r>
             <w:rPr>
               <w:rStyle w:val="Hyperlink"/>

--- a/EXPORTS/DOCX/published/niveau3/Dutch/JustinusNassau.docx
+++ b/EXPORTS/DOCX/published/niveau3/Dutch/JustinusNassau.docx
@@ -338,7 +338,32 @@
           <w:sz w:val="24"/>
           <w:u w:val="single"/>
         </w:rPr>
-        <w:t xml:space="preserve">Militaire </w:t>
+        <w:hyperlink r:id="rId9" w:history="1">
+          <w:r>
+            <w:rPr>
+              <w:rStyle w:val="Hyperlink"/>
+            </w:rPr>
+            <w:t>M</w:t>
+          </w:r>
+        </w:hyperlink>
+      </w:r>
+      <w:r>
+        <w:rPr>
+          <w:rFonts w:ascii="Charis SIL Regular" w:hAnsi="Charis SIL Regular" w:eastAsia="Charis SIL Regular"/>
+          <w:b w:val="0"/>
+          <w:i w:val="0"/>
+          <w:color w:val="0000FF"/>
+          <w:sz w:val="24"/>
+          <w:u w:val="single"/>
+        </w:rPr>
+        <w:hyperlink r:id="rId9" w:history="1">
+          <w:r>
+            <w:rPr>
+              <w:rStyle w:val="Hyperlink"/>
+            </w:rPr>
+            <w:t xml:space="preserve">ilitaire </w:t>
+          </w:r>
+        </w:hyperlink>
       </w:r>
       <w:r>
         <w:rPr>
@@ -467,7 +492,7 @@
           <w:sz w:val="24"/>
           <w:u w:val="single"/>
         </w:rPr>
-        <w:hyperlink r:id="rId11" w:history="1">
+        <w:hyperlink r:id="rId10" w:history="1">
           <w:r>
             <w:rPr>
               <w:rStyle w:val="Hyperlink"/>
@@ -485,7 +510,7 @@
           <w:sz w:val="24"/>
           <w:u w:val="single"/>
         </w:rPr>
-        <w:hyperlink r:id="rId10" w:history="1">
+        <w:hyperlink r:id="rId11" w:history="1">
           <w:r>
             <w:rPr>
               <w:rStyle w:val="Hyperlink"/>
@@ -521,7 +546,7 @@
           <w:sz w:val="24"/>
           <w:u w:val="single"/>
         </w:rPr>
-        <w:hyperlink r:id="rId11" w:history="1">
+        <w:hyperlink r:id="rId10" w:history="1">
           <w:r>
             <w:rPr>
               <w:rStyle w:val="Hyperlink"/>
@@ -643,9 +668,15 @@
           <w:i w:val="0"/>
           <w:color w:val="0000FF"/>
           <w:sz w:val="24"/>
-          <w:u w:val="single"/>
-        </w:rPr>
-        <w:t>c</w:t>
+        </w:rPr>
+        <w:hyperlink r:id="rId12" w:history="1">
+          <w:r>
+            <w:rPr>
+              <w:rStyle w:val="Hyperlink"/>
+            </w:rPr>
+            <w:t>c</w:t>
+          </w:r>
+        </w:hyperlink>
       </w:r>
       <w:r>
         <w:rPr>
@@ -981,25 +1012,7 @@
           <w:color w:val="000000"/>
           <w:sz w:val="24"/>
         </w:rPr>
-        <w:t>aan 'personen onder de lezers van deze regelen, die een verzameling in pa</w:t>
-      </w:r>
-      <w:r>
-        <w:rPr>
-          <w:u w:val="single" w:color="0000ff"/>
-          <w:rFonts w:ascii="Charis SIL Regular" w:hAnsi="Charis SIL Regular" w:eastAsia="Charis SIL Regular"/>
-          <w:b w:val="0"/>
-          <w:i w:val="0"/>
-          <w:color w:val="000000"/>
-          <w:sz w:val="24"/>
-        </w:rPr>
-        <w:hyperlink r:id="rId14" w:history="1">
-          <w:r>
-            <w:rPr>
-              <w:rStyle w:val="Hyperlink"/>
-            </w:rPr>
-            <w:t>rticulier b</w:t>
-          </w:r>
-        </w:hyperlink>
+        <w:t>aan 'personen onder de lezers van deze regelen, die een verzameling in particulier b</w:t>
       </w:r>
       <w:r>
         <w:rPr>
@@ -3462,7 +3475,7 @@
           <w:sz w:val="24"/>
           <w:u w:val="single"/>
         </w:rPr>
-        <w:hyperlink r:id="rId21" w:history="1">
+        <w:hyperlink r:id="rId22" w:history="1">
           <w:r>
             <w:rPr>
               <w:rStyle w:val="Hyperlink"/>
@@ -3480,7 +3493,7 @@
           <w:sz w:val="24"/>
           <w:u w:val="single"/>
         </w:rPr>
-        <w:hyperlink r:id="rId21" w:history="1">
+        <w:hyperlink r:id="rId22" w:history="1">
           <w:r>
             <w:rPr>
               <w:rStyle w:val="Hyperlink"/>
@@ -3491,20 +3504,14 @@
       </w:r>
       <w:r>
         <w:rPr>
+          <w:u w:val="single" w:color="0000ff"/>
           <w:rFonts w:ascii="Charis SIL Regular" w:hAnsi="Charis SIL Regular" w:eastAsia="Charis SIL Regular"/>
           <w:b w:val="0"/>
           <w:i w:val="0"/>
           <w:color w:val="000000"/>
           <w:sz w:val="24"/>
         </w:rPr>
-        <w:hyperlink r:id="rId21" w:history="1">
-          <w:r>
-            <w:rPr>
-              <w:rStyle w:val="Hyperlink"/>
-            </w:rPr>
-            <w:t xml:space="preserve">, </w:t>
-          </w:r>
-        </w:hyperlink>
+        <w:t xml:space="preserve">, </w:t>
       </w:r>
       <w:r>
         <w:rPr>
@@ -3515,7 +3522,7 @@
           <w:sz w:val="24"/>
           <w:u w:val="single"/>
         </w:rPr>
-        <w:hyperlink r:id="rId21" w:history="1">
+        <w:hyperlink r:id="rId23" w:history="1">
           <w:r>
             <w:rPr>
               <w:rStyle w:val="Hyperlink"/>
@@ -3793,7 +3800,7 @@
           <w:sz w:val="24"/>
           <w:u w:val="single"/>
         </w:rPr>
-        <w:hyperlink r:id="rId24" w:history="1">
+        <w:hyperlink r:id="rId25" w:history="1">
           <w:r>
             <w:rPr>
               <w:rStyle w:val="Hyperlink"/>
@@ -3811,7 +3818,7 @@
           <w:sz w:val="24"/>
           <w:u w:val="single"/>
         </w:rPr>
-        <w:hyperlink r:id="rId24" w:history="1">
+        <w:hyperlink r:id="rId25" w:history="1">
           <w:r>
             <w:rPr>
               <w:rStyle w:val="Hyperlink"/>
@@ -4222,7 +4229,14 @@
           <w:sz w:val="24"/>
           <w:u w:val="single"/>
         </w:rPr>
-        <w:t>w</w:t>
+        <w:hyperlink r:id="rId26" w:history="1">
+          <w:r>
+            <w:rPr>
+              <w:rStyle w:val="Hyperlink"/>
+            </w:rPr>
+            <w:t>w</w:t>
+          </w:r>
+        </w:hyperlink>
       </w:r>
       <w:r>
         <w:rPr>

--- a/EXPORTS/DOCX/published/niveau3/Dutch/JustinusNassau.docx
+++ b/EXPORTS/DOCX/published/niveau3/Dutch/JustinusNassau.docx
@@ -338,14 +338,7 @@
           <w:sz w:val="24"/>
           <w:u w:val="single"/>
         </w:rPr>
-        <w:hyperlink r:id="rId9" w:history="1">
-          <w:r>
-            <w:rPr>
-              <w:rStyle w:val="Hyperlink"/>
-            </w:rPr>
-            <w:t>M</w:t>
-          </w:r>
-        </w:hyperlink>
+        <w:t xml:space="preserve">Militaire </w:t>
       </w:r>
       <w:r>
         <w:rPr>
@@ -357,24 +350,6 @@
           <w:u w:val="single"/>
         </w:rPr>
         <w:hyperlink r:id="rId9" w:history="1">
-          <w:r>
-            <w:rPr>
-              <w:rStyle w:val="Hyperlink"/>
-            </w:rPr>
-            <w:t xml:space="preserve">ilitaire </w:t>
-          </w:r>
-        </w:hyperlink>
-      </w:r>
-      <w:r>
-        <w:rPr>
-          <w:rFonts w:ascii="Charis SIL Regular" w:hAnsi="Charis SIL Regular" w:eastAsia="Charis SIL Regular"/>
-          <w:b w:val="0"/>
-          <w:i w:val="0"/>
-          <w:color w:val="0000FF"/>
-          <w:sz w:val="24"/>
-          <w:u w:val="single"/>
-        </w:rPr>
-        <w:hyperlink r:id="rId10" w:history="1">
           <w:r>
             <w:rPr>
               <w:rStyle w:val="Hyperlink"/>
@@ -668,15 +643,9 @@
           <w:i w:val="0"/>
           <w:color w:val="0000FF"/>
           <w:sz w:val="24"/>
-        </w:rPr>
-        <w:hyperlink r:id="rId12" w:history="1">
-          <w:r>
-            <w:rPr>
-              <w:rStyle w:val="Hyperlink"/>
-            </w:rPr>
-            <w:t>c</w:t>
-          </w:r>
-        </w:hyperlink>
+          <w:u w:val="single"/>
+        </w:rPr>
+        <w:t>c</w:t>
       </w:r>
       <w:r>
         <w:rPr>
@@ -1012,7 +981,18 @@
           <w:color w:val="000000"/>
           <w:sz w:val="24"/>
         </w:rPr>
-        <w:t>aan 'personen onder de lezers van deze regelen, die een verzameling in particulier b</w:t>
+        <w:t>aan 'personen onder de lezers van deze regelen, die een verzameling in pa</w:t>
+      </w:r>
+      <w:r>
+        <w:rPr>
+          <w:u w:val="single" w:color="0000ff"/>
+          <w:rFonts w:ascii="Charis SIL Regular" w:hAnsi="Charis SIL Regular" w:eastAsia="Charis SIL Regular"/>
+          <w:b w:val="0"/>
+          <w:i w:val="0"/>
+          <w:color w:val="000000"/>
+          <w:sz w:val="24"/>
+        </w:rPr>
+        <w:t>rticulier b</w:t>
       </w:r>
       <w:r>
         <w:rPr>
@@ -1174,14 +1154,7 @@
           <w:color w:val="000000"/>
           <w:sz w:val="24"/>
         </w:rPr>
-        <w:hyperlink r:id="rId15" w:history="1">
-          <w:r>
-            <w:rPr>
-              <w:rStyle w:val="Hyperlink"/>
-            </w:rPr>
-            <w:t>da</w:t>
-          </w:r>
-        </w:hyperlink>
+        <w:t>da</w:t>
       </w:r>
       <w:r>
         <w:rPr>
@@ -3475,7 +3448,7 @@
           <w:sz w:val="24"/>
           <w:u w:val="single"/>
         </w:rPr>
-        <w:hyperlink r:id="rId22" w:history="1">
+        <w:hyperlink r:id="rId21" w:history="1">
           <w:r>
             <w:rPr>
               <w:rStyle w:val="Hyperlink"/>
@@ -3493,7 +3466,7 @@
           <w:sz w:val="24"/>
           <w:u w:val="single"/>
         </w:rPr>
-        <w:hyperlink r:id="rId22" w:history="1">
+        <w:hyperlink r:id="rId21" w:history="1">
           <w:r>
             <w:rPr>
               <w:rStyle w:val="Hyperlink"/>
@@ -3504,14 +3477,20 @@
       </w:r>
       <w:r>
         <w:rPr>
-          <w:u w:val="single" w:color="0000ff"/>
           <w:rFonts w:ascii="Charis SIL Regular" w:hAnsi="Charis SIL Regular" w:eastAsia="Charis SIL Regular"/>
           <w:b w:val="0"/>
           <w:i w:val="0"/>
           <w:color w:val="000000"/>
           <w:sz w:val="24"/>
         </w:rPr>
-        <w:t xml:space="preserve">, </w:t>
+        <w:hyperlink r:id="rId21" w:history="1">
+          <w:r>
+            <w:rPr>
+              <w:rStyle w:val="Hyperlink"/>
+            </w:rPr>
+            <w:t xml:space="preserve">, </w:t>
+          </w:r>
+        </w:hyperlink>
       </w:r>
       <w:r>
         <w:rPr>
@@ -3522,7 +3501,7 @@
           <w:sz w:val="24"/>
           <w:u w:val="single"/>
         </w:rPr>
-        <w:hyperlink r:id="rId23" w:history="1">
+        <w:hyperlink r:id="rId21" w:history="1">
           <w:r>
             <w:rPr>
               <w:rStyle w:val="Hyperlink"/>
@@ -3551,7 +3530,7 @@
           <w:sz w:val="24"/>
           <w:u w:val="single"/>
         </w:rPr>
-        <w:hyperlink r:id="rId23" w:history="1">
+        <w:hyperlink r:id="rId21" w:history="1">
           <w:r>
             <w:rPr>
               <w:rStyle w:val="Hyperlink"/>
@@ -3569,7 +3548,7 @@
           <w:sz w:val="24"/>
           <w:u w:val="single"/>
         </w:rPr>
-        <w:hyperlink r:id="rId23" w:history="1">
+        <w:hyperlink r:id="rId21" w:history="1">
           <w:r>
             <w:rPr>
               <w:rStyle w:val="Hyperlink"/>
@@ -3700,7 +3679,7 @@
           <w:sz w:val="24"/>
           <w:u w:val="single"/>
         </w:rPr>
-        <w:hyperlink r:id="rId24" w:history="1">
+        <w:hyperlink r:id="rId23" w:history="1">
           <w:r>
             <w:rPr>
               <w:rStyle w:val="Hyperlink"/>
@@ -3718,7 +3697,7 @@
           <w:sz w:val="24"/>
           <w:u w:val="single"/>
         </w:rPr>
-        <w:hyperlink r:id="rId24" w:history="1">
+        <w:hyperlink r:id="rId23" w:history="1">
           <w:r>
             <w:rPr>
               <w:rStyle w:val="Hyperlink"/>
@@ -3736,7 +3715,7 @@
           <w:sz w:val="24"/>
           <w:u w:val="single"/>
         </w:rPr>
-        <w:hyperlink r:id="rId24" w:history="1">
+        <w:hyperlink r:id="rId23" w:history="1">
           <w:r>
             <w:rPr>
               <w:rStyle w:val="Hyperlink"/>
@@ -3754,7 +3733,7 @@
           <w:sz w:val="24"/>
           <w:u w:val="single"/>
         </w:rPr>
-        <w:hyperlink r:id="rId24" w:history="1">
+        <w:hyperlink r:id="rId23" w:history="1">
           <w:r>
             <w:rPr>
               <w:rStyle w:val="Hyperlink"/>
@@ -3782,7 +3761,7 @@
           <w:sz w:val="24"/>
           <w:u w:val="single"/>
         </w:rPr>
-        <w:hyperlink r:id="rId25" w:history="1">
+        <w:hyperlink r:id="rId24" w:history="1">
           <w:r>
             <w:rPr>
               <w:rStyle w:val="Hyperlink"/>
@@ -3800,7 +3779,7 @@
           <w:sz w:val="24"/>
           <w:u w:val="single"/>
         </w:rPr>
-        <w:hyperlink r:id="rId25" w:history="1">
+        <w:hyperlink r:id="rId24" w:history="1">
           <w:r>
             <w:rPr>
               <w:rStyle w:val="Hyperlink"/>
@@ -3818,7 +3797,7 @@
           <w:sz w:val="24"/>
           <w:u w:val="single"/>
         </w:rPr>
-        <w:hyperlink r:id="rId25" w:history="1">
+        <w:hyperlink r:id="rId23" w:history="1">
           <w:r>
             <w:rPr>
               <w:rStyle w:val="Hyperlink"/>
@@ -3959,7 +3938,7 @@
           <w:sz w:val="24"/>
           <w:u w:val="single"/>
         </w:rPr>
-        <w:hyperlink r:id="rId26" w:history="1">
+        <w:hyperlink r:id="rId25" w:history="1">
           <w:r>
             <w:rPr>
               <w:rStyle w:val="Hyperlink"/>
@@ -3977,7 +3956,7 @@
           <w:sz w:val="24"/>
           <w:u w:val="single"/>
         </w:rPr>
-        <w:hyperlink r:id="rId26" w:history="1">
+        <w:hyperlink r:id="rId25" w:history="1">
           <w:r>
             <w:rPr>
               <w:rStyle w:val="Hyperlink"/>
@@ -3995,7 +3974,7 @@
           <w:sz w:val="24"/>
           <w:u w:val="single"/>
         </w:rPr>
-        <w:hyperlink r:id="rId26" w:history="1">
+        <w:hyperlink r:id="rId25" w:history="1">
           <w:r>
             <w:rPr>
               <w:rStyle w:val="Hyperlink"/>
@@ -4013,7 +3992,7 @@
           <w:sz w:val="24"/>
           <w:u w:val="single"/>
         </w:rPr>
-        <w:hyperlink r:id="rId26" w:history="1">
+        <w:hyperlink r:id="rId25" w:history="1">
           <w:r>
             <w:rPr>
               <w:rStyle w:val="Hyperlink"/>
@@ -4031,7 +4010,7 @@
           <w:sz w:val="24"/>
           <w:u w:val="single"/>
         </w:rPr>
-        <w:hyperlink r:id="rId26" w:history="1">
+        <w:hyperlink r:id="rId25" w:history="1">
           <w:r>
             <w:rPr>
               <w:rStyle w:val="Hyperlink"/>
@@ -4049,7 +4028,7 @@
           <w:sz w:val="24"/>
           <w:u w:val="single"/>
         </w:rPr>
-        <w:hyperlink r:id="rId26" w:history="1">
+        <w:hyperlink r:id="rId25" w:history="1">
           <w:r>
             <w:rPr>
               <w:rStyle w:val="Hyperlink"/>
@@ -4067,7 +4046,7 @@
           <w:sz w:val="24"/>
           <w:u w:val="single"/>
         </w:rPr>
-        <w:hyperlink r:id="rId26" w:history="1">
+        <w:hyperlink r:id="rId25" w:history="1">
           <w:r>
             <w:rPr>
               <w:rStyle w:val="Hyperlink"/>
@@ -4085,7 +4064,7 @@
           <w:sz w:val="24"/>
           <w:u w:val="single"/>
         </w:rPr>
-        <w:hyperlink r:id="rId26" w:history="1">
+        <w:hyperlink r:id="rId25" w:history="1">
           <w:r>
             <w:rPr>
               <w:rStyle w:val="Hyperlink"/>
@@ -4103,7 +4082,7 @@
           <w:sz w:val="24"/>
           <w:u w:val="single"/>
         </w:rPr>
-        <w:hyperlink r:id="rId26" w:history="1">
+        <w:hyperlink r:id="rId25" w:history="1">
           <w:r>
             <w:rPr>
               <w:rStyle w:val="Hyperlink"/>
@@ -4121,7 +4100,7 @@
           <w:sz w:val="24"/>
           <w:u w:val="single"/>
         </w:rPr>
-        <w:hyperlink r:id="rId26" w:history="1">
+        <w:hyperlink r:id="rId25" w:history="1">
           <w:r>
             <w:rPr>
               <w:rStyle w:val="Hyperlink"/>
@@ -4139,7 +4118,7 @@
           <w:sz w:val="24"/>
           <w:u w:val="single"/>
         </w:rPr>
-        <w:hyperlink r:id="rId26" w:history="1">
+        <w:hyperlink r:id="rId25" w:history="1">
           <w:r>
             <w:rPr>
               <w:rStyle w:val="Hyperlink"/>
@@ -4157,7 +4136,7 @@
           <w:sz w:val="24"/>
           <w:u w:val="single"/>
         </w:rPr>
-        <w:hyperlink r:id="rId26" w:history="1">
+        <w:hyperlink r:id="rId25" w:history="1">
           <w:r>
             <w:rPr>
               <w:rStyle w:val="Hyperlink"/>
@@ -4175,7 +4154,7 @@
           <w:sz w:val="24"/>
           <w:u w:val="single"/>
         </w:rPr>
-        <w:hyperlink r:id="rId26" w:history="1">
+        <w:hyperlink r:id="rId25" w:history="1">
           <w:r>
             <w:rPr>
               <w:rStyle w:val="Hyperlink"/>
@@ -4193,7 +4172,7 @@
           <w:sz w:val="24"/>
           <w:u w:val="single"/>
         </w:rPr>
-        <w:hyperlink r:id="rId26" w:history="1">
+        <w:hyperlink r:id="rId25" w:history="1">
           <w:r>
             <w:rPr>
               <w:rStyle w:val="Hyperlink"/>
@@ -4211,7 +4190,7 @@
           <w:sz w:val="24"/>
           <w:u w:val="single"/>
         </w:rPr>
-        <w:hyperlink r:id="rId26" w:history="1">
+        <w:hyperlink r:id="rId25" w:history="1">
           <w:r>
             <w:rPr>
               <w:rStyle w:val="Hyperlink"/>
@@ -4229,7 +4208,7 @@
           <w:sz w:val="24"/>
           <w:u w:val="single"/>
         </w:rPr>
-        <w:hyperlink r:id="rId26" w:history="1">
+        <w:hyperlink r:id="rId25" w:history="1">
           <w:r>
             <w:rPr>
               <w:rStyle w:val="Hyperlink"/>
@@ -4247,7 +4226,7 @@
           <w:sz w:val="24"/>
           <w:u w:val="single"/>
         </w:rPr>
-        <w:hyperlink r:id="rId26" w:history="1">
+        <w:hyperlink r:id="rId25" w:history="1">
           <w:r>
             <w:rPr>
               <w:rStyle w:val="Hyperlink"/>
@@ -4265,7 +4244,7 @@
           <w:sz w:val="24"/>
           <w:u w:val="single"/>
         </w:rPr>
-        <w:hyperlink r:id="rId26" w:history="1">
+        <w:hyperlink r:id="rId25" w:history="1">
           <w:r>
             <w:rPr>
               <w:rStyle w:val="Hyperlink"/>
@@ -4422,7 +4401,7 @@
           <w:sz w:val="24"/>
           <w:u w:val="single"/>
         </w:rPr>
-        <w:hyperlink r:id="rId27" w:history="1">
+        <w:hyperlink r:id="rId26" w:history="1">
           <w:r>
             <w:rPr>
               <w:rStyle w:val="Hyperlink"/>
@@ -4440,7 +4419,7 @@
           <w:sz w:val="24"/>
           <w:u w:val="single"/>
         </w:rPr>
-        <w:hyperlink r:id="rId27" w:history="1">
+        <w:hyperlink r:id="rId26" w:history="1">
           <w:r>
             <w:rPr>
               <w:rStyle w:val="Hyperlink"/>
@@ -4458,7 +4437,7 @@
           <w:sz w:val="24"/>
           <w:u w:val="single"/>
         </w:rPr>
-        <w:hyperlink r:id="rId27" w:history="1">
+        <w:hyperlink r:id="rId26" w:history="1">
           <w:r>
             <w:rPr>
               <w:rStyle w:val="Hyperlink"/>
@@ -4476,7 +4455,7 @@
           <w:sz w:val="24"/>
           <w:u w:val="single"/>
         </w:rPr>
-        <w:hyperlink r:id="rId27" w:history="1">
+        <w:hyperlink r:id="rId26" w:history="1">
           <w:r>
             <w:rPr>
               <w:rStyle w:val="Hyperlink"/>
@@ -4494,7 +4473,7 @@
           <w:sz w:val="24"/>
           <w:u w:val="single"/>
         </w:rPr>
-        <w:hyperlink r:id="rId27" w:history="1">
+        <w:hyperlink r:id="rId26" w:history="1">
           <w:r>
             <w:rPr>
               <w:rStyle w:val="Hyperlink"/>
@@ -4512,7 +4491,7 @@
           <w:sz w:val="24"/>
           <w:u w:val="single"/>
         </w:rPr>
-        <w:hyperlink r:id="rId27" w:history="1">
+        <w:hyperlink r:id="rId26" w:history="1">
           <w:r>
             <w:rPr>
               <w:rStyle w:val="Hyperlink"/>
@@ -4530,7 +4509,7 @@
           <w:sz w:val="24"/>
           <w:u w:val="single"/>
         </w:rPr>
-        <w:hyperlink r:id="rId27" w:history="1">
+        <w:hyperlink r:id="rId26" w:history="1">
           <w:r>
             <w:rPr>
               <w:rStyle w:val="Hyperlink"/>
@@ -4548,7 +4527,7 @@
           <w:sz w:val="24"/>
           <w:u w:val="single"/>
         </w:rPr>
-        <w:hyperlink r:id="rId27" w:history="1">
+        <w:hyperlink r:id="rId26" w:history="1">
           <w:r>
             <w:rPr>
               <w:rStyle w:val="Hyperlink"/>
@@ -4566,7 +4545,7 @@
           <w:sz w:val="24"/>
           <w:u w:val="single"/>
         </w:rPr>
-        <w:hyperlink r:id="rId27" w:history="1">
+        <w:hyperlink r:id="rId26" w:history="1">
           <w:r>
             <w:rPr>
               <w:rStyle w:val="Hyperlink"/>
@@ -4584,7 +4563,7 @@
           <w:sz w:val="24"/>
           <w:u w:val="single"/>
         </w:rPr>
-        <w:hyperlink r:id="rId27" w:history="1">
+        <w:hyperlink r:id="rId26" w:history="1">
           <w:r>
             <w:rPr>
               <w:rStyle w:val="Hyperlink"/>
@@ -4602,7 +4581,7 @@
           <w:sz w:val="24"/>
           <w:u w:val="single"/>
         </w:rPr>
-        <w:hyperlink r:id="rId27" w:history="1">
+        <w:hyperlink r:id="rId26" w:history="1">
           <w:r>
             <w:rPr>
               <w:rStyle w:val="Hyperlink"/>
@@ -4620,7 +4599,7 @@
           <w:sz w:val="24"/>
           <w:u w:val="single"/>
         </w:rPr>
-        <w:hyperlink r:id="rId27" w:history="1">
+        <w:hyperlink r:id="rId26" w:history="1">
           <w:r>
             <w:rPr>
               <w:rStyle w:val="Hyperlink"/>
@@ -4638,7 +4617,7 @@
           <w:sz w:val="24"/>
           <w:u w:val="single"/>
         </w:rPr>
-        <w:hyperlink r:id="rId27" w:history="1">
+        <w:hyperlink r:id="rId26" w:history="1">
           <w:r>
             <w:rPr>
               <w:rStyle w:val="Hyperlink"/>
@@ -4656,7 +4635,7 @@
           <w:sz w:val="24"/>
           <w:u w:val="single"/>
         </w:rPr>
-        <w:hyperlink r:id="rId27" w:history="1">
+        <w:hyperlink r:id="rId26" w:history="1">
           <w:r>
             <w:rPr>
               <w:rStyle w:val="Hyperlink"/>
@@ -4674,7 +4653,7 @@
           <w:sz w:val="24"/>
           <w:u w:val="single"/>
         </w:rPr>
-        <w:hyperlink r:id="rId27" w:history="1">
+        <w:hyperlink r:id="rId26" w:history="1">
           <w:r>
             <w:rPr>
               <w:rStyle w:val="Hyperlink"/>
@@ -4822,7 +4801,7 @@
           <w:sz w:val="24"/>
           <w:u w:val="single"/>
         </w:rPr>
-        <w:hyperlink r:id="rId28" w:history="1">
+        <w:hyperlink r:id="rId27" w:history="1">
           <w:r>
             <w:rPr>
               <w:rStyle w:val="Hyperlink"/>
@@ -4840,7 +4819,7 @@
           <w:sz w:val="24"/>
           <w:u w:val="single"/>
         </w:rPr>
-        <w:hyperlink r:id="rId28" w:history="1">
+        <w:hyperlink r:id="rId27" w:history="1">
           <w:r>
             <w:rPr>
               <w:rStyle w:val="Hyperlink"/>
@@ -4858,7 +4837,7 @@
           <w:sz w:val="24"/>
           <w:u w:val="single"/>
         </w:rPr>
-        <w:hyperlink r:id="rId28" w:history="1">
+        <w:hyperlink r:id="rId27" w:history="1">
           <w:r>
             <w:rPr>
               <w:rStyle w:val="Hyperlink"/>
@@ -4876,7 +4855,7 @@
           <w:sz w:val="24"/>
           <w:u w:val="single"/>
         </w:rPr>
-        <w:hyperlink r:id="rId28" w:history="1">
+        <w:hyperlink r:id="rId27" w:history="1">
           <w:r>
             <w:rPr>
               <w:rStyle w:val="Hyperlink"/>
@@ -4894,7 +4873,7 @@
           <w:sz w:val="24"/>
           <w:u w:val="single"/>
         </w:rPr>
-        <w:hyperlink r:id="rId28" w:history="1">
+        <w:hyperlink r:id="rId27" w:history="1">
           <w:r>
             <w:rPr>
               <w:rStyle w:val="Hyperlink"/>
@@ -4915,7 +4894,7 @@
           <w:sz w:val="24"/>
           <w:u w:val="single"/>
         </w:rPr>
-        <w:hyperlink r:id="rId28" w:history="1">
+        <w:hyperlink r:id="rId27" w:history="1">
           <w:r>
             <w:rPr>
               <w:rStyle w:val="Hyperlink"/>
@@ -4933,7 +4912,7 @@
           <w:sz w:val="24"/>
           <w:u w:val="single"/>
         </w:rPr>
-        <w:hyperlink r:id="rId28" w:history="1">
+        <w:hyperlink r:id="rId27" w:history="1">
           <w:r>
             <w:rPr>
               <w:rStyle w:val="Hyperlink"/>
@@ -4951,7 +4930,7 @@
           <w:sz w:val="24"/>
           <w:u w:val="single"/>
         </w:rPr>
-        <w:hyperlink r:id="rId28" w:history="1">
+        <w:hyperlink r:id="rId27" w:history="1">
           <w:r>
             <w:rPr>
               <w:rStyle w:val="Hyperlink"/>
@@ -4969,7 +4948,7 @@
           <w:sz w:val="24"/>
           <w:u w:val="single"/>
         </w:rPr>
-        <w:hyperlink r:id="rId28" w:history="1">
+        <w:hyperlink r:id="rId27" w:history="1">
           <w:r>
             <w:rPr>
               <w:rStyle w:val="Hyperlink"/>
@@ -4987,7 +4966,7 @@
           <w:sz w:val="24"/>
           <w:u w:val="single"/>
         </w:rPr>
-        <w:hyperlink r:id="rId28" w:history="1">
+        <w:hyperlink r:id="rId27" w:history="1">
           <w:r>
             <w:rPr>
               <w:rStyle w:val="Hyperlink"/>
@@ -5138,7 +5117,7 @@
           <w:sz w:val="24"/>
           <w:u w:val="single"/>
         </w:rPr>
-        <w:hyperlink r:id="rId29" w:history="1">
+        <w:hyperlink r:id="rId28" w:history="1">
           <w:r>
             <w:rPr>
               <w:rStyle w:val="Hyperlink"/>
@@ -5156,7 +5135,7 @@
           <w:sz w:val="24"/>
           <w:u w:val="single"/>
         </w:rPr>
-        <w:hyperlink r:id="rId29" w:history="1">
+        <w:hyperlink r:id="rId28" w:history="1">
           <w:r>
             <w:rPr>
               <w:rStyle w:val="Hyperlink"/>
@@ -5174,7 +5153,7 @@
           <w:sz w:val="24"/>
           <w:u w:val="single"/>
         </w:rPr>
-        <w:hyperlink r:id="rId29" w:history="1">
+        <w:hyperlink r:id="rId28" w:history="1">
           <w:r>
             <w:rPr>
               <w:rStyle w:val="Hyperlink"/>
@@ -5192,7 +5171,7 @@
           <w:sz w:val="24"/>
           <w:u w:val="single"/>
         </w:rPr>
-        <w:hyperlink r:id="rId29" w:history="1">
+        <w:hyperlink r:id="rId28" w:history="1">
           <w:r>
             <w:rPr>
               <w:rStyle w:val="Hyperlink"/>
@@ -5210,7 +5189,7 @@
           <w:sz w:val="24"/>
           <w:u w:val="single"/>
         </w:rPr>
-        <w:hyperlink r:id="rId29" w:history="1">
+        <w:hyperlink r:id="rId28" w:history="1">
           <w:r>
             <w:rPr>
               <w:rStyle w:val="Hyperlink"/>
@@ -5228,7 +5207,7 @@
           <w:sz w:val="24"/>
           <w:u w:val="single"/>
         </w:rPr>
-        <w:hyperlink r:id="rId29" w:history="1">
+        <w:hyperlink r:id="rId28" w:history="1">
           <w:r>
             <w:rPr>
               <w:rStyle w:val="Hyperlink"/>
@@ -5246,7 +5225,7 @@
           <w:sz w:val="24"/>
           <w:u w:val="single"/>
         </w:rPr>
-        <w:hyperlink r:id="rId29" w:history="1">
+        <w:hyperlink r:id="rId28" w:history="1">
           <w:r>
             <w:rPr>
               <w:rStyle w:val="Hyperlink"/>
@@ -5264,7 +5243,7 @@
           <w:sz w:val="24"/>
           <w:u w:val="single"/>
         </w:rPr>
-        <w:hyperlink r:id="rId29" w:history="1">
+        <w:hyperlink r:id="rId28" w:history="1">
           <w:r>
             <w:rPr>
               <w:rStyle w:val="Hyperlink"/>
@@ -5282,7 +5261,7 @@
           <w:sz w:val="24"/>
           <w:u w:val="single"/>
         </w:rPr>
-        <w:hyperlink r:id="rId29" w:history="1">
+        <w:hyperlink r:id="rId28" w:history="1">
           <w:r>
             <w:rPr>
               <w:rStyle w:val="Hyperlink"/>

--- a/EXPORTS/DOCX/published/niveau3/Dutch/JustinusNassau.docx
+++ b/EXPORTS/DOCX/published/niveau3/Dutch/JustinusNassau.docx
@@ -338,7 +338,32 @@
           <w:sz w:val="24"/>
           <w:u w:val="single"/>
         </w:rPr>
-        <w:t xml:space="preserve">Militaire </w:t>
+        <w:hyperlink r:id="rId9" w:history="1">
+          <w:r>
+            <w:rPr>
+              <w:rStyle w:val="Hyperlink"/>
+            </w:rPr>
+            <w:t>M</w:t>
+          </w:r>
+        </w:hyperlink>
+      </w:r>
+      <w:r>
+        <w:rPr>
+          <w:rFonts w:ascii="Charis SIL Regular" w:hAnsi="Charis SIL Regular" w:eastAsia="Charis SIL Regular"/>
+          <w:b w:val="0"/>
+          <w:i w:val="0"/>
+          <w:color w:val="0000FF"/>
+          <w:sz w:val="24"/>
+          <w:u w:val="single"/>
+        </w:rPr>
+        <w:hyperlink r:id="rId9" w:history="1">
+          <w:r>
+            <w:rPr>
+              <w:rStyle w:val="Hyperlink"/>
+            </w:rPr>
+            <w:t xml:space="preserve">ilitaire </w:t>
+          </w:r>
+        </w:hyperlink>
       </w:r>
       <w:r>
         <w:rPr>
@@ -467,7 +492,7 @@
           <w:sz w:val="24"/>
           <w:u w:val="single"/>
         </w:rPr>
-        <w:hyperlink r:id="rId10" w:history="1">
+        <w:hyperlink r:id="rId11" w:history="1">
           <w:r>
             <w:rPr>
               <w:rStyle w:val="Hyperlink"/>
@@ -521,7 +546,7 @@
           <w:sz w:val="24"/>
           <w:u w:val="single"/>
         </w:rPr>
-        <w:hyperlink r:id="rId10" w:history="1">
+        <w:hyperlink r:id="rId11" w:history="1">
           <w:r>
             <w:rPr>
               <w:rStyle w:val="Hyperlink"/>
@@ -643,9 +668,15 @@
           <w:i w:val="0"/>
           <w:color w:val="0000FF"/>
           <w:sz w:val="24"/>
-          <w:u w:val="single"/>
-        </w:rPr>
-        <w:t>c</w:t>
+        </w:rPr>
+        <w:hyperlink r:id="rId12" w:history="1">
+          <w:r>
+            <w:rPr>
+              <w:rStyle w:val="Hyperlink"/>
+            </w:rPr>
+            <w:t>c</w:t>
+          </w:r>
+        </w:hyperlink>
       </w:r>
       <w:r>
         <w:rPr>
@@ -981,18 +1012,7 @@
           <w:color w:val="000000"/>
           <w:sz w:val="24"/>
         </w:rPr>
-        <w:t>aan 'personen onder de lezers van deze regelen, die een verzameling in pa</w:t>
-      </w:r>
-      <w:r>
-        <w:rPr>
-          <w:u w:val="single" w:color="0000ff"/>
-          <w:rFonts w:ascii="Charis SIL Regular" w:hAnsi="Charis SIL Regular" w:eastAsia="Charis SIL Regular"/>
-          <w:b w:val="0"/>
-          <w:i w:val="0"/>
-          <w:color w:val="000000"/>
-          <w:sz w:val="24"/>
-        </w:rPr>
-        <w:t>rticulier b</w:t>
+        <w:t>aan 'personen onder de lezers van deze regelen, die een verzameling in particulier b</w:t>
       </w:r>
       <w:r>
         <w:rPr>
@@ -1154,7 +1174,14 @@
           <w:color w:val="000000"/>
           <w:sz w:val="24"/>
         </w:rPr>
-        <w:t>da</w:t>
+        <w:hyperlink r:id="rId15" w:history="1">
+          <w:r>
+            <w:rPr>
+              <w:rStyle w:val="Hyperlink"/>
+            </w:rPr>
+            <w:t>da</w:t>
+          </w:r>
+        </w:hyperlink>
       </w:r>
       <w:r>
         <w:rPr>
@@ -3448,7 +3475,7 @@
           <w:sz w:val="24"/>
           <w:u w:val="single"/>
         </w:rPr>
-        <w:hyperlink r:id="rId21" w:history="1">
+        <w:hyperlink r:id="rId22" w:history="1">
           <w:r>
             <w:rPr>
               <w:rStyle w:val="Hyperlink"/>
@@ -3466,7 +3493,7 @@
           <w:sz w:val="24"/>
           <w:u w:val="single"/>
         </w:rPr>
-        <w:hyperlink r:id="rId21" w:history="1">
+        <w:hyperlink r:id="rId22" w:history="1">
           <w:r>
             <w:rPr>
               <w:rStyle w:val="Hyperlink"/>
@@ -3477,20 +3504,14 @@
       </w:r>
       <w:r>
         <w:rPr>
+          <w:u w:val="single" w:color="0000ff"/>
           <w:rFonts w:ascii="Charis SIL Regular" w:hAnsi="Charis SIL Regular" w:eastAsia="Charis SIL Regular"/>
           <w:b w:val="0"/>
           <w:i w:val="0"/>
           <w:color w:val="000000"/>
           <w:sz w:val="24"/>
         </w:rPr>
-        <w:hyperlink r:id="rId21" w:history="1">
-          <w:r>
-            <w:rPr>
-              <w:rStyle w:val="Hyperlink"/>
-            </w:rPr>
-            <w:t xml:space="preserve">, </w:t>
-          </w:r>
-        </w:hyperlink>
+        <w:t xml:space="preserve">, </w:t>
       </w:r>
       <w:r>
         <w:rPr>
@@ -3501,7 +3522,7 @@
           <w:sz w:val="24"/>
           <w:u w:val="single"/>
         </w:rPr>
-        <w:hyperlink r:id="rId21" w:history="1">
+        <w:hyperlink r:id="rId23" w:history="1">
           <w:r>
             <w:rPr>
               <w:rStyle w:val="Hyperlink"/>
@@ -3530,7 +3551,7 @@
           <w:sz w:val="24"/>
           <w:u w:val="single"/>
         </w:rPr>
-        <w:hyperlink r:id="rId21" w:history="1">
+        <w:hyperlink r:id="rId23" w:history="1">
           <w:r>
             <w:rPr>
               <w:rStyle w:val="Hyperlink"/>
@@ -3548,7 +3569,7 @@
           <w:sz w:val="24"/>
           <w:u w:val="single"/>
         </w:rPr>
-        <w:hyperlink r:id="rId21" w:history="1">
+        <w:hyperlink r:id="rId23" w:history="1">
           <w:r>
             <w:rPr>
               <w:rStyle w:val="Hyperlink"/>
@@ -3679,7 +3700,7 @@
           <w:sz w:val="24"/>
           <w:u w:val="single"/>
         </w:rPr>
-        <w:hyperlink r:id="rId23" w:history="1">
+        <w:hyperlink r:id="rId24" w:history="1">
           <w:r>
             <w:rPr>
               <w:rStyle w:val="Hyperlink"/>
@@ -3697,7 +3718,7 @@
           <w:sz w:val="24"/>
           <w:u w:val="single"/>
         </w:rPr>
-        <w:hyperlink r:id="rId23" w:history="1">
+        <w:hyperlink r:id="rId24" w:history="1">
           <w:r>
             <w:rPr>
               <w:rStyle w:val="Hyperlink"/>
@@ -3715,7 +3736,7 @@
           <w:sz w:val="24"/>
           <w:u w:val="single"/>
         </w:rPr>
-        <w:hyperlink r:id="rId23" w:history="1">
+        <w:hyperlink r:id="rId24" w:history="1">
           <w:r>
             <w:rPr>
               <w:rStyle w:val="Hyperlink"/>
@@ -3733,7 +3754,7 @@
           <w:sz w:val="24"/>
           <w:u w:val="single"/>
         </w:rPr>
-        <w:hyperlink r:id="rId23" w:history="1">
+        <w:hyperlink r:id="rId24" w:history="1">
           <w:r>
             <w:rPr>
               <w:rStyle w:val="Hyperlink"/>
@@ -3761,7 +3782,7 @@
           <w:sz w:val="24"/>
           <w:u w:val="single"/>
         </w:rPr>
-        <w:hyperlink r:id="rId24" w:history="1">
+        <w:hyperlink r:id="rId25" w:history="1">
           <w:r>
             <w:rPr>
               <w:rStyle w:val="Hyperlink"/>
@@ -3779,7 +3800,7 @@
           <w:sz w:val="24"/>
           <w:u w:val="single"/>
         </w:rPr>
-        <w:hyperlink r:id="rId24" w:history="1">
+        <w:hyperlink r:id="rId25" w:history="1">
           <w:r>
             <w:rPr>
               <w:rStyle w:val="Hyperlink"/>
@@ -3797,7 +3818,7 @@
           <w:sz w:val="24"/>
           <w:u w:val="single"/>
         </w:rPr>
-        <w:hyperlink r:id="rId23" w:history="1">
+        <w:hyperlink r:id="rId25" w:history="1">
           <w:r>
             <w:rPr>
               <w:rStyle w:val="Hyperlink"/>
@@ -3938,7 +3959,7 @@
           <w:sz w:val="24"/>
           <w:u w:val="single"/>
         </w:rPr>
-        <w:hyperlink r:id="rId25" w:history="1">
+        <w:hyperlink r:id="rId26" w:history="1">
           <w:r>
             <w:rPr>
               <w:rStyle w:val="Hyperlink"/>
@@ -3956,7 +3977,7 @@
           <w:sz w:val="24"/>
           <w:u w:val="single"/>
         </w:rPr>
-        <w:hyperlink r:id="rId25" w:history="1">
+        <w:hyperlink r:id="rId26" w:history="1">
           <w:r>
             <w:rPr>
               <w:rStyle w:val="Hyperlink"/>
@@ -3974,7 +3995,7 @@
           <w:sz w:val="24"/>
           <w:u w:val="single"/>
         </w:rPr>
-        <w:hyperlink r:id="rId25" w:history="1">
+        <w:hyperlink r:id="rId26" w:history="1">
           <w:r>
             <w:rPr>
               <w:rStyle w:val="Hyperlink"/>
@@ -3992,7 +4013,7 @@
           <w:sz w:val="24"/>
           <w:u w:val="single"/>
         </w:rPr>
-        <w:hyperlink r:id="rId25" w:history="1">
+        <w:hyperlink r:id="rId26" w:history="1">
           <w:r>
             <w:rPr>
               <w:rStyle w:val="Hyperlink"/>
@@ -4010,7 +4031,7 @@
           <w:sz w:val="24"/>
           <w:u w:val="single"/>
         </w:rPr>
-        <w:hyperlink r:id="rId25" w:history="1">
+        <w:hyperlink r:id="rId26" w:history="1">
           <w:r>
             <w:rPr>
               <w:rStyle w:val="Hyperlink"/>
@@ -4028,7 +4049,7 @@
           <w:sz w:val="24"/>
           <w:u w:val="single"/>
         </w:rPr>
-        <w:hyperlink r:id="rId25" w:history="1">
+        <w:hyperlink r:id="rId26" w:history="1">
           <w:r>
             <w:rPr>
               <w:rStyle w:val="Hyperlink"/>
@@ -4046,7 +4067,7 @@
           <w:sz w:val="24"/>
           <w:u w:val="single"/>
         </w:rPr>
-        <w:hyperlink r:id="rId25" w:history="1">
+        <w:hyperlink r:id="rId26" w:history="1">
           <w:r>
             <w:rPr>
               <w:rStyle w:val="Hyperlink"/>
@@ -4064,7 +4085,7 @@
           <w:sz w:val="24"/>
           <w:u w:val="single"/>
         </w:rPr>
-        <w:hyperlink r:id="rId25" w:history="1">
+        <w:hyperlink r:id="rId26" w:history="1">
           <w:r>
             <w:rPr>
               <w:rStyle w:val="Hyperlink"/>
@@ -4082,7 +4103,7 @@
           <w:sz w:val="24"/>
           <w:u w:val="single"/>
         </w:rPr>
-        <w:hyperlink r:id="rId25" w:history="1">
+        <w:hyperlink r:id="rId26" w:history="1">
           <w:r>
             <w:rPr>
               <w:rStyle w:val="Hyperlink"/>
@@ -4100,7 +4121,7 @@
           <w:sz w:val="24"/>
           <w:u w:val="single"/>
         </w:rPr>
-        <w:hyperlink r:id="rId25" w:history="1">
+        <w:hyperlink r:id="rId26" w:history="1">
           <w:r>
             <w:rPr>
               <w:rStyle w:val="Hyperlink"/>
@@ -4118,7 +4139,7 @@
           <w:sz w:val="24"/>
           <w:u w:val="single"/>
         </w:rPr>
-        <w:hyperlink r:id="rId25" w:history="1">
+        <w:hyperlink r:id="rId26" w:history="1">
           <w:r>
             <w:rPr>
               <w:rStyle w:val="Hyperlink"/>
@@ -4136,7 +4157,7 @@
           <w:sz w:val="24"/>
           <w:u w:val="single"/>
         </w:rPr>
-        <w:hyperlink r:id="rId25" w:history="1">
+        <w:hyperlink r:id="rId26" w:history="1">
           <w:r>
             <w:rPr>
               <w:rStyle w:val="Hyperlink"/>
@@ -4154,7 +4175,7 @@
           <w:sz w:val="24"/>
           <w:u w:val="single"/>
         </w:rPr>
-        <w:hyperlink r:id="rId25" w:history="1">
+        <w:hyperlink r:id="rId26" w:history="1">
           <w:r>
             <w:rPr>
               <w:rStyle w:val="Hyperlink"/>
@@ -4172,7 +4193,7 @@
           <w:sz w:val="24"/>
           <w:u w:val="single"/>
         </w:rPr>
-        <w:hyperlink r:id="rId25" w:history="1">
+        <w:hyperlink r:id="rId26" w:history="1">
           <w:r>
             <w:rPr>
               <w:rStyle w:val="Hyperlink"/>
@@ -4190,7 +4211,7 @@
           <w:sz w:val="24"/>
           <w:u w:val="single"/>
         </w:rPr>
-        <w:hyperlink r:id="rId25" w:history="1">
+        <w:hyperlink r:id="rId26" w:history="1">
           <w:r>
             <w:rPr>
               <w:rStyle w:val="Hyperlink"/>
@@ -4208,7 +4229,7 @@
           <w:sz w:val="24"/>
           <w:u w:val="single"/>
         </w:rPr>
-        <w:hyperlink r:id="rId25" w:history="1">
+        <w:hyperlink r:id="rId26" w:history="1">
           <w:r>
             <w:rPr>
               <w:rStyle w:val="Hyperlink"/>
@@ -4226,7 +4247,7 @@
           <w:sz w:val="24"/>
           <w:u w:val="single"/>
         </w:rPr>
-        <w:hyperlink r:id="rId25" w:history="1">
+        <w:hyperlink r:id="rId26" w:history="1">
           <w:r>
             <w:rPr>
               <w:rStyle w:val="Hyperlink"/>
@@ -4244,7 +4265,7 @@
           <w:sz w:val="24"/>
           <w:u w:val="single"/>
         </w:rPr>
-        <w:hyperlink r:id="rId25" w:history="1">
+        <w:hyperlink r:id="rId26" w:history="1">
           <w:r>
             <w:rPr>
               <w:rStyle w:val="Hyperlink"/>
@@ -4401,7 +4422,7 @@
           <w:sz w:val="24"/>
           <w:u w:val="single"/>
         </w:rPr>
-        <w:hyperlink r:id="rId26" w:history="1">
+        <w:hyperlink r:id="rId27" w:history="1">
           <w:r>
             <w:rPr>
               <w:rStyle w:val="Hyperlink"/>
@@ -4419,7 +4440,7 @@
           <w:sz w:val="24"/>
           <w:u w:val="single"/>
         </w:rPr>
-        <w:hyperlink r:id="rId26" w:history="1">
+        <w:hyperlink r:id="rId27" w:history="1">
           <w:r>
             <w:rPr>
               <w:rStyle w:val="Hyperlink"/>
@@ -4437,7 +4458,7 @@
           <w:sz w:val="24"/>
           <w:u w:val="single"/>
         </w:rPr>
-        <w:hyperlink r:id="rId26" w:history="1">
+        <w:hyperlink r:id="rId27" w:history="1">
           <w:r>
             <w:rPr>
               <w:rStyle w:val="Hyperlink"/>
@@ -4455,7 +4476,7 @@
           <w:sz w:val="24"/>
           <w:u w:val="single"/>
         </w:rPr>
-        <w:hyperlink r:id="rId26" w:history="1">
+        <w:hyperlink r:id="rId27" w:history="1">
           <w:r>
             <w:rPr>
               <w:rStyle w:val="Hyperlink"/>
@@ -4473,7 +4494,7 @@
           <w:sz w:val="24"/>
           <w:u w:val="single"/>
         </w:rPr>
-        <w:hyperlink r:id="rId26" w:history="1">
+        <w:hyperlink r:id="rId27" w:history="1">
           <w:r>
             <w:rPr>
               <w:rStyle w:val="Hyperlink"/>
@@ -4491,7 +4512,7 @@
           <w:sz w:val="24"/>
           <w:u w:val="single"/>
         </w:rPr>
-        <w:hyperlink r:id="rId26" w:history="1">
+        <w:hyperlink r:id="rId27" w:history="1">
           <w:r>
             <w:rPr>
               <w:rStyle w:val="Hyperlink"/>
@@ -4509,7 +4530,7 @@
           <w:sz w:val="24"/>
           <w:u w:val="single"/>
         </w:rPr>
-        <w:hyperlink r:id="rId26" w:history="1">
+        <w:hyperlink r:id="rId27" w:history="1">
           <w:r>
             <w:rPr>
               <w:rStyle w:val="Hyperlink"/>
@@ -4527,7 +4548,7 @@
           <w:sz w:val="24"/>
           <w:u w:val="single"/>
         </w:rPr>
-        <w:hyperlink r:id="rId26" w:history="1">
+        <w:hyperlink r:id="rId27" w:history="1">
           <w:r>
             <w:rPr>
               <w:rStyle w:val="Hyperlink"/>
@@ -4545,7 +4566,7 @@
           <w:sz w:val="24"/>
           <w:u w:val="single"/>
         </w:rPr>
-        <w:hyperlink r:id="rId26" w:history="1">
+        <w:hyperlink r:id="rId27" w:history="1">
           <w:r>
             <w:rPr>
               <w:rStyle w:val="Hyperlink"/>
@@ -4563,7 +4584,7 @@
           <w:sz w:val="24"/>
           <w:u w:val="single"/>
         </w:rPr>
-        <w:hyperlink r:id="rId26" w:history="1">
+        <w:hyperlink r:id="rId27" w:history="1">
           <w:r>
             <w:rPr>
               <w:rStyle w:val="Hyperlink"/>
@@ -4581,7 +4602,7 @@
           <w:sz w:val="24"/>
           <w:u w:val="single"/>
         </w:rPr>
-        <w:hyperlink r:id="rId26" w:history="1">
+        <w:hyperlink r:id="rId27" w:history="1">
           <w:r>
             <w:rPr>
               <w:rStyle w:val="Hyperlink"/>
@@ -4599,7 +4620,7 @@
           <w:sz w:val="24"/>
           <w:u w:val="single"/>
         </w:rPr>
-        <w:hyperlink r:id="rId26" w:history="1">
+        <w:hyperlink r:id="rId27" w:history="1">
           <w:r>
             <w:rPr>
               <w:rStyle w:val="Hyperlink"/>
@@ -4617,7 +4638,7 @@
           <w:sz w:val="24"/>
           <w:u w:val="single"/>
         </w:rPr>
-        <w:hyperlink r:id="rId26" w:history="1">
+        <w:hyperlink r:id="rId27" w:history="1">
           <w:r>
             <w:rPr>
               <w:rStyle w:val="Hyperlink"/>
@@ -4635,7 +4656,7 @@
           <w:sz w:val="24"/>
           <w:u w:val="single"/>
         </w:rPr>
-        <w:hyperlink r:id="rId26" w:history="1">
+        <w:hyperlink r:id="rId27" w:history="1">
           <w:r>
             <w:rPr>
               <w:rStyle w:val="Hyperlink"/>
@@ -4653,7 +4674,7 @@
           <w:sz w:val="24"/>
           <w:u w:val="single"/>
         </w:rPr>
-        <w:hyperlink r:id="rId26" w:history="1">
+        <w:hyperlink r:id="rId27" w:history="1">
           <w:r>
             <w:rPr>
               <w:rStyle w:val="Hyperlink"/>
@@ -4801,7 +4822,7 @@
           <w:sz w:val="24"/>
           <w:u w:val="single"/>
         </w:rPr>
-        <w:hyperlink r:id="rId27" w:history="1">
+        <w:hyperlink r:id="rId28" w:history="1">
           <w:r>
             <w:rPr>
               <w:rStyle w:val="Hyperlink"/>
@@ -4819,7 +4840,7 @@
           <w:sz w:val="24"/>
           <w:u w:val="single"/>
         </w:rPr>
-        <w:hyperlink r:id="rId27" w:history="1">
+        <w:hyperlink r:id="rId28" w:history="1">
           <w:r>
             <w:rPr>
               <w:rStyle w:val="Hyperlink"/>
@@ -4837,7 +4858,7 @@
           <w:sz w:val="24"/>
           <w:u w:val="single"/>
         </w:rPr>
-        <w:hyperlink r:id="rId27" w:history="1">
+        <w:hyperlink r:id="rId28" w:history="1">
           <w:r>
             <w:rPr>
               <w:rStyle w:val="Hyperlink"/>
@@ -4855,7 +4876,7 @@
           <w:sz w:val="24"/>
           <w:u w:val="single"/>
         </w:rPr>
-        <w:hyperlink r:id="rId27" w:history="1">
+        <w:hyperlink r:id="rId28" w:history="1">
           <w:r>
             <w:rPr>
               <w:rStyle w:val="Hyperlink"/>
@@ -4873,7 +4894,7 @@
           <w:sz w:val="24"/>
           <w:u w:val="single"/>
         </w:rPr>
-        <w:hyperlink r:id="rId27" w:history="1">
+        <w:hyperlink r:id="rId28" w:history="1">
           <w:r>
             <w:rPr>
               <w:rStyle w:val="Hyperlink"/>
@@ -4894,7 +4915,7 @@
           <w:sz w:val="24"/>
           <w:u w:val="single"/>
         </w:rPr>
-        <w:hyperlink r:id="rId27" w:history="1">
+        <w:hyperlink r:id="rId28" w:history="1">
           <w:r>
             <w:rPr>
               <w:rStyle w:val="Hyperlink"/>
@@ -4912,7 +4933,7 @@
           <w:sz w:val="24"/>
           <w:u w:val="single"/>
         </w:rPr>
-        <w:hyperlink r:id="rId27" w:history="1">
+        <w:hyperlink r:id="rId28" w:history="1">
           <w:r>
             <w:rPr>
               <w:rStyle w:val="Hyperlink"/>
@@ -4930,7 +4951,7 @@
           <w:sz w:val="24"/>
           <w:u w:val="single"/>
         </w:rPr>
-        <w:hyperlink r:id="rId27" w:history="1">
+        <w:hyperlink r:id="rId28" w:history="1">
           <w:r>
             <w:rPr>
               <w:rStyle w:val="Hyperlink"/>
@@ -4948,7 +4969,7 @@
           <w:sz w:val="24"/>
           <w:u w:val="single"/>
         </w:rPr>
-        <w:hyperlink r:id="rId27" w:history="1">
+        <w:hyperlink r:id="rId28" w:history="1">
           <w:r>
             <w:rPr>
               <w:rStyle w:val="Hyperlink"/>
@@ -4966,7 +4987,7 @@
           <w:sz w:val="24"/>
           <w:u w:val="single"/>
         </w:rPr>
-        <w:hyperlink r:id="rId27" w:history="1">
+        <w:hyperlink r:id="rId28" w:history="1">
           <w:r>
             <w:rPr>
               <w:rStyle w:val="Hyperlink"/>
@@ -5117,7 +5138,7 @@
           <w:sz w:val="24"/>
           <w:u w:val="single"/>
         </w:rPr>
-        <w:hyperlink r:id="rId28" w:history="1">
+        <w:hyperlink r:id="rId29" w:history="1">
           <w:r>
             <w:rPr>
               <w:rStyle w:val="Hyperlink"/>
@@ -5135,7 +5156,7 @@
           <w:sz w:val="24"/>
           <w:u w:val="single"/>
         </w:rPr>
-        <w:hyperlink r:id="rId28" w:history="1">
+        <w:hyperlink r:id="rId29" w:history="1">
           <w:r>
             <w:rPr>
               <w:rStyle w:val="Hyperlink"/>
@@ -5153,7 +5174,7 @@
           <w:sz w:val="24"/>
           <w:u w:val="single"/>
         </w:rPr>
-        <w:hyperlink r:id="rId28" w:history="1">
+        <w:hyperlink r:id="rId29" w:history="1">
           <w:r>
             <w:rPr>
               <w:rStyle w:val="Hyperlink"/>
@@ -5171,7 +5192,7 @@
           <w:sz w:val="24"/>
           <w:u w:val="single"/>
         </w:rPr>
-        <w:hyperlink r:id="rId28" w:history="1">
+        <w:hyperlink r:id="rId29" w:history="1">
           <w:r>
             <w:rPr>
               <w:rStyle w:val="Hyperlink"/>
@@ -5189,7 +5210,7 @@
           <w:sz w:val="24"/>
           <w:u w:val="single"/>
         </w:rPr>
-        <w:hyperlink r:id="rId28" w:history="1">
+        <w:hyperlink r:id="rId29" w:history="1">
           <w:r>
             <w:rPr>
               <w:rStyle w:val="Hyperlink"/>
@@ -5207,7 +5228,7 @@
           <w:sz w:val="24"/>
           <w:u w:val="single"/>
         </w:rPr>
-        <w:hyperlink r:id="rId28" w:history="1">
+        <w:hyperlink r:id="rId29" w:history="1">
           <w:r>
             <w:rPr>
               <w:rStyle w:val="Hyperlink"/>
@@ -5225,7 +5246,7 @@
           <w:sz w:val="24"/>
           <w:u w:val="single"/>
         </w:rPr>
-        <w:hyperlink r:id="rId28" w:history="1">
+        <w:hyperlink r:id="rId29" w:history="1">
           <w:r>
             <w:rPr>
               <w:rStyle w:val="Hyperlink"/>
@@ -5243,7 +5264,7 @@
           <w:sz w:val="24"/>
           <w:u w:val="single"/>
         </w:rPr>
-        <w:hyperlink r:id="rId28" w:history="1">
+        <w:hyperlink r:id="rId29" w:history="1">
           <w:r>
             <w:rPr>
               <w:rStyle w:val="Hyperlink"/>
@@ -5261,7 +5282,7 @@
           <w:sz w:val="24"/>
           <w:u w:val="single"/>
         </w:rPr>
-        <w:hyperlink r:id="rId28" w:history="1">
+        <w:hyperlink r:id="rId29" w:history="1">
           <w:r>
             <w:rPr>
               <w:rStyle w:val="Hyperlink"/>

--- a/EXPORTS/DOCX/published/niveau3/Dutch/JustinusNassau.docx
+++ b/EXPORTS/DOCX/published/niveau3/Dutch/JustinusNassau.docx
@@ -374,7 +374,7 @@
           <w:sz w:val="24"/>
           <w:u w:val="single"/>
         </w:rPr>
-        <w:hyperlink r:id="rId9" w:history="1">
+        <w:hyperlink r:id="rId10" w:history="1">
           <w:r>
             <w:rPr>
               <w:rStyle w:val="Hyperlink"/>
@@ -510,7 +510,7 @@
           <w:sz w:val="24"/>
           <w:u w:val="single"/>
         </w:rPr>
-        <w:hyperlink r:id="rId11" w:history="1">
+        <w:hyperlink r:id="rId10" w:history="1">
           <w:r>
             <w:rPr>
               <w:rStyle w:val="Hyperlink"/>
@@ -1012,7 +1012,25 @@
           <w:color w:val="000000"/>
           <w:sz w:val="24"/>
         </w:rPr>
-        <w:t>aan 'personen onder de lezers van deze regelen, die een verzameling in particulier b</w:t>
+        <w:t>aan 'personen onder de lezers van deze regelen, die een verzameling in pa</w:t>
+      </w:r>
+      <w:r>
+        <w:rPr>
+          <w:u w:val="single" w:color="0000ff"/>
+          <w:rFonts w:ascii="Charis SIL Regular" w:hAnsi="Charis SIL Regular" w:eastAsia="Charis SIL Regular"/>
+          <w:b w:val="0"/>
+          <w:i w:val="0"/>
+          <w:color w:val="000000"/>
+          <w:sz w:val="24"/>
+        </w:rPr>
+        <w:hyperlink r:id="rId14" w:history="1">
+          <w:r>
+            <w:rPr>
+              <w:rStyle w:val="Hyperlink"/>
+            </w:rPr>
+            <w:t>rticulier b</w:t>
+          </w:r>
+        </w:hyperlink>
       </w:r>
       <w:r>
         <w:rPr>
@@ -3504,7 +3522,6 @@
       </w:r>
       <w:r>
         <w:rPr>
-          <w:u w:val="single" w:color="0000ff"/>
           <w:rFonts w:ascii="Charis SIL Regular" w:hAnsi="Charis SIL Regular" w:eastAsia="Charis SIL Regular"/>
           <w:b w:val="0"/>
           <w:i w:val="0"/>
@@ -3800,7 +3817,7 @@
           <w:sz w:val="24"/>
           <w:u w:val="single"/>
         </w:rPr>
-        <w:hyperlink r:id="rId25" w:history="1">
+        <w:hyperlink r:id="rId24" w:history="1">
           <w:r>
             <w:rPr>
               <w:rStyle w:val="Hyperlink"/>
@@ -3818,7 +3835,7 @@
           <w:sz w:val="24"/>
           <w:u w:val="single"/>
         </w:rPr>
-        <w:hyperlink r:id="rId25" w:history="1">
+        <w:hyperlink r:id="rId24" w:history="1">
           <w:r>
             <w:rPr>
               <w:rStyle w:val="Hyperlink"/>
@@ -4229,14 +4246,7 @@
           <w:sz w:val="24"/>
           <w:u w:val="single"/>
         </w:rPr>
-        <w:hyperlink r:id="rId26" w:history="1">
-          <w:r>
-            <w:rPr>
-              <w:rStyle w:val="Hyperlink"/>
-            </w:rPr>
-            <w:t>w</w:t>
-          </w:r>
-        </w:hyperlink>
+        <w:t>w</w:t>
       </w:r>
       <w:r>
         <w:rPr>

--- a/EXPORTS/DOCX/published/niveau3/Dutch/JustinusNassau.docx
+++ b/EXPORTS/DOCX/published/niveau3/Dutch/JustinusNassau.docx
@@ -336,34 +336,8 @@
           <w:i w:val="0"/>
           <w:color w:val="0000FF"/>
           <w:sz w:val="24"/>
-          <w:u w:val="single"/>
-        </w:rPr>
-        <w:hyperlink r:id="rId9" w:history="1">
-          <w:r>
-            <w:rPr>
-              <w:rStyle w:val="Hyperlink"/>
-            </w:rPr>
-            <w:t>M</w:t>
-          </w:r>
-        </w:hyperlink>
-      </w:r>
-      <w:r>
-        <w:rPr>
-          <w:rFonts w:ascii="Charis SIL Regular" w:hAnsi="Charis SIL Regular" w:eastAsia="Charis SIL Regular"/>
-          <w:b w:val="0"/>
-          <w:i w:val="0"/>
-          <w:color w:val="0000FF"/>
-          <w:sz w:val="24"/>
-          <w:u w:val="single"/>
-        </w:rPr>
-        <w:hyperlink r:id="rId9" w:history="1">
-          <w:r>
-            <w:rPr>
-              <w:rStyle w:val="Hyperlink"/>
-            </w:rPr>
-            <w:t xml:space="preserve">ilitaire </w:t>
-          </w:r>
-        </w:hyperlink>
+        </w:rPr>
+        <w:t xml:space="preserve">Militaire </w:t>
       </w:r>
       <w:r>
         <w:rPr>
@@ -510,7 +484,7 @@
           <w:sz w:val="24"/>
           <w:u w:val="single"/>
         </w:rPr>
-        <w:hyperlink r:id="rId10" w:history="1">
+        <w:hyperlink r:id="rId11" w:history="1">
           <w:r>
             <w:rPr>
               <w:rStyle w:val="Hyperlink"/>
@@ -546,7 +520,7 @@
           <w:sz w:val="24"/>
           <w:u w:val="single"/>
         </w:rPr>
-        <w:hyperlink r:id="rId11" w:history="1">
+        <w:hyperlink r:id="rId10" w:history="1">
           <w:r>
             <w:rPr>
               <w:rStyle w:val="Hyperlink"/>
@@ -668,15 +642,9 @@
           <w:i w:val="0"/>
           <w:color w:val="0000FF"/>
           <w:sz w:val="24"/>
-        </w:rPr>
-        <w:hyperlink r:id="rId12" w:history="1">
-          <w:r>
-            <w:rPr>
-              <w:rStyle w:val="Hyperlink"/>
-            </w:rPr>
-            <w:t>c</w:t>
-          </w:r>
-        </w:hyperlink>
+          <w:u w:val="single"/>
+        </w:rPr>
+        <w:t>c</w:t>
       </w:r>
       <w:r>
         <w:rPr>
@@ -1023,14 +991,7 @@
           <w:color w:val="000000"/>
           <w:sz w:val="24"/>
         </w:rPr>
-        <w:hyperlink r:id="rId14" w:history="1">
-          <w:r>
-            <w:rPr>
-              <w:rStyle w:val="Hyperlink"/>
-            </w:rPr>
-            <w:t>rticulier b</w:t>
-          </w:r>
-        </w:hyperlink>
+        <w:t>rticulier b</w:t>
       </w:r>
       <w:r>
         <w:rPr>
@@ -1185,21 +1146,13 @@
       </w:r>
       <w:r>
         <w:rPr>
-          <w:u w:val="single" w:color="0000ff"/>
           <w:rFonts w:ascii="Charis SIL Regular" w:hAnsi="Charis SIL Regular" w:eastAsia="Charis SIL Regular"/>
           <w:b w:val="0"/>
           <w:i w:val="0"/>
           <w:color w:val="000000"/>
           <w:sz w:val="24"/>
         </w:rPr>
-        <w:hyperlink r:id="rId15" w:history="1">
-          <w:r>
-            <w:rPr>
-              <w:rStyle w:val="Hyperlink"/>
-            </w:rPr>
-            <w:t>da</w:t>
-          </w:r>
-        </w:hyperlink>
+        <w:t>da</w:t>
       </w:r>
       <w:r>
         <w:rPr>
@@ -3493,7 +3446,7 @@
           <w:sz w:val="24"/>
           <w:u w:val="single"/>
         </w:rPr>
-        <w:hyperlink r:id="rId22" w:history="1">
+        <w:hyperlink r:id="rId21" w:history="1">
           <w:r>
             <w:rPr>
               <w:rStyle w:val="Hyperlink"/>
@@ -3511,7 +3464,7 @@
           <w:sz w:val="24"/>
           <w:u w:val="single"/>
         </w:rPr>
-        <w:hyperlink r:id="rId22" w:history="1">
+        <w:hyperlink r:id="rId21" w:history="1">
           <w:r>
             <w:rPr>
               <w:rStyle w:val="Hyperlink"/>
@@ -3539,7 +3492,7 @@
           <w:sz w:val="24"/>
           <w:u w:val="single"/>
         </w:rPr>
-        <w:hyperlink r:id="rId23" w:history="1">
+        <w:hyperlink r:id="rId21" w:history="1">
           <w:r>
             <w:rPr>
               <w:rStyle w:val="Hyperlink"/>

--- a/EXPORTS/DOCX/published/niveau3/Dutch/JustinusNassau.docx
+++ b/EXPORTS/DOCX/published/niveau3/Dutch/JustinusNassau.docx
@@ -338,7 +338,7 @@
           <w:sz w:val="24"/>
           <w:u w:val="single"/>
         </w:rPr>
-        <w:hyperlink r:id="rId9" w:history="1">
+        <w:hyperlink r:id="rId10" w:history="1">
           <w:r>
             <w:rPr>
               <w:rStyle w:val="Hyperlink"/>
@@ -356,7 +356,7 @@
           <w:sz w:val="24"/>
           <w:u w:val="single"/>
         </w:rPr>
-        <w:hyperlink r:id="rId9" w:history="1">
+        <w:hyperlink r:id="rId10" w:history="1">
           <w:r>
             <w:rPr>
               <w:rStyle w:val="Hyperlink"/>
@@ -374,7 +374,7 @@
           <w:sz w:val="24"/>
           <w:u w:val="single"/>
         </w:rPr>
-        <w:hyperlink r:id="rId10" w:history="1">
+        <w:hyperlink r:id="rId9" w:history="1">
           <w:r>
             <w:rPr>
               <w:rStyle w:val="Hyperlink"/>
@@ -492,7 +492,7 @@
           <w:sz w:val="24"/>
           <w:u w:val="single"/>
         </w:rPr>
-        <w:hyperlink r:id="rId11" w:history="1">
+        <w:hyperlink r:id="rId10" w:history="1">
           <w:r>
             <w:rPr>
               <w:rStyle w:val="Hyperlink"/>
@@ -510,7 +510,7 @@
           <w:sz w:val="24"/>
           <w:u w:val="single"/>
         </w:rPr>
-        <w:hyperlink r:id="rId11" w:history="1">
+        <w:hyperlink r:id="rId10" w:history="1">
           <w:r>
             <w:rPr>
               <w:rStyle w:val="Hyperlink"/>
@@ -546,7 +546,7 @@
           <w:sz w:val="24"/>
           <w:u w:val="single"/>
         </w:rPr>
-        <w:hyperlink r:id="rId10" w:history="1">
+        <w:hyperlink r:id="rId11" w:history="1">
           <w:r>
             <w:rPr>
               <w:rStyle w:val="Hyperlink"/>
@@ -668,15 +668,9 @@
           <w:i w:val="0"/>
           <w:color w:val="0000FF"/>
           <w:sz w:val="24"/>
-        </w:rPr>
-        <w:hyperlink r:id="rId12" w:history="1">
-          <w:r>
-            <w:rPr>
-              <w:rStyle w:val="Hyperlink"/>
-            </w:rPr>
-            <w:t>c</w:t>
-          </w:r>
-        </w:hyperlink>
+          <w:u w:val="single"/>
+        </w:rPr>
+        <w:t>c</w:t>
       </w:r>
       <w:r>
         <w:rPr>
@@ -1178,21 +1172,13 @@
       </w:r>
       <w:r>
         <w:rPr>
-          <w:u w:val="single" w:color="0000ff"/>
           <w:rFonts w:ascii="Charis SIL Regular" w:hAnsi="Charis SIL Regular" w:eastAsia="Charis SIL Regular"/>
           <w:b w:val="0"/>
           <w:i w:val="0"/>
           <w:color w:val="000000"/>
           <w:sz w:val="24"/>
         </w:rPr>
-        <w:hyperlink r:id="rId15" w:history="1">
-          <w:r>
-            <w:rPr>
-              <w:rStyle w:val="Hyperlink"/>
-            </w:rPr>
-            <w:t>da</w:t>
-          </w:r>
-        </w:hyperlink>
+        <w:t>da</w:t>
       </w:r>
       <w:r>
         <w:rPr>
@@ -3579,7 +3565,7 @@
           <w:sz w:val="24"/>
           <w:u w:val="single"/>
         </w:rPr>
-        <w:hyperlink r:id="rId21" w:history="1">
+        <w:hyperlink r:id="rId23" w:history="1">
           <w:r>
             <w:rPr>
               <w:rStyle w:val="Hyperlink"/>
@@ -4239,14 +4225,7 @@
           <w:sz w:val="24"/>
           <w:u w:val="single"/>
         </w:rPr>
-        <w:hyperlink r:id="rId26" w:history="1">
-          <w:r>
-            <w:rPr>
-              <w:rStyle w:val="Hyperlink"/>
-            </w:rPr>
-            <w:t>w</w:t>
-          </w:r>
-        </w:hyperlink>
+        <w:t>w</w:t>
       </w:r>
       <w:r>
         <w:rPr>

--- a/EXPORTS/DOCX/published/niveau3/Dutch/JustinusNassau.docx
+++ b/EXPORTS/DOCX/published/niveau3/Dutch/JustinusNassau.docx
@@ -668,15 +668,9 @@
           <w:i w:val="0"/>
           <w:color w:val="0000FF"/>
           <w:sz w:val="24"/>
-        </w:rPr>
-        <w:hyperlink r:id="rId12" w:history="1">
-          <w:r>
-            <w:rPr>
-              <w:rStyle w:val="Hyperlink"/>
-            </w:rPr>
-            <w:t>c</w:t>
-          </w:r>
-        </w:hyperlink>
+          <w:u w:val="single"/>
+        </w:rPr>
+        <w:t>c</w:t>
       </w:r>
       <w:r>
         <w:rPr>
@@ -3539,7 +3533,7 @@
           <w:sz w:val="24"/>
           <w:u w:val="single"/>
         </w:rPr>
-        <w:hyperlink r:id="rId21" w:history="1">
+        <w:hyperlink r:id="rId23" w:history="1">
           <w:r>
             <w:rPr>
               <w:rStyle w:val="Hyperlink"/>
@@ -3586,7 +3580,7 @@
           <w:sz w:val="24"/>
           <w:u w:val="single"/>
         </w:rPr>
-        <w:hyperlink r:id="rId21" w:history="1">
+        <w:hyperlink r:id="rId23" w:history="1">
           <w:r>
             <w:rPr>
               <w:rStyle w:val="Hyperlink"/>
@@ -3817,7 +3811,7 @@
           <w:sz w:val="24"/>
           <w:u w:val="single"/>
         </w:rPr>
-        <w:hyperlink r:id="rId25" w:history="1">
+        <w:hyperlink r:id="rId24" w:history="1">
           <w:r>
             <w:rPr>
               <w:rStyle w:val="Hyperlink"/>
@@ -4244,6 +4238,7 @@
           <w:i w:val="0"/>
           <w:color w:val="0000FF"/>
           <w:sz w:val="24"/>
+          <w:u w:val="single"/>
         </w:rPr>
         <w:t>w</w:t>
       </w:r>

--- a/EXPORTS/DOCX/published/niveau3/Dutch/JustinusNassau.docx
+++ b/EXPORTS/DOCX/published/niveau3/Dutch/JustinusNassau.docx
@@ -309,7 +309,7 @@
           <w:sz w:val="24"/>
           <w:u w:val="single"/>
         </w:rPr>
-        <w:hyperlink r:id="rId10" w:history="1">
+        <w:hyperlink r:id="rId9" w:history="1">
           <w:r>
             <w:rPr>
               <w:rStyle w:val="Hyperlink"/>
@@ -336,14 +336,13 @@
           <w:i w:val="0"/>
           <w:color w:val="0000FF"/>
           <w:sz w:val="24"/>
-          <w:u w:val="single"/>
         </w:rPr>
         <w:hyperlink r:id="rId10" w:history="1">
           <w:r>
             <w:rPr>
               <w:rStyle w:val="Hyperlink"/>
             </w:rPr>
-            <w:t>M</w:t>
+            <w:t xml:space="preserve">Militaire </w:t>
           </w:r>
         </w:hyperlink>
       </w:r>
@@ -356,25 +355,7 @@
           <w:sz w:val="24"/>
           <w:u w:val="single"/>
         </w:rPr>
-        <w:hyperlink r:id="rId9" w:history="1">
-          <w:r>
-            <w:rPr>
-              <w:rStyle w:val="Hyperlink"/>
-            </w:rPr>
-            <w:t xml:space="preserve">ilitaire </w:t>
-          </w:r>
-        </w:hyperlink>
-      </w:r>
-      <w:r>
-        <w:rPr>
-          <w:rFonts w:ascii="Charis SIL Regular" w:hAnsi="Charis SIL Regular" w:eastAsia="Charis SIL Regular"/>
-          <w:b w:val="0"/>
-          <w:i w:val="0"/>
-          <w:color w:val="0000FF"/>
-          <w:sz w:val="24"/>
-          <w:u w:val="single"/>
-        </w:rPr>
-        <w:hyperlink r:id="rId9" w:history="1">
+        <w:hyperlink r:id="rId10" w:history="1">
           <w:r>
             <w:rPr>
               <w:rStyle w:val="Hyperlink"/>
@@ -5301,7 +5282,7 @@
         <w:autoSpaceDN w:val="0"/>
         <w:autoSpaceDE w:val="0"/>
         <w:widowControl/>
-        <w:spacing w:line="538" w:lineRule="exact" w:before="478" w:after="0"/>
+        <w:spacing w:line="538" w:lineRule="exact" w:before="458" w:after="0"/>
         <w:ind w:left="0" w:right="0" w:firstLine="0"/>
         <w:jc w:val="left"/>
       </w:pPr>

--- a/EXPORTS/DOCX/published/niveau3/Dutch/JustinusNassau.docx
+++ b/EXPORTS/DOCX/published/niveau3/Dutch/JustinusNassau.docx
@@ -336,13 +336,32 @@
           <w:i w:val="0"/>
           <w:color w:val="0000FF"/>
           <w:sz w:val="24"/>
+          <w:u w:val="single"/>
+        </w:rPr>
+        <w:hyperlink r:id="rId9" w:history="1">
+          <w:r>
+            <w:rPr>
+              <w:rStyle w:val="Hyperlink"/>
+            </w:rPr>
+            <w:t>M</w:t>
+          </w:r>
+        </w:hyperlink>
+      </w:r>
+      <w:r>
+        <w:rPr>
+          <w:rFonts w:ascii="Charis SIL Regular" w:hAnsi="Charis SIL Regular" w:eastAsia="Charis SIL Regular"/>
+          <w:b w:val="0"/>
+          <w:i w:val="0"/>
+          <w:color w:val="0000FF"/>
+          <w:sz w:val="24"/>
+          <w:u w:val="single"/>
         </w:rPr>
         <w:hyperlink r:id="rId10" w:history="1">
           <w:r>
             <w:rPr>
               <w:rStyle w:val="Hyperlink"/>
             </w:rPr>
-            <w:t xml:space="preserve">Militaire </w:t>
+            <w:t xml:space="preserve">ilitaire </w:t>
           </w:r>
         </w:hyperlink>
       </w:r>
@@ -355,7 +374,7 @@
           <w:sz w:val="24"/>
           <w:u w:val="single"/>
         </w:rPr>
-        <w:hyperlink r:id="rId10" w:history="1">
+        <w:hyperlink r:id="rId9" w:history="1">
           <w:r>
             <w:rPr>
               <w:rStyle w:val="Hyperlink"/>
@@ -491,7 +510,7 @@
           <w:sz w:val="24"/>
           <w:u w:val="single"/>
         </w:rPr>
-        <w:hyperlink r:id="rId10" w:history="1">
+        <w:hyperlink r:id="rId11" w:history="1">
           <w:r>
             <w:rPr>
               <w:rStyle w:val="Hyperlink"/>
@@ -1160,21 +1179,13 @@
       </w:r>
       <w:r>
         <w:rPr>
-          <w:u w:val="single" w:color="0000ff"/>
           <w:rFonts w:ascii="Charis SIL Regular" w:hAnsi="Charis SIL Regular" w:eastAsia="Charis SIL Regular"/>
           <w:b w:val="0"/>
           <w:i w:val="0"/>
           <w:color w:val="000000"/>
           <w:sz w:val="24"/>
         </w:rPr>
-        <w:hyperlink r:id="rId15" w:history="1">
-          <w:r>
-            <w:rPr>
-              <w:rStyle w:val="Hyperlink"/>
-            </w:rPr>
-            <w:t>da</w:t>
-          </w:r>
-        </w:hyperlink>
+        <w:t>da</w:t>
       </w:r>
       <w:r>
         <w:rPr>
@@ -3468,7 +3479,7 @@
           <w:sz w:val="24"/>
           <w:u w:val="single"/>
         </w:rPr>
-        <w:hyperlink r:id="rId21" w:history="1">
+        <w:hyperlink r:id="rId22" w:history="1">
           <w:r>
             <w:rPr>
               <w:rStyle w:val="Hyperlink"/>
@@ -3486,7 +3497,7 @@
           <w:sz w:val="24"/>
           <w:u w:val="single"/>
         </w:rPr>
-        <w:hyperlink r:id="rId21" w:history="1">
+        <w:hyperlink r:id="rId22" w:history="1">
           <w:r>
             <w:rPr>
               <w:rStyle w:val="Hyperlink"/>
@@ -3792,7 +3803,7 @@
           <w:sz w:val="24"/>
           <w:u w:val="single"/>
         </w:rPr>
-        <w:hyperlink r:id="rId24" w:history="1">
+        <w:hyperlink r:id="rId25" w:history="1">
           <w:r>
             <w:rPr>
               <w:rStyle w:val="Hyperlink"/>
@@ -3810,7 +3821,7 @@
           <w:sz w:val="24"/>
           <w:u w:val="single"/>
         </w:rPr>
-        <w:hyperlink r:id="rId24" w:history="1">
+        <w:hyperlink r:id="rId25" w:history="1">
           <w:r>
             <w:rPr>
               <w:rStyle w:val="Hyperlink"/>

--- a/EXPORTS/DOCX/published/niveau3/Dutch/JustinusNassau.docx
+++ b/EXPORTS/DOCX/published/niveau3/Dutch/JustinusNassau.docx
@@ -307,63 +307,8 @@
           <w:i w:val="0"/>
           <w:color w:val="0000FF"/>
           <w:sz w:val="24"/>
-          <w:u w:val="single"/>
-        </w:rPr>
-        <w:hyperlink r:id="rId9" w:history="1">
-          <w:r>
-            <w:rPr>
-              <w:rStyle w:val="Hyperlink"/>
-            </w:rPr>
-            <w:t>Koninklijke</w:t>
-          </w:r>
-        </w:hyperlink>
-      </w:r>
-      <w:r>
-        <w:rPr>
-          <w:rFonts w:ascii="Charis SIL Regular" w:hAnsi="Charis SIL Regular" w:eastAsia="Charis SIL Regular"/>
-          <w:b w:val="0"/>
-          <w:i w:val="0"/>
-          <w:color w:val="0000FF"/>
-          <w:sz w:val="24"/>
-          <w:u w:val="single"/>
-        </w:rPr>
-        <w:t xml:space="preserve"> </w:t>
-      </w:r>
-      <w:r>
-        <w:rPr>
-          <w:rFonts w:ascii="Charis SIL Regular" w:hAnsi="Charis SIL Regular" w:eastAsia="Charis SIL Regular"/>
-          <w:b w:val="0"/>
-          <w:i w:val="0"/>
-          <w:color w:val="0000FF"/>
-          <w:sz w:val="24"/>
-          <w:u w:val="single"/>
-        </w:rPr>
-        <w:hyperlink r:id="rId9" w:history="1">
-          <w:r>
-            <w:rPr>
-              <w:rStyle w:val="Hyperlink"/>
-            </w:rPr>
-            <w:t>M</w:t>
-          </w:r>
-        </w:hyperlink>
-      </w:r>
-      <w:r>
-        <w:rPr>
-          <w:rFonts w:ascii="Charis SIL Regular" w:hAnsi="Charis SIL Regular" w:eastAsia="Charis SIL Regular"/>
-          <w:b w:val="0"/>
-          <w:i w:val="0"/>
-          <w:color w:val="0000FF"/>
-          <w:sz w:val="24"/>
-          <w:u w:val="single"/>
-        </w:rPr>
-        <w:hyperlink r:id="rId10" w:history="1">
-          <w:r>
-            <w:rPr>
-              <w:rStyle w:val="Hyperlink"/>
-            </w:rPr>
-            <w:t xml:space="preserve">ilitaire </w:t>
-          </w:r>
-        </w:hyperlink>
+        </w:rPr>
+        <w:t xml:space="preserve">Koninklijke Militaire </w:t>
       </w:r>
       <w:r>
         <w:rPr>
@@ -431,7 +376,6 @@
       </w:r>
       <w:r>
         <w:rPr>
-          <w:u w:val="single" w:color="0000ff"/>
           <w:rFonts w:ascii="Charis SIL Regular" w:hAnsi="Charis SIL Regular" w:eastAsia="Charis SIL Regular"/>
           <w:b w:val="0"/>
           <w:i w:val="0"/>
@@ -449,7 +393,6 @@
       </w:r>
       <w:r>
         <w:rPr>
-          <w:u w:val="single" w:color="0000ff"/>
           <w:rFonts w:ascii="Charis SIL Regular" w:hAnsi="Charis SIL Regular" w:eastAsia="Charis SIL Regular"/>
           <w:b w:val="0"/>
           <w:i w:val="0"/>
@@ -467,7 +410,6 @@
       </w:r>
       <w:r>
         <w:rPr>
-          <w:u w:val="single" w:color="0000ff"/>
           <w:rFonts w:ascii="Charis SIL Regular" w:hAnsi="Charis SIL Regular" w:eastAsia="Charis SIL Regular"/>
           <w:b w:val="0"/>
           <w:i w:val="0"/>
@@ -510,7 +452,7 @@
           <w:sz w:val="24"/>
           <w:u w:val="single"/>
         </w:rPr>
-        <w:hyperlink r:id="rId11" w:history="1">
+        <w:hyperlink r:id="rId10" w:history="1">
           <w:r>
             <w:rPr>
               <w:rStyle w:val="Hyperlink"/>
@@ -546,7 +488,7 @@
           <w:sz w:val="24"/>
           <w:u w:val="single"/>
         </w:rPr>
-        <w:hyperlink r:id="rId10" w:history="1">
+        <w:hyperlink r:id="rId11" w:history="1">
           <w:r>
             <w:rPr>
               <w:rStyle w:val="Hyperlink"/>
@@ -668,9 +610,15 @@
           <w:i w:val="0"/>
           <w:color w:val="0000FF"/>
           <w:sz w:val="24"/>
-          <w:u w:val="single"/>
-        </w:rPr>
-        <w:t>c</w:t>
+        </w:rPr>
+        <w:hyperlink r:id="rId12" w:history="1">
+          <w:r>
+            <w:rPr>
+              <w:rStyle w:val="Hyperlink"/>
+            </w:rPr>
+            <w:t>c</w:t>
+          </w:r>
+        </w:hyperlink>
       </w:r>
       <w:r>
         <w:rPr>
@@ -1179,13 +1127,21 @@
       </w:r>
       <w:r>
         <w:rPr>
+          <w:u w:val="single" w:color="0000ff"/>
           <w:rFonts w:ascii="Charis SIL Regular" w:hAnsi="Charis SIL Regular" w:eastAsia="Charis SIL Regular"/>
           <w:b w:val="0"/>
           <w:i w:val="0"/>
           <w:color w:val="000000"/>
           <w:sz w:val="24"/>
         </w:rPr>
-        <w:t>da</w:t>
+        <w:hyperlink r:id="rId15" w:history="1">
+          <w:r>
+            <w:rPr>
+              <w:rStyle w:val="Hyperlink"/>
+            </w:rPr>
+            <w:t>da</w:t>
+          </w:r>
+        </w:hyperlink>
       </w:r>
       <w:r>
         <w:rPr>
@@ -3508,6 +3464,7 @@
       </w:r>
       <w:r>
         <w:rPr>
+          <w:u w:val="single" w:color="0000ff"/>
           <w:rFonts w:ascii="Charis SIL Regular" w:hAnsi="Charis SIL Regular" w:eastAsia="Charis SIL Regular"/>
           <w:b w:val="0"/>
           <w:i w:val="0"/>
@@ -3572,7 +3529,7 @@
           <w:sz w:val="24"/>
           <w:u w:val="single"/>
         </w:rPr>
-        <w:hyperlink r:id="rId23" w:history="1">
+        <w:hyperlink r:id="rId21" w:history="1">
           <w:r>
             <w:rPr>
               <w:rStyle w:val="Hyperlink"/>
@@ -4232,7 +4189,14 @@
           <w:sz w:val="24"/>
           <w:u w:val="single"/>
         </w:rPr>
-        <w:t>w</w:t>
+        <w:hyperlink r:id="rId26" w:history="1">
+          <w:r>
+            <w:rPr>
+              <w:rStyle w:val="Hyperlink"/>
+            </w:rPr>
+            <w:t>w</w:t>
+          </w:r>
+        </w:hyperlink>
       </w:r>
       <w:r>
         <w:rPr>

--- a/EXPORTS/DOCX/published/niveau3/Dutch/JustinusNassau.docx
+++ b/EXPORTS/DOCX/published/niveau3/Dutch/JustinusNassau.docx
@@ -307,8 +307,63 @@
           <w:i w:val="0"/>
           <w:color w:val="0000FF"/>
           <w:sz w:val="24"/>
-        </w:rPr>
-        <w:t xml:space="preserve">Koninklijke Militaire </w:t>
+          <w:u w:val="single"/>
+        </w:rPr>
+        <w:hyperlink r:id="rId10" w:history="1">
+          <w:r>
+            <w:rPr>
+              <w:rStyle w:val="Hyperlink"/>
+            </w:rPr>
+            <w:t>Koninklijke</w:t>
+          </w:r>
+        </w:hyperlink>
+      </w:r>
+      <w:r>
+        <w:rPr>
+          <w:rFonts w:ascii="Charis SIL Regular" w:hAnsi="Charis SIL Regular" w:eastAsia="Charis SIL Regular"/>
+          <w:b w:val="0"/>
+          <w:i w:val="0"/>
+          <w:color w:val="0000FF"/>
+          <w:sz w:val="24"/>
+          <w:u w:val="single"/>
+        </w:rPr>
+        <w:t xml:space="preserve"> </w:t>
+      </w:r>
+      <w:r>
+        <w:rPr>
+          <w:rFonts w:ascii="Charis SIL Regular" w:hAnsi="Charis SIL Regular" w:eastAsia="Charis SIL Regular"/>
+          <w:b w:val="0"/>
+          <w:i w:val="0"/>
+          <w:color w:val="0000FF"/>
+          <w:sz w:val="24"/>
+          <w:u w:val="single"/>
+        </w:rPr>
+        <w:hyperlink r:id="rId10" w:history="1">
+          <w:r>
+            <w:rPr>
+              <w:rStyle w:val="Hyperlink"/>
+            </w:rPr>
+            <w:t>M</w:t>
+          </w:r>
+        </w:hyperlink>
+      </w:r>
+      <w:r>
+        <w:rPr>
+          <w:rFonts w:ascii="Charis SIL Regular" w:hAnsi="Charis SIL Regular" w:eastAsia="Charis SIL Regular"/>
+          <w:b w:val="0"/>
+          <w:i w:val="0"/>
+          <w:color w:val="0000FF"/>
+          <w:sz w:val="24"/>
+          <w:u w:val="single"/>
+        </w:rPr>
+        <w:hyperlink r:id="rId9" w:history="1">
+          <w:r>
+            <w:rPr>
+              <w:rStyle w:val="Hyperlink"/>
+            </w:rPr>
+            <w:t xml:space="preserve">ilitaire </w:t>
+          </w:r>
+        </w:hyperlink>
       </w:r>
       <w:r>
         <w:rPr>
@@ -376,6 +431,7 @@
       </w:r>
       <w:r>
         <w:rPr>
+          <w:u w:val="single" w:color="0000ff"/>
           <w:rFonts w:ascii="Charis SIL Regular" w:hAnsi="Charis SIL Regular" w:eastAsia="Charis SIL Regular"/>
           <w:b w:val="0"/>
           <w:i w:val="0"/>
@@ -393,6 +449,7 @@
       </w:r>
       <w:r>
         <w:rPr>
+          <w:u w:val="single" w:color="0000ff"/>
           <w:rFonts w:ascii="Charis SIL Regular" w:hAnsi="Charis SIL Regular" w:eastAsia="Charis SIL Regular"/>
           <w:b w:val="0"/>
           <w:i w:val="0"/>
@@ -410,6 +467,7 @@
       </w:r>
       <w:r>
         <w:rPr>
+          <w:u w:val="single" w:color="0000ff"/>
           <w:rFonts w:ascii="Charis SIL Regular" w:hAnsi="Charis SIL Regular" w:eastAsia="Charis SIL Regular"/>
           <w:b w:val="0"/>
           <w:i w:val="0"/>
@@ -488,7 +546,7 @@
           <w:sz w:val="24"/>
           <w:u w:val="single"/>
         </w:rPr>
-        <w:hyperlink r:id="rId11" w:history="1">
+        <w:hyperlink r:id="rId10" w:history="1">
           <w:r>
             <w:rPr>
               <w:rStyle w:val="Hyperlink"/>
@@ -3435,7 +3493,7 @@
           <w:sz w:val="24"/>
           <w:u w:val="single"/>
         </w:rPr>
-        <w:hyperlink r:id="rId22" w:history="1">
+        <w:hyperlink r:id="rId21" w:history="1">
           <w:r>
             <w:rPr>
               <w:rStyle w:val="Hyperlink"/>
@@ -3453,7 +3511,7 @@
           <w:sz w:val="24"/>
           <w:u w:val="single"/>
         </w:rPr>
-        <w:hyperlink r:id="rId22" w:history="1">
+        <w:hyperlink r:id="rId21" w:history="1">
           <w:r>
             <w:rPr>
               <w:rStyle w:val="Hyperlink"/>
@@ -3464,7 +3522,6 @@
       </w:r>
       <w:r>
         <w:rPr>
-          <w:u w:val="single" w:color="0000ff"/>
           <w:rFonts w:ascii="Charis SIL Regular" w:hAnsi="Charis SIL Regular" w:eastAsia="Charis SIL Regular"/>
           <w:b w:val="0"/>
           <w:i w:val="0"/>
@@ -3482,7 +3539,7 @@
           <w:sz w:val="24"/>
           <w:u w:val="single"/>
         </w:rPr>
-        <w:hyperlink r:id="rId23" w:history="1">
+        <w:hyperlink r:id="rId21" w:history="1">
           <w:r>
             <w:rPr>
               <w:rStyle w:val="Hyperlink"/>
@@ -3511,7 +3568,7 @@
           <w:sz w:val="24"/>
           <w:u w:val="single"/>
         </w:rPr>
-        <w:hyperlink r:id="rId23" w:history="1">
+        <w:hyperlink r:id="rId21" w:history="1">
           <w:r>
             <w:rPr>
               <w:rStyle w:val="Hyperlink"/>
@@ -3660,7 +3717,7 @@
           <w:sz w:val="24"/>
           <w:u w:val="single"/>
         </w:rPr>
-        <w:hyperlink r:id="rId24" w:history="1">
+        <w:hyperlink r:id="rId23" w:history="1">
           <w:r>
             <w:rPr>
               <w:rStyle w:val="Hyperlink"/>
@@ -3678,7 +3735,7 @@
           <w:sz w:val="24"/>
           <w:u w:val="single"/>
         </w:rPr>
-        <w:hyperlink r:id="rId24" w:history="1">
+        <w:hyperlink r:id="rId23" w:history="1">
           <w:r>
             <w:rPr>
               <w:rStyle w:val="Hyperlink"/>
@@ -3696,7 +3753,7 @@
           <w:sz w:val="24"/>
           <w:u w:val="single"/>
         </w:rPr>
-        <w:hyperlink r:id="rId24" w:history="1">
+        <w:hyperlink r:id="rId23" w:history="1">
           <w:r>
             <w:rPr>
               <w:rStyle w:val="Hyperlink"/>
@@ -3714,7 +3771,7 @@
           <w:sz w:val="24"/>
           <w:u w:val="single"/>
         </w:rPr>
-        <w:hyperlink r:id="rId24" w:history="1">
+        <w:hyperlink r:id="rId23" w:history="1">
           <w:r>
             <w:rPr>
               <w:rStyle w:val="Hyperlink"/>
@@ -3742,7 +3799,7 @@
           <w:sz w:val="24"/>
           <w:u w:val="single"/>
         </w:rPr>
-        <w:hyperlink r:id="rId25" w:history="1">
+        <w:hyperlink r:id="rId24" w:history="1">
           <w:r>
             <w:rPr>
               <w:rStyle w:val="Hyperlink"/>
@@ -3760,7 +3817,7 @@
           <w:sz w:val="24"/>
           <w:u w:val="single"/>
         </w:rPr>
-        <w:hyperlink r:id="rId25" w:history="1">
+        <w:hyperlink r:id="rId24" w:history="1">
           <w:r>
             <w:rPr>
               <w:rStyle w:val="Hyperlink"/>
@@ -3778,7 +3835,7 @@
           <w:sz w:val="24"/>
           <w:u w:val="single"/>
         </w:rPr>
-        <w:hyperlink r:id="rId25" w:history="1">
+        <w:hyperlink r:id="rId23" w:history="1">
           <w:r>
             <w:rPr>
               <w:rStyle w:val="Hyperlink"/>
@@ -3919,7 +3976,7 @@
           <w:sz w:val="24"/>
           <w:u w:val="single"/>
         </w:rPr>
-        <w:hyperlink r:id="rId26" w:history="1">
+        <w:hyperlink r:id="rId25" w:history="1">
           <w:r>
             <w:rPr>
               <w:rStyle w:val="Hyperlink"/>
@@ -3937,7 +3994,7 @@
           <w:sz w:val="24"/>
           <w:u w:val="single"/>
         </w:rPr>
-        <w:hyperlink r:id="rId26" w:history="1">
+        <w:hyperlink r:id="rId25" w:history="1">
           <w:r>
             <w:rPr>
               <w:rStyle w:val="Hyperlink"/>
@@ -3955,7 +4012,7 @@
           <w:sz w:val="24"/>
           <w:u w:val="single"/>
         </w:rPr>
-        <w:hyperlink r:id="rId26" w:history="1">
+        <w:hyperlink r:id="rId25" w:history="1">
           <w:r>
             <w:rPr>
               <w:rStyle w:val="Hyperlink"/>
@@ -3973,7 +4030,7 @@
           <w:sz w:val="24"/>
           <w:u w:val="single"/>
         </w:rPr>
-        <w:hyperlink r:id="rId26" w:history="1">
+        <w:hyperlink r:id="rId25" w:history="1">
           <w:r>
             <w:rPr>
               <w:rStyle w:val="Hyperlink"/>
@@ -3991,7 +4048,7 @@
           <w:sz w:val="24"/>
           <w:u w:val="single"/>
         </w:rPr>
-        <w:hyperlink r:id="rId26" w:history="1">
+        <w:hyperlink r:id="rId25" w:history="1">
           <w:r>
             <w:rPr>
               <w:rStyle w:val="Hyperlink"/>
@@ -4009,7 +4066,7 @@
           <w:sz w:val="24"/>
           <w:u w:val="single"/>
         </w:rPr>
-        <w:hyperlink r:id="rId26" w:history="1">
+        <w:hyperlink r:id="rId25" w:history="1">
           <w:r>
             <w:rPr>
               <w:rStyle w:val="Hyperlink"/>
@@ -4027,7 +4084,7 @@
           <w:sz w:val="24"/>
           <w:u w:val="single"/>
         </w:rPr>
-        <w:hyperlink r:id="rId26" w:history="1">
+        <w:hyperlink r:id="rId25" w:history="1">
           <w:r>
             <w:rPr>
               <w:rStyle w:val="Hyperlink"/>
@@ -4045,7 +4102,7 @@
           <w:sz w:val="24"/>
           <w:u w:val="single"/>
         </w:rPr>
-        <w:hyperlink r:id="rId26" w:history="1">
+        <w:hyperlink r:id="rId25" w:history="1">
           <w:r>
             <w:rPr>
               <w:rStyle w:val="Hyperlink"/>
@@ -4063,7 +4120,7 @@
           <w:sz w:val="24"/>
           <w:u w:val="single"/>
         </w:rPr>
-        <w:hyperlink r:id="rId26" w:history="1">
+        <w:hyperlink r:id="rId25" w:history="1">
           <w:r>
             <w:rPr>
               <w:rStyle w:val="Hyperlink"/>
@@ -4081,7 +4138,7 @@
           <w:sz w:val="24"/>
           <w:u w:val="single"/>
         </w:rPr>
-        <w:hyperlink r:id="rId26" w:history="1">
+        <w:hyperlink r:id="rId25" w:history="1">
           <w:r>
             <w:rPr>
               <w:rStyle w:val="Hyperlink"/>
@@ -4099,7 +4156,7 @@
           <w:sz w:val="24"/>
           <w:u w:val="single"/>
         </w:rPr>
-        <w:hyperlink r:id="rId26" w:history="1">
+        <w:hyperlink r:id="rId25" w:history="1">
           <w:r>
             <w:rPr>
               <w:rStyle w:val="Hyperlink"/>
@@ -4117,7 +4174,7 @@
           <w:sz w:val="24"/>
           <w:u w:val="single"/>
         </w:rPr>
-        <w:hyperlink r:id="rId26" w:history="1">
+        <w:hyperlink r:id="rId25" w:history="1">
           <w:r>
             <w:rPr>
               <w:rStyle w:val="Hyperlink"/>
@@ -4135,7 +4192,7 @@
           <w:sz w:val="24"/>
           <w:u w:val="single"/>
         </w:rPr>
-        <w:hyperlink r:id="rId26" w:history="1">
+        <w:hyperlink r:id="rId25" w:history="1">
           <w:r>
             <w:rPr>
               <w:rStyle w:val="Hyperlink"/>
@@ -4153,7 +4210,7 @@
           <w:sz w:val="24"/>
           <w:u w:val="single"/>
         </w:rPr>
-        <w:hyperlink r:id="rId26" w:history="1">
+        <w:hyperlink r:id="rId25" w:history="1">
           <w:r>
             <w:rPr>
               <w:rStyle w:val="Hyperlink"/>
@@ -4171,7 +4228,7 @@
           <w:sz w:val="24"/>
           <w:u w:val="single"/>
         </w:rPr>
-        <w:hyperlink r:id="rId26" w:history="1">
+        <w:hyperlink r:id="rId25" w:history="1">
           <w:r>
             <w:rPr>
               <w:rStyle w:val="Hyperlink"/>
@@ -4189,7 +4246,7 @@
           <w:sz w:val="24"/>
           <w:u w:val="single"/>
         </w:rPr>
-        <w:hyperlink r:id="rId26" w:history="1">
+        <w:hyperlink r:id="rId25" w:history="1">
           <w:r>
             <w:rPr>
               <w:rStyle w:val="Hyperlink"/>
@@ -4207,7 +4264,7 @@
           <w:sz w:val="24"/>
           <w:u w:val="single"/>
         </w:rPr>
-        <w:hyperlink r:id="rId26" w:history="1">
+        <w:hyperlink r:id="rId25" w:history="1">
           <w:r>
             <w:rPr>
               <w:rStyle w:val="Hyperlink"/>
@@ -4225,7 +4282,7 @@
           <w:sz w:val="24"/>
           <w:u w:val="single"/>
         </w:rPr>
-        <w:hyperlink r:id="rId26" w:history="1">
+        <w:hyperlink r:id="rId25" w:history="1">
           <w:r>
             <w:rPr>
               <w:rStyle w:val="Hyperlink"/>
@@ -4382,7 +4439,7 @@
           <w:sz w:val="24"/>
           <w:u w:val="single"/>
         </w:rPr>
-        <w:hyperlink r:id="rId27" w:history="1">
+        <w:hyperlink r:id="rId26" w:history="1">
           <w:r>
             <w:rPr>
               <w:rStyle w:val="Hyperlink"/>
@@ -4400,7 +4457,7 @@
           <w:sz w:val="24"/>
           <w:u w:val="single"/>
         </w:rPr>
-        <w:hyperlink r:id="rId27" w:history="1">
+        <w:hyperlink r:id="rId26" w:history="1">
           <w:r>
             <w:rPr>
               <w:rStyle w:val="Hyperlink"/>
@@ -4418,7 +4475,7 @@
           <w:sz w:val="24"/>
           <w:u w:val="single"/>
         </w:rPr>
-        <w:hyperlink r:id="rId27" w:history="1">
+        <w:hyperlink r:id="rId26" w:history="1">
           <w:r>
             <w:rPr>
               <w:rStyle w:val="Hyperlink"/>
@@ -4436,7 +4493,7 @@
           <w:sz w:val="24"/>
           <w:u w:val="single"/>
         </w:rPr>
-        <w:hyperlink r:id="rId27" w:history="1">
+        <w:hyperlink r:id="rId26" w:history="1">
           <w:r>
             <w:rPr>
               <w:rStyle w:val="Hyperlink"/>
@@ -4454,7 +4511,7 @@
           <w:sz w:val="24"/>
           <w:u w:val="single"/>
         </w:rPr>
-        <w:hyperlink r:id="rId27" w:history="1">
+        <w:hyperlink r:id="rId26" w:history="1">
           <w:r>
             <w:rPr>
               <w:rStyle w:val="Hyperlink"/>
@@ -4472,7 +4529,7 @@
           <w:sz w:val="24"/>
           <w:u w:val="single"/>
         </w:rPr>
-        <w:hyperlink r:id="rId27" w:history="1">
+        <w:hyperlink r:id="rId26" w:history="1">
           <w:r>
             <w:rPr>
               <w:rStyle w:val="Hyperlink"/>
@@ -4490,7 +4547,7 @@
           <w:sz w:val="24"/>
           <w:u w:val="single"/>
         </w:rPr>
-        <w:hyperlink r:id="rId27" w:history="1">
+        <w:hyperlink r:id="rId26" w:history="1">
           <w:r>
             <w:rPr>
               <w:rStyle w:val="Hyperlink"/>
@@ -4508,7 +4565,7 @@
           <w:sz w:val="24"/>
           <w:u w:val="single"/>
         </w:rPr>
-        <w:hyperlink r:id="rId27" w:history="1">
+        <w:hyperlink r:id="rId26" w:history="1">
           <w:r>
             <w:rPr>
               <w:rStyle w:val="Hyperlink"/>
@@ -4526,7 +4583,7 @@
           <w:sz w:val="24"/>
           <w:u w:val="single"/>
         </w:rPr>
-        <w:hyperlink r:id="rId27" w:history="1">
+        <w:hyperlink r:id="rId26" w:history="1">
           <w:r>
             <w:rPr>
               <w:rStyle w:val="Hyperlink"/>
@@ -4544,7 +4601,7 @@
           <w:sz w:val="24"/>
           <w:u w:val="single"/>
         </w:rPr>
-        <w:hyperlink r:id="rId27" w:history="1">
+        <w:hyperlink r:id="rId26" w:history="1">
           <w:r>
             <w:rPr>
               <w:rStyle w:val="Hyperlink"/>
@@ -4562,7 +4619,7 @@
           <w:sz w:val="24"/>
           <w:u w:val="single"/>
         </w:rPr>
-        <w:hyperlink r:id="rId27" w:history="1">
+        <w:hyperlink r:id="rId26" w:history="1">
           <w:r>
             <w:rPr>
               <w:rStyle w:val="Hyperlink"/>
@@ -4580,7 +4637,7 @@
           <w:sz w:val="24"/>
           <w:u w:val="single"/>
         </w:rPr>
-        <w:hyperlink r:id="rId27" w:history="1">
+        <w:hyperlink r:id="rId26" w:history="1">
           <w:r>
             <w:rPr>
               <w:rStyle w:val="Hyperlink"/>
@@ -4598,7 +4655,7 @@
           <w:sz w:val="24"/>
           <w:u w:val="single"/>
         </w:rPr>
-        <w:hyperlink r:id="rId27" w:history="1">
+        <w:hyperlink r:id="rId26" w:history="1">
           <w:r>
             <w:rPr>
               <w:rStyle w:val="Hyperlink"/>
@@ -4616,7 +4673,7 @@
           <w:sz w:val="24"/>
           <w:u w:val="single"/>
         </w:rPr>
-        <w:hyperlink r:id="rId27" w:history="1">
+        <w:hyperlink r:id="rId26" w:history="1">
           <w:r>
             <w:rPr>
               <w:rStyle w:val="Hyperlink"/>
@@ -4634,7 +4691,7 @@
           <w:sz w:val="24"/>
           <w:u w:val="single"/>
         </w:rPr>
-        <w:hyperlink r:id="rId27" w:history="1">
+        <w:hyperlink r:id="rId26" w:history="1">
           <w:r>
             <w:rPr>
               <w:rStyle w:val="Hyperlink"/>
@@ -4782,7 +4839,7 @@
           <w:sz w:val="24"/>
           <w:u w:val="single"/>
         </w:rPr>
-        <w:hyperlink r:id="rId28" w:history="1">
+        <w:hyperlink r:id="rId27" w:history="1">
           <w:r>
             <w:rPr>
               <w:rStyle w:val="Hyperlink"/>
@@ -4800,7 +4857,7 @@
           <w:sz w:val="24"/>
           <w:u w:val="single"/>
         </w:rPr>
-        <w:hyperlink r:id="rId28" w:history="1">
+        <w:hyperlink r:id="rId27" w:history="1">
           <w:r>
             <w:rPr>
               <w:rStyle w:val="Hyperlink"/>
@@ -4818,7 +4875,7 @@
           <w:sz w:val="24"/>
           <w:u w:val="single"/>
         </w:rPr>
-        <w:hyperlink r:id="rId28" w:history="1">
+        <w:hyperlink r:id="rId27" w:history="1">
           <w:r>
             <w:rPr>
               <w:rStyle w:val="Hyperlink"/>
@@ -4836,7 +4893,7 @@
           <w:sz w:val="24"/>
           <w:u w:val="single"/>
         </w:rPr>
-        <w:hyperlink r:id="rId28" w:history="1">
+        <w:hyperlink r:id="rId27" w:history="1">
           <w:r>
             <w:rPr>
               <w:rStyle w:val="Hyperlink"/>
@@ -4854,7 +4911,7 @@
           <w:sz w:val="24"/>
           <w:u w:val="single"/>
         </w:rPr>
-        <w:hyperlink r:id="rId28" w:history="1">
+        <w:hyperlink r:id="rId27" w:history="1">
           <w:r>
             <w:rPr>
               <w:rStyle w:val="Hyperlink"/>
@@ -4875,7 +4932,7 @@
           <w:sz w:val="24"/>
           <w:u w:val="single"/>
         </w:rPr>
-        <w:hyperlink r:id="rId28" w:history="1">
+        <w:hyperlink r:id="rId27" w:history="1">
           <w:r>
             <w:rPr>
               <w:rStyle w:val="Hyperlink"/>
@@ -4893,7 +4950,7 @@
           <w:sz w:val="24"/>
           <w:u w:val="single"/>
         </w:rPr>
-        <w:hyperlink r:id="rId28" w:history="1">
+        <w:hyperlink r:id="rId27" w:history="1">
           <w:r>
             <w:rPr>
               <w:rStyle w:val="Hyperlink"/>
@@ -4911,7 +4968,7 @@
           <w:sz w:val="24"/>
           <w:u w:val="single"/>
         </w:rPr>
-        <w:hyperlink r:id="rId28" w:history="1">
+        <w:hyperlink r:id="rId27" w:history="1">
           <w:r>
             <w:rPr>
               <w:rStyle w:val="Hyperlink"/>
@@ -4929,7 +4986,7 @@
           <w:sz w:val="24"/>
           <w:u w:val="single"/>
         </w:rPr>
-        <w:hyperlink r:id="rId28" w:history="1">
+        <w:hyperlink r:id="rId27" w:history="1">
           <w:r>
             <w:rPr>
               <w:rStyle w:val="Hyperlink"/>
@@ -4947,7 +5004,7 @@
           <w:sz w:val="24"/>
           <w:u w:val="single"/>
         </w:rPr>
-        <w:hyperlink r:id="rId28" w:history="1">
+        <w:hyperlink r:id="rId27" w:history="1">
           <w:r>
             <w:rPr>
               <w:rStyle w:val="Hyperlink"/>
@@ -5098,7 +5155,7 @@
           <w:sz w:val="24"/>
           <w:u w:val="single"/>
         </w:rPr>
-        <w:hyperlink r:id="rId29" w:history="1">
+        <w:hyperlink r:id="rId28" w:history="1">
           <w:r>
             <w:rPr>
               <w:rStyle w:val="Hyperlink"/>
@@ -5116,7 +5173,7 @@
           <w:sz w:val="24"/>
           <w:u w:val="single"/>
         </w:rPr>
-        <w:hyperlink r:id="rId29" w:history="1">
+        <w:hyperlink r:id="rId28" w:history="1">
           <w:r>
             <w:rPr>
               <w:rStyle w:val="Hyperlink"/>
@@ -5134,7 +5191,7 @@
           <w:sz w:val="24"/>
           <w:u w:val="single"/>
         </w:rPr>
-        <w:hyperlink r:id="rId29" w:history="1">
+        <w:hyperlink r:id="rId28" w:history="1">
           <w:r>
             <w:rPr>
               <w:rStyle w:val="Hyperlink"/>
@@ -5152,7 +5209,7 @@
           <w:sz w:val="24"/>
           <w:u w:val="single"/>
         </w:rPr>
-        <w:hyperlink r:id="rId29" w:history="1">
+        <w:hyperlink r:id="rId28" w:history="1">
           <w:r>
             <w:rPr>
               <w:rStyle w:val="Hyperlink"/>
@@ -5170,7 +5227,7 @@
           <w:sz w:val="24"/>
           <w:u w:val="single"/>
         </w:rPr>
-        <w:hyperlink r:id="rId29" w:history="1">
+        <w:hyperlink r:id="rId28" w:history="1">
           <w:r>
             <w:rPr>
               <w:rStyle w:val="Hyperlink"/>
@@ -5188,7 +5245,7 @@
           <w:sz w:val="24"/>
           <w:u w:val="single"/>
         </w:rPr>
-        <w:hyperlink r:id="rId29" w:history="1">
+        <w:hyperlink r:id="rId28" w:history="1">
           <w:r>
             <w:rPr>
               <w:rStyle w:val="Hyperlink"/>
@@ -5206,7 +5263,7 @@
           <w:sz w:val="24"/>
           <w:u w:val="single"/>
         </w:rPr>
-        <w:hyperlink r:id="rId29" w:history="1">
+        <w:hyperlink r:id="rId28" w:history="1">
           <w:r>
             <w:rPr>
               <w:rStyle w:val="Hyperlink"/>
@@ -5224,7 +5281,7 @@
           <w:sz w:val="24"/>
           <w:u w:val="single"/>
         </w:rPr>
-        <w:hyperlink r:id="rId29" w:history="1">
+        <w:hyperlink r:id="rId28" w:history="1">
           <w:r>
             <w:rPr>
               <w:rStyle w:val="Hyperlink"/>
@@ -5242,7 +5299,7 @@
           <w:sz w:val="24"/>
           <w:u w:val="single"/>
         </w:rPr>
-        <w:hyperlink r:id="rId29" w:history="1">
+        <w:hyperlink r:id="rId28" w:history="1">
           <w:r>
             <w:rPr>
               <w:rStyle w:val="Hyperlink"/>

--- a/EXPORTS/DOCX/published/niveau3/Dutch/JustinusNassau.docx
+++ b/EXPORTS/DOCX/published/niveau3/Dutch/JustinusNassau.docx
@@ -309,7 +309,7 @@
           <w:sz w:val="24"/>
           <w:u w:val="single"/>
         </w:rPr>
-        <w:hyperlink r:id="rId10" w:history="1">
+        <w:hyperlink r:id="rId9" w:history="1">
           <w:r>
             <w:rPr>
               <w:rStyle w:val="Hyperlink"/>
@@ -356,7 +356,7 @@
           <w:sz w:val="24"/>
           <w:u w:val="single"/>
         </w:rPr>
-        <w:hyperlink r:id="rId9" w:history="1">
+        <w:hyperlink r:id="rId10" w:history="1">
           <w:r>
             <w:rPr>
               <w:rStyle w:val="Hyperlink"/>
@@ -492,7 +492,7 @@
           <w:sz w:val="24"/>
           <w:u w:val="single"/>
         </w:rPr>
-        <w:hyperlink r:id="rId10" w:history="1">
+        <w:hyperlink r:id="rId11" w:history="1">
           <w:r>
             <w:rPr>
               <w:rStyle w:val="Hyperlink"/>
@@ -510,7 +510,7 @@
           <w:sz w:val="24"/>
           <w:u w:val="single"/>
         </w:rPr>
-        <w:hyperlink r:id="rId10" w:history="1">
+        <w:hyperlink r:id="rId11" w:history="1">
           <w:r>
             <w:rPr>
               <w:rStyle w:val="Hyperlink"/>
@@ -668,15 +668,9 @@
           <w:i w:val="0"/>
           <w:color w:val="0000FF"/>
           <w:sz w:val="24"/>
-        </w:rPr>
-        <w:hyperlink r:id="rId12" w:history="1">
-          <w:r>
-            <w:rPr>
-              <w:rStyle w:val="Hyperlink"/>
-            </w:rPr>
-            <w:t>c</w:t>
-          </w:r>
-        </w:hyperlink>
+          <w:u w:val="single"/>
+        </w:rPr>
+        <w:t>c</w:t>
       </w:r>
       <w:r>
         <w:rPr>
@@ -3493,7 +3487,7 @@
           <w:sz w:val="24"/>
           <w:u w:val="single"/>
         </w:rPr>
-        <w:hyperlink r:id="rId21" w:history="1">
+        <w:hyperlink r:id="rId22" w:history="1">
           <w:r>
             <w:rPr>
               <w:rStyle w:val="Hyperlink"/>
@@ -3511,7 +3505,7 @@
           <w:sz w:val="24"/>
           <w:u w:val="single"/>
         </w:rPr>
-        <w:hyperlink r:id="rId21" w:history="1">
+        <w:hyperlink r:id="rId22" w:history="1">
           <w:r>
             <w:rPr>
               <w:rStyle w:val="Hyperlink"/>
@@ -3522,6 +3516,7 @@
       </w:r>
       <w:r>
         <w:rPr>
+          <w:u w:val="single" w:color="0000ff"/>
           <w:rFonts w:ascii="Charis SIL Regular" w:hAnsi="Charis SIL Regular" w:eastAsia="Charis SIL Regular"/>
           <w:b w:val="0"/>
           <w:i w:val="0"/>
@@ -3539,7 +3534,7 @@
           <w:sz w:val="24"/>
           <w:u w:val="single"/>
         </w:rPr>
-        <w:hyperlink r:id="rId21" w:history="1">
+        <w:hyperlink r:id="rId23" w:history="1">
           <w:r>
             <w:rPr>
               <w:rStyle w:val="Hyperlink"/>
@@ -3568,7 +3563,7 @@
           <w:sz w:val="24"/>
           <w:u w:val="single"/>
         </w:rPr>
-        <w:hyperlink r:id="rId21" w:history="1">
+        <w:hyperlink r:id="rId23" w:history="1">
           <w:r>
             <w:rPr>
               <w:rStyle w:val="Hyperlink"/>
@@ -3717,7 +3712,7 @@
           <w:sz w:val="24"/>
           <w:u w:val="single"/>
         </w:rPr>
-        <w:hyperlink r:id="rId23" w:history="1">
+        <w:hyperlink r:id="rId24" w:history="1">
           <w:r>
             <w:rPr>
               <w:rStyle w:val="Hyperlink"/>
@@ -3735,7 +3730,7 @@
           <w:sz w:val="24"/>
           <w:u w:val="single"/>
         </w:rPr>
-        <w:hyperlink r:id="rId23" w:history="1">
+        <w:hyperlink r:id="rId24" w:history="1">
           <w:r>
             <w:rPr>
               <w:rStyle w:val="Hyperlink"/>
@@ -3753,7 +3748,7 @@
           <w:sz w:val="24"/>
           <w:u w:val="single"/>
         </w:rPr>
-        <w:hyperlink r:id="rId23" w:history="1">
+        <w:hyperlink r:id="rId24" w:history="1">
           <w:r>
             <w:rPr>
               <w:rStyle w:val="Hyperlink"/>
@@ -3771,7 +3766,7 @@
           <w:sz w:val="24"/>
           <w:u w:val="single"/>
         </w:rPr>
-        <w:hyperlink r:id="rId23" w:history="1">
+        <w:hyperlink r:id="rId24" w:history="1">
           <w:r>
             <w:rPr>
               <w:rStyle w:val="Hyperlink"/>
@@ -3799,7 +3794,7 @@
           <w:sz w:val="24"/>
           <w:u w:val="single"/>
         </w:rPr>
-        <w:hyperlink r:id="rId24" w:history="1">
+        <w:hyperlink r:id="rId25" w:history="1">
           <w:r>
             <w:rPr>
               <w:rStyle w:val="Hyperlink"/>
@@ -3817,7 +3812,7 @@
           <w:sz w:val="24"/>
           <w:u w:val="single"/>
         </w:rPr>
-        <w:hyperlink r:id="rId24" w:history="1">
+        <w:hyperlink r:id="rId25" w:history="1">
           <w:r>
             <w:rPr>
               <w:rStyle w:val="Hyperlink"/>
@@ -3835,7 +3830,7 @@
           <w:sz w:val="24"/>
           <w:u w:val="single"/>
         </w:rPr>
-        <w:hyperlink r:id="rId23" w:history="1">
+        <w:hyperlink r:id="rId25" w:history="1">
           <w:r>
             <w:rPr>
               <w:rStyle w:val="Hyperlink"/>
@@ -3976,7 +3971,7 @@
           <w:sz w:val="24"/>
           <w:u w:val="single"/>
         </w:rPr>
-        <w:hyperlink r:id="rId25" w:history="1">
+        <w:hyperlink r:id="rId26" w:history="1">
           <w:r>
             <w:rPr>
               <w:rStyle w:val="Hyperlink"/>
@@ -3994,7 +3989,7 @@
           <w:sz w:val="24"/>
           <w:u w:val="single"/>
         </w:rPr>
-        <w:hyperlink r:id="rId25" w:history="1">
+        <w:hyperlink r:id="rId26" w:history="1">
           <w:r>
             <w:rPr>
               <w:rStyle w:val="Hyperlink"/>
@@ -4012,7 +4007,7 @@
           <w:sz w:val="24"/>
           <w:u w:val="single"/>
         </w:rPr>
-        <w:hyperlink r:id="rId25" w:history="1">
+        <w:hyperlink r:id="rId26" w:history="1">
           <w:r>
             <w:rPr>
               <w:rStyle w:val="Hyperlink"/>
@@ -4030,7 +4025,7 @@
           <w:sz w:val="24"/>
           <w:u w:val="single"/>
         </w:rPr>
-        <w:hyperlink r:id="rId25" w:history="1">
+        <w:hyperlink r:id="rId26" w:history="1">
           <w:r>
             <w:rPr>
               <w:rStyle w:val="Hyperlink"/>
@@ -4048,7 +4043,7 @@
           <w:sz w:val="24"/>
           <w:u w:val="single"/>
         </w:rPr>
-        <w:hyperlink r:id="rId25" w:history="1">
+        <w:hyperlink r:id="rId26" w:history="1">
           <w:r>
             <w:rPr>
               <w:rStyle w:val="Hyperlink"/>
@@ -4066,7 +4061,7 @@
           <w:sz w:val="24"/>
           <w:u w:val="single"/>
         </w:rPr>
-        <w:hyperlink r:id="rId25" w:history="1">
+        <w:hyperlink r:id="rId26" w:history="1">
           <w:r>
             <w:rPr>
               <w:rStyle w:val="Hyperlink"/>
@@ -4084,7 +4079,7 @@
           <w:sz w:val="24"/>
           <w:u w:val="single"/>
         </w:rPr>
-        <w:hyperlink r:id="rId25" w:history="1">
+        <w:hyperlink r:id="rId26" w:history="1">
           <w:r>
             <w:rPr>
               <w:rStyle w:val="Hyperlink"/>
@@ -4102,7 +4097,7 @@
           <w:sz w:val="24"/>
           <w:u w:val="single"/>
         </w:rPr>
-        <w:hyperlink r:id="rId25" w:history="1">
+        <w:hyperlink r:id="rId26" w:history="1">
           <w:r>
             <w:rPr>
               <w:rStyle w:val="Hyperlink"/>
@@ -4120,7 +4115,7 @@
           <w:sz w:val="24"/>
           <w:u w:val="single"/>
         </w:rPr>
-        <w:hyperlink r:id="rId25" w:history="1">
+        <w:hyperlink r:id="rId26" w:history="1">
           <w:r>
             <w:rPr>
               <w:rStyle w:val="Hyperlink"/>
@@ -4138,7 +4133,7 @@
           <w:sz w:val="24"/>
           <w:u w:val="single"/>
         </w:rPr>
-        <w:hyperlink r:id="rId25" w:history="1">
+        <w:hyperlink r:id="rId26" w:history="1">
           <w:r>
             <w:rPr>
               <w:rStyle w:val="Hyperlink"/>
@@ -4156,7 +4151,7 @@
           <w:sz w:val="24"/>
           <w:u w:val="single"/>
         </w:rPr>
-        <w:hyperlink r:id="rId25" w:history="1">
+        <w:hyperlink r:id="rId26" w:history="1">
           <w:r>
             <w:rPr>
               <w:rStyle w:val="Hyperlink"/>
@@ -4174,7 +4169,7 @@
           <w:sz w:val="24"/>
           <w:u w:val="single"/>
         </w:rPr>
-        <w:hyperlink r:id="rId25" w:history="1">
+        <w:hyperlink r:id="rId26" w:history="1">
           <w:r>
             <w:rPr>
               <w:rStyle w:val="Hyperlink"/>
@@ -4192,7 +4187,7 @@
           <w:sz w:val="24"/>
           <w:u w:val="single"/>
         </w:rPr>
-        <w:hyperlink r:id="rId25" w:history="1">
+        <w:hyperlink r:id="rId26" w:history="1">
           <w:r>
             <w:rPr>
               <w:rStyle w:val="Hyperlink"/>
@@ -4210,7 +4205,7 @@
           <w:sz w:val="24"/>
           <w:u w:val="single"/>
         </w:rPr>
-        <w:hyperlink r:id="rId25" w:history="1">
+        <w:hyperlink r:id="rId26" w:history="1">
           <w:r>
             <w:rPr>
               <w:rStyle w:val="Hyperlink"/>
@@ -4228,7 +4223,7 @@
           <w:sz w:val="24"/>
           <w:u w:val="single"/>
         </w:rPr>
-        <w:hyperlink r:id="rId25" w:history="1">
+        <w:hyperlink r:id="rId26" w:history="1">
           <w:r>
             <w:rPr>
               <w:rStyle w:val="Hyperlink"/>
@@ -4244,16 +4239,8 @@
           <w:i w:val="0"/>
           <w:color w:val="0000FF"/>
           <w:sz w:val="24"/>
-          <w:u w:val="single"/>
-        </w:rPr>
-        <w:hyperlink r:id="rId25" w:history="1">
-          <w:r>
-            <w:rPr>
-              <w:rStyle w:val="Hyperlink"/>
-            </w:rPr>
-            <w:t>w</w:t>
-          </w:r>
-        </w:hyperlink>
+        </w:rPr>
+        <w:t>w</w:t>
       </w:r>
       <w:r>
         <w:rPr>
@@ -4264,7 +4251,7 @@
           <w:sz w:val="24"/>
           <w:u w:val="single"/>
         </w:rPr>
-        <w:hyperlink r:id="rId25" w:history="1">
+        <w:hyperlink r:id="rId26" w:history="1">
           <w:r>
             <w:rPr>
               <w:rStyle w:val="Hyperlink"/>
@@ -4282,7 +4269,7 @@
           <w:sz w:val="24"/>
           <w:u w:val="single"/>
         </w:rPr>
-        <w:hyperlink r:id="rId25" w:history="1">
+        <w:hyperlink r:id="rId26" w:history="1">
           <w:r>
             <w:rPr>
               <w:rStyle w:val="Hyperlink"/>
@@ -4439,7 +4426,7 @@
           <w:sz w:val="24"/>
           <w:u w:val="single"/>
         </w:rPr>
-        <w:hyperlink r:id="rId26" w:history="1">
+        <w:hyperlink r:id="rId27" w:history="1">
           <w:r>
             <w:rPr>
               <w:rStyle w:val="Hyperlink"/>
@@ -4457,7 +4444,7 @@
           <w:sz w:val="24"/>
           <w:u w:val="single"/>
         </w:rPr>
-        <w:hyperlink r:id="rId26" w:history="1">
+        <w:hyperlink r:id="rId27" w:history="1">
           <w:r>
             <w:rPr>
               <w:rStyle w:val="Hyperlink"/>
@@ -4475,7 +4462,7 @@
           <w:sz w:val="24"/>
           <w:u w:val="single"/>
         </w:rPr>
-        <w:hyperlink r:id="rId26" w:history="1">
+        <w:hyperlink r:id="rId27" w:history="1">
           <w:r>
             <w:rPr>
               <w:rStyle w:val="Hyperlink"/>
@@ -4493,7 +4480,7 @@
           <w:sz w:val="24"/>
           <w:u w:val="single"/>
         </w:rPr>
-        <w:hyperlink r:id="rId26" w:history="1">
+        <w:hyperlink r:id="rId27" w:history="1">
           <w:r>
             <w:rPr>
               <w:rStyle w:val="Hyperlink"/>
@@ -4511,7 +4498,7 @@
           <w:sz w:val="24"/>
           <w:u w:val="single"/>
         </w:rPr>
-        <w:hyperlink r:id="rId26" w:history="1">
+        <w:hyperlink r:id="rId27" w:history="1">
           <w:r>
             <w:rPr>
               <w:rStyle w:val="Hyperlink"/>
@@ -4529,7 +4516,7 @@
           <w:sz w:val="24"/>
           <w:u w:val="single"/>
         </w:rPr>
-        <w:hyperlink r:id="rId26" w:history="1">
+        <w:hyperlink r:id="rId27" w:history="1">
           <w:r>
             <w:rPr>
               <w:rStyle w:val="Hyperlink"/>
@@ -4547,7 +4534,7 @@
           <w:sz w:val="24"/>
           <w:u w:val="single"/>
         </w:rPr>
-        <w:hyperlink r:id="rId26" w:history="1">
+        <w:hyperlink r:id="rId27" w:history="1">
           <w:r>
             <w:rPr>
               <w:rStyle w:val="Hyperlink"/>
@@ -4565,7 +4552,7 @@
           <w:sz w:val="24"/>
           <w:u w:val="single"/>
         </w:rPr>
-        <w:hyperlink r:id="rId26" w:history="1">
+        <w:hyperlink r:id="rId27" w:history="1">
           <w:r>
             <w:rPr>
               <w:rStyle w:val="Hyperlink"/>
@@ -4583,7 +4570,7 @@
           <w:sz w:val="24"/>
           <w:u w:val="single"/>
         </w:rPr>
-        <w:hyperlink r:id="rId26" w:history="1">
+        <w:hyperlink r:id="rId27" w:history="1">
           <w:r>
             <w:rPr>
               <w:rStyle w:val="Hyperlink"/>
@@ -4601,7 +4588,7 @@
           <w:sz w:val="24"/>
           <w:u w:val="single"/>
         </w:rPr>
-        <w:hyperlink r:id="rId26" w:history="1">
+        <w:hyperlink r:id="rId27" w:history="1">
           <w:r>
             <w:rPr>
               <w:rStyle w:val="Hyperlink"/>
@@ -4619,7 +4606,7 @@
           <w:sz w:val="24"/>
           <w:u w:val="single"/>
         </w:rPr>
-        <w:hyperlink r:id="rId26" w:history="1">
+        <w:hyperlink r:id="rId27" w:history="1">
           <w:r>
             <w:rPr>
               <w:rStyle w:val="Hyperlink"/>
@@ -4637,7 +4624,7 @@
           <w:sz w:val="24"/>
           <w:u w:val="single"/>
         </w:rPr>
-        <w:hyperlink r:id="rId26" w:history="1">
+        <w:hyperlink r:id="rId27" w:history="1">
           <w:r>
             <w:rPr>
               <w:rStyle w:val="Hyperlink"/>
@@ -4655,7 +4642,7 @@
           <w:sz w:val="24"/>
           <w:u w:val="single"/>
         </w:rPr>
-        <w:hyperlink r:id="rId26" w:history="1">
+        <w:hyperlink r:id="rId27" w:history="1">
           <w:r>
             <w:rPr>
               <w:rStyle w:val="Hyperlink"/>
@@ -4673,7 +4660,7 @@
           <w:sz w:val="24"/>
           <w:u w:val="single"/>
         </w:rPr>
-        <w:hyperlink r:id="rId26" w:history="1">
+        <w:hyperlink r:id="rId27" w:history="1">
           <w:r>
             <w:rPr>
               <w:rStyle w:val="Hyperlink"/>
@@ -4691,7 +4678,7 @@
           <w:sz w:val="24"/>
           <w:u w:val="single"/>
         </w:rPr>
-        <w:hyperlink r:id="rId26" w:history="1">
+        <w:hyperlink r:id="rId27" w:history="1">
           <w:r>
             <w:rPr>
               <w:rStyle w:val="Hyperlink"/>
@@ -4839,7 +4826,7 @@
           <w:sz w:val="24"/>
           <w:u w:val="single"/>
         </w:rPr>
-        <w:hyperlink r:id="rId27" w:history="1">
+        <w:hyperlink r:id="rId28" w:history="1">
           <w:r>
             <w:rPr>
               <w:rStyle w:val="Hyperlink"/>
@@ -4857,7 +4844,7 @@
           <w:sz w:val="24"/>
           <w:u w:val="single"/>
         </w:rPr>
-        <w:hyperlink r:id="rId27" w:history="1">
+        <w:hyperlink r:id="rId28" w:history="1">
           <w:r>
             <w:rPr>
               <w:rStyle w:val="Hyperlink"/>
@@ -4875,7 +4862,7 @@
           <w:sz w:val="24"/>
           <w:u w:val="single"/>
         </w:rPr>
-        <w:hyperlink r:id="rId27" w:history="1">
+        <w:hyperlink r:id="rId28" w:history="1">
           <w:r>
             <w:rPr>
               <w:rStyle w:val="Hyperlink"/>
@@ -4893,7 +4880,7 @@
           <w:sz w:val="24"/>
           <w:u w:val="single"/>
         </w:rPr>
-        <w:hyperlink r:id="rId27" w:history="1">
+        <w:hyperlink r:id="rId28" w:history="1">
           <w:r>
             <w:rPr>
               <w:rStyle w:val="Hyperlink"/>
@@ -4911,7 +4898,7 @@
           <w:sz w:val="24"/>
           <w:u w:val="single"/>
         </w:rPr>
-        <w:hyperlink r:id="rId27" w:history="1">
+        <w:hyperlink r:id="rId28" w:history="1">
           <w:r>
             <w:rPr>
               <w:rStyle w:val="Hyperlink"/>
@@ -4932,7 +4919,7 @@
           <w:sz w:val="24"/>
           <w:u w:val="single"/>
         </w:rPr>
-        <w:hyperlink r:id="rId27" w:history="1">
+        <w:hyperlink r:id="rId28" w:history="1">
           <w:r>
             <w:rPr>
               <w:rStyle w:val="Hyperlink"/>
@@ -4950,7 +4937,7 @@
           <w:sz w:val="24"/>
           <w:u w:val="single"/>
         </w:rPr>
-        <w:hyperlink r:id="rId27" w:history="1">
+        <w:hyperlink r:id="rId28" w:history="1">
           <w:r>
             <w:rPr>
               <w:rStyle w:val="Hyperlink"/>
@@ -4968,7 +4955,7 @@
           <w:sz w:val="24"/>
           <w:u w:val="single"/>
         </w:rPr>
-        <w:hyperlink r:id="rId27" w:history="1">
+        <w:hyperlink r:id="rId28" w:history="1">
           <w:r>
             <w:rPr>
               <w:rStyle w:val="Hyperlink"/>
@@ -4986,7 +4973,7 @@
           <w:sz w:val="24"/>
           <w:u w:val="single"/>
         </w:rPr>
-        <w:hyperlink r:id="rId27" w:history="1">
+        <w:hyperlink r:id="rId28" w:history="1">
           <w:r>
             <w:rPr>
               <w:rStyle w:val="Hyperlink"/>
@@ -5004,7 +4991,7 @@
           <w:sz w:val="24"/>
           <w:u w:val="single"/>
         </w:rPr>
-        <w:hyperlink r:id="rId27" w:history="1">
+        <w:hyperlink r:id="rId28" w:history="1">
           <w:r>
             <w:rPr>
               <w:rStyle w:val="Hyperlink"/>
@@ -5155,7 +5142,7 @@
           <w:sz w:val="24"/>
           <w:u w:val="single"/>
         </w:rPr>
-        <w:hyperlink r:id="rId28" w:history="1">
+        <w:hyperlink r:id="rId29" w:history="1">
           <w:r>
             <w:rPr>
               <w:rStyle w:val="Hyperlink"/>
@@ -5173,7 +5160,7 @@
           <w:sz w:val="24"/>
           <w:u w:val="single"/>
         </w:rPr>
-        <w:hyperlink r:id="rId28" w:history="1">
+        <w:hyperlink r:id="rId29" w:history="1">
           <w:r>
             <w:rPr>
               <w:rStyle w:val="Hyperlink"/>
@@ -5191,7 +5178,7 @@
           <w:sz w:val="24"/>
           <w:u w:val="single"/>
         </w:rPr>
-        <w:hyperlink r:id="rId28" w:history="1">
+        <w:hyperlink r:id="rId29" w:history="1">
           <w:r>
             <w:rPr>
               <w:rStyle w:val="Hyperlink"/>
@@ -5209,7 +5196,7 @@
           <w:sz w:val="24"/>
           <w:u w:val="single"/>
         </w:rPr>
-        <w:hyperlink r:id="rId28" w:history="1">
+        <w:hyperlink r:id="rId29" w:history="1">
           <w:r>
             <w:rPr>
               <w:rStyle w:val="Hyperlink"/>
@@ -5227,7 +5214,7 @@
           <w:sz w:val="24"/>
           <w:u w:val="single"/>
         </w:rPr>
-        <w:hyperlink r:id="rId28" w:history="1">
+        <w:hyperlink r:id="rId29" w:history="1">
           <w:r>
             <w:rPr>
               <w:rStyle w:val="Hyperlink"/>
@@ -5245,7 +5232,7 @@
           <w:sz w:val="24"/>
           <w:u w:val="single"/>
         </w:rPr>
-        <w:hyperlink r:id="rId28" w:history="1">
+        <w:hyperlink r:id="rId29" w:history="1">
           <w:r>
             <w:rPr>
               <w:rStyle w:val="Hyperlink"/>
@@ -5263,7 +5250,7 @@
           <w:sz w:val="24"/>
           <w:u w:val="single"/>
         </w:rPr>
-        <w:hyperlink r:id="rId28" w:history="1">
+        <w:hyperlink r:id="rId29" w:history="1">
           <w:r>
             <w:rPr>
               <w:rStyle w:val="Hyperlink"/>
@@ -5281,7 +5268,7 @@
           <w:sz w:val="24"/>
           <w:u w:val="single"/>
         </w:rPr>
-        <w:hyperlink r:id="rId28" w:history="1">
+        <w:hyperlink r:id="rId29" w:history="1">
           <w:r>
             <w:rPr>
               <w:rStyle w:val="Hyperlink"/>
@@ -5299,7 +5286,7 @@
           <w:sz w:val="24"/>
           <w:u w:val="single"/>
         </w:rPr>
-        <w:hyperlink r:id="rId28" w:history="1">
+        <w:hyperlink r:id="rId29" w:history="1">
           <w:r>
             <w:rPr>
               <w:rStyle w:val="Hyperlink"/>

--- a/EXPORTS/DOCX/published/niveau3/Dutch/JustinusNassau.docx
+++ b/EXPORTS/DOCX/published/niveau3/Dutch/JustinusNassau.docx
@@ -338,7 +338,7 @@
           <w:sz w:val="24"/>
           <w:u w:val="single"/>
         </w:rPr>
-        <w:hyperlink r:id="rId10" w:history="1">
+        <w:hyperlink r:id="rId9" w:history="1">
           <w:r>
             <w:rPr>
               <w:rStyle w:val="Hyperlink"/>
@@ -356,7 +356,7 @@
           <w:sz w:val="24"/>
           <w:u w:val="single"/>
         </w:rPr>
-        <w:hyperlink r:id="rId10" w:history="1">
+        <w:hyperlink r:id="rId9" w:history="1">
           <w:r>
             <w:rPr>
               <w:rStyle w:val="Hyperlink"/>
@@ -492,7 +492,7 @@
           <w:sz w:val="24"/>
           <w:u w:val="single"/>
         </w:rPr>
-        <w:hyperlink r:id="rId11" w:history="1">
+        <w:hyperlink r:id="rId10" w:history="1">
           <w:r>
             <w:rPr>
               <w:rStyle w:val="Hyperlink"/>
@@ -510,7 +510,7 @@
           <w:sz w:val="24"/>
           <w:u w:val="single"/>
         </w:rPr>
-        <w:hyperlink r:id="rId11" w:history="1">
+        <w:hyperlink r:id="rId10" w:history="1">
           <w:r>
             <w:rPr>
               <w:rStyle w:val="Hyperlink"/>
@@ -546,7 +546,7 @@
           <w:sz w:val="24"/>
           <w:u w:val="single"/>
         </w:rPr>
-        <w:hyperlink r:id="rId10" w:history="1">
+        <w:hyperlink r:id="rId11" w:history="1">
           <w:r>
             <w:rPr>
               <w:rStyle w:val="Hyperlink"/>
@@ -668,9 +668,15 @@
           <w:i w:val="0"/>
           <w:color w:val="0000FF"/>
           <w:sz w:val="24"/>
-          <w:u w:val="single"/>
-        </w:rPr>
-        <w:t>c</w:t>
+        </w:rPr>
+        <w:hyperlink r:id="rId12" w:history="1">
+          <w:r>
+            <w:rPr>
+              <w:rStyle w:val="Hyperlink"/>
+            </w:rPr>
+            <w:t>c</w:t>
+          </w:r>
+        </w:hyperlink>
       </w:r>
       <w:r>
         <w:rPr>
@@ -1006,25 +1012,7 @@
           <w:color w:val="000000"/>
           <w:sz w:val="24"/>
         </w:rPr>
-        <w:t>aan 'personen onder de lezers van deze regelen, die een verzameling in pa</w:t>
-      </w:r>
-      <w:r>
-        <w:rPr>
-          <w:u w:val="single" w:color="0000ff"/>
-          <w:rFonts w:ascii="Charis SIL Regular" w:hAnsi="Charis SIL Regular" w:eastAsia="Charis SIL Regular"/>
-          <w:b w:val="0"/>
-          <w:i w:val="0"/>
-          <w:color w:val="000000"/>
-          <w:sz w:val="24"/>
-        </w:rPr>
-        <w:hyperlink r:id="rId14" w:history="1">
-          <w:r>
-            <w:rPr>
-              <w:rStyle w:val="Hyperlink"/>
-            </w:rPr>
-            <w:t>rticulier b</w:t>
-          </w:r>
-        </w:hyperlink>
+        <w:t>aan 'personen onder de lezers van deze regelen, die een verzameling in particulier b</w:t>
       </w:r>
       <w:r>
         <w:rPr>
@@ -4239,8 +4227,16 @@
           <w:i w:val="0"/>
           <w:color w:val="0000FF"/>
           <w:sz w:val="24"/>
-        </w:rPr>
-        <w:t>w</w:t>
+          <w:u w:val="single"/>
+        </w:rPr>
+        <w:hyperlink r:id="rId26" w:history="1">
+          <w:r>
+            <w:rPr>
+              <w:rStyle w:val="Hyperlink"/>
+            </w:rPr>
+            <w:t>w</w:t>
+          </w:r>
+        </w:hyperlink>
       </w:r>
       <w:r>
         <w:rPr>

--- a/EXPORTS/DOCX/published/niveau3/Dutch/JustinusNassau.docx
+++ b/EXPORTS/DOCX/published/niveau3/Dutch/JustinusNassau.docx
@@ -309,7 +309,7 @@
           <w:sz w:val="24"/>
           <w:u w:val="single"/>
         </w:rPr>
-        <w:hyperlink r:id="rId9" w:history="1">
+        <w:hyperlink r:id="rId10" w:history="1">
           <w:r>
             <w:rPr>
               <w:rStyle w:val="Hyperlink"/>
@@ -338,7 +338,7 @@
           <w:sz w:val="24"/>
           <w:u w:val="single"/>
         </w:rPr>
-        <w:hyperlink r:id="rId9" w:history="1">
+        <w:hyperlink r:id="rId10" w:history="1">
           <w:r>
             <w:rPr>
               <w:rStyle w:val="Hyperlink"/>
@@ -356,7 +356,7 @@
           <w:sz w:val="24"/>
           <w:u w:val="single"/>
         </w:rPr>
-        <w:hyperlink r:id="rId9" w:history="1">
+        <w:hyperlink r:id="rId10" w:history="1">
           <w:r>
             <w:rPr>
               <w:rStyle w:val="Hyperlink"/>
@@ -546,7 +546,7 @@
           <w:sz w:val="24"/>
           <w:u w:val="single"/>
         </w:rPr>
-        <w:hyperlink r:id="rId11" w:history="1">
+        <w:hyperlink r:id="rId10" w:history="1">
           <w:r>
             <w:rPr>
               <w:rStyle w:val="Hyperlink"/>
@@ -668,15 +668,9 @@
           <w:i w:val="0"/>
           <w:color w:val="0000FF"/>
           <w:sz w:val="24"/>
-        </w:rPr>
-        <w:hyperlink r:id="rId12" w:history="1">
-          <w:r>
-            <w:rPr>
-              <w:rStyle w:val="Hyperlink"/>
-            </w:rPr>
-            <w:t>c</w:t>
-          </w:r>
-        </w:hyperlink>
+          <w:u w:val="single"/>
+        </w:rPr>
+        <w:t>c</w:t>
       </w:r>
       <w:r>
         <w:rPr>
@@ -1012,7 +1006,25 @@
           <w:color w:val="000000"/>
           <w:sz w:val="24"/>
         </w:rPr>
-        <w:t>aan 'personen onder de lezers van deze regelen, die een verzameling in particulier b</w:t>
+        <w:t>aan 'personen onder de lezers van deze regelen, die een verzameling in pa</w:t>
+      </w:r>
+      <w:r>
+        <w:rPr>
+          <w:u w:val="single" w:color="0000ff"/>
+          <w:rFonts w:ascii="Charis SIL Regular" w:hAnsi="Charis SIL Regular" w:eastAsia="Charis SIL Regular"/>
+          <w:b w:val="0"/>
+          <w:i w:val="0"/>
+          <w:color w:val="000000"/>
+          <w:sz w:val="24"/>
+        </w:rPr>
+        <w:hyperlink r:id="rId14" w:history="1">
+          <w:r>
+            <w:rPr>
+              <w:rStyle w:val="Hyperlink"/>
+            </w:rPr>
+            <w:t>rticulier b</w:t>
+          </w:r>
+        </w:hyperlink>
       </w:r>
       <w:r>
         <w:rPr>
@@ -3493,7 +3505,7 @@
           <w:sz w:val="24"/>
           <w:u w:val="single"/>
         </w:rPr>
-        <w:hyperlink r:id="rId22" w:history="1">
+        <w:hyperlink r:id="rId21" w:history="1">
           <w:r>
             <w:rPr>
               <w:rStyle w:val="Hyperlink"/>
@@ -3504,7 +3516,6 @@
       </w:r>
       <w:r>
         <w:rPr>
-          <w:u w:val="single" w:color="0000ff"/>
           <w:rFonts w:ascii="Charis SIL Regular" w:hAnsi="Charis SIL Regular" w:eastAsia="Charis SIL Regular"/>
           <w:b w:val="0"/>
           <w:i w:val="0"/>
@@ -3522,7 +3533,7 @@
           <w:sz w:val="24"/>
           <w:u w:val="single"/>
         </w:rPr>
-        <w:hyperlink r:id="rId23" w:history="1">
+        <w:hyperlink r:id="rId21" w:history="1">
           <w:r>
             <w:rPr>
               <w:rStyle w:val="Hyperlink"/>
@@ -3551,7 +3562,7 @@
           <w:sz w:val="24"/>
           <w:u w:val="single"/>
         </w:rPr>
-        <w:hyperlink r:id="rId23" w:history="1">
+        <w:hyperlink r:id="rId21" w:history="1">
           <w:r>
             <w:rPr>
               <w:rStyle w:val="Hyperlink"/>
@@ -3700,7 +3711,7 @@
           <w:sz w:val="24"/>
           <w:u w:val="single"/>
         </w:rPr>
-        <w:hyperlink r:id="rId24" w:history="1">
+        <w:hyperlink r:id="rId23" w:history="1">
           <w:r>
             <w:rPr>
               <w:rStyle w:val="Hyperlink"/>
@@ -3718,7 +3729,7 @@
           <w:sz w:val="24"/>
           <w:u w:val="single"/>
         </w:rPr>
-        <w:hyperlink r:id="rId24" w:history="1">
+        <w:hyperlink r:id="rId23" w:history="1">
           <w:r>
             <w:rPr>
               <w:rStyle w:val="Hyperlink"/>
@@ -3736,7 +3747,7 @@
           <w:sz w:val="24"/>
           <w:u w:val="single"/>
         </w:rPr>
-        <w:hyperlink r:id="rId24" w:history="1">
+        <w:hyperlink r:id="rId23" w:history="1">
           <w:r>
             <w:rPr>
               <w:rStyle w:val="Hyperlink"/>
@@ -3754,7 +3765,7 @@
           <w:sz w:val="24"/>
           <w:u w:val="single"/>
         </w:rPr>
-        <w:hyperlink r:id="rId24" w:history="1">
+        <w:hyperlink r:id="rId23" w:history="1">
           <w:r>
             <w:rPr>
               <w:rStyle w:val="Hyperlink"/>
@@ -3782,7 +3793,7 @@
           <w:sz w:val="24"/>
           <w:u w:val="single"/>
         </w:rPr>
-        <w:hyperlink r:id="rId25" w:history="1">
+        <w:hyperlink r:id="rId24" w:history="1">
           <w:r>
             <w:rPr>
               <w:rStyle w:val="Hyperlink"/>
@@ -3800,7 +3811,7 @@
           <w:sz w:val="24"/>
           <w:u w:val="single"/>
         </w:rPr>
-        <w:hyperlink r:id="rId25" w:history="1">
+        <w:hyperlink r:id="rId24" w:history="1">
           <w:r>
             <w:rPr>
               <w:rStyle w:val="Hyperlink"/>
@@ -3818,7 +3829,7 @@
           <w:sz w:val="24"/>
           <w:u w:val="single"/>
         </w:rPr>
-        <w:hyperlink r:id="rId25" w:history="1">
+        <w:hyperlink r:id="rId23" w:history="1">
           <w:r>
             <w:rPr>
               <w:rStyle w:val="Hyperlink"/>
@@ -3959,7 +3970,7 @@
           <w:sz w:val="24"/>
           <w:u w:val="single"/>
         </w:rPr>
-        <w:hyperlink r:id="rId26" w:history="1">
+        <w:hyperlink r:id="rId25" w:history="1">
           <w:r>
             <w:rPr>
               <w:rStyle w:val="Hyperlink"/>
@@ -3977,7 +3988,7 @@
           <w:sz w:val="24"/>
           <w:u w:val="single"/>
         </w:rPr>
-        <w:hyperlink r:id="rId26" w:history="1">
+        <w:hyperlink r:id="rId25" w:history="1">
           <w:r>
             <w:rPr>
               <w:rStyle w:val="Hyperlink"/>
@@ -3995,7 +4006,7 @@
           <w:sz w:val="24"/>
           <w:u w:val="single"/>
         </w:rPr>
-        <w:hyperlink r:id="rId26" w:history="1">
+        <w:hyperlink r:id="rId25" w:history="1">
           <w:r>
             <w:rPr>
               <w:rStyle w:val="Hyperlink"/>
@@ -4013,7 +4024,7 @@
           <w:sz w:val="24"/>
           <w:u w:val="single"/>
         </w:rPr>
-        <w:hyperlink r:id="rId26" w:history="1">
+        <w:hyperlink r:id="rId25" w:history="1">
           <w:r>
             <w:rPr>
               <w:rStyle w:val="Hyperlink"/>
@@ -4031,7 +4042,7 @@
           <w:sz w:val="24"/>
           <w:u w:val="single"/>
         </w:rPr>
-        <w:hyperlink r:id="rId26" w:history="1">
+        <w:hyperlink r:id="rId25" w:history="1">
           <w:r>
             <w:rPr>
               <w:rStyle w:val="Hyperlink"/>
@@ -4049,7 +4060,7 @@
           <w:sz w:val="24"/>
           <w:u w:val="single"/>
         </w:rPr>
-        <w:hyperlink r:id="rId26" w:history="1">
+        <w:hyperlink r:id="rId25" w:history="1">
           <w:r>
             <w:rPr>
               <w:rStyle w:val="Hyperlink"/>
@@ -4067,7 +4078,7 @@
           <w:sz w:val="24"/>
           <w:u w:val="single"/>
         </w:rPr>
-        <w:hyperlink r:id="rId26" w:history="1">
+        <w:hyperlink r:id="rId25" w:history="1">
           <w:r>
             <w:rPr>
               <w:rStyle w:val="Hyperlink"/>
@@ -4085,7 +4096,7 @@
           <w:sz w:val="24"/>
           <w:u w:val="single"/>
         </w:rPr>
-        <w:hyperlink r:id="rId26" w:history="1">
+        <w:hyperlink r:id="rId25" w:history="1">
           <w:r>
             <w:rPr>
               <w:rStyle w:val="Hyperlink"/>
@@ -4103,7 +4114,7 @@
           <w:sz w:val="24"/>
           <w:u w:val="single"/>
         </w:rPr>
-        <w:hyperlink r:id="rId26" w:history="1">
+        <w:hyperlink r:id="rId25" w:history="1">
           <w:r>
             <w:rPr>
               <w:rStyle w:val="Hyperlink"/>
@@ -4121,7 +4132,7 @@
           <w:sz w:val="24"/>
           <w:u w:val="single"/>
         </w:rPr>
-        <w:hyperlink r:id="rId26" w:history="1">
+        <w:hyperlink r:id="rId25" w:history="1">
           <w:r>
             <w:rPr>
               <w:rStyle w:val="Hyperlink"/>
@@ -4139,7 +4150,7 @@
           <w:sz w:val="24"/>
           <w:u w:val="single"/>
         </w:rPr>
-        <w:hyperlink r:id="rId26" w:history="1">
+        <w:hyperlink r:id="rId25" w:history="1">
           <w:r>
             <w:rPr>
               <w:rStyle w:val="Hyperlink"/>
@@ -4157,7 +4168,7 @@
           <w:sz w:val="24"/>
           <w:u w:val="single"/>
         </w:rPr>
-        <w:hyperlink r:id="rId26" w:history="1">
+        <w:hyperlink r:id="rId25" w:history="1">
           <w:r>
             <w:rPr>
               <w:rStyle w:val="Hyperlink"/>
@@ -4175,7 +4186,7 @@
           <w:sz w:val="24"/>
           <w:u w:val="single"/>
         </w:rPr>
-        <w:hyperlink r:id="rId26" w:history="1">
+        <w:hyperlink r:id="rId25" w:history="1">
           <w:r>
             <w:rPr>
               <w:rStyle w:val="Hyperlink"/>
@@ -4193,7 +4204,7 @@
           <w:sz w:val="24"/>
           <w:u w:val="single"/>
         </w:rPr>
-        <w:hyperlink r:id="rId26" w:history="1">
+        <w:hyperlink r:id="rId25" w:history="1">
           <w:r>
             <w:rPr>
               <w:rStyle w:val="Hyperlink"/>
@@ -4211,7 +4222,7 @@
           <w:sz w:val="24"/>
           <w:u w:val="single"/>
         </w:rPr>
-        <w:hyperlink r:id="rId26" w:history="1">
+        <w:hyperlink r:id="rId25" w:history="1">
           <w:r>
             <w:rPr>
               <w:rStyle w:val="Hyperlink"/>
@@ -4229,7 +4240,7 @@
           <w:sz w:val="24"/>
           <w:u w:val="single"/>
         </w:rPr>
-        <w:hyperlink r:id="rId26" w:history="1">
+        <w:hyperlink r:id="rId25" w:history="1">
           <w:r>
             <w:rPr>
               <w:rStyle w:val="Hyperlink"/>
@@ -4247,7 +4258,7 @@
           <w:sz w:val="24"/>
           <w:u w:val="single"/>
         </w:rPr>
-        <w:hyperlink r:id="rId26" w:history="1">
+        <w:hyperlink r:id="rId25" w:history="1">
           <w:r>
             <w:rPr>
               <w:rStyle w:val="Hyperlink"/>
@@ -4265,7 +4276,7 @@
           <w:sz w:val="24"/>
           <w:u w:val="single"/>
         </w:rPr>
-        <w:hyperlink r:id="rId26" w:history="1">
+        <w:hyperlink r:id="rId25" w:history="1">
           <w:r>
             <w:rPr>
               <w:rStyle w:val="Hyperlink"/>
@@ -4422,7 +4433,7 @@
           <w:sz w:val="24"/>
           <w:u w:val="single"/>
         </w:rPr>
-        <w:hyperlink r:id="rId27" w:history="1">
+        <w:hyperlink r:id="rId26" w:history="1">
           <w:r>
             <w:rPr>
               <w:rStyle w:val="Hyperlink"/>
@@ -4440,7 +4451,7 @@
           <w:sz w:val="24"/>
           <w:u w:val="single"/>
         </w:rPr>
-        <w:hyperlink r:id="rId27" w:history="1">
+        <w:hyperlink r:id="rId26" w:history="1">
           <w:r>
             <w:rPr>
               <w:rStyle w:val="Hyperlink"/>
@@ -4458,7 +4469,7 @@
           <w:sz w:val="24"/>
           <w:u w:val="single"/>
         </w:rPr>
-        <w:hyperlink r:id="rId27" w:history="1">
+        <w:hyperlink r:id="rId26" w:history="1">
           <w:r>
             <w:rPr>
               <w:rStyle w:val="Hyperlink"/>
@@ -4476,7 +4487,7 @@
           <w:sz w:val="24"/>
           <w:u w:val="single"/>
         </w:rPr>
-        <w:hyperlink r:id="rId27" w:history="1">
+        <w:hyperlink r:id="rId26" w:history="1">
           <w:r>
             <w:rPr>
               <w:rStyle w:val="Hyperlink"/>
@@ -4494,7 +4505,7 @@
           <w:sz w:val="24"/>
           <w:u w:val="single"/>
         </w:rPr>
-        <w:hyperlink r:id="rId27" w:history="1">
+        <w:hyperlink r:id="rId26" w:history="1">
           <w:r>
             <w:rPr>
               <w:rStyle w:val="Hyperlink"/>
@@ -4512,7 +4523,7 @@
           <w:sz w:val="24"/>
           <w:u w:val="single"/>
         </w:rPr>
-        <w:hyperlink r:id="rId27" w:history="1">
+        <w:hyperlink r:id="rId26" w:history="1">
           <w:r>
             <w:rPr>
               <w:rStyle w:val="Hyperlink"/>
@@ -4530,7 +4541,7 @@
           <w:sz w:val="24"/>
           <w:u w:val="single"/>
         </w:rPr>
-        <w:hyperlink r:id="rId27" w:history="1">
+        <w:hyperlink r:id="rId26" w:history="1">
           <w:r>
             <w:rPr>
               <w:rStyle w:val="Hyperlink"/>
@@ -4548,7 +4559,7 @@
           <w:sz w:val="24"/>
           <w:u w:val="single"/>
         </w:rPr>
-        <w:hyperlink r:id="rId27" w:history="1">
+        <w:hyperlink r:id="rId26" w:history="1">
           <w:r>
             <w:rPr>
               <w:rStyle w:val="Hyperlink"/>
@@ -4566,7 +4577,7 @@
           <w:sz w:val="24"/>
           <w:u w:val="single"/>
         </w:rPr>
-        <w:hyperlink r:id="rId27" w:history="1">
+        <w:hyperlink r:id="rId26" w:history="1">
           <w:r>
             <w:rPr>
               <w:rStyle w:val="Hyperlink"/>
@@ -4584,7 +4595,7 @@
           <w:sz w:val="24"/>
           <w:u w:val="single"/>
         </w:rPr>
-        <w:hyperlink r:id="rId27" w:history="1">
+        <w:hyperlink r:id="rId26" w:history="1">
           <w:r>
             <w:rPr>
               <w:rStyle w:val="Hyperlink"/>
@@ -4602,7 +4613,7 @@
           <w:sz w:val="24"/>
           <w:u w:val="single"/>
         </w:rPr>
-        <w:hyperlink r:id="rId27" w:history="1">
+        <w:hyperlink r:id="rId26" w:history="1">
           <w:r>
             <w:rPr>
               <w:rStyle w:val="Hyperlink"/>
@@ -4620,7 +4631,7 @@
           <w:sz w:val="24"/>
           <w:u w:val="single"/>
         </w:rPr>
-        <w:hyperlink r:id="rId27" w:history="1">
+        <w:hyperlink r:id="rId26" w:history="1">
           <w:r>
             <w:rPr>
               <w:rStyle w:val="Hyperlink"/>
@@ -4638,7 +4649,7 @@
           <w:sz w:val="24"/>
           <w:u w:val="single"/>
         </w:rPr>
-        <w:hyperlink r:id="rId27" w:history="1">
+        <w:hyperlink r:id="rId26" w:history="1">
           <w:r>
             <w:rPr>
               <w:rStyle w:val="Hyperlink"/>
@@ -4656,7 +4667,7 @@
           <w:sz w:val="24"/>
           <w:u w:val="single"/>
         </w:rPr>
-        <w:hyperlink r:id="rId27" w:history="1">
+        <w:hyperlink r:id="rId26" w:history="1">
           <w:r>
             <w:rPr>
               <w:rStyle w:val="Hyperlink"/>
@@ -4674,7 +4685,7 @@
           <w:sz w:val="24"/>
           <w:u w:val="single"/>
         </w:rPr>
-        <w:hyperlink r:id="rId27" w:history="1">
+        <w:hyperlink r:id="rId26" w:history="1">
           <w:r>
             <w:rPr>
               <w:rStyle w:val="Hyperlink"/>
@@ -4822,7 +4833,7 @@
           <w:sz w:val="24"/>
           <w:u w:val="single"/>
         </w:rPr>
-        <w:hyperlink r:id="rId28" w:history="1">
+        <w:hyperlink r:id="rId27" w:history="1">
           <w:r>
             <w:rPr>
               <w:rStyle w:val="Hyperlink"/>
@@ -4840,7 +4851,7 @@
           <w:sz w:val="24"/>
           <w:u w:val="single"/>
         </w:rPr>
-        <w:hyperlink r:id="rId28" w:history="1">
+        <w:hyperlink r:id="rId27" w:history="1">
           <w:r>
             <w:rPr>
               <w:rStyle w:val="Hyperlink"/>
@@ -4858,7 +4869,7 @@
           <w:sz w:val="24"/>
           <w:u w:val="single"/>
         </w:rPr>
-        <w:hyperlink r:id="rId28" w:history="1">
+        <w:hyperlink r:id="rId27" w:history="1">
           <w:r>
             <w:rPr>
               <w:rStyle w:val="Hyperlink"/>
@@ -4876,7 +4887,7 @@
           <w:sz w:val="24"/>
           <w:u w:val="single"/>
         </w:rPr>
-        <w:hyperlink r:id="rId28" w:history="1">
+        <w:hyperlink r:id="rId27" w:history="1">
           <w:r>
             <w:rPr>
               <w:rStyle w:val="Hyperlink"/>
@@ -4894,7 +4905,7 @@
           <w:sz w:val="24"/>
           <w:u w:val="single"/>
         </w:rPr>
-        <w:hyperlink r:id="rId28" w:history="1">
+        <w:hyperlink r:id="rId27" w:history="1">
           <w:r>
             <w:rPr>
               <w:rStyle w:val="Hyperlink"/>
@@ -4915,7 +4926,7 @@
           <w:sz w:val="24"/>
           <w:u w:val="single"/>
         </w:rPr>
-        <w:hyperlink r:id="rId28" w:history="1">
+        <w:hyperlink r:id="rId27" w:history="1">
           <w:r>
             <w:rPr>
               <w:rStyle w:val="Hyperlink"/>
@@ -4933,7 +4944,7 @@
           <w:sz w:val="24"/>
           <w:u w:val="single"/>
         </w:rPr>
-        <w:hyperlink r:id="rId28" w:history="1">
+        <w:hyperlink r:id="rId27" w:history="1">
           <w:r>
             <w:rPr>
               <w:rStyle w:val="Hyperlink"/>
@@ -4951,7 +4962,7 @@
           <w:sz w:val="24"/>
           <w:u w:val="single"/>
         </w:rPr>
-        <w:hyperlink r:id="rId28" w:history="1">
+        <w:hyperlink r:id="rId27" w:history="1">
           <w:r>
             <w:rPr>
               <w:rStyle w:val="Hyperlink"/>
@@ -4969,7 +4980,7 @@
           <w:sz w:val="24"/>
           <w:u w:val="single"/>
         </w:rPr>
-        <w:hyperlink r:id="rId28" w:history="1">
+        <w:hyperlink r:id="rId27" w:history="1">
           <w:r>
             <w:rPr>
               <w:rStyle w:val="Hyperlink"/>
@@ -4987,7 +4998,7 @@
           <w:sz w:val="24"/>
           <w:u w:val="single"/>
         </w:rPr>
-        <w:hyperlink r:id="rId28" w:history="1">
+        <w:hyperlink r:id="rId27" w:history="1">
           <w:r>
             <w:rPr>
               <w:rStyle w:val="Hyperlink"/>
@@ -5138,7 +5149,7 @@
           <w:sz w:val="24"/>
           <w:u w:val="single"/>
         </w:rPr>
-        <w:hyperlink r:id="rId29" w:history="1">
+        <w:hyperlink r:id="rId28" w:history="1">
           <w:r>
             <w:rPr>
               <w:rStyle w:val="Hyperlink"/>
@@ -5156,7 +5167,7 @@
           <w:sz w:val="24"/>
           <w:u w:val="single"/>
         </w:rPr>
-        <w:hyperlink r:id="rId29" w:history="1">
+        <w:hyperlink r:id="rId28" w:history="1">
           <w:r>
             <w:rPr>
               <w:rStyle w:val="Hyperlink"/>
@@ -5174,7 +5185,7 @@
           <w:sz w:val="24"/>
           <w:u w:val="single"/>
         </w:rPr>
-        <w:hyperlink r:id="rId29" w:history="1">
+        <w:hyperlink r:id="rId28" w:history="1">
           <w:r>
             <w:rPr>
               <w:rStyle w:val="Hyperlink"/>
@@ -5192,7 +5203,7 @@
           <w:sz w:val="24"/>
           <w:u w:val="single"/>
         </w:rPr>
-        <w:hyperlink r:id="rId29" w:history="1">
+        <w:hyperlink r:id="rId28" w:history="1">
           <w:r>
             <w:rPr>
               <w:rStyle w:val="Hyperlink"/>
@@ -5210,7 +5221,7 @@
           <w:sz w:val="24"/>
           <w:u w:val="single"/>
         </w:rPr>
-        <w:hyperlink r:id="rId29" w:history="1">
+        <w:hyperlink r:id="rId28" w:history="1">
           <w:r>
             <w:rPr>
               <w:rStyle w:val="Hyperlink"/>
@@ -5228,7 +5239,7 @@
           <w:sz w:val="24"/>
           <w:u w:val="single"/>
         </w:rPr>
-        <w:hyperlink r:id="rId29" w:history="1">
+        <w:hyperlink r:id="rId28" w:history="1">
           <w:r>
             <w:rPr>
               <w:rStyle w:val="Hyperlink"/>
@@ -5246,7 +5257,7 @@
           <w:sz w:val="24"/>
           <w:u w:val="single"/>
         </w:rPr>
-        <w:hyperlink r:id="rId29" w:history="1">
+        <w:hyperlink r:id="rId28" w:history="1">
           <w:r>
             <w:rPr>
               <w:rStyle w:val="Hyperlink"/>
@@ -5264,7 +5275,7 @@
           <w:sz w:val="24"/>
           <w:u w:val="single"/>
         </w:rPr>
-        <w:hyperlink r:id="rId29" w:history="1">
+        <w:hyperlink r:id="rId28" w:history="1">
           <w:r>
             <w:rPr>
               <w:rStyle w:val="Hyperlink"/>
@@ -5282,7 +5293,7 @@
           <w:sz w:val="24"/>
           <w:u w:val="single"/>
         </w:rPr>
-        <w:hyperlink r:id="rId29" w:history="1">
+        <w:hyperlink r:id="rId28" w:history="1">
           <w:r>
             <w:rPr>
               <w:rStyle w:val="Hyperlink"/>

--- a/EXPORTS/DOCX/published/niveau3/Dutch/JustinusNassau.docx
+++ b/EXPORTS/DOCX/published/niveau3/Dutch/JustinusNassau.docx
@@ -309,7 +309,7 @@
           <w:sz w:val="24"/>
           <w:u w:val="single"/>
         </w:rPr>
-        <w:hyperlink r:id="rId10" w:history="1">
+        <w:hyperlink r:id="rId9" w:history="1">
           <w:r>
             <w:rPr>
               <w:rStyle w:val="Hyperlink"/>
@@ -338,7 +338,7 @@
           <w:sz w:val="24"/>
           <w:u w:val="single"/>
         </w:rPr>
-        <w:hyperlink r:id="rId10" w:history="1">
+        <w:hyperlink r:id="rId9" w:history="1">
           <w:r>
             <w:rPr>
               <w:rStyle w:val="Hyperlink"/>
@@ -356,7 +356,7 @@
           <w:sz w:val="24"/>
           <w:u w:val="single"/>
         </w:rPr>
-        <w:hyperlink r:id="rId10" w:history="1">
+        <w:hyperlink r:id="rId9" w:history="1">
           <w:r>
             <w:rPr>
               <w:rStyle w:val="Hyperlink"/>
@@ -546,7 +546,7 @@
           <w:sz w:val="24"/>
           <w:u w:val="single"/>
         </w:rPr>
-        <w:hyperlink r:id="rId10" w:history="1">
+        <w:hyperlink r:id="rId11" w:history="1">
           <w:r>
             <w:rPr>
               <w:rStyle w:val="Hyperlink"/>
@@ -668,9 +668,15 @@
           <w:i w:val="0"/>
           <w:color w:val="0000FF"/>
           <w:sz w:val="24"/>
-          <w:u w:val="single"/>
-        </w:rPr>
-        <w:t>c</w:t>
+        </w:rPr>
+        <w:hyperlink r:id="rId12" w:history="1">
+          <w:r>
+            <w:rPr>
+              <w:rStyle w:val="Hyperlink"/>
+            </w:rPr>
+            <w:t>c</w:t>
+          </w:r>
+        </w:hyperlink>
       </w:r>
       <w:r>
         <w:rPr>
@@ -3516,13 +3522,21 @@
       </w:r>
       <w:r>
         <w:rPr>
+          <w:u w:val="single" w:color="0000ff"/>
           <w:rFonts w:ascii="Charis SIL Regular" w:hAnsi="Charis SIL Regular" w:eastAsia="Charis SIL Regular"/>
           <w:b w:val="0"/>
           <w:i w:val="0"/>
           <w:color w:val="000000"/>
           <w:sz w:val="24"/>
         </w:rPr>
-        <w:t xml:space="preserve">, </w:t>
+        <w:hyperlink r:id="rId21" w:history="1">
+          <w:r>
+            <w:rPr>
+              <w:rStyle w:val="Hyperlink"/>
+            </w:rPr>
+            <w:t xml:space="preserve">, </w:t>
+          </w:r>
+        </w:hyperlink>
       </w:r>
       <w:r>
         <w:rPr>
@@ -3829,7 +3843,7 @@
           <w:sz w:val="24"/>
           <w:u w:val="single"/>
         </w:rPr>
-        <w:hyperlink r:id="rId23" w:history="1">
+        <w:hyperlink r:id="rId24" w:history="1">
           <w:r>
             <w:rPr>
               <w:rStyle w:val="Hyperlink"/>

--- a/EXPORTS/DOCX/published/niveau3/Dutch/JustinusNassau.docx
+++ b/EXPORTS/DOCX/published/niveau3/Dutch/JustinusNassau.docx
@@ -309,7 +309,7 @@
           <w:sz w:val="24"/>
           <w:u w:val="single"/>
         </w:rPr>
-        <w:hyperlink r:id="rId9" w:history="1">
+        <w:hyperlink r:id="rId10" w:history="1">
           <w:r>
             <w:rPr>
               <w:rStyle w:val="Hyperlink"/>
@@ -338,7 +338,7 @@
           <w:sz w:val="24"/>
           <w:u w:val="single"/>
         </w:rPr>
-        <w:hyperlink r:id="rId9" w:history="1">
+        <w:hyperlink r:id="rId10" w:history="1">
           <w:r>
             <w:rPr>
               <w:rStyle w:val="Hyperlink"/>
@@ -356,7 +356,7 @@
           <w:sz w:val="24"/>
           <w:u w:val="single"/>
         </w:rPr>
-        <w:hyperlink r:id="rId9" w:history="1">
+        <w:hyperlink r:id="rId10" w:history="1">
           <w:r>
             <w:rPr>
               <w:rStyle w:val="Hyperlink"/>
@@ -546,7 +546,7 @@
           <w:sz w:val="24"/>
           <w:u w:val="single"/>
         </w:rPr>
-        <w:hyperlink r:id="rId11" w:history="1">
+        <w:hyperlink r:id="rId10" w:history="1">
           <w:r>
             <w:rPr>
               <w:rStyle w:val="Hyperlink"/>
@@ -668,15 +668,9 @@
           <w:i w:val="0"/>
           <w:color w:val="0000FF"/>
           <w:sz w:val="24"/>
-        </w:rPr>
-        <w:hyperlink r:id="rId12" w:history="1">
-          <w:r>
-            <w:rPr>
-              <w:rStyle w:val="Hyperlink"/>
-            </w:rPr>
-            <w:t>c</w:t>
-          </w:r>
-        </w:hyperlink>
+          <w:u w:val="single"/>
+        </w:rPr>
+        <w:t>c</w:t>
       </w:r>
       <w:r>
         <w:rPr>
@@ -3493,7 +3487,7 @@
           <w:sz w:val="24"/>
           <w:u w:val="single"/>
         </w:rPr>
-        <w:hyperlink r:id="rId22" w:history="1">
+        <w:hyperlink r:id="rId21" w:history="1">
           <w:r>
             <w:rPr>
               <w:rStyle w:val="Hyperlink"/>
@@ -3522,21 +3516,13 @@
       </w:r>
       <w:r>
         <w:rPr>
-          <w:u w:val="single" w:color="0000ff"/>
           <w:rFonts w:ascii="Charis SIL Regular" w:hAnsi="Charis SIL Regular" w:eastAsia="Charis SIL Regular"/>
           <w:b w:val="0"/>
           <w:i w:val="0"/>
           <w:color w:val="000000"/>
           <w:sz w:val="24"/>
         </w:rPr>
-        <w:hyperlink r:id="rId21" w:history="1">
-          <w:r>
-            <w:rPr>
-              <w:rStyle w:val="Hyperlink"/>
-            </w:rPr>
-            <w:t xml:space="preserve">, </w:t>
-          </w:r>
-        </w:hyperlink>
+        <w:t xml:space="preserve">, </w:t>
       </w:r>
       <w:r>
         <w:rPr>
@@ -3576,7 +3562,7 @@
           <w:sz w:val="24"/>
           <w:u w:val="single"/>
         </w:rPr>
-        <w:hyperlink r:id="rId21" w:history="1">
+        <w:hyperlink r:id="rId23" w:history="1">
           <w:r>
             <w:rPr>
               <w:rStyle w:val="Hyperlink"/>
@@ -3594,7 +3580,7 @@
           <w:sz w:val="24"/>
           <w:u w:val="single"/>
         </w:rPr>
-        <w:hyperlink r:id="rId21" w:history="1">
+        <w:hyperlink r:id="rId23" w:history="1">
           <w:r>
             <w:rPr>
               <w:rStyle w:val="Hyperlink"/>
@@ -3725,7 +3711,7 @@
           <w:sz w:val="24"/>
           <w:u w:val="single"/>
         </w:rPr>
-        <w:hyperlink r:id="rId23" w:history="1">
+        <w:hyperlink r:id="rId24" w:history="1">
           <w:r>
             <w:rPr>
               <w:rStyle w:val="Hyperlink"/>
@@ -3743,7 +3729,7 @@
           <w:sz w:val="24"/>
           <w:u w:val="single"/>
         </w:rPr>
-        <w:hyperlink r:id="rId23" w:history="1">
+        <w:hyperlink r:id="rId24" w:history="1">
           <w:r>
             <w:rPr>
               <w:rStyle w:val="Hyperlink"/>
@@ -3761,7 +3747,7 @@
           <w:sz w:val="24"/>
           <w:u w:val="single"/>
         </w:rPr>
-        <w:hyperlink r:id="rId23" w:history="1">
+        <w:hyperlink r:id="rId24" w:history="1">
           <w:r>
             <w:rPr>
               <w:rStyle w:val="Hyperlink"/>
@@ -3779,7 +3765,7 @@
           <w:sz w:val="24"/>
           <w:u w:val="single"/>
         </w:rPr>
-        <w:hyperlink r:id="rId23" w:history="1">
+        <w:hyperlink r:id="rId24" w:history="1">
           <w:r>
             <w:rPr>
               <w:rStyle w:val="Hyperlink"/>
@@ -3807,7 +3793,7 @@
           <w:sz w:val="24"/>
           <w:u w:val="single"/>
         </w:rPr>
-        <w:hyperlink r:id="rId24" w:history="1">
+        <w:hyperlink r:id="rId25" w:history="1">
           <w:r>
             <w:rPr>
               <w:rStyle w:val="Hyperlink"/>
@@ -3984,7 +3970,7 @@
           <w:sz w:val="24"/>
           <w:u w:val="single"/>
         </w:rPr>
-        <w:hyperlink r:id="rId25" w:history="1">
+        <w:hyperlink r:id="rId26" w:history="1">
           <w:r>
             <w:rPr>
               <w:rStyle w:val="Hyperlink"/>
@@ -4002,7 +3988,7 @@
           <w:sz w:val="24"/>
           <w:u w:val="single"/>
         </w:rPr>
-        <w:hyperlink r:id="rId25" w:history="1">
+        <w:hyperlink r:id="rId26" w:history="1">
           <w:r>
             <w:rPr>
               <w:rStyle w:val="Hyperlink"/>
@@ -4020,7 +4006,7 @@
           <w:sz w:val="24"/>
           <w:u w:val="single"/>
         </w:rPr>
-        <w:hyperlink r:id="rId25" w:history="1">
+        <w:hyperlink r:id="rId26" w:history="1">
           <w:r>
             <w:rPr>
               <w:rStyle w:val="Hyperlink"/>
@@ -4038,7 +4024,7 @@
           <w:sz w:val="24"/>
           <w:u w:val="single"/>
         </w:rPr>
-        <w:hyperlink r:id="rId25" w:history="1">
+        <w:hyperlink r:id="rId26" w:history="1">
           <w:r>
             <w:rPr>
               <w:rStyle w:val="Hyperlink"/>
@@ -4056,7 +4042,7 @@
           <w:sz w:val="24"/>
           <w:u w:val="single"/>
         </w:rPr>
-        <w:hyperlink r:id="rId25" w:history="1">
+        <w:hyperlink r:id="rId26" w:history="1">
           <w:r>
             <w:rPr>
               <w:rStyle w:val="Hyperlink"/>
@@ -4074,7 +4060,7 @@
           <w:sz w:val="24"/>
           <w:u w:val="single"/>
         </w:rPr>
-        <w:hyperlink r:id="rId25" w:history="1">
+        <w:hyperlink r:id="rId26" w:history="1">
           <w:r>
             <w:rPr>
               <w:rStyle w:val="Hyperlink"/>
@@ -4092,7 +4078,7 @@
           <w:sz w:val="24"/>
           <w:u w:val="single"/>
         </w:rPr>
-        <w:hyperlink r:id="rId25" w:history="1">
+        <w:hyperlink r:id="rId26" w:history="1">
           <w:r>
             <w:rPr>
               <w:rStyle w:val="Hyperlink"/>
@@ -4110,7 +4096,7 @@
           <w:sz w:val="24"/>
           <w:u w:val="single"/>
         </w:rPr>
-        <w:hyperlink r:id="rId25" w:history="1">
+        <w:hyperlink r:id="rId26" w:history="1">
           <w:r>
             <w:rPr>
               <w:rStyle w:val="Hyperlink"/>
@@ -4128,7 +4114,7 @@
           <w:sz w:val="24"/>
           <w:u w:val="single"/>
         </w:rPr>
-        <w:hyperlink r:id="rId25" w:history="1">
+        <w:hyperlink r:id="rId26" w:history="1">
           <w:r>
             <w:rPr>
               <w:rStyle w:val="Hyperlink"/>
@@ -4146,7 +4132,7 @@
           <w:sz w:val="24"/>
           <w:u w:val="single"/>
         </w:rPr>
-        <w:hyperlink r:id="rId25" w:history="1">
+        <w:hyperlink r:id="rId26" w:history="1">
           <w:r>
             <w:rPr>
               <w:rStyle w:val="Hyperlink"/>
@@ -4164,7 +4150,7 @@
           <w:sz w:val="24"/>
           <w:u w:val="single"/>
         </w:rPr>
-        <w:hyperlink r:id="rId25" w:history="1">
+        <w:hyperlink r:id="rId26" w:history="1">
           <w:r>
             <w:rPr>
               <w:rStyle w:val="Hyperlink"/>
@@ -4182,7 +4168,7 @@
           <w:sz w:val="24"/>
           <w:u w:val="single"/>
         </w:rPr>
-        <w:hyperlink r:id="rId25" w:history="1">
+        <w:hyperlink r:id="rId26" w:history="1">
           <w:r>
             <w:rPr>
               <w:rStyle w:val="Hyperlink"/>
@@ -4200,7 +4186,7 @@
           <w:sz w:val="24"/>
           <w:u w:val="single"/>
         </w:rPr>
-        <w:hyperlink r:id="rId25" w:history="1">
+        <w:hyperlink r:id="rId26" w:history="1">
           <w:r>
             <w:rPr>
               <w:rStyle w:val="Hyperlink"/>
@@ -4218,7 +4204,7 @@
           <w:sz w:val="24"/>
           <w:u w:val="single"/>
         </w:rPr>
-        <w:hyperlink r:id="rId25" w:history="1">
+        <w:hyperlink r:id="rId26" w:history="1">
           <w:r>
             <w:rPr>
               <w:rStyle w:val="Hyperlink"/>
@@ -4236,7 +4222,7 @@
           <w:sz w:val="24"/>
           <w:u w:val="single"/>
         </w:rPr>
-        <w:hyperlink r:id="rId25" w:history="1">
+        <w:hyperlink r:id="rId26" w:history="1">
           <w:r>
             <w:rPr>
               <w:rStyle w:val="Hyperlink"/>
@@ -4254,14 +4240,7 @@
           <w:sz w:val="24"/>
           <w:u w:val="single"/>
         </w:rPr>
-        <w:hyperlink r:id="rId25" w:history="1">
-          <w:r>
-            <w:rPr>
-              <w:rStyle w:val="Hyperlink"/>
-            </w:rPr>
-            <w:t>w</w:t>
-          </w:r>
-        </w:hyperlink>
+        <w:t>w</w:t>
       </w:r>
       <w:r>
         <w:rPr>
@@ -4272,7 +4251,7 @@
           <w:sz w:val="24"/>
           <w:u w:val="single"/>
         </w:rPr>
-        <w:hyperlink r:id="rId25" w:history="1">
+        <w:hyperlink r:id="rId26" w:history="1">
           <w:r>
             <w:rPr>
               <w:rStyle w:val="Hyperlink"/>
@@ -4290,7 +4269,7 @@
           <w:sz w:val="24"/>
           <w:u w:val="single"/>
         </w:rPr>
-        <w:hyperlink r:id="rId25" w:history="1">
+        <w:hyperlink r:id="rId26" w:history="1">
           <w:r>
             <w:rPr>
               <w:rStyle w:val="Hyperlink"/>
@@ -4447,7 +4426,7 @@
           <w:sz w:val="24"/>
           <w:u w:val="single"/>
         </w:rPr>
-        <w:hyperlink r:id="rId26" w:history="1">
+        <w:hyperlink r:id="rId27" w:history="1">
           <w:r>
             <w:rPr>
               <w:rStyle w:val="Hyperlink"/>
@@ -4465,7 +4444,7 @@
           <w:sz w:val="24"/>
           <w:u w:val="single"/>
         </w:rPr>
-        <w:hyperlink r:id="rId26" w:history="1">
+        <w:hyperlink r:id="rId27" w:history="1">
           <w:r>
             <w:rPr>
               <w:rStyle w:val="Hyperlink"/>
@@ -4483,7 +4462,7 @@
           <w:sz w:val="24"/>
           <w:u w:val="single"/>
         </w:rPr>
-        <w:hyperlink r:id="rId26" w:history="1">
+        <w:hyperlink r:id="rId27" w:history="1">
           <w:r>
             <w:rPr>
               <w:rStyle w:val="Hyperlink"/>
@@ -4501,7 +4480,7 @@
           <w:sz w:val="24"/>
           <w:u w:val="single"/>
         </w:rPr>
-        <w:hyperlink r:id="rId26" w:history="1">
+        <w:hyperlink r:id="rId27" w:history="1">
           <w:r>
             <w:rPr>
               <w:rStyle w:val="Hyperlink"/>
@@ -4519,7 +4498,7 @@
           <w:sz w:val="24"/>
           <w:u w:val="single"/>
         </w:rPr>
-        <w:hyperlink r:id="rId26" w:history="1">
+        <w:hyperlink r:id="rId27" w:history="1">
           <w:r>
             <w:rPr>
               <w:rStyle w:val="Hyperlink"/>
@@ -4537,7 +4516,7 @@
           <w:sz w:val="24"/>
           <w:u w:val="single"/>
         </w:rPr>
-        <w:hyperlink r:id="rId26" w:history="1">
+        <w:hyperlink r:id="rId27" w:history="1">
           <w:r>
             <w:rPr>
               <w:rStyle w:val="Hyperlink"/>
@@ -4555,7 +4534,7 @@
           <w:sz w:val="24"/>
           <w:u w:val="single"/>
         </w:rPr>
-        <w:hyperlink r:id="rId26" w:history="1">
+        <w:hyperlink r:id="rId27" w:history="1">
           <w:r>
             <w:rPr>
               <w:rStyle w:val="Hyperlink"/>
@@ -4573,7 +4552,7 @@
           <w:sz w:val="24"/>
           <w:u w:val="single"/>
         </w:rPr>
-        <w:hyperlink r:id="rId26" w:history="1">
+        <w:hyperlink r:id="rId27" w:history="1">
           <w:r>
             <w:rPr>
               <w:rStyle w:val="Hyperlink"/>
@@ -4591,7 +4570,7 @@
           <w:sz w:val="24"/>
           <w:u w:val="single"/>
         </w:rPr>
-        <w:hyperlink r:id="rId26" w:history="1">
+        <w:hyperlink r:id="rId27" w:history="1">
           <w:r>
             <w:rPr>
               <w:rStyle w:val="Hyperlink"/>
@@ -4609,7 +4588,7 @@
           <w:sz w:val="24"/>
           <w:u w:val="single"/>
         </w:rPr>
-        <w:hyperlink r:id="rId26" w:history="1">
+        <w:hyperlink r:id="rId27" w:history="1">
           <w:r>
             <w:rPr>
               <w:rStyle w:val="Hyperlink"/>
@@ -4627,7 +4606,7 @@
           <w:sz w:val="24"/>
           <w:u w:val="single"/>
         </w:rPr>
-        <w:hyperlink r:id="rId26" w:history="1">
+        <w:hyperlink r:id="rId27" w:history="1">
           <w:r>
             <w:rPr>
               <w:rStyle w:val="Hyperlink"/>
@@ -4645,7 +4624,7 @@
           <w:sz w:val="24"/>
           <w:u w:val="single"/>
         </w:rPr>
-        <w:hyperlink r:id="rId26" w:history="1">
+        <w:hyperlink r:id="rId27" w:history="1">
           <w:r>
             <w:rPr>
               <w:rStyle w:val="Hyperlink"/>
@@ -4663,7 +4642,7 @@
           <w:sz w:val="24"/>
           <w:u w:val="single"/>
         </w:rPr>
-        <w:hyperlink r:id="rId26" w:history="1">
+        <w:hyperlink r:id="rId27" w:history="1">
           <w:r>
             <w:rPr>
               <w:rStyle w:val="Hyperlink"/>
@@ -4681,7 +4660,7 @@
           <w:sz w:val="24"/>
           <w:u w:val="single"/>
         </w:rPr>
-        <w:hyperlink r:id="rId26" w:history="1">
+        <w:hyperlink r:id="rId27" w:history="1">
           <w:r>
             <w:rPr>
               <w:rStyle w:val="Hyperlink"/>
@@ -4699,7 +4678,7 @@
           <w:sz w:val="24"/>
           <w:u w:val="single"/>
         </w:rPr>
-        <w:hyperlink r:id="rId26" w:history="1">
+        <w:hyperlink r:id="rId27" w:history="1">
           <w:r>
             <w:rPr>
               <w:rStyle w:val="Hyperlink"/>
@@ -4847,7 +4826,7 @@
           <w:sz w:val="24"/>
           <w:u w:val="single"/>
         </w:rPr>
-        <w:hyperlink r:id="rId27" w:history="1">
+        <w:hyperlink r:id="rId28" w:history="1">
           <w:r>
             <w:rPr>
               <w:rStyle w:val="Hyperlink"/>
@@ -4865,7 +4844,7 @@
           <w:sz w:val="24"/>
           <w:u w:val="single"/>
         </w:rPr>
-        <w:hyperlink r:id="rId27" w:history="1">
+        <w:hyperlink r:id="rId28" w:history="1">
           <w:r>
             <w:rPr>
               <w:rStyle w:val="Hyperlink"/>
@@ -4883,7 +4862,7 @@
           <w:sz w:val="24"/>
           <w:u w:val="single"/>
         </w:rPr>
-        <w:hyperlink r:id="rId27" w:history="1">
+        <w:hyperlink r:id="rId28" w:history="1">
           <w:r>
             <w:rPr>
               <w:rStyle w:val="Hyperlink"/>
@@ -4901,7 +4880,7 @@
           <w:sz w:val="24"/>
           <w:u w:val="single"/>
         </w:rPr>
-        <w:hyperlink r:id="rId27" w:history="1">
+        <w:hyperlink r:id="rId28" w:history="1">
           <w:r>
             <w:rPr>
               <w:rStyle w:val="Hyperlink"/>
@@ -4919,7 +4898,7 @@
           <w:sz w:val="24"/>
           <w:u w:val="single"/>
         </w:rPr>
-        <w:hyperlink r:id="rId27" w:history="1">
+        <w:hyperlink r:id="rId28" w:history="1">
           <w:r>
             <w:rPr>
               <w:rStyle w:val="Hyperlink"/>
@@ -4940,7 +4919,7 @@
           <w:sz w:val="24"/>
           <w:u w:val="single"/>
         </w:rPr>
-        <w:hyperlink r:id="rId27" w:history="1">
+        <w:hyperlink r:id="rId28" w:history="1">
           <w:r>
             <w:rPr>
               <w:rStyle w:val="Hyperlink"/>
@@ -4958,7 +4937,7 @@
           <w:sz w:val="24"/>
           <w:u w:val="single"/>
         </w:rPr>
-        <w:hyperlink r:id="rId27" w:history="1">
+        <w:hyperlink r:id="rId28" w:history="1">
           <w:r>
             <w:rPr>
               <w:rStyle w:val="Hyperlink"/>
@@ -4976,7 +4955,7 @@
           <w:sz w:val="24"/>
           <w:u w:val="single"/>
         </w:rPr>
-        <w:hyperlink r:id="rId27" w:history="1">
+        <w:hyperlink r:id="rId28" w:history="1">
           <w:r>
             <w:rPr>
               <w:rStyle w:val="Hyperlink"/>
@@ -4994,7 +4973,7 @@
           <w:sz w:val="24"/>
           <w:u w:val="single"/>
         </w:rPr>
-        <w:hyperlink r:id="rId27" w:history="1">
+        <w:hyperlink r:id="rId28" w:history="1">
           <w:r>
             <w:rPr>
               <w:rStyle w:val="Hyperlink"/>
@@ -5012,7 +4991,7 @@
           <w:sz w:val="24"/>
           <w:u w:val="single"/>
         </w:rPr>
-        <w:hyperlink r:id="rId27" w:history="1">
+        <w:hyperlink r:id="rId28" w:history="1">
           <w:r>
             <w:rPr>
               <w:rStyle w:val="Hyperlink"/>
@@ -5163,7 +5142,7 @@
           <w:sz w:val="24"/>
           <w:u w:val="single"/>
         </w:rPr>
-        <w:hyperlink r:id="rId28" w:history="1">
+        <w:hyperlink r:id="rId29" w:history="1">
           <w:r>
             <w:rPr>
               <w:rStyle w:val="Hyperlink"/>
@@ -5181,7 +5160,7 @@
           <w:sz w:val="24"/>
           <w:u w:val="single"/>
         </w:rPr>
-        <w:hyperlink r:id="rId28" w:history="1">
+        <w:hyperlink r:id="rId29" w:history="1">
           <w:r>
             <w:rPr>
               <w:rStyle w:val="Hyperlink"/>
@@ -5199,7 +5178,7 @@
           <w:sz w:val="24"/>
           <w:u w:val="single"/>
         </w:rPr>
-        <w:hyperlink r:id="rId28" w:history="1">
+        <w:hyperlink r:id="rId29" w:history="1">
           <w:r>
             <w:rPr>
               <w:rStyle w:val="Hyperlink"/>
@@ -5217,7 +5196,7 @@
           <w:sz w:val="24"/>
           <w:u w:val="single"/>
         </w:rPr>
-        <w:hyperlink r:id="rId28" w:history="1">
+        <w:hyperlink r:id="rId29" w:history="1">
           <w:r>
             <w:rPr>
               <w:rStyle w:val="Hyperlink"/>
@@ -5235,7 +5214,7 @@
           <w:sz w:val="24"/>
           <w:u w:val="single"/>
         </w:rPr>
-        <w:hyperlink r:id="rId28" w:history="1">
+        <w:hyperlink r:id="rId29" w:history="1">
           <w:r>
             <w:rPr>
               <w:rStyle w:val="Hyperlink"/>
@@ -5253,7 +5232,7 @@
           <w:sz w:val="24"/>
           <w:u w:val="single"/>
         </w:rPr>
-        <w:hyperlink r:id="rId28" w:history="1">
+        <w:hyperlink r:id="rId29" w:history="1">
           <w:r>
             <w:rPr>
               <w:rStyle w:val="Hyperlink"/>
@@ -5271,7 +5250,7 @@
           <w:sz w:val="24"/>
           <w:u w:val="single"/>
         </w:rPr>
-        <w:hyperlink r:id="rId28" w:history="1">
+        <w:hyperlink r:id="rId29" w:history="1">
           <w:r>
             <w:rPr>
               <w:rStyle w:val="Hyperlink"/>
@@ -5289,7 +5268,7 @@
           <w:sz w:val="24"/>
           <w:u w:val="single"/>
         </w:rPr>
-        <w:hyperlink r:id="rId28" w:history="1">
+        <w:hyperlink r:id="rId29" w:history="1">
           <w:r>
             <w:rPr>
               <w:rStyle w:val="Hyperlink"/>
@@ -5307,7 +5286,7 @@
           <w:sz w:val="24"/>
           <w:u w:val="single"/>
         </w:rPr>
-        <w:hyperlink r:id="rId28" w:history="1">
+        <w:hyperlink r:id="rId29" w:history="1">
           <w:r>
             <w:rPr>
               <w:rStyle w:val="Hyperlink"/>

--- a/EXPORTS/DOCX/published/niveau3/Dutch/JustinusNassau.docx
+++ b/EXPORTS/DOCX/published/niveau3/Dutch/JustinusNassau.docx
@@ -356,7 +356,7 @@
           <w:sz w:val="24"/>
           <w:u w:val="single"/>
         </w:rPr>
-        <w:hyperlink r:id="rId10" w:history="1">
+        <w:hyperlink r:id="rId9" w:history="1">
           <w:r>
             <w:rPr>
               <w:rStyle w:val="Hyperlink"/>
@@ -510,7 +510,7 @@
           <w:sz w:val="24"/>
           <w:u w:val="single"/>
         </w:rPr>
-        <w:hyperlink r:id="rId10" w:history="1">
+        <w:hyperlink r:id="rId11" w:history="1">
           <w:r>
             <w:rPr>
               <w:rStyle w:val="Hyperlink"/>
@@ -3487,7 +3487,7 @@
           <w:sz w:val="24"/>
           <w:u w:val="single"/>
         </w:rPr>
-        <w:hyperlink r:id="rId21" w:history="1">
+        <w:hyperlink r:id="rId22" w:history="1">
           <w:r>
             <w:rPr>
               <w:rStyle w:val="Hyperlink"/>
@@ -3505,7 +3505,7 @@
           <w:sz w:val="24"/>
           <w:u w:val="single"/>
         </w:rPr>
-        <w:hyperlink r:id="rId21" w:history="1">
+        <w:hyperlink r:id="rId22" w:history="1">
           <w:r>
             <w:rPr>
               <w:rStyle w:val="Hyperlink"/>
@@ -3533,7 +3533,7 @@
           <w:sz w:val="24"/>
           <w:u w:val="single"/>
         </w:rPr>
-        <w:hyperlink r:id="rId21" w:history="1">
+        <w:hyperlink r:id="rId23" w:history="1">
           <w:r>
             <w:rPr>
               <w:rStyle w:val="Hyperlink"/>
@@ -3811,7 +3811,7 @@
           <w:sz w:val="24"/>
           <w:u w:val="single"/>
         </w:rPr>
-        <w:hyperlink r:id="rId24" w:history="1">
+        <w:hyperlink r:id="rId25" w:history="1">
           <w:r>
             <w:rPr>
               <w:rStyle w:val="Hyperlink"/>
@@ -3829,7 +3829,7 @@
           <w:sz w:val="24"/>
           <w:u w:val="single"/>
         </w:rPr>
-        <w:hyperlink r:id="rId24" w:history="1">
+        <w:hyperlink r:id="rId25" w:history="1">
           <w:r>
             <w:rPr>
               <w:rStyle w:val="Hyperlink"/>
@@ -4240,7 +4240,14 @@
           <w:sz w:val="24"/>
           <w:u w:val="single"/>
         </w:rPr>
-        <w:t>w</w:t>
+        <w:hyperlink r:id="rId26" w:history="1">
+          <w:r>
+            <w:rPr>
+              <w:rStyle w:val="Hyperlink"/>
+            </w:rPr>
+            <w:t>w</w:t>
+          </w:r>
+        </w:hyperlink>
       </w:r>
       <w:r>
         <w:rPr>

--- a/EXPORTS/DOCX/published/niveau3/Dutch/JustinusNassau.docx
+++ b/EXPORTS/DOCX/published/niveau3/Dutch/JustinusNassau.docx
@@ -309,7 +309,7 @@
           <w:sz w:val="24"/>
           <w:u w:val="single"/>
         </w:rPr>
-        <w:hyperlink r:id="rId10" w:history="1">
+        <w:hyperlink r:id="rId9" w:history="1">
           <w:r>
             <w:rPr>
               <w:rStyle w:val="Hyperlink"/>
@@ -338,7 +338,7 @@
           <w:sz w:val="24"/>
           <w:u w:val="single"/>
         </w:rPr>
-        <w:hyperlink r:id="rId10" w:history="1">
+        <w:hyperlink r:id="rId9" w:history="1">
           <w:r>
             <w:rPr>
               <w:rStyle w:val="Hyperlink"/>
@@ -492,7 +492,7 @@
           <w:sz w:val="24"/>
           <w:u w:val="single"/>
         </w:rPr>
-        <w:hyperlink r:id="rId10" w:history="1">
+        <w:hyperlink r:id="rId11" w:history="1">
           <w:r>
             <w:rPr>
               <w:rStyle w:val="Hyperlink"/>
@@ -546,7 +546,7 @@
           <w:sz w:val="24"/>
           <w:u w:val="single"/>
         </w:rPr>
-        <w:hyperlink r:id="rId10" w:history="1">
+        <w:hyperlink r:id="rId11" w:history="1">
           <w:r>
             <w:rPr>
               <w:rStyle w:val="Hyperlink"/>
@@ -3505,7 +3505,7 @@
           <w:sz w:val="24"/>
           <w:u w:val="single"/>
         </w:rPr>
-        <w:hyperlink r:id="rId22" w:history="1">
+        <w:hyperlink r:id="rId21" w:history="1">
           <w:r>
             <w:rPr>
               <w:rStyle w:val="Hyperlink"/>
@@ -3516,13 +3516,21 @@
       </w:r>
       <w:r>
         <w:rPr>
+          <w:u w:val="single" w:color="0000ff"/>
           <w:rFonts w:ascii="Charis SIL Regular" w:hAnsi="Charis SIL Regular" w:eastAsia="Charis SIL Regular"/>
           <w:b w:val="0"/>
           <w:i w:val="0"/>
           <w:color w:val="000000"/>
           <w:sz w:val="24"/>
         </w:rPr>
-        <w:t xml:space="preserve">, </w:t>
+        <w:hyperlink r:id="rId21" w:history="1">
+          <w:r>
+            <w:rPr>
+              <w:rStyle w:val="Hyperlink"/>
+            </w:rPr>
+            <w:t xml:space="preserve">, </w:t>
+          </w:r>
+        </w:hyperlink>
       </w:r>
       <w:r>
         <w:rPr>
@@ -3533,7 +3541,7 @@
           <w:sz w:val="24"/>
           <w:u w:val="single"/>
         </w:rPr>
-        <w:hyperlink r:id="rId23" w:history="1">
+        <w:hyperlink r:id="rId21" w:history="1">
           <w:r>
             <w:rPr>
               <w:rStyle w:val="Hyperlink"/>
@@ -3562,7 +3570,7 @@
           <w:sz w:val="24"/>
           <w:u w:val="single"/>
         </w:rPr>
-        <w:hyperlink r:id="rId23" w:history="1">
+        <w:hyperlink r:id="rId21" w:history="1">
           <w:r>
             <w:rPr>
               <w:rStyle w:val="Hyperlink"/>
@@ -3580,7 +3588,7 @@
           <w:sz w:val="24"/>
           <w:u w:val="single"/>
         </w:rPr>
-        <w:hyperlink r:id="rId23" w:history="1">
+        <w:hyperlink r:id="rId21" w:history="1">
           <w:r>
             <w:rPr>
               <w:rStyle w:val="Hyperlink"/>
@@ -3711,7 +3719,7 @@
           <w:sz w:val="24"/>
           <w:u w:val="single"/>
         </w:rPr>
-        <w:hyperlink r:id="rId24" w:history="1">
+        <w:hyperlink r:id="rId23" w:history="1">
           <w:r>
             <w:rPr>
               <w:rStyle w:val="Hyperlink"/>
@@ -3729,7 +3737,7 @@
           <w:sz w:val="24"/>
           <w:u w:val="single"/>
         </w:rPr>
-        <w:hyperlink r:id="rId24" w:history="1">
+        <w:hyperlink r:id="rId23" w:history="1">
           <w:r>
             <w:rPr>
               <w:rStyle w:val="Hyperlink"/>
@@ -3747,7 +3755,7 @@
           <w:sz w:val="24"/>
           <w:u w:val="single"/>
         </w:rPr>
-        <w:hyperlink r:id="rId24" w:history="1">
+        <w:hyperlink r:id="rId23" w:history="1">
           <w:r>
             <w:rPr>
               <w:rStyle w:val="Hyperlink"/>
@@ -3765,7 +3773,7 @@
           <w:sz w:val="24"/>
           <w:u w:val="single"/>
         </w:rPr>
-        <w:hyperlink r:id="rId24" w:history="1">
+        <w:hyperlink r:id="rId23" w:history="1">
           <w:r>
             <w:rPr>
               <w:rStyle w:val="Hyperlink"/>
@@ -3793,7 +3801,7 @@
           <w:sz w:val="24"/>
           <w:u w:val="single"/>
         </w:rPr>
-        <w:hyperlink r:id="rId25" w:history="1">
+        <w:hyperlink r:id="rId24" w:history="1">
           <w:r>
             <w:rPr>
               <w:rStyle w:val="Hyperlink"/>
@@ -3811,7 +3819,7 @@
           <w:sz w:val="24"/>
           <w:u w:val="single"/>
         </w:rPr>
-        <w:hyperlink r:id="rId25" w:history="1">
+        <w:hyperlink r:id="rId24" w:history="1">
           <w:r>
             <w:rPr>
               <w:rStyle w:val="Hyperlink"/>
@@ -3829,7 +3837,7 @@
           <w:sz w:val="24"/>
           <w:u w:val="single"/>
         </w:rPr>
-        <w:hyperlink r:id="rId25" w:history="1">
+        <w:hyperlink r:id="rId24" w:history="1">
           <w:r>
             <w:rPr>
               <w:rStyle w:val="Hyperlink"/>
@@ -3970,7 +3978,7 @@
           <w:sz w:val="24"/>
           <w:u w:val="single"/>
         </w:rPr>
-        <w:hyperlink r:id="rId26" w:history="1">
+        <w:hyperlink r:id="rId25" w:history="1">
           <w:r>
             <w:rPr>
               <w:rStyle w:val="Hyperlink"/>
@@ -3988,7 +3996,7 @@
           <w:sz w:val="24"/>
           <w:u w:val="single"/>
         </w:rPr>
-        <w:hyperlink r:id="rId26" w:history="1">
+        <w:hyperlink r:id="rId25" w:history="1">
           <w:r>
             <w:rPr>
               <w:rStyle w:val="Hyperlink"/>
@@ -4006,7 +4014,7 @@
           <w:sz w:val="24"/>
           <w:u w:val="single"/>
         </w:rPr>
-        <w:hyperlink r:id="rId26" w:history="1">
+        <w:hyperlink r:id="rId25" w:history="1">
           <w:r>
             <w:rPr>
               <w:rStyle w:val="Hyperlink"/>
@@ -4024,7 +4032,7 @@
           <w:sz w:val="24"/>
           <w:u w:val="single"/>
         </w:rPr>
-        <w:hyperlink r:id="rId26" w:history="1">
+        <w:hyperlink r:id="rId25" w:history="1">
           <w:r>
             <w:rPr>
               <w:rStyle w:val="Hyperlink"/>
@@ -4042,7 +4050,7 @@
           <w:sz w:val="24"/>
           <w:u w:val="single"/>
         </w:rPr>
-        <w:hyperlink r:id="rId26" w:history="1">
+        <w:hyperlink r:id="rId25" w:history="1">
           <w:r>
             <w:rPr>
               <w:rStyle w:val="Hyperlink"/>
@@ -4060,7 +4068,7 @@
           <w:sz w:val="24"/>
           <w:u w:val="single"/>
         </w:rPr>
-        <w:hyperlink r:id="rId26" w:history="1">
+        <w:hyperlink r:id="rId25" w:history="1">
           <w:r>
             <w:rPr>
               <w:rStyle w:val="Hyperlink"/>
@@ -4078,7 +4086,7 @@
           <w:sz w:val="24"/>
           <w:u w:val="single"/>
         </w:rPr>
-        <w:hyperlink r:id="rId26" w:history="1">
+        <w:hyperlink r:id="rId25" w:history="1">
           <w:r>
             <w:rPr>
               <w:rStyle w:val="Hyperlink"/>
@@ -4096,7 +4104,7 @@
           <w:sz w:val="24"/>
           <w:u w:val="single"/>
         </w:rPr>
-        <w:hyperlink r:id="rId26" w:history="1">
+        <w:hyperlink r:id="rId25" w:history="1">
           <w:r>
             <w:rPr>
               <w:rStyle w:val="Hyperlink"/>
@@ -4114,7 +4122,7 @@
           <w:sz w:val="24"/>
           <w:u w:val="single"/>
         </w:rPr>
-        <w:hyperlink r:id="rId26" w:history="1">
+        <w:hyperlink r:id="rId25" w:history="1">
           <w:r>
             <w:rPr>
               <w:rStyle w:val="Hyperlink"/>
@@ -4132,7 +4140,7 @@
           <w:sz w:val="24"/>
           <w:u w:val="single"/>
         </w:rPr>
-        <w:hyperlink r:id="rId26" w:history="1">
+        <w:hyperlink r:id="rId25" w:history="1">
           <w:r>
             <w:rPr>
               <w:rStyle w:val="Hyperlink"/>
@@ -4150,7 +4158,7 @@
           <w:sz w:val="24"/>
           <w:u w:val="single"/>
         </w:rPr>
-        <w:hyperlink r:id="rId26" w:history="1">
+        <w:hyperlink r:id="rId25" w:history="1">
           <w:r>
             <w:rPr>
               <w:rStyle w:val="Hyperlink"/>
@@ -4168,7 +4176,7 @@
           <w:sz w:val="24"/>
           <w:u w:val="single"/>
         </w:rPr>
-        <w:hyperlink r:id="rId26" w:history="1">
+        <w:hyperlink r:id="rId25" w:history="1">
           <w:r>
             <w:rPr>
               <w:rStyle w:val="Hyperlink"/>
@@ -4186,7 +4194,7 @@
           <w:sz w:val="24"/>
           <w:u w:val="single"/>
         </w:rPr>
-        <w:hyperlink r:id="rId26" w:history="1">
+        <w:hyperlink r:id="rId25" w:history="1">
           <w:r>
             <w:rPr>
               <w:rStyle w:val="Hyperlink"/>
@@ -4204,7 +4212,7 @@
           <w:sz w:val="24"/>
           <w:u w:val="single"/>
         </w:rPr>
-        <w:hyperlink r:id="rId26" w:history="1">
+        <w:hyperlink r:id="rId25" w:history="1">
           <w:r>
             <w:rPr>
               <w:rStyle w:val="Hyperlink"/>
@@ -4222,7 +4230,7 @@
           <w:sz w:val="24"/>
           <w:u w:val="single"/>
         </w:rPr>
-        <w:hyperlink r:id="rId26" w:history="1">
+        <w:hyperlink r:id="rId25" w:history="1">
           <w:r>
             <w:rPr>
               <w:rStyle w:val="Hyperlink"/>
@@ -4240,7 +4248,7 @@
           <w:sz w:val="24"/>
           <w:u w:val="single"/>
         </w:rPr>
-        <w:hyperlink r:id="rId26" w:history="1">
+        <w:hyperlink r:id="rId25" w:history="1">
           <w:r>
             <w:rPr>
               <w:rStyle w:val="Hyperlink"/>
@@ -4258,7 +4266,7 @@
           <w:sz w:val="24"/>
           <w:u w:val="single"/>
         </w:rPr>
-        <w:hyperlink r:id="rId26" w:history="1">
+        <w:hyperlink r:id="rId25" w:history="1">
           <w:r>
             <w:rPr>
               <w:rStyle w:val="Hyperlink"/>
@@ -4276,7 +4284,7 @@
           <w:sz w:val="24"/>
           <w:u w:val="single"/>
         </w:rPr>
-        <w:hyperlink r:id="rId26" w:history="1">
+        <w:hyperlink r:id="rId25" w:history="1">
           <w:r>
             <w:rPr>
               <w:rStyle w:val="Hyperlink"/>
@@ -4433,7 +4441,7 @@
           <w:sz w:val="24"/>
           <w:u w:val="single"/>
         </w:rPr>
-        <w:hyperlink r:id="rId27" w:history="1">
+        <w:hyperlink r:id="rId26" w:history="1">
           <w:r>
             <w:rPr>
               <w:rStyle w:val="Hyperlink"/>
@@ -4451,7 +4459,7 @@
           <w:sz w:val="24"/>
           <w:u w:val="single"/>
         </w:rPr>
-        <w:hyperlink r:id="rId27" w:history="1">
+        <w:hyperlink r:id="rId26" w:history="1">
           <w:r>
             <w:rPr>
               <w:rStyle w:val="Hyperlink"/>
@@ -4469,7 +4477,7 @@
           <w:sz w:val="24"/>
           <w:u w:val="single"/>
         </w:rPr>
-        <w:hyperlink r:id="rId27" w:history="1">
+        <w:hyperlink r:id="rId26" w:history="1">
           <w:r>
             <w:rPr>
               <w:rStyle w:val="Hyperlink"/>
@@ -4487,7 +4495,7 @@
           <w:sz w:val="24"/>
           <w:u w:val="single"/>
         </w:rPr>
-        <w:hyperlink r:id="rId27" w:history="1">
+        <w:hyperlink r:id="rId26" w:history="1">
           <w:r>
             <w:rPr>
               <w:rStyle w:val="Hyperlink"/>
@@ -4505,7 +4513,7 @@
           <w:sz w:val="24"/>
           <w:u w:val="single"/>
         </w:rPr>
-        <w:hyperlink r:id="rId27" w:history="1">
+        <w:hyperlink r:id="rId26" w:history="1">
           <w:r>
             <w:rPr>
               <w:rStyle w:val="Hyperlink"/>
@@ -4523,7 +4531,7 @@
           <w:sz w:val="24"/>
           <w:u w:val="single"/>
         </w:rPr>
-        <w:hyperlink r:id="rId27" w:history="1">
+        <w:hyperlink r:id="rId26" w:history="1">
           <w:r>
             <w:rPr>
               <w:rStyle w:val="Hyperlink"/>
@@ -4541,7 +4549,7 @@
           <w:sz w:val="24"/>
           <w:u w:val="single"/>
         </w:rPr>
-        <w:hyperlink r:id="rId27" w:history="1">
+        <w:hyperlink r:id="rId26" w:history="1">
           <w:r>
             <w:rPr>
               <w:rStyle w:val="Hyperlink"/>
@@ -4559,7 +4567,7 @@
           <w:sz w:val="24"/>
           <w:u w:val="single"/>
         </w:rPr>
-        <w:hyperlink r:id="rId27" w:history="1">
+        <w:hyperlink r:id="rId26" w:history="1">
           <w:r>
             <w:rPr>
               <w:rStyle w:val="Hyperlink"/>
@@ -4577,7 +4585,7 @@
           <w:sz w:val="24"/>
           <w:u w:val="single"/>
         </w:rPr>
-        <w:hyperlink r:id="rId27" w:history="1">
+        <w:hyperlink r:id="rId26" w:history="1">
           <w:r>
             <w:rPr>
               <w:rStyle w:val="Hyperlink"/>
@@ -4595,7 +4603,7 @@
           <w:sz w:val="24"/>
           <w:u w:val="single"/>
         </w:rPr>
-        <w:hyperlink r:id="rId27" w:history="1">
+        <w:hyperlink r:id="rId26" w:history="1">
           <w:r>
             <w:rPr>
               <w:rStyle w:val="Hyperlink"/>
@@ -4613,7 +4621,7 @@
           <w:sz w:val="24"/>
           <w:u w:val="single"/>
         </w:rPr>
-        <w:hyperlink r:id="rId27" w:history="1">
+        <w:hyperlink r:id="rId26" w:history="1">
           <w:r>
             <w:rPr>
               <w:rStyle w:val="Hyperlink"/>
@@ -4631,7 +4639,7 @@
           <w:sz w:val="24"/>
           <w:u w:val="single"/>
         </w:rPr>
-        <w:hyperlink r:id="rId27" w:history="1">
+        <w:hyperlink r:id="rId26" w:history="1">
           <w:r>
             <w:rPr>
               <w:rStyle w:val="Hyperlink"/>
@@ -4649,7 +4657,7 @@
           <w:sz w:val="24"/>
           <w:u w:val="single"/>
         </w:rPr>
-        <w:hyperlink r:id="rId27" w:history="1">
+        <w:hyperlink r:id="rId26" w:history="1">
           <w:r>
             <w:rPr>
               <w:rStyle w:val="Hyperlink"/>
@@ -4667,7 +4675,7 @@
           <w:sz w:val="24"/>
           <w:u w:val="single"/>
         </w:rPr>
-        <w:hyperlink r:id="rId27" w:history="1">
+        <w:hyperlink r:id="rId26" w:history="1">
           <w:r>
             <w:rPr>
               <w:rStyle w:val="Hyperlink"/>
@@ -4685,7 +4693,7 @@
           <w:sz w:val="24"/>
           <w:u w:val="single"/>
         </w:rPr>
-        <w:hyperlink r:id="rId27" w:history="1">
+        <w:hyperlink r:id="rId26" w:history="1">
           <w:r>
             <w:rPr>
               <w:rStyle w:val="Hyperlink"/>
@@ -4833,7 +4841,7 @@
           <w:sz w:val="24"/>
           <w:u w:val="single"/>
         </w:rPr>
-        <w:hyperlink r:id="rId28" w:history="1">
+        <w:hyperlink r:id="rId27" w:history="1">
           <w:r>
             <w:rPr>
               <w:rStyle w:val="Hyperlink"/>
@@ -4851,7 +4859,7 @@
           <w:sz w:val="24"/>
           <w:u w:val="single"/>
         </w:rPr>
-        <w:hyperlink r:id="rId28" w:history="1">
+        <w:hyperlink r:id="rId27" w:history="1">
           <w:r>
             <w:rPr>
               <w:rStyle w:val="Hyperlink"/>
@@ -4869,7 +4877,7 @@
           <w:sz w:val="24"/>
           <w:u w:val="single"/>
         </w:rPr>
-        <w:hyperlink r:id="rId28" w:history="1">
+        <w:hyperlink r:id="rId27" w:history="1">
           <w:r>
             <w:rPr>
               <w:rStyle w:val="Hyperlink"/>
@@ -4887,7 +4895,7 @@
           <w:sz w:val="24"/>
           <w:u w:val="single"/>
         </w:rPr>
-        <w:hyperlink r:id="rId28" w:history="1">
+        <w:hyperlink r:id="rId27" w:history="1">
           <w:r>
             <w:rPr>
               <w:rStyle w:val="Hyperlink"/>
@@ -4905,7 +4913,7 @@
           <w:sz w:val="24"/>
           <w:u w:val="single"/>
         </w:rPr>
-        <w:hyperlink r:id="rId28" w:history="1">
+        <w:hyperlink r:id="rId27" w:history="1">
           <w:r>
             <w:rPr>
               <w:rStyle w:val="Hyperlink"/>
@@ -4926,7 +4934,7 @@
           <w:sz w:val="24"/>
           <w:u w:val="single"/>
         </w:rPr>
-        <w:hyperlink r:id="rId28" w:history="1">
+        <w:hyperlink r:id="rId27" w:history="1">
           <w:r>
             <w:rPr>
               <w:rStyle w:val="Hyperlink"/>
@@ -4944,7 +4952,7 @@
           <w:sz w:val="24"/>
           <w:u w:val="single"/>
         </w:rPr>
-        <w:hyperlink r:id="rId28" w:history="1">
+        <w:hyperlink r:id="rId27" w:history="1">
           <w:r>
             <w:rPr>
               <w:rStyle w:val="Hyperlink"/>
@@ -4962,7 +4970,7 @@
           <w:sz w:val="24"/>
           <w:u w:val="single"/>
         </w:rPr>
-        <w:hyperlink r:id="rId28" w:history="1">
+        <w:hyperlink r:id="rId27" w:history="1">
           <w:r>
             <w:rPr>
               <w:rStyle w:val="Hyperlink"/>
@@ -4980,7 +4988,7 @@
           <w:sz w:val="24"/>
           <w:u w:val="single"/>
         </w:rPr>
-        <w:hyperlink r:id="rId28" w:history="1">
+        <w:hyperlink r:id="rId27" w:history="1">
           <w:r>
             <w:rPr>
               <w:rStyle w:val="Hyperlink"/>
@@ -4998,7 +5006,7 @@
           <w:sz w:val="24"/>
           <w:u w:val="single"/>
         </w:rPr>
-        <w:hyperlink r:id="rId28" w:history="1">
+        <w:hyperlink r:id="rId27" w:history="1">
           <w:r>
             <w:rPr>
               <w:rStyle w:val="Hyperlink"/>
@@ -5149,7 +5157,7 @@
           <w:sz w:val="24"/>
           <w:u w:val="single"/>
         </w:rPr>
-        <w:hyperlink r:id="rId29" w:history="1">
+        <w:hyperlink r:id="rId28" w:history="1">
           <w:r>
             <w:rPr>
               <w:rStyle w:val="Hyperlink"/>
@@ -5167,7 +5175,7 @@
           <w:sz w:val="24"/>
           <w:u w:val="single"/>
         </w:rPr>
-        <w:hyperlink r:id="rId29" w:history="1">
+        <w:hyperlink r:id="rId28" w:history="1">
           <w:r>
             <w:rPr>
               <w:rStyle w:val="Hyperlink"/>
@@ -5185,7 +5193,7 @@
           <w:sz w:val="24"/>
           <w:u w:val="single"/>
         </w:rPr>
-        <w:hyperlink r:id="rId29" w:history="1">
+        <w:hyperlink r:id="rId28" w:history="1">
           <w:r>
             <w:rPr>
               <w:rStyle w:val="Hyperlink"/>
@@ -5203,7 +5211,7 @@
           <w:sz w:val="24"/>
           <w:u w:val="single"/>
         </w:rPr>
-        <w:hyperlink r:id="rId29" w:history="1">
+        <w:hyperlink r:id="rId28" w:history="1">
           <w:r>
             <w:rPr>
               <w:rStyle w:val="Hyperlink"/>
@@ -5221,7 +5229,7 @@
           <w:sz w:val="24"/>
           <w:u w:val="single"/>
         </w:rPr>
-        <w:hyperlink r:id="rId29" w:history="1">
+        <w:hyperlink r:id="rId28" w:history="1">
           <w:r>
             <w:rPr>
               <w:rStyle w:val="Hyperlink"/>
@@ -5239,7 +5247,7 @@
           <w:sz w:val="24"/>
           <w:u w:val="single"/>
         </w:rPr>
-        <w:hyperlink r:id="rId29" w:history="1">
+        <w:hyperlink r:id="rId28" w:history="1">
           <w:r>
             <w:rPr>
               <w:rStyle w:val="Hyperlink"/>
@@ -5257,7 +5265,7 @@
           <w:sz w:val="24"/>
           <w:u w:val="single"/>
         </w:rPr>
-        <w:hyperlink r:id="rId29" w:history="1">
+        <w:hyperlink r:id="rId28" w:history="1">
           <w:r>
             <w:rPr>
               <w:rStyle w:val="Hyperlink"/>
@@ -5275,7 +5283,7 @@
           <w:sz w:val="24"/>
           <w:u w:val="single"/>
         </w:rPr>
-        <w:hyperlink r:id="rId29" w:history="1">
+        <w:hyperlink r:id="rId28" w:history="1">
           <w:r>
             <w:rPr>
               <w:rStyle w:val="Hyperlink"/>
@@ -5293,7 +5301,7 @@
           <w:sz w:val="24"/>
           <w:u w:val="single"/>
         </w:rPr>
-        <w:hyperlink r:id="rId29" w:history="1">
+        <w:hyperlink r:id="rId28" w:history="1">
           <w:r>
             <w:rPr>
               <w:rStyle w:val="Hyperlink"/>

--- a/EXPORTS/DOCX/published/niveau3/Dutch/JustinusNassau.docx
+++ b/EXPORTS/DOCX/published/niveau3/Dutch/JustinusNassau.docx
@@ -510,7 +510,7 @@
           <w:sz w:val="24"/>
           <w:u w:val="single"/>
         </w:rPr>
-        <w:hyperlink r:id="rId11" w:history="1">
+        <w:hyperlink r:id="rId10" w:history="1">
           <w:r>
             <w:rPr>
               <w:rStyle w:val="Hyperlink"/>
@@ -1186,14 +1186,7 @@
           <w:color w:val="000000"/>
           <w:sz w:val="24"/>
         </w:rPr>
-        <w:hyperlink r:id="rId15" w:history="1">
-          <w:r>
-            <w:rPr>
-              <w:rStyle w:val="Hyperlink"/>
-            </w:rPr>
-            <w:t>da</w:t>
-          </w:r>
-        </w:hyperlink>
+        <w:t>da</w:t>
       </w:r>
       <w:r>
         <w:rPr>
@@ -3516,21 +3509,13 @@
       </w:r>
       <w:r>
         <w:rPr>
-          <w:u w:val="single" w:color="0000ff"/>
           <w:rFonts w:ascii="Charis SIL Regular" w:hAnsi="Charis SIL Regular" w:eastAsia="Charis SIL Regular"/>
           <w:b w:val="0"/>
           <w:i w:val="0"/>
           <w:color w:val="000000"/>
           <w:sz w:val="24"/>
         </w:rPr>
-        <w:hyperlink r:id="rId21" w:history="1">
-          <w:r>
-            <w:rPr>
-              <w:rStyle w:val="Hyperlink"/>
-            </w:rPr>
-            <w:t xml:space="preserve">, </w:t>
-          </w:r>
-        </w:hyperlink>
+        <w:t xml:space="preserve">, </w:t>
       </w:r>
       <w:r>
         <w:rPr>
@@ -3837,7 +3822,7 @@
           <w:sz w:val="24"/>
           <w:u w:val="single"/>
         </w:rPr>
-        <w:hyperlink r:id="rId24" w:history="1">
+        <w:hyperlink r:id="rId23" w:history="1">
           <w:r>
             <w:rPr>
               <w:rStyle w:val="Hyperlink"/>

--- a/EXPORTS/DOCX/published/niveau3/Dutch/JustinusNassau.docx
+++ b/EXPORTS/DOCX/published/niveau3/Dutch/JustinusNassau.docx
@@ -307,16 +307,8 @@
           <w:i w:val="0"/>
           <w:color w:val="0000FF"/>
           <w:sz w:val="24"/>
-          <w:u w:val="single"/>
-        </w:rPr>
-        <w:hyperlink r:id="rId9" w:history="1">
-          <w:r>
-            <w:rPr>
-              <w:rStyle w:val="Hyperlink"/>
-            </w:rPr>
-            <w:t>Koninklijke</w:t>
-          </w:r>
-        </w:hyperlink>
+        </w:rPr>
+        <w:t xml:space="preserve">Koninklijke Militaire </w:t>
       </w:r>
       <w:r>
         <w:rPr>
@@ -327,54 +319,7 @@
           <w:sz w:val="24"/>
           <w:u w:val="single"/>
         </w:rPr>
-        <w:t xml:space="preserve"> </w:t>
-      </w:r>
-      <w:r>
-        <w:rPr>
-          <w:rFonts w:ascii="Charis SIL Regular" w:hAnsi="Charis SIL Regular" w:eastAsia="Charis SIL Regular"/>
-          <w:b w:val="0"/>
-          <w:i w:val="0"/>
-          <w:color w:val="0000FF"/>
-          <w:sz w:val="24"/>
-          <w:u w:val="single"/>
-        </w:rPr>
-        <w:hyperlink r:id="rId9" w:history="1">
-          <w:r>
-            <w:rPr>
-              <w:rStyle w:val="Hyperlink"/>
-            </w:rPr>
-            <w:t>M</w:t>
-          </w:r>
-        </w:hyperlink>
-      </w:r>
-      <w:r>
-        <w:rPr>
-          <w:rFonts w:ascii="Charis SIL Regular" w:hAnsi="Charis SIL Regular" w:eastAsia="Charis SIL Regular"/>
-          <w:b w:val="0"/>
-          <w:i w:val="0"/>
-          <w:color w:val="0000FF"/>
-          <w:sz w:val="24"/>
-          <w:u w:val="single"/>
-        </w:rPr>
-        <w:hyperlink r:id="rId9" w:history="1">
-          <w:r>
-            <w:rPr>
-              <w:rStyle w:val="Hyperlink"/>
-            </w:rPr>
-            <w:t xml:space="preserve">ilitaire </w:t>
-          </w:r>
-        </w:hyperlink>
-      </w:r>
-      <w:r>
-        <w:rPr>
-          <w:rFonts w:ascii="Charis SIL Regular" w:hAnsi="Charis SIL Regular" w:eastAsia="Charis SIL Regular"/>
-          <w:b w:val="0"/>
-          <w:i w:val="0"/>
-          <w:color w:val="0000FF"/>
-          <w:sz w:val="24"/>
-          <w:u w:val="single"/>
-        </w:rPr>
-        <w:hyperlink r:id="rId9" w:history="1">
+        <w:hyperlink r:id="rId10" w:history="1">
           <w:r>
             <w:rPr>
               <w:rStyle w:val="Hyperlink"/>
@@ -431,7 +376,6 @@
       </w:r>
       <w:r>
         <w:rPr>
-          <w:u w:val="single" w:color="0000ff"/>
           <w:rFonts w:ascii="Charis SIL Regular" w:hAnsi="Charis SIL Regular" w:eastAsia="Charis SIL Regular"/>
           <w:b w:val="0"/>
           <w:i w:val="0"/>
@@ -449,7 +393,6 @@
       </w:r>
       <w:r>
         <w:rPr>
-          <w:u w:val="single" w:color="0000ff"/>
           <w:rFonts w:ascii="Charis SIL Regular" w:hAnsi="Charis SIL Regular" w:eastAsia="Charis SIL Regular"/>
           <w:b w:val="0"/>
           <w:i w:val="0"/>
@@ -467,7 +410,6 @@
       </w:r>
       <w:r>
         <w:rPr>
-          <w:u w:val="single" w:color="0000ff"/>
           <w:rFonts w:ascii="Charis SIL Regular" w:hAnsi="Charis SIL Regular" w:eastAsia="Charis SIL Regular"/>
           <w:b w:val="0"/>
           <w:i w:val="0"/>
@@ -492,7 +434,7 @@
           <w:sz w:val="24"/>
           <w:u w:val="single"/>
         </w:rPr>
-        <w:hyperlink r:id="rId11" w:history="1">
+        <w:hyperlink r:id="rId10" w:history="1">
           <w:r>
             <w:rPr>
               <w:rStyle w:val="Hyperlink"/>
@@ -546,7 +488,7 @@
           <w:sz w:val="24"/>
           <w:u w:val="single"/>
         </w:rPr>
-        <w:hyperlink r:id="rId11" w:history="1">
+        <w:hyperlink r:id="rId10" w:history="1">
           <w:r>
             <w:rPr>
               <w:rStyle w:val="Hyperlink"/>
@@ -668,9 +610,15 @@
           <w:i w:val="0"/>
           <w:color w:val="0000FF"/>
           <w:sz w:val="24"/>
-          <w:u w:val="single"/>
-        </w:rPr>
-        <w:t>c</w:t>
+        </w:rPr>
+        <w:hyperlink r:id="rId12" w:history="1">
+          <w:r>
+            <w:rPr>
+              <w:rStyle w:val="Hyperlink"/>
+            </w:rPr>
+            <w:t>c</w:t>
+          </w:r>
+        </w:hyperlink>
       </w:r>
       <w:r>
         <w:rPr>
@@ -1186,7 +1134,14 @@
           <w:color w:val="000000"/>
           <w:sz w:val="24"/>
         </w:rPr>
-        <w:t>da</w:t>
+        <w:hyperlink r:id="rId15" w:history="1">
+          <w:r>
+            <w:rPr>
+              <w:rStyle w:val="Hyperlink"/>
+            </w:rPr>
+            <w:t>da</w:t>
+          </w:r>
+        </w:hyperlink>
       </w:r>
       <w:r>
         <w:rPr>
@@ -3480,7 +3435,7 @@
           <w:sz w:val="24"/>
           <w:u w:val="single"/>
         </w:rPr>
-        <w:hyperlink r:id="rId22" w:history="1">
+        <w:hyperlink r:id="rId21" w:history="1">
           <w:r>
             <w:rPr>
               <w:rStyle w:val="Hyperlink"/>

--- a/EXPORTS/DOCX/published/niveau3/Dutch/JustinusNassau.docx
+++ b/EXPORTS/DOCX/published/niveau3/Dutch/JustinusNassau.docx
@@ -307,8 +307,63 @@
           <w:i w:val="0"/>
           <w:color w:val="0000FF"/>
           <w:sz w:val="24"/>
-        </w:rPr>
-        <w:t xml:space="preserve">Koninklijke Militaire </w:t>
+          <w:u w:val="single"/>
+        </w:rPr>
+        <w:hyperlink r:id="rId10" w:history="1">
+          <w:r>
+            <w:rPr>
+              <w:rStyle w:val="Hyperlink"/>
+            </w:rPr>
+            <w:t>Koninklijke</w:t>
+          </w:r>
+        </w:hyperlink>
+      </w:r>
+      <w:r>
+        <w:rPr>
+          <w:rFonts w:ascii="Charis SIL Regular" w:hAnsi="Charis SIL Regular" w:eastAsia="Charis SIL Regular"/>
+          <w:b w:val="0"/>
+          <w:i w:val="0"/>
+          <w:color w:val="0000FF"/>
+          <w:sz w:val="24"/>
+          <w:u w:val="single"/>
+        </w:rPr>
+        <w:t xml:space="preserve"> </w:t>
+      </w:r>
+      <w:r>
+        <w:rPr>
+          <w:rFonts w:ascii="Charis SIL Regular" w:hAnsi="Charis SIL Regular" w:eastAsia="Charis SIL Regular"/>
+          <w:b w:val="0"/>
+          <w:i w:val="0"/>
+          <w:color w:val="0000FF"/>
+          <w:sz w:val="24"/>
+          <w:u w:val="single"/>
+        </w:rPr>
+        <w:hyperlink r:id="rId10" w:history="1">
+          <w:r>
+            <w:rPr>
+              <w:rStyle w:val="Hyperlink"/>
+            </w:rPr>
+            <w:t>M</w:t>
+          </w:r>
+        </w:hyperlink>
+      </w:r>
+      <w:r>
+        <w:rPr>
+          <w:rFonts w:ascii="Charis SIL Regular" w:hAnsi="Charis SIL Regular" w:eastAsia="Charis SIL Regular"/>
+          <w:b w:val="0"/>
+          <w:i w:val="0"/>
+          <w:color w:val="0000FF"/>
+          <w:sz w:val="24"/>
+          <w:u w:val="single"/>
+        </w:rPr>
+        <w:hyperlink r:id="rId10" w:history="1">
+          <w:r>
+            <w:rPr>
+              <w:rStyle w:val="Hyperlink"/>
+            </w:rPr>
+            <w:t xml:space="preserve">ilitaire </w:t>
+          </w:r>
+        </w:hyperlink>
       </w:r>
       <w:r>
         <w:rPr>
@@ -376,6 +431,7 @@
       </w:r>
       <w:r>
         <w:rPr>
+          <w:u w:val="single" w:color="0000ff"/>
           <w:rFonts w:ascii="Charis SIL Regular" w:hAnsi="Charis SIL Regular" w:eastAsia="Charis SIL Regular"/>
           <w:b w:val="0"/>
           <w:i w:val="0"/>
@@ -393,6 +449,7 @@
       </w:r>
       <w:r>
         <w:rPr>
+          <w:u w:val="single" w:color="0000ff"/>
           <w:rFonts w:ascii="Charis SIL Regular" w:hAnsi="Charis SIL Regular" w:eastAsia="Charis SIL Regular"/>
           <w:b w:val="0"/>
           <w:i w:val="0"/>
@@ -410,6 +467,7 @@
       </w:r>
       <w:r>
         <w:rPr>
+          <w:u w:val="single" w:color="0000ff"/>
           <w:rFonts w:ascii="Charis SIL Regular" w:hAnsi="Charis SIL Regular" w:eastAsia="Charis SIL Regular"/>
           <w:b w:val="0"/>
           <w:i w:val="0"/>
@@ -452,7 +510,7 @@
           <w:sz w:val="24"/>
           <w:u w:val="single"/>
         </w:rPr>
-        <w:hyperlink r:id="rId10" w:history="1">
+        <w:hyperlink r:id="rId11" w:history="1">
           <w:r>
             <w:rPr>
               <w:rStyle w:val="Hyperlink"/>
@@ -610,15 +668,9 @@
           <w:i w:val="0"/>
           <w:color w:val="0000FF"/>
           <w:sz w:val="24"/>
-        </w:rPr>
-        <w:hyperlink r:id="rId12" w:history="1">
-          <w:r>
-            <w:rPr>
-              <w:rStyle w:val="Hyperlink"/>
-            </w:rPr>
-            <w:t>c</w:t>
-          </w:r>
-        </w:hyperlink>
+          <w:u w:val="single"/>
+        </w:rPr>
+        <w:t>c</w:t>
       </w:r>
       <w:r>
         <w:rPr>
@@ -954,25 +1006,7 @@
           <w:color w:val="000000"/>
           <w:sz w:val="24"/>
         </w:rPr>
-        <w:t>aan 'personen onder de lezers van deze regelen, die een verzameling in pa</w:t>
-      </w:r>
-      <w:r>
-        <w:rPr>
-          <w:u w:val="single" w:color="0000ff"/>
-          <w:rFonts w:ascii="Charis SIL Regular" w:hAnsi="Charis SIL Regular" w:eastAsia="Charis SIL Regular"/>
-          <w:b w:val="0"/>
-          <w:i w:val="0"/>
-          <w:color w:val="000000"/>
-          <w:sz w:val="24"/>
-        </w:rPr>
-        <w:hyperlink r:id="rId14" w:history="1">
-          <w:r>
-            <w:rPr>
-              <w:rStyle w:val="Hyperlink"/>
-            </w:rPr>
-            <w:t>rticulier b</w:t>
-          </w:r>
-        </w:hyperlink>
+        <w:t>aan 'personen onder de lezers van deze regelen, die een verzameling in particulier b</w:t>
       </w:r>
       <w:r>
         <w:rPr>
@@ -3464,13 +3498,21 @@
       </w:r>
       <w:r>
         <w:rPr>
+          <w:u w:val="single" w:color="0000ff"/>
           <w:rFonts w:ascii="Charis SIL Regular" w:hAnsi="Charis SIL Regular" w:eastAsia="Charis SIL Regular"/>
           <w:b w:val="0"/>
           <w:i w:val="0"/>
           <w:color w:val="000000"/>
           <w:sz w:val="24"/>
         </w:rPr>
-        <w:t xml:space="preserve">, </w:t>
+        <w:hyperlink r:id="rId21" w:history="1">
+          <w:r>
+            <w:rPr>
+              <w:rStyle w:val="Hyperlink"/>
+            </w:rPr>
+            <w:t xml:space="preserve">, </w:t>
+          </w:r>
+        </w:hyperlink>
       </w:r>
       <w:r>
         <w:rPr>
@@ -3759,7 +3801,7 @@
           <w:sz w:val="24"/>
           <w:u w:val="single"/>
         </w:rPr>
-        <w:hyperlink r:id="rId24" w:history="1">
+        <w:hyperlink r:id="rId23" w:history="1">
           <w:r>
             <w:rPr>
               <w:rStyle w:val="Hyperlink"/>
@@ -3777,7 +3819,7 @@
           <w:sz w:val="24"/>
           <w:u w:val="single"/>
         </w:rPr>
-        <w:hyperlink r:id="rId23" w:history="1">
+        <w:hyperlink r:id="rId24" w:history="1">
           <w:r>
             <w:rPr>
               <w:rStyle w:val="Hyperlink"/>
@@ -4188,14 +4230,7 @@
           <w:sz w:val="24"/>
           <w:u w:val="single"/>
         </w:rPr>
-        <w:hyperlink r:id="rId25" w:history="1">
-          <w:r>
-            <w:rPr>
-              <w:rStyle w:val="Hyperlink"/>
-            </w:rPr>
-            <w:t>w</w:t>
-          </w:r>
-        </w:hyperlink>
+        <w:t>w</w:t>
       </w:r>
       <w:r>
         <w:rPr>

--- a/EXPORTS/DOCX/published/niveau3/Dutch/JustinusNassau.docx
+++ b/EXPORTS/DOCX/published/niveau3/Dutch/JustinusNassau.docx
@@ -309,7 +309,7 @@
           <w:sz w:val="24"/>
           <w:u w:val="single"/>
         </w:rPr>
-        <w:hyperlink r:id="rId10" w:history="1">
+        <w:hyperlink r:id="rId9" w:history="1">
           <w:r>
             <w:rPr>
               <w:rStyle w:val="Hyperlink"/>
@@ -338,7 +338,7 @@
           <w:sz w:val="24"/>
           <w:u w:val="single"/>
         </w:rPr>
-        <w:hyperlink r:id="rId10" w:history="1">
+        <w:hyperlink r:id="rId9" w:history="1">
           <w:r>
             <w:rPr>
               <w:rStyle w:val="Hyperlink"/>
@@ -356,7 +356,7 @@
           <w:sz w:val="24"/>
           <w:u w:val="single"/>
         </w:rPr>
-        <w:hyperlink r:id="rId10" w:history="1">
+        <w:hyperlink r:id="rId9" w:history="1">
           <w:r>
             <w:rPr>
               <w:rStyle w:val="Hyperlink"/>
@@ -492,7 +492,7 @@
           <w:sz w:val="24"/>
           <w:u w:val="single"/>
         </w:rPr>
-        <w:hyperlink r:id="rId10" w:history="1">
+        <w:hyperlink r:id="rId11" w:history="1">
           <w:r>
             <w:rPr>
               <w:rStyle w:val="Hyperlink"/>
@@ -510,7 +510,7 @@
           <w:sz w:val="24"/>
           <w:u w:val="single"/>
         </w:rPr>
-        <w:hyperlink r:id="rId11" w:history="1">
+        <w:hyperlink r:id="rId10" w:history="1">
           <w:r>
             <w:rPr>
               <w:rStyle w:val="Hyperlink"/>
@@ -668,9 +668,15 @@
           <w:i w:val="0"/>
           <w:color w:val="0000FF"/>
           <w:sz w:val="24"/>
-          <w:u w:val="single"/>
-        </w:rPr>
-        <w:t>c</w:t>
+        </w:rPr>
+        <w:hyperlink r:id="rId12" w:history="1">
+          <w:r>
+            <w:rPr>
+              <w:rStyle w:val="Hyperlink"/>
+            </w:rPr>
+            <w:t>c</w:t>
+          </w:r>
+        </w:hyperlink>
       </w:r>
       <w:r>
         <w:rPr>
@@ -1006,7 +1012,18 @@
           <w:color w:val="000000"/>
           <w:sz w:val="24"/>
         </w:rPr>
-        <w:t>aan 'personen onder de lezers van deze regelen, die een verzameling in particulier b</w:t>
+        <w:t>aan 'personen onder de lezers van deze regelen, die een verzameling in pa</w:t>
+      </w:r>
+      <w:r>
+        <w:rPr>
+          <w:u w:val="single" w:color="0000ff"/>
+          <w:rFonts w:ascii="Charis SIL Regular" w:hAnsi="Charis SIL Regular" w:eastAsia="Charis SIL Regular"/>
+          <w:b w:val="0"/>
+          <w:i w:val="0"/>
+          <w:color w:val="000000"/>
+          <w:sz w:val="24"/>
+        </w:rPr>
+        <w:t>rticulier b</w:t>
       </w:r>
       <w:r>
         <w:rPr>
@@ -3469,7 +3486,7 @@
           <w:sz w:val="24"/>
           <w:u w:val="single"/>
         </w:rPr>
-        <w:hyperlink r:id="rId21" w:history="1">
+        <w:hyperlink r:id="rId22" w:history="1">
           <w:r>
             <w:rPr>
               <w:rStyle w:val="Hyperlink"/>
@@ -3487,7 +3504,7 @@
           <w:sz w:val="24"/>
           <w:u w:val="single"/>
         </w:rPr>
-        <w:hyperlink r:id="rId21" w:history="1">
+        <w:hyperlink r:id="rId22" w:history="1">
           <w:r>
             <w:rPr>
               <w:rStyle w:val="Hyperlink"/>
@@ -3505,14 +3522,7 @@
           <w:color w:val="000000"/>
           <w:sz w:val="24"/>
         </w:rPr>
-        <w:hyperlink r:id="rId21" w:history="1">
-          <w:r>
-            <w:rPr>
-              <w:rStyle w:val="Hyperlink"/>
-            </w:rPr>
-            <w:t xml:space="preserve">, </w:t>
-          </w:r>
-        </w:hyperlink>
+        <w:t xml:space="preserve">, </w:t>
       </w:r>
       <w:r>
         <w:rPr>
@@ -3523,7 +3533,7 @@
           <w:sz w:val="24"/>
           <w:u w:val="single"/>
         </w:rPr>
-        <w:hyperlink r:id="rId21" w:history="1">
+        <w:hyperlink r:id="rId23" w:history="1">
           <w:r>
             <w:rPr>
               <w:rStyle w:val="Hyperlink"/>
@@ -3552,7 +3562,7 @@
           <w:sz w:val="24"/>
           <w:u w:val="single"/>
         </w:rPr>
-        <w:hyperlink r:id="rId21" w:history="1">
+        <w:hyperlink r:id="rId23" w:history="1">
           <w:r>
             <w:rPr>
               <w:rStyle w:val="Hyperlink"/>
@@ -3701,7 +3711,7 @@
           <w:sz w:val="24"/>
           <w:u w:val="single"/>
         </w:rPr>
-        <w:hyperlink r:id="rId23" w:history="1">
+        <w:hyperlink r:id="rId24" w:history="1">
           <w:r>
             <w:rPr>
               <w:rStyle w:val="Hyperlink"/>
@@ -3719,7 +3729,7 @@
           <w:sz w:val="24"/>
           <w:u w:val="single"/>
         </w:rPr>
-        <w:hyperlink r:id="rId23" w:history="1">
+        <w:hyperlink r:id="rId24" w:history="1">
           <w:r>
             <w:rPr>
               <w:rStyle w:val="Hyperlink"/>
@@ -3737,7 +3747,7 @@
           <w:sz w:val="24"/>
           <w:u w:val="single"/>
         </w:rPr>
-        <w:hyperlink r:id="rId23" w:history="1">
+        <w:hyperlink r:id="rId24" w:history="1">
           <w:r>
             <w:rPr>
               <w:rStyle w:val="Hyperlink"/>
@@ -3755,7 +3765,7 @@
           <w:sz w:val="24"/>
           <w:u w:val="single"/>
         </w:rPr>
-        <w:hyperlink r:id="rId23" w:history="1">
+        <w:hyperlink r:id="rId24" w:history="1">
           <w:r>
             <w:rPr>
               <w:rStyle w:val="Hyperlink"/>
@@ -3783,7 +3793,7 @@
           <w:sz w:val="24"/>
           <w:u w:val="single"/>
         </w:rPr>
-        <w:hyperlink r:id="rId24" w:history="1">
+        <w:hyperlink r:id="rId25" w:history="1">
           <w:r>
             <w:rPr>
               <w:rStyle w:val="Hyperlink"/>
@@ -3801,7 +3811,7 @@
           <w:sz w:val="24"/>
           <w:u w:val="single"/>
         </w:rPr>
-        <w:hyperlink r:id="rId23" w:history="1">
+        <w:hyperlink r:id="rId25" w:history="1">
           <w:r>
             <w:rPr>
               <w:rStyle w:val="Hyperlink"/>
@@ -3819,7 +3829,7 @@
           <w:sz w:val="24"/>
           <w:u w:val="single"/>
         </w:rPr>
-        <w:hyperlink r:id="rId24" w:history="1">
+        <w:hyperlink r:id="rId25" w:history="1">
           <w:r>
             <w:rPr>
               <w:rStyle w:val="Hyperlink"/>
@@ -3960,7 +3970,7 @@
           <w:sz w:val="24"/>
           <w:u w:val="single"/>
         </w:rPr>
-        <w:hyperlink r:id="rId25" w:history="1">
+        <w:hyperlink r:id="rId26" w:history="1">
           <w:r>
             <w:rPr>
               <w:rStyle w:val="Hyperlink"/>
@@ -3978,7 +3988,7 @@
           <w:sz w:val="24"/>
           <w:u w:val="single"/>
         </w:rPr>
-        <w:hyperlink r:id="rId25" w:history="1">
+        <w:hyperlink r:id="rId26" w:history="1">
           <w:r>
             <w:rPr>
               <w:rStyle w:val="Hyperlink"/>
@@ -3996,7 +4006,7 @@
           <w:sz w:val="24"/>
           <w:u w:val="single"/>
         </w:rPr>
-        <w:hyperlink r:id="rId25" w:history="1">
+        <w:hyperlink r:id="rId26" w:history="1">
           <w:r>
             <w:rPr>
               <w:rStyle w:val="Hyperlink"/>
@@ -4014,7 +4024,7 @@
           <w:sz w:val="24"/>
           <w:u w:val="single"/>
         </w:rPr>
-        <w:hyperlink r:id="rId25" w:history="1">
+        <w:hyperlink r:id="rId26" w:history="1">
           <w:r>
             <w:rPr>
               <w:rStyle w:val="Hyperlink"/>
@@ -4032,7 +4042,7 @@
           <w:sz w:val="24"/>
           <w:u w:val="single"/>
         </w:rPr>
-        <w:hyperlink r:id="rId25" w:history="1">
+        <w:hyperlink r:id="rId26" w:history="1">
           <w:r>
             <w:rPr>
               <w:rStyle w:val="Hyperlink"/>
@@ -4050,7 +4060,7 @@
           <w:sz w:val="24"/>
           <w:u w:val="single"/>
         </w:rPr>
-        <w:hyperlink r:id="rId25" w:history="1">
+        <w:hyperlink r:id="rId26" w:history="1">
           <w:r>
             <w:rPr>
               <w:rStyle w:val="Hyperlink"/>
@@ -4068,7 +4078,7 @@
           <w:sz w:val="24"/>
           <w:u w:val="single"/>
         </w:rPr>
-        <w:hyperlink r:id="rId25" w:history="1">
+        <w:hyperlink r:id="rId26" w:history="1">
           <w:r>
             <w:rPr>
               <w:rStyle w:val="Hyperlink"/>
@@ -4086,7 +4096,7 @@
           <w:sz w:val="24"/>
           <w:u w:val="single"/>
         </w:rPr>
-        <w:hyperlink r:id="rId25" w:history="1">
+        <w:hyperlink r:id="rId26" w:history="1">
           <w:r>
             <w:rPr>
               <w:rStyle w:val="Hyperlink"/>
@@ -4104,7 +4114,7 @@
           <w:sz w:val="24"/>
           <w:u w:val="single"/>
         </w:rPr>
-        <w:hyperlink r:id="rId25" w:history="1">
+        <w:hyperlink r:id="rId26" w:history="1">
           <w:r>
             <w:rPr>
               <w:rStyle w:val="Hyperlink"/>
@@ -4122,7 +4132,7 @@
           <w:sz w:val="24"/>
           <w:u w:val="single"/>
         </w:rPr>
-        <w:hyperlink r:id="rId25" w:history="1">
+        <w:hyperlink r:id="rId26" w:history="1">
           <w:r>
             <w:rPr>
               <w:rStyle w:val="Hyperlink"/>
@@ -4140,7 +4150,7 @@
           <w:sz w:val="24"/>
           <w:u w:val="single"/>
         </w:rPr>
-        <w:hyperlink r:id="rId25" w:history="1">
+        <w:hyperlink r:id="rId26" w:history="1">
           <w:r>
             <w:rPr>
               <w:rStyle w:val="Hyperlink"/>
@@ -4158,7 +4168,7 @@
           <w:sz w:val="24"/>
           <w:u w:val="single"/>
         </w:rPr>
-        <w:hyperlink r:id="rId25" w:history="1">
+        <w:hyperlink r:id="rId26" w:history="1">
           <w:r>
             <w:rPr>
               <w:rStyle w:val="Hyperlink"/>
@@ -4176,7 +4186,7 @@
           <w:sz w:val="24"/>
           <w:u w:val="single"/>
         </w:rPr>
-        <w:hyperlink r:id="rId25" w:history="1">
+        <w:hyperlink r:id="rId26" w:history="1">
           <w:r>
             <w:rPr>
               <w:rStyle w:val="Hyperlink"/>
@@ -4194,7 +4204,7 @@
           <w:sz w:val="24"/>
           <w:u w:val="single"/>
         </w:rPr>
-        <w:hyperlink r:id="rId25" w:history="1">
+        <w:hyperlink r:id="rId26" w:history="1">
           <w:r>
             <w:rPr>
               <w:rStyle w:val="Hyperlink"/>
@@ -4212,7 +4222,7 @@
           <w:sz w:val="24"/>
           <w:u w:val="single"/>
         </w:rPr>
-        <w:hyperlink r:id="rId25" w:history="1">
+        <w:hyperlink r:id="rId26" w:history="1">
           <w:r>
             <w:rPr>
               <w:rStyle w:val="Hyperlink"/>
@@ -4241,7 +4251,7 @@
           <w:sz w:val="24"/>
           <w:u w:val="single"/>
         </w:rPr>
-        <w:hyperlink r:id="rId25" w:history="1">
+        <w:hyperlink r:id="rId26" w:history="1">
           <w:r>
             <w:rPr>
               <w:rStyle w:val="Hyperlink"/>
@@ -4259,7 +4269,7 @@
           <w:sz w:val="24"/>
           <w:u w:val="single"/>
         </w:rPr>
-        <w:hyperlink r:id="rId25" w:history="1">
+        <w:hyperlink r:id="rId26" w:history="1">
           <w:r>
             <w:rPr>
               <w:rStyle w:val="Hyperlink"/>
@@ -4416,7 +4426,7 @@
           <w:sz w:val="24"/>
           <w:u w:val="single"/>
         </w:rPr>
-        <w:hyperlink r:id="rId26" w:history="1">
+        <w:hyperlink r:id="rId27" w:history="1">
           <w:r>
             <w:rPr>
               <w:rStyle w:val="Hyperlink"/>
@@ -4434,7 +4444,7 @@
           <w:sz w:val="24"/>
           <w:u w:val="single"/>
         </w:rPr>
-        <w:hyperlink r:id="rId26" w:history="1">
+        <w:hyperlink r:id="rId27" w:history="1">
           <w:r>
             <w:rPr>
               <w:rStyle w:val="Hyperlink"/>
@@ -4452,7 +4462,7 @@
           <w:sz w:val="24"/>
           <w:u w:val="single"/>
         </w:rPr>
-        <w:hyperlink r:id="rId26" w:history="1">
+        <w:hyperlink r:id="rId27" w:history="1">
           <w:r>
             <w:rPr>
               <w:rStyle w:val="Hyperlink"/>
@@ -4470,7 +4480,7 @@
           <w:sz w:val="24"/>
           <w:u w:val="single"/>
         </w:rPr>
-        <w:hyperlink r:id="rId26" w:history="1">
+        <w:hyperlink r:id="rId27" w:history="1">
           <w:r>
             <w:rPr>
               <w:rStyle w:val="Hyperlink"/>
@@ -4488,7 +4498,7 @@
           <w:sz w:val="24"/>
           <w:u w:val="single"/>
         </w:rPr>
-        <w:hyperlink r:id="rId26" w:history="1">
+        <w:hyperlink r:id="rId27" w:history="1">
           <w:r>
             <w:rPr>
               <w:rStyle w:val="Hyperlink"/>
@@ -4506,7 +4516,7 @@
           <w:sz w:val="24"/>
           <w:u w:val="single"/>
         </w:rPr>
-        <w:hyperlink r:id="rId26" w:history="1">
+        <w:hyperlink r:id="rId27" w:history="1">
           <w:r>
             <w:rPr>
               <w:rStyle w:val="Hyperlink"/>
@@ -4524,7 +4534,7 @@
           <w:sz w:val="24"/>
           <w:u w:val="single"/>
         </w:rPr>
-        <w:hyperlink r:id="rId26" w:history="1">
+        <w:hyperlink r:id="rId27" w:history="1">
           <w:r>
             <w:rPr>
               <w:rStyle w:val="Hyperlink"/>
@@ -4542,7 +4552,7 @@
           <w:sz w:val="24"/>
           <w:u w:val="single"/>
         </w:rPr>
-        <w:hyperlink r:id="rId26" w:history="1">
+        <w:hyperlink r:id="rId27" w:history="1">
           <w:r>
             <w:rPr>
               <w:rStyle w:val="Hyperlink"/>
@@ -4560,7 +4570,7 @@
           <w:sz w:val="24"/>
           <w:u w:val="single"/>
         </w:rPr>
-        <w:hyperlink r:id="rId26" w:history="1">
+        <w:hyperlink r:id="rId27" w:history="1">
           <w:r>
             <w:rPr>
               <w:rStyle w:val="Hyperlink"/>
@@ -4578,7 +4588,7 @@
           <w:sz w:val="24"/>
           <w:u w:val="single"/>
         </w:rPr>
-        <w:hyperlink r:id="rId26" w:history="1">
+        <w:hyperlink r:id="rId27" w:history="1">
           <w:r>
             <w:rPr>
               <w:rStyle w:val="Hyperlink"/>
@@ -4596,7 +4606,7 @@
           <w:sz w:val="24"/>
           <w:u w:val="single"/>
         </w:rPr>
-        <w:hyperlink r:id="rId26" w:history="1">
+        <w:hyperlink r:id="rId27" w:history="1">
           <w:r>
             <w:rPr>
               <w:rStyle w:val="Hyperlink"/>
@@ -4614,7 +4624,7 @@
           <w:sz w:val="24"/>
           <w:u w:val="single"/>
         </w:rPr>
-        <w:hyperlink r:id="rId26" w:history="1">
+        <w:hyperlink r:id="rId27" w:history="1">
           <w:r>
             <w:rPr>
               <w:rStyle w:val="Hyperlink"/>
@@ -4632,7 +4642,7 @@
           <w:sz w:val="24"/>
           <w:u w:val="single"/>
         </w:rPr>
-        <w:hyperlink r:id="rId26" w:history="1">
+        <w:hyperlink r:id="rId27" w:history="1">
           <w:r>
             <w:rPr>
               <w:rStyle w:val="Hyperlink"/>
@@ -4650,7 +4660,7 @@
           <w:sz w:val="24"/>
           <w:u w:val="single"/>
         </w:rPr>
-        <w:hyperlink r:id="rId26" w:history="1">
+        <w:hyperlink r:id="rId27" w:history="1">
           <w:r>
             <w:rPr>
               <w:rStyle w:val="Hyperlink"/>
@@ -4668,7 +4678,7 @@
           <w:sz w:val="24"/>
           <w:u w:val="single"/>
         </w:rPr>
-        <w:hyperlink r:id="rId26" w:history="1">
+        <w:hyperlink r:id="rId27" w:history="1">
           <w:r>
             <w:rPr>
               <w:rStyle w:val="Hyperlink"/>
@@ -4816,7 +4826,7 @@
           <w:sz w:val="24"/>
           <w:u w:val="single"/>
         </w:rPr>
-        <w:hyperlink r:id="rId27" w:history="1">
+        <w:hyperlink r:id="rId28" w:history="1">
           <w:r>
             <w:rPr>
               <w:rStyle w:val="Hyperlink"/>
@@ -4834,7 +4844,7 @@
           <w:sz w:val="24"/>
           <w:u w:val="single"/>
         </w:rPr>
-        <w:hyperlink r:id="rId27" w:history="1">
+        <w:hyperlink r:id="rId28" w:history="1">
           <w:r>
             <w:rPr>
               <w:rStyle w:val="Hyperlink"/>
@@ -4852,7 +4862,7 @@
           <w:sz w:val="24"/>
           <w:u w:val="single"/>
         </w:rPr>
-        <w:hyperlink r:id="rId27" w:history="1">
+        <w:hyperlink r:id="rId28" w:history="1">
           <w:r>
             <w:rPr>
               <w:rStyle w:val="Hyperlink"/>
@@ -4870,7 +4880,7 @@
           <w:sz w:val="24"/>
           <w:u w:val="single"/>
         </w:rPr>
-        <w:hyperlink r:id="rId27" w:history="1">
+        <w:hyperlink r:id="rId28" w:history="1">
           <w:r>
             <w:rPr>
               <w:rStyle w:val="Hyperlink"/>
@@ -4888,7 +4898,7 @@
           <w:sz w:val="24"/>
           <w:u w:val="single"/>
         </w:rPr>
-        <w:hyperlink r:id="rId27" w:history="1">
+        <w:hyperlink r:id="rId28" w:history="1">
           <w:r>
             <w:rPr>
               <w:rStyle w:val="Hyperlink"/>
@@ -4909,7 +4919,7 @@
           <w:sz w:val="24"/>
           <w:u w:val="single"/>
         </w:rPr>
-        <w:hyperlink r:id="rId27" w:history="1">
+        <w:hyperlink r:id="rId28" w:history="1">
           <w:r>
             <w:rPr>
               <w:rStyle w:val="Hyperlink"/>
@@ -4927,7 +4937,7 @@
           <w:sz w:val="24"/>
           <w:u w:val="single"/>
         </w:rPr>
-        <w:hyperlink r:id="rId27" w:history="1">
+        <w:hyperlink r:id="rId28" w:history="1">
           <w:r>
             <w:rPr>
               <w:rStyle w:val="Hyperlink"/>
@@ -4945,7 +4955,7 @@
           <w:sz w:val="24"/>
           <w:u w:val="single"/>
         </w:rPr>
-        <w:hyperlink r:id="rId27" w:history="1">
+        <w:hyperlink r:id="rId28" w:history="1">
           <w:r>
             <w:rPr>
               <w:rStyle w:val="Hyperlink"/>
@@ -4963,7 +4973,7 @@
           <w:sz w:val="24"/>
           <w:u w:val="single"/>
         </w:rPr>
-        <w:hyperlink r:id="rId27" w:history="1">
+        <w:hyperlink r:id="rId28" w:history="1">
           <w:r>
             <w:rPr>
               <w:rStyle w:val="Hyperlink"/>
@@ -4981,7 +4991,7 @@
           <w:sz w:val="24"/>
           <w:u w:val="single"/>
         </w:rPr>
-        <w:hyperlink r:id="rId27" w:history="1">
+        <w:hyperlink r:id="rId28" w:history="1">
           <w:r>
             <w:rPr>
               <w:rStyle w:val="Hyperlink"/>
@@ -5132,7 +5142,7 @@
           <w:sz w:val="24"/>
           <w:u w:val="single"/>
         </w:rPr>
-        <w:hyperlink r:id="rId28" w:history="1">
+        <w:hyperlink r:id="rId29" w:history="1">
           <w:r>
             <w:rPr>
               <w:rStyle w:val="Hyperlink"/>
@@ -5150,7 +5160,7 @@
           <w:sz w:val="24"/>
           <w:u w:val="single"/>
         </w:rPr>
-        <w:hyperlink r:id="rId28" w:history="1">
+        <w:hyperlink r:id="rId29" w:history="1">
           <w:r>
             <w:rPr>
               <w:rStyle w:val="Hyperlink"/>
@@ -5168,7 +5178,7 @@
           <w:sz w:val="24"/>
           <w:u w:val="single"/>
         </w:rPr>
-        <w:hyperlink r:id="rId28" w:history="1">
+        <w:hyperlink r:id="rId29" w:history="1">
           <w:r>
             <w:rPr>
               <w:rStyle w:val="Hyperlink"/>
@@ -5186,7 +5196,7 @@
           <w:sz w:val="24"/>
           <w:u w:val="single"/>
         </w:rPr>
-        <w:hyperlink r:id="rId28" w:history="1">
+        <w:hyperlink r:id="rId29" w:history="1">
           <w:r>
             <w:rPr>
               <w:rStyle w:val="Hyperlink"/>
@@ -5204,7 +5214,7 @@
           <w:sz w:val="24"/>
           <w:u w:val="single"/>
         </w:rPr>
-        <w:hyperlink r:id="rId28" w:history="1">
+        <w:hyperlink r:id="rId29" w:history="1">
           <w:r>
             <w:rPr>
               <w:rStyle w:val="Hyperlink"/>
@@ -5222,7 +5232,7 @@
           <w:sz w:val="24"/>
           <w:u w:val="single"/>
         </w:rPr>
-        <w:hyperlink r:id="rId28" w:history="1">
+        <w:hyperlink r:id="rId29" w:history="1">
           <w:r>
             <w:rPr>
               <w:rStyle w:val="Hyperlink"/>
@@ -5240,7 +5250,7 @@
           <w:sz w:val="24"/>
           <w:u w:val="single"/>
         </w:rPr>
-        <w:hyperlink r:id="rId28" w:history="1">
+        <w:hyperlink r:id="rId29" w:history="1">
           <w:r>
             <w:rPr>
               <w:rStyle w:val="Hyperlink"/>
@@ -5258,7 +5268,7 @@
           <w:sz w:val="24"/>
           <w:u w:val="single"/>
         </w:rPr>
-        <w:hyperlink r:id="rId28" w:history="1">
+        <w:hyperlink r:id="rId29" w:history="1">
           <w:r>
             <w:rPr>
               <w:rStyle w:val="Hyperlink"/>
@@ -5276,7 +5286,7 @@
           <w:sz w:val="24"/>
           <w:u w:val="single"/>
         </w:rPr>
-        <w:hyperlink r:id="rId28" w:history="1">
+        <w:hyperlink r:id="rId29" w:history="1">
           <w:r>
             <w:rPr>
               <w:rStyle w:val="Hyperlink"/>

--- a/EXPORTS/DOCX/published/niveau3/Dutch/JustinusNassau.docx
+++ b/EXPORTS/DOCX/published/niveau3/Dutch/JustinusNassau.docx
@@ -374,7 +374,7 @@
           <w:sz w:val="24"/>
           <w:u w:val="single"/>
         </w:rPr>
-        <w:hyperlink r:id="rId10" w:history="1">
+        <w:hyperlink r:id="rId9" w:history="1">
           <w:r>
             <w:rPr>
               <w:rStyle w:val="Hyperlink"/>
@@ -1012,18 +1012,7 @@
           <w:color w:val="000000"/>
           <w:sz w:val="24"/>
         </w:rPr>
-        <w:t>aan 'personen onder de lezers van deze regelen, die een verzameling in pa</w:t>
-      </w:r>
-      <w:r>
-        <w:rPr>
-          <w:u w:val="single" w:color="0000ff"/>
-          <w:rFonts w:ascii="Charis SIL Regular" w:hAnsi="Charis SIL Regular" w:eastAsia="Charis SIL Regular"/>
-          <w:b w:val="0"/>
-          <w:i w:val="0"/>
-          <w:color w:val="000000"/>
-          <w:sz w:val="24"/>
-        </w:rPr>
-        <w:t>rticulier b</w:t>
+        <w:t>aan 'personen onder de lezers van deze regelen, die een verzameling in particulier b</w:t>
       </w:r>
       <w:r>
         <w:rPr>
@@ -3515,7 +3504,6 @@
       </w:r>
       <w:r>
         <w:rPr>
-          <w:u w:val="single" w:color="0000ff"/>
           <w:rFonts w:ascii="Charis SIL Regular" w:hAnsi="Charis SIL Regular" w:eastAsia="Charis SIL Regular"/>
           <w:b w:val="0"/>
           <w:i w:val="0"/>
@@ -3580,7 +3568,7 @@
           <w:sz w:val="24"/>
           <w:u w:val="single"/>
         </w:rPr>
-        <w:hyperlink r:id="rId21" w:history="1">
+        <w:hyperlink r:id="rId23" w:history="1">
           <w:r>
             <w:rPr>
               <w:rStyle w:val="Hyperlink"/>

--- a/EXPORTS/DOCX/published/niveau3/Dutch/JustinusNassau.docx
+++ b/EXPORTS/DOCX/published/niveau3/Dutch/JustinusNassau.docx
@@ -356,14 +356,7 @@
           <w:sz w:val="24"/>
           <w:u w:val="single"/>
         </w:rPr>
-        <w:hyperlink r:id="rId9" w:history="1">
-          <w:r>
-            <w:rPr>
-              <w:rStyle w:val="Hyperlink"/>
-            </w:rPr>
-            <w:t xml:space="preserve">ilitaire </w:t>
-          </w:r>
-        </w:hyperlink>
+        <w:t xml:space="preserve">ilitaire </w:t>
       </w:r>
       <w:r>
         <w:rPr>
@@ -510,7 +503,7 @@
           <w:sz w:val="24"/>
           <w:u w:val="single"/>
         </w:rPr>
-        <w:hyperlink r:id="rId10" w:history="1">
+        <w:hyperlink r:id="rId11" w:history="1">
           <w:r>
             <w:rPr>
               <w:rStyle w:val="Hyperlink"/>
@@ -668,15 +661,9 @@
           <w:i w:val="0"/>
           <w:color w:val="0000FF"/>
           <w:sz w:val="24"/>
-        </w:rPr>
-        <w:hyperlink r:id="rId12" w:history="1">
-          <w:r>
-            <w:rPr>
-              <w:rStyle w:val="Hyperlink"/>
-            </w:rPr>
-            <w:t>c</w:t>
-          </w:r>
-        </w:hyperlink>
+          <w:u w:val="single"/>
+        </w:rPr>
+        <w:t>c</w:t>
       </w:r>
       <w:r>
         <w:rPr>
@@ -3493,7 +3480,7 @@
           <w:sz w:val="24"/>
           <w:u w:val="single"/>
         </w:rPr>
-        <w:hyperlink r:id="rId22" w:history="1">
+        <w:hyperlink r:id="rId21" w:history="1">
           <w:r>
             <w:rPr>
               <w:rStyle w:val="Hyperlink"/>
@@ -3510,7 +3497,14 @@
           <w:color w:val="000000"/>
           <w:sz w:val="24"/>
         </w:rPr>
-        <w:t xml:space="preserve">, </w:t>
+        <w:hyperlink r:id="rId21" w:history="1">
+          <w:r>
+            <w:rPr>
+              <w:rStyle w:val="Hyperlink"/>
+            </w:rPr>
+            <w:t xml:space="preserve">, </w:t>
+          </w:r>
+        </w:hyperlink>
       </w:r>
       <w:r>
         <w:rPr>
@@ -3521,7 +3515,7 @@
           <w:sz w:val="24"/>
           <w:u w:val="single"/>
         </w:rPr>
-        <w:hyperlink r:id="rId23" w:history="1">
+        <w:hyperlink r:id="rId21" w:history="1">
           <w:r>
             <w:rPr>
               <w:rStyle w:val="Hyperlink"/>
@@ -3550,7 +3544,7 @@
           <w:sz w:val="24"/>
           <w:u w:val="single"/>
         </w:rPr>
-        <w:hyperlink r:id="rId23" w:history="1">
+        <w:hyperlink r:id="rId21" w:history="1">
           <w:r>
             <w:rPr>
               <w:rStyle w:val="Hyperlink"/>
@@ -3799,7 +3793,7 @@
           <w:sz w:val="24"/>
           <w:u w:val="single"/>
         </w:rPr>
-        <w:hyperlink r:id="rId25" w:history="1">
+        <w:hyperlink r:id="rId24" w:history="1">
           <w:r>
             <w:rPr>
               <w:rStyle w:val="Hyperlink"/>
@@ -3817,7 +3811,7 @@
           <w:sz w:val="24"/>
           <w:u w:val="single"/>
         </w:rPr>
-        <w:hyperlink r:id="rId25" w:history="1">
+        <w:hyperlink r:id="rId24" w:history="1">
           <w:r>
             <w:rPr>
               <w:rStyle w:val="Hyperlink"/>
@@ -4226,7 +4220,6 @@
           <w:i w:val="0"/>
           <w:color w:val="0000FF"/>
           <w:sz w:val="24"/>
-          <w:u w:val="single"/>
         </w:rPr>
         <w:t>w</w:t>
       </w:r>

--- a/EXPORTS/DOCX/published/niveau3/Dutch/JustinusNassau.docx
+++ b/EXPORTS/DOCX/published/niveau3/Dutch/JustinusNassau.docx
@@ -307,56 +307,8 @@
           <w:i w:val="0"/>
           <w:color w:val="0000FF"/>
           <w:sz w:val="24"/>
-          <w:u w:val="single"/>
-        </w:rPr>
-        <w:hyperlink r:id="rId9" w:history="1">
-          <w:r>
-            <w:rPr>
-              <w:rStyle w:val="Hyperlink"/>
-            </w:rPr>
-            <w:t>Koninklijke</w:t>
-          </w:r>
-        </w:hyperlink>
-      </w:r>
-      <w:r>
-        <w:rPr>
-          <w:rFonts w:ascii="Charis SIL Regular" w:hAnsi="Charis SIL Regular" w:eastAsia="Charis SIL Regular"/>
-          <w:b w:val="0"/>
-          <w:i w:val="0"/>
-          <w:color w:val="0000FF"/>
-          <w:sz w:val="24"/>
-          <w:u w:val="single"/>
-        </w:rPr>
-        <w:t xml:space="preserve"> </w:t>
-      </w:r>
-      <w:r>
-        <w:rPr>
-          <w:rFonts w:ascii="Charis SIL Regular" w:hAnsi="Charis SIL Regular" w:eastAsia="Charis SIL Regular"/>
-          <w:b w:val="0"/>
-          <w:i w:val="0"/>
-          <w:color w:val="0000FF"/>
-          <w:sz w:val="24"/>
-          <w:u w:val="single"/>
-        </w:rPr>
-        <w:hyperlink r:id="rId9" w:history="1">
-          <w:r>
-            <w:rPr>
-              <w:rStyle w:val="Hyperlink"/>
-            </w:rPr>
-            <w:t>M</w:t>
-          </w:r>
-        </w:hyperlink>
-      </w:r>
-      <w:r>
-        <w:rPr>
-          <w:rFonts w:ascii="Charis SIL Regular" w:hAnsi="Charis SIL Regular" w:eastAsia="Charis SIL Regular"/>
-          <w:b w:val="0"/>
-          <w:i w:val="0"/>
-          <w:color w:val="0000FF"/>
-          <w:sz w:val="24"/>
-          <w:u w:val="single"/>
-        </w:rPr>
-        <w:t xml:space="preserve">ilitaire </w:t>
+        </w:rPr>
+        <w:t xml:space="preserve">Koninklijke Militaire </w:t>
       </w:r>
       <w:r>
         <w:rPr>
@@ -424,7 +376,6 @@
       </w:r>
       <w:r>
         <w:rPr>
-          <w:u w:val="single" w:color="0000ff"/>
           <w:rFonts w:ascii="Charis SIL Regular" w:hAnsi="Charis SIL Regular" w:eastAsia="Charis SIL Regular"/>
           <w:b w:val="0"/>
           <w:i w:val="0"/>
@@ -442,7 +393,6 @@
       </w:r>
       <w:r>
         <w:rPr>
-          <w:u w:val="single" w:color="0000ff"/>
           <w:rFonts w:ascii="Charis SIL Regular" w:hAnsi="Charis SIL Regular" w:eastAsia="Charis SIL Regular"/>
           <w:b w:val="0"/>
           <w:i w:val="0"/>
@@ -460,7 +410,6 @@
       </w:r>
       <w:r>
         <w:rPr>
-          <w:u w:val="single" w:color="0000ff"/>
           <w:rFonts w:ascii="Charis SIL Regular" w:hAnsi="Charis SIL Regular" w:eastAsia="Charis SIL Regular"/>
           <w:b w:val="0"/>
           <w:i w:val="0"/>
@@ -539,7 +488,7 @@
           <w:sz w:val="24"/>
           <w:u w:val="single"/>
         </w:rPr>
-        <w:hyperlink r:id="rId10" w:history="1">
+        <w:hyperlink r:id="rId11" w:history="1">
           <w:r>
             <w:rPr>
               <w:rStyle w:val="Hyperlink"/>
@@ -661,9 +610,15 @@
           <w:i w:val="0"/>
           <w:color w:val="0000FF"/>
           <w:sz w:val="24"/>
-          <w:u w:val="single"/>
-        </w:rPr>
-        <w:t>c</w:t>
+        </w:rPr>
+        <w:hyperlink r:id="rId12" w:history="1">
+          <w:r>
+            <w:rPr>
+              <w:rStyle w:val="Hyperlink"/>
+            </w:rPr>
+            <w:t>c</w:t>
+          </w:r>
+        </w:hyperlink>
       </w:r>
       <w:r>
         <w:rPr>
@@ -3462,7 +3417,7 @@
           <w:sz w:val="24"/>
           <w:u w:val="single"/>
         </w:rPr>
-        <w:hyperlink r:id="rId22" w:history="1">
+        <w:hyperlink r:id="rId21" w:history="1">
           <w:r>
             <w:rPr>
               <w:rStyle w:val="Hyperlink"/>
@@ -3497,14 +3452,7 @@
           <w:color w:val="000000"/>
           <w:sz w:val="24"/>
         </w:rPr>
-        <w:hyperlink r:id="rId21" w:history="1">
-          <w:r>
-            <w:rPr>
-              <w:rStyle w:val="Hyperlink"/>
-            </w:rPr>
-            <w:t xml:space="preserve">, </w:t>
-          </w:r>
-        </w:hyperlink>
+        <w:t xml:space="preserve">, </w:t>
       </w:r>
       <w:r>
         <w:rPr>
@@ -3515,7 +3463,7 @@
           <w:sz w:val="24"/>
           <w:u w:val="single"/>
         </w:rPr>
-        <w:hyperlink r:id="rId21" w:history="1">
+        <w:hyperlink r:id="rId23" w:history="1">
           <w:r>
             <w:rPr>
               <w:rStyle w:val="Hyperlink"/>
@@ -3544,7 +3492,7 @@
           <w:sz w:val="24"/>
           <w:u w:val="single"/>
         </w:rPr>
-        <w:hyperlink r:id="rId21" w:history="1">
+        <w:hyperlink r:id="rId23" w:history="1">
           <w:r>
             <w:rPr>
               <w:rStyle w:val="Hyperlink"/>
@@ -4220,6 +4168,7 @@
           <w:i w:val="0"/>
           <w:color w:val="0000FF"/>
           <w:sz w:val="24"/>
+          <w:u w:val="single"/>
         </w:rPr>
         <w:t>w</w:t>
       </w:r>

--- a/EXPORTS/DOCX/published/niveau3/Dutch/JustinusNassau.docx
+++ b/EXPORTS/DOCX/published/niveau3/Dutch/JustinusNassau.docx
@@ -307,8 +307,63 @@
           <w:i w:val="0"/>
           <w:color w:val="0000FF"/>
           <w:sz w:val="24"/>
-        </w:rPr>
-        <w:t xml:space="preserve">Koninklijke Militaire </w:t>
+          <w:u w:val="single"/>
+        </w:rPr>
+        <w:hyperlink r:id="rId9" w:history="1">
+          <w:r>
+            <w:rPr>
+              <w:rStyle w:val="Hyperlink"/>
+            </w:rPr>
+            <w:t>Koninklijke</w:t>
+          </w:r>
+        </w:hyperlink>
+      </w:r>
+      <w:r>
+        <w:rPr>
+          <w:rFonts w:ascii="Charis SIL Regular" w:hAnsi="Charis SIL Regular" w:eastAsia="Charis SIL Regular"/>
+          <w:b w:val="0"/>
+          <w:i w:val="0"/>
+          <w:color w:val="0000FF"/>
+          <w:sz w:val="24"/>
+          <w:u w:val="single"/>
+        </w:rPr>
+        <w:t xml:space="preserve"> </w:t>
+      </w:r>
+      <w:r>
+        <w:rPr>
+          <w:rFonts w:ascii="Charis SIL Regular" w:hAnsi="Charis SIL Regular" w:eastAsia="Charis SIL Regular"/>
+          <w:b w:val="0"/>
+          <w:i w:val="0"/>
+          <w:color w:val="0000FF"/>
+          <w:sz w:val="24"/>
+          <w:u w:val="single"/>
+        </w:rPr>
+        <w:hyperlink r:id="rId9" w:history="1">
+          <w:r>
+            <w:rPr>
+              <w:rStyle w:val="Hyperlink"/>
+            </w:rPr>
+            <w:t>M</w:t>
+          </w:r>
+        </w:hyperlink>
+      </w:r>
+      <w:r>
+        <w:rPr>
+          <w:rFonts w:ascii="Charis SIL Regular" w:hAnsi="Charis SIL Regular" w:eastAsia="Charis SIL Regular"/>
+          <w:b w:val="0"/>
+          <w:i w:val="0"/>
+          <w:color w:val="0000FF"/>
+          <w:sz w:val="24"/>
+          <w:u w:val="single"/>
+        </w:rPr>
+        <w:hyperlink r:id="rId9" w:history="1">
+          <w:r>
+            <w:rPr>
+              <w:rStyle w:val="Hyperlink"/>
+            </w:rPr>
+            <w:t xml:space="preserve">ilitaire </w:t>
+          </w:r>
+        </w:hyperlink>
       </w:r>
       <w:r>
         <w:rPr>
@@ -376,6 +431,7 @@
       </w:r>
       <w:r>
         <w:rPr>
+          <w:u w:val="single" w:color="0000ff"/>
           <w:rFonts w:ascii="Charis SIL Regular" w:hAnsi="Charis SIL Regular" w:eastAsia="Charis SIL Regular"/>
           <w:b w:val="0"/>
           <w:i w:val="0"/>
@@ -393,6 +449,7 @@
       </w:r>
       <w:r>
         <w:rPr>
+          <w:u w:val="single" w:color="0000ff"/>
           <w:rFonts w:ascii="Charis SIL Regular" w:hAnsi="Charis SIL Regular" w:eastAsia="Charis SIL Regular"/>
           <w:b w:val="0"/>
           <w:i w:val="0"/>
@@ -410,6 +467,7 @@
       </w:r>
       <w:r>
         <w:rPr>
+          <w:u w:val="single" w:color="0000ff"/>
           <w:rFonts w:ascii="Charis SIL Regular" w:hAnsi="Charis SIL Regular" w:eastAsia="Charis SIL Regular"/>
           <w:b w:val="0"/>
           <w:i w:val="0"/>
@@ -434,7 +492,7 @@
           <w:sz w:val="24"/>
           <w:u w:val="single"/>
         </w:rPr>
-        <w:hyperlink r:id="rId11" w:history="1">
+        <w:hyperlink r:id="rId10" w:history="1">
           <w:r>
             <w:rPr>
               <w:rStyle w:val="Hyperlink"/>
@@ -610,15 +668,9 @@
           <w:i w:val="0"/>
           <w:color w:val="0000FF"/>
           <w:sz w:val="24"/>
-        </w:rPr>
-        <w:hyperlink r:id="rId12" w:history="1">
-          <w:r>
-            <w:rPr>
-              <w:rStyle w:val="Hyperlink"/>
-            </w:rPr>
-            <w:t>c</w:t>
-          </w:r>
-        </w:hyperlink>
+          <w:u w:val="single"/>
+        </w:rPr>
+        <w:t>c</w:t>
       </w:r>
       <w:r>
         <w:rPr>
@@ -1116,14 +1168,7 @@
           <w:color w:val="000000"/>
           <w:sz w:val="24"/>
         </w:rPr>
-        <w:hyperlink r:id="rId15" w:history="1">
-          <w:r>
-            <w:rPr>
-              <w:rStyle w:val="Hyperlink"/>
-            </w:rPr>
-            <w:t>da</w:t>
-          </w:r>
-        </w:hyperlink>
+        <w:t>da</w:t>
       </w:r>
       <w:r>
         <w:rPr>
@@ -3417,7 +3462,7 @@
           <w:sz w:val="24"/>
           <w:u w:val="single"/>
         </w:rPr>
-        <w:hyperlink r:id="rId21" w:history="1">
+        <w:hyperlink r:id="rId22" w:history="1">
           <w:r>
             <w:rPr>
               <w:rStyle w:val="Hyperlink"/>
@@ -3435,7 +3480,7 @@
           <w:sz w:val="24"/>
           <w:u w:val="single"/>
         </w:rPr>
-        <w:hyperlink r:id="rId21" w:history="1">
+        <w:hyperlink r:id="rId22" w:history="1">
           <w:r>
             <w:rPr>
               <w:rStyle w:val="Hyperlink"/>
@@ -3741,7 +3786,7 @@
           <w:sz w:val="24"/>
           <w:u w:val="single"/>
         </w:rPr>
-        <w:hyperlink r:id="rId24" w:history="1">
+        <w:hyperlink r:id="rId25" w:history="1">
           <w:r>
             <w:rPr>
               <w:rStyle w:val="Hyperlink"/>
@@ -3759,7 +3804,7 @@
           <w:sz w:val="24"/>
           <w:u w:val="single"/>
         </w:rPr>
-        <w:hyperlink r:id="rId24" w:history="1">
+        <w:hyperlink r:id="rId25" w:history="1">
           <w:r>
             <w:rPr>
               <w:rStyle w:val="Hyperlink"/>

--- a/EXPORTS/DOCX/published/niveau3/Dutch/JustinusNassau.docx
+++ b/EXPORTS/DOCX/published/niveau3/Dutch/JustinusNassau.docx
@@ -374,7 +374,7 @@
           <w:sz w:val="24"/>
           <w:u w:val="single"/>
         </w:rPr>
-        <w:hyperlink r:id="rId9" w:history="1">
+        <w:hyperlink r:id="rId10" w:history="1">
           <w:r>
             <w:rPr>
               <w:rStyle w:val="Hyperlink"/>
@@ -492,7 +492,7 @@
           <w:sz w:val="24"/>
           <w:u w:val="single"/>
         </w:rPr>
-        <w:hyperlink r:id="rId10" w:history="1">
+        <w:hyperlink r:id="rId11" w:history="1">
           <w:r>
             <w:rPr>
               <w:rStyle w:val="Hyperlink"/>
@@ -546,7 +546,7 @@
           <w:sz w:val="24"/>
           <w:u w:val="single"/>
         </w:rPr>
-        <w:hyperlink r:id="rId11" w:history="1">
+        <w:hyperlink r:id="rId10" w:history="1">
           <w:r>
             <w:rPr>
               <w:rStyle w:val="Hyperlink"/>
@@ -1168,7 +1168,14 @@
           <w:color w:val="000000"/>
           <w:sz w:val="24"/>
         </w:rPr>
-        <w:t>da</w:t>
+        <w:hyperlink r:id="rId15" w:history="1">
+          <w:r>
+            <w:rPr>
+              <w:rStyle w:val="Hyperlink"/>
+            </w:rPr>
+            <w:t>da</w:t>
+          </w:r>
+        </w:hyperlink>
       </w:r>
       <w:r>
         <w:rPr>
@@ -3480,7 +3487,7 @@
           <w:sz w:val="24"/>
           <w:u w:val="single"/>
         </w:rPr>
-        <w:hyperlink r:id="rId22" w:history="1">
+        <w:hyperlink r:id="rId21" w:history="1">
           <w:r>
             <w:rPr>
               <w:rStyle w:val="Hyperlink"/>
@@ -3497,7 +3504,14 @@
           <w:color w:val="000000"/>
           <w:sz w:val="24"/>
         </w:rPr>
-        <w:t xml:space="preserve">, </w:t>
+        <w:hyperlink r:id="rId21" w:history="1">
+          <w:r>
+            <w:rPr>
+              <w:rStyle w:val="Hyperlink"/>
+            </w:rPr>
+            <w:t xml:space="preserve">, </w:t>
+          </w:r>
+        </w:hyperlink>
       </w:r>
       <w:r>
         <w:rPr>
@@ -3508,7 +3522,7 @@
           <w:sz w:val="24"/>
           <w:u w:val="single"/>
         </w:rPr>
-        <w:hyperlink r:id="rId23" w:history="1">
+        <w:hyperlink r:id="rId21" w:history="1">
           <w:r>
             <w:rPr>
               <w:rStyle w:val="Hyperlink"/>
@@ -3537,7 +3551,7 @@
           <w:sz w:val="24"/>
           <w:u w:val="single"/>
         </w:rPr>
-        <w:hyperlink r:id="rId23" w:history="1">
+        <w:hyperlink r:id="rId21" w:history="1">
           <w:r>
             <w:rPr>
               <w:rStyle w:val="Hyperlink"/>
@@ -3555,7 +3569,7 @@
           <w:sz w:val="24"/>
           <w:u w:val="single"/>
         </w:rPr>
-        <w:hyperlink r:id="rId23" w:history="1">
+        <w:hyperlink r:id="rId21" w:history="1">
           <w:r>
             <w:rPr>
               <w:rStyle w:val="Hyperlink"/>
@@ -3686,7 +3700,7 @@
           <w:sz w:val="24"/>
           <w:u w:val="single"/>
         </w:rPr>
-        <w:hyperlink r:id="rId24" w:history="1">
+        <w:hyperlink r:id="rId23" w:history="1">
           <w:r>
             <w:rPr>
               <w:rStyle w:val="Hyperlink"/>
@@ -3704,7 +3718,7 @@
           <w:sz w:val="24"/>
           <w:u w:val="single"/>
         </w:rPr>
-        <w:hyperlink r:id="rId24" w:history="1">
+        <w:hyperlink r:id="rId23" w:history="1">
           <w:r>
             <w:rPr>
               <w:rStyle w:val="Hyperlink"/>
@@ -3722,7 +3736,7 @@
           <w:sz w:val="24"/>
           <w:u w:val="single"/>
         </w:rPr>
-        <w:hyperlink r:id="rId24" w:history="1">
+        <w:hyperlink r:id="rId23" w:history="1">
           <w:r>
             <w:rPr>
               <w:rStyle w:val="Hyperlink"/>
@@ -3740,7 +3754,7 @@
           <w:sz w:val="24"/>
           <w:u w:val="single"/>
         </w:rPr>
-        <w:hyperlink r:id="rId24" w:history="1">
+        <w:hyperlink r:id="rId23" w:history="1">
           <w:r>
             <w:rPr>
               <w:rStyle w:val="Hyperlink"/>
@@ -3768,7 +3782,7 @@
           <w:sz w:val="24"/>
           <w:u w:val="single"/>
         </w:rPr>
-        <w:hyperlink r:id="rId25" w:history="1">
+        <w:hyperlink r:id="rId24" w:history="1">
           <w:r>
             <w:rPr>
               <w:rStyle w:val="Hyperlink"/>
@@ -3786,7 +3800,7 @@
           <w:sz w:val="24"/>
           <w:u w:val="single"/>
         </w:rPr>
-        <w:hyperlink r:id="rId25" w:history="1">
+        <w:hyperlink r:id="rId24" w:history="1">
           <w:r>
             <w:rPr>
               <w:rStyle w:val="Hyperlink"/>
@@ -3804,7 +3818,7 @@
           <w:sz w:val="24"/>
           <w:u w:val="single"/>
         </w:rPr>
-        <w:hyperlink r:id="rId25" w:history="1">
+        <w:hyperlink r:id="rId23" w:history="1">
           <w:r>
             <w:rPr>
               <w:rStyle w:val="Hyperlink"/>
@@ -3945,7 +3959,7 @@
           <w:sz w:val="24"/>
           <w:u w:val="single"/>
         </w:rPr>
-        <w:hyperlink r:id="rId26" w:history="1">
+        <w:hyperlink r:id="rId25" w:history="1">
           <w:r>
             <w:rPr>
               <w:rStyle w:val="Hyperlink"/>
@@ -3963,7 +3977,7 @@
           <w:sz w:val="24"/>
           <w:u w:val="single"/>
         </w:rPr>
-        <w:hyperlink r:id="rId26" w:history="1">
+        <w:hyperlink r:id="rId25" w:history="1">
           <w:r>
             <w:rPr>
               <w:rStyle w:val="Hyperlink"/>
@@ -3981,7 +3995,7 @@
           <w:sz w:val="24"/>
           <w:u w:val="single"/>
         </w:rPr>
-        <w:hyperlink r:id="rId26" w:history="1">
+        <w:hyperlink r:id="rId25" w:history="1">
           <w:r>
             <w:rPr>
               <w:rStyle w:val="Hyperlink"/>
@@ -3999,7 +4013,7 @@
           <w:sz w:val="24"/>
           <w:u w:val="single"/>
         </w:rPr>
-        <w:hyperlink r:id="rId26" w:history="1">
+        <w:hyperlink r:id="rId25" w:history="1">
           <w:r>
             <w:rPr>
               <w:rStyle w:val="Hyperlink"/>
@@ -4017,7 +4031,7 @@
           <w:sz w:val="24"/>
           <w:u w:val="single"/>
         </w:rPr>
-        <w:hyperlink r:id="rId26" w:history="1">
+        <w:hyperlink r:id="rId25" w:history="1">
           <w:r>
             <w:rPr>
               <w:rStyle w:val="Hyperlink"/>
@@ -4035,7 +4049,7 @@
           <w:sz w:val="24"/>
           <w:u w:val="single"/>
         </w:rPr>
-        <w:hyperlink r:id="rId26" w:history="1">
+        <w:hyperlink r:id="rId25" w:history="1">
           <w:r>
             <w:rPr>
               <w:rStyle w:val="Hyperlink"/>
@@ -4053,7 +4067,7 @@
           <w:sz w:val="24"/>
           <w:u w:val="single"/>
         </w:rPr>
-        <w:hyperlink r:id="rId26" w:history="1">
+        <w:hyperlink r:id="rId25" w:history="1">
           <w:r>
             <w:rPr>
               <w:rStyle w:val="Hyperlink"/>
@@ -4071,7 +4085,7 @@
           <w:sz w:val="24"/>
           <w:u w:val="single"/>
         </w:rPr>
-        <w:hyperlink r:id="rId26" w:history="1">
+        <w:hyperlink r:id="rId25" w:history="1">
           <w:r>
             <w:rPr>
               <w:rStyle w:val="Hyperlink"/>
@@ -4089,7 +4103,7 @@
           <w:sz w:val="24"/>
           <w:u w:val="single"/>
         </w:rPr>
-        <w:hyperlink r:id="rId26" w:history="1">
+        <w:hyperlink r:id="rId25" w:history="1">
           <w:r>
             <w:rPr>
               <w:rStyle w:val="Hyperlink"/>
@@ -4107,7 +4121,7 @@
           <w:sz w:val="24"/>
           <w:u w:val="single"/>
         </w:rPr>
-        <w:hyperlink r:id="rId26" w:history="1">
+        <w:hyperlink r:id="rId25" w:history="1">
           <w:r>
             <w:rPr>
               <w:rStyle w:val="Hyperlink"/>
@@ -4125,7 +4139,7 @@
           <w:sz w:val="24"/>
           <w:u w:val="single"/>
         </w:rPr>
-        <w:hyperlink r:id="rId26" w:history="1">
+        <w:hyperlink r:id="rId25" w:history="1">
           <w:r>
             <w:rPr>
               <w:rStyle w:val="Hyperlink"/>
@@ -4143,7 +4157,7 @@
           <w:sz w:val="24"/>
           <w:u w:val="single"/>
         </w:rPr>
-        <w:hyperlink r:id="rId26" w:history="1">
+        <w:hyperlink r:id="rId25" w:history="1">
           <w:r>
             <w:rPr>
               <w:rStyle w:val="Hyperlink"/>
@@ -4161,7 +4175,7 @@
           <w:sz w:val="24"/>
           <w:u w:val="single"/>
         </w:rPr>
-        <w:hyperlink r:id="rId26" w:history="1">
+        <w:hyperlink r:id="rId25" w:history="1">
           <w:r>
             <w:rPr>
               <w:rStyle w:val="Hyperlink"/>
@@ -4179,7 +4193,7 @@
           <w:sz w:val="24"/>
           <w:u w:val="single"/>
         </w:rPr>
-        <w:hyperlink r:id="rId26" w:history="1">
+        <w:hyperlink r:id="rId25" w:history="1">
           <w:r>
             <w:rPr>
               <w:rStyle w:val="Hyperlink"/>
@@ -4197,7 +4211,7 @@
           <w:sz w:val="24"/>
           <w:u w:val="single"/>
         </w:rPr>
-        <w:hyperlink r:id="rId26" w:history="1">
+        <w:hyperlink r:id="rId25" w:history="1">
           <w:r>
             <w:rPr>
               <w:rStyle w:val="Hyperlink"/>
@@ -4215,7 +4229,14 @@
           <w:sz w:val="24"/>
           <w:u w:val="single"/>
         </w:rPr>
-        <w:t>w</w:t>
+        <w:hyperlink r:id="rId25" w:history="1">
+          <w:r>
+            <w:rPr>
+              <w:rStyle w:val="Hyperlink"/>
+            </w:rPr>
+            <w:t>w</w:t>
+          </w:r>
+        </w:hyperlink>
       </w:r>
       <w:r>
         <w:rPr>
@@ -4226,7 +4247,7 @@
           <w:sz w:val="24"/>
           <w:u w:val="single"/>
         </w:rPr>
-        <w:hyperlink r:id="rId26" w:history="1">
+        <w:hyperlink r:id="rId25" w:history="1">
           <w:r>
             <w:rPr>
               <w:rStyle w:val="Hyperlink"/>
@@ -4244,7 +4265,7 @@
           <w:sz w:val="24"/>
           <w:u w:val="single"/>
         </w:rPr>
-        <w:hyperlink r:id="rId26" w:history="1">
+        <w:hyperlink r:id="rId25" w:history="1">
           <w:r>
             <w:rPr>
               <w:rStyle w:val="Hyperlink"/>
@@ -4401,7 +4422,7 @@
           <w:sz w:val="24"/>
           <w:u w:val="single"/>
         </w:rPr>
-        <w:hyperlink r:id="rId27" w:history="1">
+        <w:hyperlink r:id="rId26" w:history="1">
           <w:r>
             <w:rPr>
               <w:rStyle w:val="Hyperlink"/>
@@ -4419,7 +4440,7 @@
           <w:sz w:val="24"/>
           <w:u w:val="single"/>
         </w:rPr>
-        <w:hyperlink r:id="rId27" w:history="1">
+        <w:hyperlink r:id="rId26" w:history="1">
           <w:r>
             <w:rPr>
               <w:rStyle w:val="Hyperlink"/>
@@ -4437,7 +4458,7 @@
           <w:sz w:val="24"/>
           <w:u w:val="single"/>
         </w:rPr>
-        <w:hyperlink r:id="rId27" w:history="1">
+        <w:hyperlink r:id="rId26" w:history="1">
           <w:r>
             <w:rPr>
               <w:rStyle w:val="Hyperlink"/>
@@ -4455,7 +4476,7 @@
           <w:sz w:val="24"/>
           <w:u w:val="single"/>
         </w:rPr>
-        <w:hyperlink r:id="rId27" w:history="1">
+        <w:hyperlink r:id="rId26" w:history="1">
           <w:r>
             <w:rPr>
               <w:rStyle w:val="Hyperlink"/>
@@ -4473,7 +4494,7 @@
           <w:sz w:val="24"/>
           <w:u w:val="single"/>
         </w:rPr>
-        <w:hyperlink r:id="rId27" w:history="1">
+        <w:hyperlink r:id="rId26" w:history="1">
           <w:r>
             <w:rPr>
               <w:rStyle w:val="Hyperlink"/>
@@ -4491,7 +4512,7 @@
           <w:sz w:val="24"/>
           <w:u w:val="single"/>
         </w:rPr>
-        <w:hyperlink r:id="rId27" w:history="1">
+        <w:hyperlink r:id="rId26" w:history="1">
           <w:r>
             <w:rPr>
               <w:rStyle w:val="Hyperlink"/>
@@ -4509,7 +4530,7 @@
           <w:sz w:val="24"/>
           <w:u w:val="single"/>
         </w:rPr>
-        <w:hyperlink r:id="rId27" w:history="1">
+        <w:hyperlink r:id="rId26" w:history="1">
           <w:r>
             <w:rPr>
               <w:rStyle w:val="Hyperlink"/>
@@ -4527,7 +4548,7 @@
           <w:sz w:val="24"/>
           <w:u w:val="single"/>
         </w:rPr>
-        <w:hyperlink r:id="rId27" w:history="1">
+        <w:hyperlink r:id="rId26" w:history="1">
           <w:r>
             <w:rPr>
               <w:rStyle w:val="Hyperlink"/>
@@ -4545,7 +4566,7 @@
           <w:sz w:val="24"/>
           <w:u w:val="single"/>
         </w:rPr>
-        <w:hyperlink r:id="rId27" w:history="1">
+        <w:hyperlink r:id="rId26" w:history="1">
           <w:r>
             <w:rPr>
               <w:rStyle w:val="Hyperlink"/>
@@ -4563,7 +4584,7 @@
           <w:sz w:val="24"/>
           <w:u w:val="single"/>
         </w:rPr>
-        <w:hyperlink r:id="rId27" w:history="1">
+        <w:hyperlink r:id="rId26" w:history="1">
           <w:r>
             <w:rPr>
               <w:rStyle w:val="Hyperlink"/>
@@ -4581,7 +4602,7 @@
           <w:sz w:val="24"/>
           <w:u w:val="single"/>
         </w:rPr>
-        <w:hyperlink r:id="rId27" w:history="1">
+        <w:hyperlink r:id="rId26" w:history="1">
           <w:r>
             <w:rPr>
               <w:rStyle w:val="Hyperlink"/>
@@ -4599,7 +4620,7 @@
           <w:sz w:val="24"/>
           <w:u w:val="single"/>
         </w:rPr>
-        <w:hyperlink r:id="rId27" w:history="1">
+        <w:hyperlink r:id="rId26" w:history="1">
           <w:r>
             <w:rPr>
               <w:rStyle w:val="Hyperlink"/>
@@ -4617,7 +4638,7 @@
           <w:sz w:val="24"/>
           <w:u w:val="single"/>
         </w:rPr>
-        <w:hyperlink r:id="rId27" w:history="1">
+        <w:hyperlink r:id="rId26" w:history="1">
           <w:r>
             <w:rPr>
               <w:rStyle w:val="Hyperlink"/>
@@ -4635,7 +4656,7 @@
           <w:sz w:val="24"/>
           <w:u w:val="single"/>
         </w:rPr>
-        <w:hyperlink r:id="rId27" w:history="1">
+        <w:hyperlink r:id="rId26" w:history="1">
           <w:r>
             <w:rPr>
               <w:rStyle w:val="Hyperlink"/>
@@ -4653,7 +4674,7 @@
           <w:sz w:val="24"/>
           <w:u w:val="single"/>
         </w:rPr>
-        <w:hyperlink r:id="rId27" w:history="1">
+        <w:hyperlink r:id="rId26" w:history="1">
           <w:r>
             <w:rPr>
               <w:rStyle w:val="Hyperlink"/>
@@ -4801,7 +4822,7 @@
           <w:sz w:val="24"/>
           <w:u w:val="single"/>
         </w:rPr>
-        <w:hyperlink r:id="rId28" w:history="1">
+        <w:hyperlink r:id="rId27" w:history="1">
           <w:r>
             <w:rPr>
               <w:rStyle w:val="Hyperlink"/>
@@ -4819,7 +4840,7 @@
           <w:sz w:val="24"/>
           <w:u w:val="single"/>
         </w:rPr>
-        <w:hyperlink r:id="rId28" w:history="1">
+        <w:hyperlink r:id="rId27" w:history="1">
           <w:r>
             <w:rPr>
               <w:rStyle w:val="Hyperlink"/>
@@ -4837,7 +4858,7 @@
           <w:sz w:val="24"/>
           <w:u w:val="single"/>
         </w:rPr>
-        <w:hyperlink r:id="rId28" w:history="1">
+        <w:hyperlink r:id="rId27" w:history="1">
           <w:r>
             <w:rPr>
               <w:rStyle w:val="Hyperlink"/>
@@ -4855,7 +4876,7 @@
           <w:sz w:val="24"/>
           <w:u w:val="single"/>
         </w:rPr>
-        <w:hyperlink r:id="rId28" w:history="1">
+        <w:hyperlink r:id="rId27" w:history="1">
           <w:r>
             <w:rPr>
               <w:rStyle w:val="Hyperlink"/>
@@ -4873,7 +4894,7 @@
           <w:sz w:val="24"/>
           <w:u w:val="single"/>
         </w:rPr>
-        <w:hyperlink r:id="rId28" w:history="1">
+        <w:hyperlink r:id="rId27" w:history="1">
           <w:r>
             <w:rPr>
               <w:rStyle w:val="Hyperlink"/>
@@ -4894,7 +4915,7 @@
           <w:sz w:val="24"/>
           <w:u w:val="single"/>
         </w:rPr>
-        <w:hyperlink r:id="rId28" w:history="1">
+        <w:hyperlink r:id="rId27" w:history="1">
           <w:r>
             <w:rPr>
               <w:rStyle w:val="Hyperlink"/>
@@ -4912,7 +4933,7 @@
           <w:sz w:val="24"/>
           <w:u w:val="single"/>
         </w:rPr>
-        <w:hyperlink r:id="rId28" w:history="1">
+        <w:hyperlink r:id="rId27" w:history="1">
           <w:r>
             <w:rPr>
               <w:rStyle w:val="Hyperlink"/>
@@ -4930,7 +4951,7 @@
           <w:sz w:val="24"/>
           <w:u w:val="single"/>
         </w:rPr>
-        <w:hyperlink r:id="rId28" w:history="1">
+        <w:hyperlink r:id="rId27" w:history="1">
           <w:r>
             <w:rPr>
               <w:rStyle w:val="Hyperlink"/>
@@ -4948,7 +4969,7 @@
           <w:sz w:val="24"/>
           <w:u w:val="single"/>
         </w:rPr>
-        <w:hyperlink r:id="rId28" w:history="1">
+        <w:hyperlink r:id="rId27" w:history="1">
           <w:r>
             <w:rPr>
               <w:rStyle w:val="Hyperlink"/>
@@ -4966,7 +4987,7 @@
           <w:sz w:val="24"/>
           <w:u w:val="single"/>
         </w:rPr>
-        <w:hyperlink r:id="rId28" w:history="1">
+        <w:hyperlink r:id="rId27" w:history="1">
           <w:r>
             <w:rPr>
               <w:rStyle w:val="Hyperlink"/>
@@ -5117,7 +5138,7 @@
           <w:sz w:val="24"/>
           <w:u w:val="single"/>
         </w:rPr>
-        <w:hyperlink r:id="rId29" w:history="1">
+        <w:hyperlink r:id="rId28" w:history="1">
           <w:r>
             <w:rPr>
               <w:rStyle w:val="Hyperlink"/>
@@ -5135,7 +5156,7 @@
           <w:sz w:val="24"/>
           <w:u w:val="single"/>
         </w:rPr>
-        <w:hyperlink r:id="rId29" w:history="1">
+        <w:hyperlink r:id="rId28" w:history="1">
           <w:r>
             <w:rPr>
               <w:rStyle w:val="Hyperlink"/>
@@ -5153,7 +5174,7 @@
           <w:sz w:val="24"/>
           <w:u w:val="single"/>
         </w:rPr>
-        <w:hyperlink r:id="rId29" w:history="1">
+        <w:hyperlink r:id="rId28" w:history="1">
           <w:r>
             <w:rPr>
               <w:rStyle w:val="Hyperlink"/>
@@ -5171,7 +5192,7 @@
           <w:sz w:val="24"/>
           <w:u w:val="single"/>
         </w:rPr>
-        <w:hyperlink r:id="rId29" w:history="1">
+        <w:hyperlink r:id="rId28" w:history="1">
           <w:r>
             <w:rPr>
               <w:rStyle w:val="Hyperlink"/>
@@ -5189,7 +5210,7 @@
           <w:sz w:val="24"/>
           <w:u w:val="single"/>
         </w:rPr>
-        <w:hyperlink r:id="rId29" w:history="1">
+        <w:hyperlink r:id="rId28" w:history="1">
           <w:r>
             <w:rPr>
               <w:rStyle w:val="Hyperlink"/>
@@ -5207,7 +5228,7 @@
           <w:sz w:val="24"/>
           <w:u w:val="single"/>
         </w:rPr>
-        <w:hyperlink r:id="rId29" w:history="1">
+        <w:hyperlink r:id="rId28" w:history="1">
           <w:r>
             <w:rPr>
               <w:rStyle w:val="Hyperlink"/>
@@ -5225,7 +5246,7 @@
           <w:sz w:val="24"/>
           <w:u w:val="single"/>
         </w:rPr>
-        <w:hyperlink r:id="rId29" w:history="1">
+        <w:hyperlink r:id="rId28" w:history="1">
           <w:r>
             <w:rPr>
               <w:rStyle w:val="Hyperlink"/>
@@ -5243,7 +5264,7 @@
           <w:sz w:val="24"/>
           <w:u w:val="single"/>
         </w:rPr>
-        <w:hyperlink r:id="rId29" w:history="1">
+        <w:hyperlink r:id="rId28" w:history="1">
           <w:r>
             <w:rPr>
               <w:rStyle w:val="Hyperlink"/>
@@ -5261,7 +5282,7 @@
           <w:sz w:val="24"/>
           <w:u w:val="single"/>
         </w:rPr>
-        <w:hyperlink r:id="rId29" w:history="1">
+        <w:hyperlink r:id="rId28" w:history="1">
           <w:r>
             <w:rPr>
               <w:rStyle w:val="Hyperlink"/>

--- a/EXPORTS/DOCX/published/niveau3/Dutch/JustinusNassau.docx
+++ b/EXPORTS/DOCX/published/niveau3/Dutch/JustinusNassau.docx
@@ -668,9 +668,15 @@
           <w:i w:val="0"/>
           <w:color w:val="0000FF"/>
           <w:sz w:val="24"/>
-          <w:u w:val="single"/>
-        </w:rPr>
-        <w:t>c</w:t>
+        </w:rPr>
+        <w:hyperlink r:id="rId12" w:history="1">
+          <w:r>
+            <w:rPr>
+              <w:rStyle w:val="Hyperlink"/>
+            </w:rPr>
+            <w:t>c</w:t>
+          </w:r>
+        </w:hyperlink>
       </w:r>
       <w:r>
         <w:rPr>
@@ -1006,7 +1012,18 @@
           <w:color w:val="000000"/>
           <w:sz w:val="24"/>
         </w:rPr>
-        <w:t>aan 'personen onder de lezers van deze regelen, die een verzameling in particulier b</w:t>
+        <w:t>aan 'personen onder de lezers van deze regelen, die een verzameling in pa</w:t>
+      </w:r>
+      <w:r>
+        <w:rPr>
+          <w:u w:val="single" w:color="0000ff"/>
+          <w:rFonts w:ascii="Charis SIL Regular" w:hAnsi="Charis SIL Regular" w:eastAsia="Charis SIL Regular"/>
+          <w:b w:val="0"/>
+          <w:i w:val="0"/>
+          <w:color w:val="000000"/>
+          <w:sz w:val="24"/>
+        </w:rPr>
+        <w:t>rticulier b</w:t>
       </w:r>
       <w:r>
         <w:rPr>
@@ -1168,14 +1185,7 @@
           <w:color w:val="000000"/>
           <w:sz w:val="24"/>
         </w:rPr>
-        <w:hyperlink r:id="rId15" w:history="1">
-          <w:r>
-            <w:rPr>
-              <w:rStyle w:val="Hyperlink"/>
-            </w:rPr>
-            <w:t>da</w:t>
-          </w:r>
-        </w:hyperlink>
+        <w:t>da</w:t>
       </w:r>
       <w:r>
         <w:rPr>
@@ -3469,7 +3479,7 @@
           <w:sz w:val="24"/>
           <w:u w:val="single"/>
         </w:rPr>
-        <w:hyperlink r:id="rId22" w:history="1">
+        <w:hyperlink r:id="rId21" w:history="1">
           <w:r>
             <w:rPr>
               <w:rStyle w:val="Hyperlink"/>
@@ -3504,14 +3514,7 @@
           <w:color w:val="000000"/>
           <w:sz w:val="24"/>
         </w:rPr>
-        <w:hyperlink r:id="rId21" w:history="1">
-          <w:r>
-            <w:rPr>
-              <w:rStyle w:val="Hyperlink"/>
-            </w:rPr>
-            <w:t xml:space="preserve">, </w:t>
-          </w:r>
-        </w:hyperlink>
+        <w:t xml:space="preserve">, </w:t>
       </w:r>
       <w:r>
         <w:rPr>
@@ -3551,7 +3554,7 @@
           <w:sz w:val="24"/>
           <w:u w:val="single"/>
         </w:rPr>
-        <w:hyperlink r:id="rId21" w:history="1">
+        <w:hyperlink r:id="rId23" w:history="1">
           <w:r>
             <w:rPr>
               <w:rStyle w:val="Hyperlink"/>
@@ -3569,7 +3572,7 @@
           <w:sz w:val="24"/>
           <w:u w:val="single"/>
         </w:rPr>
-        <w:hyperlink r:id="rId21" w:history="1">
+        <w:hyperlink r:id="rId23" w:history="1">
           <w:r>
             <w:rPr>
               <w:rStyle w:val="Hyperlink"/>
@@ -3700,7 +3703,7 @@
           <w:sz w:val="24"/>
           <w:u w:val="single"/>
         </w:rPr>
-        <w:hyperlink r:id="rId23" w:history="1">
+        <w:hyperlink r:id="rId24" w:history="1">
           <w:r>
             <w:rPr>
               <w:rStyle w:val="Hyperlink"/>
@@ -3718,7 +3721,7 @@
           <w:sz w:val="24"/>
           <w:u w:val="single"/>
         </w:rPr>
-        <w:hyperlink r:id="rId23" w:history="1">
+        <w:hyperlink r:id="rId24" w:history="1">
           <w:r>
             <w:rPr>
               <w:rStyle w:val="Hyperlink"/>
@@ -3736,7 +3739,7 @@
           <w:sz w:val="24"/>
           <w:u w:val="single"/>
         </w:rPr>
-        <w:hyperlink r:id="rId23" w:history="1">
+        <w:hyperlink r:id="rId24" w:history="1">
           <w:r>
             <w:rPr>
               <w:rStyle w:val="Hyperlink"/>
@@ -3754,7 +3757,7 @@
           <w:sz w:val="24"/>
           <w:u w:val="single"/>
         </w:rPr>
-        <w:hyperlink r:id="rId23" w:history="1">
+        <w:hyperlink r:id="rId24" w:history="1">
           <w:r>
             <w:rPr>
               <w:rStyle w:val="Hyperlink"/>
@@ -3782,7 +3785,7 @@
           <w:sz w:val="24"/>
           <w:u w:val="single"/>
         </w:rPr>
-        <w:hyperlink r:id="rId24" w:history="1">
+        <w:hyperlink r:id="rId25" w:history="1">
           <w:r>
             <w:rPr>
               <w:rStyle w:val="Hyperlink"/>
@@ -3818,7 +3821,7 @@
           <w:sz w:val="24"/>
           <w:u w:val="single"/>
         </w:rPr>
-        <w:hyperlink r:id="rId23" w:history="1">
+        <w:hyperlink r:id="rId24" w:history="1">
           <w:r>
             <w:rPr>
               <w:rStyle w:val="Hyperlink"/>
@@ -3959,7 +3962,7 @@
           <w:sz w:val="24"/>
           <w:u w:val="single"/>
         </w:rPr>
-        <w:hyperlink r:id="rId25" w:history="1">
+        <w:hyperlink r:id="rId26" w:history="1">
           <w:r>
             <w:rPr>
               <w:rStyle w:val="Hyperlink"/>
@@ -3977,7 +3980,7 @@
           <w:sz w:val="24"/>
           <w:u w:val="single"/>
         </w:rPr>
-        <w:hyperlink r:id="rId25" w:history="1">
+        <w:hyperlink r:id="rId26" w:history="1">
           <w:r>
             <w:rPr>
               <w:rStyle w:val="Hyperlink"/>
@@ -3995,7 +3998,7 @@
           <w:sz w:val="24"/>
           <w:u w:val="single"/>
         </w:rPr>
-        <w:hyperlink r:id="rId25" w:history="1">
+        <w:hyperlink r:id="rId26" w:history="1">
           <w:r>
             <w:rPr>
               <w:rStyle w:val="Hyperlink"/>
@@ -4013,7 +4016,7 @@
           <w:sz w:val="24"/>
           <w:u w:val="single"/>
         </w:rPr>
-        <w:hyperlink r:id="rId25" w:history="1">
+        <w:hyperlink r:id="rId26" w:history="1">
           <w:r>
             <w:rPr>
               <w:rStyle w:val="Hyperlink"/>
@@ -4031,7 +4034,7 @@
           <w:sz w:val="24"/>
           <w:u w:val="single"/>
         </w:rPr>
-        <w:hyperlink r:id="rId25" w:history="1">
+        <w:hyperlink r:id="rId26" w:history="1">
           <w:r>
             <w:rPr>
               <w:rStyle w:val="Hyperlink"/>
@@ -4049,7 +4052,7 @@
           <w:sz w:val="24"/>
           <w:u w:val="single"/>
         </w:rPr>
-        <w:hyperlink r:id="rId25" w:history="1">
+        <w:hyperlink r:id="rId26" w:history="1">
           <w:r>
             <w:rPr>
               <w:rStyle w:val="Hyperlink"/>
@@ -4067,7 +4070,7 @@
           <w:sz w:val="24"/>
           <w:u w:val="single"/>
         </w:rPr>
-        <w:hyperlink r:id="rId25" w:history="1">
+        <w:hyperlink r:id="rId26" w:history="1">
           <w:r>
             <w:rPr>
               <w:rStyle w:val="Hyperlink"/>
@@ -4085,7 +4088,7 @@
           <w:sz w:val="24"/>
           <w:u w:val="single"/>
         </w:rPr>
-        <w:hyperlink r:id="rId25" w:history="1">
+        <w:hyperlink r:id="rId26" w:history="1">
           <w:r>
             <w:rPr>
               <w:rStyle w:val="Hyperlink"/>
@@ -4103,7 +4106,7 @@
           <w:sz w:val="24"/>
           <w:u w:val="single"/>
         </w:rPr>
-        <w:hyperlink r:id="rId25" w:history="1">
+        <w:hyperlink r:id="rId26" w:history="1">
           <w:r>
             <w:rPr>
               <w:rStyle w:val="Hyperlink"/>
@@ -4121,7 +4124,7 @@
           <w:sz w:val="24"/>
           <w:u w:val="single"/>
         </w:rPr>
-        <w:hyperlink r:id="rId25" w:history="1">
+        <w:hyperlink r:id="rId26" w:history="1">
           <w:r>
             <w:rPr>
               <w:rStyle w:val="Hyperlink"/>
@@ -4139,7 +4142,7 @@
           <w:sz w:val="24"/>
           <w:u w:val="single"/>
         </w:rPr>
-        <w:hyperlink r:id="rId25" w:history="1">
+        <w:hyperlink r:id="rId26" w:history="1">
           <w:r>
             <w:rPr>
               <w:rStyle w:val="Hyperlink"/>
@@ -4157,7 +4160,7 @@
           <w:sz w:val="24"/>
           <w:u w:val="single"/>
         </w:rPr>
-        <w:hyperlink r:id="rId25" w:history="1">
+        <w:hyperlink r:id="rId26" w:history="1">
           <w:r>
             <w:rPr>
               <w:rStyle w:val="Hyperlink"/>
@@ -4175,7 +4178,7 @@
           <w:sz w:val="24"/>
           <w:u w:val="single"/>
         </w:rPr>
-        <w:hyperlink r:id="rId25" w:history="1">
+        <w:hyperlink r:id="rId26" w:history="1">
           <w:r>
             <w:rPr>
               <w:rStyle w:val="Hyperlink"/>
@@ -4193,7 +4196,7 @@
           <w:sz w:val="24"/>
           <w:u w:val="single"/>
         </w:rPr>
-        <w:hyperlink r:id="rId25" w:history="1">
+        <w:hyperlink r:id="rId26" w:history="1">
           <w:r>
             <w:rPr>
               <w:rStyle w:val="Hyperlink"/>
@@ -4211,7 +4214,7 @@
           <w:sz w:val="24"/>
           <w:u w:val="single"/>
         </w:rPr>
-        <w:hyperlink r:id="rId25" w:history="1">
+        <w:hyperlink r:id="rId26" w:history="1">
           <w:r>
             <w:rPr>
               <w:rStyle w:val="Hyperlink"/>
@@ -4227,16 +4230,8 @@
           <w:i w:val="0"/>
           <w:color w:val="0000FF"/>
           <w:sz w:val="24"/>
-          <w:u w:val="single"/>
-        </w:rPr>
-        <w:hyperlink r:id="rId25" w:history="1">
-          <w:r>
-            <w:rPr>
-              <w:rStyle w:val="Hyperlink"/>
-            </w:rPr>
-            <w:t>w</w:t>
-          </w:r>
-        </w:hyperlink>
+        </w:rPr>
+        <w:t>w</w:t>
       </w:r>
       <w:r>
         <w:rPr>
@@ -4247,7 +4242,7 @@
           <w:sz w:val="24"/>
           <w:u w:val="single"/>
         </w:rPr>
-        <w:hyperlink r:id="rId25" w:history="1">
+        <w:hyperlink r:id="rId26" w:history="1">
           <w:r>
             <w:rPr>
               <w:rStyle w:val="Hyperlink"/>
@@ -4265,7 +4260,7 @@
           <w:sz w:val="24"/>
           <w:u w:val="single"/>
         </w:rPr>
-        <w:hyperlink r:id="rId25" w:history="1">
+        <w:hyperlink r:id="rId26" w:history="1">
           <w:r>
             <w:rPr>
               <w:rStyle w:val="Hyperlink"/>
@@ -4422,7 +4417,7 @@
           <w:sz w:val="24"/>
           <w:u w:val="single"/>
         </w:rPr>
-        <w:hyperlink r:id="rId26" w:history="1">
+        <w:hyperlink r:id="rId27" w:history="1">
           <w:r>
             <w:rPr>
               <w:rStyle w:val="Hyperlink"/>
@@ -4440,7 +4435,7 @@
           <w:sz w:val="24"/>
           <w:u w:val="single"/>
         </w:rPr>
-        <w:hyperlink r:id="rId26" w:history="1">
+        <w:hyperlink r:id="rId27" w:history="1">
           <w:r>
             <w:rPr>
               <w:rStyle w:val="Hyperlink"/>
@@ -4458,7 +4453,7 @@
           <w:sz w:val="24"/>
           <w:u w:val="single"/>
         </w:rPr>
-        <w:hyperlink r:id="rId26" w:history="1">
+        <w:hyperlink r:id="rId27" w:history="1">
           <w:r>
             <w:rPr>
               <w:rStyle w:val="Hyperlink"/>
@@ -4476,7 +4471,7 @@
           <w:sz w:val="24"/>
           <w:u w:val="single"/>
         </w:rPr>
-        <w:hyperlink r:id="rId26" w:history="1">
+        <w:hyperlink r:id="rId27" w:history="1">
           <w:r>
             <w:rPr>
               <w:rStyle w:val="Hyperlink"/>
@@ -4494,7 +4489,7 @@
           <w:sz w:val="24"/>
           <w:u w:val="single"/>
         </w:rPr>
-        <w:hyperlink r:id="rId26" w:history="1">
+        <w:hyperlink r:id="rId27" w:history="1">
           <w:r>
             <w:rPr>
               <w:rStyle w:val="Hyperlink"/>
@@ -4512,7 +4507,7 @@
           <w:sz w:val="24"/>
           <w:u w:val="single"/>
         </w:rPr>
-        <w:hyperlink r:id="rId26" w:history="1">
+        <w:hyperlink r:id="rId27" w:history="1">
           <w:r>
             <w:rPr>
               <w:rStyle w:val="Hyperlink"/>
@@ -4530,7 +4525,7 @@
           <w:sz w:val="24"/>
           <w:u w:val="single"/>
         </w:rPr>
-        <w:hyperlink r:id="rId26" w:history="1">
+        <w:hyperlink r:id="rId27" w:history="1">
           <w:r>
             <w:rPr>
               <w:rStyle w:val="Hyperlink"/>
@@ -4548,7 +4543,7 @@
           <w:sz w:val="24"/>
           <w:u w:val="single"/>
         </w:rPr>
-        <w:hyperlink r:id="rId26" w:history="1">
+        <w:hyperlink r:id="rId27" w:history="1">
           <w:r>
             <w:rPr>
               <w:rStyle w:val="Hyperlink"/>
@@ -4566,7 +4561,7 @@
           <w:sz w:val="24"/>
           <w:u w:val="single"/>
         </w:rPr>
-        <w:hyperlink r:id="rId26" w:history="1">
+        <w:hyperlink r:id="rId27" w:history="1">
           <w:r>
             <w:rPr>
               <w:rStyle w:val="Hyperlink"/>
@@ -4584,7 +4579,7 @@
           <w:sz w:val="24"/>
           <w:u w:val="single"/>
         </w:rPr>
-        <w:hyperlink r:id="rId26" w:history="1">
+        <w:hyperlink r:id="rId27" w:history="1">
           <w:r>
             <w:rPr>
               <w:rStyle w:val="Hyperlink"/>
@@ -4602,7 +4597,7 @@
           <w:sz w:val="24"/>
           <w:u w:val="single"/>
         </w:rPr>
-        <w:hyperlink r:id="rId26" w:history="1">
+        <w:hyperlink r:id="rId27" w:history="1">
           <w:r>
             <w:rPr>
               <w:rStyle w:val="Hyperlink"/>
@@ -4620,7 +4615,7 @@
           <w:sz w:val="24"/>
           <w:u w:val="single"/>
         </w:rPr>
-        <w:hyperlink r:id="rId26" w:history="1">
+        <w:hyperlink r:id="rId27" w:history="1">
           <w:r>
             <w:rPr>
               <w:rStyle w:val="Hyperlink"/>
@@ -4638,7 +4633,7 @@
           <w:sz w:val="24"/>
           <w:u w:val="single"/>
         </w:rPr>
-        <w:hyperlink r:id="rId26" w:history="1">
+        <w:hyperlink r:id="rId27" w:history="1">
           <w:r>
             <w:rPr>
               <w:rStyle w:val="Hyperlink"/>
@@ -4656,7 +4651,7 @@
           <w:sz w:val="24"/>
           <w:u w:val="single"/>
         </w:rPr>
-        <w:hyperlink r:id="rId26" w:history="1">
+        <w:hyperlink r:id="rId27" w:history="1">
           <w:r>
             <w:rPr>
               <w:rStyle w:val="Hyperlink"/>
@@ -4674,7 +4669,7 @@
           <w:sz w:val="24"/>
           <w:u w:val="single"/>
         </w:rPr>
-        <w:hyperlink r:id="rId26" w:history="1">
+        <w:hyperlink r:id="rId27" w:history="1">
           <w:r>
             <w:rPr>
               <w:rStyle w:val="Hyperlink"/>
@@ -4822,7 +4817,7 @@
           <w:sz w:val="24"/>
           <w:u w:val="single"/>
         </w:rPr>
-        <w:hyperlink r:id="rId27" w:history="1">
+        <w:hyperlink r:id="rId28" w:history="1">
           <w:r>
             <w:rPr>
               <w:rStyle w:val="Hyperlink"/>
@@ -4840,7 +4835,7 @@
           <w:sz w:val="24"/>
           <w:u w:val="single"/>
         </w:rPr>
-        <w:hyperlink r:id="rId27" w:history="1">
+        <w:hyperlink r:id="rId28" w:history="1">
           <w:r>
             <w:rPr>
               <w:rStyle w:val="Hyperlink"/>
@@ -4858,7 +4853,7 @@
           <w:sz w:val="24"/>
           <w:u w:val="single"/>
         </w:rPr>
-        <w:hyperlink r:id="rId27" w:history="1">
+        <w:hyperlink r:id="rId28" w:history="1">
           <w:r>
             <w:rPr>
               <w:rStyle w:val="Hyperlink"/>
@@ -4876,7 +4871,7 @@
           <w:sz w:val="24"/>
           <w:u w:val="single"/>
         </w:rPr>
-        <w:hyperlink r:id="rId27" w:history="1">
+        <w:hyperlink r:id="rId28" w:history="1">
           <w:r>
             <w:rPr>
               <w:rStyle w:val="Hyperlink"/>
@@ -4894,7 +4889,7 @@
           <w:sz w:val="24"/>
           <w:u w:val="single"/>
         </w:rPr>
-        <w:hyperlink r:id="rId27" w:history="1">
+        <w:hyperlink r:id="rId28" w:history="1">
           <w:r>
             <w:rPr>
               <w:rStyle w:val="Hyperlink"/>
@@ -4915,7 +4910,7 @@
           <w:sz w:val="24"/>
           <w:u w:val="single"/>
         </w:rPr>
-        <w:hyperlink r:id="rId27" w:history="1">
+        <w:hyperlink r:id="rId28" w:history="1">
           <w:r>
             <w:rPr>
               <w:rStyle w:val="Hyperlink"/>
@@ -4933,7 +4928,7 @@
           <w:sz w:val="24"/>
           <w:u w:val="single"/>
         </w:rPr>
-        <w:hyperlink r:id="rId27" w:history="1">
+        <w:hyperlink r:id="rId28" w:history="1">
           <w:r>
             <w:rPr>
               <w:rStyle w:val="Hyperlink"/>
@@ -4951,7 +4946,7 @@
           <w:sz w:val="24"/>
           <w:u w:val="single"/>
         </w:rPr>
-        <w:hyperlink r:id="rId27" w:history="1">
+        <w:hyperlink r:id="rId28" w:history="1">
           <w:r>
             <w:rPr>
               <w:rStyle w:val="Hyperlink"/>
@@ -4969,7 +4964,7 @@
           <w:sz w:val="24"/>
           <w:u w:val="single"/>
         </w:rPr>
-        <w:hyperlink r:id="rId27" w:history="1">
+        <w:hyperlink r:id="rId28" w:history="1">
           <w:r>
             <w:rPr>
               <w:rStyle w:val="Hyperlink"/>
@@ -4987,7 +4982,7 @@
           <w:sz w:val="24"/>
           <w:u w:val="single"/>
         </w:rPr>
-        <w:hyperlink r:id="rId27" w:history="1">
+        <w:hyperlink r:id="rId28" w:history="1">
           <w:r>
             <w:rPr>
               <w:rStyle w:val="Hyperlink"/>
@@ -5138,7 +5133,7 @@
           <w:sz w:val="24"/>
           <w:u w:val="single"/>
         </w:rPr>
-        <w:hyperlink r:id="rId28" w:history="1">
+        <w:hyperlink r:id="rId29" w:history="1">
           <w:r>
             <w:rPr>
               <w:rStyle w:val="Hyperlink"/>
@@ -5156,7 +5151,7 @@
           <w:sz w:val="24"/>
           <w:u w:val="single"/>
         </w:rPr>
-        <w:hyperlink r:id="rId28" w:history="1">
+        <w:hyperlink r:id="rId29" w:history="1">
           <w:r>
             <w:rPr>
               <w:rStyle w:val="Hyperlink"/>
@@ -5174,7 +5169,7 @@
           <w:sz w:val="24"/>
           <w:u w:val="single"/>
         </w:rPr>
-        <w:hyperlink r:id="rId28" w:history="1">
+        <w:hyperlink r:id="rId29" w:history="1">
           <w:r>
             <w:rPr>
               <w:rStyle w:val="Hyperlink"/>
@@ -5192,7 +5187,7 @@
           <w:sz w:val="24"/>
           <w:u w:val="single"/>
         </w:rPr>
-        <w:hyperlink r:id="rId28" w:history="1">
+        <w:hyperlink r:id="rId29" w:history="1">
           <w:r>
             <w:rPr>
               <w:rStyle w:val="Hyperlink"/>
@@ -5210,7 +5205,7 @@
           <w:sz w:val="24"/>
           <w:u w:val="single"/>
         </w:rPr>
-        <w:hyperlink r:id="rId28" w:history="1">
+        <w:hyperlink r:id="rId29" w:history="1">
           <w:r>
             <w:rPr>
               <w:rStyle w:val="Hyperlink"/>
@@ -5228,7 +5223,7 @@
           <w:sz w:val="24"/>
           <w:u w:val="single"/>
         </w:rPr>
-        <w:hyperlink r:id="rId28" w:history="1">
+        <w:hyperlink r:id="rId29" w:history="1">
           <w:r>
             <w:rPr>
               <w:rStyle w:val="Hyperlink"/>
@@ -5246,7 +5241,7 @@
           <w:sz w:val="24"/>
           <w:u w:val="single"/>
         </w:rPr>
-        <w:hyperlink r:id="rId28" w:history="1">
+        <w:hyperlink r:id="rId29" w:history="1">
           <w:r>
             <w:rPr>
               <w:rStyle w:val="Hyperlink"/>
@@ -5264,7 +5259,7 @@
           <w:sz w:val="24"/>
           <w:u w:val="single"/>
         </w:rPr>
-        <w:hyperlink r:id="rId28" w:history="1">
+        <w:hyperlink r:id="rId29" w:history="1">
           <w:r>
             <w:rPr>
               <w:rStyle w:val="Hyperlink"/>
@@ -5282,7 +5277,7 @@
           <w:sz w:val="24"/>
           <w:u w:val="single"/>
         </w:rPr>
-        <w:hyperlink r:id="rId28" w:history="1">
+        <w:hyperlink r:id="rId29" w:history="1">
           <w:r>
             <w:rPr>
               <w:rStyle w:val="Hyperlink"/>

--- a/EXPORTS/DOCX/published/niveau3/Dutch/JustinusNassau.docx
+++ b/EXPORTS/DOCX/published/niveau3/Dutch/JustinusNassau.docx
@@ -307,16 +307,8 @@
           <w:i w:val="0"/>
           <w:color w:val="0000FF"/>
           <w:sz w:val="24"/>
-          <w:u w:val="single"/>
-        </w:rPr>
-        <w:hyperlink r:id="rId9" w:history="1">
-          <w:r>
-            <w:rPr>
-              <w:rStyle w:val="Hyperlink"/>
-            </w:rPr>
-            <w:t>Koninklijke</w:t>
-          </w:r>
-        </w:hyperlink>
+        </w:rPr>
+        <w:t xml:space="preserve">Koninklijke Militaire </w:t>
       </w:r>
       <w:r>
         <w:rPr>
@@ -327,54 +319,7 @@
           <w:sz w:val="24"/>
           <w:u w:val="single"/>
         </w:rPr>
-        <w:t xml:space="preserve"> </w:t>
-      </w:r>
-      <w:r>
-        <w:rPr>
-          <w:rFonts w:ascii="Charis SIL Regular" w:hAnsi="Charis SIL Regular" w:eastAsia="Charis SIL Regular"/>
-          <w:b w:val="0"/>
-          <w:i w:val="0"/>
-          <w:color w:val="0000FF"/>
-          <w:sz w:val="24"/>
-          <w:u w:val="single"/>
-        </w:rPr>
         <w:hyperlink r:id="rId9" w:history="1">
-          <w:r>
-            <w:rPr>
-              <w:rStyle w:val="Hyperlink"/>
-            </w:rPr>
-            <w:t>M</w:t>
-          </w:r>
-        </w:hyperlink>
-      </w:r>
-      <w:r>
-        <w:rPr>
-          <w:rFonts w:ascii="Charis SIL Regular" w:hAnsi="Charis SIL Regular" w:eastAsia="Charis SIL Regular"/>
-          <w:b w:val="0"/>
-          <w:i w:val="0"/>
-          <w:color w:val="0000FF"/>
-          <w:sz w:val="24"/>
-          <w:u w:val="single"/>
-        </w:rPr>
-        <w:hyperlink r:id="rId9" w:history="1">
-          <w:r>
-            <w:rPr>
-              <w:rStyle w:val="Hyperlink"/>
-            </w:rPr>
-            <w:t xml:space="preserve">ilitaire </w:t>
-          </w:r>
-        </w:hyperlink>
-      </w:r>
-      <w:r>
-        <w:rPr>
-          <w:rFonts w:ascii="Charis SIL Regular" w:hAnsi="Charis SIL Regular" w:eastAsia="Charis SIL Regular"/>
-          <w:b w:val="0"/>
-          <w:i w:val="0"/>
-          <w:color w:val="0000FF"/>
-          <w:sz w:val="24"/>
-          <w:u w:val="single"/>
-        </w:rPr>
-        <w:hyperlink r:id="rId10" w:history="1">
           <w:r>
             <w:rPr>
               <w:rStyle w:val="Hyperlink"/>
@@ -431,7 +376,6 @@
       </w:r>
       <w:r>
         <w:rPr>
-          <w:u w:val="single" w:color="0000ff"/>
           <w:rFonts w:ascii="Charis SIL Regular" w:hAnsi="Charis SIL Regular" w:eastAsia="Charis SIL Regular"/>
           <w:b w:val="0"/>
           <w:i w:val="0"/>
@@ -449,7 +393,6 @@
       </w:r>
       <w:r>
         <w:rPr>
-          <w:u w:val="single" w:color="0000ff"/>
           <w:rFonts w:ascii="Charis SIL Regular" w:hAnsi="Charis SIL Regular" w:eastAsia="Charis SIL Regular"/>
           <w:b w:val="0"/>
           <w:i w:val="0"/>
@@ -467,7 +410,6 @@
       </w:r>
       <w:r>
         <w:rPr>
-          <w:u w:val="single" w:color="0000ff"/>
           <w:rFonts w:ascii="Charis SIL Regular" w:hAnsi="Charis SIL Regular" w:eastAsia="Charis SIL Regular"/>
           <w:b w:val="0"/>
           <w:i w:val="0"/>
@@ -668,15 +610,9 @@
           <w:i w:val="0"/>
           <w:color w:val="0000FF"/>
           <w:sz w:val="24"/>
-        </w:rPr>
-        <w:hyperlink r:id="rId12" w:history="1">
-          <w:r>
-            <w:rPr>
-              <w:rStyle w:val="Hyperlink"/>
-            </w:rPr>
-            <w:t>c</w:t>
-          </w:r>
-        </w:hyperlink>
+          <w:u w:val="single"/>
+        </w:rPr>
+        <w:t>c</w:t>
       </w:r>
       <w:r>
         <w:rPr>
@@ -1023,7 +959,14 @@
           <w:color w:val="000000"/>
           <w:sz w:val="24"/>
         </w:rPr>
-        <w:t>rticulier b</w:t>
+        <w:hyperlink r:id="rId14" w:history="1">
+          <w:r>
+            <w:rPr>
+              <w:rStyle w:val="Hyperlink"/>
+            </w:rPr>
+            <w:t>rticulier b</w:t>
+          </w:r>
+        </w:hyperlink>
       </w:r>
       <w:r>
         <w:rPr>
@@ -1178,7 +1121,6 @@
       </w:r>
       <w:r>
         <w:rPr>
-          <w:u w:val="single" w:color="0000ff"/>
           <w:rFonts w:ascii="Charis SIL Regular" w:hAnsi="Charis SIL Regular" w:eastAsia="Charis SIL Regular"/>
           <w:b w:val="0"/>
           <w:i w:val="0"/>
@@ -3479,7 +3421,7 @@
           <w:sz w:val="24"/>
           <w:u w:val="single"/>
         </w:rPr>
-        <w:hyperlink r:id="rId21" w:history="1">
+        <w:hyperlink r:id="rId22" w:history="1">
           <w:r>
             <w:rPr>
               <w:rStyle w:val="Hyperlink"/>
@@ -3497,7 +3439,7 @@
           <w:sz w:val="24"/>
           <w:u w:val="single"/>
         </w:rPr>
-        <w:hyperlink r:id="rId21" w:history="1">
+        <w:hyperlink r:id="rId22" w:history="1">
           <w:r>
             <w:rPr>
               <w:rStyle w:val="Hyperlink"/>
@@ -3525,7 +3467,7 @@
           <w:sz w:val="24"/>
           <w:u w:val="single"/>
         </w:rPr>
-        <w:hyperlink r:id="rId21" w:history="1">
+        <w:hyperlink r:id="rId23" w:history="1">
           <w:r>
             <w:rPr>
               <w:rStyle w:val="Hyperlink"/>
@@ -4230,6 +4172,7 @@
           <w:i w:val="0"/>
           <w:color w:val="0000FF"/>
           <w:sz w:val="24"/>
+          <w:u w:val="single"/>
         </w:rPr>
         <w:t>w</w:t>
       </w:r>

--- a/EXPORTS/DOCX/published/niveau3/Dutch/JustinusNassau.docx
+++ b/EXPORTS/DOCX/published/niveau3/Dutch/JustinusNassau.docx
@@ -307,8 +307,16 @@
           <w:i w:val="0"/>
           <w:color w:val="0000FF"/>
           <w:sz w:val="24"/>
-        </w:rPr>
-        <w:t xml:space="preserve">Koninklijke Militaire </w:t>
+          <w:u w:val="single"/>
+        </w:rPr>
+        <w:hyperlink r:id="rId10" w:history="1">
+          <w:r>
+            <w:rPr>
+              <w:rStyle w:val="Hyperlink"/>
+            </w:rPr>
+            <w:t>Koninklijke</w:t>
+          </w:r>
+        </w:hyperlink>
       </w:r>
       <w:r>
         <w:rPr>
@@ -319,7 +327,54 @@
           <w:sz w:val="24"/>
           <w:u w:val="single"/>
         </w:rPr>
-        <w:hyperlink r:id="rId9" w:history="1">
+        <w:t xml:space="preserve"> </w:t>
+      </w:r>
+      <w:r>
+        <w:rPr>
+          <w:rFonts w:ascii="Charis SIL Regular" w:hAnsi="Charis SIL Regular" w:eastAsia="Charis SIL Regular"/>
+          <w:b w:val="0"/>
+          <w:i w:val="0"/>
+          <w:color w:val="0000FF"/>
+          <w:sz w:val="24"/>
+          <w:u w:val="single"/>
+        </w:rPr>
+        <w:hyperlink r:id="rId10" w:history="1">
+          <w:r>
+            <w:rPr>
+              <w:rStyle w:val="Hyperlink"/>
+            </w:rPr>
+            <w:t>M</w:t>
+          </w:r>
+        </w:hyperlink>
+      </w:r>
+      <w:r>
+        <w:rPr>
+          <w:rFonts w:ascii="Charis SIL Regular" w:hAnsi="Charis SIL Regular" w:eastAsia="Charis SIL Regular"/>
+          <w:b w:val="0"/>
+          <w:i w:val="0"/>
+          <w:color w:val="0000FF"/>
+          <w:sz w:val="24"/>
+          <w:u w:val="single"/>
+        </w:rPr>
+        <w:hyperlink r:id="rId10" w:history="1">
+          <w:r>
+            <w:rPr>
+              <w:rStyle w:val="Hyperlink"/>
+            </w:rPr>
+            <w:t xml:space="preserve">ilitaire </w:t>
+          </w:r>
+        </w:hyperlink>
+      </w:r>
+      <w:r>
+        <w:rPr>
+          <w:rFonts w:ascii="Charis SIL Regular" w:hAnsi="Charis SIL Regular" w:eastAsia="Charis SIL Regular"/>
+          <w:b w:val="0"/>
+          <w:i w:val="0"/>
+          <w:color w:val="0000FF"/>
+          <w:sz w:val="24"/>
+          <w:u w:val="single"/>
+        </w:rPr>
+        <w:hyperlink r:id="rId10" w:history="1">
           <w:r>
             <w:rPr>
               <w:rStyle w:val="Hyperlink"/>
@@ -376,6 +431,7 @@
       </w:r>
       <w:r>
         <w:rPr>
+          <w:u w:val="single" w:color="0000ff"/>
           <w:rFonts w:ascii="Charis SIL Regular" w:hAnsi="Charis SIL Regular" w:eastAsia="Charis SIL Regular"/>
           <w:b w:val="0"/>
           <w:i w:val="0"/>
@@ -393,6 +449,7 @@
       </w:r>
       <w:r>
         <w:rPr>
+          <w:u w:val="single" w:color="0000ff"/>
           <w:rFonts w:ascii="Charis SIL Regular" w:hAnsi="Charis SIL Regular" w:eastAsia="Charis SIL Regular"/>
           <w:b w:val="0"/>
           <w:i w:val="0"/>
@@ -410,6 +467,7 @@
       </w:r>
       <w:r>
         <w:rPr>
+          <w:u w:val="single" w:color="0000ff"/>
           <w:rFonts w:ascii="Charis SIL Regular" w:hAnsi="Charis SIL Regular" w:eastAsia="Charis SIL Regular"/>
           <w:b w:val="0"/>
           <w:i w:val="0"/>
@@ -434,7 +492,7 @@
           <w:sz w:val="24"/>
           <w:u w:val="single"/>
         </w:rPr>
-        <w:hyperlink r:id="rId11" w:history="1">
+        <w:hyperlink r:id="rId10" w:history="1">
           <w:r>
             <w:rPr>
               <w:rStyle w:val="Hyperlink"/>
@@ -610,9 +668,15 @@
           <w:i w:val="0"/>
           <w:color w:val="0000FF"/>
           <w:sz w:val="24"/>
-          <w:u w:val="single"/>
-        </w:rPr>
-        <w:t>c</w:t>
+        </w:rPr>
+        <w:hyperlink r:id="rId12" w:history="1">
+          <w:r>
+            <w:rPr>
+              <w:rStyle w:val="Hyperlink"/>
+            </w:rPr>
+            <w:t>c</w:t>
+          </w:r>
+        </w:hyperlink>
       </w:r>
       <w:r>
         <w:rPr>
@@ -1121,6 +1185,7 @@
       </w:r>
       <w:r>
         <w:rPr>
+          <w:u w:val="single" w:color="0000ff"/>
           <w:rFonts w:ascii="Charis SIL Regular" w:hAnsi="Charis SIL Regular" w:eastAsia="Charis SIL Regular"/>
           <w:b w:val="0"/>
           <w:i w:val="0"/>
@@ -3450,6 +3515,7 @@
       </w:r>
       <w:r>
         <w:rPr>
+          <w:u w:val="single" w:color="0000ff"/>
           <w:rFonts w:ascii="Charis SIL Regular" w:hAnsi="Charis SIL Regular" w:eastAsia="Charis SIL Regular"/>
           <w:b w:val="0"/>
           <w:i w:val="0"/>
@@ -3514,7 +3580,7 @@
           <w:sz w:val="24"/>
           <w:u w:val="single"/>
         </w:rPr>
-        <w:hyperlink r:id="rId23" w:history="1">
+        <w:hyperlink r:id="rId21" w:history="1">
           <w:r>
             <w:rPr>
               <w:rStyle w:val="Hyperlink"/>
@@ -3745,7 +3811,7 @@
           <w:sz w:val="24"/>
           <w:u w:val="single"/>
         </w:rPr>
-        <w:hyperlink r:id="rId24" w:history="1">
+        <w:hyperlink r:id="rId25" w:history="1">
           <w:r>
             <w:rPr>
               <w:rStyle w:val="Hyperlink"/>
@@ -3763,7 +3829,7 @@
           <w:sz w:val="24"/>
           <w:u w:val="single"/>
         </w:rPr>
-        <w:hyperlink r:id="rId24" w:history="1">
+        <w:hyperlink r:id="rId25" w:history="1">
           <w:r>
             <w:rPr>
               <w:rStyle w:val="Hyperlink"/>
@@ -4174,7 +4240,14 @@
           <w:sz w:val="24"/>
           <w:u w:val="single"/>
         </w:rPr>
-        <w:t>w</w:t>
+        <w:hyperlink r:id="rId26" w:history="1">
+          <w:r>
+            <w:rPr>
+              <w:rStyle w:val="Hyperlink"/>
+            </w:rPr>
+            <w:t>w</w:t>
+          </w:r>
+        </w:hyperlink>
       </w:r>
       <w:r>
         <w:rPr>

--- a/EXPORTS/DOCX/published/niveau3/Dutch/JustinusNassau.docx
+++ b/EXPORTS/DOCX/published/niveau3/Dutch/JustinusNassau.docx
@@ -309,7 +309,7 @@
           <w:sz w:val="24"/>
           <w:u w:val="single"/>
         </w:rPr>
-        <w:hyperlink r:id="rId10" w:history="1">
+        <w:hyperlink r:id="rId9" w:history="1">
           <w:r>
             <w:rPr>
               <w:rStyle w:val="Hyperlink"/>
@@ -338,7 +338,7 @@
           <w:sz w:val="24"/>
           <w:u w:val="single"/>
         </w:rPr>
-        <w:hyperlink r:id="rId10" w:history="1">
+        <w:hyperlink r:id="rId9" w:history="1">
           <w:r>
             <w:rPr>
               <w:rStyle w:val="Hyperlink"/>
@@ -356,7 +356,7 @@
           <w:sz w:val="24"/>
           <w:u w:val="single"/>
         </w:rPr>
-        <w:hyperlink r:id="rId10" w:history="1">
+        <w:hyperlink r:id="rId9" w:history="1">
           <w:r>
             <w:rPr>
               <w:rStyle w:val="Hyperlink"/>
@@ -374,7 +374,7 @@
           <w:sz w:val="24"/>
           <w:u w:val="single"/>
         </w:rPr>
-        <w:hyperlink r:id="rId10" w:history="1">
+        <w:hyperlink r:id="rId9" w:history="1">
           <w:r>
             <w:rPr>
               <w:rStyle w:val="Hyperlink"/>
@@ -510,7 +510,7 @@
           <w:sz w:val="24"/>
           <w:u w:val="single"/>
         </w:rPr>
-        <w:hyperlink r:id="rId11" w:history="1">
+        <w:hyperlink r:id="rId10" w:history="1">
           <w:r>
             <w:rPr>
               <w:rStyle w:val="Hyperlink"/>
@@ -3515,7 +3515,6 @@
       </w:r>
       <w:r>
         <w:rPr>
-          <w:u w:val="single" w:color="0000ff"/>
           <w:rFonts w:ascii="Charis SIL Regular" w:hAnsi="Charis SIL Regular" w:eastAsia="Charis SIL Regular"/>
           <w:b w:val="0"/>
           <w:i w:val="0"/>
@@ -3580,7 +3579,7 @@
           <w:sz w:val="24"/>
           <w:u w:val="single"/>
         </w:rPr>
-        <w:hyperlink r:id="rId21" w:history="1">
+        <w:hyperlink r:id="rId23" w:history="1">
           <w:r>
             <w:rPr>
               <w:rStyle w:val="Hyperlink"/>
@@ -4240,14 +4239,7 @@
           <w:sz w:val="24"/>
           <w:u w:val="single"/>
         </w:rPr>
-        <w:hyperlink r:id="rId26" w:history="1">
-          <w:r>
-            <w:rPr>
-              <w:rStyle w:val="Hyperlink"/>
-            </w:rPr>
-            <w:t>w</w:t>
-          </w:r>
-        </w:hyperlink>
+        <w:t>w</w:t>
       </w:r>
       <w:r>
         <w:rPr>
